--- a/Image_Reconstruction_Classifier/Documentation/ML 24-25-01 Investigate Image Reconstruction By using Classifier.docx
+++ b/Image_Reconstruction_Classifier/Documentation/ML 24-25-01 Investigate Image Reconstruction By using Classifier.docx
@@ -58,23 +58,7 @@
           <w:sz w:val="18"/>
           <w:szCs w:val="18"/>
         </w:rPr>
-        <w:t xml:space="preserve">Eyad Salah </w:t>
-      </w:r>
-      <w:proofErr w:type="spellStart"/>
-      <w:r>
-        <w:rPr>
-          <w:sz w:val="18"/>
-          <w:szCs w:val="18"/>
-        </w:rPr>
-        <w:t>Elsheita</w:t>
-      </w:r>
-      <w:proofErr w:type="spellEnd"/>
-      <w:r>
-        <w:rPr>
-          <w:sz w:val="18"/>
-          <w:szCs w:val="18"/>
-        </w:rPr>
-        <w:t> </w:t>
+        <w:t>Eyad Salah Elsheita </w:t>
       </w:r>
     </w:p>
     <w:p>
@@ -151,7 +135,33 @@
           <w:sz w:val="18"/>
           <w:szCs w:val="18"/>
         </w:rPr>
-        <w:t>Imagine if your photos could be stored in a way that takes up way less space but still be fully restored with high accuracy. That´s exactly what is going to be shown through this paper. Instead of just saving images as they are, which require large amount of memory, the images are broken down into smart patterns using a unique method which is inspired by brain functionalities. Which means ultra-efficient storage with no quality loss when you need them back. Applying this methodology could revolutionize everything from cloud storage to AI-powered image enhancement. Further, it will enhance user experience and optimize resource utilization. Besides various improvements in many other fields. Especially in the era of increasing digital content, efficient image storage without compromising quality and restoring these images is a growing challenge.</w:t>
+        <w:t xml:space="preserve">Efficient image storage and reconstruction are critical in the era of increasing digital content. Traditional image storage methods require significant memory, making retrieval costly and inefficient. This paper presents a novel image reconstruction framework that compresses images into Sparse Distributed Representations (SDRs) using a biologically inspired approach based on Hierarchical Temporal Memory (HTM). The system employs K-Nearest Neighbors (KNN) and HTM-based classifiers to reconstruct images with high accuracy while significantly reducing storage requirements. The framework is trained on 10,000 images and tested on 2,000 images, achieving robust reconstruction with minimal data loss. Leveraging the </w:t>
+      </w:r>
+      <w:proofErr w:type="spellStart"/>
+      <w:r>
+        <w:rPr>
+          <w:rFonts w:ascii="Times New Roman" w:eastAsia="Times New Roman" w:hAnsi="Times New Roman" w:cs="Times New Roman"/>
+          <w:sz w:val="18"/>
+          <w:szCs w:val="18"/>
+        </w:rPr>
+        <w:t>NeoCortex</w:t>
+      </w:r>
+      <w:proofErr w:type="spellEnd"/>
+      <w:r>
+        <w:rPr>
+          <w:rFonts w:ascii="Times New Roman" w:eastAsia="Times New Roman" w:hAnsi="Times New Roman" w:cs="Times New Roman"/>
+          <w:sz w:val="18"/>
+          <w:szCs w:val="18"/>
+        </w:rPr>
+        <w:t xml:space="preserve"> API for SDR generation, this methodology optimizes storage efficiency without compromising image fidelity. The proposed approach has the potential to revolutionize cloud storage, AI-powered image enhancement, and digital content management by offering an ultra-efficient yet accurate image compression and retrieval system.</w:t>
+      </w:r>
+      <w:r>
+        <w:rPr>
+          <w:rFonts w:ascii="Times New Roman" w:eastAsia="Times New Roman" w:hAnsi="Times New Roman" w:cs="Times New Roman"/>
+          <w:sz w:val="18"/>
+          <w:szCs w:val="18"/>
+        </w:rPr>
+        <w:t>.</w:t>
       </w:r>
     </w:p>
     <w:p>
@@ -218,11 +228,29 @@
       <w:r>
         <w:rPr>
           <w:rFonts w:ascii="Times New Roman" w:eastAsia="Times New Roman" w:hAnsi="Times New Roman" w:cs="Times New Roman"/>
-          <w:color w:val="00B0F0"/>
-          <w:sz w:val="18"/>
-          <w:szCs w:val="18"/>
-        </w:rPr>
-        <w:t>[1]</w:t>
+          <w:color w:val="000000" w:themeColor="text1"/>
+          <w:sz w:val="18"/>
+          <w:szCs w:val="18"/>
+        </w:rPr>
+        <w:t>(Pokorný, 2017</w:t>
+      </w:r>
+      <w:r>
+        <w:rPr>
+          <w:rFonts w:ascii="Times New Roman" w:eastAsia="Times New Roman" w:hAnsi="Times New Roman" w:cs="Times New Roman"/>
+          <w:color w:val="000000" w:themeColor="text1"/>
+          <w:sz w:val="18"/>
+          <w:szCs w:val="18"/>
+        </w:rPr>
+        <w:t>, P. 4</w:t>
+      </w:r>
+      <w:r>
+        <w:rPr>
+          <w:rFonts w:ascii="Times New Roman" w:eastAsia="Times New Roman" w:hAnsi="Times New Roman" w:cs="Times New Roman"/>
+          <w:color w:val="000000" w:themeColor="text1"/>
+          <w:sz w:val="18"/>
+          <w:szCs w:val="18"/>
+        </w:rPr>
+        <w:t>)</w:t>
       </w:r>
       <w:r>
         <w:rPr>
@@ -243,17 +271,6 @@
           <w:szCs w:val="18"/>
         </w:rPr>
       </w:pPr>
-    </w:p>
-    <w:p>
-      <w:pPr>
-        <w:spacing w:line="276" w:lineRule="auto"/>
-        <w:jc w:val="both"/>
-        <w:rPr>
-          <w:rFonts w:ascii="Times New Roman" w:eastAsia="Times New Roman" w:hAnsi="Times New Roman" w:cs="Times New Roman"/>
-          <w:sz w:val="18"/>
-          <w:szCs w:val="18"/>
-        </w:rPr>
-      </w:pPr>
       <w:r>
         <w:rPr>
           <w:rFonts w:ascii="Times New Roman" w:eastAsia="Times New Roman" w:hAnsi="Times New Roman" w:cs="Times New Roman"/>
@@ -294,51 +311,79 @@
           <w:sz w:val="18"/>
           <w:szCs w:val="18"/>
         </w:rPr>
-        <w:t xml:space="preserve">, thus leading to memory and prediction” [2]. Spatial Pooler </w:t>
-      </w:r>
-      <w:proofErr w:type="gramStart"/>
-      <w:r>
-        <w:rPr>
-          <w:rFonts w:ascii="Times New Roman" w:eastAsia="Times New Roman" w:hAnsi="Times New Roman" w:cs="Times New Roman"/>
-          <w:sz w:val="18"/>
-          <w:szCs w:val="18"/>
-        </w:rPr>
-        <w:t>consist</w:t>
-      </w:r>
-      <w:proofErr w:type="gramEnd"/>
-      <w:r>
-        <w:rPr>
-          <w:rFonts w:ascii="Times New Roman" w:eastAsia="Times New Roman" w:hAnsi="Times New Roman" w:cs="Times New Roman"/>
-          <w:sz w:val="18"/>
-          <w:szCs w:val="18"/>
-        </w:rPr>
-        <w:t xml:space="preserve"> of “networks that continuously encodes streams of inputs into SDRs” [3]. </w:t>
-      </w:r>
-      <w:proofErr w:type="gramStart"/>
-      <w:r>
-        <w:rPr>
-          <w:rFonts w:ascii="Times New Roman" w:eastAsia="Times New Roman" w:hAnsi="Times New Roman" w:cs="Times New Roman"/>
-          <w:sz w:val="18"/>
-          <w:szCs w:val="18"/>
-        </w:rPr>
-        <w:t>”The</w:t>
-      </w:r>
-      <w:proofErr w:type="gramEnd"/>
-      <w:r>
-        <w:rPr>
-          <w:rFonts w:ascii="Times New Roman" w:eastAsia="Times New Roman" w:hAnsi="Times New Roman" w:cs="Times New Roman"/>
-          <w:sz w:val="18"/>
-          <w:szCs w:val="18"/>
-        </w:rPr>
-        <w:t xml:space="preserve"> term “spatial pooler” is used because input patterns that share a large number of </w:t>
-      </w:r>
-      <w:r>
-        <w:rPr>
-          <w:rFonts w:ascii="Times New Roman" w:eastAsia="Times New Roman" w:hAnsi="Times New Roman" w:cs="Times New Roman"/>
-          <w:sz w:val="18"/>
-          <w:szCs w:val="18"/>
-        </w:rPr>
-        <w:t>co-active neurons (i.e., that are spatially similar) are grouped together into a common output representation” [3].</w:t>
+        <w:t xml:space="preserve">, thus leading to memory and prediction” </w:t>
+      </w:r>
+      <w:r>
+        <w:rPr>
+          <w:rFonts w:ascii="Times New Roman" w:eastAsia="Times New Roman" w:hAnsi="Times New Roman" w:cs="Times New Roman"/>
+          <w:sz w:val="18"/>
+          <w:szCs w:val="18"/>
+        </w:rPr>
+        <w:t xml:space="preserve">(Chen, Wang, </w:t>
+      </w:r>
+      <w:r>
+        <w:rPr>
+          <w:rFonts w:ascii="Times New Roman" w:eastAsia="Times New Roman" w:hAnsi="Times New Roman" w:cs="Times New Roman"/>
+          <w:sz w:val="18"/>
+          <w:szCs w:val="18"/>
+        </w:rPr>
+        <w:t>&amp; Li, 2012</w:t>
+      </w:r>
+      <w:r>
+        <w:rPr>
+          <w:rFonts w:ascii="Times New Roman" w:eastAsia="Times New Roman" w:hAnsi="Times New Roman" w:cs="Times New Roman"/>
+          <w:sz w:val="18"/>
+          <w:szCs w:val="18"/>
+        </w:rPr>
+        <w:t>, p. 2</w:t>
+      </w:r>
+      <w:r>
+        <w:rPr>
+          <w:rFonts w:ascii="Times New Roman" w:eastAsia="Times New Roman" w:hAnsi="Times New Roman" w:cs="Times New Roman"/>
+          <w:sz w:val="18"/>
+          <w:szCs w:val="18"/>
+        </w:rPr>
+        <w:t>)</w:t>
+      </w:r>
+      <w:r>
+        <w:rPr>
+          <w:rFonts w:ascii="Times New Roman" w:eastAsia="Times New Roman" w:hAnsi="Times New Roman" w:cs="Times New Roman"/>
+          <w:sz w:val="18"/>
+          <w:szCs w:val="18"/>
+        </w:rPr>
+        <w:t xml:space="preserve">. Spatial Pooler consist of “networks that continuously encodes streams of inputs into SDRs” [3]. ”The term “spatial pooler” is used because input patterns that share a large number of co-active neurons (i.e., that are spatially similar) are grouped together into a common output representation” </w:t>
+      </w:r>
+      <w:r>
+        <w:rPr>
+          <w:rFonts w:ascii="Times New Roman" w:eastAsia="Times New Roman" w:hAnsi="Times New Roman" w:cs="Times New Roman"/>
+          <w:sz w:val="18"/>
+          <w:szCs w:val="18"/>
+        </w:rPr>
+        <w:t>(Cui, Ahmad, &amp; Hawkins, 2017</w:t>
+      </w:r>
+      <w:r>
+        <w:rPr>
+          <w:rFonts w:ascii="Times New Roman" w:eastAsia="Times New Roman" w:hAnsi="Times New Roman" w:cs="Times New Roman"/>
+          <w:sz w:val="18"/>
+          <w:szCs w:val="18"/>
+        </w:rPr>
+        <w:t>, p. 2</w:t>
+      </w:r>
+      <w:r>
+        <w:rPr>
+          <w:rFonts w:ascii="Times New Roman" w:eastAsia="Times New Roman" w:hAnsi="Times New Roman" w:cs="Times New Roman"/>
+          <w:sz w:val="18"/>
+          <w:szCs w:val="18"/>
+        </w:rPr>
+        <w:t>)</w:t>
+      </w:r>
+      <w:r>
+        <w:rPr>
+          <w:rFonts w:ascii="Times New Roman" w:eastAsia="Times New Roman" w:hAnsi="Times New Roman" w:cs="Times New Roman"/>
+          <w:sz w:val="18"/>
+          <w:szCs w:val="18"/>
+        </w:rPr>
+        <w:t>.</w:t>
       </w:r>
     </w:p>
     <w:p>
@@ -405,18 +450,30 @@
         </w:rPr>
         <w:t xml:space="preserve">Fig.1 The spatial pooler converts inputs (bottom) to SDRs (top). Each SP mini-column forms synaptic connections to a subset of the input space (gray </w:t>
       </w:r>
-      <w:proofErr w:type="spellStart"/>
-      <w:proofErr w:type="gramStart"/>
       <w:r>
         <w:rPr>
           <w:rFonts w:ascii="Times New Roman" w:eastAsia="Times New Roman" w:hAnsi="Times New Roman" w:cs="Times New Roman"/>
           <w:sz w:val="16"/>
           <w:szCs w:val="16"/>
         </w:rPr>
-        <w:t>square,potential</w:t>
-      </w:r>
-      <w:proofErr w:type="spellEnd"/>
-      <w:proofErr w:type="gramEnd"/>
+        <w:t>square</w:t>
+      </w:r>
+      <w:r>
+        <w:rPr>
+          <w:rFonts w:ascii="Times New Roman" w:eastAsia="Times New Roman" w:hAnsi="Times New Roman" w:cs="Times New Roman"/>
+          <w:sz w:val="16"/>
+          <w:szCs w:val="16"/>
+        </w:rPr>
+        <w:t>,</w:t>
+      </w:r>
+      <w:r>
+        <w:rPr>
+          <w:rFonts w:ascii="Times New Roman" w:eastAsia="Times New Roman" w:hAnsi="Times New Roman" w:cs="Times New Roman"/>
+          <w:sz w:val="16"/>
+          <w:szCs w:val="16"/>
+        </w:rPr>
+        <w:t xml:space="preserve"> potential</w:t>
+      </w:r>
       <w:r>
         <w:rPr>
           <w:rFonts w:ascii="Times New Roman" w:eastAsia="Times New Roman" w:hAnsi="Times New Roman" w:cs="Times New Roman"/>
@@ -483,23 +540,6 @@
           <w:szCs w:val="18"/>
         </w:rPr>
       </w:pPr>
-      <w:r>
-        <w:rPr>
-          <w:rFonts w:ascii="Times New Roman" w:eastAsia="Times New Roman" w:hAnsi="Times New Roman" w:cs="Times New Roman"/>
-          <w:sz w:val="18"/>
-          <w:szCs w:val="18"/>
-        </w:rPr>
-        <w:t xml:space="preserve"> HTM “learn from each data point using unsupervised Hebbian-like associative learning mechanisms. The SDRs used in HTM possess a very large coding capacity and allow simultaneous representations of multiple predictions with minimal collisions. HTM sequence memory achieved </w:t>
-      </w:r>
-      <w:r>
-        <w:rPr>
-          <w:rFonts w:ascii="Times New Roman" w:eastAsia="Times New Roman" w:hAnsi="Times New Roman" w:cs="Times New Roman"/>
-          <w:sz w:val="18"/>
-          <w:szCs w:val="18"/>
-        </w:rPr>
-        <w:lastRenderedPageBreak/>
-        <w:t xml:space="preserve">performance comparable to that of Long Short-Term Memory (LSTM) networks” [55][4]. </w:t>
-      </w:r>
     </w:p>
     <w:p>
       <w:pPr>
@@ -517,7 +557,296 @@
           <w:sz w:val="18"/>
           <w:szCs w:val="18"/>
         </w:rPr>
-        <w:t>While the KNN is one of the simplest and most common classifiers “yet its performance competes with the most complex classifiers in literature. The core of this classifier depends mainly on measuring the distance or similarity between the tested examples and the training examples” [5]. The Classification part using the KNN part is depending on “unlabeled test sample based on the majority of similar samples among the k-nearest neighbors that are the closest to the test sample” [5].</w:t>
+        <w:lastRenderedPageBreak/>
+        <w:t>HTM “</w:t>
+      </w:r>
+      <w:r>
+        <w:rPr>
+          <w:rFonts w:ascii="Times New Roman" w:eastAsia="Times New Roman" w:hAnsi="Times New Roman" w:cs="Times New Roman"/>
+          <w:sz w:val="18"/>
+          <w:szCs w:val="18"/>
+        </w:rPr>
+        <w:t xml:space="preserve">is a brain-inspired neural network model of </w:t>
+      </w:r>
+      <w:r>
+        <w:rPr>
+          <w:rFonts w:ascii="Times New Roman" w:eastAsia="Times New Roman" w:hAnsi="Times New Roman" w:cs="Times New Roman"/>
+          <w:sz w:val="18"/>
+          <w:szCs w:val="18"/>
+        </w:rPr>
+        <w:t>S</w:t>
+      </w:r>
+      <w:r>
+        <w:rPr>
+          <w:rFonts w:ascii="Times New Roman" w:eastAsia="Times New Roman" w:hAnsi="Times New Roman" w:cs="Times New Roman"/>
+          <w:sz w:val="18"/>
+          <w:szCs w:val="18"/>
+        </w:rPr>
+        <w:t>equence</w:t>
+      </w:r>
+      <w:r>
+        <w:rPr>
+          <w:rFonts w:ascii="Times New Roman" w:eastAsia="Times New Roman" w:hAnsi="Times New Roman" w:cs="Times New Roman"/>
+          <w:sz w:val="18"/>
+          <w:szCs w:val="18"/>
+        </w:rPr>
+        <w:t xml:space="preserve"> </w:t>
+      </w:r>
+      <w:r>
+        <w:rPr>
+          <w:rFonts w:ascii="Times New Roman" w:eastAsia="Times New Roman" w:hAnsi="Times New Roman" w:cs="Times New Roman"/>
+          <w:sz w:val="18"/>
+          <w:szCs w:val="18"/>
+        </w:rPr>
+        <w:t>learning</w:t>
+      </w:r>
+      <w:r>
+        <w:rPr>
+          <w:rFonts w:ascii="Times New Roman" w:eastAsia="Times New Roman" w:hAnsi="Times New Roman" w:cs="Times New Roman"/>
+          <w:sz w:val="18"/>
+          <w:szCs w:val="18"/>
+        </w:rPr>
+        <w:t>”</w:t>
+      </w:r>
+      <w:r>
+        <w:rPr>
+          <w:rFonts w:ascii="Times New Roman" w:eastAsia="Times New Roman" w:hAnsi="Times New Roman" w:cs="Times New Roman"/>
+          <w:sz w:val="18"/>
+          <w:szCs w:val="18"/>
+        </w:rPr>
+        <w:t xml:space="preserve"> </w:t>
+      </w:r>
+      <w:r>
+        <w:rPr>
+          <w:rFonts w:ascii="Times New Roman" w:eastAsia="Times New Roman" w:hAnsi="Times New Roman" w:cs="Times New Roman"/>
+          <w:sz w:val="18"/>
+          <w:szCs w:val="18"/>
+        </w:rPr>
+        <w:t>(Cui, Surpur, Ahmad, &amp; Hawkins, 2016</w:t>
+      </w:r>
+      <w:r>
+        <w:rPr>
+          <w:rFonts w:ascii="Times New Roman" w:eastAsia="Times New Roman" w:hAnsi="Times New Roman" w:cs="Times New Roman"/>
+          <w:sz w:val="18"/>
+          <w:szCs w:val="18"/>
+        </w:rPr>
+        <w:t>, p. 1</w:t>
+      </w:r>
+      <w:r>
+        <w:rPr>
+          <w:rFonts w:ascii="Times New Roman" w:eastAsia="Times New Roman" w:hAnsi="Times New Roman" w:cs="Times New Roman"/>
+          <w:sz w:val="18"/>
+          <w:szCs w:val="18"/>
+        </w:rPr>
+        <w:t>)</w:t>
+      </w:r>
+      <w:r>
+        <w:rPr>
+          <w:rFonts w:ascii="Times New Roman" w:eastAsia="Times New Roman" w:hAnsi="Times New Roman" w:cs="Times New Roman"/>
+          <w:sz w:val="18"/>
+          <w:szCs w:val="18"/>
+        </w:rPr>
+        <w:t xml:space="preserve">. </w:t>
+      </w:r>
+      <w:r>
+        <w:rPr>
+          <w:rFonts w:ascii="Times New Roman" w:eastAsia="Times New Roman" w:hAnsi="Times New Roman" w:cs="Times New Roman"/>
+          <w:sz w:val="18"/>
+          <w:szCs w:val="18"/>
+        </w:rPr>
+        <w:t>HTM can model complex sequences using sparse distributed temporal codes.</w:t>
+      </w:r>
+      <w:r>
+        <w:rPr>
+          <w:rFonts w:ascii="Times New Roman" w:eastAsia="Times New Roman" w:hAnsi="Times New Roman" w:cs="Times New Roman"/>
+          <w:sz w:val="18"/>
+          <w:szCs w:val="18"/>
+        </w:rPr>
+        <w:t xml:space="preserve"> HTM</w:t>
+      </w:r>
+      <w:r>
+        <w:rPr>
+          <w:rFonts w:ascii="Times New Roman" w:eastAsia="Times New Roman" w:hAnsi="Times New Roman" w:cs="Times New Roman"/>
+          <w:sz w:val="18"/>
+          <w:szCs w:val="18"/>
+        </w:rPr>
+        <w:t xml:space="preserve"> </w:t>
+      </w:r>
+      <w:r>
+        <w:rPr>
+          <w:rFonts w:ascii="Times New Roman" w:eastAsia="Times New Roman" w:hAnsi="Times New Roman" w:cs="Times New Roman"/>
+          <w:sz w:val="18"/>
+          <w:szCs w:val="18"/>
+        </w:rPr>
+        <w:t>“</w:t>
+      </w:r>
+      <w:r>
+        <w:rPr>
+          <w:rFonts w:ascii="Times New Roman" w:eastAsia="Times New Roman" w:hAnsi="Times New Roman" w:cs="Times New Roman"/>
+          <w:sz w:val="18"/>
+          <w:szCs w:val="18"/>
+        </w:rPr>
+        <w:t>is trained in real-time using an online unsupervised Hebbian</w:t>
+      </w:r>
+      <w:r>
+        <w:rPr>
+          <w:rFonts w:ascii="Times New Roman" w:eastAsia="Times New Roman" w:hAnsi="Times New Roman" w:cs="Times New Roman"/>
+          <w:sz w:val="18"/>
+          <w:szCs w:val="18"/>
+        </w:rPr>
+        <w:t xml:space="preserve"> </w:t>
+      </w:r>
+      <w:r>
+        <w:rPr>
+          <w:rFonts w:ascii="Times New Roman" w:eastAsia="Times New Roman" w:hAnsi="Times New Roman" w:cs="Times New Roman"/>
+          <w:sz w:val="18"/>
+          <w:szCs w:val="18"/>
+        </w:rPr>
+        <w:t>style learning</w:t>
+      </w:r>
+      <w:r>
+        <w:rPr>
+          <w:rFonts w:ascii="Times New Roman" w:eastAsia="Times New Roman" w:hAnsi="Times New Roman" w:cs="Times New Roman"/>
+          <w:sz w:val="18"/>
+          <w:szCs w:val="18"/>
+        </w:rPr>
+        <w:t xml:space="preserve">” </w:t>
+      </w:r>
+      <w:r>
+        <w:rPr>
+          <w:rFonts w:ascii="Times New Roman" w:eastAsia="Times New Roman" w:hAnsi="Times New Roman" w:cs="Times New Roman"/>
+          <w:sz w:val="18"/>
+          <w:szCs w:val="18"/>
+        </w:rPr>
+        <w:t>(Cui, Surpur, Ahmad, &amp; Hawkins, 2016</w:t>
+      </w:r>
+      <w:r>
+        <w:rPr>
+          <w:rFonts w:ascii="Times New Roman" w:eastAsia="Times New Roman" w:hAnsi="Times New Roman" w:cs="Times New Roman"/>
+          <w:sz w:val="18"/>
+          <w:szCs w:val="18"/>
+        </w:rPr>
+        <w:t>, p. 1</w:t>
+      </w:r>
+      <w:r>
+        <w:rPr>
+          <w:rFonts w:ascii="Times New Roman" w:eastAsia="Times New Roman" w:hAnsi="Times New Roman" w:cs="Times New Roman"/>
+          <w:sz w:val="18"/>
+          <w:szCs w:val="18"/>
+        </w:rPr>
+        <w:t>)</w:t>
+      </w:r>
+      <w:r>
+        <w:rPr>
+          <w:rFonts w:ascii="Times New Roman" w:eastAsia="Times New Roman" w:hAnsi="Times New Roman" w:cs="Times New Roman"/>
+          <w:sz w:val="18"/>
+          <w:szCs w:val="18"/>
+        </w:rPr>
+        <w:t>.</w:t>
+      </w:r>
+      <w:r>
+        <w:rPr>
+          <w:rFonts w:ascii="Times New Roman" w:eastAsia="Times New Roman" w:hAnsi="Times New Roman" w:cs="Times New Roman"/>
+          <w:sz w:val="18"/>
+          <w:szCs w:val="18"/>
+        </w:rPr>
+        <w:t xml:space="preserve"> The SDRs used in HTM possess a very large coding capacity and allow simultaneous representations of multiple predictions with minimal collisions.</w:t>
+      </w:r>
+      <w:r>
+        <w:rPr>
+          <w:rFonts w:ascii="Times New Roman" w:eastAsia="Times New Roman" w:hAnsi="Times New Roman" w:cs="Times New Roman"/>
+          <w:sz w:val="18"/>
+          <w:szCs w:val="18"/>
+        </w:rPr>
+        <w:t xml:space="preserve"> “</w:t>
+      </w:r>
+      <w:r>
+        <w:rPr>
+          <w:rFonts w:ascii="Times New Roman" w:eastAsia="Times New Roman" w:hAnsi="Times New Roman" w:cs="Times New Roman"/>
+          <w:sz w:val="18"/>
+          <w:szCs w:val="18"/>
+        </w:rPr>
+        <w:t>HTM</w:t>
+      </w:r>
+      <w:r>
+        <w:rPr>
+          <w:rFonts w:ascii="Times New Roman" w:eastAsia="Times New Roman" w:hAnsi="Times New Roman" w:cs="Times New Roman"/>
+          <w:sz w:val="18"/>
+          <w:szCs w:val="18"/>
+        </w:rPr>
+        <w:t xml:space="preserve"> </w:t>
+      </w:r>
+      <w:r>
+        <w:rPr>
+          <w:rFonts w:ascii="Times New Roman" w:eastAsia="Times New Roman" w:hAnsi="Times New Roman" w:cs="Times New Roman"/>
+          <w:sz w:val="18"/>
+          <w:szCs w:val="18"/>
+        </w:rPr>
+        <w:t>networks can learn complex sequences, rapidly adapt to changing statistics in the data, and naturally handle multiple predictions and branching sequences</w:t>
+      </w:r>
+      <w:r>
+        <w:rPr>
+          <w:rFonts w:ascii="Times New Roman" w:eastAsia="Times New Roman" w:hAnsi="Times New Roman" w:cs="Times New Roman"/>
+          <w:sz w:val="18"/>
+          <w:szCs w:val="18"/>
+        </w:rPr>
+        <w:t xml:space="preserve">” </w:t>
+      </w:r>
+      <w:r>
+        <w:rPr>
+          <w:rFonts w:ascii="Times New Roman" w:eastAsia="Times New Roman" w:hAnsi="Times New Roman" w:cs="Times New Roman"/>
+          <w:sz w:val="18"/>
+          <w:szCs w:val="18"/>
+        </w:rPr>
+        <w:t>(Cui, Surpur, Ahmad, &amp; Hawkins, 2016</w:t>
+      </w:r>
+      <w:r>
+        <w:rPr>
+          <w:rFonts w:ascii="Times New Roman" w:eastAsia="Times New Roman" w:hAnsi="Times New Roman" w:cs="Times New Roman"/>
+          <w:sz w:val="18"/>
+          <w:szCs w:val="18"/>
+        </w:rPr>
+        <w:t>, p. 1</w:t>
+      </w:r>
+      <w:r>
+        <w:rPr>
+          <w:rFonts w:ascii="Times New Roman" w:eastAsia="Times New Roman" w:hAnsi="Times New Roman" w:cs="Times New Roman"/>
+          <w:sz w:val="18"/>
+          <w:szCs w:val="18"/>
+        </w:rPr>
+        <w:t xml:space="preserve">). HTM </w:t>
+      </w:r>
+      <w:r>
+        <w:rPr>
+          <w:rFonts w:ascii="Times New Roman" w:eastAsia="Times New Roman" w:hAnsi="Times New Roman" w:cs="Times New Roman"/>
+          <w:sz w:val="18"/>
+          <w:szCs w:val="18"/>
+        </w:rPr>
+        <w:t>requires</w:t>
+      </w:r>
+      <w:r>
+        <w:rPr>
+          <w:rFonts w:ascii="Times New Roman" w:eastAsia="Times New Roman" w:hAnsi="Times New Roman" w:cs="Times New Roman"/>
+          <w:sz w:val="18"/>
+          <w:szCs w:val="18"/>
+        </w:rPr>
+        <w:t xml:space="preserve"> sparse distributed representation (</w:t>
+      </w:r>
+      <w:r>
+        <w:rPr>
+          <w:rFonts w:ascii="Times New Roman" w:eastAsia="Times New Roman" w:hAnsi="Times New Roman" w:cs="Times New Roman"/>
+          <w:sz w:val="18"/>
+          <w:szCs w:val="18"/>
+        </w:rPr>
+        <w:t>SDR) in</w:t>
+      </w:r>
+      <w:r>
+        <w:rPr>
+          <w:rFonts w:ascii="Times New Roman" w:eastAsia="Times New Roman" w:hAnsi="Times New Roman" w:cs="Times New Roman"/>
+          <w:sz w:val="18"/>
+          <w:szCs w:val="18"/>
+        </w:rPr>
+        <w:t xml:space="preserve"> its learning process.</w:t>
       </w:r>
     </w:p>
     <w:p>
@@ -530,6 +859,55 @@
           <w:szCs w:val="18"/>
         </w:rPr>
       </w:pPr>
+      <w:r>
+        <w:rPr>
+          <w:rFonts w:ascii="Times New Roman" w:eastAsia="Times New Roman" w:hAnsi="Times New Roman" w:cs="Times New Roman"/>
+          <w:noProof/>
+          <w:sz w:val="18"/>
+          <w:szCs w:val="18"/>
+        </w:rPr>
+        <w:drawing>
+          <wp:inline distT="0" distB="0" distL="0" distR="0" wp14:anchorId="255C5D13" wp14:editId="730785AA">
+            <wp:extent cx="2743200" cy="508635"/>
+            <wp:effectExtent l="0" t="0" r="0" b="5715"/>
+            <wp:docPr id="583898064" name="Picture 1" descr="A logo of a computer chip&#10;&#10;AI-generated content may be incorrect."/>
+            <wp:cNvGraphicFramePr>
+              <a:graphicFrameLocks xmlns:a="http://schemas.openxmlformats.org/drawingml/2006/main" noChangeAspect="1"/>
+            </wp:cNvGraphicFramePr>
+            <a:graphic xmlns:a="http://schemas.openxmlformats.org/drawingml/2006/main">
+              <a:graphicData uri="http://schemas.openxmlformats.org/drawingml/2006/picture">
+                <pic:pic xmlns:pic="http://schemas.openxmlformats.org/drawingml/2006/picture">
+                  <pic:nvPicPr>
+                    <pic:cNvPr id="583898064" name="Picture 1" descr="A logo of a computer chip&#10;&#10;AI-generated content may be incorrect."/>
+                    <pic:cNvPicPr/>
+                  </pic:nvPicPr>
+                  <pic:blipFill>
+                    <a:blip r:embed="rId12" cstate="print">
+                      <a:extLst>
+                        <a:ext uri="{28A0092B-C50C-407E-A947-70E740481C1C}">
+                          <a14:useLocalDpi xmlns:a14="http://schemas.microsoft.com/office/drawing/2010/main" val="0"/>
+                        </a:ext>
+                      </a:extLst>
+                    </a:blip>
+                    <a:stretch>
+                      <a:fillRect/>
+                    </a:stretch>
+                  </pic:blipFill>
+                  <pic:spPr>
+                    <a:xfrm>
+                      <a:off x="0" y="0"/>
+                      <a:ext cx="2743200" cy="508635"/>
+                    </a:xfrm>
+                    <a:prstGeom prst="rect">
+                      <a:avLst/>
+                    </a:prstGeom>
+                  </pic:spPr>
+                </pic:pic>
+              </a:graphicData>
+            </a:graphic>
+          </wp:inline>
+        </w:drawing>
+      </w:r>
     </w:p>
     <w:p>
       <w:pPr>
@@ -537,17 +915,278 @@
         <w:jc w:val="both"/>
         <w:rPr>
           <w:rFonts w:ascii="Times New Roman" w:eastAsia="Times New Roman" w:hAnsi="Times New Roman" w:cs="Times New Roman"/>
-          <w:sz w:val="18"/>
-          <w:szCs w:val="18"/>
-        </w:rPr>
-      </w:pPr>
-      <w:r>
-        <w:rPr>
-          <w:rFonts w:ascii="Times New Roman" w:eastAsia="Times New Roman" w:hAnsi="Times New Roman" w:cs="Times New Roman"/>
-          <w:sz w:val="18"/>
-          <w:szCs w:val="18"/>
-        </w:rPr>
-        <w:t>The paper is organized as follows; First Image transformation would be introduced. The full Process starting from taking the original images and then transforming the image into bits then preparing the output to be the input for the spatial pooler algorithm. Further, The Spatial Pooler algorithm would be demonstrated and the process of storing the image into SDR. Then the classification process would be shown using 2 different classification KNN and HTM while comparing the results of both. Finally, the main purpose of the paper is to study the accuracy of combing the 2 models in restoring the image.</w:t>
+          <w:sz w:val="16"/>
+          <w:szCs w:val="16"/>
+        </w:rPr>
+      </w:pPr>
+      <w:r>
+        <w:rPr>
+          <w:rFonts w:ascii="Times New Roman" w:eastAsia="Times New Roman" w:hAnsi="Times New Roman" w:cs="Times New Roman"/>
+          <w:sz w:val="18"/>
+          <w:szCs w:val="18"/>
+        </w:rPr>
+        <w:t>Figure 2 Functional steps for using HTM on real-world sequence learning tasks</w:t>
+      </w:r>
+      <w:r>
+        <w:rPr>
+          <w:rFonts w:ascii="Times New Roman" w:eastAsia="Times New Roman" w:hAnsi="Times New Roman" w:cs="Times New Roman"/>
+          <w:sz w:val="18"/>
+          <w:szCs w:val="18"/>
+        </w:rPr>
+        <w:t xml:space="preserve"> </w:t>
+      </w:r>
+      <w:r>
+        <w:rPr>
+          <w:rFonts w:ascii="Times New Roman" w:eastAsia="Times New Roman" w:hAnsi="Times New Roman" w:cs="Times New Roman"/>
+          <w:sz w:val="16"/>
+          <w:szCs w:val="16"/>
+        </w:rPr>
+        <w:t>(This figure is quoted from the reference [</w:t>
+      </w:r>
+      <w:r>
+        <w:rPr>
+          <w:rFonts w:ascii="Times New Roman" w:eastAsia="Times New Roman" w:hAnsi="Times New Roman" w:cs="Times New Roman"/>
+          <w:sz w:val="16"/>
+          <w:szCs w:val="16"/>
+        </w:rPr>
+        <w:t>4</w:t>
+      </w:r>
+      <w:r>
+        <w:rPr>
+          <w:rFonts w:ascii="Times New Roman" w:eastAsia="Times New Roman" w:hAnsi="Times New Roman" w:cs="Times New Roman"/>
+          <w:sz w:val="16"/>
+          <w:szCs w:val="16"/>
+        </w:rPr>
+        <w:t>])</w:t>
+      </w:r>
+    </w:p>
+    <w:p>
+      <w:pPr>
+        <w:spacing w:line="276" w:lineRule="auto"/>
+        <w:jc w:val="both"/>
+        <w:rPr>
+          <w:rFonts w:ascii="Times New Roman" w:eastAsia="Times New Roman" w:hAnsi="Times New Roman" w:cs="Times New Roman"/>
+          <w:sz w:val="18"/>
+          <w:szCs w:val="18"/>
+        </w:rPr>
+      </w:pPr>
+      <w:r>
+        <w:rPr>
+          <w:rFonts w:ascii="Times New Roman" w:eastAsia="Times New Roman" w:hAnsi="Times New Roman" w:cs="Times New Roman"/>
+          <w:sz w:val="18"/>
+          <w:szCs w:val="18"/>
+        </w:rPr>
+        <w:t xml:space="preserve">While the KNN is one of the simplest and most common </w:t>
+      </w:r>
+      <w:r>
+        <w:rPr>
+          <w:rFonts w:ascii="Times New Roman" w:eastAsia="Times New Roman" w:hAnsi="Times New Roman" w:cs="Times New Roman"/>
+          <w:sz w:val="18"/>
+          <w:szCs w:val="18"/>
+        </w:rPr>
+        <w:t xml:space="preserve">classifiers, </w:t>
+      </w:r>
+      <w:r>
+        <w:rPr>
+          <w:rFonts w:ascii="Times New Roman" w:eastAsia="Times New Roman" w:hAnsi="Times New Roman" w:cs="Times New Roman"/>
+          <w:sz w:val="18"/>
+          <w:szCs w:val="18"/>
+        </w:rPr>
+        <w:t>“</w:t>
+      </w:r>
+      <w:r>
+        <w:rPr>
+          <w:rFonts w:ascii="Times New Roman" w:eastAsia="Times New Roman" w:hAnsi="Times New Roman" w:cs="Times New Roman"/>
+          <w:sz w:val="18"/>
+          <w:szCs w:val="18"/>
+        </w:rPr>
+        <w:t xml:space="preserve">yet its performance competes with the most complex classifiers in literature. The core of this classifier depends mainly on measuring the distance or similarity between the tested examples and the training examples” </w:t>
+      </w:r>
+      <w:r>
+        <w:rPr>
+          <w:rFonts w:ascii="Times New Roman" w:eastAsia="Times New Roman" w:hAnsi="Times New Roman" w:cs="Times New Roman"/>
+          <w:sz w:val="18"/>
+          <w:szCs w:val="18"/>
+        </w:rPr>
+        <w:t xml:space="preserve">(Abu </w:t>
+      </w:r>
+      <w:proofErr w:type="spellStart"/>
+      <w:r>
+        <w:rPr>
+          <w:rFonts w:ascii="Times New Roman" w:eastAsia="Times New Roman" w:hAnsi="Times New Roman" w:cs="Times New Roman"/>
+          <w:sz w:val="18"/>
+          <w:szCs w:val="18"/>
+        </w:rPr>
+        <w:t>Alfeilat</w:t>
+      </w:r>
+      <w:proofErr w:type="spellEnd"/>
+      <w:r>
+        <w:rPr>
+          <w:rFonts w:ascii="Times New Roman" w:eastAsia="Times New Roman" w:hAnsi="Times New Roman" w:cs="Times New Roman"/>
+          <w:sz w:val="18"/>
+          <w:szCs w:val="18"/>
+        </w:rPr>
+        <w:t xml:space="preserve"> et al., 2019</w:t>
+      </w:r>
+      <w:r>
+        <w:rPr>
+          <w:rFonts w:ascii="Times New Roman" w:eastAsia="Times New Roman" w:hAnsi="Times New Roman" w:cs="Times New Roman"/>
+          <w:sz w:val="18"/>
+          <w:szCs w:val="18"/>
+        </w:rPr>
+        <w:t>, p. 1</w:t>
+      </w:r>
+      <w:r>
+        <w:rPr>
+          <w:rFonts w:ascii="Times New Roman" w:eastAsia="Times New Roman" w:hAnsi="Times New Roman" w:cs="Times New Roman"/>
+          <w:sz w:val="18"/>
+          <w:szCs w:val="18"/>
+        </w:rPr>
+        <w:t>)</w:t>
+      </w:r>
+      <w:r>
+        <w:rPr>
+          <w:rFonts w:ascii="Times New Roman" w:eastAsia="Times New Roman" w:hAnsi="Times New Roman" w:cs="Times New Roman"/>
+          <w:sz w:val="18"/>
+          <w:szCs w:val="18"/>
+        </w:rPr>
+        <w:t xml:space="preserve">. The Classification part using the KNN part is depending on “unlabeled test sample based on the majority of similar samples among the k-nearest neighbors that are the closest to the test sample” </w:t>
+      </w:r>
+      <w:r>
+        <w:rPr>
+          <w:rFonts w:ascii="Times New Roman" w:eastAsia="Times New Roman" w:hAnsi="Times New Roman" w:cs="Times New Roman"/>
+          <w:sz w:val="18"/>
+          <w:szCs w:val="18"/>
+        </w:rPr>
+        <w:t xml:space="preserve">(Abu </w:t>
+      </w:r>
+      <w:proofErr w:type="spellStart"/>
+      <w:r>
+        <w:rPr>
+          <w:rFonts w:ascii="Times New Roman" w:eastAsia="Times New Roman" w:hAnsi="Times New Roman" w:cs="Times New Roman"/>
+          <w:sz w:val="18"/>
+          <w:szCs w:val="18"/>
+        </w:rPr>
+        <w:t>Alfeilat</w:t>
+      </w:r>
+      <w:proofErr w:type="spellEnd"/>
+      <w:r>
+        <w:rPr>
+          <w:rFonts w:ascii="Times New Roman" w:eastAsia="Times New Roman" w:hAnsi="Times New Roman" w:cs="Times New Roman"/>
+          <w:sz w:val="18"/>
+          <w:szCs w:val="18"/>
+        </w:rPr>
+        <w:t xml:space="preserve"> et al., 2019</w:t>
+      </w:r>
+      <w:r>
+        <w:rPr>
+          <w:rFonts w:ascii="Times New Roman" w:eastAsia="Times New Roman" w:hAnsi="Times New Roman" w:cs="Times New Roman"/>
+          <w:sz w:val="18"/>
+          <w:szCs w:val="18"/>
+        </w:rPr>
+        <w:t>, p. 4</w:t>
+      </w:r>
+      <w:r>
+        <w:rPr>
+          <w:rFonts w:ascii="Times New Roman" w:eastAsia="Times New Roman" w:hAnsi="Times New Roman" w:cs="Times New Roman"/>
+          <w:sz w:val="18"/>
+          <w:szCs w:val="18"/>
+        </w:rPr>
+        <w:t>)</w:t>
+      </w:r>
+      <w:r>
+        <w:rPr>
+          <w:rFonts w:ascii="Times New Roman" w:eastAsia="Times New Roman" w:hAnsi="Times New Roman" w:cs="Times New Roman"/>
+          <w:sz w:val="18"/>
+          <w:szCs w:val="18"/>
+        </w:rPr>
+        <w:t>.</w:t>
+      </w:r>
+    </w:p>
+    <w:p>
+      <w:pPr>
+        <w:spacing w:line="276" w:lineRule="auto"/>
+        <w:jc w:val="both"/>
+        <w:rPr>
+          <w:rFonts w:ascii="Times New Roman" w:eastAsia="Times New Roman" w:hAnsi="Times New Roman" w:cs="Times New Roman"/>
+          <w:sz w:val="18"/>
+          <w:szCs w:val="18"/>
+        </w:rPr>
+      </w:pPr>
+    </w:p>
+    <w:p>
+      <w:pPr>
+        <w:spacing w:line="276" w:lineRule="auto"/>
+        <w:jc w:val="both"/>
+        <w:rPr>
+          <w:rFonts w:ascii="Times New Roman" w:eastAsia="Times New Roman" w:hAnsi="Times New Roman" w:cs="Times New Roman"/>
+          <w:sz w:val="18"/>
+          <w:szCs w:val="18"/>
+        </w:rPr>
+      </w:pPr>
+      <w:r>
+        <w:rPr>
+          <w:rFonts w:ascii="Times New Roman" w:eastAsia="Times New Roman" w:hAnsi="Times New Roman" w:cs="Times New Roman"/>
+          <w:sz w:val="18"/>
+          <w:szCs w:val="18"/>
+        </w:rPr>
+        <w:t xml:space="preserve">The paper is organized as follows; </w:t>
+      </w:r>
+      <w:r>
+        <w:rPr>
+          <w:rFonts w:ascii="Times New Roman" w:eastAsia="Times New Roman" w:hAnsi="Times New Roman" w:cs="Times New Roman"/>
+          <w:sz w:val="18"/>
+          <w:szCs w:val="18"/>
+        </w:rPr>
+        <w:t>In section two</w:t>
+      </w:r>
+      <w:r>
+        <w:rPr>
+          <w:rFonts w:ascii="Times New Roman" w:eastAsia="Times New Roman" w:hAnsi="Times New Roman" w:cs="Times New Roman"/>
+          <w:sz w:val="18"/>
+          <w:szCs w:val="18"/>
+        </w:rPr>
+        <w:t xml:space="preserve"> Image transformation </w:t>
+      </w:r>
+      <w:r>
+        <w:rPr>
+          <w:rFonts w:ascii="Times New Roman" w:eastAsia="Times New Roman" w:hAnsi="Times New Roman" w:cs="Times New Roman"/>
+          <w:sz w:val="18"/>
+          <w:szCs w:val="18"/>
+        </w:rPr>
+        <w:t>will</w:t>
+      </w:r>
+      <w:r>
+        <w:rPr>
+          <w:rFonts w:ascii="Times New Roman" w:eastAsia="Times New Roman" w:hAnsi="Times New Roman" w:cs="Times New Roman"/>
+          <w:sz w:val="18"/>
+          <w:szCs w:val="18"/>
+        </w:rPr>
+        <w:t xml:space="preserve"> be introduced. The full Process starting from </w:t>
+      </w:r>
+      <w:r>
+        <w:rPr>
+          <w:rFonts w:ascii="Times New Roman" w:eastAsia="Times New Roman" w:hAnsi="Times New Roman" w:cs="Times New Roman"/>
+          <w:sz w:val="18"/>
+          <w:szCs w:val="18"/>
+        </w:rPr>
+        <w:t>Processing</w:t>
+      </w:r>
+      <w:r>
+        <w:rPr>
+          <w:rFonts w:ascii="Times New Roman" w:eastAsia="Times New Roman" w:hAnsi="Times New Roman" w:cs="Times New Roman"/>
+          <w:sz w:val="18"/>
+          <w:szCs w:val="18"/>
+        </w:rPr>
+        <w:t xml:space="preserve"> the original images and then transforming the image into bits then preparing the output to be the input for the spatial pooler algorithm. Further, The Spatial Pooler algorithm would be demonstrated and the process of storing the image into SDR. Then the classification process would be shown using 2 different classification KNN and HTM while comparing the results of both. Finally, the main purpose of the paper is to study the accuracy of combing the 2 models in restoring the image.</w:t>
+      </w:r>
+      <w:r>
+        <w:rPr>
+          <w:rFonts w:ascii="Times New Roman" w:eastAsia="Times New Roman" w:hAnsi="Times New Roman" w:cs="Times New Roman"/>
+          <w:sz w:val="18"/>
+          <w:szCs w:val="18"/>
+        </w:rPr>
+        <w:t xml:space="preserve"> In section four the results for restoring the images using the combination of HTM and KNN will be shown. Further, a conclusion is given in section Five. References details are given in section six. </w:t>
       </w:r>
     </w:p>
     <w:p>
@@ -1266,6 +1905,7 @@
         </w:rPr>
       </w:pPr>
       <w:r>
+        <w:lastRenderedPageBreak/>
         <w:t xml:space="preserve">  </w:t>
       </w:r>
       <w:r>
@@ -1280,58 +1920,6 @@
             <wp:extent cx="1181100" cy="1181100"/>
             <wp:effectExtent l="0" t="0" r="0" b="0"/>
             <wp:docPr id="96029513" name="Picture 96029513"/>
-            <wp:cNvGraphicFramePr>
-              <a:graphicFrameLocks xmlns:a="http://schemas.openxmlformats.org/drawingml/2006/main" noChangeAspect="1"/>
-            </wp:cNvGraphicFramePr>
-            <a:graphic xmlns:a="http://schemas.openxmlformats.org/drawingml/2006/main">
-              <a:graphicData uri="http://schemas.openxmlformats.org/drawingml/2006/picture">
-                <pic:pic xmlns:pic="http://schemas.openxmlformats.org/drawingml/2006/picture">
-                  <pic:nvPicPr>
-                    <pic:cNvPr id="0" name=""/>
-                    <pic:cNvPicPr/>
-                  </pic:nvPicPr>
-                  <pic:blipFill>
-                    <a:blip r:embed="rId12">
-                      <a:extLst>
-                        <a:ext uri="{28A0092B-C50C-407E-A947-70E740481C1C}">
-                          <a14:useLocalDpi xmlns:a14="http://schemas.microsoft.com/office/drawing/2010/main" val="0"/>
-                        </a:ext>
-                      </a:extLst>
-                    </a:blip>
-                    <a:stretch>
-                      <a:fillRect/>
-                    </a:stretch>
-                  </pic:blipFill>
-                  <pic:spPr>
-                    <a:xfrm>
-                      <a:off x="0" y="0"/>
-                      <a:ext cx="1181100" cy="1181100"/>
-                    </a:xfrm>
-                    <a:prstGeom prst="rect">
-                      <a:avLst/>
-                    </a:prstGeom>
-                  </pic:spPr>
-                </pic:pic>
-              </a:graphicData>
-            </a:graphic>
-          </wp:inline>
-        </w:drawing>
-      </w:r>
-      <w:r>
-        <w:t xml:space="preserve">  </w:t>
-      </w:r>
-      <w:r>
-        <w:t xml:space="preserve"> </w:t>
-      </w:r>
-      <w:r>
-        <w:rPr>
-          <w:noProof/>
-        </w:rPr>
-        <w:drawing>
-          <wp:inline distT="0" distB="0" distL="0" distR="0" wp14:anchorId="027C6415" wp14:editId="0FF2617F">
-            <wp:extent cx="990600" cy="1238250"/>
-            <wp:effectExtent l="0" t="0" r="0" b="0"/>
-            <wp:docPr id="1070041387" name="Picture 1070041387"/>
             <wp:cNvGraphicFramePr>
               <a:graphicFrameLocks xmlns:a="http://schemas.openxmlformats.org/drawingml/2006/main" noChangeAspect="1"/>
             </wp:cNvGraphicFramePr>
@@ -1357,7 +1945,7 @@
                   <pic:spPr>
                     <a:xfrm>
                       <a:off x="0" y="0"/>
-                      <a:ext cx="990600" cy="1238250"/>
+                      <a:ext cx="1181100" cy="1181100"/>
                     </a:xfrm>
                     <a:prstGeom prst="rect">
                       <a:avLst/>
@@ -1370,2396 +1958,20 @@
         </w:drawing>
       </w:r>
       <w:r>
-        <w:rPr>
-          <w:rFonts w:ascii="Aptos" w:eastAsia="Aptos" w:hAnsi="Aptos" w:cs="Aptos"/>
-          <w:i/>
-          <w:iCs/>
-        </w:rPr>
-        <w:t xml:space="preserve">                                                                                   </w:t>
-      </w:r>
-      <w:r>
-        <w:rPr>
-          <w:rFonts w:ascii="Aptos" w:eastAsia="Aptos" w:hAnsi="Aptos" w:cs="Aptos"/>
-          <w:i/>
-          <w:iCs/>
-        </w:rPr>
-        <w:t xml:space="preserve">           </w:t>
-      </w:r>
-      <w:r>
-        <w:rPr>
-          <w:rFonts w:ascii="Aptos" w:eastAsia="Aptos" w:hAnsi="Aptos" w:cs="Aptos"/>
-          <w:i/>
-          <w:iCs/>
-          <w:sz w:val="20"/>
-          <w:szCs w:val="20"/>
-        </w:rPr>
-        <w:t xml:space="preserve">      </w:t>
-      </w:r>
-      <w:r>
-        <w:rPr>
-          <w:rFonts w:ascii="Times New Roman" w:eastAsia="Times New Roman" w:hAnsi="Times New Roman" w:cs="Times New Roman"/>
-          <w:i/>
-          <w:iCs/>
-          <w:sz w:val="20"/>
-          <w:szCs w:val="20"/>
-        </w:rPr>
-        <w:t xml:space="preserve">Figure </w:t>
-      </w:r>
-      <w:r>
-        <w:rPr>
-          <w:rFonts w:ascii="Times New Roman" w:eastAsia="Times New Roman" w:hAnsi="Times New Roman" w:cs="Times New Roman"/>
-          <w:i/>
-          <w:iCs/>
-          <w:sz w:val="20"/>
-          <w:szCs w:val="20"/>
-        </w:rPr>
-        <w:t>2</w:t>
-      </w:r>
-      <w:r>
-        <w:rPr>
-          <w:rFonts w:ascii="Times New Roman" w:eastAsia="Times New Roman" w:hAnsi="Times New Roman" w:cs="Times New Roman"/>
-          <w:i/>
-          <w:iCs/>
-          <w:sz w:val="20"/>
-          <w:szCs w:val="20"/>
-        </w:rPr>
-        <w:t>:</w:t>
-      </w:r>
-      <w:r>
-        <w:rPr>
-          <w:rFonts w:ascii="Times New Roman" w:eastAsia="Times New Roman" w:hAnsi="Times New Roman" w:cs="Times New Roman"/>
-          <w:sz w:val="20"/>
-          <w:szCs w:val="20"/>
-        </w:rPr>
-        <w:t xml:space="preserve"> A sample of an original image next to its binarized text output.</w:t>
-      </w:r>
-      <w:r>
-        <w:rPr>
-          <w:rFonts w:ascii="Times New Roman" w:eastAsia="Times New Roman" w:hAnsi="Times New Roman" w:cs="Times New Roman"/>
-          <w:sz w:val="20"/>
-          <w:szCs w:val="20"/>
-        </w:rPr>
-        <w:t xml:space="preserve"> (Image: 0_1450)</w:t>
-      </w:r>
-    </w:p>
-    <w:p>
-      <w:pPr>
-        <w:pStyle w:val="ListParagraph"/>
-        <w:numPr>
-          <w:ilvl w:val="0"/>
-          <w:numId w:val="10"/>
-        </w:numPr>
-        <w:spacing w:before="240" w:after="240" w:line="276" w:lineRule="auto"/>
-        <w:jc w:val="both"/>
-        <w:rPr>
-          <w:rFonts w:ascii="Times New Roman" w:eastAsia="Times New Roman" w:hAnsi="Times New Roman" w:cs="Times New Roman"/>
-          <w:sz w:val="18"/>
-          <w:szCs w:val="18"/>
-        </w:rPr>
-      </w:pPr>
-      <w:r>
-        <w:rPr>
-          <w:rFonts w:ascii="Times New Roman" w:eastAsia="Times New Roman" w:hAnsi="Times New Roman" w:cs="Times New Roman"/>
-          <w:b/>
-          <w:bCs/>
-          <w:sz w:val="18"/>
-          <w:szCs w:val="18"/>
-        </w:rPr>
-        <w:t>Vectorization:</w:t>
-      </w:r>
-      <w:r>
-        <w:br/>
-      </w:r>
-      <w:r>
-        <w:rPr>
-          <w:rFonts w:ascii="Times New Roman" w:eastAsia="Times New Roman" w:hAnsi="Times New Roman" w:cs="Times New Roman"/>
-          <w:sz w:val="18"/>
-          <w:szCs w:val="18"/>
-        </w:rPr>
-        <w:t xml:space="preserve"> Once binarized, the </w:t>
-      </w:r>
-      <w:proofErr w:type="spellStart"/>
-      <w:r>
-        <w:rPr>
-          <w:rFonts w:ascii="Times New Roman" w:eastAsia="Times New Roman" w:hAnsi="Times New Roman" w:cs="Times New Roman"/>
-          <w:b/>
-          <w:bCs/>
-          <w:sz w:val="18"/>
-          <w:szCs w:val="18"/>
-        </w:rPr>
-        <w:t>ImageLoader</w:t>
-      </w:r>
-      <w:proofErr w:type="spellEnd"/>
-      <w:r>
-        <w:rPr>
-          <w:rFonts w:ascii="Times New Roman" w:eastAsia="Times New Roman" w:hAnsi="Times New Roman" w:cs="Times New Roman"/>
-          <w:sz w:val="18"/>
-          <w:szCs w:val="18"/>
-        </w:rPr>
-        <w:t xml:space="preserve"> class reads these text files and flattens the binary image data into a 1D array:</w:t>
-      </w:r>
-    </w:p>
-    <w:tbl>
-      <w:tblPr>
-        <w:tblStyle w:val="TableGrid"/>
-        <w:tblW w:w="0" w:type="auto"/>
-        <w:tblLayout w:type="fixed"/>
-        <w:tblLook w:val="06A0" w:firstRow="1" w:lastRow="0" w:firstColumn="1" w:lastColumn="0" w:noHBand="1" w:noVBand="1"/>
-      </w:tblPr>
-      <w:tblGrid>
-        <w:gridCol w:w="4320"/>
-      </w:tblGrid>
-      <w:tr>
-        <w:trPr>
-          <w:trHeight w:val="300"/>
-        </w:trPr>
-        <w:tc>
-          <w:tcPr>
-            <w:tcW w:w="4320" w:type="dxa"/>
-          </w:tcPr>
-          <w:p>
-            <w:pPr>
-              <w:rPr>
-                <w:rFonts w:ascii="Times New Roman" w:eastAsia="Times New Roman" w:hAnsi="Times New Roman" w:cs="Times New Roman"/>
-                <w:sz w:val="20"/>
-                <w:szCs w:val="20"/>
-              </w:rPr>
-            </w:pPr>
-            <w:r>
-              <w:rPr>
-                <w:rFonts w:ascii="Times New Roman" w:eastAsia="Times New Roman" w:hAnsi="Times New Roman" w:cs="Times New Roman"/>
-                <w:sz w:val="20"/>
-                <w:szCs w:val="20"/>
-              </w:rPr>
-              <w:t xml:space="preserve">// Inside </w:t>
-            </w:r>
-            <w:proofErr w:type="spellStart"/>
-            <w:r>
-              <w:rPr>
-                <w:rFonts w:ascii="Times New Roman" w:eastAsia="Times New Roman" w:hAnsi="Times New Roman" w:cs="Times New Roman"/>
-                <w:sz w:val="20"/>
-                <w:szCs w:val="20"/>
-              </w:rPr>
-              <w:t>ImageLoader.LoadImage</w:t>
-            </w:r>
-            <w:proofErr w:type="spellEnd"/>
-            <w:r>
-              <w:rPr>
-                <w:rFonts w:ascii="Times New Roman" w:eastAsia="Times New Roman" w:hAnsi="Times New Roman" w:cs="Times New Roman"/>
-                <w:sz w:val="20"/>
-                <w:szCs w:val="20"/>
-              </w:rPr>
-              <w:t>()</w:t>
-            </w:r>
-            <w:r>
-              <w:br/>
-            </w:r>
-            <w:proofErr w:type="gramStart"/>
-            <w:r>
-              <w:rPr>
-                <w:rFonts w:ascii="Times New Roman" w:eastAsia="Times New Roman" w:hAnsi="Times New Roman" w:cs="Times New Roman"/>
-                <w:sz w:val="20"/>
-                <w:szCs w:val="20"/>
-              </w:rPr>
-              <w:t>string[</w:t>
-            </w:r>
-            <w:proofErr w:type="gramEnd"/>
-            <w:r>
-              <w:rPr>
-                <w:rFonts w:ascii="Times New Roman" w:eastAsia="Times New Roman" w:hAnsi="Times New Roman" w:cs="Times New Roman"/>
-                <w:sz w:val="20"/>
-                <w:szCs w:val="20"/>
-              </w:rPr>
-              <w:t xml:space="preserve">] lines = </w:t>
-            </w:r>
-            <w:proofErr w:type="spellStart"/>
-            <w:r>
-              <w:rPr>
-                <w:rFonts w:ascii="Times New Roman" w:eastAsia="Times New Roman" w:hAnsi="Times New Roman" w:cs="Times New Roman"/>
-                <w:sz w:val="20"/>
-                <w:szCs w:val="20"/>
-              </w:rPr>
-              <w:t>File.ReadAllLines</w:t>
-            </w:r>
-            <w:proofErr w:type="spellEnd"/>
-            <w:r>
-              <w:rPr>
-                <w:rFonts w:ascii="Times New Roman" w:eastAsia="Times New Roman" w:hAnsi="Times New Roman" w:cs="Times New Roman"/>
-                <w:sz w:val="20"/>
-                <w:szCs w:val="20"/>
-              </w:rPr>
-              <w:t>(</w:t>
-            </w:r>
-            <w:proofErr w:type="spellStart"/>
-            <w:r>
-              <w:rPr>
-                <w:rFonts w:ascii="Times New Roman" w:eastAsia="Times New Roman" w:hAnsi="Times New Roman" w:cs="Times New Roman"/>
-                <w:sz w:val="20"/>
-                <w:szCs w:val="20"/>
-              </w:rPr>
-              <w:t>filePath</w:t>
-            </w:r>
-            <w:proofErr w:type="spellEnd"/>
-            <w:r>
-              <w:rPr>
-                <w:rFonts w:ascii="Times New Roman" w:eastAsia="Times New Roman" w:hAnsi="Times New Roman" w:cs="Times New Roman"/>
-                <w:sz w:val="20"/>
-                <w:szCs w:val="20"/>
-              </w:rPr>
-              <w:t>);</w:t>
-            </w:r>
-            <w:r>
-              <w:br/>
-            </w:r>
-            <w:r>
-              <w:rPr>
-                <w:rFonts w:ascii="Times New Roman" w:eastAsia="Times New Roman" w:hAnsi="Times New Roman" w:cs="Times New Roman"/>
-                <w:sz w:val="20"/>
-                <w:szCs w:val="20"/>
-              </w:rPr>
-              <w:t xml:space="preserve">var </w:t>
-            </w:r>
-            <w:proofErr w:type="spellStart"/>
-            <w:r>
-              <w:rPr>
-                <w:rFonts w:ascii="Times New Roman" w:eastAsia="Times New Roman" w:hAnsi="Times New Roman" w:cs="Times New Roman"/>
-                <w:sz w:val="20"/>
-                <w:szCs w:val="20"/>
-              </w:rPr>
-              <w:t>imageData</w:t>
-            </w:r>
-            <w:proofErr w:type="spellEnd"/>
-            <w:r>
-              <w:rPr>
-                <w:rFonts w:ascii="Times New Roman" w:eastAsia="Times New Roman" w:hAnsi="Times New Roman" w:cs="Times New Roman"/>
-                <w:sz w:val="20"/>
-                <w:szCs w:val="20"/>
-              </w:rPr>
-              <w:t xml:space="preserve"> = </w:t>
-            </w:r>
-            <w:proofErr w:type="spellStart"/>
-            <w:r>
-              <w:rPr>
-                <w:rFonts w:ascii="Times New Roman" w:eastAsia="Times New Roman" w:hAnsi="Times New Roman" w:cs="Times New Roman"/>
-                <w:sz w:val="20"/>
-                <w:szCs w:val="20"/>
-              </w:rPr>
-              <w:t>lines.SelectMany</w:t>
-            </w:r>
-            <w:proofErr w:type="spellEnd"/>
-            <w:r>
-              <w:rPr>
-                <w:rFonts w:ascii="Times New Roman" w:eastAsia="Times New Roman" w:hAnsi="Times New Roman" w:cs="Times New Roman"/>
-                <w:sz w:val="20"/>
-                <w:szCs w:val="20"/>
-              </w:rPr>
-              <w:t xml:space="preserve">(line =&gt; </w:t>
-            </w:r>
-            <w:proofErr w:type="spellStart"/>
-            <w:r>
-              <w:rPr>
-                <w:rFonts w:ascii="Times New Roman" w:eastAsia="Times New Roman" w:hAnsi="Times New Roman" w:cs="Times New Roman"/>
-                <w:sz w:val="20"/>
-                <w:szCs w:val="20"/>
-              </w:rPr>
-              <w:t>line.Select</w:t>
-            </w:r>
-            <w:proofErr w:type="spellEnd"/>
-            <w:r>
-              <w:rPr>
-                <w:rFonts w:ascii="Times New Roman" w:eastAsia="Times New Roman" w:hAnsi="Times New Roman" w:cs="Times New Roman"/>
-                <w:sz w:val="20"/>
-                <w:szCs w:val="20"/>
-              </w:rPr>
-              <w:t xml:space="preserve">(c =&gt; c == '1' ? </w:t>
-            </w:r>
-            <w:proofErr w:type="gramStart"/>
-            <w:r>
-              <w:rPr>
-                <w:rFonts w:ascii="Times New Roman" w:eastAsia="Times New Roman" w:hAnsi="Times New Roman" w:cs="Times New Roman"/>
-                <w:sz w:val="20"/>
-                <w:szCs w:val="20"/>
-              </w:rPr>
-              <w:t>1 :</w:t>
-            </w:r>
-            <w:proofErr w:type="gramEnd"/>
-            <w:r>
-              <w:rPr>
-                <w:rFonts w:ascii="Times New Roman" w:eastAsia="Times New Roman" w:hAnsi="Times New Roman" w:cs="Times New Roman"/>
-                <w:sz w:val="20"/>
-                <w:szCs w:val="20"/>
-              </w:rPr>
-              <w:t xml:space="preserve"> 0)).</w:t>
-            </w:r>
-            <w:proofErr w:type="spellStart"/>
-            <w:r>
-              <w:rPr>
-                <w:rFonts w:ascii="Times New Roman" w:eastAsia="Times New Roman" w:hAnsi="Times New Roman" w:cs="Times New Roman"/>
-                <w:sz w:val="20"/>
-                <w:szCs w:val="20"/>
-              </w:rPr>
-              <w:t>ToArray</w:t>
-            </w:r>
-            <w:proofErr w:type="spellEnd"/>
-            <w:r>
-              <w:rPr>
-                <w:rFonts w:ascii="Times New Roman" w:eastAsia="Times New Roman" w:hAnsi="Times New Roman" w:cs="Times New Roman"/>
-                <w:sz w:val="20"/>
-                <w:szCs w:val="20"/>
-              </w:rPr>
-              <w:t>();</w:t>
-            </w:r>
-          </w:p>
-        </w:tc>
-      </w:tr>
-    </w:tbl>
-    <w:p>
-      <w:pPr>
-        <w:spacing w:after="0"/>
-      </w:pPr>
-    </w:p>
-    <w:p>
-      <w:pPr>
-        <w:pStyle w:val="Heading4"/>
-        <w:spacing w:before="319" w:after="319" w:line="276" w:lineRule="auto"/>
-        <w:jc w:val="both"/>
-        <w:rPr>
-          <w:rFonts w:ascii="Times New Roman" w:eastAsia="Times New Roman" w:hAnsi="Times New Roman" w:cs="Times New Roman"/>
-          <w:b/>
-          <w:bCs/>
-          <w:sz w:val="20"/>
-          <w:szCs w:val="20"/>
-        </w:rPr>
-      </w:pPr>
-    </w:p>
-    <w:p>
-      <w:pPr>
-        <w:pStyle w:val="Heading4"/>
-        <w:spacing w:before="319" w:after="319" w:line="276" w:lineRule="auto"/>
-        <w:jc w:val="both"/>
-        <w:rPr>
-          <w:rFonts w:ascii="Times New Roman" w:eastAsia="Times New Roman" w:hAnsi="Times New Roman" w:cs="Times New Roman"/>
-          <w:b/>
-          <w:bCs/>
-          <w:sz w:val="20"/>
-          <w:szCs w:val="20"/>
-        </w:rPr>
-      </w:pPr>
-      <w:r>
-        <w:rPr>
-          <w:rFonts w:ascii="Times New Roman" w:eastAsia="Times New Roman" w:hAnsi="Times New Roman" w:cs="Times New Roman"/>
-          <w:b/>
-          <w:bCs/>
-          <w:sz w:val="20"/>
-          <w:szCs w:val="20"/>
-        </w:rPr>
-        <w:t>2. Feature Extraction via Spatial Pooling</w:t>
-      </w:r>
-    </w:p>
-    <w:p>
-      <w:pPr>
-        <w:spacing w:before="240" w:after="240" w:line="276" w:lineRule="auto"/>
-        <w:jc w:val="both"/>
-        <w:rPr>
-          <w:rFonts w:ascii="Times New Roman" w:eastAsia="Times New Roman" w:hAnsi="Times New Roman" w:cs="Times New Roman"/>
-          <w:sz w:val="18"/>
-          <w:szCs w:val="18"/>
-        </w:rPr>
-      </w:pPr>
-      <w:r>
-        <w:rPr>
-          <w:rFonts w:ascii="Times New Roman" w:eastAsia="Times New Roman" w:hAnsi="Times New Roman" w:cs="Times New Roman"/>
-          <w:sz w:val="18"/>
-          <w:szCs w:val="18"/>
-        </w:rPr>
-        <w:t xml:space="preserve">Following preprocessing, the system extracts high-dimensional feature representations using a spatial pooling mechanism implemented in the </w:t>
-      </w:r>
-      <w:proofErr w:type="spellStart"/>
-      <w:r>
-        <w:rPr>
-          <w:rFonts w:ascii="Times New Roman" w:eastAsia="Times New Roman" w:hAnsi="Times New Roman" w:cs="Times New Roman"/>
-          <w:b/>
-          <w:bCs/>
-          <w:sz w:val="18"/>
-          <w:szCs w:val="18"/>
-        </w:rPr>
-        <w:t>ImageSpatial</w:t>
-      </w:r>
-      <w:proofErr w:type="spellEnd"/>
-      <w:r>
-        <w:rPr>
-          <w:rFonts w:ascii="Times New Roman" w:eastAsia="Times New Roman" w:hAnsi="Times New Roman" w:cs="Times New Roman"/>
-          <w:sz w:val="18"/>
-          <w:szCs w:val="18"/>
-        </w:rPr>
-        <w:t xml:space="preserve"> class. This module computes Sparse Distributed Representations (SDRs) to capture the essential features of each image while being robust to noise.</w:t>
-      </w:r>
-    </w:p>
-    <w:p>
-      <w:pPr>
-        <w:pStyle w:val="ListParagraph"/>
-        <w:numPr>
-          <w:ilvl w:val="0"/>
-          <w:numId w:val="9"/>
-        </w:numPr>
-        <w:spacing w:before="240" w:after="240" w:line="276" w:lineRule="auto"/>
-        <w:jc w:val="both"/>
-        <w:rPr>
-          <w:rFonts w:ascii="Times New Roman" w:eastAsia="Times New Roman" w:hAnsi="Times New Roman" w:cs="Times New Roman"/>
-          <w:sz w:val="18"/>
-          <w:szCs w:val="18"/>
-        </w:rPr>
-      </w:pPr>
-      <w:r>
-        <w:rPr>
-          <w:rFonts w:ascii="Times New Roman" w:eastAsia="Times New Roman" w:hAnsi="Times New Roman" w:cs="Times New Roman"/>
-          <w:b/>
-          <w:bCs/>
-          <w:sz w:val="18"/>
-          <w:szCs w:val="18"/>
-        </w:rPr>
-        <w:t>Initialization and Execution:</w:t>
-      </w:r>
-      <w:r>
-        <w:br/>
-      </w:r>
-      <w:r>
-        <w:rPr>
-          <w:rFonts w:ascii="Times New Roman" w:eastAsia="Times New Roman" w:hAnsi="Times New Roman" w:cs="Times New Roman"/>
-          <w:sz w:val="18"/>
-          <w:szCs w:val="18"/>
-        </w:rPr>
-        <w:t xml:space="preserve"> The spatial pooler is initialized with specified parameters, and each input vector is processed to produce an SDR:</w:t>
-      </w:r>
-    </w:p>
-    <w:tbl>
-      <w:tblPr>
-        <w:tblStyle w:val="TableGrid"/>
-        <w:tblW w:w="0" w:type="auto"/>
-        <w:tblLayout w:type="fixed"/>
-        <w:tblLook w:val="06A0" w:firstRow="1" w:lastRow="0" w:firstColumn="1" w:lastColumn="0" w:noHBand="1" w:noVBand="1"/>
-      </w:tblPr>
-      <w:tblGrid>
-        <w:gridCol w:w="4425"/>
-      </w:tblGrid>
-      <w:tr>
-        <w:trPr>
-          <w:trHeight w:val="300"/>
-        </w:trPr>
-        <w:tc>
-          <w:tcPr>
-            <w:tcW w:w="4425" w:type="dxa"/>
-          </w:tcPr>
-          <w:p>
-            <w:pPr>
-              <w:rPr>
-                <w:rFonts w:ascii="Times New Roman" w:eastAsia="Times New Roman" w:hAnsi="Times New Roman" w:cs="Times New Roman"/>
-                <w:sz w:val="20"/>
-                <w:szCs w:val="20"/>
-              </w:rPr>
-            </w:pPr>
-            <w:r>
-              <w:rPr>
-                <w:rFonts w:ascii="Times New Roman" w:eastAsia="Times New Roman" w:hAnsi="Times New Roman" w:cs="Times New Roman"/>
-                <w:sz w:val="20"/>
-                <w:szCs w:val="20"/>
-              </w:rPr>
-              <w:t xml:space="preserve">// Inside </w:t>
-            </w:r>
-            <w:proofErr w:type="spellStart"/>
-            <w:r>
-              <w:rPr>
-                <w:rFonts w:ascii="Times New Roman" w:eastAsia="Times New Roman" w:hAnsi="Times New Roman" w:cs="Times New Roman"/>
-                <w:sz w:val="20"/>
-                <w:szCs w:val="20"/>
-              </w:rPr>
-              <w:t>ImageSpatial.SaveImagesinSpartialPooler</w:t>
-            </w:r>
-            <w:proofErr w:type="spellEnd"/>
-            <w:r>
-              <w:rPr>
-                <w:rFonts w:ascii="Times New Roman" w:eastAsia="Times New Roman" w:hAnsi="Times New Roman" w:cs="Times New Roman"/>
-                <w:sz w:val="20"/>
-                <w:szCs w:val="20"/>
-              </w:rPr>
-              <w:t>()</w:t>
-            </w:r>
-            <w:r>
-              <w:br/>
-            </w:r>
-            <w:proofErr w:type="spellStart"/>
-            <w:r>
-              <w:rPr>
-                <w:rFonts w:ascii="Times New Roman" w:eastAsia="Times New Roman" w:hAnsi="Times New Roman" w:cs="Times New Roman"/>
-                <w:sz w:val="20"/>
-                <w:szCs w:val="20"/>
-              </w:rPr>
-              <w:t>SpatialPooler</w:t>
-            </w:r>
-            <w:proofErr w:type="spellEnd"/>
-            <w:r>
-              <w:rPr>
-                <w:rFonts w:ascii="Times New Roman" w:eastAsia="Times New Roman" w:hAnsi="Times New Roman" w:cs="Times New Roman"/>
-                <w:sz w:val="20"/>
-                <w:szCs w:val="20"/>
-              </w:rPr>
-              <w:t xml:space="preserve"> </w:t>
-            </w:r>
-            <w:proofErr w:type="spellStart"/>
-            <w:r>
-              <w:rPr>
-                <w:rFonts w:ascii="Times New Roman" w:eastAsia="Times New Roman" w:hAnsi="Times New Roman" w:cs="Times New Roman"/>
-                <w:sz w:val="20"/>
-                <w:szCs w:val="20"/>
-              </w:rPr>
-              <w:t>spatialPooler</w:t>
-            </w:r>
-            <w:proofErr w:type="spellEnd"/>
-            <w:r>
-              <w:rPr>
-                <w:rFonts w:ascii="Times New Roman" w:eastAsia="Times New Roman" w:hAnsi="Times New Roman" w:cs="Times New Roman"/>
-                <w:sz w:val="20"/>
-                <w:szCs w:val="20"/>
-              </w:rPr>
-              <w:t xml:space="preserve"> = new </w:t>
-            </w:r>
-            <w:proofErr w:type="spellStart"/>
-            <w:proofErr w:type="gramStart"/>
-            <w:r>
-              <w:rPr>
-                <w:rFonts w:ascii="Times New Roman" w:eastAsia="Times New Roman" w:hAnsi="Times New Roman" w:cs="Times New Roman"/>
-                <w:sz w:val="20"/>
-                <w:szCs w:val="20"/>
-              </w:rPr>
-              <w:t>SpatialPooler</w:t>
-            </w:r>
-            <w:proofErr w:type="spellEnd"/>
-            <w:r>
-              <w:rPr>
-                <w:rFonts w:ascii="Times New Roman" w:eastAsia="Times New Roman" w:hAnsi="Times New Roman" w:cs="Times New Roman"/>
-                <w:sz w:val="20"/>
-                <w:szCs w:val="20"/>
-              </w:rPr>
-              <w:t>(</w:t>
-            </w:r>
-            <w:proofErr w:type="gramEnd"/>
-            <w:r>
-              <w:rPr>
-                <w:rFonts w:ascii="Times New Roman" w:eastAsia="Times New Roman" w:hAnsi="Times New Roman" w:cs="Times New Roman"/>
-                <w:sz w:val="20"/>
-                <w:szCs w:val="20"/>
-              </w:rPr>
-              <w:t>);</w:t>
-            </w:r>
-            <w:r>
-              <w:br/>
-            </w:r>
-            <w:r>
-              <w:rPr>
-                <w:rFonts w:ascii="Times New Roman" w:eastAsia="Times New Roman" w:hAnsi="Times New Roman" w:cs="Times New Roman"/>
-                <w:sz w:val="20"/>
-                <w:szCs w:val="20"/>
-              </w:rPr>
-              <w:t xml:space="preserve">Connections </w:t>
-            </w:r>
-            <w:proofErr w:type="spellStart"/>
-            <w:r>
-              <w:rPr>
-                <w:rFonts w:ascii="Times New Roman" w:eastAsia="Times New Roman" w:hAnsi="Times New Roman" w:cs="Times New Roman"/>
-                <w:sz w:val="20"/>
-                <w:szCs w:val="20"/>
-              </w:rPr>
-              <w:t>connections</w:t>
-            </w:r>
-            <w:proofErr w:type="spellEnd"/>
-            <w:r>
-              <w:rPr>
-                <w:rFonts w:ascii="Times New Roman" w:eastAsia="Times New Roman" w:hAnsi="Times New Roman" w:cs="Times New Roman"/>
-                <w:sz w:val="20"/>
-                <w:szCs w:val="20"/>
-              </w:rPr>
-              <w:t xml:space="preserve"> = new Connections();</w:t>
-            </w:r>
-            <w:r>
-              <w:br/>
-            </w:r>
-            <w:proofErr w:type="spellStart"/>
-            <w:r>
-              <w:rPr>
-                <w:rFonts w:ascii="Times New Roman" w:eastAsia="Times New Roman" w:hAnsi="Times New Roman" w:cs="Times New Roman"/>
-                <w:sz w:val="20"/>
-                <w:szCs w:val="20"/>
-              </w:rPr>
-              <w:t>dddrrgrt</w:t>
-            </w:r>
-            <w:r>
-              <w:rPr>
-                <w:rFonts w:ascii="Times New Roman" w:eastAsia="Times New Roman" w:hAnsi="Times New Roman" w:cs="Times New Roman"/>
-                <w:sz w:val="20"/>
-                <w:szCs w:val="20"/>
-              </w:rPr>
-              <w:t>connections.HtmConfig.InputDimensions</w:t>
-            </w:r>
-            <w:proofErr w:type="spellEnd"/>
-            <w:r>
-              <w:rPr>
-                <w:rFonts w:ascii="Times New Roman" w:eastAsia="Times New Roman" w:hAnsi="Times New Roman" w:cs="Times New Roman"/>
-                <w:sz w:val="20"/>
-                <w:szCs w:val="20"/>
-              </w:rPr>
-              <w:t xml:space="preserve"> = new int[] { 784 };</w:t>
-            </w:r>
-            <w:r>
-              <w:br/>
-            </w:r>
-            <w:proofErr w:type="spellStart"/>
-            <w:r>
-              <w:rPr>
-                <w:rFonts w:ascii="Times New Roman" w:eastAsia="Times New Roman" w:hAnsi="Times New Roman" w:cs="Times New Roman"/>
-                <w:sz w:val="20"/>
-                <w:szCs w:val="20"/>
-              </w:rPr>
-              <w:t>connections.HtmConfig.ColumnDimensions</w:t>
-            </w:r>
-            <w:proofErr w:type="spellEnd"/>
-            <w:r>
-              <w:rPr>
-                <w:rFonts w:ascii="Times New Roman" w:eastAsia="Times New Roman" w:hAnsi="Times New Roman" w:cs="Times New Roman"/>
-                <w:sz w:val="20"/>
-                <w:szCs w:val="20"/>
-              </w:rPr>
-              <w:t xml:space="preserve"> = new int[] { 2048 };</w:t>
-            </w:r>
-            <w:r>
-              <w:br/>
-            </w:r>
-            <w:r>
-              <w:rPr>
-                <w:rFonts w:ascii="Times New Roman" w:eastAsia="Times New Roman" w:hAnsi="Times New Roman" w:cs="Times New Roman"/>
-                <w:sz w:val="20"/>
-                <w:szCs w:val="20"/>
-              </w:rPr>
-              <w:t>// Additional configurations are set here…</w:t>
-            </w:r>
-            <w:r>
-              <w:br/>
-            </w:r>
-            <w:proofErr w:type="spellStart"/>
-            <w:r>
-              <w:rPr>
-                <w:rFonts w:ascii="Times New Roman" w:eastAsia="Times New Roman" w:hAnsi="Times New Roman" w:cs="Times New Roman"/>
-                <w:sz w:val="20"/>
-                <w:szCs w:val="20"/>
-              </w:rPr>
-              <w:t>spatialPooler.Init</w:t>
-            </w:r>
-            <w:proofErr w:type="spellEnd"/>
-            <w:r>
-              <w:rPr>
-                <w:rFonts w:ascii="Times New Roman" w:eastAsia="Times New Roman" w:hAnsi="Times New Roman" w:cs="Times New Roman"/>
-                <w:sz w:val="20"/>
-                <w:szCs w:val="20"/>
-              </w:rPr>
-              <w:t>(connections);</w:t>
-            </w:r>
-            <w:r>
-              <w:br/>
-            </w:r>
-            <w:r>
-              <w:br/>
-            </w:r>
-            <w:r>
-              <w:rPr>
-                <w:rFonts w:ascii="Times New Roman" w:eastAsia="Times New Roman" w:hAnsi="Times New Roman" w:cs="Times New Roman"/>
-                <w:sz w:val="20"/>
-                <w:szCs w:val="20"/>
-              </w:rPr>
-              <w:t xml:space="preserve">int[] </w:t>
-            </w:r>
-            <w:proofErr w:type="spellStart"/>
-            <w:r>
-              <w:rPr>
-                <w:rFonts w:ascii="Times New Roman" w:eastAsia="Times New Roman" w:hAnsi="Times New Roman" w:cs="Times New Roman"/>
-                <w:sz w:val="20"/>
-                <w:szCs w:val="20"/>
-              </w:rPr>
-              <w:t>activeColumns</w:t>
-            </w:r>
-            <w:proofErr w:type="spellEnd"/>
-            <w:r>
-              <w:rPr>
-                <w:rFonts w:ascii="Times New Roman" w:eastAsia="Times New Roman" w:hAnsi="Times New Roman" w:cs="Times New Roman"/>
-                <w:sz w:val="20"/>
-                <w:szCs w:val="20"/>
-              </w:rPr>
-              <w:t xml:space="preserve"> = </w:t>
-            </w:r>
-            <w:proofErr w:type="spellStart"/>
-            <w:r>
-              <w:rPr>
-                <w:rFonts w:ascii="Times New Roman" w:eastAsia="Times New Roman" w:hAnsi="Times New Roman" w:cs="Times New Roman"/>
-                <w:sz w:val="20"/>
-                <w:szCs w:val="20"/>
-              </w:rPr>
-              <w:t>spatialPooler.Compute</w:t>
-            </w:r>
-            <w:proofErr w:type="spellEnd"/>
-            <w:r>
-              <w:rPr>
-                <w:rFonts w:ascii="Times New Roman" w:eastAsia="Times New Roman" w:hAnsi="Times New Roman" w:cs="Times New Roman"/>
-                <w:sz w:val="20"/>
-                <w:szCs w:val="20"/>
-              </w:rPr>
-              <w:t>(</w:t>
-            </w:r>
-            <w:proofErr w:type="spellStart"/>
-            <w:r>
-              <w:rPr>
-                <w:rFonts w:ascii="Times New Roman" w:eastAsia="Times New Roman" w:hAnsi="Times New Roman" w:cs="Times New Roman"/>
-                <w:sz w:val="20"/>
-                <w:szCs w:val="20"/>
-              </w:rPr>
-              <w:t>inputVector</w:t>
-            </w:r>
-            <w:proofErr w:type="spellEnd"/>
-            <w:r>
-              <w:rPr>
-                <w:rFonts w:ascii="Times New Roman" w:eastAsia="Times New Roman" w:hAnsi="Times New Roman" w:cs="Times New Roman"/>
-                <w:sz w:val="20"/>
-                <w:szCs w:val="20"/>
-              </w:rPr>
-              <w:t>, learn: true);</w:t>
-            </w:r>
-          </w:p>
-        </w:tc>
-      </w:tr>
-    </w:tbl>
-    <w:p>
-      <w:pPr>
-        <w:spacing w:after="0"/>
-        <w:rPr>
-          <w:rFonts w:ascii="Consolas" w:eastAsia="Consolas" w:hAnsi="Consolas" w:cs="Consolas"/>
-        </w:rPr>
-      </w:pPr>
-    </w:p>
-    <w:tbl>
-      <w:tblPr>
-        <w:tblStyle w:val="TableGrid"/>
-        <w:tblW w:w="0" w:type="auto"/>
-        <w:tblLayout w:type="fixed"/>
-        <w:tblLook w:val="06A0" w:firstRow="1" w:lastRow="0" w:firstColumn="1" w:lastColumn="0" w:noHBand="1" w:noVBand="1"/>
-      </w:tblPr>
-      <w:tblGrid>
-        <w:gridCol w:w="4320"/>
-      </w:tblGrid>
-      <w:tr>
-        <w:trPr>
-          <w:trHeight w:val="300"/>
-        </w:trPr>
-        <w:tc>
-          <w:tcPr>
-            <w:tcW w:w="4320" w:type="dxa"/>
-          </w:tcPr>
-          <w:p>
-            <w:pPr>
-              <w:jc w:val="both"/>
-              <w:rPr>
-                <w:rFonts w:ascii="Times New Roman" w:eastAsia="Times New Roman" w:hAnsi="Times New Roman" w:cs="Times New Roman"/>
-                <w:i/>
-                <w:iCs/>
-                <w:sz w:val="20"/>
-                <w:szCs w:val="20"/>
-              </w:rPr>
-            </w:pPr>
-            <w:r>
-              <w:rPr>
-                <w:rFonts w:ascii="Times New Roman" w:eastAsia="Times New Roman" w:hAnsi="Times New Roman" w:cs="Times New Roman"/>
-                <w:i/>
-                <w:iCs/>
-                <w:sz w:val="20"/>
-                <w:szCs w:val="20"/>
-              </w:rPr>
-              <w:t>295,397,445,471,521,528,529,541,546,559,611,627,629,634,660,661,678,681,687,692,696,697,702,717,718,721,730,731,739,751,754,761,769,771,775,782,783,784,788,789,790,791,792,798,802,810,814,817,834,846,859,1202,1349,1363,1429,1497,1724,1777,1849,1888,1949</w:t>
-            </w:r>
-          </w:p>
-        </w:tc>
-      </w:tr>
-    </w:tbl>
-    <w:p>
-      <w:pPr>
-        <w:spacing w:after="0" w:line="276" w:lineRule="auto"/>
-        <w:jc w:val="both"/>
-        <w:rPr>
-          <w:rFonts w:ascii="Times New Roman" w:eastAsia="Times New Roman" w:hAnsi="Times New Roman" w:cs="Times New Roman"/>
-          <w:sz w:val="20"/>
-          <w:szCs w:val="20"/>
-        </w:rPr>
-      </w:pPr>
-      <w:r>
-        <w:rPr>
-          <w:rFonts w:ascii="Times New Roman" w:eastAsia="Times New Roman" w:hAnsi="Times New Roman" w:cs="Times New Roman"/>
-          <w:i/>
-          <w:iCs/>
-          <w:sz w:val="20"/>
-          <w:szCs w:val="20"/>
-        </w:rPr>
-        <w:t>Table 1</w:t>
-      </w:r>
-      <w:r>
-        <w:rPr>
-          <w:rFonts w:ascii="Times New Roman" w:eastAsia="Times New Roman" w:hAnsi="Times New Roman" w:cs="Times New Roman"/>
-          <w:i/>
-          <w:iCs/>
-          <w:sz w:val="20"/>
-          <w:szCs w:val="20"/>
-        </w:rPr>
-        <w:t>:</w:t>
-      </w:r>
-      <w:r>
-        <w:rPr>
-          <w:rFonts w:ascii="Times New Roman" w:eastAsia="Times New Roman" w:hAnsi="Times New Roman" w:cs="Times New Roman"/>
-          <w:sz w:val="20"/>
-          <w:szCs w:val="20"/>
-        </w:rPr>
+        <w:t xml:space="preserve">  </w:t>
+      </w:r>
+      <w:r>
         <w:t xml:space="preserve"> </w:t>
       </w:r>
       <w:r>
         <w:rPr>
-          <w:rFonts w:ascii="Times New Roman" w:eastAsia="Times New Roman" w:hAnsi="Times New Roman" w:cs="Times New Roman"/>
-          <w:sz w:val="20"/>
-          <w:szCs w:val="20"/>
-        </w:rPr>
-        <w:t>S</w:t>
-      </w:r>
-      <w:r>
-        <w:rPr>
-          <w:rFonts w:ascii="Times New Roman" w:eastAsia="Times New Roman" w:hAnsi="Times New Roman" w:cs="Times New Roman"/>
-          <w:sz w:val="20"/>
-          <w:szCs w:val="20"/>
-        </w:rPr>
-        <w:t>patial pooler processing, showing the resulting SDRs.</w:t>
-      </w:r>
-      <w:r>
-        <w:rPr>
-          <w:rFonts w:ascii="Times New Roman" w:eastAsia="Times New Roman" w:hAnsi="Times New Roman" w:cs="Times New Roman"/>
-          <w:sz w:val="20"/>
-          <w:szCs w:val="20"/>
-        </w:rPr>
-        <w:t xml:space="preserve"> (Image: 0_1450)</w:t>
-      </w:r>
-    </w:p>
-    <w:p>
-      <w:pPr>
-        <w:pStyle w:val="Heading4"/>
-        <w:spacing w:before="319" w:after="319" w:line="276" w:lineRule="auto"/>
-        <w:jc w:val="both"/>
-        <w:rPr>
-          <w:rFonts w:ascii="Times New Roman" w:eastAsia="Times New Roman" w:hAnsi="Times New Roman" w:cs="Times New Roman"/>
-          <w:b/>
-          <w:bCs/>
-          <w:sz w:val="20"/>
-          <w:szCs w:val="20"/>
-        </w:rPr>
-      </w:pPr>
-      <w:r>
-        <w:rPr>
-          <w:rFonts w:ascii="Times New Roman" w:eastAsia="Times New Roman" w:hAnsi="Times New Roman" w:cs="Times New Roman"/>
-          <w:b/>
-          <w:bCs/>
-          <w:sz w:val="20"/>
-          <w:szCs w:val="20"/>
-        </w:rPr>
-        <w:t>3. Classifier Training</w:t>
-      </w:r>
-    </w:p>
-    <w:p>
-      <w:pPr>
-        <w:spacing w:before="240" w:after="240" w:line="276" w:lineRule="auto"/>
-        <w:jc w:val="both"/>
-        <w:rPr>
-          <w:rFonts w:ascii="Times New Roman" w:eastAsia="Times New Roman" w:hAnsi="Times New Roman" w:cs="Times New Roman"/>
-          <w:sz w:val="18"/>
-          <w:szCs w:val="18"/>
-        </w:rPr>
-      </w:pPr>
-      <w:r>
-        <w:rPr>
-          <w:rFonts w:ascii="Times New Roman" w:eastAsia="Times New Roman" w:hAnsi="Times New Roman" w:cs="Times New Roman"/>
-          <w:sz w:val="18"/>
-          <w:szCs w:val="18"/>
-        </w:rPr>
-        <w:t>The framework trains two classifiers on the extracted SDRs for each object type</w:t>
-      </w:r>
-      <w:r>
-        <w:rPr>
-          <w:rFonts w:ascii="Times New Roman" w:eastAsia="Times New Roman" w:hAnsi="Times New Roman" w:cs="Times New Roman"/>
-          <w:sz w:val="18"/>
-          <w:szCs w:val="18"/>
-        </w:rPr>
-        <w:t xml:space="preserve"> </w:t>
-      </w:r>
-      <w:proofErr w:type="spellStart"/>
-      <w:r>
-        <w:rPr>
-          <w:rFonts w:ascii="Times New Roman" w:eastAsia="Times New Roman" w:hAnsi="Times New Roman" w:cs="Times New Roman"/>
-          <w:sz w:val="18"/>
-          <w:szCs w:val="18"/>
-        </w:rPr>
-        <w:t>rom</w:t>
-      </w:r>
-      <w:proofErr w:type="spellEnd"/>
-      <w:r>
-        <w:rPr>
-          <w:rFonts w:ascii="Times New Roman" w:eastAsia="Times New Roman" w:hAnsi="Times New Roman" w:cs="Times New Roman"/>
-          <w:sz w:val="18"/>
-          <w:szCs w:val="18"/>
-        </w:rPr>
-        <w:t xml:space="preserve"> 0 to 9</w:t>
-      </w:r>
-      <w:r>
-        <w:rPr>
-          <w:rFonts w:ascii="Times New Roman" w:eastAsia="Times New Roman" w:hAnsi="Times New Roman" w:cs="Times New Roman"/>
-          <w:sz w:val="18"/>
-          <w:szCs w:val="18"/>
-        </w:rPr>
-        <w:t xml:space="preserve"> (e.g., </w:t>
-      </w:r>
-      <w:r>
-        <w:rPr>
-          <w:rFonts w:ascii="Times New Roman" w:eastAsia="Times New Roman" w:hAnsi="Times New Roman" w:cs="Times New Roman"/>
-          <w:sz w:val="18"/>
-          <w:szCs w:val="18"/>
-        </w:rPr>
-        <w:t xml:space="preserve">Shoes/Dresses, Sandals, </w:t>
-      </w:r>
-      <w:r>
-        <w:rPr>
-          <w:rFonts w:ascii="Times New Roman" w:eastAsia="Times New Roman" w:hAnsi="Times New Roman" w:cs="Times New Roman"/>
-          <w:sz w:val="18"/>
-          <w:szCs w:val="18"/>
-        </w:rPr>
-        <w:t>etc.</w:t>
-      </w:r>
-      <w:r>
-        <w:rPr>
-          <w:rFonts w:ascii="Times New Roman" w:eastAsia="Times New Roman" w:hAnsi="Times New Roman" w:cs="Times New Roman"/>
-          <w:sz w:val="18"/>
-          <w:szCs w:val="18"/>
-        </w:rPr>
-        <w:t>)</w:t>
-      </w:r>
-    </w:p>
-    <w:p>
-      <w:pPr>
-        <w:pStyle w:val="ListParagraph"/>
-        <w:numPr>
-          <w:ilvl w:val="0"/>
-          <w:numId w:val="8"/>
-        </w:numPr>
-        <w:spacing w:before="240" w:after="240" w:line="276" w:lineRule="auto"/>
-        <w:jc w:val="both"/>
-        <w:rPr>
-          <w:rFonts w:ascii="Times New Roman" w:eastAsia="Times New Roman" w:hAnsi="Times New Roman" w:cs="Times New Roman"/>
-          <w:sz w:val="18"/>
-          <w:szCs w:val="18"/>
-        </w:rPr>
-      </w:pPr>
-      <w:r>
-        <w:rPr>
-          <w:rFonts w:ascii="Times New Roman" w:eastAsia="Times New Roman" w:hAnsi="Times New Roman" w:cs="Times New Roman"/>
-          <w:b/>
-          <w:bCs/>
-          <w:sz w:val="18"/>
-          <w:szCs w:val="18"/>
-        </w:rPr>
-        <w:t>KNN Classifier:</w:t>
-      </w:r>
-      <w:r>
-        <w:br/>
-      </w:r>
-      <w:r>
-        <w:rPr>
-          <w:rFonts w:ascii="Times New Roman" w:eastAsia="Times New Roman" w:hAnsi="Times New Roman" w:cs="Times New Roman"/>
-          <w:sz w:val="18"/>
-          <w:szCs w:val="18"/>
-        </w:rPr>
-        <w:t xml:space="preserve"> Implemented in the </w:t>
-      </w:r>
-      <w:proofErr w:type="spellStart"/>
-      <w:r>
-        <w:rPr>
-          <w:rFonts w:ascii="Times New Roman" w:eastAsia="Times New Roman" w:hAnsi="Times New Roman" w:cs="Times New Roman"/>
-          <w:b/>
-          <w:bCs/>
-          <w:sz w:val="18"/>
-          <w:szCs w:val="18"/>
-        </w:rPr>
-        <w:t>KnnClassifier</w:t>
-      </w:r>
-      <w:proofErr w:type="spellEnd"/>
-      <w:r>
-        <w:rPr>
-          <w:rFonts w:ascii="Times New Roman" w:eastAsia="Times New Roman" w:hAnsi="Times New Roman" w:cs="Times New Roman"/>
-          <w:sz w:val="18"/>
-          <w:szCs w:val="18"/>
-        </w:rPr>
-        <w:t xml:space="preserve"> class, this model stores training SDRs and their corresponding labels. During prediction, it computes the overlap between a test SDR and the stored examples, then applies a weighted voting scheme based on the squared overlap:</w:t>
-      </w:r>
-    </w:p>
-    <w:tbl>
-      <w:tblPr>
-        <w:tblStyle w:val="TableGrid"/>
-        <w:tblW w:w="0" w:type="auto"/>
-        <w:tblLayout w:type="fixed"/>
-        <w:tblLook w:val="06A0" w:firstRow="1" w:lastRow="0" w:firstColumn="1" w:lastColumn="0" w:noHBand="1" w:noVBand="1"/>
-      </w:tblPr>
-      <w:tblGrid>
-        <w:gridCol w:w="4320"/>
-      </w:tblGrid>
-      <w:tr>
-        <w:trPr>
-          <w:trHeight w:val="300"/>
-        </w:trPr>
-        <w:tc>
-          <w:tcPr>
-            <w:tcW w:w="4320" w:type="dxa"/>
-          </w:tcPr>
-          <w:p>
-            <w:pPr>
-              <w:rPr>
-                <w:rFonts w:ascii="Times New Roman" w:eastAsia="Times New Roman" w:hAnsi="Times New Roman" w:cs="Times New Roman"/>
-                <w:sz w:val="20"/>
-                <w:szCs w:val="20"/>
-              </w:rPr>
-            </w:pPr>
-            <w:r>
-              <w:rPr>
-                <w:rFonts w:ascii="Times New Roman" w:eastAsia="Times New Roman" w:hAnsi="Times New Roman" w:cs="Times New Roman"/>
-                <w:sz w:val="20"/>
-                <w:szCs w:val="20"/>
-              </w:rPr>
-              <w:t xml:space="preserve">// Inside </w:t>
-            </w:r>
-            <w:proofErr w:type="spellStart"/>
-            <w:r>
-              <w:rPr>
-                <w:rFonts w:ascii="Times New Roman" w:eastAsia="Times New Roman" w:hAnsi="Times New Roman" w:cs="Times New Roman"/>
-                <w:sz w:val="20"/>
-                <w:szCs w:val="20"/>
-              </w:rPr>
-              <w:t>KnnClassifier.Train</w:t>
-            </w:r>
-            <w:proofErr w:type="spellEnd"/>
-            <w:r>
-              <w:rPr>
-                <w:rFonts w:ascii="Times New Roman" w:eastAsia="Times New Roman" w:hAnsi="Times New Roman" w:cs="Times New Roman"/>
-                <w:sz w:val="20"/>
-                <w:szCs w:val="20"/>
-              </w:rPr>
-              <w:t>()</w:t>
-            </w:r>
-          </w:p>
-          <w:p>
-            <w:pPr>
-              <w:rPr>
-                <w:rFonts w:ascii="Times New Roman" w:eastAsia="Times New Roman" w:hAnsi="Times New Roman" w:cs="Times New Roman"/>
-                <w:sz w:val="20"/>
-                <w:szCs w:val="20"/>
-              </w:rPr>
-            </w:pPr>
-            <w:proofErr w:type="spellStart"/>
-            <w:r>
-              <w:rPr>
-                <w:rFonts w:ascii="Times New Roman" w:eastAsia="Times New Roman" w:hAnsi="Times New Roman" w:cs="Times New Roman"/>
-                <w:sz w:val="20"/>
-                <w:szCs w:val="20"/>
-              </w:rPr>
-              <w:t>trainingData.Add</w:t>
-            </w:r>
-            <w:proofErr w:type="spellEnd"/>
-            <w:r>
-              <w:rPr>
-                <w:rFonts w:ascii="Times New Roman" w:eastAsia="Times New Roman" w:hAnsi="Times New Roman" w:cs="Times New Roman"/>
-                <w:sz w:val="20"/>
-                <w:szCs w:val="20"/>
-              </w:rPr>
-              <w:t>((</w:t>
-            </w:r>
-            <w:proofErr w:type="spellStart"/>
-            <w:r>
-              <w:rPr>
-                <w:rFonts w:ascii="Times New Roman" w:eastAsia="Times New Roman" w:hAnsi="Times New Roman" w:cs="Times New Roman"/>
-                <w:sz w:val="20"/>
-                <w:szCs w:val="20"/>
-              </w:rPr>
-              <w:t>sdr</w:t>
-            </w:r>
-            <w:proofErr w:type="spellEnd"/>
-            <w:r>
-              <w:rPr>
-                <w:rFonts w:ascii="Times New Roman" w:eastAsia="Times New Roman" w:hAnsi="Times New Roman" w:cs="Times New Roman"/>
-                <w:sz w:val="20"/>
-                <w:szCs w:val="20"/>
-              </w:rPr>
-              <w:t>, label));</w:t>
-            </w:r>
-          </w:p>
-        </w:tc>
-      </w:tr>
-    </w:tbl>
-    <w:p>
-      <w:pPr>
-        <w:spacing w:after="0"/>
-      </w:pPr>
-    </w:p>
-    <w:p>
-      <w:pPr>
-        <w:pStyle w:val="ListParagraph"/>
-        <w:numPr>
-          <w:ilvl w:val="0"/>
-          <w:numId w:val="8"/>
-        </w:numPr>
-        <w:spacing w:before="240" w:after="240" w:line="276" w:lineRule="auto"/>
-        <w:jc w:val="both"/>
-        <w:rPr>
-          <w:rFonts w:ascii="Times New Roman" w:eastAsia="Times New Roman" w:hAnsi="Times New Roman" w:cs="Times New Roman"/>
-          <w:sz w:val="18"/>
-          <w:szCs w:val="18"/>
-        </w:rPr>
-      </w:pPr>
-      <w:r>
-        <w:rPr>
-          <w:rFonts w:ascii="Times New Roman" w:eastAsia="Times New Roman" w:hAnsi="Times New Roman" w:cs="Times New Roman"/>
-          <w:b/>
-          <w:bCs/>
-          <w:sz w:val="18"/>
-          <w:szCs w:val="18"/>
-        </w:rPr>
-        <w:t>HTM Classifier:</w:t>
-      </w:r>
-      <w:r>
-        <w:br/>
-      </w:r>
-      <w:r>
-        <w:rPr>
-          <w:rFonts w:ascii="Times New Roman" w:eastAsia="Times New Roman" w:hAnsi="Times New Roman" w:cs="Times New Roman"/>
-          <w:sz w:val="18"/>
-          <w:szCs w:val="18"/>
-        </w:rPr>
-        <w:t xml:space="preserve"> The </w:t>
-      </w:r>
-      <w:proofErr w:type="spellStart"/>
-      <w:r>
-        <w:rPr>
-          <w:rFonts w:ascii="Times New Roman" w:eastAsia="Times New Roman" w:hAnsi="Times New Roman" w:cs="Times New Roman"/>
-          <w:b/>
-          <w:bCs/>
-          <w:sz w:val="18"/>
-          <w:szCs w:val="18"/>
-        </w:rPr>
-        <w:t>MyHtmClassifier</w:t>
-      </w:r>
-      <w:proofErr w:type="spellEnd"/>
-      <w:r>
-        <w:rPr>
-          <w:rFonts w:ascii="Times New Roman" w:eastAsia="Times New Roman" w:hAnsi="Times New Roman" w:cs="Times New Roman"/>
-          <w:sz w:val="18"/>
-          <w:szCs w:val="18"/>
-        </w:rPr>
-        <w:t xml:space="preserve"> class (part of the </w:t>
-      </w:r>
-      <w:proofErr w:type="spellStart"/>
-      <w:r>
-        <w:rPr>
-          <w:rFonts w:ascii="Times New Roman" w:eastAsia="Times New Roman" w:hAnsi="Times New Roman" w:cs="Times New Roman"/>
-          <w:sz w:val="18"/>
-          <w:szCs w:val="18"/>
-        </w:rPr>
-        <w:t>HTMClassifier</w:t>
-      </w:r>
-      <w:proofErr w:type="spellEnd"/>
-      <w:r>
-        <w:rPr>
-          <w:rFonts w:ascii="Times New Roman" w:eastAsia="Times New Roman" w:hAnsi="Times New Roman" w:cs="Times New Roman"/>
-          <w:sz w:val="18"/>
-          <w:szCs w:val="18"/>
-        </w:rPr>
-        <w:t xml:space="preserve"> module) learns by storing both the SDR and the original image vector. During testing, it reconstructs the image using a weighted average of the original inputs from the most similar training examples:</w:t>
-      </w:r>
-    </w:p>
-    <w:tbl>
-      <w:tblPr>
-        <w:tblStyle w:val="TableGrid"/>
-        <w:tblW w:w="0" w:type="auto"/>
-        <w:tblLayout w:type="fixed"/>
-        <w:tblLook w:val="06A0" w:firstRow="1" w:lastRow="0" w:firstColumn="1" w:lastColumn="0" w:noHBand="1" w:noVBand="1"/>
-      </w:tblPr>
-      <w:tblGrid>
-        <w:gridCol w:w="4425"/>
-      </w:tblGrid>
-      <w:tr>
-        <w:trPr>
-          <w:trHeight w:val="300"/>
-        </w:trPr>
-        <w:tc>
-          <w:tcPr>
-            <w:tcW w:w="4425" w:type="dxa"/>
-          </w:tcPr>
-          <w:p>
-            <w:r>
-              <w:rPr>
-                <w:rFonts w:ascii="Consolas" w:eastAsia="Consolas" w:hAnsi="Consolas" w:cs="Consolas"/>
-              </w:rPr>
-              <w:t xml:space="preserve">// Inside </w:t>
-            </w:r>
-            <w:proofErr w:type="spellStart"/>
-            <w:r>
-              <w:rPr>
-                <w:rFonts w:ascii="Consolas" w:eastAsia="Consolas" w:hAnsi="Consolas" w:cs="Consolas"/>
-              </w:rPr>
-              <w:t>MyHtmClassifier.Learn</w:t>
-            </w:r>
-            <w:proofErr w:type="spellEnd"/>
-            <w:r>
-              <w:rPr>
-                <w:rFonts w:ascii="Consolas" w:eastAsia="Consolas" w:hAnsi="Consolas" w:cs="Consolas"/>
-              </w:rPr>
-              <w:t xml:space="preserve">(key, </w:t>
-            </w:r>
-            <w:proofErr w:type="spellStart"/>
-            <w:r>
-              <w:rPr>
-                <w:rFonts w:ascii="Consolas" w:eastAsia="Consolas" w:hAnsi="Consolas" w:cs="Consolas"/>
-              </w:rPr>
-              <w:t>activeCells</w:t>
-            </w:r>
-            <w:proofErr w:type="spellEnd"/>
-            <w:r>
-              <w:rPr>
-                <w:rFonts w:ascii="Consolas" w:eastAsia="Consolas" w:hAnsi="Consolas" w:cs="Consolas"/>
-              </w:rPr>
-              <w:t xml:space="preserve">, </w:t>
-            </w:r>
-            <w:proofErr w:type="spellStart"/>
-            <w:r>
-              <w:rPr>
-                <w:rFonts w:ascii="Consolas" w:eastAsia="Consolas" w:hAnsi="Consolas" w:cs="Consolas"/>
-              </w:rPr>
-              <w:t>originalInput</w:t>
-            </w:r>
-            <w:proofErr w:type="spellEnd"/>
-            <w:r>
-              <w:rPr>
-                <w:rFonts w:ascii="Consolas" w:eastAsia="Consolas" w:hAnsi="Consolas" w:cs="Consolas"/>
-              </w:rPr>
-              <w:t>)</w:t>
-            </w:r>
-            <w:r>
-              <w:br/>
-            </w:r>
-            <w:proofErr w:type="spellStart"/>
-            <w:r>
-              <w:rPr>
-                <w:rFonts w:ascii="Consolas" w:eastAsia="Consolas" w:hAnsi="Consolas" w:cs="Consolas"/>
-              </w:rPr>
-              <w:t>trainingExamples.Add</w:t>
-            </w:r>
-            <w:proofErr w:type="spellEnd"/>
-            <w:r>
-              <w:rPr>
-                <w:rFonts w:ascii="Consolas" w:eastAsia="Consolas" w:hAnsi="Consolas" w:cs="Consolas"/>
-              </w:rPr>
-              <w:t xml:space="preserve">(new </w:t>
-            </w:r>
-            <w:proofErr w:type="spellStart"/>
-            <w:r>
-              <w:rPr>
-                <w:rFonts w:ascii="Consolas" w:eastAsia="Consolas" w:hAnsi="Consolas" w:cs="Consolas"/>
-              </w:rPr>
-              <w:t>TrainingExample</w:t>
-            </w:r>
-            <w:proofErr w:type="spellEnd"/>
-            <w:r>
-              <w:br/>
-            </w:r>
-            <w:r>
-              <w:rPr>
-                <w:rFonts w:ascii="Consolas" w:eastAsia="Consolas" w:hAnsi="Consolas" w:cs="Consolas"/>
-              </w:rPr>
-              <w:t>{</w:t>
-            </w:r>
-            <w:r>
-              <w:br/>
-            </w:r>
-            <w:r>
-              <w:rPr>
-                <w:rFonts w:ascii="Consolas" w:eastAsia="Consolas" w:hAnsi="Consolas" w:cs="Consolas"/>
-              </w:rPr>
-              <w:t xml:space="preserve">    Key = key,</w:t>
-            </w:r>
-            <w:r>
-              <w:br/>
-            </w:r>
-            <w:r>
-              <w:rPr>
-                <w:rFonts w:ascii="Consolas" w:eastAsia="Consolas" w:hAnsi="Consolas" w:cs="Consolas"/>
-              </w:rPr>
-              <w:t xml:space="preserve">    SDR = new HashSet&lt;int&gt;(</w:t>
-            </w:r>
-            <w:proofErr w:type="spellStart"/>
-            <w:r>
-              <w:rPr>
-                <w:rFonts w:ascii="Consolas" w:eastAsia="Consolas" w:hAnsi="Consolas" w:cs="Consolas"/>
-              </w:rPr>
-              <w:t>activeCells</w:t>
-            </w:r>
-            <w:proofErr w:type="spellEnd"/>
-            <w:r>
-              <w:rPr>
-                <w:rFonts w:ascii="Consolas" w:eastAsia="Consolas" w:hAnsi="Consolas" w:cs="Consolas"/>
-              </w:rPr>
-              <w:t>),</w:t>
-            </w:r>
-            <w:r>
-              <w:br/>
-            </w:r>
-            <w:r>
-              <w:rPr>
-                <w:rFonts w:ascii="Consolas" w:eastAsia="Consolas" w:hAnsi="Consolas" w:cs="Consolas"/>
-              </w:rPr>
-              <w:t xml:space="preserve">    </w:t>
-            </w:r>
-            <w:proofErr w:type="spellStart"/>
-            <w:r>
-              <w:rPr>
-                <w:rFonts w:ascii="Consolas" w:eastAsia="Consolas" w:hAnsi="Consolas" w:cs="Consolas"/>
-              </w:rPr>
-              <w:t>OriginalInput</w:t>
-            </w:r>
-            <w:proofErr w:type="spellEnd"/>
-            <w:r>
-              <w:rPr>
-                <w:rFonts w:ascii="Consolas" w:eastAsia="Consolas" w:hAnsi="Consolas" w:cs="Consolas"/>
-              </w:rPr>
-              <w:t xml:space="preserve"> = </w:t>
-            </w:r>
-            <w:proofErr w:type="spellStart"/>
-            <w:r>
-              <w:rPr>
-                <w:rFonts w:ascii="Consolas" w:eastAsia="Consolas" w:hAnsi="Consolas" w:cs="Consolas"/>
-              </w:rPr>
-              <w:t>originalInput</w:t>
-            </w:r>
-            <w:proofErr w:type="spellEnd"/>
-            <w:r>
-              <w:br/>
-            </w:r>
-            <w:r>
-              <w:rPr>
-                <w:rFonts w:ascii="Consolas" w:eastAsia="Consolas" w:hAnsi="Consolas" w:cs="Consolas"/>
-              </w:rPr>
-              <w:t>});</w:t>
-            </w:r>
-          </w:p>
-        </w:tc>
-      </w:tr>
-    </w:tbl>
-    <w:p>
-      <w:pPr>
-        <w:pStyle w:val="Heading4"/>
-        <w:spacing w:before="319" w:after="319" w:line="276" w:lineRule="auto"/>
-        <w:jc w:val="both"/>
-        <w:rPr>
-          <w:rFonts w:ascii="Times New Roman" w:eastAsia="Times New Roman" w:hAnsi="Times New Roman" w:cs="Times New Roman"/>
-          <w:b/>
-          <w:bCs/>
-          <w:sz w:val="20"/>
-          <w:szCs w:val="20"/>
-        </w:rPr>
-      </w:pPr>
-      <w:r>
-        <w:rPr>
-          <w:rFonts w:ascii="Times New Roman" w:eastAsia="Times New Roman" w:hAnsi="Times New Roman" w:cs="Times New Roman"/>
-          <w:b/>
-          <w:bCs/>
-          <w:sz w:val="20"/>
-          <w:szCs w:val="20"/>
-        </w:rPr>
-        <w:t>4. Image Reconstruction and Fusion</w:t>
-      </w:r>
-    </w:p>
-    <w:p>
-      <w:pPr>
-        <w:spacing w:before="240" w:after="240" w:line="276" w:lineRule="auto"/>
-        <w:jc w:val="both"/>
-        <w:rPr>
-          <w:rFonts w:ascii="Times New Roman" w:eastAsia="Times New Roman" w:hAnsi="Times New Roman" w:cs="Times New Roman"/>
-          <w:sz w:val="18"/>
-          <w:szCs w:val="18"/>
-        </w:rPr>
-      </w:pPr>
-      <w:r>
-        <w:rPr>
-          <w:rFonts w:ascii="Times New Roman" w:eastAsia="Times New Roman" w:hAnsi="Times New Roman" w:cs="Times New Roman"/>
-          <w:sz w:val="18"/>
-          <w:szCs w:val="18"/>
-        </w:rPr>
-        <w:t>During the testing phase, each test image is reconstructed by combining predictions from both classifiers.</w:t>
-      </w:r>
-    </w:p>
-    <w:p>
-      <w:pPr>
-        <w:pStyle w:val="ListParagraph"/>
-        <w:numPr>
-          <w:ilvl w:val="0"/>
-          <w:numId w:val="7"/>
-        </w:numPr>
-        <w:spacing w:before="240" w:after="240" w:line="276" w:lineRule="auto"/>
-        <w:jc w:val="both"/>
-        <w:rPr>
-          <w:rFonts w:ascii="Times New Roman" w:eastAsia="Times New Roman" w:hAnsi="Times New Roman" w:cs="Times New Roman"/>
-          <w:sz w:val="18"/>
-          <w:szCs w:val="18"/>
-        </w:rPr>
-      </w:pPr>
-      <w:r>
-        <w:rPr>
-          <w:rFonts w:ascii="Times New Roman" w:eastAsia="Times New Roman" w:hAnsi="Times New Roman" w:cs="Times New Roman"/>
-          <w:b/>
-          <w:bCs/>
-          <w:sz w:val="18"/>
-          <w:szCs w:val="18"/>
-        </w:rPr>
-        <w:t>Individual Reconstruction:</w:t>
-      </w:r>
-      <w:r>
-        <w:br/>
-      </w:r>
-      <w:r>
-        <w:rPr>
-          <w:rFonts w:ascii="Times New Roman" w:eastAsia="Times New Roman" w:hAnsi="Times New Roman" w:cs="Times New Roman"/>
-          <w:sz w:val="18"/>
-          <w:szCs w:val="18"/>
-        </w:rPr>
-        <w:t xml:space="preserve"> The HTM classifier generates a reconstructed image by weighting the original input pixels according to the squared overlap:</w:t>
-      </w:r>
-    </w:p>
-    <w:tbl>
-      <w:tblPr>
-        <w:tblStyle w:val="TableGrid"/>
-        <w:tblW w:w="0" w:type="auto"/>
-        <w:tblLayout w:type="fixed"/>
-        <w:tblLook w:val="06A0" w:firstRow="1" w:lastRow="0" w:firstColumn="1" w:lastColumn="0" w:noHBand="1" w:noVBand="1"/>
-      </w:tblPr>
-      <w:tblGrid>
-        <w:gridCol w:w="4320"/>
-      </w:tblGrid>
-      <w:tr>
-        <w:trPr>
-          <w:trHeight w:val="300"/>
-        </w:trPr>
-        <w:tc>
-          <w:tcPr>
-            <w:tcW w:w="4320" w:type="dxa"/>
-          </w:tcPr>
-          <w:p>
-            <w:pPr>
-              <w:rPr>
-                <w:rFonts w:ascii="Times New Roman" w:eastAsia="Times New Roman" w:hAnsi="Times New Roman" w:cs="Times New Roman"/>
-                <w:sz w:val="20"/>
-                <w:szCs w:val="20"/>
-              </w:rPr>
-            </w:pPr>
-            <w:r>
-              <w:rPr>
-                <w:rFonts w:ascii="Times New Roman" w:eastAsia="Times New Roman" w:hAnsi="Times New Roman" w:cs="Times New Roman"/>
-                <w:sz w:val="20"/>
-                <w:szCs w:val="20"/>
-              </w:rPr>
-              <w:t xml:space="preserve">// Inside </w:t>
-            </w:r>
-            <w:proofErr w:type="spellStart"/>
-            <w:r>
-              <w:rPr>
-                <w:rFonts w:ascii="Times New Roman" w:eastAsia="Times New Roman" w:hAnsi="Times New Roman" w:cs="Times New Roman"/>
-                <w:sz w:val="20"/>
-                <w:szCs w:val="20"/>
-              </w:rPr>
-              <w:t>MyHtmClassifier.GetPredictedInputValues</w:t>
-            </w:r>
-            <w:proofErr w:type="spellEnd"/>
-            <w:r>
-              <w:rPr>
-                <w:rFonts w:ascii="Times New Roman" w:eastAsia="Times New Roman" w:hAnsi="Times New Roman" w:cs="Times New Roman"/>
-                <w:sz w:val="20"/>
-                <w:szCs w:val="20"/>
-              </w:rPr>
-              <w:t>()</w:t>
-            </w:r>
-            <w:r>
-              <w:br/>
-            </w:r>
-            <w:r>
-              <w:rPr>
-                <w:rFonts w:ascii="Times New Roman" w:eastAsia="Times New Roman" w:hAnsi="Times New Roman" w:cs="Times New Roman"/>
-                <w:sz w:val="20"/>
-                <w:szCs w:val="20"/>
-              </w:rPr>
-              <w:t xml:space="preserve">double weight = </w:t>
-            </w:r>
-            <w:proofErr w:type="spellStart"/>
-            <w:r>
-              <w:rPr>
-                <w:rFonts w:ascii="Times New Roman" w:eastAsia="Times New Roman" w:hAnsi="Times New Roman" w:cs="Times New Roman"/>
-                <w:sz w:val="20"/>
-                <w:szCs w:val="20"/>
-              </w:rPr>
-              <w:t>Math.Pow</w:t>
-            </w:r>
-            <w:proofErr w:type="spellEnd"/>
-            <w:r>
-              <w:rPr>
-                <w:rFonts w:ascii="Times New Roman" w:eastAsia="Times New Roman" w:hAnsi="Times New Roman" w:cs="Times New Roman"/>
-                <w:sz w:val="20"/>
-                <w:szCs w:val="20"/>
-              </w:rPr>
-              <w:t>(</w:t>
-            </w:r>
-            <w:proofErr w:type="spellStart"/>
-            <w:proofErr w:type="gramStart"/>
-            <w:r>
-              <w:rPr>
-                <w:rFonts w:ascii="Times New Roman" w:eastAsia="Times New Roman" w:hAnsi="Times New Roman" w:cs="Times New Roman"/>
-                <w:sz w:val="20"/>
-                <w:szCs w:val="20"/>
-              </w:rPr>
-              <w:t>scored.Overlap</w:t>
-            </w:r>
-            <w:proofErr w:type="spellEnd"/>
-            <w:proofErr w:type="gramEnd"/>
-            <w:r>
-              <w:rPr>
-                <w:rFonts w:ascii="Times New Roman" w:eastAsia="Times New Roman" w:hAnsi="Times New Roman" w:cs="Times New Roman"/>
-                <w:sz w:val="20"/>
-                <w:szCs w:val="20"/>
-              </w:rPr>
-              <w:t>, 2);</w:t>
-            </w:r>
-            <w:r>
-              <w:br/>
-            </w:r>
-            <w:proofErr w:type="spellStart"/>
-            <w:r>
-              <w:rPr>
-                <w:rFonts w:ascii="Times New Roman" w:eastAsia="Times New Roman" w:hAnsi="Times New Roman" w:cs="Times New Roman"/>
-                <w:sz w:val="20"/>
-                <w:szCs w:val="20"/>
-              </w:rPr>
-              <w:t>pixelSums</w:t>
-            </w:r>
-            <w:proofErr w:type="spellEnd"/>
-            <w:r>
-              <w:rPr>
-                <w:rFonts w:ascii="Times New Roman" w:eastAsia="Times New Roman" w:hAnsi="Times New Roman" w:cs="Times New Roman"/>
-                <w:sz w:val="20"/>
-                <w:szCs w:val="20"/>
-              </w:rPr>
-              <w:t>[</w:t>
-            </w:r>
-            <w:proofErr w:type="spellStart"/>
-            <w:r>
-              <w:rPr>
-                <w:rFonts w:ascii="Times New Roman" w:eastAsia="Times New Roman" w:hAnsi="Times New Roman" w:cs="Times New Roman"/>
-                <w:sz w:val="20"/>
-                <w:szCs w:val="20"/>
-              </w:rPr>
-              <w:t>i</w:t>
-            </w:r>
-            <w:proofErr w:type="spellEnd"/>
-            <w:r>
-              <w:rPr>
-                <w:rFonts w:ascii="Times New Roman" w:eastAsia="Times New Roman" w:hAnsi="Times New Roman" w:cs="Times New Roman"/>
-                <w:sz w:val="20"/>
-                <w:szCs w:val="20"/>
-              </w:rPr>
-              <w:t xml:space="preserve">] += </w:t>
-            </w:r>
-            <w:proofErr w:type="spellStart"/>
-            <w:r>
-              <w:rPr>
-                <w:rFonts w:ascii="Times New Roman" w:eastAsia="Times New Roman" w:hAnsi="Times New Roman" w:cs="Times New Roman"/>
-                <w:sz w:val="20"/>
-                <w:szCs w:val="20"/>
-              </w:rPr>
-              <w:t>scored.Example.OriginalInput</w:t>
-            </w:r>
-            <w:proofErr w:type="spellEnd"/>
-            <w:r>
-              <w:rPr>
-                <w:rFonts w:ascii="Times New Roman" w:eastAsia="Times New Roman" w:hAnsi="Times New Roman" w:cs="Times New Roman"/>
-                <w:sz w:val="20"/>
-                <w:szCs w:val="20"/>
-              </w:rPr>
-              <w:t>[</w:t>
-            </w:r>
-            <w:proofErr w:type="spellStart"/>
-            <w:r>
-              <w:rPr>
-                <w:rFonts w:ascii="Times New Roman" w:eastAsia="Times New Roman" w:hAnsi="Times New Roman" w:cs="Times New Roman"/>
-                <w:sz w:val="20"/>
-                <w:szCs w:val="20"/>
-              </w:rPr>
-              <w:t>i</w:t>
-            </w:r>
-            <w:proofErr w:type="spellEnd"/>
-            <w:r>
-              <w:rPr>
-                <w:rFonts w:ascii="Times New Roman" w:eastAsia="Times New Roman" w:hAnsi="Times New Roman" w:cs="Times New Roman"/>
-                <w:sz w:val="20"/>
-                <w:szCs w:val="20"/>
-              </w:rPr>
-              <w:t>] * weight;</w:t>
-            </w:r>
-          </w:p>
-        </w:tc>
-      </w:tr>
-    </w:tbl>
-    <w:p>
-      <w:pPr>
-        <w:spacing w:after="0"/>
-      </w:pPr>
-    </w:p>
-    <w:p>
-      <w:pPr>
-        <w:spacing w:before="240" w:after="240" w:line="276" w:lineRule="auto"/>
-        <w:jc w:val="both"/>
-        <w:rPr>
-          <w:rFonts w:ascii="Times New Roman" w:eastAsia="Times New Roman" w:hAnsi="Times New Roman" w:cs="Times New Roman"/>
-          <w:sz w:val="18"/>
-          <w:szCs w:val="18"/>
-        </w:rPr>
-      </w:pPr>
-      <w:r>
-        <w:rPr>
-          <w:rFonts w:ascii="Times New Roman" w:eastAsia="Times New Roman" w:hAnsi="Times New Roman" w:cs="Times New Roman"/>
-          <w:sz w:val="18"/>
-          <w:szCs w:val="18"/>
-        </w:rPr>
-        <w:t>In contrast, the KNN classifier retrieves the training image corresponding to the predicted label:</w:t>
-      </w:r>
-    </w:p>
-    <w:tbl>
-      <w:tblPr>
-        <w:tblStyle w:val="TableGrid"/>
-        <w:tblW w:w="0" w:type="auto"/>
-        <w:tblLayout w:type="fixed"/>
-        <w:tblLook w:val="06A0" w:firstRow="1" w:lastRow="0" w:firstColumn="1" w:lastColumn="0" w:noHBand="1" w:noVBand="1"/>
-      </w:tblPr>
-      <w:tblGrid>
-        <w:gridCol w:w="4320"/>
-      </w:tblGrid>
-      <w:tr>
-        <w:trPr>
-          <w:trHeight w:val="300"/>
-        </w:trPr>
-        <w:tc>
-          <w:tcPr>
-            <w:tcW w:w="4320" w:type="dxa"/>
-          </w:tcPr>
-          <w:p>
-            <w:pPr>
-              <w:rPr>
-                <w:rFonts w:ascii="Times New Roman" w:eastAsia="Times New Roman" w:hAnsi="Times New Roman" w:cs="Times New Roman"/>
-                <w:sz w:val="20"/>
-                <w:szCs w:val="20"/>
-              </w:rPr>
-            </w:pPr>
-            <w:r>
-              <w:rPr>
-                <w:rFonts w:ascii="Times New Roman" w:eastAsia="Times New Roman" w:hAnsi="Times New Roman" w:cs="Times New Roman"/>
-                <w:sz w:val="20"/>
-                <w:szCs w:val="20"/>
-              </w:rPr>
-              <w:t xml:space="preserve">// Inside </w:t>
-            </w:r>
-            <w:proofErr w:type="spellStart"/>
-            <w:r>
-              <w:rPr>
-                <w:rFonts w:ascii="Times New Roman" w:eastAsia="Times New Roman" w:hAnsi="Times New Roman" w:cs="Times New Roman"/>
-                <w:sz w:val="20"/>
-                <w:szCs w:val="20"/>
-              </w:rPr>
-              <w:t>Program.cs</w:t>
-            </w:r>
-            <w:proofErr w:type="spellEnd"/>
-            <w:r>
-              <w:rPr>
-                <w:rFonts w:ascii="Times New Roman" w:eastAsia="Times New Roman" w:hAnsi="Times New Roman" w:cs="Times New Roman"/>
-                <w:sz w:val="20"/>
-                <w:szCs w:val="20"/>
-              </w:rPr>
-              <w:t xml:space="preserve"> during testing phase</w:t>
-            </w:r>
-            <w:r>
-              <w:br/>
-            </w:r>
-            <w:r>
-              <w:rPr>
-                <w:rFonts w:ascii="Times New Roman" w:eastAsia="Times New Roman" w:hAnsi="Times New Roman" w:cs="Times New Roman"/>
-                <w:sz w:val="20"/>
-                <w:szCs w:val="20"/>
-              </w:rPr>
-              <w:t xml:space="preserve">int </w:t>
-            </w:r>
-            <w:proofErr w:type="spellStart"/>
-            <w:r>
-              <w:rPr>
-                <w:rFonts w:ascii="Times New Roman" w:eastAsia="Times New Roman" w:hAnsi="Times New Roman" w:cs="Times New Roman"/>
-                <w:sz w:val="20"/>
-                <w:szCs w:val="20"/>
-              </w:rPr>
-              <w:t>predictedLabel</w:t>
-            </w:r>
-            <w:proofErr w:type="spellEnd"/>
-            <w:r>
-              <w:rPr>
-                <w:rFonts w:ascii="Times New Roman" w:eastAsia="Times New Roman" w:hAnsi="Times New Roman" w:cs="Times New Roman"/>
-                <w:sz w:val="20"/>
-                <w:szCs w:val="20"/>
-              </w:rPr>
-              <w:t xml:space="preserve"> = </w:t>
-            </w:r>
-            <w:proofErr w:type="spellStart"/>
-            <w:r>
-              <w:rPr>
-                <w:rFonts w:ascii="Times New Roman" w:eastAsia="Times New Roman" w:hAnsi="Times New Roman" w:cs="Times New Roman"/>
-                <w:sz w:val="20"/>
-                <w:szCs w:val="20"/>
-              </w:rPr>
-              <w:t>knnClassifierForType.Classify</w:t>
-            </w:r>
-            <w:proofErr w:type="spellEnd"/>
-            <w:r>
-              <w:rPr>
-                <w:rFonts w:ascii="Times New Roman" w:eastAsia="Times New Roman" w:hAnsi="Times New Roman" w:cs="Times New Roman"/>
-                <w:sz w:val="20"/>
-                <w:szCs w:val="20"/>
-              </w:rPr>
-              <w:t>(</w:t>
-            </w:r>
-            <w:proofErr w:type="spellStart"/>
-            <w:r>
-              <w:rPr>
-                <w:rFonts w:ascii="Times New Roman" w:eastAsia="Times New Roman" w:hAnsi="Times New Roman" w:cs="Times New Roman"/>
-                <w:sz w:val="20"/>
-                <w:szCs w:val="20"/>
-              </w:rPr>
-              <w:t>testSdr</w:t>
-            </w:r>
-            <w:proofErr w:type="spellEnd"/>
-            <w:r>
-              <w:rPr>
-                <w:rFonts w:ascii="Times New Roman" w:eastAsia="Times New Roman" w:hAnsi="Times New Roman" w:cs="Times New Roman"/>
-                <w:sz w:val="20"/>
-                <w:szCs w:val="20"/>
-              </w:rPr>
-              <w:t>, 5);</w:t>
-            </w:r>
-            <w:r>
-              <w:br/>
-            </w:r>
-            <w:proofErr w:type="gramStart"/>
-            <w:r>
-              <w:rPr>
-                <w:rFonts w:ascii="Times New Roman" w:eastAsia="Times New Roman" w:hAnsi="Times New Roman" w:cs="Times New Roman"/>
-                <w:sz w:val="20"/>
-                <w:szCs w:val="20"/>
-              </w:rPr>
-              <w:t>int[</w:t>
-            </w:r>
-            <w:proofErr w:type="gramEnd"/>
-            <w:r>
-              <w:rPr>
-                <w:rFonts w:ascii="Times New Roman" w:eastAsia="Times New Roman" w:hAnsi="Times New Roman" w:cs="Times New Roman"/>
-                <w:sz w:val="20"/>
-                <w:szCs w:val="20"/>
-              </w:rPr>
-              <w:t xml:space="preserve">] </w:t>
-            </w:r>
-            <w:proofErr w:type="spellStart"/>
-            <w:r>
-              <w:rPr>
-                <w:rFonts w:ascii="Times New Roman" w:eastAsia="Times New Roman" w:hAnsi="Times New Roman" w:cs="Times New Roman"/>
-                <w:sz w:val="20"/>
-                <w:szCs w:val="20"/>
-              </w:rPr>
-              <w:t>knnTestReconstructed</w:t>
-            </w:r>
-            <w:proofErr w:type="spellEnd"/>
-            <w:r>
-              <w:rPr>
-                <w:rFonts w:ascii="Times New Roman" w:eastAsia="Times New Roman" w:hAnsi="Times New Roman" w:cs="Times New Roman"/>
-                <w:sz w:val="20"/>
-                <w:szCs w:val="20"/>
-              </w:rPr>
-              <w:t xml:space="preserve"> = </w:t>
-            </w:r>
-            <w:proofErr w:type="spellStart"/>
-            <w:r>
-              <w:rPr>
-                <w:rFonts w:ascii="Times New Roman" w:eastAsia="Times New Roman" w:hAnsi="Times New Roman" w:cs="Times New Roman"/>
-                <w:sz w:val="20"/>
-                <w:szCs w:val="20"/>
-              </w:rPr>
-              <w:t>imageData</w:t>
-            </w:r>
-            <w:proofErr w:type="spellEnd"/>
-            <w:r>
-              <w:rPr>
-                <w:rFonts w:ascii="Times New Roman" w:eastAsia="Times New Roman" w:hAnsi="Times New Roman" w:cs="Times New Roman"/>
-                <w:sz w:val="20"/>
-                <w:szCs w:val="20"/>
-              </w:rPr>
-              <w:t>[</w:t>
-            </w:r>
-            <w:proofErr w:type="spellStart"/>
-            <w:r>
-              <w:rPr>
-                <w:rFonts w:ascii="Times New Roman" w:eastAsia="Times New Roman" w:hAnsi="Times New Roman" w:cs="Times New Roman"/>
-                <w:sz w:val="20"/>
-                <w:szCs w:val="20"/>
-              </w:rPr>
-              <w:t>predictedLabel</w:t>
-            </w:r>
-            <w:proofErr w:type="spellEnd"/>
-            <w:r>
-              <w:rPr>
-                <w:rFonts w:ascii="Times New Roman" w:eastAsia="Times New Roman" w:hAnsi="Times New Roman" w:cs="Times New Roman"/>
-                <w:sz w:val="20"/>
-                <w:szCs w:val="20"/>
-              </w:rPr>
-              <w:t>];</w:t>
-            </w:r>
-          </w:p>
-        </w:tc>
-      </w:tr>
-    </w:tbl>
-    <w:p>
-      <w:pPr>
-        <w:spacing w:after="0"/>
-      </w:pPr>
-    </w:p>
-    <w:p>
-      <w:pPr>
-        <w:pStyle w:val="ListParagraph"/>
-        <w:numPr>
-          <w:ilvl w:val="0"/>
-          <w:numId w:val="7"/>
-        </w:numPr>
-        <w:spacing w:before="240" w:after="240" w:line="276" w:lineRule="auto"/>
-        <w:jc w:val="both"/>
-        <w:rPr>
-          <w:rFonts w:ascii="Times New Roman" w:eastAsia="Times New Roman" w:hAnsi="Times New Roman" w:cs="Times New Roman"/>
-          <w:sz w:val="18"/>
-          <w:szCs w:val="18"/>
-        </w:rPr>
-      </w:pPr>
-      <w:r>
-        <w:rPr>
-          <w:rFonts w:ascii="Times New Roman" w:eastAsia="Times New Roman" w:hAnsi="Times New Roman" w:cs="Times New Roman"/>
-          <w:b/>
-          <w:bCs/>
-          <w:sz w:val="18"/>
-          <w:szCs w:val="18"/>
-        </w:rPr>
-        <w:t xml:space="preserve">Fusion and </w:t>
-      </w:r>
-      <w:proofErr w:type="gramStart"/>
-      <w:r>
-        <w:rPr>
-          <w:rFonts w:ascii="Times New Roman" w:eastAsia="Times New Roman" w:hAnsi="Times New Roman" w:cs="Times New Roman"/>
-          <w:b/>
-          <w:bCs/>
-          <w:sz w:val="18"/>
-          <w:szCs w:val="18"/>
-        </w:rPr>
-        <w:t>Post-Processing</w:t>
-      </w:r>
-      <w:proofErr w:type="gramEnd"/>
-      <w:r>
-        <w:rPr>
-          <w:rFonts w:ascii="Times New Roman" w:eastAsia="Times New Roman" w:hAnsi="Times New Roman" w:cs="Times New Roman"/>
-          <w:b/>
-          <w:bCs/>
-          <w:sz w:val="18"/>
-          <w:szCs w:val="18"/>
-        </w:rPr>
-        <w:t>:</w:t>
-      </w:r>
-      <w:r>
-        <w:br/>
-      </w:r>
-      <w:r>
-        <w:rPr>
-          <w:rFonts w:ascii="Times New Roman" w:eastAsia="Times New Roman" w:hAnsi="Times New Roman" w:cs="Times New Roman"/>
-          <w:sz w:val="18"/>
-          <w:szCs w:val="18"/>
-        </w:rPr>
-        <w:t xml:space="preserve"> A fusion strategy is applied where the reconstruction outputs are weighted by their cosine similarity scores (calculated by the </w:t>
-      </w:r>
-      <w:proofErr w:type="spellStart"/>
-      <w:r>
-        <w:rPr>
-          <w:rFonts w:ascii="Times New Roman" w:eastAsia="Times New Roman" w:hAnsi="Times New Roman" w:cs="Times New Roman"/>
-          <w:b/>
-          <w:bCs/>
-          <w:sz w:val="18"/>
-          <w:szCs w:val="18"/>
-        </w:rPr>
-        <w:t>ImageSimilarity</w:t>
-      </w:r>
-      <w:proofErr w:type="spellEnd"/>
-      <w:r>
-        <w:rPr>
-          <w:rFonts w:ascii="Times New Roman" w:eastAsia="Times New Roman" w:hAnsi="Times New Roman" w:cs="Times New Roman"/>
-          <w:sz w:val="18"/>
-          <w:szCs w:val="18"/>
-        </w:rPr>
-        <w:t xml:space="preserve"> class). For pixels with conflicting predictions, a Gaussian weighted local voting is applied:</w:t>
-      </w:r>
-    </w:p>
-    <w:tbl>
-      <w:tblPr>
-        <w:tblStyle w:val="TableGrid"/>
-        <w:tblW w:w="0" w:type="auto"/>
-        <w:tblLayout w:type="fixed"/>
-        <w:tblLook w:val="06A0" w:firstRow="1" w:lastRow="0" w:firstColumn="1" w:lastColumn="0" w:noHBand="1" w:noVBand="1"/>
-      </w:tblPr>
-      <w:tblGrid>
-        <w:gridCol w:w="4320"/>
-      </w:tblGrid>
-      <w:tr>
-        <w:trPr>
-          <w:trHeight w:val="300"/>
-        </w:trPr>
-        <w:tc>
-          <w:tcPr>
-            <w:tcW w:w="4320" w:type="dxa"/>
-          </w:tcPr>
-          <w:p>
-            <w:pPr>
-              <w:rPr>
-                <w:rFonts w:ascii="Times New Roman" w:eastAsia="Times New Roman" w:hAnsi="Times New Roman" w:cs="Times New Roman"/>
-                <w:sz w:val="20"/>
-                <w:szCs w:val="20"/>
-              </w:rPr>
-            </w:pPr>
-            <w:r>
-              <w:rPr>
-                <w:rFonts w:ascii="Times New Roman" w:eastAsia="Times New Roman" w:hAnsi="Times New Roman" w:cs="Times New Roman"/>
-                <w:sz w:val="20"/>
-                <w:szCs w:val="20"/>
-              </w:rPr>
-              <w:t xml:space="preserve">// In </w:t>
-            </w:r>
-            <w:proofErr w:type="spellStart"/>
-            <w:r>
-              <w:rPr>
-                <w:rFonts w:ascii="Times New Roman" w:eastAsia="Times New Roman" w:hAnsi="Times New Roman" w:cs="Times New Roman"/>
-                <w:sz w:val="20"/>
-                <w:szCs w:val="20"/>
-              </w:rPr>
-              <w:t>Program.cs</w:t>
-            </w:r>
-            <w:proofErr w:type="spellEnd"/>
-            <w:r>
-              <w:rPr>
-                <w:rFonts w:ascii="Times New Roman" w:eastAsia="Times New Roman" w:hAnsi="Times New Roman" w:cs="Times New Roman"/>
-                <w:sz w:val="20"/>
-                <w:szCs w:val="20"/>
-              </w:rPr>
-              <w:t>: Gaussian weighted local vote example</w:t>
-            </w:r>
-            <w:r>
-              <w:br/>
-            </w:r>
-            <w:r>
-              <w:rPr>
-                <w:rFonts w:ascii="Times New Roman" w:eastAsia="Times New Roman" w:hAnsi="Times New Roman" w:cs="Times New Roman"/>
-                <w:sz w:val="20"/>
-                <w:szCs w:val="20"/>
-              </w:rPr>
-              <w:t xml:space="preserve">double </w:t>
-            </w:r>
-            <w:proofErr w:type="spellStart"/>
-            <w:r>
-              <w:rPr>
-                <w:rFonts w:ascii="Times New Roman" w:eastAsia="Times New Roman" w:hAnsi="Times New Roman" w:cs="Times New Roman"/>
-                <w:sz w:val="20"/>
-                <w:szCs w:val="20"/>
-              </w:rPr>
-              <w:t>htmLocalVote</w:t>
-            </w:r>
-            <w:proofErr w:type="spellEnd"/>
-            <w:r>
-              <w:rPr>
-                <w:rFonts w:ascii="Times New Roman" w:eastAsia="Times New Roman" w:hAnsi="Times New Roman" w:cs="Times New Roman"/>
-                <w:sz w:val="20"/>
-                <w:szCs w:val="20"/>
-              </w:rPr>
-              <w:t xml:space="preserve"> = </w:t>
-            </w:r>
-            <w:proofErr w:type="spellStart"/>
-            <w:proofErr w:type="gramStart"/>
-            <w:r>
-              <w:rPr>
-                <w:rFonts w:ascii="Times New Roman" w:eastAsia="Times New Roman" w:hAnsi="Times New Roman" w:cs="Times New Roman"/>
-                <w:sz w:val="20"/>
-                <w:szCs w:val="20"/>
-              </w:rPr>
-              <w:t>GetGaussianWeightedLocalVote</w:t>
-            </w:r>
-            <w:proofErr w:type="spellEnd"/>
-            <w:r>
-              <w:rPr>
-                <w:rFonts w:ascii="Times New Roman" w:eastAsia="Times New Roman" w:hAnsi="Times New Roman" w:cs="Times New Roman"/>
-                <w:sz w:val="20"/>
-                <w:szCs w:val="20"/>
-              </w:rPr>
-              <w:t>(</w:t>
-            </w:r>
-            <w:proofErr w:type="spellStart"/>
-            <w:proofErr w:type="gramEnd"/>
-            <w:r>
-              <w:rPr>
-                <w:rFonts w:ascii="Times New Roman" w:eastAsia="Times New Roman" w:hAnsi="Times New Roman" w:cs="Times New Roman"/>
-                <w:sz w:val="20"/>
-                <w:szCs w:val="20"/>
-              </w:rPr>
-              <w:t>htmTestReconstructed</w:t>
-            </w:r>
-            <w:proofErr w:type="spellEnd"/>
-            <w:r>
-              <w:rPr>
-                <w:rFonts w:ascii="Times New Roman" w:eastAsia="Times New Roman" w:hAnsi="Times New Roman" w:cs="Times New Roman"/>
-                <w:sz w:val="20"/>
-                <w:szCs w:val="20"/>
-              </w:rPr>
-              <w:t>, j, width, height);</w:t>
-            </w:r>
-            <w:r>
-              <w:br/>
-            </w:r>
-            <w:r>
-              <w:rPr>
-                <w:rFonts w:ascii="Times New Roman" w:eastAsia="Times New Roman" w:hAnsi="Times New Roman" w:cs="Times New Roman"/>
-                <w:sz w:val="20"/>
-                <w:szCs w:val="20"/>
-              </w:rPr>
-              <w:t>// Then the final decision is smoothed using a median filter:</w:t>
-            </w:r>
-            <w:r>
-              <w:br/>
-            </w:r>
-            <w:r>
-              <w:rPr>
-                <w:rFonts w:ascii="Times New Roman" w:eastAsia="Times New Roman" w:hAnsi="Times New Roman" w:cs="Times New Roman"/>
-                <w:sz w:val="20"/>
-                <w:szCs w:val="20"/>
-              </w:rPr>
-              <w:t xml:space="preserve">int[] </w:t>
-            </w:r>
-            <w:proofErr w:type="spellStart"/>
-            <w:r>
-              <w:rPr>
-                <w:rFonts w:ascii="Times New Roman" w:eastAsia="Times New Roman" w:hAnsi="Times New Roman" w:cs="Times New Roman"/>
-                <w:sz w:val="20"/>
-                <w:szCs w:val="20"/>
-              </w:rPr>
-              <w:t>postProcessedImage</w:t>
-            </w:r>
-            <w:proofErr w:type="spellEnd"/>
-            <w:r>
-              <w:rPr>
-                <w:rFonts w:ascii="Times New Roman" w:eastAsia="Times New Roman" w:hAnsi="Times New Roman" w:cs="Times New Roman"/>
-                <w:sz w:val="20"/>
-                <w:szCs w:val="20"/>
-              </w:rPr>
-              <w:t xml:space="preserve"> = </w:t>
-            </w:r>
-            <w:proofErr w:type="spellStart"/>
-            <w:r>
-              <w:rPr>
-                <w:rFonts w:ascii="Times New Roman" w:eastAsia="Times New Roman" w:hAnsi="Times New Roman" w:cs="Times New Roman"/>
-                <w:sz w:val="20"/>
-                <w:szCs w:val="20"/>
-              </w:rPr>
-              <w:t>ImageFilter.ApplyMedianFilter</w:t>
-            </w:r>
-            <w:proofErr w:type="spellEnd"/>
-            <w:r>
-              <w:rPr>
-                <w:rFonts w:ascii="Times New Roman" w:eastAsia="Times New Roman" w:hAnsi="Times New Roman" w:cs="Times New Roman"/>
-                <w:sz w:val="20"/>
-                <w:szCs w:val="20"/>
-              </w:rPr>
-              <w:t>(</w:t>
-            </w:r>
-            <w:proofErr w:type="spellStart"/>
-            <w:r>
-              <w:rPr>
-                <w:rFonts w:ascii="Times New Roman" w:eastAsia="Times New Roman" w:hAnsi="Times New Roman" w:cs="Times New Roman"/>
-                <w:sz w:val="20"/>
-                <w:szCs w:val="20"/>
-              </w:rPr>
-              <w:t>locallyVoted</w:t>
-            </w:r>
-            <w:proofErr w:type="spellEnd"/>
-            <w:r>
-              <w:rPr>
-                <w:rFonts w:ascii="Times New Roman" w:eastAsia="Times New Roman" w:hAnsi="Times New Roman" w:cs="Times New Roman"/>
-                <w:sz w:val="20"/>
-                <w:szCs w:val="20"/>
-              </w:rPr>
-              <w:t>, width, height);</w:t>
-            </w:r>
-          </w:p>
-        </w:tc>
-      </w:tr>
-    </w:tbl>
-    <w:p>
-      <w:pPr>
-        <w:spacing w:after="0"/>
-      </w:pPr>
-    </w:p>
-    <w:p>
-      <w:pPr>
-        <w:spacing w:before="240" w:after="240" w:line="276" w:lineRule="auto"/>
-        <w:jc w:val="both"/>
-        <w:rPr>
-          <w:rFonts w:ascii="Times New Roman" w:eastAsia="Times New Roman" w:hAnsi="Times New Roman" w:cs="Times New Roman"/>
-          <w:sz w:val="18"/>
-          <w:szCs w:val="18"/>
-        </w:rPr>
-      </w:pPr>
-      <w:r>
-        <w:rPr>
-          <w:rFonts w:ascii="Times New Roman" w:eastAsia="Times New Roman" w:hAnsi="Times New Roman" w:cs="Times New Roman"/>
-          <w:sz w:val="18"/>
-          <w:szCs w:val="18"/>
-        </w:rPr>
-        <w:t xml:space="preserve">Finally, the </w:t>
-      </w:r>
-      <w:proofErr w:type="spellStart"/>
-      <w:r>
-        <w:rPr>
-          <w:rFonts w:ascii="Times New Roman" w:eastAsia="Times New Roman" w:hAnsi="Times New Roman" w:cs="Times New Roman"/>
-          <w:b/>
-          <w:bCs/>
-          <w:sz w:val="18"/>
-          <w:szCs w:val="18"/>
-        </w:rPr>
-        <w:t>BinaryToImageConverter</w:t>
-      </w:r>
-      <w:proofErr w:type="spellEnd"/>
-      <w:r>
-        <w:rPr>
-          <w:rFonts w:ascii="Times New Roman" w:eastAsia="Times New Roman" w:hAnsi="Times New Roman" w:cs="Times New Roman"/>
-          <w:sz w:val="18"/>
-          <w:szCs w:val="18"/>
-        </w:rPr>
-        <w:t xml:space="preserve"> class converts the binary reconstruction back into a PNG image:</w:t>
-      </w:r>
-    </w:p>
-    <w:tbl>
-      <w:tblPr>
-        <w:tblStyle w:val="TableGrid"/>
-        <w:tblW w:w="0" w:type="auto"/>
-        <w:tblLayout w:type="fixed"/>
-        <w:tblLook w:val="06A0" w:firstRow="1" w:lastRow="0" w:firstColumn="1" w:lastColumn="0" w:noHBand="1" w:noVBand="1"/>
-      </w:tblPr>
-      <w:tblGrid>
-        <w:gridCol w:w="4425"/>
-      </w:tblGrid>
-      <w:tr>
-        <w:trPr>
-          <w:trHeight w:val="300"/>
-        </w:trPr>
-        <w:tc>
-          <w:tcPr>
-            <w:tcW w:w="4425" w:type="dxa"/>
-          </w:tcPr>
-          <w:p>
-            <w:pPr>
-              <w:rPr>
-                <w:rFonts w:ascii="Times New Roman" w:eastAsia="Times New Roman" w:hAnsi="Times New Roman" w:cs="Times New Roman"/>
-                <w:sz w:val="20"/>
-                <w:szCs w:val="20"/>
-              </w:rPr>
-            </w:pPr>
-            <w:r>
-              <w:rPr>
-                <w:rFonts w:ascii="Times New Roman" w:eastAsia="Times New Roman" w:hAnsi="Times New Roman" w:cs="Times New Roman"/>
-                <w:sz w:val="20"/>
-                <w:szCs w:val="20"/>
-              </w:rPr>
-              <w:t xml:space="preserve">// Inside </w:t>
-            </w:r>
-            <w:proofErr w:type="spellStart"/>
-            <w:r>
-              <w:rPr>
-                <w:rFonts w:ascii="Times New Roman" w:eastAsia="Times New Roman" w:hAnsi="Times New Roman" w:cs="Times New Roman"/>
-                <w:sz w:val="20"/>
-                <w:szCs w:val="20"/>
-              </w:rPr>
-              <w:t>BinaryToImageConverter.SaveBinaryAsPng</w:t>
-            </w:r>
-            <w:proofErr w:type="spellEnd"/>
-            <w:r>
-              <w:rPr>
-                <w:rFonts w:ascii="Times New Roman" w:eastAsia="Times New Roman" w:hAnsi="Times New Roman" w:cs="Times New Roman"/>
-                <w:sz w:val="20"/>
-                <w:szCs w:val="20"/>
-              </w:rPr>
-              <w:t>()</w:t>
-            </w:r>
-            <w:r>
-              <w:br/>
-            </w:r>
-            <w:r>
-              <w:rPr>
-                <w:rFonts w:ascii="Times New Roman" w:eastAsia="Times New Roman" w:hAnsi="Times New Roman" w:cs="Times New Roman"/>
-                <w:sz w:val="20"/>
-                <w:szCs w:val="20"/>
-              </w:rPr>
-              <w:t xml:space="preserve">Rgba32 color = </w:t>
-            </w:r>
-            <w:proofErr w:type="spellStart"/>
-            <w:r>
-              <w:rPr>
-                <w:rFonts w:ascii="Times New Roman" w:eastAsia="Times New Roman" w:hAnsi="Times New Roman" w:cs="Times New Roman"/>
-                <w:sz w:val="20"/>
-                <w:szCs w:val="20"/>
-              </w:rPr>
-              <w:t>binaryImage</w:t>
-            </w:r>
-            <w:proofErr w:type="spellEnd"/>
-            <w:r>
-              <w:rPr>
-                <w:rFonts w:ascii="Times New Roman" w:eastAsia="Times New Roman" w:hAnsi="Times New Roman" w:cs="Times New Roman"/>
-                <w:sz w:val="20"/>
-                <w:szCs w:val="20"/>
-              </w:rPr>
-              <w:t>[</w:t>
-            </w:r>
-            <w:proofErr w:type="spellStart"/>
-            <w:r>
-              <w:rPr>
-                <w:rFonts w:ascii="Times New Roman" w:eastAsia="Times New Roman" w:hAnsi="Times New Roman" w:cs="Times New Roman"/>
-                <w:sz w:val="20"/>
-                <w:szCs w:val="20"/>
-              </w:rPr>
-              <w:t>i</w:t>
-            </w:r>
-            <w:proofErr w:type="spellEnd"/>
-            <w:r>
-              <w:rPr>
-                <w:rFonts w:ascii="Times New Roman" w:eastAsia="Times New Roman" w:hAnsi="Times New Roman" w:cs="Times New Roman"/>
-                <w:sz w:val="20"/>
-                <w:szCs w:val="20"/>
-              </w:rPr>
-              <w:t xml:space="preserve">] == </w:t>
-            </w:r>
-            <w:proofErr w:type="gramStart"/>
-            <w:r>
-              <w:rPr>
-                <w:rFonts w:ascii="Times New Roman" w:eastAsia="Times New Roman" w:hAnsi="Times New Roman" w:cs="Times New Roman"/>
-                <w:sz w:val="20"/>
-                <w:szCs w:val="20"/>
-              </w:rPr>
-              <w:t>1 ?</w:t>
-            </w:r>
-            <w:proofErr w:type="gramEnd"/>
-            <w:r>
-              <w:rPr>
-                <w:rFonts w:ascii="Times New Roman" w:eastAsia="Times New Roman" w:hAnsi="Times New Roman" w:cs="Times New Roman"/>
-                <w:sz w:val="20"/>
-                <w:szCs w:val="20"/>
-              </w:rPr>
-              <w:t xml:space="preserve"> new Rgba32(255, 255, 255, 255) : new Rgba32(0, 0, 0, 255);</w:t>
-            </w:r>
-            <w:r>
-              <w:br/>
-            </w:r>
-            <w:r>
-              <w:rPr>
-                <w:rFonts w:ascii="Times New Roman" w:eastAsia="Times New Roman" w:hAnsi="Times New Roman" w:cs="Times New Roman"/>
-                <w:sz w:val="20"/>
-                <w:szCs w:val="20"/>
-              </w:rPr>
-              <w:t>image[x, y] = color;</w:t>
-            </w:r>
-            <w:r>
-              <w:br/>
-            </w:r>
-            <w:proofErr w:type="spellStart"/>
-            <w:r>
-              <w:rPr>
-                <w:rFonts w:ascii="Times New Roman" w:eastAsia="Times New Roman" w:hAnsi="Times New Roman" w:cs="Times New Roman"/>
-                <w:sz w:val="20"/>
-                <w:szCs w:val="20"/>
-              </w:rPr>
-              <w:t>image.Save</w:t>
-            </w:r>
-            <w:proofErr w:type="spellEnd"/>
-            <w:r>
-              <w:rPr>
-                <w:rFonts w:ascii="Times New Roman" w:eastAsia="Times New Roman" w:hAnsi="Times New Roman" w:cs="Times New Roman"/>
-                <w:sz w:val="20"/>
-                <w:szCs w:val="20"/>
-              </w:rPr>
-              <w:t>(</w:t>
-            </w:r>
-            <w:proofErr w:type="spellStart"/>
-            <w:r>
-              <w:rPr>
-                <w:rFonts w:ascii="Times New Roman" w:eastAsia="Times New Roman" w:hAnsi="Times New Roman" w:cs="Times New Roman"/>
-                <w:sz w:val="20"/>
-                <w:szCs w:val="20"/>
-              </w:rPr>
-              <w:t>outputPath</w:t>
-            </w:r>
-            <w:proofErr w:type="spellEnd"/>
-            <w:r>
-              <w:rPr>
-                <w:rFonts w:ascii="Times New Roman" w:eastAsia="Times New Roman" w:hAnsi="Times New Roman" w:cs="Times New Roman"/>
-                <w:sz w:val="20"/>
-                <w:szCs w:val="20"/>
-              </w:rPr>
-              <w:t>);</w:t>
-            </w:r>
-          </w:p>
-        </w:tc>
-      </w:tr>
-    </w:tbl>
-    <w:p>
-      <w:pPr>
-        <w:spacing w:before="240" w:after="0" w:line="276" w:lineRule="auto"/>
-      </w:pPr>
-    </w:p>
-    <w:p>
-      <w:pPr>
-        <w:spacing w:before="240" w:after="0" w:line="276" w:lineRule="auto"/>
-      </w:pPr>
-      <w:r>
-        <w:rPr>
           <w:noProof/>
         </w:rPr>
         <w:drawing>
-          <wp:inline distT="0" distB="0" distL="0" distR="0" wp14:anchorId="73DE698C" wp14:editId="055942EC">
-            <wp:extent cx="1314417" cy="1314417"/>
+          <wp:inline distT="0" distB="0" distL="0" distR="0" wp14:anchorId="027C6415" wp14:editId="0FF2617F">
+            <wp:extent cx="990600" cy="1238250"/>
             <wp:effectExtent l="0" t="0" r="0" b="0"/>
-            <wp:docPr id="317325971" name="Picture 317325971"/>
+            <wp:docPr id="1070041387" name="Picture 1070041387"/>
             <wp:cNvGraphicFramePr>
               <a:graphicFrameLocks xmlns:a="http://schemas.openxmlformats.org/drawingml/2006/main" noChangeAspect="1"/>
             </wp:cNvGraphicFramePr>
@@ -3785,7 +1997,7 @@
                   <pic:spPr>
                     <a:xfrm>
                       <a:off x="0" y="0"/>
-                      <a:ext cx="1314417" cy="1314417"/>
+                      <a:ext cx="990600" cy="1238250"/>
                     </a:xfrm>
                     <a:prstGeom prst="rect">
                       <a:avLst/>
@@ -3797,26 +2009,31 @@
           </wp:inline>
         </w:drawing>
       </w:r>
-    </w:p>
-    <w:p>
-      <w:pPr>
-        <w:spacing w:before="240" w:after="240" w:line="276" w:lineRule="auto"/>
-        <w:jc w:val="both"/>
-        <w:rPr>
-          <w:rFonts w:ascii="Times New Roman" w:eastAsia="Times New Roman" w:hAnsi="Times New Roman" w:cs="Times New Roman"/>
-          <w:sz w:val="20"/>
-          <w:szCs w:val="20"/>
-        </w:rPr>
-      </w:pPr>
-      <w:r>
-        <w:rPr>
-          <w:rFonts w:ascii="Times New Roman" w:eastAsia="Times New Roman" w:hAnsi="Times New Roman" w:cs="Times New Roman"/>
+      <w:r>
+        <w:rPr>
+          <w:rFonts w:ascii="Aptos" w:eastAsia="Aptos" w:hAnsi="Aptos" w:cs="Aptos"/>
+          <w:i/>
+          <w:iCs/>
+        </w:rPr>
+        <w:t xml:space="preserve">                                                                                   </w:t>
+      </w:r>
+      <w:r>
+        <w:rPr>
+          <w:rFonts w:ascii="Aptos" w:eastAsia="Aptos" w:hAnsi="Aptos" w:cs="Aptos"/>
+          <w:i/>
+          <w:iCs/>
+        </w:rPr>
+        <w:t xml:space="preserve">           </w:t>
+      </w:r>
+      <w:r>
+        <w:rPr>
+          <w:rFonts w:ascii="Aptos" w:eastAsia="Aptos" w:hAnsi="Aptos" w:cs="Aptos"/>
           <w:i/>
           <w:iCs/>
           <w:sz w:val="20"/>
           <w:szCs w:val="20"/>
         </w:rPr>
-        <w:t xml:space="preserve">Figure </w:t>
+        <w:t xml:space="preserve">      </w:t>
       </w:r>
       <w:r>
         <w:rPr>
@@ -3826,7 +2043,7 @@
           <w:sz w:val="20"/>
           <w:szCs w:val="20"/>
         </w:rPr>
-        <w:t>3</w:t>
+        <w:t xml:space="preserve">Figure </w:t>
       </w:r>
       <w:r>
         <w:rPr>
@@ -3836,15 +2053,17 @@
           <w:sz w:val="20"/>
           <w:szCs w:val="20"/>
         </w:rPr>
-        <w:t>:</w:t>
-      </w:r>
-      <w:r>
-        <w:rPr>
-          <w:rFonts w:ascii="Times New Roman" w:eastAsia="Times New Roman" w:hAnsi="Times New Roman" w:cs="Times New Roman"/>
+        <w:t>2</w:t>
+      </w:r>
+      <w:r>
+        <w:rPr>
+          <w:rFonts w:ascii="Times New Roman" w:eastAsia="Times New Roman" w:hAnsi="Times New Roman" w:cs="Times New Roman"/>
+          <w:i/>
+          <w:iCs/>
           <w:sz w:val="20"/>
           <w:szCs w:val="20"/>
         </w:rPr>
-        <w:t xml:space="preserve"> A</w:t>
+        <w:t>:</w:t>
       </w:r>
       <w:r>
         <w:rPr>
@@ -3852,7 +2071,7 @@
           <w:sz w:val="20"/>
           <w:szCs w:val="20"/>
         </w:rPr>
-        <w:t xml:space="preserve">n </w:t>
+        <w:t xml:space="preserve"> A sample of an original image next to its binarized text output.</w:t>
       </w:r>
       <w:r>
         <w:rPr>
@@ -3860,74 +2079,7 @@
           <w:sz w:val="20"/>
           <w:szCs w:val="20"/>
         </w:rPr>
-        <w:t>illustration showing the output from the combined (fused)</w:t>
-      </w:r>
-      <w:r>
-        <w:rPr>
-          <w:rFonts w:ascii="Times New Roman" w:eastAsia="Times New Roman" w:hAnsi="Times New Roman" w:cs="Times New Roman"/>
-          <w:sz w:val="20"/>
-          <w:szCs w:val="20"/>
-        </w:rPr>
-        <w:t xml:space="preserve"> </w:t>
-      </w:r>
-      <w:r>
-        <w:rPr>
-          <w:rFonts w:ascii="Times New Roman" w:eastAsia="Times New Roman" w:hAnsi="Times New Roman" w:cs="Times New Roman"/>
-          <w:sz w:val="20"/>
-          <w:szCs w:val="20"/>
-        </w:rPr>
-        <w:t>after post-processing.</w:t>
-      </w:r>
-      <w:r>
-        <w:rPr>
-          <w:rFonts w:ascii="Times New Roman" w:eastAsia="Times New Roman" w:hAnsi="Times New Roman" w:cs="Times New Roman"/>
-          <w:sz w:val="20"/>
-          <w:szCs w:val="20"/>
-        </w:rPr>
         <w:t xml:space="preserve"> (Image: 0_1450)</w:t>
-      </w:r>
-    </w:p>
-    <w:p>
-      <w:pPr>
-        <w:pStyle w:val="Heading4"/>
-        <w:spacing w:before="319" w:after="319" w:line="276" w:lineRule="auto"/>
-        <w:jc w:val="both"/>
-        <w:rPr>
-          <w:rFonts w:ascii="Times New Roman" w:eastAsia="Times New Roman" w:hAnsi="Times New Roman" w:cs="Times New Roman"/>
-          <w:b/>
-          <w:bCs/>
-          <w:sz w:val="20"/>
-          <w:szCs w:val="20"/>
-        </w:rPr>
-      </w:pPr>
-      <w:r>
-        <w:rPr>
-          <w:rFonts w:ascii="Times New Roman" w:eastAsia="Times New Roman" w:hAnsi="Times New Roman" w:cs="Times New Roman"/>
-          <w:b/>
-          <w:bCs/>
-          <w:sz w:val="20"/>
-          <w:szCs w:val="20"/>
-        </w:rPr>
-        <w:t>5. Evaluation of Reconstruction Accuracy</w:t>
-      </w:r>
-    </w:p>
-    <w:p>
-      <w:pPr>
-        <w:spacing w:before="240" w:after="240" w:line="276" w:lineRule="auto"/>
-        <w:jc w:val="both"/>
-        <w:rPr>
-          <w:rFonts w:ascii="Times New Roman" w:eastAsia="Times New Roman" w:hAnsi="Times New Roman" w:cs="Times New Roman"/>
-          <w:sz w:val="18"/>
-          <w:szCs w:val="18"/>
-        </w:rPr>
-      </w:pPr>
-      <w:r>
-        <w:rPr>
-          <w:rFonts w:ascii="Times New Roman" w:eastAsia="Times New Roman" w:hAnsi="Times New Roman" w:cs="Times New Roman"/>
-          <w:sz w:val="18"/>
-          <w:szCs w:val="18"/>
-        </w:rPr>
-        <w:t>The reconstructed images are quantitatively compared with the original test images using similarity metrics.</w:t>
       </w:r>
     </w:p>
     <w:p>
@@ -3935,7 +2087,7 @@
         <w:pStyle w:val="ListParagraph"/>
         <w:numPr>
           <w:ilvl w:val="0"/>
-          <w:numId w:val="6"/>
+          <w:numId w:val="10"/>
         </w:numPr>
         <w:spacing w:before="240" w:after="240" w:line="276" w:lineRule="auto"/>
         <w:jc w:val="both"/>
@@ -3953,8 +2105,20 @@
           <w:sz w:val="18"/>
           <w:szCs w:val="18"/>
         </w:rPr>
-        <w:t>Cosine</w:t>
-      </w:r>
+        <w:t>Vectorization:</w:t>
+      </w:r>
+      <w:r>
+        <w:br/>
+      </w:r>
+      <w:r>
+        <w:rPr>
+          <w:rFonts w:ascii="Times New Roman" w:eastAsia="Times New Roman" w:hAnsi="Times New Roman" w:cs="Times New Roman"/>
+          <w:sz w:val="18"/>
+          <w:szCs w:val="18"/>
+        </w:rPr>
+        <w:t xml:space="preserve"> Once binarized, the </w:t>
+      </w:r>
+      <w:proofErr w:type="spellStart"/>
       <w:r>
         <w:rPr>
           <w:rFonts w:ascii="Times New Roman" w:eastAsia="Times New Roman" w:hAnsi="Times New Roman" w:cs="Times New Roman"/>
@@ -3963,39 +2127,7 @@
           <w:sz w:val="18"/>
           <w:szCs w:val="18"/>
         </w:rPr>
-        <w:t xml:space="preserve"> </w:t>
-      </w:r>
-      <w:r>
-        <w:rPr>
-          <w:rFonts w:ascii="Times New Roman" w:eastAsia="Times New Roman" w:hAnsi="Times New Roman" w:cs="Times New Roman"/>
-          <w:b/>
-          <w:bCs/>
-          <w:sz w:val="18"/>
-          <w:szCs w:val="18"/>
-        </w:rPr>
-        <w:t>Similarity:</w:t>
-      </w:r>
-      <w:r>
-        <w:br/>
-      </w:r>
-      <w:r>
-        <w:rPr>
-          <w:rFonts w:ascii="Times New Roman" w:eastAsia="Times New Roman" w:hAnsi="Times New Roman" w:cs="Times New Roman"/>
-          <w:sz w:val="18"/>
-          <w:szCs w:val="18"/>
-        </w:rPr>
-        <w:t xml:space="preserve"> The </w:t>
-      </w:r>
-      <w:proofErr w:type="spellStart"/>
-      <w:r>
-        <w:rPr>
-          <w:rFonts w:ascii="Times New Roman" w:eastAsia="Times New Roman" w:hAnsi="Times New Roman" w:cs="Times New Roman"/>
-          <w:b/>
-          <w:bCs/>
-          <w:sz w:val="18"/>
-          <w:szCs w:val="18"/>
-        </w:rPr>
-        <w:t>ImageSimilarity</w:t>
+        <w:t>ImageLoader</w:t>
       </w:r>
       <w:proofErr w:type="spellEnd"/>
       <w:r>
@@ -4004,7 +2136,7 @@
           <w:sz w:val="18"/>
           <w:szCs w:val="18"/>
         </w:rPr>
-        <w:t xml:space="preserve"> class calculates the cosine similarity between the vectorized representations of the original and reconstructed images:</w:t>
+        <w:t xml:space="preserve"> class reads these text files and flattens the binary image data into a 1D array:</w:t>
       </w:r>
     </w:p>
     <w:tbl>
@@ -4048,7 +2180,7 @@
                 <w:sz w:val="20"/>
                 <w:szCs w:val="20"/>
               </w:rPr>
-              <w:t>ImageSimilarity.CalculateCosineSimilarity</w:t>
+              <w:t>ImageLoader.LoadImage</w:t>
             </w:r>
             <w:proofErr w:type="spellEnd"/>
             <w:r>
@@ -4068,7 +2200,7 @@
                 <w:sz w:val="20"/>
                 <w:szCs w:val="20"/>
               </w:rPr>
-              <w:t xml:space="preserve">double similarity = </w:t>
+              <w:t xml:space="preserve">string[] lines = </w:t>
             </w:r>
             <w:proofErr w:type="spellStart"/>
             <w:r>
@@ -4077,7 +2209,7 @@
                 <w:sz w:val="20"/>
                 <w:szCs w:val="20"/>
               </w:rPr>
-              <w:t>dotProduct</w:t>
+              <w:t>File.ReadAllLines</w:t>
             </w:r>
             <w:proofErr w:type="spellEnd"/>
             <w:r>
@@ -4086,7 +2218,7 @@
                 <w:sz w:val="20"/>
                 <w:szCs w:val="20"/>
               </w:rPr>
-              <w:t xml:space="preserve"> / (</w:t>
+              <w:t>(</w:t>
             </w:r>
             <w:proofErr w:type="spellStart"/>
             <w:r>
@@ -4095,7 +2227,7 @@
                 <w:sz w:val="20"/>
                 <w:szCs w:val="20"/>
               </w:rPr>
-              <w:t>Math.Sqrt</w:t>
+              <w:t>filePath</w:t>
             </w:r>
             <w:proofErr w:type="spellEnd"/>
             <w:r>
@@ -4104,7 +2236,18 @@
                 <w:sz w:val="20"/>
                 <w:szCs w:val="20"/>
               </w:rPr>
-              <w:t>(</w:t>
+              <w:t>);</w:t>
+            </w:r>
+            <w:r>
+              <w:br/>
+            </w:r>
+            <w:r>
+              <w:rPr>
+                <w:rFonts w:ascii="Times New Roman" w:eastAsia="Times New Roman" w:hAnsi="Times New Roman" w:cs="Times New Roman"/>
+                <w:sz w:val="20"/>
+                <w:szCs w:val="20"/>
+              </w:rPr>
+              <w:t xml:space="preserve">var </w:t>
             </w:r>
             <w:proofErr w:type="spellStart"/>
             <w:r>
@@ -4113,7 +2256,7 @@
                 <w:sz w:val="20"/>
                 <w:szCs w:val="20"/>
               </w:rPr>
-              <w:t>originalNorm</w:t>
+              <w:t>imageData</w:t>
             </w:r>
             <w:proofErr w:type="spellEnd"/>
             <w:r>
@@ -4122,7 +2265,7 @@
                 <w:sz w:val="20"/>
                 <w:szCs w:val="20"/>
               </w:rPr>
-              <w:t xml:space="preserve">) * </w:t>
+              <w:t xml:space="preserve"> = </w:t>
             </w:r>
             <w:proofErr w:type="spellStart"/>
             <w:r>
@@ -4131,7 +2274,7 @@
                 <w:sz w:val="20"/>
                 <w:szCs w:val="20"/>
               </w:rPr>
-              <w:t>Math.Sqrt</w:t>
+              <w:t>lines.SelectMany</w:t>
             </w:r>
             <w:proofErr w:type="spellEnd"/>
             <w:r>
@@ -4140,7 +2283,7 @@
                 <w:sz w:val="20"/>
                 <w:szCs w:val="20"/>
               </w:rPr>
-              <w:t>(</w:t>
+              <w:t xml:space="preserve">(line =&gt; </w:t>
             </w:r>
             <w:proofErr w:type="spellStart"/>
             <w:r>
@@ -4149,7 +2292,7 @@
                 <w:sz w:val="20"/>
                 <w:szCs w:val="20"/>
               </w:rPr>
-              <w:t>reconstructedNorm</w:t>
+              <w:t>line.Select</w:t>
             </w:r>
             <w:proofErr w:type="spellEnd"/>
             <w:r>
@@ -4158,15 +2301,26 @@
                 <w:sz w:val="20"/>
                 <w:szCs w:val="20"/>
               </w:rPr>
-              <w:t>));</w:t>
-            </w:r>
-          </w:p>
-          <w:p>
-            <w:pPr>
-              <w:rPr>
-                <w:rFonts w:ascii="Consolas" w:eastAsia="Consolas" w:hAnsi="Consolas" w:cs="Consolas"/>
-              </w:rPr>
-            </w:pPr>
+              <w:t>(c =&gt; c == '1' ? 1 : 0)).</w:t>
+            </w:r>
+            <w:proofErr w:type="spellStart"/>
+            <w:r>
+              <w:rPr>
+                <w:rFonts w:ascii="Times New Roman" w:eastAsia="Times New Roman" w:hAnsi="Times New Roman" w:cs="Times New Roman"/>
+                <w:sz w:val="20"/>
+                <w:szCs w:val="20"/>
+              </w:rPr>
+              <w:t>ToArray</w:t>
+            </w:r>
+            <w:proofErr w:type="spellEnd"/>
+            <w:r>
+              <w:rPr>
+                <w:rFonts w:ascii="Times New Roman" w:eastAsia="Times New Roman" w:hAnsi="Times New Roman" w:cs="Times New Roman"/>
+                <w:sz w:val="20"/>
+                <w:szCs w:val="20"/>
+              </w:rPr>
+              <w:t>();</w:t>
+            </w:r>
           </w:p>
         </w:tc>
       </w:tr>
@@ -4178,10 +2332,87 @@
     </w:p>
     <w:p>
       <w:pPr>
+        <w:pStyle w:val="Heading4"/>
+        <w:spacing w:before="319" w:after="319" w:line="276" w:lineRule="auto"/>
+        <w:jc w:val="both"/>
+        <w:rPr>
+          <w:rFonts w:ascii="Times New Roman" w:eastAsia="Times New Roman" w:hAnsi="Times New Roman" w:cs="Times New Roman"/>
+          <w:b/>
+          <w:bCs/>
+          <w:sz w:val="20"/>
+          <w:szCs w:val="20"/>
+        </w:rPr>
+      </w:pPr>
+    </w:p>
+    <w:p>
+      <w:pPr>
+        <w:pStyle w:val="Heading4"/>
+        <w:spacing w:before="319" w:after="319" w:line="276" w:lineRule="auto"/>
+        <w:jc w:val="both"/>
+        <w:rPr>
+          <w:rFonts w:ascii="Times New Roman" w:eastAsia="Times New Roman" w:hAnsi="Times New Roman" w:cs="Times New Roman"/>
+          <w:b/>
+          <w:bCs/>
+          <w:sz w:val="20"/>
+          <w:szCs w:val="20"/>
+        </w:rPr>
+      </w:pPr>
+      <w:r>
+        <w:rPr>
+          <w:rFonts w:ascii="Times New Roman" w:eastAsia="Times New Roman" w:hAnsi="Times New Roman" w:cs="Times New Roman"/>
+          <w:b/>
+          <w:bCs/>
+          <w:sz w:val="20"/>
+          <w:szCs w:val="20"/>
+        </w:rPr>
+        <w:t>2. Feature Extraction via Spatial Pooling</w:t>
+      </w:r>
+    </w:p>
+    <w:p>
+      <w:pPr>
+        <w:spacing w:before="240" w:after="240" w:line="276" w:lineRule="auto"/>
+        <w:jc w:val="both"/>
+        <w:rPr>
+          <w:rFonts w:ascii="Times New Roman" w:eastAsia="Times New Roman" w:hAnsi="Times New Roman" w:cs="Times New Roman"/>
+          <w:sz w:val="18"/>
+          <w:szCs w:val="18"/>
+        </w:rPr>
+      </w:pPr>
+      <w:r>
+        <w:rPr>
+          <w:rFonts w:ascii="Times New Roman" w:eastAsia="Times New Roman" w:hAnsi="Times New Roman" w:cs="Times New Roman"/>
+          <w:sz w:val="18"/>
+          <w:szCs w:val="18"/>
+        </w:rPr>
+        <w:t xml:space="preserve">Following preprocessing, the system extracts high-dimensional feature representations using a spatial pooling mechanism implemented in the </w:t>
+      </w:r>
+      <w:proofErr w:type="spellStart"/>
+      <w:r>
+        <w:rPr>
+          <w:rFonts w:ascii="Times New Roman" w:eastAsia="Times New Roman" w:hAnsi="Times New Roman" w:cs="Times New Roman"/>
+          <w:b/>
+          <w:bCs/>
+          <w:sz w:val="18"/>
+          <w:szCs w:val="18"/>
+        </w:rPr>
+        <w:t>ImageSpatial</w:t>
+      </w:r>
+      <w:proofErr w:type="spellEnd"/>
+      <w:r>
+        <w:rPr>
+          <w:rFonts w:ascii="Times New Roman" w:eastAsia="Times New Roman" w:hAnsi="Times New Roman" w:cs="Times New Roman"/>
+          <w:sz w:val="18"/>
+          <w:szCs w:val="18"/>
+        </w:rPr>
+        <w:t xml:space="preserve"> class. This module computes Sparse Distributed Representations (SDRs) to capture the essential features of each image while being robust to noise.</w:t>
+      </w:r>
+    </w:p>
+    <w:p>
+      <w:pPr>
         <w:pStyle w:val="ListParagraph"/>
         <w:numPr>
           <w:ilvl w:val="0"/>
-          <w:numId w:val="6"/>
+          <w:numId w:val="9"/>
         </w:numPr>
         <w:spacing w:before="240" w:after="240" w:line="276" w:lineRule="auto"/>
         <w:jc w:val="both"/>
@@ -4199,39 +2430,8 @@
           <w:sz w:val="18"/>
           <w:szCs w:val="18"/>
         </w:rPr>
-        <w:t>Binary Similarity:</w:t>
-      </w:r>
-      <w:r>
-        <w:br/>
-      </w:r>
-      <w:r>
-        <w:rPr>
-          <w:rFonts w:ascii="Times New Roman" w:eastAsia="Times New Roman" w:hAnsi="Times New Roman" w:cs="Times New Roman"/>
-          <w:sz w:val="18"/>
-          <w:szCs w:val="18"/>
-        </w:rPr>
-        <w:t xml:space="preserve"> A pixel-by-pixel comparison is performed to compute the binary similarity.</w:t>
-      </w:r>
-    </w:p>
-    <w:p>
-      <w:pPr>
-        <w:spacing w:before="240" w:after="240" w:line="276" w:lineRule="auto"/>
-        <w:jc w:val="both"/>
-        <w:rPr>
-          <w:rFonts w:ascii="Times New Roman" w:eastAsia="Times New Roman" w:hAnsi="Times New Roman" w:cs="Times New Roman"/>
-          <w:sz w:val="18"/>
-          <w:szCs w:val="18"/>
-        </w:rPr>
-      </w:pPr>
-      <w:r>
-        <w:rPr>
-          <w:rFonts w:ascii="Times New Roman" w:eastAsia="Times New Roman" w:hAnsi="Times New Roman" w:cs="Times New Roman"/>
-          <w:sz w:val="18"/>
-          <w:szCs w:val="18"/>
-        </w:rPr>
-        <w:t xml:space="preserve">Results, including average similarity percentages, are compiled into Excel spreadsheets using the </w:t>
-      </w:r>
-      <w:proofErr w:type="spellStart"/>
+        <w:t>Initialization</w:t>
+      </w:r>
       <w:r>
         <w:rPr>
           <w:rFonts w:ascii="Times New Roman" w:eastAsia="Times New Roman" w:hAnsi="Times New Roman" w:cs="Times New Roman"/>
@@ -4240,17 +2440,329 @@
           <w:sz w:val="18"/>
           <w:szCs w:val="18"/>
         </w:rPr>
-        <w:t>ExcelHelper</w:t>
-      </w:r>
-      <w:proofErr w:type="spellEnd"/>
-      <w:r>
-        <w:rPr>
-          <w:rFonts w:ascii="Times New Roman" w:eastAsia="Times New Roman" w:hAnsi="Times New Roman" w:cs="Times New Roman"/>
-          <w:sz w:val="18"/>
-          <w:szCs w:val="18"/>
-        </w:rPr>
-        <w:t xml:space="preserve"> class:</w:t>
-      </w:r>
+        <w:t xml:space="preserve"> </w:t>
+      </w:r>
+      <w:r>
+        <w:rPr>
+          <w:rFonts w:ascii="Times New Roman" w:eastAsia="Times New Roman" w:hAnsi="Times New Roman" w:cs="Times New Roman"/>
+          <w:b/>
+          <w:bCs/>
+          <w:sz w:val="18"/>
+          <w:szCs w:val="18"/>
+        </w:rPr>
+        <w:t>and Execution:</w:t>
+      </w:r>
+      <w:r>
+        <w:br/>
+      </w:r>
+      <w:r>
+        <w:rPr>
+          <w:rFonts w:ascii="Times New Roman" w:eastAsia="Times New Roman" w:hAnsi="Times New Roman" w:cs="Times New Roman"/>
+          <w:sz w:val="18"/>
+          <w:szCs w:val="18"/>
+        </w:rPr>
+        <w:t xml:space="preserve"> The spatial pooler is initialized with specified parameters, and each input vector is processed to produce an SDR:</w:t>
+      </w:r>
+    </w:p>
+    <w:tbl>
+      <w:tblPr>
+        <w:tblStyle w:val="TableGrid"/>
+        <w:tblW w:w="0" w:type="auto"/>
+        <w:tblLayout w:type="fixed"/>
+        <w:tblLook w:val="06A0" w:firstRow="1" w:lastRow="0" w:firstColumn="1" w:lastColumn="0" w:noHBand="1" w:noVBand="1"/>
+      </w:tblPr>
+      <w:tblGrid>
+        <w:gridCol w:w="4425"/>
+      </w:tblGrid>
+      <w:tr>
+        <w:trPr>
+          <w:trHeight w:val="300"/>
+        </w:trPr>
+        <w:tc>
+          <w:tcPr>
+            <w:tcW w:w="4425" w:type="dxa"/>
+          </w:tcPr>
+          <w:p>
+            <w:pPr>
+              <w:rPr>
+                <w:rFonts w:ascii="Times New Roman" w:eastAsia="Times New Roman" w:hAnsi="Times New Roman" w:cs="Times New Roman"/>
+                <w:sz w:val="20"/>
+                <w:szCs w:val="20"/>
+              </w:rPr>
+            </w:pPr>
+            <w:r>
+              <w:rPr>
+                <w:rFonts w:ascii="Times New Roman" w:eastAsia="Times New Roman" w:hAnsi="Times New Roman" w:cs="Times New Roman"/>
+                <w:sz w:val="20"/>
+                <w:szCs w:val="20"/>
+              </w:rPr>
+              <w:t xml:space="preserve">// Inside </w:t>
+            </w:r>
+            <w:proofErr w:type="spellStart"/>
+            <w:r>
+              <w:rPr>
+                <w:rFonts w:ascii="Times New Roman" w:eastAsia="Times New Roman" w:hAnsi="Times New Roman" w:cs="Times New Roman"/>
+                <w:sz w:val="20"/>
+                <w:szCs w:val="20"/>
+              </w:rPr>
+              <w:t>ImageSpatial.SaveImagesinSpartialPooler</w:t>
+            </w:r>
+            <w:proofErr w:type="spellEnd"/>
+            <w:r>
+              <w:rPr>
+                <w:rFonts w:ascii="Times New Roman" w:eastAsia="Times New Roman" w:hAnsi="Times New Roman" w:cs="Times New Roman"/>
+                <w:sz w:val="20"/>
+                <w:szCs w:val="20"/>
+              </w:rPr>
+              <w:t>()</w:t>
+            </w:r>
+            <w:r>
+              <w:br/>
+            </w:r>
+            <w:proofErr w:type="spellStart"/>
+            <w:r>
+              <w:rPr>
+                <w:rFonts w:ascii="Times New Roman" w:eastAsia="Times New Roman" w:hAnsi="Times New Roman" w:cs="Times New Roman"/>
+                <w:sz w:val="20"/>
+                <w:szCs w:val="20"/>
+              </w:rPr>
+              <w:t>SpatialPooler</w:t>
+            </w:r>
+            <w:proofErr w:type="spellEnd"/>
+            <w:r>
+              <w:rPr>
+                <w:rFonts w:ascii="Times New Roman" w:eastAsia="Times New Roman" w:hAnsi="Times New Roman" w:cs="Times New Roman"/>
+                <w:sz w:val="20"/>
+                <w:szCs w:val="20"/>
+              </w:rPr>
+              <w:t xml:space="preserve"> </w:t>
+            </w:r>
+            <w:proofErr w:type="spellStart"/>
+            <w:r>
+              <w:rPr>
+                <w:rFonts w:ascii="Times New Roman" w:eastAsia="Times New Roman" w:hAnsi="Times New Roman" w:cs="Times New Roman"/>
+                <w:sz w:val="20"/>
+                <w:szCs w:val="20"/>
+              </w:rPr>
+              <w:t>spatialPooler</w:t>
+            </w:r>
+            <w:proofErr w:type="spellEnd"/>
+            <w:r>
+              <w:rPr>
+                <w:rFonts w:ascii="Times New Roman" w:eastAsia="Times New Roman" w:hAnsi="Times New Roman" w:cs="Times New Roman"/>
+                <w:sz w:val="20"/>
+                <w:szCs w:val="20"/>
+              </w:rPr>
+              <w:t xml:space="preserve"> = new </w:t>
+            </w:r>
+            <w:proofErr w:type="spellStart"/>
+            <w:r>
+              <w:rPr>
+                <w:rFonts w:ascii="Times New Roman" w:eastAsia="Times New Roman" w:hAnsi="Times New Roman" w:cs="Times New Roman"/>
+                <w:sz w:val="20"/>
+                <w:szCs w:val="20"/>
+              </w:rPr>
+              <w:t>SpatialPooler</w:t>
+            </w:r>
+            <w:proofErr w:type="spellEnd"/>
+            <w:r>
+              <w:rPr>
+                <w:rFonts w:ascii="Times New Roman" w:eastAsia="Times New Roman" w:hAnsi="Times New Roman" w:cs="Times New Roman"/>
+                <w:sz w:val="20"/>
+                <w:szCs w:val="20"/>
+              </w:rPr>
+              <w:t>();</w:t>
+            </w:r>
+            <w:r>
+              <w:br/>
+            </w:r>
+            <w:r>
+              <w:rPr>
+                <w:rFonts w:ascii="Times New Roman" w:eastAsia="Times New Roman" w:hAnsi="Times New Roman" w:cs="Times New Roman"/>
+                <w:sz w:val="20"/>
+                <w:szCs w:val="20"/>
+              </w:rPr>
+              <w:t xml:space="preserve">Connections </w:t>
+            </w:r>
+            <w:proofErr w:type="spellStart"/>
+            <w:r>
+              <w:rPr>
+                <w:rFonts w:ascii="Times New Roman" w:eastAsia="Times New Roman" w:hAnsi="Times New Roman" w:cs="Times New Roman"/>
+                <w:sz w:val="20"/>
+                <w:szCs w:val="20"/>
+              </w:rPr>
+              <w:t>connections</w:t>
+            </w:r>
+            <w:proofErr w:type="spellEnd"/>
+            <w:r>
+              <w:rPr>
+                <w:rFonts w:ascii="Times New Roman" w:eastAsia="Times New Roman" w:hAnsi="Times New Roman" w:cs="Times New Roman"/>
+                <w:sz w:val="20"/>
+                <w:szCs w:val="20"/>
+              </w:rPr>
+              <w:t xml:space="preserve"> = new Connections();</w:t>
+            </w:r>
+            <w:r>
+              <w:br/>
+            </w:r>
+            <w:proofErr w:type="spellStart"/>
+            <w:r>
+              <w:rPr>
+                <w:rFonts w:ascii="Times New Roman" w:eastAsia="Times New Roman" w:hAnsi="Times New Roman" w:cs="Times New Roman"/>
+                <w:sz w:val="20"/>
+                <w:szCs w:val="20"/>
+              </w:rPr>
+              <w:t>dddrrgrt</w:t>
+            </w:r>
+            <w:r>
+              <w:rPr>
+                <w:rFonts w:ascii="Times New Roman" w:eastAsia="Times New Roman" w:hAnsi="Times New Roman" w:cs="Times New Roman"/>
+                <w:sz w:val="20"/>
+                <w:szCs w:val="20"/>
+              </w:rPr>
+              <w:t>connections.HtmConfig.InputDimensions</w:t>
+            </w:r>
+            <w:proofErr w:type="spellEnd"/>
+            <w:r>
+              <w:rPr>
+                <w:rFonts w:ascii="Times New Roman" w:eastAsia="Times New Roman" w:hAnsi="Times New Roman" w:cs="Times New Roman"/>
+                <w:sz w:val="20"/>
+                <w:szCs w:val="20"/>
+              </w:rPr>
+              <w:t xml:space="preserve"> = new int[] { 784 };</w:t>
+            </w:r>
+            <w:r>
+              <w:br/>
+            </w:r>
+            <w:proofErr w:type="spellStart"/>
+            <w:r>
+              <w:rPr>
+                <w:rFonts w:ascii="Times New Roman" w:eastAsia="Times New Roman" w:hAnsi="Times New Roman" w:cs="Times New Roman"/>
+                <w:sz w:val="20"/>
+                <w:szCs w:val="20"/>
+              </w:rPr>
+              <w:t>connections.HtmConfig.ColumnDimensions</w:t>
+            </w:r>
+            <w:proofErr w:type="spellEnd"/>
+            <w:r>
+              <w:rPr>
+                <w:rFonts w:ascii="Times New Roman" w:eastAsia="Times New Roman" w:hAnsi="Times New Roman" w:cs="Times New Roman"/>
+                <w:sz w:val="20"/>
+                <w:szCs w:val="20"/>
+              </w:rPr>
+              <w:t xml:space="preserve"> = new int[] { 2048 };</w:t>
+            </w:r>
+            <w:r>
+              <w:br/>
+            </w:r>
+            <w:r>
+              <w:rPr>
+                <w:rFonts w:ascii="Times New Roman" w:eastAsia="Times New Roman" w:hAnsi="Times New Roman" w:cs="Times New Roman"/>
+                <w:sz w:val="20"/>
+                <w:szCs w:val="20"/>
+              </w:rPr>
+              <w:t>// Additional configurations are set here…</w:t>
+            </w:r>
+            <w:r>
+              <w:br/>
+            </w:r>
+            <w:proofErr w:type="spellStart"/>
+            <w:r>
+              <w:rPr>
+                <w:rFonts w:ascii="Times New Roman" w:eastAsia="Times New Roman" w:hAnsi="Times New Roman" w:cs="Times New Roman"/>
+                <w:sz w:val="20"/>
+                <w:szCs w:val="20"/>
+              </w:rPr>
+              <w:t>spatialPooler.Init</w:t>
+            </w:r>
+            <w:proofErr w:type="spellEnd"/>
+            <w:r>
+              <w:rPr>
+                <w:rFonts w:ascii="Times New Roman" w:eastAsia="Times New Roman" w:hAnsi="Times New Roman" w:cs="Times New Roman"/>
+                <w:sz w:val="20"/>
+                <w:szCs w:val="20"/>
+              </w:rPr>
+              <w:t>(connections);</w:t>
+            </w:r>
+            <w:r>
+              <w:br/>
+            </w:r>
+            <w:r>
+              <w:br/>
+            </w:r>
+            <w:r>
+              <w:rPr>
+                <w:rFonts w:ascii="Times New Roman" w:eastAsia="Times New Roman" w:hAnsi="Times New Roman" w:cs="Times New Roman"/>
+                <w:sz w:val="20"/>
+                <w:szCs w:val="20"/>
+              </w:rPr>
+              <w:t xml:space="preserve">int[] </w:t>
+            </w:r>
+            <w:proofErr w:type="spellStart"/>
+            <w:r>
+              <w:rPr>
+                <w:rFonts w:ascii="Times New Roman" w:eastAsia="Times New Roman" w:hAnsi="Times New Roman" w:cs="Times New Roman"/>
+                <w:sz w:val="20"/>
+                <w:szCs w:val="20"/>
+              </w:rPr>
+              <w:t>activeColumns</w:t>
+            </w:r>
+            <w:proofErr w:type="spellEnd"/>
+            <w:r>
+              <w:rPr>
+                <w:rFonts w:ascii="Times New Roman" w:eastAsia="Times New Roman" w:hAnsi="Times New Roman" w:cs="Times New Roman"/>
+                <w:sz w:val="20"/>
+                <w:szCs w:val="20"/>
+              </w:rPr>
+              <w:t xml:space="preserve"> = </w:t>
+            </w:r>
+            <w:proofErr w:type="spellStart"/>
+            <w:r>
+              <w:rPr>
+                <w:rFonts w:ascii="Times New Roman" w:eastAsia="Times New Roman" w:hAnsi="Times New Roman" w:cs="Times New Roman"/>
+                <w:sz w:val="20"/>
+                <w:szCs w:val="20"/>
+              </w:rPr>
+              <w:t>spatialPooler.Compute</w:t>
+            </w:r>
+            <w:proofErr w:type="spellEnd"/>
+            <w:r>
+              <w:rPr>
+                <w:rFonts w:ascii="Times New Roman" w:eastAsia="Times New Roman" w:hAnsi="Times New Roman" w:cs="Times New Roman"/>
+                <w:sz w:val="20"/>
+                <w:szCs w:val="20"/>
+              </w:rPr>
+              <w:t>(</w:t>
+            </w:r>
+            <w:proofErr w:type="spellStart"/>
+            <w:r>
+              <w:rPr>
+                <w:rFonts w:ascii="Times New Roman" w:eastAsia="Times New Roman" w:hAnsi="Times New Roman" w:cs="Times New Roman"/>
+                <w:sz w:val="20"/>
+                <w:szCs w:val="20"/>
+              </w:rPr>
+              <w:t>inputVector</w:t>
+            </w:r>
+            <w:proofErr w:type="spellEnd"/>
+            <w:r>
+              <w:rPr>
+                <w:rFonts w:ascii="Times New Roman" w:eastAsia="Times New Roman" w:hAnsi="Times New Roman" w:cs="Times New Roman"/>
+                <w:sz w:val="20"/>
+                <w:szCs w:val="20"/>
+              </w:rPr>
+              <w:t>, learn: true);</w:t>
+            </w:r>
+          </w:p>
+        </w:tc>
+      </w:tr>
+    </w:tbl>
+    <w:p>
+      <w:pPr>
+        <w:spacing w:after="0"/>
+        <w:rPr>
+          <w:rFonts w:ascii="Consolas" w:eastAsia="Consolas" w:hAnsi="Consolas" w:cs="Consolas"/>
+        </w:rPr>
+      </w:pPr>
     </w:p>
     <w:tbl>
       <w:tblPr>
@@ -4272,8 +2784,11 @@
           </w:tcPr>
           <w:p>
             <w:pPr>
-              <w:rPr>
-                <w:rFonts w:ascii="Times New Roman" w:eastAsia="Times New Roman" w:hAnsi="Times New Roman" w:cs="Times New Roman"/>
+              <w:jc w:val="both"/>
+              <w:rPr>
+                <w:rFonts w:ascii="Times New Roman" w:eastAsia="Times New Roman" w:hAnsi="Times New Roman" w:cs="Times New Roman"/>
+                <w:i/>
+                <w:iCs/>
                 <w:sz w:val="20"/>
                 <w:szCs w:val="20"/>
               </w:rPr>
@@ -4281,6 +2796,267 @@
             <w:r>
               <w:rPr>
                 <w:rFonts w:ascii="Times New Roman" w:eastAsia="Times New Roman" w:hAnsi="Times New Roman" w:cs="Times New Roman"/>
+                <w:i/>
+                <w:iCs/>
+                <w:sz w:val="20"/>
+                <w:szCs w:val="20"/>
+              </w:rPr>
+              <w:t>295,397,445,471,521,528,529,541,546,559,611,627,629,634,660,661,678,681,687,692,696,697,702,717,718,721,730,731,739,751,754,761,769,771,775,782,783,784,788,789,790,791,792,798,802,810,814,817,834,846,859,1202,1349,1363,1429,1497,1724,1777,1849,1888,1949</w:t>
+            </w:r>
+          </w:p>
+        </w:tc>
+      </w:tr>
+    </w:tbl>
+    <w:p>
+      <w:pPr>
+        <w:spacing w:after="0" w:line="276" w:lineRule="auto"/>
+        <w:jc w:val="both"/>
+        <w:rPr>
+          <w:rFonts w:ascii="Times New Roman" w:eastAsia="Times New Roman" w:hAnsi="Times New Roman" w:cs="Times New Roman"/>
+          <w:sz w:val="20"/>
+          <w:szCs w:val="20"/>
+        </w:rPr>
+      </w:pPr>
+      <w:r>
+        <w:rPr>
+          <w:rFonts w:ascii="Times New Roman" w:eastAsia="Times New Roman" w:hAnsi="Times New Roman" w:cs="Times New Roman"/>
+          <w:i/>
+          <w:iCs/>
+          <w:sz w:val="20"/>
+          <w:szCs w:val="20"/>
+        </w:rPr>
+        <w:t>Table 1</w:t>
+      </w:r>
+      <w:r>
+        <w:rPr>
+          <w:rFonts w:ascii="Times New Roman" w:eastAsia="Times New Roman" w:hAnsi="Times New Roman" w:cs="Times New Roman"/>
+          <w:i/>
+          <w:iCs/>
+          <w:sz w:val="20"/>
+          <w:szCs w:val="20"/>
+        </w:rPr>
+        <w:t>:</w:t>
+      </w:r>
+      <w:r>
+        <w:rPr>
+          <w:rFonts w:ascii="Times New Roman" w:eastAsia="Times New Roman" w:hAnsi="Times New Roman" w:cs="Times New Roman"/>
+          <w:sz w:val="20"/>
+          <w:szCs w:val="20"/>
+        </w:rPr>
+        <w:t xml:space="preserve"> </w:t>
+      </w:r>
+      <w:r>
+        <w:rPr>
+          <w:rFonts w:ascii="Times New Roman" w:eastAsia="Times New Roman" w:hAnsi="Times New Roman" w:cs="Times New Roman"/>
+          <w:sz w:val="20"/>
+          <w:szCs w:val="20"/>
+        </w:rPr>
+        <w:t>S</w:t>
+      </w:r>
+      <w:r>
+        <w:rPr>
+          <w:rFonts w:ascii="Times New Roman" w:eastAsia="Times New Roman" w:hAnsi="Times New Roman" w:cs="Times New Roman"/>
+          <w:sz w:val="20"/>
+          <w:szCs w:val="20"/>
+        </w:rPr>
+        <w:t>patial pooler processing, showing the resulting SDRs.</w:t>
+      </w:r>
+      <w:r>
+        <w:rPr>
+          <w:rFonts w:ascii="Times New Roman" w:eastAsia="Times New Roman" w:hAnsi="Times New Roman" w:cs="Times New Roman"/>
+          <w:sz w:val="20"/>
+          <w:szCs w:val="20"/>
+        </w:rPr>
+        <w:t xml:space="preserve"> (Image: 0_1450)</w:t>
+      </w:r>
+    </w:p>
+    <w:p>
+      <w:pPr>
+        <w:pStyle w:val="Heading4"/>
+        <w:spacing w:before="319" w:after="319" w:line="276" w:lineRule="auto"/>
+        <w:jc w:val="both"/>
+        <w:rPr>
+          <w:rFonts w:ascii="Times New Roman" w:eastAsia="Times New Roman" w:hAnsi="Times New Roman" w:cs="Times New Roman"/>
+          <w:b/>
+          <w:bCs/>
+          <w:sz w:val="20"/>
+          <w:szCs w:val="20"/>
+        </w:rPr>
+      </w:pPr>
+      <w:r>
+        <w:rPr>
+          <w:rFonts w:ascii="Times New Roman" w:eastAsia="Times New Roman" w:hAnsi="Times New Roman" w:cs="Times New Roman"/>
+          <w:b/>
+          <w:bCs/>
+          <w:sz w:val="20"/>
+          <w:szCs w:val="20"/>
+        </w:rPr>
+        <w:t>3. Classifier Training</w:t>
+      </w:r>
+    </w:p>
+    <w:p>
+      <w:pPr>
+        <w:spacing w:before="240" w:after="240" w:line="276" w:lineRule="auto"/>
+        <w:jc w:val="both"/>
+        <w:rPr>
+          <w:rFonts w:ascii="Times New Roman" w:eastAsia="Times New Roman" w:hAnsi="Times New Roman" w:cs="Times New Roman"/>
+          <w:sz w:val="18"/>
+          <w:szCs w:val="18"/>
+        </w:rPr>
+      </w:pPr>
+      <w:r>
+        <w:rPr>
+          <w:rFonts w:ascii="Times New Roman" w:eastAsia="Times New Roman" w:hAnsi="Times New Roman" w:cs="Times New Roman"/>
+          <w:sz w:val="18"/>
+          <w:szCs w:val="18"/>
+        </w:rPr>
+        <w:t>The framework trains two classifiers on the extracted SDRs for each object type</w:t>
+      </w:r>
+      <w:r>
+        <w:rPr>
+          <w:rFonts w:ascii="Times New Roman" w:eastAsia="Times New Roman" w:hAnsi="Times New Roman" w:cs="Times New Roman"/>
+          <w:sz w:val="18"/>
+          <w:szCs w:val="18"/>
+        </w:rPr>
+        <w:t xml:space="preserve"> </w:t>
+      </w:r>
+      <w:proofErr w:type="spellStart"/>
+      <w:r>
+        <w:rPr>
+          <w:rFonts w:ascii="Times New Roman" w:eastAsia="Times New Roman" w:hAnsi="Times New Roman" w:cs="Times New Roman"/>
+          <w:sz w:val="18"/>
+          <w:szCs w:val="18"/>
+        </w:rPr>
+        <w:t>rom</w:t>
+      </w:r>
+      <w:proofErr w:type="spellEnd"/>
+      <w:r>
+        <w:rPr>
+          <w:rFonts w:ascii="Times New Roman" w:eastAsia="Times New Roman" w:hAnsi="Times New Roman" w:cs="Times New Roman"/>
+          <w:sz w:val="18"/>
+          <w:szCs w:val="18"/>
+        </w:rPr>
+        <w:t xml:space="preserve"> 0 to 9</w:t>
+      </w:r>
+      <w:r>
+        <w:rPr>
+          <w:rFonts w:ascii="Times New Roman" w:eastAsia="Times New Roman" w:hAnsi="Times New Roman" w:cs="Times New Roman"/>
+          <w:sz w:val="18"/>
+          <w:szCs w:val="18"/>
+        </w:rPr>
+        <w:t xml:space="preserve"> (e.g., </w:t>
+      </w:r>
+      <w:r>
+        <w:rPr>
+          <w:rFonts w:ascii="Times New Roman" w:eastAsia="Times New Roman" w:hAnsi="Times New Roman" w:cs="Times New Roman"/>
+          <w:sz w:val="18"/>
+          <w:szCs w:val="18"/>
+        </w:rPr>
+        <w:t xml:space="preserve">Shoes/Dresses, Sandals, </w:t>
+      </w:r>
+      <w:r>
+        <w:rPr>
+          <w:rFonts w:ascii="Times New Roman" w:eastAsia="Times New Roman" w:hAnsi="Times New Roman" w:cs="Times New Roman"/>
+          <w:sz w:val="18"/>
+          <w:szCs w:val="18"/>
+        </w:rPr>
+        <w:t>etc.</w:t>
+      </w:r>
+      <w:r>
+        <w:rPr>
+          <w:rFonts w:ascii="Times New Roman" w:eastAsia="Times New Roman" w:hAnsi="Times New Roman" w:cs="Times New Roman"/>
+          <w:sz w:val="18"/>
+          <w:szCs w:val="18"/>
+        </w:rPr>
+        <w:t>)</w:t>
+      </w:r>
+    </w:p>
+    <w:p>
+      <w:pPr>
+        <w:pStyle w:val="ListParagraph"/>
+        <w:numPr>
+          <w:ilvl w:val="0"/>
+          <w:numId w:val="8"/>
+        </w:numPr>
+        <w:spacing w:before="240" w:after="240" w:line="276" w:lineRule="auto"/>
+        <w:jc w:val="both"/>
+        <w:rPr>
+          <w:rFonts w:ascii="Times New Roman" w:eastAsia="Times New Roman" w:hAnsi="Times New Roman" w:cs="Times New Roman"/>
+          <w:sz w:val="18"/>
+          <w:szCs w:val="18"/>
+        </w:rPr>
+      </w:pPr>
+      <w:r>
+        <w:rPr>
+          <w:rFonts w:ascii="Times New Roman" w:eastAsia="Times New Roman" w:hAnsi="Times New Roman" w:cs="Times New Roman"/>
+          <w:b/>
+          <w:bCs/>
+          <w:sz w:val="18"/>
+          <w:szCs w:val="18"/>
+        </w:rPr>
+        <w:t>KNN Classifier:</w:t>
+      </w:r>
+      <w:r>
+        <w:br/>
+      </w:r>
+      <w:r>
+        <w:rPr>
+          <w:rFonts w:ascii="Times New Roman" w:eastAsia="Times New Roman" w:hAnsi="Times New Roman" w:cs="Times New Roman"/>
+          <w:sz w:val="18"/>
+          <w:szCs w:val="18"/>
+        </w:rPr>
+        <w:t xml:space="preserve"> Implemented in the </w:t>
+      </w:r>
+      <w:proofErr w:type="spellStart"/>
+      <w:r>
+        <w:rPr>
+          <w:rFonts w:ascii="Times New Roman" w:eastAsia="Times New Roman" w:hAnsi="Times New Roman" w:cs="Times New Roman"/>
+          <w:b/>
+          <w:bCs/>
+          <w:sz w:val="18"/>
+          <w:szCs w:val="18"/>
+        </w:rPr>
+        <w:t>KnnClassifier</w:t>
+      </w:r>
+      <w:proofErr w:type="spellEnd"/>
+      <w:r>
+        <w:rPr>
+          <w:rFonts w:ascii="Times New Roman" w:eastAsia="Times New Roman" w:hAnsi="Times New Roman" w:cs="Times New Roman"/>
+          <w:sz w:val="18"/>
+          <w:szCs w:val="18"/>
+        </w:rPr>
+        <w:t xml:space="preserve"> class, this model stores training SDRs and their corresponding labels. During prediction, it computes the overlap between a test SDR and the stored examples, then applies a weighted voting scheme based on the squared overlap:</w:t>
+      </w:r>
+    </w:p>
+    <w:tbl>
+      <w:tblPr>
+        <w:tblStyle w:val="TableGrid"/>
+        <w:tblW w:w="0" w:type="auto"/>
+        <w:tblLayout w:type="fixed"/>
+        <w:tblLook w:val="06A0" w:firstRow="1" w:lastRow="0" w:firstColumn="1" w:lastColumn="0" w:noHBand="1" w:noVBand="1"/>
+      </w:tblPr>
+      <w:tblGrid>
+        <w:gridCol w:w="4320"/>
+      </w:tblGrid>
+      <w:tr>
+        <w:trPr>
+          <w:trHeight w:val="300"/>
+        </w:trPr>
+        <w:tc>
+          <w:tcPr>
+            <w:tcW w:w="4320" w:type="dxa"/>
+          </w:tcPr>
+          <w:p>
+            <w:pPr>
+              <w:rPr>
+                <w:rFonts w:ascii="Times New Roman" w:eastAsia="Times New Roman" w:hAnsi="Times New Roman" w:cs="Times New Roman"/>
+                <w:sz w:val="20"/>
+                <w:szCs w:val="20"/>
+              </w:rPr>
+            </w:pPr>
+            <w:r>
+              <w:rPr>
+                <w:rFonts w:ascii="Times New Roman" w:eastAsia="Times New Roman" w:hAnsi="Times New Roman" w:cs="Times New Roman"/>
                 <w:sz w:val="20"/>
                 <w:szCs w:val="20"/>
               </w:rPr>
@@ -4293,6 +3069,1819 @@
                 <w:sz w:val="20"/>
                 <w:szCs w:val="20"/>
               </w:rPr>
+              <w:t>KnnClassifier.Train</w:t>
+            </w:r>
+            <w:proofErr w:type="spellEnd"/>
+            <w:r>
+              <w:rPr>
+                <w:rFonts w:ascii="Times New Roman" w:eastAsia="Times New Roman" w:hAnsi="Times New Roman" w:cs="Times New Roman"/>
+                <w:sz w:val="20"/>
+                <w:szCs w:val="20"/>
+              </w:rPr>
+              <w:t>()</w:t>
+            </w:r>
+          </w:p>
+          <w:p>
+            <w:pPr>
+              <w:rPr>
+                <w:rFonts w:ascii="Times New Roman" w:eastAsia="Times New Roman" w:hAnsi="Times New Roman" w:cs="Times New Roman"/>
+                <w:sz w:val="20"/>
+                <w:szCs w:val="20"/>
+              </w:rPr>
+            </w:pPr>
+            <w:proofErr w:type="spellStart"/>
+            <w:r>
+              <w:rPr>
+                <w:rFonts w:ascii="Times New Roman" w:eastAsia="Times New Roman" w:hAnsi="Times New Roman" w:cs="Times New Roman"/>
+                <w:sz w:val="20"/>
+                <w:szCs w:val="20"/>
+              </w:rPr>
+              <w:t>trainingData.Add</w:t>
+            </w:r>
+            <w:proofErr w:type="spellEnd"/>
+            <w:r>
+              <w:rPr>
+                <w:rFonts w:ascii="Times New Roman" w:eastAsia="Times New Roman" w:hAnsi="Times New Roman" w:cs="Times New Roman"/>
+                <w:sz w:val="20"/>
+                <w:szCs w:val="20"/>
+              </w:rPr>
+              <w:t>((</w:t>
+            </w:r>
+            <w:proofErr w:type="spellStart"/>
+            <w:r>
+              <w:rPr>
+                <w:rFonts w:ascii="Times New Roman" w:eastAsia="Times New Roman" w:hAnsi="Times New Roman" w:cs="Times New Roman"/>
+                <w:sz w:val="20"/>
+                <w:szCs w:val="20"/>
+              </w:rPr>
+              <w:t>sdr</w:t>
+            </w:r>
+            <w:proofErr w:type="spellEnd"/>
+            <w:r>
+              <w:rPr>
+                <w:rFonts w:ascii="Times New Roman" w:eastAsia="Times New Roman" w:hAnsi="Times New Roman" w:cs="Times New Roman"/>
+                <w:sz w:val="20"/>
+                <w:szCs w:val="20"/>
+              </w:rPr>
+              <w:t>, label));</w:t>
+            </w:r>
+          </w:p>
+        </w:tc>
+      </w:tr>
+    </w:tbl>
+    <w:p>
+      <w:pPr>
+        <w:spacing w:after="0"/>
+      </w:pPr>
+    </w:p>
+    <w:p>
+      <w:pPr>
+        <w:pStyle w:val="ListParagraph"/>
+        <w:numPr>
+          <w:ilvl w:val="0"/>
+          <w:numId w:val="8"/>
+        </w:numPr>
+        <w:spacing w:before="240" w:after="240" w:line="276" w:lineRule="auto"/>
+        <w:jc w:val="both"/>
+        <w:rPr>
+          <w:rFonts w:ascii="Times New Roman" w:eastAsia="Times New Roman" w:hAnsi="Times New Roman" w:cs="Times New Roman"/>
+          <w:sz w:val="18"/>
+          <w:szCs w:val="18"/>
+        </w:rPr>
+      </w:pPr>
+      <w:r>
+        <w:rPr>
+          <w:rFonts w:ascii="Times New Roman" w:eastAsia="Times New Roman" w:hAnsi="Times New Roman" w:cs="Times New Roman"/>
+          <w:b/>
+          <w:bCs/>
+          <w:sz w:val="18"/>
+          <w:szCs w:val="18"/>
+        </w:rPr>
+        <w:t>HTM</w:t>
+      </w:r>
+      <w:r>
+        <w:rPr>
+          <w:rFonts w:ascii="Times New Roman" w:eastAsia="Times New Roman" w:hAnsi="Times New Roman" w:cs="Times New Roman"/>
+          <w:b/>
+          <w:bCs/>
+          <w:sz w:val="18"/>
+          <w:szCs w:val="18"/>
+        </w:rPr>
+        <w:t xml:space="preserve"> </w:t>
+      </w:r>
+      <w:r>
+        <w:rPr>
+          <w:rFonts w:ascii="Times New Roman" w:eastAsia="Times New Roman" w:hAnsi="Times New Roman" w:cs="Times New Roman"/>
+          <w:b/>
+          <w:bCs/>
+          <w:sz w:val="18"/>
+          <w:szCs w:val="18"/>
+        </w:rPr>
+        <w:t>Classifier:</w:t>
+      </w:r>
+      <w:r>
+        <w:br/>
+      </w:r>
+      <w:r>
+        <w:rPr>
+          <w:rFonts w:ascii="Times New Roman" w:eastAsia="Times New Roman" w:hAnsi="Times New Roman" w:cs="Times New Roman"/>
+          <w:sz w:val="18"/>
+          <w:szCs w:val="18"/>
+        </w:rPr>
+        <w:t xml:space="preserve"> The </w:t>
+      </w:r>
+      <w:proofErr w:type="spellStart"/>
+      <w:r>
+        <w:rPr>
+          <w:rFonts w:ascii="Times New Roman" w:eastAsia="Times New Roman" w:hAnsi="Times New Roman" w:cs="Times New Roman"/>
+          <w:b/>
+          <w:bCs/>
+          <w:sz w:val="18"/>
+          <w:szCs w:val="18"/>
+        </w:rPr>
+        <w:t>MyHtmClassifier</w:t>
+      </w:r>
+      <w:proofErr w:type="spellEnd"/>
+      <w:r>
+        <w:rPr>
+          <w:rFonts w:ascii="Times New Roman" w:eastAsia="Times New Roman" w:hAnsi="Times New Roman" w:cs="Times New Roman"/>
+          <w:sz w:val="18"/>
+          <w:szCs w:val="18"/>
+        </w:rPr>
+        <w:t xml:space="preserve"> class (part of the </w:t>
+      </w:r>
+      <w:proofErr w:type="spellStart"/>
+      <w:r>
+        <w:rPr>
+          <w:rFonts w:ascii="Times New Roman" w:eastAsia="Times New Roman" w:hAnsi="Times New Roman" w:cs="Times New Roman"/>
+          <w:sz w:val="18"/>
+          <w:szCs w:val="18"/>
+        </w:rPr>
+        <w:t>HTMClassifier</w:t>
+      </w:r>
+      <w:proofErr w:type="spellEnd"/>
+      <w:r>
+        <w:rPr>
+          <w:rFonts w:ascii="Times New Roman" w:eastAsia="Times New Roman" w:hAnsi="Times New Roman" w:cs="Times New Roman"/>
+          <w:sz w:val="18"/>
+          <w:szCs w:val="18"/>
+        </w:rPr>
+        <w:t xml:space="preserve"> module) learns by storing both the SDR and the original image vector. During testing, it reconstructs the image using a weighted average of the original inputs from the most similar training examples:</w:t>
+      </w:r>
+    </w:p>
+    <w:tbl>
+      <w:tblPr>
+        <w:tblStyle w:val="TableGrid"/>
+        <w:tblW w:w="0" w:type="auto"/>
+        <w:tblLayout w:type="fixed"/>
+        <w:tblLook w:val="06A0" w:firstRow="1" w:lastRow="0" w:firstColumn="1" w:lastColumn="0" w:noHBand="1" w:noVBand="1"/>
+      </w:tblPr>
+      <w:tblGrid>
+        <w:gridCol w:w="4425"/>
+      </w:tblGrid>
+      <w:tr>
+        <w:trPr>
+          <w:trHeight w:val="300"/>
+        </w:trPr>
+        <w:tc>
+          <w:tcPr>
+            <w:tcW w:w="4425" w:type="dxa"/>
+          </w:tcPr>
+          <w:p>
+            <w:r>
+              <w:rPr>
+                <w:rFonts w:ascii="Consolas" w:eastAsia="Consolas" w:hAnsi="Consolas" w:cs="Consolas"/>
+              </w:rPr>
+              <w:t xml:space="preserve">// Inside </w:t>
+            </w:r>
+            <w:proofErr w:type="spellStart"/>
+            <w:r>
+              <w:rPr>
+                <w:rFonts w:ascii="Consolas" w:eastAsia="Consolas" w:hAnsi="Consolas" w:cs="Consolas"/>
+              </w:rPr>
+              <w:t>MyHtmClassifier.Learn</w:t>
+            </w:r>
+            <w:proofErr w:type="spellEnd"/>
+            <w:r>
+              <w:rPr>
+                <w:rFonts w:ascii="Consolas" w:eastAsia="Consolas" w:hAnsi="Consolas" w:cs="Consolas"/>
+              </w:rPr>
+              <w:t xml:space="preserve">(key, </w:t>
+            </w:r>
+            <w:proofErr w:type="spellStart"/>
+            <w:r>
+              <w:rPr>
+                <w:rFonts w:ascii="Consolas" w:eastAsia="Consolas" w:hAnsi="Consolas" w:cs="Consolas"/>
+              </w:rPr>
+              <w:t>activeCells</w:t>
+            </w:r>
+            <w:proofErr w:type="spellEnd"/>
+            <w:r>
+              <w:rPr>
+                <w:rFonts w:ascii="Consolas" w:eastAsia="Consolas" w:hAnsi="Consolas" w:cs="Consolas"/>
+              </w:rPr>
+              <w:t xml:space="preserve">, </w:t>
+            </w:r>
+            <w:proofErr w:type="spellStart"/>
+            <w:r>
+              <w:rPr>
+                <w:rFonts w:ascii="Consolas" w:eastAsia="Consolas" w:hAnsi="Consolas" w:cs="Consolas"/>
+              </w:rPr>
+              <w:t>originalInput</w:t>
+            </w:r>
+            <w:proofErr w:type="spellEnd"/>
+            <w:r>
+              <w:rPr>
+                <w:rFonts w:ascii="Consolas" w:eastAsia="Consolas" w:hAnsi="Consolas" w:cs="Consolas"/>
+              </w:rPr>
+              <w:t>)</w:t>
+            </w:r>
+            <w:r>
+              <w:br/>
+            </w:r>
+            <w:proofErr w:type="spellStart"/>
+            <w:r>
+              <w:rPr>
+                <w:rFonts w:ascii="Consolas" w:eastAsia="Consolas" w:hAnsi="Consolas" w:cs="Consolas"/>
+              </w:rPr>
+              <w:t>trainingExamples.Add</w:t>
+            </w:r>
+            <w:proofErr w:type="spellEnd"/>
+            <w:r>
+              <w:rPr>
+                <w:rFonts w:ascii="Consolas" w:eastAsia="Consolas" w:hAnsi="Consolas" w:cs="Consolas"/>
+              </w:rPr>
+              <w:t xml:space="preserve">(new </w:t>
+            </w:r>
+            <w:proofErr w:type="spellStart"/>
+            <w:r>
+              <w:rPr>
+                <w:rFonts w:ascii="Consolas" w:eastAsia="Consolas" w:hAnsi="Consolas" w:cs="Consolas"/>
+              </w:rPr>
+              <w:t>TrainingExample</w:t>
+            </w:r>
+            <w:proofErr w:type="spellEnd"/>
+            <w:r>
+              <w:br/>
+            </w:r>
+            <w:r>
+              <w:rPr>
+                <w:rFonts w:ascii="Consolas" w:eastAsia="Consolas" w:hAnsi="Consolas" w:cs="Consolas"/>
+              </w:rPr>
+              <w:t>{</w:t>
+            </w:r>
+            <w:r>
+              <w:br/>
+            </w:r>
+            <w:r>
+              <w:rPr>
+                <w:rFonts w:ascii="Consolas" w:eastAsia="Consolas" w:hAnsi="Consolas" w:cs="Consolas"/>
+              </w:rPr>
+              <w:t xml:space="preserve">    Key = key,</w:t>
+            </w:r>
+            <w:r>
+              <w:br/>
+            </w:r>
+            <w:r>
+              <w:rPr>
+                <w:rFonts w:ascii="Consolas" w:eastAsia="Consolas" w:hAnsi="Consolas" w:cs="Consolas"/>
+              </w:rPr>
+              <w:t xml:space="preserve">    SDR = new HashSet&lt;int&gt;(</w:t>
+            </w:r>
+            <w:proofErr w:type="spellStart"/>
+            <w:r>
+              <w:rPr>
+                <w:rFonts w:ascii="Consolas" w:eastAsia="Consolas" w:hAnsi="Consolas" w:cs="Consolas"/>
+              </w:rPr>
+              <w:t>activeCells</w:t>
+            </w:r>
+            <w:proofErr w:type="spellEnd"/>
+            <w:r>
+              <w:rPr>
+                <w:rFonts w:ascii="Consolas" w:eastAsia="Consolas" w:hAnsi="Consolas" w:cs="Consolas"/>
+              </w:rPr>
+              <w:t>),</w:t>
+            </w:r>
+            <w:r>
+              <w:br/>
+            </w:r>
+            <w:r>
+              <w:rPr>
+                <w:rFonts w:ascii="Consolas" w:eastAsia="Consolas" w:hAnsi="Consolas" w:cs="Consolas"/>
+              </w:rPr>
+              <w:t xml:space="preserve">    </w:t>
+            </w:r>
+            <w:proofErr w:type="spellStart"/>
+            <w:r>
+              <w:rPr>
+                <w:rFonts w:ascii="Consolas" w:eastAsia="Consolas" w:hAnsi="Consolas" w:cs="Consolas"/>
+              </w:rPr>
+              <w:t>OriginalInput</w:t>
+            </w:r>
+            <w:proofErr w:type="spellEnd"/>
+            <w:r>
+              <w:rPr>
+                <w:rFonts w:ascii="Consolas" w:eastAsia="Consolas" w:hAnsi="Consolas" w:cs="Consolas"/>
+              </w:rPr>
+              <w:t xml:space="preserve"> = </w:t>
+            </w:r>
+            <w:proofErr w:type="spellStart"/>
+            <w:r>
+              <w:rPr>
+                <w:rFonts w:ascii="Consolas" w:eastAsia="Consolas" w:hAnsi="Consolas" w:cs="Consolas"/>
+              </w:rPr>
+              <w:t>originalInput</w:t>
+            </w:r>
+            <w:proofErr w:type="spellEnd"/>
+            <w:r>
+              <w:br/>
+            </w:r>
+            <w:r>
+              <w:rPr>
+                <w:rFonts w:ascii="Consolas" w:eastAsia="Consolas" w:hAnsi="Consolas" w:cs="Consolas"/>
+              </w:rPr>
+              <w:t>});</w:t>
+            </w:r>
+          </w:p>
+        </w:tc>
+      </w:tr>
+    </w:tbl>
+    <w:p>
+      <w:pPr>
+        <w:pStyle w:val="Heading4"/>
+        <w:spacing w:before="319" w:after="319" w:line="276" w:lineRule="auto"/>
+        <w:jc w:val="both"/>
+        <w:rPr>
+          <w:rFonts w:ascii="Times New Roman" w:eastAsia="Times New Roman" w:hAnsi="Times New Roman" w:cs="Times New Roman"/>
+          <w:b/>
+          <w:bCs/>
+          <w:sz w:val="20"/>
+          <w:szCs w:val="20"/>
+        </w:rPr>
+      </w:pPr>
+      <w:r>
+        <w:rPr>
+          <w:rFonts w:ascii="Times New Roman" w:eastAsia="Times New Roman" w:hAnsi="Times New Roman" w:cs="Times New Roman"/>
+          <w:b/>
+          <w:bCs/>
+          <w:sz w:val="20"/>
+          <w:szCs w:val="20"/>
+        </w:rPr>
+        <w:lastRenderedPageBreak/>
+        <w:t>4. Image Reconstruction and Fusion</w:t>
+      </w:r>
+    </w:p>
+    <w:p>
+      <w:pPr>
+        <w:spacing w:before="240" w:after="240" w:line="276" w:lineRule="auto"/>
+        <w:jc w:val="both"/>
+        <w:rPr>
+          <w:rFonts w:ascii="Times New Roman" w:eastAsia="Times New Roman" w:hAnsi="Times New Roman" w:cs="Times New Roman"/>
+          <w:sz w:val="18"/>
+          <w:szCs w:val="18"/>
+        </w:rPr>
+      </w:pPr>
+      <w:r>
+        <w:rPr>
+          <w:rFonts w:ascii="Times New Roman" w:eastAsia="Times New Roman" w:hAnsi="Times New Roman" w:cs="Times New Roman"/>
+          <w:sz w:val="18"/>
+          <w:szCs w:val="18"/>
+        </w:rPr>
+        <w:t>During the testing phase, each test image is reconstructed by combining predictions from both classifiers.</w:t>
+      </w:r>
+    </w:p>
+    <w:p>
+      <w:pPr>
+        <w:pStyle w:val="ListParagraph"/>
+        <w:numPr>
+          <w:ilvl w:val="0"/>
+          <w:numId w:val="7"/>
+        </w:numPr>
+        <w:spacing w:before="240" w:after="240" w:line="276" w:lineRule="auto"/>
+        <w:jc w:val="both"/>
+        <w:rPr>
+          <w:rFonts w:ascii="Times New Roman" w:eastAsia="Times New Roman" w:hAnsi="Times New Roman" w:cs="Times New Roman"/>
+          <w:sz w:val="18"/>
+          <w:szCs w:val="18"/>
+        </w:rPr>
+      </w:pPr>
+      <w:r>
+        <w:rPr>
+          <w:rFonts w:ascii="Times New Roman" w:eastAsia="Times New Roman" w:hAnsi="Times New Roman" w:cs="Times New Roman"/>
+          <w:b/>
+          <w:bCs/>
+          <w:sz w:val="18"/>
+          <w:szCs w:val="18"/>
+        </w:rPr>
+        <w:t>Individual Reconstruction:</w:t>
+      </w:r>
+      <w:r>
+        <w:br/>
+      </w:r>
+      <w:r>
+        <w:rPr>
+          <w:rFonts w:ascii="Times New Roman" w:eastAsia="Times New Roman" w:hAnsi="Times New Roman" w:cs="Times New Roman"/>
+          <w:sz w:val="18"/>
+          <w:szCs w:val="18"/>
+        </w:rPr>
+        <w:t xml:space="preserve"> The HTM classifier generates a reconstructed image by weighting the original input pixels according to the squared overlap:</w:t>
+      </w:r>
+    </w:p>
+    <w:tbl>
+      <w:tblPr>
+        <w:tblStyle w:val="TableGrid"/>
+        <w:tblW w:w="0" w:type="auto"/>
+        <w:tblLayout w:type="fixed"/>
+        <w:tblLook w:val="06A0" w:firstRow="1" w:lastRow="0" w:firstColumn="1" w:lastColumn="0" w:noHBand="1" w:noVBand="1"/>
+      </w:tblPr>
+      <w:tblGrid>
+        <w:gridCol w:w="4320"/>
+      </w:tblGrid>
+      <w:tr>
+        <w:trPr>
+          <w:trHeight w:val="300"/>
+        </w:trPr>
+        <w:tc>
+          <w:tcPr>
+            <w:tcW w:w="4320" w:type="dxa"/>
+          </w:tcPr>
+          <w:p>
+            <w:pPr>
+              <w:rPr>
+                <w:rFonts w:ascii="Times New Roman" w:eastAsia="Times New Roman" w:hAnsi="Times New Roman" w:cs="Times New Roman"/>
+                <w:sz w:val="20"/>
+                <w:szCs w:val="20"/>
+              </w:rPr>
+            </w:pPr>
+            <w:r>
+              <w:rPr>
+                <w:rFonts w:ascii="Times New Roman" w:eastAsia="Times New Roman" w:hAnsi="Times New Roman" w:cs="Times New Roman"/>
+                <w:sz w:val="20"/>
+                <w:szCs w:val="20"/>
+              </w:rPr>
+              <w:t xml:space="preserve">// Inside </w:t>
+            </w:r>
+            <w:proofErr w:type="spellStart"/>
+            <w:r>
+              <w:rPr>
+                <w:rFonts w:ascii="Times New Roman" w:eastAsia="Times New Roman" w:hAnsi="Times New Roman" w:cs="Times New Roman"/>
+                <w:sz w:val="20"/>
+                <w:szCs w:val="20"/>
+              </w:rPr>
+              <w:t>MyHtmClassifier.GetPredictedInputValues</w:t>
+            </w:r>
+            <w:proofErr w:type="spellEnd"/>
+            <w:r>
+              <w:rPr>
+                <w:rFonts w:ascii="Times New Roman" w:eastAsia="Times New Roman" w:hAnsi="Times New Roman" w:cs="Times New Roman"/>
+                <w:sz w:val="20"/>
+                <w:szCs w:val="20"/>
+              </w:rPr>
+              <w:t>()</w:t>
+            </w:r>
+            <w:r>
+              <w:br/>
+            </w:r>
+            <w:r>
+              <w:rPr>
+                <w:rFonts w:ascii="Times New Roman" w:eastAsia="Times New Roman" w:hAnsi="Times New Roman" w:cs="Times New Roman"/>
+                <w:sz w:val="20"/>
+                <w:szCs w:val="20"/>
+              </w:rPr>
+              <w:t xml:space="preserve">double weight = </w:t>
+            </w:r>
+            <w:proofErr w:type="spellStart"/>
+            <w:r>
+              <w:rPr>
+                <w:rFonts w:ascii="Times New Roman" w:eastAsia="Times New Roman" w:hAnsi="Times New Roman" w:cs="Times New Roman"/>
+                <w:sz w:val="20"/>
+                <w:szCs w:val="20"/>
+              </w:rPr>
+              <w:t>Math.Pow</w:t>
+            </w:r>
+            <w:proofErr w:type="spellEnd"/>
+            <w:r>
+              <w:rPr>
+                <w:rFonts w:ascii="Times New Roman" w:eastAsia="Times New Roman" w:hAnsi="Times New Roman" w:cs="Times New Roman"/>
+                <w:sz w:val="20"/>
+                <w:szCs w:val="20"/>
+              </w:rPr>
+              <w:t>(</w:t>
+            </w:r>
+            <w:proofErr w:type="spellStart"/>
+            <w:r>
+              <w:rPr>
+                <w:rFonts w:ascii="Times New Roman" w:eastAsia="Times New Roman" w:hAnsi="Times New Roman" w:cs="Times New Roman"/>
+                <w:sz w:val="20"/>
+                <w:szCs w:val="20"/>
+              </w:rPr>
+              <w:t>scored.Overlap</w:t>
+            </w:r>
+            <w:proofErr w:type="spellEnd"/>
+            <w:r>
+              <w:rPr>
+                <w:rFonts w:ascii="Times New Roman" w:eastAsia="Times New Roman" w:hAnsi="Times New Roman" w:cs="Times New Roman"/>
+                <w:sz w:val="20"/>
+                <w:szCs w:val="20"/>
+              </w:rPr>
+              <w:t>, 2);</w:t>
+            </w:r>
+            <w:r>
+              <w:br/>
+            </w:r>
+            <w:proofErr w:type="spellStart"/>
+            <w:r>
+              <w:rPr>
+                <w:rFonts w:ascii="Times New Roman" w:eastAsia="Times New Roman" w:hAnsi="Times New Roman" w:cs="Times New Roman"/>
+                <w:sz w:val="20"/>
+                <w:szCs w:val="20"/>
+              </w:rPr>
+              <w:t>pixelSums</w:t>
+            </w:r>
+            <w:proofErr w:type="spellEnd"/>
+            <w:r>
+              <w:rPr>
+                <w:rFonts w:ascii="Times New Roman" w:eastAsia="Times New Roman" w:hAnsi="Times New Roman" w:cs="Times New Roman"/>
+                <w:sz w:val="20"/>
+                <w:szCs w:val="20"/>
+              </w:rPr>
+              <w:t>[</w:t>
+            </w:r>
+            <w:proofErr w:type="spellStart"/>
+            <w:r>
+              <w:rPr>
+                <w:rFonts w:ascii="Times New Roman" w:eastAsia="Times New Roman" w:hAnsi="Times New Roman" w:cs="Times New Roman"/>
+                <w:sz w:val="20"/>
+                <w:szCs w:val="20"/>
+              </w:rPr>
+              <w:t>i</w:t>
+            </w:r>
+            <w:proofErr w:type="spellEnd"/>
+            <w:r>
+              <w:rPr>
+                <w:rFonts w:ascii="Times New Roman" w:eastAsia="Times New Roman" w:hAnsi="Times New Roman" w:cs="Times New Roman"/>
+                <w:sz w:val="20"/>
+                <w:szCs w:val="20"/>
+              </w:rPr>
+              <w:t xml:space="preserve">] += </w:t>
+            </w:r>
+            <w:proofErr w:type="spellStart"/>
+            <w:r>
+              <w:rPr>
+                <w:rFonts w:ascii="Times New Roman" w:eastAsia="Times New Roman" w:hAnsi="Times New Roman" w:cs="Times New Roman"/>
+                <w:sz w:val="20"/>
+                <w:szCs w:val="20"/>
+              </w:rPr>
+              <w:t>scored.Example.OriginalInput</w:t>
+            </w:r>
+            <w:proofErr w:type="spellEnd"/>
+            <w:r>
+              <w:rPr>
+                <w:rFonts w:ascii="Times New Roman" w:eastAsia="Times New Roman" w:hAnsi="Times New Roman" w:cs="Times New Roman"/>
+                <w:sz w:val="20"/>
+                <w:szCs w:val="20"/>
+              </w:rPr>
+              <w:t>[</w:t>
+            </w:r>
+            <w:proofErr w:type="spellStart"/>
+            <w:r>
+              <w:rPr>
+                <w:rFonts w:ascii="Times New Roman" w:eastAsia="Times New Roman" w:hAnsi="Times New Roman" w:cs="Times New Roman"/>
+                <w:sz w:val="20"/>
+                <w:szCs w:val="20"/>
+              </w:rPr>
+              <w:t>i</w:t>
+            </w:r>
+            <w:proofErr w:type="spellEnd"/>
+            <w:r>
+              <w:rPr>
+                <w:rFonts w:ascii="Times New Roman" w:eastAsia="Times New Roman" w:hAnsi="Times New Roman" w:cs="Times New Roman"/>
+                <w:sz w:val="20"/>
+                <w:szCs w:val="20"/>
+              </w:rPr>
+              <w:t>] * weight;</w:t>
+            </w:r>
+          </w:p>
+        </w:tc>
+      </w:tr>
+    </w:tbl>
+    <w:p>
+      <w:pPr>
+        <w:spacing w:after="0"/>
+      </w:pPr>
+    </w:p>
+    <w:p>
+      <w:pPr>
+        <w:spacing w:before="240" w:after="240" w:line="276" w:lineRule="auto"/>
+        <w:jc w:val="both"/>
+        <w:rPr>
+          <w:rFonts w:ascii="Times New Roman" w:eastAsia="Times New Roman" w:hAnsi="Times New Roman" w:cs="Times New Roman"/>
+          <w:sz w:val="18"/>
+          <w:szCs w:val="18"/>
+        </w:rPr>
+      </w:pPr>
+      <w:r>
+        <w:rPr>
+          <w:rFonts w:ascii="Times New Roman" w:eastAsia="Times New Roman" w:hAnsi="Times New Roman" w:cs="Times New Roman"/>
+          <w:sz w:val="18"/>
+          <w:szCs w:val="18"/>
+        </w:rPr>
+        <w:t>In contrast, the KNN classifier retrieves the training image corresponding to the predicted label:</w:t>
+      </w:r>
+    </w:p>
+    <w:tbl>
+      <w:tblPr>
+        <w:tblStyle w:val="TableGrid"/>
+        <w:tblW w:w="0" w:type="auto"/>
+        <w:tblLayout w:type="fixed"/>
+        <w:tblLook w:val="06A0" w:firstRow="1" w:lastRow="0" w:firstColumn="1" w:lastColumn="0" w:noHBand="1" w:noVBand="1"/>
+      </w:tblPr>
+      <w:tblGrid>
+        <w:gridCol w:w="4320"/>
+      </w:tblGrid>
+      <w:tr>
+        <w:trPr>
+          <w:trHeight w:val="300"/>
+        </w:trPr>
+        <w:tc>
+          <w:tcPr>
+            <w:tcW w:w="4320" w:type="dxa"/>
+          </w:tcPr>
+          <w:p>
+            <w:pPr>
+              <w:rPr>
+                <w:rFonts w:ascii="Times New Roman" w:eastAsia="Times New Roman" w:hAnsi="Times New Roman" w:cs="Times New Roman"/>
+                <w:sz w:val="20"/>
+                <w:szCs w:val="20"/>
+              </w:rPr>
+            </w:pPr>
+            <w:r>
+              <w:rPr>
+                <w:rFonts w:ascii="Times New Roman" w:eastAsia="Times New Roman" w:hAnsi="Times New Roman" w:cs="Times New Roman"/>
+                <w:sz w:val="20"/>
+                <w:szCs w:val="20"/>
+              </w:rPr>
+              <w:t xml:space="preserve">// Inside </w:t>
+            </w:r>
+            <w:proofErr w:type="spellStart"/>
+            <w:r>
+              <w:rPr>
+                <w:rFonts w:ascii="Times New Roman" w:eastAsia="Times New Roman" w:hAnsi="Times New Roman" w:cs="Times New Roman"/>
+                <w:sz w:val="20"/>
+                <w:szCs w:val="20"/>
+              </w:rPr>
+              <w:t>Program.cs</w:t>
+            </w:r>
+            <w:proofErr w:type="spellEnd"/>
+            <w:r>
+              <w:rPr>
+                <w:rFonts w:ascii="Times New Roman" w:eastAsia="Times New Roman" w:hAnsi="Times New Roman" w:cs="Times New Roman"/>
+                <w:sz w:val="20"/>
+                <w:szCs w:val="20"/>
+              </w:rPr>
+              <w:t xml:space="preserve"> during testing phase</w:t>
+            </w:r>
+            <w:r>
+              <w:br/>
+            </w:r>
+            <w:r>
+              <w:rPr>
+                <w:rFonts w:ascii="Times New Roman" w:eastAsia="Times New Roman" w:hAnsi="Times New Roman" w:cs="Times New Roman"/>
+                <w:sz w:val="20"/>
+                <w:szCs w:val="20"/>
+              </w:rPr>
+              <w:t xml:space="preserve">int </w:t>
+            </w:r>
+            <w:proofErr w:type="spellStart"/>
+            <w:r>
+              <w:rPr>
+                <w:rFonts w:ascii="Times New Roman" w:eastAsia="Times New Roman" w:hAnsi="Times New Roman" w:cs="Times New Roman"/>
+                <w:sz w:val="20"/>
+                <w:szCs w:val="20"/>
+              </w:rPr>
+              <w:t>predictedLabel</w:t>
+            </w:r>
+            <w:proofErr w:type="spellEnd"/>
+            <w:r>
+              <w:rPr>
+                <w:rFonts w:ascii="Times New Roman" w:eastAsia="Times New Roman" w:hAnsi="Times New Roman" w:cs="Times New Roman"/>
+                <w:sz w:val="20"/>
+                <w:szCs w:val="20"/>
+              </w:rPr>
+              <w:t xml:space="preserve"> = </w:t>
+            </w:r>
+            <w:proofErr w:type="spellStart"/>
+            <w:r>
+              <w:rPr>
+                <w:rFonts w:ascii="Times New Roman" w:eastAsia="Times New Roman" w:hAnsi="Times New Roman" w:cs="Times New Roman"/>
+                <w:sz w:val="20"/>
+                <w:szCs w:val="20"/>
+              </w:rPr>
+              <w:t>knnClassifierForType.Classify</w:t>
+            </w:r>
+            <w:proofErr w:type="spellEnd"/>
+            <w:r>
+              <w:rPr>
+                <w:rFonts w:ascii="Times New Roman" w:eastAsia="Times New Roman" w:hAnsi="Times New Roman" w:cs="Times New Roman"/>
+                <w:sz w:val="20"/>
+                <w:szCs w:val="20"/>
+              </w:rPr>
+              <w:t>(</w:t>
+            </w:r>
+            <w:proofErr w:type="spellStart"/>
+            <w:r>
+              <w:rPr>
+                <w:rFonts w:ascii="Times New Roman" w:eastAsia="Times New Roman" w:hAnsi="Times New Roman" w:cs="Times New Roman"/>
+                <w:sz w:val="20"/>
+                <w:szCs w:val="20"/>
+              </w:rPr>
+              <w:t>testSdr</w:t>
+            </w:r>
+            <w:proofErr w:type="spellEnd"/>
+            <w:r>
+              <w:rPr>
+                <w:rFonts w:ascii="Times New Roman" w:eastAsia="Times New Roman" w:hAnsi="Times New Roman" w:cs="Times New Roman"/>
+                <w:sz w:val="20"/>
+                <w:szCs w:val="20"/>
+              </w:rPr>
+              <w:t>, 5);</w:t>
+            </w:r>
+            <w:r>
+              <w:br/>
+            </w:r>
+            <w:r>
+              <w:rPr>
+                <w:rFonts w:ascii="Times New Roman" w:eastAsia="Times New Roman" w:hAnsi="Times New Roman" w:cs="Times New Roman"/>
+                <w:sz w:val="20"/>
+                <w:szCs w:val="20"/>
+              </w:rPr>
+              <w:t xml:space="preserve">int[] </w:t>
+            </w:r>
+            <w:proofErr w:type="spellStart"/>
+            <w:r>
+              <w:rPr>
+                <w:rFonts w:ascii="Times New Roman" w:eastAsia="Times New Roman" w:hAnsi="Times New Roman" w:cs="Times New Roman"/>
+                <w:sz w:val="20"/>
+                <w:szCs w:val="20"/>
+              </w:rPr>
+              <w:t>knnTestReconstructed</w:t>
+            </w:r>
+            <w:proofErr w:type="spellEnd"/>
+            <w:r>
+              <w:rPr>
+                <w:rFonts w:ascii="Times New Roman" w:eastAsia="Times New Roman" w:hAnsi="Times New Roman" w:cs="Times New Roman"/>
+                <w:sz w:val="20"/>
+                <w:szCs w:val="20"/>
+              </w:rPr>
+              <w:t xml:space="preserve"> = </w:t>
+            </w:r>
+            <w:proofErr w:type="spellStart"/>
+            <w:r>
+              <w:rPr>
+                <w:rFonts w:ascii="Times New Roman" w:eastAsia="Times New Roman" w:hAnsi="Times New Roman" w:cs="Times New Roman"/>
+                <w:sz w:val="20"/>
+                <w:szCs w:val="20"/>
+              </w:rPr>
+              <w:t>imageData</w:t>
+            </w:r>
+            <w:proofErr w:type="spellEnd"/>
+            <w:r>
+              <w:rPr>
+                <w:rFonts w:ascii="Times New Roman" w:eastAsia="Times New Roman" w:hAnsi="Times New Roman" w:cs="Times New Roman"/>
+                <w:sz w:val="20"/>
+                <w:szCs w:val="20"/>
+              </w:rPr>
+              <w:t>[</w:t>
+            </w:r>
+            <w:proofErr w:type="spellStart"/>
+            <w:r>
+              <w:rPr>
+                <w:rFonts w:ascii="Times New Roman" w:eastAsia="Times New Roman" w:hAnsi="Times New Roman" w:cs="Times New Roman"/>
+                <w:sz w:val="20"/>
+                <w:szCs w:val="20"/>
+              </w:rPr>
+              <w:t>predictedLabel</w:t>
+            </w:r>
+            <w:proofErr w:type="spellEnd"/>
+            <w:r>
+              <w:rPr>
+                <w:rFonts w:ascii="Times New Roman" w:eastAsia="Times New Roman" w:hAnsi="Times New Roman" w:cs="Times New Roman"/>
+                <w:sz w:val="20"/>
+                <w:szCs w:val="20"/>
+              </w:rPr>
+              <w:t>];</w:t>
+            </w:r>
+          </w:p>
+        </w:tc>
+      </w:tr>
+    </w:tbl>
+    <w:p>
+      <w:pPr>
+        <w:spacing w:after="0"/>
+      </w:pPr>
+    </w:p>
+    <w:p>
+      <w:pPr>
+        <w:pStyle w:val="ListParagraph"/>
+        <w:numPr>
+          <w:ilvl w:val="0"/>
+          <w:numId w:val="7"/>
+        </w:numPr>
+        <w:spacing w:before="240" w:after="240" w:line="276" w:lineRule="auto"/>
+        <w:jc w:val="both"/>
+        <w:rPr>
+          <w:rFonts w:ascii="Times New Roman" w:eastAsia="Times New Roman" w:hAnsi="Times New Roman" w:cs="Times New Roman"/>
+          <w:sz w:val="18"/>
+          <w:szCs w:val="18"/>
+        </w:rPr>
+      </w:pPr>
+      <w:r>
+        <w:rPr>
+          <w:rFonts w:ascii="Times New Roman" w:eastAsia="Times New Roman" w:hAnsi="Times New Roman" w:cs="Times New Roman"/>
+          <w:b/>
+          <w:bCs/>
+          <w:sz w:val="18"/>
+          <w:szCs w:val="18"/>
+        </w:rPr>
+        <w:t>Fusion and Post-Processing:</w:t>
+      </w:r>
+      <w:r>
+        <w:br/>
+      </w:r>
+      <w:r>
+        <w:rPr>
+          <w:rFonts w:ascii="Times New Roman" w:eastAsia="Times New Roman" w:hAnsi="Times New Roman" w:cs="Times New Roman"/>
+          <w:sz w:val="18"/>
+          <w:szCs w:val="18"/>
+        </w:rPr>
+        <w:t xml:space="preserve"> A fusion strategy is applied where the reconstruction outputs are weighted by their cosine similarity scores (calculated by the </w:t>
+      </w:r>
+      <w:proofErr w:type="spellStart"/>
+      <w:r>
+        <w:rPr>
+          <w:rFonts w:ascii="Times New Roman" w:eastAsia="Times New Roman" w:hAnsi="Times New Roman" w:cs="Times New Roman"/>
+          <w:b/>
+          <w:bCs/>
+          <w:sz w:val="18"/>
+          <w:szCs w:val="18"/>
+        </w:rPr>
+        <w:t>ImageSimilarity</w:t>
+      </w:r>
+      <w:proofErr w:type="spellEnd"/>
+      <w:r>
+        <w:rPr>
+          <w:rFonts w:ascii="Times New Roman" w:eastAsia="Times New Roman" w:hAnsi="Times New Roman" w:cs="Times New Roman"/>
+          <w:sz w:val="18"/>
+          <w:szCs w:val="18"/>
+        </w:rPr>
+        <w:t xml:space="preserve"> class). For pixels with conflicting predictions, a Gaussian weighted local voting is applied:</w:t>
+      </w:r>
+    </w:p>
+    <w:tbl>
+      <w:tblPr>
+        <w:tblStyle w:val="TableGrid"/>
+        <w:tblW w:w="0" w:type="auto"/>
+        <w:tblLayout w:type="fixed"/>
+        <w:tblLook w:val="06A0" w:firstRow="1" w:lastRow="0" w:firstColumn="1" w:lastColumn="0" w:noHBand="1" w:noVBand="1"/>
+      </w:tblPr>
+      <w:tblGrid>
+        <w:gridCol w:w="4320"/>
+      </w:tblGrid>
+      <w:tr>
+        <w:trPr>
+          <w:trHeight w:val="300"/>
+        </w:trPr>
+        <w:tc>
+          <w:tcPr>
+            <w:tcW w:w="4320" w:type="dxa"/>
+          </w:tcPr>
+          <w:p>
+            <w:pPr>
+              <w:rPr>
+                <w:rFonts w:ascii="Times New Roman" w:eastAsia="Times New Roman" w:hAnsi="Times New Roman" w:cs="Times New Roman"/>
+                <w:sz w:val="20"/>
+                <w:szCs w:val="20"/>
+              </w:rPr>
+            </w:pPr>
+            <w:r>
+              <w:rPr>
+                <w:rFonts w:ascii="Times New Roman" w:eastAsia="Times New Roman" w:hAnsi="Times New Roman" w:cs="Times New Roman"/>
+                <w:sz w:val="20"/>
+                <w:szCs w:val="20"/>
+              </w:rPr>
+              <w:t xml:space="preserve">// In </w:t>
+            </w:r>
+            <w:proofErr w:type="spellStart"/>
+            <w:r>
+              <w:rPr>
+                <w:rFonts w:ascii="Times New Roman" w:eastAsia="Times New Roman" w:hAnsi="Times New Roman" w:cs="Times New Roman"/>
+                <w:sz w:val="20"/>
+                <w:szCs w:val="20"/>
+              </w:rPr>
+              <w:t>Program.cs</w:t>
+            </w:r>
+            <w:proofErr w:type="spellEnd"/>
+            <w:r>
+              <w:rPr>
+                <w:rFonts w:ascii="Times New Roman" w:eastAsia="Times New Roman" w:hAnsi="Times New Roman" w:cs="Times New Roman"/>
+                <w:sz w:val="20"/>
+                <w:szCs w:val="20"/>
+              </w:rPr>
+              <w:t>: Gaussian weighted local vote example</w:t>
+            </w:r>
+            <w:r>
+              <w:br/>
+            </w:r>
+            <w:r>
+              <w:rPr>
+                <w:rFonts w:ascii="Times New Roman" w:eastAsia="Times New Roman" w:hAnsi="Times New Roman" w:cs="Times New Roman"/>
+                <w:sz w:val="20"/>
+                <w:szCs w:val="20"/>
+              </w:rPr>
+              <w:t xml:space="preserve">double </w:t>
+            </w:r>
+            <w:proofErr w:type="spellStart"/>
+            <w:r>
+              <w:rPr>
+                <w:rFonts w:ascii="Times New Roman" w:eastAsia="Times New Roman" w:hAnsi="Times New Roman" w:cs="Times New Roman"/>
+                <w:sz w:val="20"/>
+                <w:szCs w:val="20"/>
+              </w:rPr>
+              <w:t>htmLocalVote</w:t>
+            </w:r>
+            <w:proofErr w:type="spellEnd"/>
+            <w:r>
+              <w:rPr>
+                <w:rFonts w:ascii="Times New Roman" w:eastAsia="Times New Roman" w:hAnsi="Times New Roman" w:cs="Times New Roman"/>
+                <w:sz w:val="20"/>
+                <w:szCs w:val="20"/>
+              </w:rPr>
+              <w:t xml:space="preserve"> = </w:t>
+            </w:r>
+            <w:proofErr w:type="spellStart"/>
+            <w:r>
+              <w:rPr>
+                <w:rFonts w:ascii="Times New Roman" w:eastAsia="Times New Roman" w:hAnsi="Times New Roman" w:cs="Times New Roman"/>
+                <w:sz w:val="20"/>
+                <w:szCs w:val="20"/>
+              </w:rPr>
+              <w:t>GetGaussianWeightedLocalVote</w:t>
+            </w:r>
+            <w:proofErr w:type="spellEnd"/>
+            <w:r>
+              <w:rPr>
+                <w:rFonts w:ascii="Times New Roman" w:eastAsia="Times New Roman" w:hAnsi="Times New Roman" w:cs="Times New Roman"/>
+                <w:sz w:val="20"/>
+                <w:szCs w:val="20"/>
+              </w:rPr>
+              <w:t>(</w:t>
+            </w:r>
+            <w:proofErr w:type="spellStart"/>
+            <w:r>
+              <w:rPr>
+                <w:rFonts w:ascii="Times New Roman" w:eastAsia="Times New Roman" w:hAnsi="Times New Roman" w:cs="Times New Roman"/>
+                <w:sz w:val="20"/>
+                <w:szCs w:val="20"/>
+              </w:rPr>
+              <w:t>htmTestReconstructed</w:t>
+            </w:r>
+            <w:proofErr w:type="spellEnd"/>
+            <w:r>
+              <w:rPr>
+                <w:rFonts w:ascii="Times New Roman" w:eastAsia="Times New Roman" w:hAnsi="Times New Roman" w:cs="Times New Roman"/>
+                <w:sz w:val="20"/>
+                <w:szCs w:val="20"/>
+              </w:rPr>
+              <w:t>, j, width, height);</w:t>
+            </w:r>
+            <w:r>
+              <w:br/>
+            </w:r>
+            <w:r>
+              <w:rPr>
+                <w:rFonts w:ascii="Times New Roman" w:eastAsia="Times New Roman" w:hAnsi="Times New Roman" w:cs="Times New Roman"/>
+                <w:sz w:val="20"/>
+                <w:szCs w:val="20"/>
+              </w:rPr>
+              <w:t>// Then the final decision is smoothed using a median filter:</w:t>
+            </w:r>
+            <w:r>
+              <w:br/>
+            </w:r>
+            <w:r>
+              <w:rPr>
+                <w:rFonts w:ascii="Times New Roman" w:eastAsia="Times New Roman" w:hAnsi="Times New Roman" w:cs="Times New Roman"/>
+                <w:sz w:val="20"/>
+                <w:szCs w:val="20"/>
+              </w:rPr>
+              <w:t xml:space="preserve">int[] </w:t>
+            </w:r>
+            <w:proofErr w:type="spellStart"/>
+            <w:r>
+              <w:rPr>
+                <w:rFonts w:ascii="Times New Roman" w:eastAsia="Times New Roman" w:hAnsi="Times New Roman" w:cs="Times New Roman"/>
+                <w:sz w:val="20"/>
+                <w:szCs w:val="20"/>
+              </w:rPr>
+              <w:t>postProcessedImage</w:t>
+            </w:r>
+            <w:proofErr w:type="spellEnd"/>
+            <w:r>
+              <w:rPr>
+                <w:rFonts w:ascii="Times New Roman" w:eastAsia="Times New Roman" w:hAnsi="Times New Roman" w:cs="Times New Roman"/>
+                <w:sz w:val="20"/>
+                <w:szCs w:val="20"/>
+              </w:rPr>
+              <w:t xml:space="preserve"> = </w:t>
+            </w:r>
+            <w:proofErr w:type="spellStart"/>
+            <w:r>
+              <w:rPr>
+                <w:rFonts w:ascii="Times New Roman" w:eastAsia="Times New Roman" w:hAnsi="Times New Roman" w:cs="Times New Roman"/>
+                <w:sz w:val="20"/>
+                <w:szCs w:val="20"/>
+              </w:rPr>
+              <w:t>ImageFilter.ApplyMedianFilter</w:t>
+            </w:r>
+            <w:proofErr w:type="spellEnd"/>
+            <w:r>
+              <w:rPr>
+                <w:rFonts w:ascii="Times New Roman" w:eastAsia="Times New Roman" w:hAnsi="Times New Roman" w:cs="Times New Roman"/>
+                <w:sz w:val="20"/>
+                <w:szCs w:val="20"/>
+              </w:rPr>
+              <w:t>(</w:t>
+            </w:r>
+            <w:proofErr w:type="spellStart"/>
+            <w:r>
+              <w:rPr>
+                <w:rFonts w:ascii="Times New Roman" w:eastAsia="Times New Roman" w:hAnsi="Times New Roman" w:cs="Times New Roman"/>
+                <w:sz w:val="20"/>
+                <w:szCs w:val="20"/>
+              </w:rPr>
+              <w:t>locallyVoted</w:t>
+            </w:r>
+            <w:proofErr w:type="spellEnd"/>
+            <w:r>
+              <w:rPr>
+                <w:rFonts w:ascii="Times New Roman" w:eastAsia="Times New Roman" w:hAnsi="Times New Roman" w:cs="Times New Roman"/>
+                <w:sz w:val="20"/>
+                <w:szCs w:val="20"/>
+              </w:rPr>
+              <w:t>, width, height);</w:t>
+            </w:r>
+          </w:p>
+        </w:tc>
+      </w:tr>
+    </w:tbl>
+    <w:p>
+      <w:pPr>
+        <w:spacing w:after="0"/>
+      </w:pPr>
+    </w:p>
+    <w:p>
+      <w:pPr>
+        <w:spacing w:before="240" w:after="240" w:line="276" w:lineRule="auto"/>
+        <w:jc w:val="both"/>
+        <w:rPr>
+          <w:rFonts w:ascii="Times New Roman" w:eastAsia="Times New Roman" w:hAnsi="Times New Roman" w:cs="Times New Roman"/>
+          <w:sz w:val="18"/>
+          <w:szCs w:val="18"/>
+        </w:rPr>
+      </w:pPr>
+      <w:r>
+        <w:rPr>
+          <w:rFonts w:ascii="Times New Roman" w:eastAsia="Times New Roman" w:hAnsi="Times New Roman" w:cs="Times New Roman"/>
+          <w:sz w:val="18"/>
+          <w:szCs w:val="18"/>
+        </w:rPr>
+        <w:t xml:space="preserve">Finally, the </w:t>
+      </w:r>
+      <w:proofErr w:type="spellStart"/>
+      <w:r>
+        <w:rPr>
+          <w:rFonts w:ascii="Times New Roman" w:eastAsia="Times New Roman" w:hAnsi="Times New Roman" w:cs="Times New Roman"/>
+          <w:b/>
+          <w:bCs/>
+          <w:sz w:val="18"/>
+          <w:szCs w:val="18"/>
+        </w:rPr>
+        <w:t>BinaryToImageConverter</w:t>
+      </w:r>
+      <w:proofErr w:type="spellEnd"/>
+      <w:r>
+        <w:rPr>
+          <w:rFonts w:ascii="Times New Roman" w:eastAsia="Times New Roman" w:hAnsi="Times New Roman" w:cs="Times New Roman"/>
+          <w:sz w:val="18"/>
+          <w:szCs w:val="18"/>
+        </w:rPr>
+        <w:t xml:space="preserve"> class converts the binary reconstruction back into a PNG image:</w:t>
+      </w:r>
+    </w:p>
+    <w:tbl>
+      <w:tblPr>
+        <w:tblStyle w:val="TableGrid"/>
+        <w:tblW w:w="0" w:type="auto"/>
+        <w:tblLayout w:type="fixed"/>
+        <w:tblLook w:val="06A0" w:firstRow="1" w:lastRow="0" w:firstColumn="1" w:lastColumn="0" w:noHBand="1" w:noVBand="1"/>
+      </w:tblPr>
+      <w:tblGrid>
+        <w:gridCol w:w="4425"/>
+      </w:tblGrid>
+      <w:tr>
+        <w:trPr>
+          <w:trHeight w:val="300"/>
+        </w:trPr>
+        <w:tc>
+          <w:tcPr>
+            <w:tcW w:w="4425" w:type="dxa"/>
+          </w:tcPr>
+          <w:p>
+            <w:pPr>
+              <w:rPr>
+                <w:rFonts w:ascii="Times New Roman" w:eastAsia="Times New Roman" w:hAnsi="Times New Roman" w:cs="Times New Roman"/>
+                <w:sz w:val="20"/>
+                <w:szCs w:val="20"/>
+              </w:rPr>
+            </w:pPr>
+            <w:r>
+              <w:rPr>
+                <w:rFonts w:ascii="Times New Roman" w:eastAsia="Times New Roman" w:hAnsi="Times New Roman" w:cs="Times New Roman"/>
+                <w:sz w:val="20"/>
+                <w:szCs w:val="20"/>
+              </w:rPr>
+              <w:t xml:space="preserve">// Inside </w:t>
+            </w:r>
+            <w:proofErr w:type="spellStart"/>
+            <w:r>
+              <w:rPr>
+                <w:rFonts w:ascii="Times New Roman" w:eastAsia="Times New Roman" w:hAnsi="Times New Roman" w:cs="Times New Roman"/>
+                <w:sz w:val="20"/>
+                <w:szCs w:val="20"/>
+              </w:rPr>
+              <w:t>BinaryToImageConverter.SaveBinaryAsPng</w:t>
+            </w:r>
+            <w:proofErr w:type="spellEnd"/>
+            <w:r>
+              <w:rPr>
+                <w:rFonts w:ascii="Times New Roman" w:eastAsia="Times New Roman" w:hAnsi="Times New Roman" w:cs="Times New Roman"/>
+                <w:sz w:val="20"/>
+                <w:szCs w:val="20"/>
+              </w:rPr>
+              <w:t>()</w:t>
+            </w:r>
+            <w:r>
+              <w:br/>
+            </w:r>
+            <w:r>
+              <w:rPr>
+                <w:rFonts w:ascii="Times New Roman" w:eastAsia="Times New Roman" w:hAnsi="Times New Roman" w:cs="Times New Roman"/>
+                <w:sz w:val="20"/>
+                <w:szCs w:val="20"/>
+              </w:rPr>
+              <w:t xml:space="preserve">Rgba32 color = </w:t>
+            </w:r>
+            <w:proofErr w:type="spellStart"/>
+            <w:r>
+              <w:rPr>
+                <w:rFonts w:ascii="Times New Roman" w:eastAsia="Times New Roman" w:hAnsi="Times New Roman" w:cs="Times New Roman"/>
+                <w:sz w:val="20"/>
+                <w:szCs w:val="20"/>
+              </w:rPr>
+              <w:t>binaryImage</w:t>
+            </w:r>
+            <w:proofErr w:type="spellEnd"/>
+            <w:r>
+              <w:rPr>
+                <w:rFonts w:ascii="Times New Roman" w:eastAsia="Times New Roman" w:hAnsi="Times New Roman" w:cs="Times New Roman"/>
+                <w:sz w:val="20"/>
+                <w:szCs w:val="20"/>
+              </w:rPr>
+              <w:t>[</w:t>
+            </w:r>
+            <w:proofErr w:type="spellStart"/>
+            <w:r>
+              <w:rPr>
+                <w:rFonts w:ascii="Times New Roman" w:eastAsia="Times New Roman" w:hAnsi="Times New Roman" w:cs="Times New Roman"/>
+                <w:sz w:val="20"/>
+                <w:szCs w:val="20"/>
+              </w:rPr>
+              <w:t>i</w:t>
+            </w:r>
+            <w:proofErr w:type="spellEnd"/>
+            <w:r>
+              <w:rPr>
+                <w:rFonts w:ascii="Times New Roman" w:eastAsia="Times New Roman" w:hAnsi="Times New Roman" w:cs="Times New Roman"/>
+                <w:sz w:val="20"/>
+                <w:szCs w:val="20"/>
+              </w:rPr>
+              <w:t>] == 1 ? new Rgba32(255, 255, 255, 255) : new Rgba32(0, 0, 0, 255);</w:t>
+            </w:r>
+            <w:r>
+              <w:br/>
+            </w:r>
+            <w:r>
+              <w:rPr>
+                <w:rFonts w:ascii="Times New Roman" w:eastAsia="Times New Roman" w:hAnsi="Times New Roman" w:cs="Times New Roman"/>
+                <w:sz w:val="20"/>
+                <w:szCs w:val="20"/>
+              </w:rPr>
+              <w:t>image[x, y] = color;</w:t>
+            </w:r>
+            <w:r>
+              <w:br/>
+            </w:r>
+            <w:proofErr w:type="spellStart"/>
+            <w:r>
+              <w:rPr>
+                <w:rFonts w:ascii="Times New Roman" w:eastAsia="Times New Roman" w:hAnsi="Times New Roman" w:cs="Times New Roman"/>
+                <w:sz w:val="20"/>
+                <w:szCs w:val="20"/>
+              </w:rPr>
+              <w:t>image.Save</w:t>
+            </w:r>
+            <w:proofErr w:type="spellEnd"/>
+            <w:r>
+              <w:rPr>
+                <w:rFonts w:ascii="Times New Roman" w:eastAsia="Times New Roman" w:hAnsi="Times New Roman" w:cs="Times New Roman"/>
+                <w:sz w:val="20"/>
+                <w:szCs w:val="20"/>
+              </w:rPr>
+              <w:t>(</w:t>
+            </w:r>
+            <w:proofErr w:type="spellStart"/>
+            <w:r>
+              <w:rPr>
+                <w:rFonts w:ascii="Times New Roman" w:eastAsia="Times New Roman" w:hAnsi="Times New Roman" w:cs="Times New Roman"/>
+                <w:sz w:val="20"/>
+                <w:szCs w:val="20"/>
+              </w:rPr>
+              <w:t>outputPath</w:t>
+            </w:r>
+            <w:proofErr w:type="spellEnd"/>
+            <w:r>
+              <w:rPr>
+                <w:rFonts w:ascii="Times New Roman" w:eastAsia="Times New Roman" w:hAnsi="Times New Roman" w:cs="Times New Roman"/>
+                <w:sz w:val="20"/>
+                <w:szCs w:val="20"/>
+              </w:rPr>
+              <w:t>);</w:t>
+            </w:r>
+          </w:p>
+        </w:tc>
+      </w:tr>
+    </w:tbl>
+    <w:p>
+      <w:pPr>
+        <w:spacing w:before="240" w:after="0" w:line="276" w:lineRule="auto"/>
+      </w:pPr>
+    </w:p>
+    <w:p>
+      <w:pPr>
+        <w:spacing w:before="240" w:after="0" w:line="276" w:lineRule="auto"/>
+      </w:pPr>
+      <w:r>
+        <w:rPr>
+          <w:noProof/>
+        </w:rPr>
+        <w:drawing>
+          <wp:inline distT="0" distB="0" distL="0" distR="0" wp14:anchorId="73DE698C" wp14:editId="055942EC">
+            <wp:extent cx="1314417" cy="1314417"/>
+            <wp:effectExtent l="0" t="0" r="0" b="0"/>
+            <wp:docPr id="317325971" name="Picture 317325971"/>
+            <wp:cNvGraphicFramePr>
+              <a:graphicFrameLocks xmlns:a="http://schemas.openxmlformats.org/drawingml/2006/main" noChangeAspect="1"/>
+            </wp:cNvGraphicFramePr>
+            <a:graphic xmlns:a="http://schemas.openxmlformats.org/drawingml/2006/main">
+              <a:graphicData uri="http://schemas.openxmlformats.org/drawingml/2006/picture">
+                <pic:pic xmlns:pic="http://schemas.openxmlformats.org/drawingml/2006/picture">
+                  <pic:nvPicPr>
+                    <pic:cNvPr id="0" name=""/>
+                    <pic:cNvPicPr/>
+                  </pic:nvPicPr>
+                  <pic:blipFill>
+                    <a:blip r:embed="rId15">
+                      <a:extLst>
+                        <a:ext uri="{28A0092B-C50C-407E-A947-70E740481C1C}">
+                          <a14:useLocalDpi xmlns:a14="http://schemas.microsoft.com/office/drawing/2010/main" val="0"/>
+                        </a:ext>
+                      </a:extLst>
+                    </a:blip>
+                    <a:stretch>
+                      <a:fillRect/>
+                    </a:stretch>
+                  </pic:blipFill>
+                  <pic:spPr>
+                    <a:xfrm>
+                      <a:off x="0" y="0"/>
+                      <a:ext cx="1314417" cy="1314417"/>
+                    </a:xfrm>
+                    <a:prstGeom prst="rect">
+                      <a:avLst/>
+                    </a:prstGeom>
+                  </pic:spPr>
+                </pic:pic>
+              </a:graphicData>
+            </a:graphic>
+          </wp:inline>
+        </w:drawing>
+      </w:r>
+    </w:p>
+    <w:p>
+      <w:pPr>
+        <w:spacing w:before="240" w:after="240" w:line="276" w:lineRule="auto"/>
+        <w:jc w:val="both"/>
+        <w:rPr>
+          <w:rFonts w:ascii="Times New Roman" w:eastAsia="Times New Roman" w:hAnsi="Times New Roman" w:cs="Times New Roman"/>
+          <w:sz w:val="20"/>
+          <w:szCs w:val="20"/>
+        </w:rPr>
+      </w:pPr>
+      <w:r>
+        <w:rPr>
+          <w:rFonts w:ascii="Times New Roman" w:eastAsia="Times New Roman" w:hAnsi="Times New Roman" w:cs="Times New Roman"/>
+          <w:i/>
+          <w:iCs/>
+          <w:sz w:val="20"/>
+          <w:szCs w:val="20"/>
+        </w:rPr>
+        <w:t xml:space="preserve">Figure </w:t>
+      </w:r>
+      <w:r>
+        <w:rPr>
+          <w:rFonts w:ascii="Times New Roman" w:eastAsia="Times New Roman" w:hAnsi="Times New Roman" w:cs="Times New Roman"/>
+          <w:i/>
+          <w:iCs/>
+          <w:sz w:val="20"/>
+          <w:szCs w:val="20"/>
+        </w:rPr>
+        <w:t>3</w:t>
+      </w:r>
+      <w:r>
+        <w:rPr>
+          <w:rFonts w:ascii="Times New Roman" w:eastAsia="Times New Roman" w:hAnsi="Times New Roman" w:cs="Times New Roman"/>
+          <w:i/>
+          <w:iCs/>
+          <w:sz w:val="20"/>
+          <w:szCs w:val="20"/>
+        </w:rPr>
+        <w:t>:</w:t>
+      </w:r>
+      <w:r>
+        <w:rPr>
+          <w:rFonts w:ascii="Times New Roman" w:eastAsia="Times New Roman" w:hAnsi="Times New Roman" w:cs="Times New Roman"/>
+          <w:sz w:val="20"/>
+          <w:szCs w:val="20"/>
+        </w:rPr>
+        <w:t xml:space="preserve"> A</w:t>
+      </w:r>
+      <w:r>
+        <w:rPr>
+          <w:rFonts w:ascii="Times New Roman" w:eastAsia="Times New Roman" w:hAnsi="Times New Roman" w:cs="Times New Roman"/>
+          <w:sz w:val="20"/>
+          <w:szCs w:val="20"/>
+        </w:rPr>
+        <w:t xml:space="preserve">n </w:t>
+      </w:r>
+      <w:r>
+        <w:rPr>
+          <w:rFonts w:ascii="Times New Roman" w:eastAsia="Times New Roman" w:hAnsi="Times New Roman" w:cs="Times New Roman"/>
+          <w:sz w:val="20"/>
+          <w:szCs w:val="20"/>
+        </w:rPr>
+        <w:t>illustration showing the output from the combined (fused)</w:t>
+      </w:r>
+      <w:r>
+        <w:rPr>
+          <w:rFonts w:ascii="Times New Roman" w:eastAsia="Times New Roman" w:hAnsi="Times New Roman" w:cs="Times New Roman"/>
+          <w:sz w:val="20"/>
+          <w:szCs w:val="20"/>
+        </w:rPr>
+        <w:t xml:space="preserve"> </w:t>
+      </w:r>
+      <w:r>
+        <w:rPr>
+          <w:rFonts w:ascii="Times New Roman" w:eastAsia="Times New Roman" w:hAnsi="Times New Roman" w:cs="Times New Roman"/>
+          <w:sz w:val="20"/>
+          <w:szCs w:val="20"/>
+        </w:rPr>
+        <w:t>after post-processing.</w:t>
+      </w:r>
+      <w:r>
+        <w:rPr>
+          <w:rFonts w:ascii="Times New Roman" w:eastAsia="Times New Roman" w:hAnsi="Times New Roman" w:cs="Times New Roman"/>
+          <w:sz w:val="20"/>
+          <w:szCs w:val="20"/>
+        </w:rPr>
+        <w:t xml:space="preserve"> (Image: 0_1450)</w:t>
+      </w:r>
+    </w:p>
+    <w:p>
+      <w:pPr>
+        <w:pStyle w:val="Heading4"/>
+        <w:spacing w:before="319" w:after="319" w:line="276" w:lineRule="auto"/>
+        <w:jc w:val="both"/>
+        <w:rPr>
+          <w:rFonts w:ascii="Times New Roman" w:eastAsia="Times New Roman" w:hAnsi="Times New Roman" w:cs="Times New Roman"/>
+          <w:b/>
+          <w:bCs/>
+          <w:sz w:val="20"/>
+          <w:szCs w:val="20"/>
+        </w:rPr>
+      </w:pPr>
+      <w:r>
+        <w:rPr>
+          <w:rFonts w:ascii="Times New Roman" w:eastAsia="Times New Roman" w:hAnsi="Times New Roman" w:cs="Times New Roman"/>
+          <w:b/>
+          <w:bCs/>
+          <w:sz w:val="20"/>
+          <w:szCs w:val="20"/>
+        </w:rPr>
+        <w:t>5. Evaluation of Reconstruction Accuracy</w:t>
+      </w:r>
+    </w:p>
+    <w:p>
+      <w:pPr>
+        <w:spacing w:before="240" w:after="240" w:line="276" w:lineRule="auto"/>
+        <w:jc w:val="both"/>
+        <w:rPr>
+          <w:rFonts w:ascii="Times New Roman" w:eastAsia="Times New Roman" w:hAnsi="Times New Roman" w:cs="Times New Roman"/>
+          <w:sz w:val="18"/>
+          <w:szCs w:val="18"/>
+        </w:rPr>
+      </w:pPr>
+      <w:r>
+        <w:rPr>
+          <w:rFonts w:ascii="Times New Roman" w:eastAsia="Times New Roman" w:hAnsi="Times New Roman" w:cs="Times New Roman"/>
+          <w:sz w:val="18"/>
+          <w:szCs w:val="18"/>
+        </w:rPr>
+        <w:t>The reconstructed images are quantitatively compared with the original test images using similarity metrics.</w:t>
+      </w:r>
+    </w:p>
+    <w:p>
+      <w:pPr>
+        <w:pStyle w:val="ListParagraph"/>
+        <w:numPr>
+          <w:ilvl w:val="0"/>
+          <w:numId w:val="6"/>
+        </w:numPr>
+        <w:spacing w:before="240" w:after="240" w:line="276" w:lineRule="auto"/>
+        <w:jc w:val="both"/>
+        <w:rPr>
+          <w:rFonts w:ascii="Times New Roman" w:eastAsia="Times New Roman" w:hAnsi="Times New Roman" w:cs="Times New Roman"/>
+          <w:sz w:val="18"/>
+          <w:szCs w:val="18"/>
+        </w:rPr>
+      </w:pPr>
+      <w:r>
+        <w:rPr>
+          <w:rFonts w:ascii="Times New Roman" w:eastAsia="Times New Roman" w:hAnsi="Times New Roman" w:cs="Times New Roman"/>
+          <w:b/>
+          <w:bCs/>
+          <w:sz w:val="18"/>
+          <w:szCs w:val="18"/>
+        </w:rPr>
+        <w:t>Cosine</w:t>
+      </w:r>
+      <w:r>
+        <w:rPr>
+          <w:rFonts w:ascii="Times New Roman" w:eastAsia="Times New Roman" w:hAnsi="Times New Roman" w:cs="Times New Roman"/>
+          <w:b/>
+          <w:bCs/>
+          <w:sz w:val="18"/>
+          <w:szCs w:val="18"/>
+        </w:rPr>
+        <w:t xml:space="preserve"> </w:t>
+      </w:r>
+      <w:r>
+        <w:rPr>
+          <w:rFonts w:ascii="Times New Roman" w:eastAsia="Times New Roman" w:hAnsi="Times New Roman" w:cs="Times New Roman"/>
+          <w:b/>
+          <w:bCs/>
+          <w:sz w:val="18"/>
+          <w:szCs w:val="18"/>
+        </w:rPr>
+        <w:t>Similarity:</w:t>
+      </w:r>
+      <w:r>
+        <w:br/>
+      </w:r>
+      <w:r>
+        <w:rPr>
+          <w:rFonts w:ascii="Times New Roman" w:eastAsia="Times New Roman" w:hAnsi="Times New Roman" w:cs="Times New Roman"/>
+          <w:sz w:val="18"/>
+          <w:szCs w:val="18"/>
+        </w:rPr>
+        <w:t xml:space="preserve"> The </w:t>
+      </w:r>
+      <w:proofErr w:type="spellStart"/>
+      <w:r>
+        <w:rPr>
+          <w:rFonts w:ascii="Times New Roman" w:eastAsia="Times New Roman" w:hAnsi="Times New Roman" w:cs="Times New Roman"/>
+          <w:b/>
+          <w:bCs/>
+          <w:sz w:val="18"/>
+          <w:szCs w:val="18"/>
+        </w:rPr>
+        <w:t>ImageSimilarity</w:t>
+      </w:r>
+      <w:proofErr w:type="spellEnd"/>
+      <w:r>
+        <w:rPr>
+          <w:rFonts w:ascii="Times New Roman" w:eastAsia="Times New Roman" w:hAnsi="Times New Roman" w:cs="Times New Roman"/>
+          <w:sz w:val="18"/>
+          <w:szCs w:val="18"/>
+        </w:rPr>
+        <w:t xml:space="preserve"> class calculates the cosine similarity between the vectorized representations of the original and reconstructed images:</w:t>
+      </w:r>
+    </w:p>
+    <w:tbl>
+      <w:tblPr>
+        <w:tblStyle w:val="TableGrid"/>
+        <w:tblW w:w="0" w:type="auto"/>
+        <w:tblLayout w:type="fixed"/>
+        <w:tblLook w:val="06A0" w:firstRow="1" w:lastRow="0" w:firstColumn="1" w:lastColumn="0" w:noHBand="1" w:noVBand="1"/>
+      </w:tblPr>
+      <w:tblGrid>
+        <w:gridCol w:w="4320"/>
+      </w:tblGrid>
+      <w:tr>
+        <w:trPr>
+          <w:trHeight w:val="300"/>
+        </w:trPr>
+        <w:tc>
+          <w:tcPr>
+            <w:tcW w:w="4320" w:type="dxa"/>
+          </w:tcPr>
+          <w:p>
+            <w:pPr>
+              <w:rPr>
+                <w:rFonts w:ascii="Times New Roman" w:eastAsia="Times New Roman" w:hAnsi="Times New Roman" w:cs="Times New Roman"/>
+                <w:sz w:val="20"/>
+                <w:szCs w:val="20"/>
+              </w:rPr>
+            </w:pPr>
+            <w:r>
+              <w:rPr>
+                <w:rFonts w:ascii="Times New Roman" w:eastAsia="Times New Roman" w:hAnsi="Times New Roman" w:cs="Times New Roman"/>
+                <w:sz w:val="20"/>
+                <w:szCs w:val="20"/>
+              </w:rPr>
+              <w:t xml:space="preserve">// Inside </w:t>
+            </w:r>
+            <w:proofErr w:type="spellStart"/>
+            <w:r>
+              <w:rPr>
+                <w:rFonts w:ascii="Times New Roman" w:eastAsia="Times New Roman" w:hAnsi="Times New Roman" w:cs="Times New Roman"/>
+                <w:sz w:val="20"/>
+                <w:szCs w:val="20"/>
+              </w:rPr>
+              <w:t>ImageSimilarity.CalculateCosineSimilarity</w:t>
+            </w:r>
+            <w:proofErr w:type="spellEnd"/>
+            <w:r>
+              <w:rPr>
+                <w:rFonts w:ascii="Times New Roman" w:eastAsia="Times New Roman" w:hAnsi="Times New Roman" w:cs="Times New Roman"/>
+                <w:sz w:val="20"/>
+                <w:szCs w:val="20"/>
+              </w:rPr>
+              <w:t>()</w:t>
+            </w:r>
+            <w:r>
+              <w:br/>
+            </w:r>
+            <w:r>
+              <w:rPr>
+                <w:rFonts w:ascii="Times New Roman" w:eastAsia="Times New Roman" w:hAnsi="Times New Roman" w:cs="Times New Roman"/>
+                <w:sz w:val="20"/>
+                <w:szCs w:val="20"/>
+              </w:rPr>
+              <w:t xml:space="preserve">double similarity = </w:t>
+            </w:r>
+            <w:proofErr w:type="spellStart"/>
+            <w:r>
+              <w:rPr>
+                <w:rFonts w:ascii="Times New Roman" w:eastAsia="Times New Roman" w:hAnsi="Times New Roman" w:cs="Times New Roman"/>
+                <w:sz w:val="20"/>
+                <w:szCs w:val="20"/>
+              </w:rPr>
+              <w:t>dotProduct</w:t>
+            </w:r>
+            <w:proofErr w:type="spellEnd"/>
+            <w:r>
+              <w:rPr>
+                <w:rFonts w:ascii="Times New Roman" w:eastAsia="Times New Roman" w:hAnsi="Times New Roman" w:cs="Times New Roman"/>
+                <w:sz w:val="20"/>
+                <w:szCs w:val="20"/>
+              </w:rPr>
+              <w:t xml:space="preserve"> / (</w:t>
+            </w:r>
+            <w:proofErr w:type="spellStart"/>
+            <w:r>
+              <w:rPr>
+                <w:rFonts w:ascii="Times New Roman" w:eastAsia="Times New Roman" w:hAnsi="Times New Roman" w:cs="Times New Roman"/>
+                <w:sz w:val="20"/>
+                <w:szCs w:val="20"/>
+              </w:rPr>
+              <w:t>Math.Sqrt</w:t>
+            </w:r>
+            <w:proofErr w:type="spellEnd"/>
+            <w:r>
+              <w:rPr>
+                <w:rFonts w:ascii="Times New Roman" w:eastAsia="Times New Roman" w:hAnsi="Times New Roman" w:cs="Times New Roman"/>
+                <w:sz w:val="20"/>
+                <w:szCs w:val="20"/>
+              </w:rPr>
+              <w:t>(</w:t>
+            </w:r>
+            <w:proofErr w:type="spellStart"/>
+            <w:r>
+              <w:rPr>
+                <w:rFonts w:ascii="Times New Roman" w:eastAsia="Times New Roman" w:hAnsi="Times New Roman" w:cs="Times New Roman"/>
+                <w:sz w:val="20"/>
+                <w:szCs w:val="20"/>
+              </w:rPr>
+              <w:t>originalNorm</w:t>
+            </w:r>
+            <w:proofErr w:type="spellEnd"/>
+            <w:r>
+              <w:rPr>
+                <w:rFonts w:ascii="Times New Roman" w:eastAsia="Times New Roman" w:hAnsi="Times New Roman" w:cs="Times New Roman"/>
+                <w:sz w:val="20"/>
+                <w:szCs w:val="20"/>
+              </w:rPr>
+              <w:t xml:space="preserve">) * </w:t>
+            </w:r>
+            <w:proofErr w:type="spellStart"/>
+            <w:r>
+              <w:rPr>
+                <w:rFonts w:ascii="Times New Roman" w:eastAsia="Times New Roman" w:hAnsi="Times New Roman" w:cs="Times New Roman"/>
+                <w:sz w:val="20"/>
+                <w:szCs w:val="20"/>
+              </w:rPr>
+              <w:t>Math.Sqrt</w:t>
+            </w:r>
+            <w:proofErr w:type="spellEnd"/>
+            <w:r>
+              <w:rPr>
+                <w:rFonts w:ascii="Times New Roman" w:eastAsia="Times New Roman" w:hAnsi="Times New Roman" w:cs="Times New Roman"/>
+                <w:sz w:val="20"/>
+                <w:szCs w:val="20"/>
+              </w:rPr>
+              <w:t>(</w:t>
+            </w:r>
+            <w:proofErr w:type="spellStart"/>
+            <w:r>
+              <w:rPr>
+                <w:rFonts w:ascii="Times New Roman" w:eastAsia="Times New Roman" w:hAnsi="Times New Roman" w:cs="Times New Roman"/>
+                <w:sz w:val="20"/>
+                <w:szCs w:val="20"/>
+              </w:rPr>
+              <w:t>reconstructedNorm</w:t>
+            </w:r>
+            <w:proofErr w:type="spellEnd"/>
+            <w:r>
+              <w:rPr>
+                <w:rFonts w:ascii="Times New Roman" w:eastAsia="Times New Roman" w:hAnsi="Times New Roman" w:cs="Times New Roman"/>
+                <w:sz w:val="20"/>
+                <w:szCs w:val="20"/>
+              </w:rPr>
+              <w:t>));</w:t>
+            </w:r>
+          </w:p>
+          <w:p>
+            <w:pPr>
+              <w:rPr>
+                <w:rFonts w:ascii="Consolas" w:eastAsia="Consolas" w:hAnsi="Consolas" w:cs="Consolas"/>
+              </w:rPr>
+            </w:pPr>
+          </w:p>
+        </w:tc>
+      </w:tr>
+    </w:tbl>
+    <w:p>
+      <w:pPr>
+        <w:spacing w:after="0"/>
+      </w:pPr>
+    </w:p>
+    <w:p>
+      <w:pPr>
+        <w:pStyle w:val="ListParagraph"/>
+        <w:numPr>
+          <w:ilvl w:val="0"/>
+          <w:numId w:val="6"/>
+        </w:numPr>
+        <w:spacing w:before="240" w:after="240" w:line="276" w:lineRule="auto"/>
+        <w:jc w:val="both"/>
+        <w:rPr>
+          <w:rFonts w:ascii="Times New Roman" w:eastAsia="Times New Roman" w:hAnsi="Times New Roman" w:cs="Times New Roman"/>
+          <w:sz w:val="18"/>
+          <w:szCs w:val="18"/>
+        </w:rPr>
+      </w:pPr>
+      <w:r>
+        <w:rPr>
+          <w:rFonts w:ascii="Times New Roman" w:eastAsia="Times New Roman" w:hAnsi="Times New Roman" w:cs="Times New Roman"/>
+          <w:b/>
+          <w:bCs/>
+          <w:sz w:val="18"/>
+          <w:szCs w:val="18"/>
+        </w:rPr>
+        <w:t>Binary Similarity:</w:t>
+      </w:r>
+      <w:r>
+        <w:br/>
+      </w:r>
+      <w:r>
+        <w:rPr>
+          <w:rFonts w:ascii="Times New Roman" w:eastAsia="Times New Roman" w:hAnsi="Times New Roman" w:cs="Times New Roman"/>
+          <w:sz w:val="18"/>
+          <w:szCs w:val="18"/>
+        </w:rPr>
+        <w:t xml:space="preserve"> A pixel-by-pixel comparison is performed to compute the binary similarity.</w:t>
+      </w:r>
+    </w:p>
+    <w:p>
+      <w:pPr>
+        <w:spacing w:before="240" w:after="240" w:line="276" w:lineRule="auto"/>
+        <w:jc w:val="both"/>
+        <w:rPr>
+          <w:rFonts w:ascii="Times New Roman" w:eastAsia="Times New Roman" w:hAnsi="Times New Roman" w:cs="Times New Roman"/>
+          <w:sz w:val="18"/>
+          <w:szCs w:val="18"/>
+        </w:rPr>
+      </w:pPr>
+      <w:r>
+        <w:rPr>
+          <w:rFonts w:ascii="Times New Roman" w:eastAsia="Times New Roman" w:hAnsi="Times New Roman" w:cs="Times New Roman"/>
+          <w:sz w:val="18"/>
+          <w:szCs w:val="18"/>
+        </w:rPr>
+        <w:t xml:space="preserve">Results, including average similarity percentages, are compiled into Excel spreadsheets using the </w:t>
+      </w:r>
+      <w:proofErr w:type="spellStart"/>
+      <w:r>
+        <w:rPr>
+          <w:rFonts w:ascii="Times New Roman" w:eastAsia="Times New Roman" w:hAnsi="Times New Roman" w:cs="Times New Roman"/>
+          <w:b/>
+          <w:bCs/>
+          <w:sz w:val="18"/>
+          <w:szCs w:val="18"/>
+        </w:rPr>
+        <w:t>ExcelHelper</w:t>
+      </w:r>
+      <w:proofErr w:type="spellEnd"/>
+      <w:r>
+        <w:rPr>
+          <w:rFonts w:ascii="Times New Roman" w:eastAsia="Times New Roman" w:hAnsi="Times New Roman" w:cs="Times New Roman"/>
+          <w:sz w:val="18"/>
+          <w:szCs w:val="18"/>
+        </w:rPr>
+        <w:t xml:space="preserve"> class:</w:t>
+      </w:r>
+    </w:p>
+    <w:tbl>
+      <w:tblPr>
+        <w:tblStyle w:val="TableGrid"/>
+        <w:tblW w:w="0" w:type="auto"/>
+        <w:tblLayout w:type="fixed"/>
+        <w:tblLook w:val="06A0" w:firstRow="1" w:lastRow="0" w:firstColumn="1" w:lastColumn="0" w:noHBand="1" w:noVBand="1"/>
+      </w:tblPr>
+      <w:tblGrid>
+        <w:gridCol w:w="4320"/>
+      </w:tblGrid>
+      <w:tr>
+        <w:trPr>
+          <w:trHeight w:val="300"/>
+        </w:trPr>
+        <w:tc>
+          <w:tcPr>
+            <w:tcW w:w="4320" w:type="dxa"/>
+          </w:tcPr>
+          <w:p>
+            <w:pPr>
+              <w:rPr>
+                <w:rFonts w:ascii="Times New Roman" w:eastAsia="Times New Roman" w:hAnsi="Times New Roman" w:cs="Times New Roman"/>
+                <w:sz w:val="20"/>
+                <w:szCs w:val="20"/>
+              </w:rPr>
+            </w:pPr>
+            <w:r>
+              <w:rPr>
+                <w:rFonts w:ascii="Times New Roman" w:eastAsia="Times New Roman" w:hAnsi="Times New Roman" w:cs="Times New Roman"/>
+                <w:sz w:val="20"/>
+                <w:szCs w:val="20"/>
+              </w:rPr>
+              <w:t xml:space="preserve">// Inside </w:t>
+            </w:r>
+            <w:proofErr w:type="spellStart"/>
+            <w:r>
+              <w:rPr>
+                <w:rFonts w:ascii="Times New Roman" w:eastAsia="Times New Roman" w:hAnsi="Times New Roman" w:cs="Times New Roman"/>
+                <w:sz w:val="20"/>
+                <w:szCs w:val="20"/>
+              </w:rPr>
               <w:t>ExcelHelper.SaveSimilarityStatistics</w:t>
             </w:r>
             <w:proofErr w:type="spellEnd"/>
@@ -4308,7 +4897,6 @@
               <w:br/>
             </w:r>
             <w:proofErr w:type="spellStart"/>
-            <w:proofErr w:type="gramStart"/>
             <w:r>
               <w:rPr>
                 <w:rFonts w:ascii="Times New Roman" w:eastAsia="Times New Roman" w:hAnsi="Times New Roman" w:cs="Times New Roman"/>
@@ -4318,7 +4906,6 @@
               <w:t>worksheet.Cell</w:t>
             </w:r>
             <w:proofErr w:type="spellEnd"/>
-            <w:proofErr w:type="gramEnd"/>
             <w:r>
               <w:rPr>
                 <w:rFonts w:ascii="Times New Roman" w:eastAsia="Times New Roman" w:hAnsi="Times New Roman" w:cs="Times New Roman"/>
@@ -4336,7 +4923,16 @@
                 <w:sz w:val="20"/>
                 <w:szCs w:val="20"/>
               </w:rPr>
-              <w:t>// Additional code writes similarity percentages and computes averages.</w:t>
+              <w:t xml:space="preserve">// Additional code writes similarity percentages </w:t>
+            </w:r>
+            <w:r>
+              <w:rPr>
+                <w:rFonts w:ascii="Times New Roman" w:eastAsia="Times New Roman" w:hAnsi="Times New Roman" w:cs="Times New Roman"/>
+                <w:sz w:val="20"/>
+                <w:szCs w:val="20"/>
+              </w:rPr>
+              <w:lastRenderedPageBreak/>
+              <w:t>and computes averages.</w:t>
             </w:r>
             <w:r>
               <w:br/>
@@ -4599,7 +5195,6 @@
           <w:sz w:val="18"/>
           <w:szCs w:val="18"/>
         </w:rPr>
-        <w:lastRenderedPageBreak/>
         <w:t xml:space="preserve">To evaluate the performance of the framework on a specific image, we measured the reconstruction accuracy for </w:t>
       </w:r>
       <w:r>
@@ -5682,15 +6277,7 @@
           <w:sz w:val="18"/>
           <w:szCs w:val="18"/>
         </w:rPr>
-        <w:t xml:space="preserve"> had the lowest vector similarity but performed competitively in binary similarity, </w:t>
-      </w:r>
-      <w:r>
-        <w:rPr>
-          <w:rFonts w:ascii="Times New Roman" w:eastAsia="Times New Roman" w:hAnsi="Times New Roman" w:cs="Times New Roman"/>
-          <w:sz w:val="18"/>
-          <w:szCs w:val="18"/>
-        </w:rPr>
-        <w:t>suggesting that its pixel-based approach still contributes significantly to reconstruction quality.</w:t>
+        <w:t xml:space="preserve"> had the lowest vector similarity but performed competitively in binary similarity, suggesting that its pixel-based approach still contributes significantly to reconstruction quality.</w:t>
       </w:r>
     </w:p>
     <w:p>
@@ -5820,6 +6407,7 @@
           <w:sz w:val="18"/>
           <w:szCs w:val="18"/>
         </w:rPr>
+        <w:lastRenderedPageBreak/>
         <w:t xml:space="preserve">The fusion of the KNN and HTM classifiers resulted in the highest reconstruction accuracy. The combined model achieved an average vector similarity of 86.22% and a binary similarity of 88.12%. </w:t>
       </w:r>
     </w:p>
@@ -5863,7 +6451,6 @@
     </w:p>
     <w:p>
       <w:pPr>
-        <w:jc w:val="center"/>
         <w:rPr>
           <w:rFonts w:ascii="Times New Roman" w:eastAsia="Times New Roman" w:hAnsi="Times New Roman" w:cs="Times New Roman"/>
           <w:b/>
@@ -5886,9 +6473,12 @@
           <w:sz w:val="20"/>
           <w:szCs w:val="20"/>
         </w:rPr>
-        <w:t xml:space="preserve">V. </w:t>
-      </w:r>
-      <w:r>
+        <w:br w:type="page"/>
+      </w:r>
+    </w:p>
+    <w:p>
+      <w:pPr>
+        <w:jc w:val="center"/>
         <w:rPr>
           <w:rFonts w:ascii="Times New Roman" w:eastAsia="Times New Roman" w:hAnsi="Times New Roman" w:cs="Times New Roman"/>
           <w:b/>
@@ -5899,6 +6489,32 @@
           <w:sz w:val="20"/>
           <w:szCs w:val="20"/>
         </w:rPr>
+      </w:pPr>
+      <w:r>
+        <w:rPr>
+          <w:rFonts w:ascii="Times New Roman" w:eastAsia="Times New Roman" w:hAnsi="Times New Roman" w:cs="Times New Roman"/>
+          <w:b/>
+          <w:bCs/>
+          <w:i/>
+          <w:iCs/>
+          <w:color w:val="000000" w:themeColor="text1"/>
+          <w:sz w:val="20"/>
+          <w:szCs w:val="20"/>
+        </w:rPr>
+        <w:lastRenderedPageBreak/>
+        <w:t xml:space="preserve">V. </w:t>
+      </w:r>
+      <w:r>
+        <w:rPr>
+          <w:rFonts w:ascii="Times New Roman" w:eastAsia="Times New Roman" w:hAnsi="Times New Roman" w:cs="Times New Roman"/>
+          <w:b/>
+          <w:bCs/>
+          <w:i/>
+          <w:iCs/>
+          <w:color w:val="000000" w:themeColor="text1"/>
+          <w:sz w:val="20"/>
+          <w:szCs w:val="20"/>
+        </w:rPr>
         <w:t xml:space="preserve">References: </w:t>
       </w:r>
     </w:p>
@@ -5923,34 +6539,33 @@
           <w:sz w:val="18"/>
           <w:szCs w:val="18"/>
         </w:rPr>
-        <w:t xml:space="preserve">Jaroslav Pokorný. Big Data Storage and Management: Challenges and Opportunities. 12th </w:t>
-      </w:r>
-      <w:r>
-        <w:rPr>
-          <w:rFonts w:ascii="Times New Roman" w:eastAsia="Times New Roman" w:hAnsi="Times New Roman" w:cs="Times New Roman"/>
-          <w:sz w:val="18"/>
-          <w:szCs w:val="18"/>
-        </w:rPr>
-        <w:lastRenderedPageBreak/>
-        <w:t>International Symposium on Environmental Software Systems (ISESS), May 2017, Zadar, Croatia. pp.28-</w:t>
-      </w:r>
-      <w:proofErr w:type="gramStart"/>
-      <w:r>
-        <w:rPr>
-          <w:rFonts w:ascii="Times New Roman" w:eastAsia="Times New Roman" w:hAnsi="Times New Roman" w:cs="Times New Roman"/>
-          <w:sz w:val="18"/>
-          <w:szCs w:val="18"/>
-        </w:rPr>
-        <w:t>38,ff</w:t>
-      </w:r>
-      <w:proofErr w:type="gramEnd"/>
-      <w:r>
-        <w:rPr>
-          <w:rFonts w:ascii="Times New Roman" w:eastAsia="Times New Roman" w:hAnsi="Times New Roman" w:cs="Times New Roman"/>
-          <w:sz w:val="18"/>
-          <w:szCs w:val="18"/>
-        </w:rPr>
-        <w:t>10.1007/978-3-319-89935-0_3ff.</w:t>
+        <w:t xml:space="preserve">Pokorný, J. (2017). Big data storage and management: Challenges and opportunities. In </w:t>
+      </w:r>
+      <w:r>
+        <w:rPr>
+          <w:rFonts w:ascii="Times New Roman" w:eastAsia="Times New Roman" w:hAnsi="Times New Roman" w:cs="Times New Roman"/>
+          <w:i/>
+          <w:iCs/>
+          <w:sz w:val="18"/>
+          <w:szCs w:val="18"/>
+        </w:rPr>
+        <w:t>Environmental Software Systems. Computer Science for Environmental Protection: 12th IFIP WG 5.11 International Symposium, ISESS 2017, Zadar, Croatia, May 10-12, 2017, Proceedings 12</w:t>
+      </w:r>
+      <w:r>
+        <w:rPr>
+          <w:rFonts w:ascii="Times New Roman" w:eastAsia="Times New Roman" w:hAnsi="Times New Roman" w:cs="Times New Roman"/>
+          <w:sz w:val="18"/>
+          <w:szCs w:val="18"/>
+        </w:rPr>
+        <w:t xml:space="preserve"> (pp. 28-38). Springer International Publishing</w:t>
+      </w:r>
+      <w:r>
+        <w:rPr>
+          <w:rFonts w:ascii="Times New Roman" w:eastAsia="Times New Roman" w:hAnsi="Times New Roman" w:cs="Times New Roman"/>
+          <w:sz w:val="18"/>
+          <w:szCs w:val="18"/>
+        </w:rPr>
+        <w:t>.</w:t>
       </w:r>
     </w:p>
     <w:p>
@@ -6085,7 +6700,7 @@
           <w:sz w:val="18"/>
           <w:szCs w:val="18"/>
         </w:rPr>
-        <w:t xml:space="preserve">Barnett, J. V. (2020). </w:t>
+        <w:t xml:space="preserve">Cui, Y., Surpur, C., Ahmad, S., &amp; Hawkins, J. (2016, July). A comparative study of HTM and other neural network models for online sequence learning with streaming data. In </w:t>
       </w:r>
       <w:r>
         <w:rPr>
@@ -6095,15 +6710,15 @@
           <w:sz w:val="18"/>
           <w:szCs w:val="18"/>
         </w:rPr>
-        <w:t>A hierarchical temporal memory sequence classifier for streaming data</w:t>
-      </w:r>
-      <w:r>
-        <w:rPr>
-          <w:rFonts w:ascii="Times New Roman" w:eastAsia="Times New Roman" w:hAnsi="Times New Roman" w:cs="Times New Roman"/>
-          <w:sz w:val="18"/>
-          <w:szCs w:val="18"/>
-        </w:rPr>
-        <w:t xml:space="preserve"> (Doctoral dissertation, Nova Southeastern University).</w:t>
+        <w:t>2016 International joint conference on neural networks (IJCNN)</w:t>
+      </w:r>
+      <w:r>
+        <w:rPr>
+          <w:rFonts w:ascii="Times New Roman" w:eastAsia="Times New Roman" w:hAnsi="Times New Roman" w:cs="Times New Roman"/>
+          <w:sz w:val="18"/>
+          <w:szCs w:val="18"/>
+        </w:rPr>
+        <w:t xml:space="preserve"> (pp. 1530-1538). IEEE.</w:t>
       </w:r>
     </w:p>
     <w:p>
@@ -8992,7 +9607,6 @@
   <w:style w:type="character" w:default="1" w:styleId="DefaultParagraphFont">
     <w:name w:val="Default Paragraph Font"/>
     <w:uiPriority w:val="1"/>
-    <w:semiHidden/>
     <w:unhideWhenUsed/>
   </w:style>
   <w:style w:type="table" w:default="1" w:styleId="TableNormal">

--- a/Image_Reconstruction_Classifier/Documentation/ML 24-25-01 Investigate Image Reconstruction By using Classifier.docx
+++ b/Image_Reconstruction_Classifier/Documentation/ML 24-25-01 Investigate Image Reconstruction By using Classifier.docx
@@ -58,7 +58,23 @@
           <w:sz w:val="18"/>
           <w:szCs w:val="18"/>
         </w:rPr>
-        <w:t>Eyad Salah Elsheita </w:t>
+        <w:t xml:space="preserve">Eyad Salah </w:t>
+      </w:r>
+      <w:proofErr w:type="spellStart"/>
+      <w:r>
+        <w:rPr>
+          <w:sz w:val="18"/>
+          <w:szCs w:val="18"/>
+        </w:rPr>
+        <w:t>Elsheita</w:t>
+      </w:r>
+      <w:proofErr w:type="spellEnd"/>
+      <w:r>
+        <w:rPr>
+          <w:sz w:val="18"/>
+          <w:szCs w:val="18"/>
+        </w:rPr>
+        <w:t> </w:t>
       </w:r>
     </w:p>
     <w:p>
@@ -153,7 +169,16 @@
           <w:sz w:val="18"/>
           <w:szCs w:val="18"/>
         </w:rPr>
-        <w:t xml:space="preserve"> API for SDR generation, this methodology optimizes storage efficiency without compromising image fidelity. The proposed approach has the potential to revolutionize cloud storage, AI-powered image enhancement, and digital content management by offering an ultra-efficient yet accurate image compression and retrieval system.</w:t>
+        <w:t xml:space="preserve"> API for SDR generation, this methodology optimizes storage efficiency without compromising image fidelity. The proposed approach has the potential to revolutionize cloud storage, AI-powered image enhancement, and digital content management by offering an ultra-efficient yet accurate image compression and retrieval </w:t>
+      </w:r>
+      <w:proofErr w:type="gramStart"/>
+      <w:r>
+        <w:rPr>
+          <w:rFonts w:ascii="Times New Roman" w:eastAsia="Times New Roman" w:hAnsi="Times New Roman" w:cs="Times New Roman"/>
+          <w:sz w:val="18"/>
+          <w:szCs w:val="18"/>
+        </w:rPr>
+        <w:t>system.</w:t>
       </w:r>
       <w:r>
         <w:rPr>
@@ -163,6 +188,7 @@
         </w:rPr>
         <w:t>.</w:t>
       </w:r>
+      <w:proofErr w:type="gramEnd"/>
     </w:p>
     <w:p>
       <w:pPr>
@@ -191,20 +217,7 @@
           <w:sz w:val="20"/>
           <w:szCs w:val="20"/>
         </w:rPr>
-        <w:t xml:space="preserve">I. </w:t>
-      </w:r>
-      <w:r>
-        <w:rPr>
-          <w:rFonts w:ascii="Times New Roman" w:eastAsia="Times New Roman" w:hAnsi="Times New Roman" w:cs="Times New Roman"/>
-          <w:b/>
-          <w:bCs/>
-          <w:i/>
-          <w:iCs/>
-          <w:color w:val="000000" w:themeColor="text1"/>
-          <w:sz w:val="20"/>
-          <w:szCs w:val="20"/>
-        </w:rPr>
-        <w:t>Introduction</w:t>
+        <w:t>I. Introduction</w:t>
       </w:r>
     </w:p>
     <w:p>
@@ -277,23 +290,7 @@
           <w:sz w:val="18"/>
           <w:szCs w:val="18"/>
         </w:rPr>
-        <w:t xml:space="preserve">Spatial Pooler is “method which built on the architecture of neocortex and trying to model the process of how human brain handles the information about vision, audio, </w:t>
-      </w:r>
-      <w:r>
-        <w:rPr>
-          <w:rFonts w:ascii="Times New Roman" w:eastAsia="Times New Roman" w:hAnsi="Times New Roman" w:cs="Times New Roman"/>
-          <w:sz w:val="18"/>
-          <w:szCs w:val="18"/>
-        </w:rPr>
-        <w:t>behavior</w:t>
-      </w:r>
-      <w:r>
-        <w:rPr>
-          <w:rFonts w:ascii="Times New Roman" w:eastAsia="Times New Roman" w:hAnsi="Times New Roman" w:cs="Times New Roman"/>
-          <w:sz w:val="18"/>
-          <w:szCs w:val="18"/>
-        </w:rPr>
-        <w:t xml:space="preserve"> </w:t>
+        <w:t xml:space="preserve">Spatial Pooler is “method which built on the architecture of neocortex and trying to model the process of how human brain handles the information about vision, audio, behavior </w:t>
       </w:r>
       <w:proofErr w:type="spellStart"/>
       <w:r>
@@ -351,7 +348,43 @@
           <w:sz w:val="18"/>
           <w:szCs w:val="18"/>
         </w:rPr>
-        <w:t xml:space="preserve">. Spatial Pooler consist of “networks that continuously encodes streams of inputs into SDRs” [3]. ”The term “spatial pooler” is used because input patterns that share a large number of co-active neurons (i.e., that are spatially similar) are grouped together into a common output representation” </w:t>
+        <w:t xml:space="preserve">. Spatial Pooler </w:t>
+      </w:r>
+      <w:proofErr w:type="gramStart"/>
+      <w:r>
+        <w:rPr>
+          <w:rFonts w:ascii="Times New Roman" w:eastAsia="Times New Roman" w:hAnsi="Times New Roman" w:cs="Times New Roman"/>
+          <w:sz w:val="18"/>
+          <w:szCs w:val="18"/>
+        </w:rPr>
+        <w:t>consist</w:t>
+      </w:r>
+      <w:proofErr w:type="gramEnd"/>
+      <w:r>
+        <w:rPr>
+          <w:rFonts w:ascii="Times New Roman" w:eastAsia="Times New Roman" w:hAnsi="Times New Roman" w:cs="Times New Roman"/>
+          <w:sz w:val="18"/>
+          <w:szCs w:val="18"/>
+        </w:rPr>
+        <w:t xml:space="preserve"> of “networks that continuously encodes streams of inputs into SDRs” [3]. </w:t>
+      </w:r>
+      <w:proofErr w:type="gramStart"/>
+      <w:r>
+        <w:rPr>
+          <w:rFonts w:ascii="Times New Roman" w:eastAsia="Times New Roman" w:hAnsi="Times New Roman" w:cs="Times New Roman"/>
+          <w:sz w:val="18"/>
+          <w:szCs w:val="18"/>
+        </w:rPr>
+        <w:t>”The</w:t>
+      </w:r>
+      <w:proofErr w:type="gramEnd"/>
+      <w:r>
+        <w:rPr>
+          <w:rFonts w:ascii="Times New Roman" w:eastAsia="Times New Roman" w:hAnsi="Times New Roman" w:cs="Times New Roman"/>
+          <w:sz w:val="18"/>
+          <w:szCs w:val="18"/>
+        </w:rPr>
+        <w:t xml:space="preserve"> term “spatial pooler” is used because input patterns that share a large number of co-active neurons (i.e., that are spatially similar) are grouped together into a common output representation” </w:t>
       </w:r>
       <w:r>
         <w:rPr>
@@ -401,7 +434,7 @@
           <w:noProof/>
         </w:rPr>
         <w:drawing>
-          <wp:inline distT="0" distB="0" distL="0" distR="0" wp14:anchorId="6D61623F" wp14:editId="58B31FB8">
+          <wp:inline distT="0" distB="0" distL="0" distR="0" wp14:anchorId="6506E214" wp14:editId="541C187E">
             <wp:extent cx="3048000" cy="2538942"/>
             <wp:effectExtent l="0" t="0" r="0" b="0"/>
             <wp:docPr id="1402384325" name="Picture 1402384325"/>
@@ -448,7 +481,7 @@
           <w:sz w:val="16"/>
           <w:szCs w:val="16"/>
         </w:rPr>
-        <w:t xml:space="preserve">Fig.1 The spatial pooler converts inputs (bottom) to SDRs (top). Each SP mini-column forms synaptic connections to a subset of the input space (gray </w:t>
+        <w:t>Fig.1 The spatial pooler converts inputs (bottom) to SDRs (top). Each SP mini-column forms synaptic connections to a subset of the input space (gray square</w:t>
       </w:r>
       <w:r>
         <w:rPr>
@@ -456,7 +489,7 @@
           <w:sz w:val="16"/>
           <w:szCs w:val="16"/>
         </w:rPr>
-        <w:t>square</w:t>
+        <w:t>,</w:t>
       </w:r>
       <w:r>
         <w:rPr>
@@ -464,7 +497,7 @@
           <w:sz w:val="16"/>
           <w:szCs w:val="16"/>
         </w:rPr>
-        <w:t>,</w:t>
+        <w:t xml:space="preserve"> potential connections). (This figure is quoted from the reference </w:t>
       </w:r>
       <w:r>
         <w:rPr>
@@ -472,15 +505,39 @@
           <w:sz w:val="16"/>
           <w:szCs w:val="16"/>
         </w:rPr>
-        <w:t xml:space="preserve"> potential</w:t>
-      </w:r>
-      <w:r>
-        <w:rPr>
-          <w:rFonts w:ascii="Times New Roman" w:eastAsia="Times New Roman" w:hAnsi="Times New Roman" w:cs="Times New Roman"/>
-          <w:sz w:val="16"/>
-          <w:szCs w:val="16"/>
-        </w:rPr>
-        <w:t xml:space="preserve"> connections). (This figure is quoted from the reference [3])</w:t>
+        <w:t>(</w:t>
+      </w:r>
+      <w:r>
+        <w:rPr>
+          <w:rFonts w:ascii="Times New Roman" w:eastAsia="Times New Roman" w:hAnsi="Times New Roman" w:cs="Times New Roman"/>
+          <w:sz w:val="18"/>
+          <w:szCs w:val="18"/>
+        </w:rPr>
+        <w:t>Cui, Ahmad, &amp; Hawkins, 201</w:t>
+      </w:r>
+      <w:r>
+        <w:rPr>
+          <w:rFonts w:ascii="Times New Roman" w:eastAsia="Times New Roman" w:hAnsi="Times New Roman" w:cs="Times New Roman"/>
+          <w:sz w:val="18"/>
+          <w:szCs w:val="18"/>
+        </w:rPr>
+        <w:t>7</w:t>
+      </w:r>
+      <w:r>
+        <w:rPr>
+          <w:rFonts w:ascii="Times New Roman" w:eastAsia="Times New Roman" w:hAnsi="Times New Roman" w:cs="Times New Roman"/>
+          <w:sz w:val="18"/>
+          <w:szCs w:val="18"/>
+        </w:rPr>
+        <w:t xml:space="preserve">, p. </w:t>
+      </w:r>
+      <w:r>
+        <w:rPr>
+          <w:rFonts w:ascii="Times New Roman" w:eastAsia="Times New Roman" w:hAnsi="Times New Roman" w:cs="Times New Roman"/>
+          <w:sz w:val="18"/>
+          <w:szCs w:val="18"/>
+        </w:rPr>
+        <w:t>3))</w:t>
       </w:r>
     </w:p>
     <w:p>
@@ -566,23 +623,7 @@
           <w:sz w:val="18"/>
           <w:szCs w:val="18"/>
         </w:rPr>
-        <w:t xml:space="preserve">is a brain-inspired neural network model of </w:t>
-      </w:r>
-      <w:r>
-        <w:rPr>
-          <w:rFonts w:ascii="Times New Roman" w:eastAsia="Times New Roman" w:hAnsi="Times New Roman" w:cs="Times New Roman"/>
-          <w:sz w:val="18"/>
-          <w:szCs w:val="18"/>
-        </w:rPr>
-        <w:t>S</w:t>
-      </w:r>
-      <w:r>
-        <w:rPr>
-          <w:rFonts w:ascii="Times New Roman" w:eastAsia="Times New Roman" w:hAnsi="Times New Roman" w:cs="Times New Roman"/>
-          <w:sz w:val="18"/>
-          <w:szCs w:val="18"/>
-        </w:rPr>
-        <w:t>equence</w:t>
+        <w:t>is a brain-inspired neural network model of Sequence</w:t>
       </w:r>
       <w:r>
         <w:rPr>
@@ -614,6 +655,54 @@
           <w:sz w:val="18"/>
           <w:szCs w:val="18"/>
         </w:rPr>
+        <w:t xml:space="preserve"> (Cui, Surpur, Ahmad, &amp; Hawkins, 2016</w:t>
+      </w:r>
+      <w:r>
+        <w:rPr>
+          <w:rFonts w:ascii="Times New Roman" w:eastAsia="Times New Roman" w:hAnsi="Times New Roman" w:cs="Times New Roman"/>
+          <w:sz w:val="18"/>
+          <w:szCs w:val="18"/>
+        </w:rPr>
+        <w:t>, p. 1</w:t>
+      </w:r>
+      <w:r>
+        <w:rPr>
+          <w:rFonts w:ascii="Times New Roman" w:eastAsia="Times New Roman" w:hAnsi="Times New Roman" w:cs="Times New Roman"/>
+          <w:sz w:val="18"/>
+          <w:szCs w:val="18"/>
+        </w:rPr>
+        <w:t>)</w:t>
+      </w:r>
+      <w:r>
+        <w:rPr>
+          <w:rFonts w:ascii="Times New Roman" w:eastAsia="Times New Roman" w:hAnsi="Times New Roman" w:cs="Times New Roman"/>
+          <w:sz w:val="18"/>
+          <w:szCs w:val="18"/>
+        </w:rPr>
+        <w:t xml:space="preserve">. </w:t>
+      </w:r>
+      <w:r>
+        <w:rPr>
+          <w:rFonts w:ascii="Times New Roman" w:eastAsia="Times New Roman" w:hAnsi="Times New Roman" w:cs="Times New Roman"/>
+          <w:sz w:val="18"/>
+          <w:szCs w:val="18"/>
+        </w:rPr>
+        <w:t>HTM can model complex sequences using sparse distributed temporal codes.</w:t>
+      </w:r>
+      <w:r>
+        <w:rPr>
+          <w:rFonts w:ascii="Times New Roman" w:eastAsia="Times New Roman" w:hAnsi="Times New Roman" w:cs="Times New Roman"/>
+          <w:sz w:val="18"/>
+          <w:szCs w:val="18"/>
+        </w:rPr>
+        <w:t xml:space="preserve"> HTM</w:t>
+      </w:r>
+      <w:r>
+        <w:rPr>
+          <w:rFonts w:ascii="Times New Roman" w:eastAsia="Times New Roman" w:hAnsi="Times New Roman" w:cs="Times New Roman"/>
+          <w:sz w:val="18"/>
+          <w:szCs w:val="18"/>
+        </w:rPr>
         <w:t xml:space="preserve"> </w:t>
       </w:r>
       <w:r>
@@ -622,6 +711,46 @@
           <w:sz w:val="18"/>
           <w:szCs w:val="18"/>
         </w:rPr>
+        <w:t>“</w:t>
+      </w:r>
+      <w:r>
+        <w:rPr>
+          <w:rFonts w:ascii="Times New Roman" w:eastAsia="Times New Roman" w:hAnsi="Times New Roman" w:cs="Times New Roman"/>
+          <w:sz w:val="18"/>
+          <w:szCs w:val="18"/>
+        </w:rPr>
+        <w:t>is trained in real-time using an online unsupervised Hebbian</w:t>
+      </w:r>
+      <w:r>
+        <w:rPr>
+          <w:rFonts w:ascii="Times New Roman" w:eastAsia="Times New Roman" w:hAnsi="Times New Roman" w:cs="Times New Roman"/>
+          <w:sz w:val="18"/>
+          <w:szCs w:val="18"/>
+        </w:rPr>
+        <w:t xml:space="preserve"> </w:t>
+      </w:r>
+      <w:r>
+        <w:rPr>
+          <w:rFonts w:ascii="Times New Roman" w:eastAsia="Times New Roman" w:hAnsi="Times New Roman" w:cs="Times New Roman"/>
+          <w:sz w:val="18"/>
+          <w:szCs w:val="18"/>
+        </w:rPr>
+        <w:t>style learning</w:t>
+      </w:r>
+      <w:r>
+        <w:rPr>
+          <w:rFonts w:ascii="Times New Roman" w:eastAsia="Times New Roman" w:hAnsi="Times New Roman" w:cs="Times New Roman"/>
+          <w:sz w:val="18"/>
+          <w:szCs w:val="18"/>
+        </w:rPr>
+        <w:t xml:space="preserve">” </w:t>
+      </w:r>
+      <w:r>
+        <w:rPr>
+          <w:rFonts w:ascii="Times New Roman" w:eastAsia="Times New Roman" w:hAnsi="Times New Roman" w:cs="Times New Roman"/>
+          <w:sz w:val="18"/>
+          <w:szCs w:val="18"/>
+        </w:rPr>
         <w:t>(Cui, Surpur, Ahmad, &amp; Hawkins, 2016</w:t>
       </w:r>
       <w:r>
@@ -646,23 +775,31 @@
           <w:sz w:val="18"/>
           <w:szCs w:val="18"/>
         </w:rPr>
-        <w:t xml:space="preserve">. </w:t>
-      </w:r>
-      <w:r>
-        <w:rPr>
-          <w:rFonts w:ascii="Times New Roman" w:eastAsia="Times New Roman" w:hAnsi="Times New Roman" w:cs="Times New Roman"/>
-          <w:sz w:val="18"/>
-          <w:szCs w:val="18"/>
-        </w:rPr>
-        <w:t>HTM can model complex sequences using sparse distributed temporal codes.</w:t>
-      </w:r>
-      <w:r>
-        <w:rPr>
-          <w:rFonts w:ascii="Times New Roman" w:eastAsia="Times New Roman" w:hAnsi="Times New Roman" w:cs="Times New Roman"/>
-          <w:sz w:val="18"/>
-          <w:szCs w:val="18"/>
-        </w:rPr>
-        <w:t xml:space="preserve"> HTM</w:t>
+        <w:t>.</w:t>
+      </w:r>
+      <w:r>
+        <w:rPr>
+          <w:rFonts w:ascii="Times New Roman" w:eastAsia="Times New Roman" w:hAnsi="Times New Roman" w:cs="Times New Roman"/>
+          <w:sz w:val="18"/>
+          <w:szCs w:val="18"/>
+        </w:rPr>
+        <w:t xml:space="preserve"> The SDRs used in HTM possess a very large coding capacity and allow simultaneous representations of multiple predictions with minimal collisions.</w:t>
+      </w:r>
+      <w:r>
+        <w:rPr>
+          <w:rFonts w:ascii="Times New Roman" w:eastAsia="Times New Roman" w:hAnsi="Times New Roman" w:cs="Times New Roman"/>
+          <w:sz w:val="18"/>
+          <w:szCs w:val="18"/>
+        </w:rPr>
+        <w:t xml:space="preserve"> “</w:t>
+      </w:r>
+      <w:r>
+        <w:rPr>
+          <w:rFonts w:ascii="Times New Roman" w:eastAsia="Times New Roman" w:hAnsi="Times New Roman" w:cs="Times New Roman"/>
+          <w:sz w:val="18"/>
+          <w:szCs w:val="18"/>
+        </w:rPr>
+        <w:t>HTM</w:t>
       </w:r>
       <w:r>
         <w:rPr>
@@ -678,31 +815,7 @@
           <w:sz w:val="18"/>
           <w:szCs w:val="18"/>
         </w:rPr>
-        <w:t>“</w:t>
-      </w:r>
-      <w:r>
-        <w:rPr>
-          <w:rFonts w:ascii="Times New Roman" w:eastAsia="Times New Roman" w:hAnsi="Times New Roman" w:cs="Times New Roman"/>
-          <w:sz w:val="18"/>
-          <w:szCs w:val="18"/>
-        </w:rPr>
-        <w:t>is trained in real-time using an online unsupervised Hebbian</w:t>
-      </w:r>
-      <w:r>
-        <w:rPr>
-          <w:rFonts w:ascii="Times New Roman" w:eastAsia="Times New Roman" w:hAnsi="Times New Roman" w:cs="Times New Roman"/>
-          <w:sz w:val="18"/>
-          <w:szCs w:val="18"/>
-        </w:rPr>
-        <w:t xml:space="preserve"> </w:t>
-      </w:r>
-      <w:r>
-        <w:rPr>
-          <w:rFonts w:ascii="Times New Roman" w:eastAsia="Times New Roman" w:hAnsi="Times New Roman" w:cs="Times New Roman"/>
-          <w:sz w:val="18"/>
-          <w:szCs w:val="18"/>
-        </w:rPr>
-        <w:t>style learning</w:t>
+        <w:t>networks can learn complex sequences, rapidly adapt to changing statistics in the data, and naturally handle multiple predictions and branching sequences</w:t>
       </w:r>
       <w:r>
         <w:rPr>
@@ -726,127 +839,7 @@
           <w:sz w:val="18"/>
           <w:szCs w:val="18"/>
         </w:rPr>
-        <w:t>, p. 1</w:t>
-      </w:r>
-      <w:r>
-        <w:rPr>
-          <w:rFonts w:ascii="Times New Roman" w:eastAsia="Times New Roman" w:hAnsi="Times New Roman" w:cs="Times New Roman"/>
-          <w:sz w:val="18"/>
-          <w:szCs w:val="18"/>
-        </w:rPr>
-        <w:t>)</w:t>
-      </w:r>
-      <w:r>
-        <w:rPr>
-          <w:rFonts w:ascii="Times New Roman" w:eastAsia="Times New Roman" w:hAnsi="Times New Roman" w:cs="Times New Roman"/>
-          <w:sz w:val="18"/>
-          <w:szCs w:val="18"/>
-        </w:rPr>
-        <w:t>.</w:t>
-      </w:r>
-      <w:r>
-        <w:rPr>
-          <w:rFonts w:ascii="Times New Roman" w:eastAsia="Times New Roman" w:hAnsi="Times New Roman" w:cs="Times New Roman"/>
-          <w:sz w:val="18"/>
-          <w:szCs w:val="18"/>
-        </w:rPr>
-        <w:t xml:space="preserve"> The SDRs used in HTM possess a very large coding capacity and allow simultaneous representations of multiple predictions with minimal collisions.</w:t>
-      </w:r>
-      <w:r>
-        <w:rPr>
-          <w:rFonts w:ascii="Times New Roman" w:eastAsia="Times New Roman" w:hAnsi="Times New Roman" w:cs="Times New Roman"/>
-          <w:sz w:val="18"/>
-          <w:szCs w:val="18"/>
-        </w:rPr>
-        <w:t xml:space="preserve"> “</w:t>
-      </w:r>
-      <w:r>
-        <w:rPr>
-          <w:rFonts w:ascii="Times New Roman" w:eastAsia="Times New Roman" w:hAnsi="Times New Roman" w:cs="Times New Roman"/>
-          <w:sz w:val="18"/>
-          <w:szCs w:val="18"/>
-        </w:rPr>
-        <w:t>HTM</w:t>
-      </w:r>
-      <w:r>
-        <w:rPr>
-          <w:rFonts w:ascii="Times New Roman" w:eastAsia="Times New Roman" w:hAnsi="Times New Roman" w:cs="Times New Roman"/>
-          <w:sz w:val="18"/>
-          <w:szCs w:val="18"/>
-        </w:rPr>
-        <w:t xml:space="preserve"> </w:t>
-      </w:r>
-      <w:r>
-        <w:rPr>
-          <w:rFonts w:ascii="Times New Roman" w:eastAsia="Times New Roman" w:hAnsi="Times New Roman" w:cs="Times New Roman"/>
-          <w:sz w:val="18"/>
-          <w:szCs w:val="18"/>
-        </w:rPr>
-        <w:t>networks can learn complex sequences, rapidly adapt to changing statistics in the data, and naturally handle multiple predictions and branching sequences</w:t>
-      </w:r>
-      <w:r>
-        <w:rPr>
-          <w:rFonts w:ascii="Times New Roman" w:eastAsia="Times New Roman" w:hAnsi="Times New Roman" w:cs="Times New Roman"/>
-          <w:sz w:val="18"/>
-          <w:szCs w:val="18"/>
-        </w:rPr>
-        <w:t xml:space="preserve">” </w:t>
-      </w:r>
-      <w:r>
-        <w:rPr>
-          <w:rFonts w:ascii="Times New Roman" w:eastAsia="Times New Roman" w:hAnsi="Times New Roman" w:cs="Times New Roman"/>
-          <w:sz w:val="18"/>
-          <w:szCs w:val="18"/>
-        </w:rPr>
-        <w:t>(Cui, Surpur, Ahmad, &amp; Hawkins, 2016</w:t>
-      </w:r>
-      <w:r>
-        <w:rPr>
-          <w:rFonts w:ascii="Times New Roman" w:eastAsia="Times New Roman" w:hAnsi="Times New Roman" w:cs="Times New Roman"/>
-          <w:sz w:val="18"/>
-          <w:szCs w:val="18"/>
-        </w:rPr>
-        <w:t>, p. 1</w:t>
-      </w:r>
-      <w:r>
-        <w:rPr>
-          <w:rFonts w:ascii="Times New Roman" w:eastAsia="Times New Roman" w:hAnsi="Times New Roman" w:cs="Times New Roman"/>
-          <w:sz w:val="18"/>
-          <w:szCs w:val="18"/>
-        </w:rPr>
-        <w:t xml:space="preserve">). HTM </w:t>
-      </w:r>
-      <w:r>
-        <w:rPr>
-          <w:rFonts w:ascii="Times New Roman" w:eastAsia="Times New Roman" w:hAnsi="Times New Roman" w:cs="Times New Roman"/>
-          <w:sz w:val="18"/>
-          <w:szCs w:val="18"/>
-        </w:rPr>
-        <w:t>requires</w:t>
-      </w:r>
-      <w:r>
-        <w:rPr>
-          <w:rFonts w:ascii="Times New Roman" w:eastAsia="Times New Roman" w:hAnsi="Times New Roman" w:cs="Times New Roman"/>
-          <w:sz w:val="18"/>
-          <w:szCs w:val="18"/>
-        </w:rPr>
-        <w:t xml:space="preserve"> sparse distributed representation (</w:t>
-      </w:r>
-      <w:r>
-        <w:rPr>
-          <w:rFonts w:ascii="Times New Roman" w:eastAsia="Times New Roman" w:hAnsi="Times New Roman" w:cs="Times New Roman"/>
-          <w:sz w:val="18"/>
-          <w:szCs w:val="18"/>
-        </w:rPr>
-        <w:t>SDR) in</w:t>
-      </w:r>
-      <w:r>
-        <w:rPr>
-          <w:rFonts w:ascii="Times New Roman" w:eastAsia="Times New Roman" w:hAnsi="Times New Roman" w:cs="Times New Roman"/>
-          <w:sz w:val="18"/>
-          <w:szCs w:val="18"/>
-        </w:rPr>
-        <w:t xml:space="preserve"> its learning process.</w:t>
+        <w:t>, p. 1). HTM requires sparse distributed representation (SDR) in its learning process.</w:t>
       </w:r>
     </w:p>
     <w:p>
@@ -867,7 +860,7 @@
           <w:szCs w:val="18"/>
         </w:rPr>
         <w:drawing>
-          <wp:inline distT="0" distB="0" distL="0" distR="0" wp14:anchorId="255C5D13" wp14:editId="730785AA">
+          <wp:inline distT="0" distB="0" distL="0" distR="0" wp14:anchorId="54E483F2" wp14:editId="5DA6C383">
             <wp:extent cx="2743200" cy="508635"/>
             <wp:effectExtent l="0" t="0" r="0" b="5715"/>
             <wp:docPr id="583898064" name="Picture 1" descr="A logo of a computer chip&#10;&#10;AI-generated content may be incorrect."/>
@@ -911,53 +904,219 @@
     </w:p>
     <w:p>
       <w:pPr>
+        <w:jc w:val="both"/>
+        <w:rPr>
+          <w:rFonts w:ascii="Times New Roman" w:eastAsia="Times New Roman" w:hAnsi="Times New Roman" w:cs="Times New Roman"/>
+          <w:sz w:val="18"/>
+          <w:szCs w:val="18"/>
+        </w:rPr>
+      </w:pPr>
+      <w:r>
+        <w:rPr>
+          <w:rFonts w:ascii="Times New Roman" w:eastAsia="Times New Roman" w:hAnsi="Times New Roman" w:cs="Times New Roman"/>
+          <w:sz w:val="18"/>
+          <w:szCs w:val="18"/>
+        </w:rPr>
+        <w:t>Figure 2 Functional steps for using HTM on real-world sequence learning tasks</w:t>
+      </w:r>
+      <w:r>
+        <w:rPr>
+          <w:rFonts w:ascii="Times New Roman" w:eastAsia="Times New Roman" w:hAnsi="Times New Roman" w:cs="Times New Roman"/>
+          <w:sz w:val="18"/>
+          <w:szCs w:val="18"/>
+        </w:rPr>
+        <w:t xml:space="preserve"> </w:t>
+      </w:r>
+      <w:r>
+        <w:rPr>
+          <w:rFonts w:ascii="Times New Roman" w:eastAsia="Times New Roman" w:hAnsi="Times New Roman" w:cs="Times New Roman"/>
+          <w:sz w:val="16"/>
+          <w:szCs w:val="16"/>
+        </w:rPr>
+        <w:t xml:space="preserve">(This figure is quoted from the reference </w:t>
+      </w:r>
+      <w:r>
+        <w:rPr>
+          <w:rFonts w:ascii="Times New Roman" w:eastAsia="Times New Roman" w:hAnsi="Times New Roman" w:cs="Times New Roman"/>
+          <w:sz w:val="18"/>
+          <w:szCs w:val="18"/>
+        </w:rPr>
+        <w:t>(Cui, Surpur, Ahmad, &amp; Hawkins, 2016</w:t>
+      </w:r>
+      <w:r>
+        <w:rPr>
+          <w:rFonts w:ascii="Times New Roman" w:eastAsia="Times New Roman" w:hAnsi="Times New Roman" w:cs="Times New Roman"/>
+          <w:sz w:val="18"/>
+          <w:szCs w:val="18"/>
+        </w:rPr>
+        <w:t xml:space="preserve">, p. </w:t>
+      </w:r>
+      <w:r>
+        <w:rPr>
+          <w:rFonts w:ascii="Times New Roman" w:eastAsia="Times New Roman" w:hAnsi="Times New Roman" w:cs="Times New Roman"/>
+          <w:sz w:val="18"/>
+          <w:szCs w:val="18"/>
+        </w:rPr>
+        <w:t>1</w:t>
+      </w:r>
+      <w:r>
+        <w:rPr>
+          <w:rFonts w:ascii="Times New Roman" w:eastAsia="Times New Roman" w:hAnsi="Times New Roman" w:cs="Times New Roman"/>
+          <w:sz w:val="18"/>
+          <w:szCs w:val="18"/>
+        </w:rPr>
+        <w:t>)</w:t>
+      </w:r>
+      <w:r>
+        <w:rPr>
+          <w:rFonts w:ascii="Times New Roman" w:eastAsia="Times New Roman" w:hAnsi="Times New Roman" w:cs="Times New Roman"/>
+          <w:sz w:val="18"/>
+          <w:szCs w:val="18"/>
+        </w:rPr>
+        <w:t>)</w:t>
+      </w:r>
+      <w:r>
+        <w:rPr>
+          <w:rFonts w:ascii="Times New Roman" w:eastAsia="Times New Roman" w:hAnsi="Times New Roman" w:cs="Times New Roman"/>
+          <w:sz w:val="18"/>
+          <w:szCs w:val="18"/>
+        </w:rPr>
+        <w:t>.</w:t>
+      </w:r>
+    </w:p>
+    <w:p>
+      <w:pPr>
         <w:spacing w:line="276" w:lineRule="auto"/>
         <w:jc w:val="both"/>
         <w:rPr>
           <w:rFonts w:ascii="Times New Roman" w:eastAsia="Times New Roman" w:hAnsi="Times New Roman" w:cs="Times New Roman"/>
-          <w:sz w:val="16"/>
-          <w:szCs w:val="16"/>
-        </w:rPr>
-      </w:pPr>
-      <w:r>
-        <w:rPr>
-          <w:rFonts w:ascii="Times New Roman" w:eastAsia="Times New Roman" w:hAnsi="Times New Roman" w:cs="Times New Roman"/>
-          <w:sz w:val="18"/>
-          <w:szCs w:val="18"/>
-        </w:rPr>
-        <w:t>Figure 2 Functional steps for using HTM on real-world sequence learning tasks</w:t>
-      </w:r>
-      <w:r>
-        <w:rPr>
-          <w:rFonts w:ascii="Times New Roman" w:eastAsia="Times New Roman" w:hAnsi="Times New Roman" w:cs="Times New Roman"/>
-          <w:sz w:val="18"/>
-          <w:szCs w:val="18"/>
-        </w:rPr>
-        <w:t xml:space="preserve"> </w:t>
-      </w:r>
-      <w:r>
-        <w:rPr>
-          <w:rFonts w:ascii="Times New Roman" w:eastAsia="Times New Roman" w:hAnsi="Times New Roman" w:cs="Times New Roman"/>
-          <w:sz w:val="16"/>
-          <w:szCs w:val="16"/>
-        </w:rPr>
-        <w:t>(This figure is quoted from the reference [</w:t>
-      </w:r>
-      <w:r>
-        <w:rPr>
-          <w:rFonts w:ascii="Times New Roman" w:eastAsia="Times New Roman" w:hAnsi="Times New Roman" w:cs="Times New Roman"/>
-          <w:sz w:val="16"/>
-          <w:szCs w:val="16"/>
-        </w:rPr>
-        <w:t>4</w:t>
-      </w:r>
-      <w:r>
-        <w:rPr>
-          <w:rFonts w:ascii="Times New Roman" w:eastAsia="Times New Roman" w:hAnsi="Times New Roman" w:cs="Times New Roman"/>
-          <w:sz w:val="16"/>
-          <w:szCs w:val="16"/>
-        </w:rPr>
-        <w:t>])</w:t>
+          <w:sz w:val="18"/>
+          <w:szCs w:val="18"/>
+        </w:rPr>
+      </w:pPr>
+      <w:r>
+        <w:rPr>
+          <w:rFonts w:ascii="Times New Roman" w:eastAsia="Times New Roman" w:hAnsi="Times New Roman" w:cs="Times New Roman"/>
+          <w:sz w:val="18"/>
+          <w:szCs w:val="18"/>
+        </w:rPr>
+        <w:t xml:space="preserve">While the KNN is one of the simplest and most common classifiers, </w:t>
+      </w:r>
+      <w:r>
+        <w:rPr>
+          <w:rFonts w:ascii="Times New Roman" w:eastAsia="Times New Roman" w:hAnsi="Times New Roman" w:cs="Times New Roman"/>
+          <w:sz w:val="18"/>
+          <w:szCs w:val="18"/>
+        </w:rPr>
+        <w:t>“</w:t>
+      </w:r>
+      <w:r>
+        <w:rPr>
+          <w:rFonts w:ascii="Times New Roman" w:eastAsia="Times New Roman" w:hAnsi="Times New Roman" w:cs="Times New Roman"/>
+          <w:sz w:val="18"/>
+          <w:szCs w:val="18"/>
+        </w:rPr>
+        <w:t xml:space="preserve">yet its performance competes with the most complex classifiers in literature. The core of this classifier depends mainly on measuring the distance or similarity between the tested examples and the training examples” </w:t>
+      </w:r>
+      <w:r>
+        <w:rPr>
+          <w:rFonts w:ascii="Times New Roman" w:eastAsia="Times New Roman" w:hAnsi="Times New Roman" w:cs="Times New Roman"/>
+          <w:sz w:val="18"/>
+          <w:szCs w:val="18"/>
+        </w:rPr>
+        <w:t xml:space="preserve">(Abu </w:t>
+      </w:r>
+      <w:proofErr w:type="spellStart"/>
+      <w:r>
+        <w:rPr>
+          <w:rFonts w:ascii="Times New Roman" w:eastAsia="Times New Roman" w:hAnsi="Times New Roman" w:cs="Times New Roman"/>
+          <w:sz w:val="18"/>
+          <w:szCs w:val="18"/>
+        </w:rPr>
+        <w:t>Alfeilat</w:t>
+      </w:r>
+      <w:proofErr w:type="spellEnd"/>
+      <w:r>
+        <w:rPr>
+          <w:rFonts w:ascii="Times New Roman" w:eastAsia="Times New Roman" w:hAnsi="Times New Roman" w:cs="Times New Roman"/>
+          <w:sz w:val="18"/>
+          <w:szCs w:val="18"/>
+        </w:rPr>
+        <w:t xml:space="preserve"> et al., 2019</w:t>
+      </w:r>
+      <w:r>
+        <w:rPr>
+          <w:rFonts w:ascii="Times New Roman" w:eastAsia="Times New Roman" w:hAnsi="Times New Roman" w:cs="Times New Roman"/>
+          <w:sz w:val="18"/>
+          <w:szCs w:val="18"/>
+        </w:rPr>
+        <w:t>, p. 1</w:t>
+      </w:r>
+      <w:r>
+        <w:rPr>
+          <w:rFonts w:ascii="Times New Roman" w:eastAsia="Times New Roman" w:hAnsi="Times New Roman" w:cs="Times New Roman"/>
+          <w:sz w:val="18"/>
+          <w:szCs w:val="18"/>
+        </w:rPr>
+        <w:t>)</w:t>
+      </w:r>
+      <w:r>
+        <w:rPr>
+          <w:rFonts w:ascii="Times New Roman" w:eastAsia="Times New Roman" w:hAnsi="Times New Roman" w:cs="Times New Roman"/>
+          <w:sz w:val="18"/>
+          <w:szCs w:val="18"/>
+        </w:rPr>
+        <w:t xml:space="preserve">. The Classification part using the KNN part is depending on “unlabeled test sample based on the majority of similar samples among the k-nearest neighbors that are the closest to the test sample” </w:t>
+      </w:r>
+      <w:r>
+        <w:rPr>
+          <w:rFonts w:ascii="Times New Roman" w:eastAsia="Times New Roman" w:hAnsi="Times New Roman" w:cs="Times New Roman"/>
+          <w:sz w:val="18"/>
+          <w:szCs w:val="18"/>
+        </w:rPr>
+        <w:t xml:space="preserve">(Abu </w:t>
+      </w:r>
+      <w:proofErr w:type="spellStart"/>
+      <w:r>
+        <w:rPr>
+          <w:rFonts w:ascii="Times New Roman" w:eastAsia="Times New Roman" w:hAnsi="Times New Roman" w:cs="Times New Roman"/>
+          <w:sz w:val="18"/>
+          <w:szCs w:val="18"/>
+        </w:rPr>
+        <w:t>Alfeilat</w:t>
+      </w:r>
+      <w:proofErr w:type="spellEnd"/>
+      <w:r>
+        <w:rPr>
+          <w:rFonts w:ascii="Times New Roman" w:eastAsia="Times New Roman" w:hAnsi="Times New Roman" w:cs="Times New Roman"/>
+          <w:sz w:val="18"/>
+          <w:szCs w:val="18"/>
+        </w:rPr>
+        <w:t xml:space="preserve"> et al., 2019</w:t>
+      </w:r>
+      <w:r>
+        <w:rPr>
+          <w:rFonts w:ascii="Times New Roman" w:eastAsia="Times New Roman" w:hAnsi="Times New Roman" w:cs="Times New Roman"/>
+          <w:sz w:val="18"/>
+          <w:szCs w:val="18"/>
+        </w:rPr>
+        <w:t>, p. 4</w:t>
+      </w:r>
+      <w:r>
+        <w:rPr>
+          <w:rFonts w:ascii="Times New Roman" w:eastAsia="Times New Roman" w:hAnsi="Times New Roman" w:cs="Times New Roman"/>
+          <w:sz w:val="18"/>
+          <w:szCs w:val="18"/>
+        </w:rPr>
+        <w:t>)</w:t>
+      </w:r>
+      <w:r>
+        <w:rPr>
+          <w:rFonts w:ascii="Times New Roman" w:eastAsia="Times New Roman" w:hAnsi="Times New Roman" w:cs="Times New Roman"/>
+          <w:sz w:val="18"/>
+          <w:szCs w:val="18"/>
+        </w:rPr>
+        <w:t>.</w:t>
       </w:r>
     </w:p>
     <w:p>
@@ -970,138 +1129,6 @@
           <w:szCs w:val="18"/>
         </w:rPr>
       </w:pPr>
-      <w:r>
-        <w:rPr>
-          <w:rFonts w:ascii="Times New Roman" w:eastAsia="Times New Roman" w:hAnsi="Times New Roman" w:cs="Times New Roman"/>
-          <w:sz w:val="18"/>
-          <w:szCs w:val="18"/>
-        </w:rPr>
-        <w:t xml:space="preserve">While the KNN is one of the simplest and most common </w:t>
-      </w:r>
-      <w:r>
-        <w:rPr>
-          <w:rFonts w:ascii="Times New Roman" w:eastAsia="Times New Roman" w:hAnsi="Times New Roman" w:cs="Times New Roman"/>
-          <w:sz w:val="18"/>
-          <w:szCs w:val="18"/>
-        </w:rPr>
-        <w:t xml:space="preserve">classifiers, </w:t>
-      </w:r>
-      <w:r>
-        <w:rPr>
-          <w:rFonts w:ascii="Times New Roman" w:eastAsia="Times New Roman" w:hAnsi="Times New Roman" w:cs="Times New Roman"/>
-          <w:sz w:val="18"/>
-          <w:szCs w:val="18"/>
-        </w:rPr>
-        <w:t>“</w:t>
-      </w:r>
-      <w:r>
-        <w:rPr>
-          <w:rFonts w:ascii="Times New Roman" w:eastAsia="Times New Roman" w:hAnsi="Times New Roman" w:cs="Times New Roman"/>
-          <w:sz w:val="18"/>
-          <w:szCs w:val="18"/>
-        </w:rPr>
-        <w:t xml:space="preserve">yet its performance competes with the most complex classifiers in literature. The core of this classifier depends mainly on measuring the distance or similarity between the tested examples and the training examples” </w:t>
-      </w:r>
-      <w:r>
-        <w:rPr>
-          <w:rFonts w:ascii="Times New Roman" w:eastAsia="Times New Roman" w:hAnsi="Times New Roman" w:cs="Times New Roman"/>
-          <w:sz w:val="18"/>
-          <w:szCs w:val="18"/>
-        </w:rPr>
-        <w:t xml:space="preserve">(Abu </w:t>
-      </w:r>
-      <w:proofErr w:type="spellStart"/>
-      <w:r>
-        <w:rPr>
-          <w:rFonts w:ascii="Times New Roman" w:eastAsia="Times New Roman" w:hAnsi="Times New Roman" w:cs="Times New Roman"/>
-          <w:sz w:val="18"/>
-          <w:szCs w:val="18"/>
-        </w:rPr>
-        <w:t>Alfeilat</w:t>
-      </w:r>
-      <w:proofErr w:type="spellEnd"/>
-      <w:r>
-        <w:rPr>
-          <w:rFonts w:ascii="Times New Roman" w:eastAsia="Times New Roman" w:hAnsi="Times New Roman" w:cs="Times New Roman"/>
-          <w:sz w:val="18"/>
-          <w:szCs w:val="18"/>
-        </w:rPr>
-        <w:t xml:space="preserve"> et al., 2019</w:t>
-      </w:r>
-      <w:r>
-        <w:rPr>
-          <w:rFonts w:ascii="Times New Roman" w:eastAsia="Times New Roman" w:hAnsi="Times New Roman" w:cs="Times New Roman"/>
-          <w:sz w:val="18"/>
-          <w:szCs w:val="18"/>
-        </w:rPr>
-        <w:t>, p. 1</w:t>
-      </w:r>
-      <w:r>
-        <w:rPr>
-          <w:rFonts w:ascii="Times New Roman" w:eastAsia="Times New Roman" w:hAnsi="Times New Roman" w:cs="Times New Roman"/>
-          <w:sz w:val="18"/>
-          <w:szCs w:val="18"/>
-        </w:rPr>
-        <w:t>)</w:t>
-      </w:r>
-      <w:r>
-        <w:rPr>
-          <w:rFonts w:ascii="Times New Roman" w:eastAsia="Times New Roman" w:hAnsi="Times New Roman" w:cs="Times New Roman"/>
-          <w:sz w:val="18"/>
-          <w:szCs w:val="18"/>
-        </w:rPr>
-        <w:t xml:space="preserve">. The Classification part using the KNN part is depending on “unlabeled test sample based on the majority of similar samples among the k-nearest neighbors that are the closest to the test sample” </w:t>
-      </w:r>
-      <w:r>
-        <w:rPr>
-          <w:rFonts w:ascii="Times New Roman" w:eastAsia="Times New Roman" w:hAnsi="Times New Roman" w:cs="Times New Roman"/>
-          <w:sz w:val="18"/>
-          <w:szCs w:val="18"/>
-        </w:rPr>
-        <w:t xml:space="preserve">(Abu </w:t>
-      </w:r>
-      <w:proofErr w:type="spellStart"/>
-      <w:r>
-        <w:rPr>
-          <w:rFonts w:ascii="Times New Roman" w:eastAsia="Times New Roman" w:hAnsi="Times New Roman" w:cs="Times New Roman"/>
-          <w:sz w:val="18"/>
-          <w:szCs w:val="18"/>
-        </w:rPr>
-        <w:t>Alfeilat</w:t>
-      </w:r>
-      <w:proofErr w:type="spellEnd"/>
-      <w:r>
-        <w:rPr>
-          <w:rFonts w:ascii="Times New Roman" w:eastAsia="Times New Roman" w:hAnsi="Times New Roman" w:cs="Times New Roman"/>
-          <w:sz w:val="18"/>
-          <w:szCs w:val="18"/>
-        </w:rPr>
-        <w:t xml:space="preserve"> et al., 2019</w:t>
-      </w:r>
-      <w:r>
-        <w:rPr>
-          <w:rFonts w:ascii="Times New Roman" w:eastAsia="Times New Roman" w:hAnsi="Times New Roman" w:cs="Times New Roman"/>
-          <w:sz w:val="18"/>
-          <w:szCs w:val="18"/>
-        </w:rPr>
-        <w:t>, p. 4</w:t>
-      </w:r>
-      <w:r>
-        <w:rPr>
-          <w:rFonts w:ascii="Times New Roman" w:eastAsia="Times New Roman" w:hAnsi="Times New Roman" w:cs="Times New Roman"/>
-          <w:sz w:val="18"/>
-          <w:szCs w:val="18"/>
-        </w:rPr>
-        <w:t>)</w:t>
-      </w:r>
-      <w:r>
-        <w:rPr>
-          <w:rFonts w:ascii="Times New Roman" w:eastAsia="Times New Roman" w:hAnsi="Times New Roman" w:cs="Times New Roman"/>
-          <w:sz w:val="18"/>
-          <w:szCs w:val="18"/>
-        </w:rPr>
-        <w:t>.</w:t>
-      </w:r>
     </w:p>
     <w:p>
       <w:pPr>
@@ -1113,17 +1140,6 @@
           <w:szCs w:val="18"/>
         </w:rPr>
       </w:pPr>
-    </w:p>
-    <w:p>
-      <w:pPr>
-        <w:spacing w:line="276" w:lineRule="auto"/>
-        <w:jc w:val="both"/>
-        <w:rPr>
-          <w:rFonts w:ascii="Times New Roman" w:eastAsia="Times New Roman" w:hAnsi="Times New Roman" w:cs="Times New Roman"/>
-          <w:sz w:val="18"/>
-          <w:szCs w:val="18"/>
-        </w:rPr>
-      </w:pPr>
       <w:r>
         <w:rPr>
           <w:rFonts w:ascii="Times New Roman" w:eastAsia="Times New Roman" w:hAnsi="Times New Roman" w:cs="Times New Roman"/>
@@ -1146,23 +1162,7 @@
           <w:sz w:val="18"/>
           <w:szCs w:val="18"/>
         </w:rPr>
-        <w:t xml:space="preserve"> Image transformation </w:t>
-      </w:r>
-      <w:r>
-        <w:rPr>
-          <w:rFonts w:ascii="Times New Roman" w:eastAsia="Times New Roman" w:hAnsi="Times New Roman" w:cs="Times New Roman"/>
-          <w:sz w:val="18"/>
-          <w:szCs w:val="18"/>
-        </w:rPr>
-        <w:t>will</w:t>
-      </w:r>
-      <w:r>
-        <w:rPr>
-          <w:rFonts w:ascii="Times New Roman" w:eastAsia="Times New Roman" w:hAnsi="Times New Roman" w:cs="Times New Roman"/>
-          <w:sz w:val="18"/>
-          <w:szCs w:val="18"/>
-        </w:rPr>
-        <w:t xml:space="preserve"> be introduced. The full Process starting from </w:t>
+        <w:t xml:space="preserve"> Image transformation will be introduced. The full Process starting from </w:t>
       </w:r>
       <w:r>
         <w:rPr>
@@ -2194,13 +2194,23 @@
             <w:r>
               <w:br/>
             </w:r>
-            <w:r>
-              <w:rPr>
-                <w:rFonts w:ascii="Times New Roman" w:eastAsia="Times New Roman" w:hAnsi="Times New Roman" w:cs="Times New Roman"/>
-                <w:sz w:val="20"/>
-                <w:szCs w:val="20"/>
-              </w:rPr>
-              <w:t xml:space="preserve">string[] lines = </w:t>
+            <w:proofErr w:type="gramStart"/>
+            <w:r>
+              <w:rPr>
+                <w:rFonts w:ascii="Times New Roman" w:eastAsia="Times New Roman" w:hAnsi="Times New Roman" w:cs="Times New Roman"/>
+                <w:sz w:val="20"/>
+                <w:szCs w:val="20"/>
+              </w:rPr>
+              <w:t>string[</w:t>
+            </w:r>
+            <w:proofErr w:type="gramEnd"/>
+            <w:r>
+              <w:rPr>
+                <w:rFonts w:ascii="Times New Roman" w:eastAsia="Times New Roman" w:hAnsi="Times New Roman" w:cs="Times New Roman"/>
+                <w:sz w:val="20"/>
+                <w:szCs w:val="20"/>
+              </w:rPr>
+              <w:t xml:space="preserve">] lines = </w:t>
             </w:r>
             <w:proofErr w:type="spellStart"/>
             <w:r>
@@ -2301,7 +2311,25 @@
                 <w:sz w:val="20"/>
                 <w:szCs w:val="20"/>
               </w:rPr>
-              <w:t>(c =&gt; c == '1' ? 1 : 0)).</w:t>
+              <w:t xml:space="preserve">(c =&gt; c == '1' ? </w:t>
+            </w:r>
+            <w:proofErr w:type="gramStart"/>
+            <w:r>
+              <w:rPr>
+                <w:rFonts w:ascii="Times New Roman" w:eastAsia="Times New Roman" w:hAnsi="Times New Roman" w:cs="Times New Roman"/>
+                <w:sz w:val="20"/>
+                <w:szCs w:val="20"/>
+              </w:rPr>
+              <w:t>1 :</w:t>
+            </w:r>
+            <w:proofErr w:type="gramEnd"/>
+            <w:r>
+              <w:rPr>
+                <w:rFonts w:ascii="Times New Roman" w:eastAsia="Times New Roman" w:hAnsi="Times New Roman" w:cs="Times New Roman"/>
+                <w:sz w:val="20"/>
+                <w:szCs w:val="20"/>
+              </w:rPr>
+              <w:t xml:space="preserve"> 0)).</w:t>
             </w:r>
             <w:proofErr w:type="spellStart"/>
             <w:r>
@@ -2325,25 +2353,6 @@
         </w:tc>
       </w:tr>
     </w:tbl>
-    <w:p>
-      <w:pPr>
-        <w:spacing w:after="0"/>
-      </w:pPr>
-    </w:p>
-    <w:p>
-      <w:pPr>
-        <w:pStyle w:val="Heading4"/>
-        <w:spacing w:before="319" w:after="319" w:line="276" w:lineRule="auto"/>
-        <w:jc w:val="both"/>
-        <w:rPr>
-          <w:rFonts w:ascii="Times New Roman" w:eastAsia="Times New Roman" w:hAnsi="Times New Roman" w:cs="Times New Roman"/>
-          <w:b/>
-          <w:bCs/>
-          <w:sz w:val="20"/>
-          <w:szCs w:val="20"/>
-        </w:rPr>
-      </w:pPr>
-    </w:p>
     <w:p>
       <w:pPr>
         <w:pStyle w:val="Heading4"/>
@@ -2430,27 +2439,7 @@
           <w:sz w:val="18"/>
           <w:szCs w:val="18"/>
         </w:rPr>
-        <w:t>Initialization</w:t>
-      </w:r>
-      <w:r>
-        <w:rPr>
-          <w:rFonts w:ascii="Times New Roman" w:eastAsia="Times New Roman" w:hAnsi="Times New Roman" w:cs="Times New Roman"/>
-          <w:b/>
-          <w:bCs/>
-          <w:sz w:val="18"/>
-          <w:szCs w:val="18"/>
-        </w:rPr>
-        <w:t xml:space="preserve"> </w:t>
-      </w:r>
-      <w:r>
-        <w:rPr>
-          <w:rFonts w:ascii="Times New Roman" w:eastAsia="Times New Roman" w:hAnsi="Times New Roman" w:cs="Times New Roman"/>
-          <w:b/>
-          <w:bCs/>
-          <w:sz w:val="18"/>
-          <w:szCs w:val="18"/>
-        </w:rPr>
-        <w:t>and Execution:</w:t>
+        <w:t>Initialization and Execution:</w:t>
       </w:r>
       <w:r>
         <w:br/>
@@ -2556,6 +2545,7 @@
               <w:t xml:space="preserve"> = new </w:t>
             </w:r>
             <w:proofErr w:type="spellStart"/>
+            <w:proofErr w:type="gramStart"/>
             <w:r>
               <w:rPr>
                 <w:rFonts w:ascii="Times New Roman" w:eastAsia="Times New Roman" w:hAnsi="Times New Roman" w:cs="Times New Roman"/>
@@ -2571,7 +2561,16 @@
                 <w:sz w:val="20"/>
                 <w:szCs w:val="20"/>
               </w:rPr>
-              <w:t>();</w:t>
+              <w:t>(</w:t>
+            </w:r>
+            <w:proofErr w:type="gramEnd"/>
+            <w:r>
+              <w:rPr>
+                <w:rFonts w:ascii="Times New Roman" w:eastAsia="Times New Roman" w:hAnsi="Times New Roman" w:cs="Times New Roman"/>
+                <w:sz w:val="20"/>
+                <w:szCs w:val="20"/>
+              </w:rPr>
+              <w:t>);</w:t>
             </w:r>
             <w:r>
               <w:br/>
@@ -2801,7 +2800,17 @@
                 <w:sz w:val="20"/>
                 <w:szCs w:val="20"/>
               </w:rPr>
-              <w:t>295,397,445,471,521,528,529,541,546,559,611,627,629,634,660,661,678,681,687,692,696,697,702,717,718,721,730,731,739,751,754,761,769,771,775,782,783,784,788,789,790,791,792,798,802,810,814,817,834,846,859,1202,1349,1363,1429,1497,1724,1777,1849,1888,1949</w:t>
+              <w:t>295,397,445,471,521,528,529,541,546,559,611,627,629,634,660,661,678,681,687,692,696,697,702,717,718,721,730,731,739,751,754,761,769,771,775,782,783,784,788,789,790,791,792,798,802,810,81</w:t>
+            </w:r>
+            <w:r>
+              <w:rPr>
+                <w:rFonts w:ascii="Times New Roman" w:eastAsia="Times New Roman" w:hAnsi="Times New Roman" w:cs="Times New Roman"/>
+                <w:i/>
+                <w:iCs/>
+                <w:sz w:val="20"/>
+                <w:szCs w:val="20"/>
+              </w:rPr>
+              <w:t>4,817,834,846,859,1202,1349,1363,1429,1497,1724,1777,1849,1888,1949</w:t>
             </w:r>
           </w:p>
         </w:tc>
@@ -2872,6 +2881,17 @@
     </w:p>
     <w:p>
       <w:pPr>
+        <w:spacing w:after="0" w:line="276" w:lineRule="auto"/>
+        <w:jc w:val="both"/>
+        <w:rPr>
+          <w:rFonts w:ascii="Times New Roman" w:eastAsia="Times New Roman" w:hAnsi="Times New Roman" w:cs="Times New Roman"/>
+          <w:sz w:val="20"/>
+          <w:szCs w:val="20"/>
+        </w:rPr>
+      </w:pPr>
+    </w:p>
+    <w:p>
+      <w:pPr>
         <w:pStyle w:val="Heading4"/>
         <w:spacing w:before="319" w:after="319" w:line="276" w:lineRule="auto"/>
         <w:jc w:val="both"/>
@@ -2891,6 +2911,409 @@
           <w:sz w:val="20"/>
           <w:szCs w:val="20"/>
         </w:rPr>
+        <w:t>2.</w:t>
+      </w:r>
+      <w:r>
+        <w:rPr>
+          <w:rFonts w:ascii="Times New Roman" w:eastAsia="Times New Roman" w:hAnsi="Times New Roman" w:cs="Times New Roman"/>
+          <w:b/>
+          <w:bCs/>
+          <w:sz w:val="20"/>
+          <w:szCs w:val="20"/>
+        </w:rPr>
+        <w:t>1</w:t>
+      </w:r>
+      <w:r>
+        <w:rPr>
+          <w:rFonts w:ascii="Times New Roman" w:eastAsia="Times New Roman" w:hAnsi="Times New Roman" w:cs="Times New Roman"/>
+          <w:b/>
+          <w:bCs/>
+          <w:sz w:val="20"/>
+          <w:szCs w:val="20"/>
+        </w:rPr>
+        <w:t xml:space="preserve"> </w:t>
+      </w:r>
+      <w:r>
+        <w:rPr>
+          <w:rFonts w:ascii="Times New Roman" w:eastAsia="Times New Roman" w:hAnsi="Times New Roman" w:cs="Times New Roman"/>
+          <w:b/>
+          <w:bCs/>
+          <w:sz w:val="20"/>
+          <w:szCs w:val="20"/>
+        </w:rPr>
+        <w:t>Dual Sparse Representations in HTM</w:t>
+      </w:r>
+    </w:p>
+    <w:p>
+      <w:pPr>
+        <w:jc w:val="both"/>
+        <w:rPr>
+          <w:rFonts w:ascii="Times New Roman" w:eastAsia="Times New Roman" w:hAnsi="Times New Roman" w:cs="Times New Roman"/>
+          <w:sz w:val="18"/>
+          <w:szCs w:val="18"/>
+        </w:rPr>
+      </w:pPr>
+      <w:r>
+        <w:rPr>
+          <w:rFonts w:ascii="Times New Roman" w:eastAsia="Times New Roman" w:hAnsi="Times New Roman" w:cs="Times New Roman"/>
+          <w:noProof/>
+          <w:sz w:val="18"/>
+          <w:szCs w:val="18"/>
+        </w:rPr>
+        <w:drawing>
+          <wp:inline distT="0" distB="0" distL="0" distR="0" wp14:anchorId="0D16191C" wp14:editId="62C23A70">
+            <wp:extent cx="2743200" cy="838200"/>
+            <wp:effectExtent l="0" t="0" r="0" b="0"/>
+            <wp:docPr id="1352414175" name="Picture 1"/>
+            <wp:cNvGraphicFramePr>
+              <a:graphicFrameLocks xmlns:a="http://schemas.openxmlformats.org/drawingml/2006/main" noChangeAspect="1"/>
+            </wp:cNvGraphicFramePr>
+            <a:graphic xmlns:a="http://schemas.openxmlformats.org/drawingml/2006/main">
+              <a:graphicData uri="http://schemas.openxmlformats.org/drawingml/2006/picture">
+                <pic:pic xmlns:pic="http://schemas.openxmlformats.org/drawingml/2006/picture">
+                  <pic:nvPicPr>
+                    <pic:cNvPr id="1352414175" name="Picture 1352414175"/>
+                    <pic:cNvPicPr/>
+                  </pic:nvPicPr>
+                  <pic:blipFill>
+                    <a:blip r:embed="rId15">
+                      <a:extLst>
+                        <a:ext uri="{28A0092B-C50C-407E-A947-70E740481C1C}">
+                          <a14:useLocalDpi xmlns:a14="http://schemas.microsoft.com/office/drawing/2010/main" val="0"/>
+                        </a:ext>
+                      </a:extLst>
+                    </a:blip>
+                    <a:stretch>
+                      <a:fillRect/>
+                    </a:stretch>
+                  </pic:blipFill>
+                  <pic:spPr>
+                    <a:xfrm>
+                      <a:off x="0" y="0"/>
+                      <a:ext cx="2749251" cy="840049"/>
+                    </a:xfrm>
+                    <a:prstGeom prst="rect">
+                      <a:avLst/>
+                    </a:prstGeom>
+                  </pic:spPr>
+                </pic:pic>
+              </a:graphicData>
+            </a:graphic>
+          </wp:inline>
+        </w:drawing>
+      </w:r>
+    </w:p>
+    <w:p>
+      <w:pPr>
+        <w:jc w:val="both"/>
+        <w:rPr>
+          <w:rFonts w:ascii="Times New Roman" w:eastAsia="Times New Roman" w:hAnsi="Times New Roman" w:cs="Times New Roman"/>
+          <w:sz w:val="18"/>
+          <w:szCs w:val="18"/>
+        </w:rPr>
+      </w:pPr>
+      <w:r>
+        <w:rPr>
+          <w:rFonts w:ascii="Times New Roman" w:eastAsia="Times New Roman" w:hAnsi="Times New Roman" w:cs="Times New Roman"/>
+          <w:sz w:val="18"/>
+          <w:szCs w:val="18"/>
+        </w:rPr>
+        <w:t xml:space="preserve">Figure </w:t>
+      </w:r>
+      <w:r>
+        <w:rPr>
+          <w:rFonts w:ascii="Times New Roman" w:eastAsia="Times New Roman" w:hAnsi="Times New Roman" w:cs="Times New Roman"/>
+          <w:sz w:val="18"/>
+          <w:szCs w:val="18"/>
+        </w:rPr>
+        <w:t>3</w:t>
+      </w:r>
+      <w:r>
+        <w:rPr>
+          <w:rFonts w:ascii="Times New Roman" w:eastAsia="Times New Roman" w:hAnsi="Times New Roman" w:cs="Times New Roman"/>
+          <w:sz w:val="18"/>
+          <w:szCs w:val="18"/>
+        </w:rPr>
+        <w:t xml:space="preserve"> shows the HTM sequence memory model. Part A depicts an HTM neuron with three integration zones, where co-activation of distal synapses induces a predicted state. Part B contrasts the network's state before and after learning.</w:t>
+      </w:r>
+      <w:r>
+        <w:rPr>
+          <w:rFonts w:ascii="Times New Roman" w:eastAsia="Times New Roman" w:hAnsi="Times New Roman" w:cs="Times New Roman"/>
+          <w:sz w:val="18"/>
+          <w:szCs w:val="18"/>
+        </w:rPr>
+        <w:t xml:space="preserve"> </w:t>
+      </w:r>
+      <w:r>
+        <w:rPr>
+          <w:rFonts w:ascii="Times New Roman" w:eastAsia="Times New Roman" w:hAnsi="Times New Roman" w:cs="Times New Roman"/>
+          <w:sz w:val="16"/>
+          <w:szCs w:val="16"/>
+        </w:rPr>
+        <w:t xml:space="preserve">(This figure is quoted from the reference </w:t>
+      </w:r>
+      <w:r>
+        <w:rPr>
+          <w:rFonts w:ascii="Times New Roman" w:eastAsia="Times New Roman" w:hAnsi="Times New Roman" w:cs="Times New Roman"/>
+          <w:sz w:val="18"/>
+          <w:szCs w:val="18"/>
+        </w:rPr>
+        <w:t>(Cui, Surpur, Ahmad, &amp; Hawkins, 2016</w:t>
+      </w:r>
+      <w:r>
+        <w:rPr>
+          <w:rFonts w:ascii="Times New Roman" w:eastAsia="Times New Roman" w:hAnsi="Times New Roman" w:cs="Times New Roman"/>
+          <w:sz w:val="18"/>
+          <w:szCs w:val="18"/>
+        </w:rPr>
+        <w:t>, p. 3)</w:t>
+      </w:r>
+      <w:r>
+        <w:rPr>
+          <w:rFonts w:ascii="Times New Roman" w:eastAsia="Times New Roman" w:hAnsi="Times New Roman" w:cs="Times New Roman"/>
+          <w:sz w:val="18"/>
+          <w:szCs w:val="18"/>
+        </w:rPr>
+        <w:t>)</w:t>
+      </w:r>
+    </w:p>
+    <w:p>
+      <w:pPr>
+        <w:spacing w:line="276" w:lineRule="auto"/>
+        <w:jc w:val="both"/>
+        <w:rPr>
+          <w:rFonts w:ascii="Times New Roman" w:eastAsia="Times New Roman" w:hAnsi="Times New Roman" w:cs="Times New Roman"/>
+          <w:sz w:val="16"/>
+          <w:szCs w:val="16"/>
+        </w:rPr>
+      </w:pPr>
+    </w:p>
+    <w:p>
+      <w:pPr>
+        <w:jc w:val="both"/>
+        <w:rPr>
+          <w:rFonts w:ascii="Times New Roman" w:eastAsia="Times New Roman" w:hAnsi="Times New Roman" w:cs="Times New Roman"/>
+          <w:sz w:val="18"/>
+          <w:szCs w:val="18"/>
+        </w:rPr>
+      </w:pPr>
+      <w:r>
+        <w:rPr>
+          <w:rFonts w:ascii="Times New Roman" w:eastAsia="Times New Roman" w:hAnsi="Times New Roman" w:cs="Times New Roman"/>
+          <w:sz w:val="18"/>
+          <w:szCs w:val="18"/>
+        </w:rPr>
+        <w:t>Two separate sparse representations</w:t>
+      </w:r>
+      <w:r>
+        <w:rPr>
+          <w:rFonts w:ascii="Times New Roman" w:eastAsia="Times New Roman" w:hAnsi="Times New Roman" w:cs="Times New Roman"/>
+          <w:sz w:val="18"/>
+          <w:szCs w:val="18"/>
+        </w:rPr>
+        <w:t xml:space="preserve"> </w:t>
+      </w:r>
+      <w:r>
+        <w:rPr>
+          <w:rFonts w:ascii="Times New Roman" w:eastAsia="Times New Roman" w:hAnsi="Times New Roman" w:cs="Times New Roman"/>
+          <w:sz w:val="18"/>
+          <w:szCs w:val="18"/>
+        </w:rPr>
+        <w:t>The HTM network consists of a layer of HTM neurons organized into a set of columns (Fig. 1A). The network</w:t>
+      </w:r>
+      <w:r>
+        <w:rPr>
+          <w:rFonts w:ascii="Times New Roman" w:eastAsia="Times New Roman" w:hAnsi="Times New Roman" w:cs="Times New Roman"/>
+          <w:sz w:val="18"/>
+          <w:szCs w:val="18"/>
+        </w:rPr>
+        <w:t xml:space="preserve"> </w:t>
+      </w:r>
+      <w:r>
+        <w:rPr>
+          <w:rFonts w:ascii="Times New Roman" w:eastAsia="Times New Roman" w:hAnsi="Times New Roman" w:cs="Times New Roman"/>
+          <w:sz w:val="18"/>
+          <w:szCs w:val="18"/>
+        </w:rPr>
+        <w:t xml:space="preserve">represents high-order sequences using a composition of two separate sparse representations. The first representation is at the column level. All neurons within a column detect identical feed-forward input patterns. Each input element is encoded as a sparse distributed activation of columns at any point in time (Fig. 1B, blue arrows). This sparse set </w:t>
+      </w:r>
+      <w:r>
+        <w:rPr>
+          <w:rFonts w:ascii="Times New Roman" w:eastAsia="Times New Roman" w:hAnsi="Times New Roman" w:cs="Times New Roman"/>
+          <w:sz w:val="18"/>
+          <w:szCs w:val="18"/>
+        </w:rPr>
+        <w:t xml:space="preserve">of </w:t>
+      </w:r>
+      <w:r>
+        <w:rPr>
+          <w:rFonts w:ascii="Times New Roman" w:eastAsia="Times New Roman" w:hAnsi="Times New Roman" w:cs="Times New Roman"/>
+          <w:sz w:val="18"/>
+          <w:szCs w:val="18"/>
+        </w:rPr>
+        <w:t>columns</w:t>
+      </w:r>
+      <w:r>
+        <w:rPr>
+          <w:rFonts w:ascii="Times New Roman" w:eastAsia="Times New Roman" w:hAnsi="Times New Roman" w:cs="Times New Roman"/>
+          <w:sz w:val="18"/>
+          <w:szCs w:val="18"/>
+        </w:rPr>
+        <w:t xml:space="preserve"> is chosen according to a spatial competitive learning rule</w:t>
+      </w:r>
+      <w:r>
+        <w:rPr>
+          <w:rFonts w:ascii="Times New Roman" w:eastAsia="Times New Roman" w:hAnsi="Times New Roman" w:cs="Times New Roman"/>
+          <w:sz w:val="18"/>
+          <w:szCs w:val="18"/>
+        </w:rPr>
+        <w:t xml:space="preserve"> </w:t>
+      </w:r>
+      <w:r>
+        <w:rPr>
+          <w:rFonts w:ascii="Times New Roman" w:eastAsia="Times New Roman" w:hAnsi="Times New Roman" w:cs="Times New Roman"/>
+          <w:sz w:val="18"/>
+          <w:szCs w:val="18"/>
+        </w:rPr>
+        <w:t>(Cui, Surpur, Ahmad, &amp; Hawkins, 2016</w:t>
+      </w:r>
+      <w:r>
+        <w:rPr>
+          <w:rFonts w:ascii="Times New Roman" w:eastAsia="Times New Roman" w:hAnsi="Times New Roman" w:cs="Times New Roman"/>
+          <w:sz w:val="18"/>
+          <w:szCs w:val="18"/>
+        </w:rPr>
+        <w:t xml:space="preserve">, p. </w:t>
+      </w:r>
+      <w:r>
+        <w:rPr>
+          <w:rFonts w:ascii="Times New Roman" w:eastAsia="Times New Roman" w:hAnsi="Times New Roman" w:cs="Times New Roman"/>
+          <w:sz w:val="18"/>
+          <w:szCs w:val="18"/>
+        </w:rPr>
+        <w:t>3</w:t>
+      </w:r>
+      <w:r>
+        <w:rPr>
+          <w:rFonts w:ascii="Times New Roman" w:eastAsia="Times New Roman" w:hAnsi="Times New Roman" w:cs="Times New Roman"/>
+          <w:sz w:val="18"/>
+          <w:szCs w:val="18"/>
+        </w:rPr>
+        <w:t>).</w:t>
+      </w:r>
+    </w:p>
+    <w:p>
+      <w:pPr>
+        <w:jc w:val="both"/>
+        <w:rPr>
+          <w:rFonts w:ascii="Times New Roman" w:eastAsia="Times New Roman" w:hAnsi="Times New Roman" w:cs="Times New Roman"/>
+          <w:sz w:val="18"/>
+          <w:szCs w:val="18"/>
+        </w:rPr>
+      </w:pPr>
+      <w:r>
+        <w:rPr>
+          <w:rFonts w:ascii="Times New Roman" w:eastAsia="Times New Roman" w:hAnsi="Times New Roman" w:cs="Times New Roman"/>
+          <w:sz w:val="18"/>
+          <w:szCs w:val="18"/>
+        </w:rPr>
+        <w:t>The second representation is at the level of individual cells within these columns. After sequence learning (Fig. 1B, bottom), at any given time a distinct subset of cells in the active columns will represent information regarding the learned temporal context of the current pattern. These cells in turn lead to predictions of the upcoming input through lateral projections to other cells within the same network.</w:t>
+      </w:r>
+      <w:r>
+        <w:rPr>
+          <w:rFonts w:ascii="Times New Roman" w:eastAsia="Times New Roman" w:hAnsi="Times New Roman" w:cs="Times New Roman"/>
+          <w:sz w:val="18"/>
+          <w:szCs w:val="18"/>
+        </w:rPr>
+        <w:t xml:space="preserve"> </w:t>
+      </w:r>
+      <w:r>
+        <w:rPr>
+          <w:rFonts w:ascii="Times New Roman" w:eastAsia="Times New Roman" w:hAnsi="Times New Roman" w:cs="Times New Roman"/>
+          <w:sz w:val="18"/>
+          <w:szCs w:val="18"/>
+        </w:rPr>
+        <w:t>The predictive state of a cell controls inhibition within a column. If a cell is in the predicted state and later receives sufficient feed-forward input, it will become active faster and inhibit other cells within that column. If there were no cells in the predicted state for an active column, all cells within the column become active. This dual sparse</w:t>
+      </w:r>
+      <w:r>
+        <w:rPr>
+          <w:rFonts w:ascii="Times New Roman" w:eastAsia="Times New Roman" w:hAnsi="Times New Roman" w:cs="Times New Roman"/>
+          <w:sz w:val="18"/>
+          <w:szCs w:val="18"/>
+        </w:rPr>
+        <w:t xml:space="preserve"> </w:t>
+      </w:r>
+      <w:r>
+        <w:rPr>
+          <w:rFonts w:ascii="Times New Roman" w:eastAsia="Times New Roman" w:hAnsi="Times New Roman" w:cs="Times New Roman"/>
+          <w:sz w:val="18"/>
+          <w:szCs w:val="18"/>
+        </w:rPr>
+        <w:t xml:space="preserve">representation paradigm leads to a number of interesting properties. First, because information is stored by co-activation of multiple cells in a distributed manner, the model is naturally robust to both noise in the input and system faults such as loss of neurons and synapses. Second, </w:t>
+      </w:r>
+      <w:r>
+        <w:rPr>
+          <w:rFonts w:ascii="Times New Roman" w:eastAsia="Times New Roman" w:hAnsi="Times New Roman" w:cs="Times New Roman"/>
+          <w:sz w:val="18"/>
+          <w:szCs w:val="18"/>
+        </w:rPr>
+        <w:lastRenderedPageBreak/>
+        <w:t xml:space="preserve">the use of sparse representations allows the model to make multiple predictions simultaneously. For example, if we present an input to the network without any context, all cells in columns representing that input will fire, which then leads to a prediction of multiple elements that could follow the current input elements. A detailed discussion on this topic can be found in </w:t>
+      </w:r>
+      <w:r>
+        <w:rPr>
+          <w:rFonts w:ascii="Times New Roman" w:eastAsia="Times New Roman" w:hAnsi="Times New Roman" w:cs="Times New Roman"/>
+          <w:sz w:val="18"/>
+          <w:szCs w:val="18"/>
+        </w:rPr>
+        <w:t>(Cui, Surpur, Ahmad, &amp; Hawkins, 2016</w:t>
+      </w:r>
+      <w:r>
+        <w:rPr>
+          <w:rFonts w:ascii="Times New Roman" w:eastAsia="Times New Roman" w:hAnsi="Times New Roman" w:cs="Times New Roman"/>
+          <w:sz w:val="18"/>
+          <w:szCs w:val="18"/>
+        </w:rPr>
+        <w:t xml:space="preserve">, p. </w:t>
+      </w:r>
+      <w:r>
+        <w:rPr>
+          <w:rFonts w:ascii="Times New Roman" w:eastAsia="Times New Roman" w:hAnsi="Times New Roman" w:cs="Times New Roman"/>
+          <w:sz w:val="18"/>
+          <w:szCs w:val="18"/>
+        </w:rPr>
+        <w:t>3</w:t>
+      </w:r>
+      <w:r>
+        <w:rPr>
+          <w:rFonts w:ascii="Times New Roman" w:eastAsia="Times New Roman" w:hAnsi="Times New Roman" w:cs="Times New Roman"/>
+          <w:sz w:val="18"/>
+          <w:szCs w:val="18"/>
+        </w:rPr>
+        <w:t>).</w:t>
+      </w:r>
+    </w:p>
+    <w:p>
+      <w:pPr>
+        <w:pStyle w:val="Heading4"/>
+        <w:spacing w:before="319" w:after="319" w:line="276" w:lineRule="auto"/>
+        <w:jc w:val="both"/>
+        <w:rPr>
+          <w:rFonts w:ascii="Times New Roman" w:eastAsia="Times New Roman" w:hAnsi="Times New Roman" w:cs="Times New Roman"/>
+          <w:b/>
+          <w:bCs/>
+          <w:sz w:val="20"/>
+          <w:szCs w:val="20"/>
+        </w:rPr>
+      </w:pPr>
+      <w:r>
+        <w:rPr>
+          <w:rFonts w:ascii="Times New Roman" w:eastAsia="Times New Roman" w:hAnsi="Times New Roman" w:cs="Times New Roman"/>
+          <w:b/>
+          <w:bCs/>
+          <w:sz w:val="20"/>
+          <w:szCs w:val="20"/>
+        </w:rPr>
         <w:t>3. Classifier Training</w:t>
       </w:r>
     </w:p>
@@ -2920,16 +3343,14 @@
         </w:rPr>
         <w:t xml:space="preserve"> </w:t>
       </w:r>
-      <w:proofErr w:type="spellStart"/>
-      <w:r>
-        <w:rPr>
-          <w:rFonts w:ascii="Times New Roman" w:eastAsia="Times New Roman" w:hAnsi="Times New Roman" w:cs="Times New Roman"/>
-          <w:sz w:val="18"/>
-          <w:szCs w:val="18"/>
-        </w:rPr>
-        <w:t>rom</w:t>
-      </w:r>
-      <w:proofErr w:type="spellEnd"/>
+      <w:r>
+        <w:rPr>
+          <w:rFonts w:ascii="Times New Roman" w:eastAsia="Times New Roman" w:hAnsi="Times New Roman" w:cs="Times New Roman"/>
+          <w:sz w:val="18"/>
+          <w:szCs w:val="18"/>
+        </w:rPr>
+        <w:t>from</w:t>
+      </w:r>
       <w:r>
         <w:rPr>
           <w:rFonts w:ascii="Times New Roman" w:eastAsia="Times New Roman" w:hAnsi="Times New Roman" w:cs="Times New Roman"/>
@@ -3157,27 +3578,7 @@
           <w:sz w:val="18"/>
           <w:szCs w:val="18"/>
         </w:rPr>
-        <w:t>HTM</w:t>
-      </w:r>
-      <w:r>
-        <w:rPr>
-          <w:rFonts w:ascii="Times New Roman" w:eastAsia="Times New Roman" w:hAnsi="Times New Roman" w:cs="Times New Roman"/>
-          <w:b/>
-          <w:bCs/>
-          <w:sz w:val="18"/>
-          <w:szCs w:val="18"/>
-        </w:rPr>
-        <w:t xml:space="preserve"> </w:t>
-      </w:r>
-      <w:r>
-        <w:rPr>
-          <w:rFonts w:ascii="Times New Roman" w:eastAsia="Times New Roman" w:hAnsi="Times New Roman" w:cs="Times New Roman"/>
-          <w:b/>
-          <w:bCs/>
-          <w:sz w:val="18"/>
-          <w:szCs w:val="18"/>
-        </w:rPr>
-        <w:t>Classifier:</w:t>
+        <w:t>HTM Classifier:</w:t>
       </w:r>
       <w:r>
         <w:br/>
@@ -3248,157 +3649,234 @@
             <w:tcW w:w="4425" w:type="dxa"/>
           </w:tcPr>
           <w:p>
-            <w:r>
-              <w:rPr>
-                <w:rFonts w:ascii="Consolas" w:eastAsia="Consolas" w:hAnsi="Consolas" w:cs="Consolas"/>
+            <w:pPr>
+              <w:rPr>
+                <w:rFonts w:asciiTheme="majorBidi" w:hAnsiTheme="majorBidi" w:cstheme="majorBidi"/>
+                <w:sz w:val="20"/>
+                <w:szCs w:val="20"/>
+              </w:rPr>
+            </w:pPr>
+            <w:r>
+              <w:rPr>
+                <w:rFonts w:asciiTheme="majorBidi" w:eastAsia="Consolas" w:hAnsiTheme="majorBidi" w:cstheme="majorBidi"/>
+                <w:sz w:val="20"/>
+                <w:szCs w:val="20"/>
               </w:rPr>
               <w:t xml:space="preserve">// Inside </w:t>
             </w:r>
             <w:proofErr w:type="spellStart"/>
             <w:r>
               <w:rPr>
-                <w:rFonts w:ascii="Consolas" w:eastAsia="Consolas" w:hAnsi="Consolas" w:cs="Consolas"/>
+                <w:rFonts w:asciiTheme="majorBidi" w:eastAsia="Consolas" w:hAnsiTheme="majorBidi" w:cstheme="majorBidi"/>
+                <w:sz w:val="20"/>
+                <w:szCs w:val="20"/>
               </w:rPr>
               <w:t>MyHtmClassifier.Learn</w:t>
             </w:r>
             <w:proofErr w:type="spellEnd"/>
             <w:r>
               <w:rPr>
-                <w:rFonts w:ascii="Consolas" w:eastAsia="Consolas" w:hAnsi="Consolas" w:cs="Consolas"/>
+                <w:rFonts w:asciiTheme="majorBidi" w:eastAsia="Consolas" w:hAnsiTheme="majorBidi" w:cstheme="majorBidi"/>
+                <w:sz w:val="20"/>
+                <w:szCs w:val="20"/>
               </w:rPr>
               <w:t xml:space="preserve">(key, </w:t>
             </w:r>
             <w:proofErr w:type="spellStart"/>
             <w:r>
               <w:rPr>
-                <w:rFonts w:ascii="Consolas" w:eastAsia="Consolas" w:hAnsi="Consolas" w:cs="Consolas"/>
+                <w:rFonts w:asciiTheme="majorBidi" w:eastAsia="Consolas" w:hAnsiTheme="majorBidi" w:cstheme="majorBidi"/>
+                <w:sz w:val="20"/>
+                <w:szCs w:val="20"/>
               </w:rPr>
               <w:t>activeCells</w:t>
             </w:r>
             <w:proofErr w:type="spellEnd"/>
             <w:r>
               <w:rPr>
-                <w:rFonts w:ascii="Consolas" w:eastAsia="Consolas" w:hAnsi="Consolas" w:cs="Consolas"/>
+                <w:rFonts w:asciiTheme="majorBidi" w:eastAsia="Consolas" w:hAnsiTheme="majorBidi" w:cstheme="majorBidi"/>
+                <w:sz w:val="20"/>
+                <w:szCs w:val="20"/>
               </w:rPr>
               <w:t xml:space="preserve">, </w:t>
             </w:r>
             <w:proofErr w:type="spellStart"/>
             <w:r>
               <w:rPr>
-                <w:rFonts w:ascii="Consolas" w:eastAsia="Consolas" w:hAnsi="Consolas" w:cs="Consolas"/>
+                <w:rFonts w:asciiTheme="majorBidi" w:eastAsia="Consolas" w:hAnsiTheme="majorBidi" w:cstheme="majorBidi"/>
+                <w:sz w:val="20"/>
+                <w:szCs w:val="20"/>
               </w:rPr>
               <w:t>originalInput</w:t>
             </w:r>
             <w:proofErr w:type="spellEnd"/>
             <w:r>
               <w:rPr>
-                <w:rFonts w:ascii="Consolas" w:eastAsia="Consolas" w:hAnsi="Consolas" w:cs="Consolas"/>
+                <w:rFonts w:asciiTheme="majorBidi" w:eastAsia="Consolas" w:hAnsiTheme="majorBidi" w:cstheme="majorBidi"/>
+                <w:sz w:val="20"/>
+                <w:szCs w:val="20"/>
               </w:rPr>
               <w:t>)</w:t>
             </w:r>
             <w:r>
+              <w:rPr>
+                <w:rFonts w:asciiTheme="majorBidi" w:hAnsiTheme="majorBidi" w:cstheme="majorBidi"/>
+                <w:sz w:val="20"/>
+                <w:szCs w:val="20"/>
+              </w:rPr>
               <w:br/>
             </w:r>
             <w:proofErr w:type="spellStart"/>
             <w:r>
               <w:rPr>
-                <w:rFonts w:ascii="Consolas" w:eastAsia="Consolas" w:hAnsi="Consolas" w:cs="Consolas"/>
+                <w:rFonts w:asciiTheme="majorBidi" w:eastAsia="Consolas" w:hAnsiTheme="majorBidi" w:cstheme="majorBidi"/>
+                <w:sz w:val="20"/>
+                <w:szCs w:val="20"/>
               </w:rPr>
               <w:t>trainingExamples.Add</w:t>
             </w:r>
             <w:proofErr w:type="spellEnd"/>
             <w:r>
               <w:rPr>
-                <w:rFonts w:ascii="Consolas" w:eastAsia="Consolas" w:hAnsi="Consolas" w:cs="Consolas"/>
+                <w:rFonts w:asciiTheme="majorBidi" w:eastAsia="Consolas" w:hAnsiTheme="majorBidi" w:cstheme="majorBidi"/>
+                <w:sz w:val="20"/>
+                <w:szCs w:val="20"/>
               </w:rPr>
               <w:t xml:space="preserve">(new </w:t>
             </w:r>
             <w:proofErr w:type="spellStart"/>
             <w:r>
               <w:rPr>
-                <w:rFonts w:ascii="Consolas" w:eastAsia="Consolas" w:hAnsi="Consolas" w:cs="Consolas"/>
+                <w:rFonts w:asciiTheme="majorBidi" w:eastAsia="Consolas" w:hAnsiTheme="majorBidi" w:cstheme="majorBidi"/>
+                <w:sz w:val="20"/>
+                <w:szCs w:val="20"/>
               </w:rPr>
               <w:t>TrainingExample</w:t>
             </w:r>
             <w:proofErr w:type="spellEnd"/>
             <w:r>
+              <w:rPr>
+                <w:rFonts w:asciiTheme="majorBidi" w:hAnsiTheme="majorBidi" w:cstheme="majorBidi"/>
+                <w:sz w:val="20"/>
+                <w:szCs w:val="20"/>
+              </w:rPr>
               <w:br/>
             </w:r>
             <w:r>
               <w:rPr>
-                <w:rFonts w:ascii="Consolas" w:eastAsia="Consolas" w:hAnsi="Consolas" w:cs="Consolas"/>
+                <w:rFonts w:asciiTheme="majorBidi" w:eastAsia="Consolas" w:hAnsiTheme="majorBidi" w:cstheme="majorBidi"/>
+                <w:sz w:val="20"/>
+                <w:szCs w:val="20"/>
               </w:rPr>
               <w:t>{</w:t>
             </w:r>
             <w:r>
+              <w:rPr>
+                <w:rFonts w:asciiTheme="majorBidi" w:hAnsiTheme="majorBidi" w:cstheme="majorBidi"/>
+                <w:sz w:val="20"/>
+                <w:szCs w:val="20"/>
+              </w:rPr>
               <w:br/>
             </w:r>
             <w:r>
               <w:rPr>
-                <w:rFonts w:ascii="Consolas" w:eastAsia="Consolas" w:hAnsi="Consolas" w:cs="Consolas"/>
+                <w:rFonts w:asciiTheme="majorBidi" w:eastAsia="Consolas" w:hAnsiTheme="majorBidi" w:cstheme="majorBidi"/>
+                <w:sz w:val="20"/>
+                <w:szCs w:val="20"/>
               </w:rPr>
               <w:t xml:space="preserve">    Key = key,</w:t>
             </w:r>
             <w:r>
+              <w:rPr>
+                <w:rFonts w:asciiTheme="majorBidi" w:hAnsiTheme="majorBidi" w:cstheme="majorBidi"/>
+                <w:sz w:val="20"/>
+                <w:szCs w:val="20"/>
+              </w:rPr>
               <w:br/>
             </w:r>
             <w:r>
               <w:rPr>
-                <w:rFonts w:ascii="Consolas" w:eastAsia="Consolas" w:hAnsi="Consolas" w:cs="Consolas"/>
+                <w:rFonts w:asciiTheme="majorBidi" w:eastAsia="Consolas" w:hAnsiTheme="majorBidi" w:cstheme="majorBidi"/>
+                <w:sz w:val="20"/>
+                <w:szCs w:val="20"/>
               </w:rPr>
               <w:t xml:space="preserve">    SDR = new HashSet&lt;int&gt;(</w:t>
             </w:r>
             <w:proofErr w:type="spellStart"/>
             <w:r>
               <w:rPr>
-                <w:rFonts w:ascii="Consolas" w:eastAsia="Consolas" w:hAnsi="Consolas" w:cs="Consolas"/>
+                <w:rFonts w:asciiTheme="majorBidi" w:eastAsia="Consolas" w:hAnsiTheme="majorBidi" w:cstheme="majorBidi"/>
+                <w:sz w:val="20"/>
+                <w:szCs w:val="20"/>
               </w:rPr>
               <w:t>activeCells</w:t>
             </w:r>
             <w:proofErr w:type="spellEnd"/>
             <w:r>
               <w:rPr>
-                <w:rFonts w:ascii="Consolas" w:eastAsia="Consolas" w:hAnsi="Consolas" w:cs="Consolas"/>
+                <w:rFonts w:asciiTheme="majorBidi" w:eastAsia="Consolas" w:hAnsiTheme="majorBidi" w:cstheme="majorBidi"/>
+                <w:sz w:val="20"/>
+                <w:szCs w:val="20"/>
               </w:rPr>
               <w:t>),</w:t>
             </w:r>
             <w:r>
+              <w:rPr>
+                <w:rFonts w:asciiTheme="majorBidi" w:hAnsiTheme="majorBidi" w:cstheme="majorBidi"/>
+                <w:sz w:val="20"/>
+                <w:szCs w:val="20"/>
+              </w:rPr>
               <w:br/>
             </w:r>
             <w:r>
               <w:rPr>
-                <w:rFonts w:ascii="Consolas" w:eastAsia="Consolas" w:hAnsi="Consolas" w:cs="Consolas"/>
+                <w:rFonts w:asciiTheme="majorBidi" w:eastAsia="Consolas" w:hAnsiTheme="majorBidi" w:cstheme="majorBidi"/>
+                <w:sz w:val="20"/>
+                <w:szCs w:val="20"/>
               </w:rPr>
               <w:t xml:space="preserve">    </w:t>
             </w:r>
             <w:proofErr w:type="spellStart"/>
             <w:r>
               <w:rPr>
-                <w:rFonts w:ascii="Consolas" w:eastAsia="Consolas" w:hAnsi="Consolas" w:cs="Consolas"/>
+                <w:rFonts w:asciiTheme="majorBidi" w:eastAsia="Consolas" w:hAnsiTheme="majorBidi" w:cstheme="majorBidi"/>
+                <w:sz w:val="20"/>
+                <w:szCs w:val="20"/>
               </w:rPr>
               <w:t>OriginalInput</w:t>
             </w:r>
             <w:proofErr w:type="spellEnd"/>
             <w:r>
               <w:rPr>
-                <w:rFonts w:ascii="Consolas" w:eastAsia="Consolas" w:hAnsi="Consolas" w:cs="Consolas"/>
+                <w:rFonts w:asciiTheme="majorBidi" w:eastAsia="Consolas" w:hAnsiTheme="majorBidi" w:cstheme="majorBidi"/>
+                <w:sz w:val="20"/>
+                <w:szCs w:val="20"/>
               </w:rPr>
               <w:t xml:space="preserve"> = </w:t>
             </w:r>
             <w:proofErr w:type="spellStart"/>
             <w:r>
               <w:rPr>
-                <w:rFonts w:ascii="Consolas" w:eastAsia="Consolas" w:hAnsi="Consolas" w:cs="Consolas"/>
+                <w:rFonts w:asciiTheme="majorBidi" w:eastAsia="Consolas" w:hAnsiTheme="majorBidi" w:cstheme="majorBidi"/>
+                <w:sz w:val="20"/>
+                <w:szCs w:val="20"/>
               </w:rPr>
               <w:t>originalInput</w:t>
             </w:r>
             <w:proofErr w:type="spellEnd"/>
             <w:r>
+              <w:rPr>
+                <w:rFonts w:asciiTheme="majorBidi" w:hAnsiTheme="majorBidi" w:cstheme="majorBidi"/>
+                <w:sz w:val="20"/>
+                <w:szCs w:val="20"/>
+              </w:rPr>
               <w:br/>
             </w:r>
             <w:r>
               <w:rPr>
-                <w:rFonts w:ascii="Consolas" w:eastAsia="Consolas" w:hAnsi="Consolas" w:cs="Consolas"/>
+                <w:rFonts w:asciiTheme="majorBidi" w:eastAsia="Consolas" w:hAnsiTheme="majorBidi" w:cstheme="majorBidi"/>
+                <w:sz w:val="20"/>
+                <w:szCs w:val="20"/>
               </w:rPr>
               <w:t>});</w:t>
             </w:r>
@@ -3427,7 +3905,6 @@
           <w:sz w:val="20"/>
           <w:szCs w:val="20"/>
         </w:rPr>
-        <w:lastRenderedPageBreak/>
         <w:t>4. Image Reconstruction and Fusion</w:t>
       </w:r>
     </w:p>
@@ -3484,7 +3961,15 @@
           <w:sz w:val="18"/>
           <w:szCs w:val="18"/>
         </w:rPr>
-        <w:t xml:space="preserve"> The HTM classifier generates a reconstructed image by weighting the original input pixels according to the squared overlap:</w:t>
+        <w:t xml:space="preserve"> The HTM classifier generates a reconstructed </w:t>
+      </w:r>
+      <w:r>
+        <w:rPr>
+          <w:rFonts w:ascii="Times New Roman" w:eastAsia="Times New Roman" w:hAnsi="Times New Roman" w:cs="Times New Roman"/>
+          <w:sz w:val="18"/>
+          <w:szCs w:val="18"/>
+        </w:rPr>
+        <w:t>image by weighting the original input pixels according to the squared overlap:</w:t>
       </w:r>
     </w:p>
     <w:tbl>
@@ -3569,6 +4054,7 @@
               <w:t>(</w:t>
             </w:r>
             <w:proofErr w:type="spellStart"/>
+            <w:proofErr w:type="gramStart"/>
             <w:r>
               <w:rPr>
                 <w:rFonts w:ascii="Times New Roman" w:eastAsia="Times New Roman" w:hAnsi="Times New Roman" w:cs="Times New Roman"/>
@@ -3578,6 +4064,7 @@
               <w:t>scored.Overlap</w:t>
             </w:r>
             <w:proofErr w:type="spellEnd"/>
+            <w:proofErr w:type="gramEnd"/>
             <w:r>
               <w:rPr>
                 <w:rFonts w:ascii="Times New Roman" w:eastAsia="Times New Roman" w:hAnsi="Times New Roman" w:cs="Times New Roman"/>
@@ -3809,13 +4296,23 @@
             <w:r>
               <w:br/>
             </w:r>
-            <w:r>
-              <w:rPr>
-                <w:rFonts w:ascii="Times New Roman" w:eastAsia="Times New Roman" w:hAnsi="Times New Roman" w:cs="Times New Roman"/>
-                <w:sz w:val="20"/>
-                <w:szCs w:val="20"/>
-              </w:rPr>
-              <w:t xml:space="preserve">int[] </w:t>
+            <w:proofErr w:type="gramStart"/>
+            <w:r>
+              <w:rPr>
+                <w:rFonts w:ascii="Times New Roman" w:eastAsia="Times New Roman" w:hAnsi="Times New Roman" w:cs="Times New Roman"/>
+                <w:sz w:val="20"/>
+                <w:szCs w:val="20"/>
+              </w:rPr>
+              <w:t>int[</w:t>
+            </w:r>
+            <w:proofErr w:type="gramEnd"/>
+            <w:r>
+              <w:rPr>
+                <w:rFonts w:ascii="Times New Roman" w:eastAsia="Times New Roman" w:hAnsi="Times New Roman" w:cs="Times New Roman"/>
+                <w:sz w:val="20"/>
+                <w:szCs w:val="20"/>
+              </w:rPr>
+              <w:t xml:space="preserve">] </w:t>
             </w:r>
             <w:proofErr w:type="spellStart"/>
             <w:r>
@@ -3903,7 +4400,29 @@
           <w:sz w:val="18"/>
           <w:szCs w:val="18"/>
         </w:rPr>
-        <w:t>Fusion and Post-Processing:</w:t>
+        <w:t xml:space="preserve">Fusion and </w:t>
+      </w:r>
+      <w:proofErr w:type="gramStart"/>
+      <w:r>
+        <w:rPr>
+          <w:rFonts w:ascii="Times New Roman" w:eastAsia="Times New Roman" w:hAnsi="Times New Roman" w:cs="Times New Roman"/>
+          <w:b/>
+          <w:bCs/>
+          <w:sz w:val="18"/>
+          <w:szCs w:val="18"/>
+        </w:rPr>
+        <w:t>Post-Processing</w:t>
+      </w:r>
+      <w:proofErr w:type="gramEnd"/>
+      <w:r>
+        <w:rPr>
+          <w:rFonts w:ascii="Times New Roman" w:eastAsia="Times New Roman" w:hAnsi="Times New Roman" w:cs="Times New Roman"/>
+          <w:b/>
+          <w:bCs/>
+          <w:sz w:val="18"/>
+          <w:szCs w:val="18"/>
+        </w:rPr>
+        <w:t>:</w:t>
       </w:r>
       <w:r>
         <w:br/>
@@ -4019,6 +4538,7 @@
               <w:t xml:space="preserve"> = </w:t>
             </w:r>
             <w:proofErr w:type="spellStart"/>
+            <w:proofErr w:type="gramStart"/>
             <w:r>
               <w:rPr>
                 <w:rFonts w:ascii="Times New Roman" w:eastAsia="Times New Roman" w:hAnsi="Times New Roman" w:cs="Times New Roman"/>
@@ -4037,6 +4557,7 @@
               <w:t>(</w:t>
             </w:r>
             <w:proofErr w:type="spellStart"/>
+            <w:proofErr w:type="gramEnd"/>
             <w:r>
               <w:rPr>
                 <w:rFonts w:ascii="Times New Roman" w:eastAsia="Times New Roman" w:hAnsi="Times New Roman" w:cs="Times New Roman"/>
@@ -4275,7 +4796,25 @@
                 <w:sz w:val="20"/>
                 <w:szCs w:val="20"/>
               </w:rPr>
-              <w:t>] == 1 ? new Rgba32(255, 255, 255, 255) : new Rgba32(0, 0, 0, 255);</w:t>
+              <w:t xml:space="preserve">] == </w:t>
+            </w:r>
+            <w:proofErr w:type="gramStart"/>
+            <w:r>
+              <w:rPr>
+                <w:rFonts w:ascii="Times New Roman" w:eastAsia="Times New Roman" w:hAnsi="Times New Roman" w:cs="Times New Roman"/>
+                <w:sz w:val="20"/>
+                <w:szCs w:val="20"/>
+              </w:rPr>
+              <w:t>1 ?</w:t>
+            </w:r>
+            <w:proofErr w:type="gramEnd"/>
+            <w:r>
+              <w:rPr>
+                <w:rFonts w:ascii="Times New Roman" w:eastAsia="Times New Roman" w:hAnsi="Times New Roman" w:cs="Times New Roman"/>
+                <w:sz w:val="20"/>
+                <w:szCs w:val="20"/>
+              </w:rPr>
+              <w:t xml:space="preserve"> new Rgba32(255, 255, 255, 255) : new Rgba32(0, 0, 0, 255);</w:t>
             </w:r>
             <w:r>
               <w:br/>
@@ -4344,6 +4883,7 @@
         <w:rPr>
           <w:noProof/>
         </w:rPr>
+        <w:lastRenderedPageBreak/>
         <w:drawing>
           <wp:inline distT="0" distB="0" distL="0" distR="0" wp14:anchorId="73DE698C" wp14:editId="055942EC">
             <wp:extent cx="1314417" cy="1314417"/>
@@ -4360,7 +4900,7 @@
                     <pic:cNvPicPr/>
                   </pic:nvPicPr>
                   <pic:blipFill>
-                    <a:blip r:embed="rId15">
+                    <a:blip r:embed="rId16">
                       <a:extLst>
                         <a:ext uri="{28A0092B-C50C-407E-A947-70E740481C1C}">
                           <a14:useLocalDpi xmlns:a14="http://schemas.microsoft.com/office/drawing/2010/main" val="0"/>
@@ -4415,7 +4955,7 @@
           <w:sz w:val="20"/>
           <w:szCs w:val="20"/>
         </w:rPr>
-        <w:t>3</w:t>
+        <w:t>4</w:t>
       </w:r>
       <w:r>
         <w:rPr>
@@ -4897,6 +5437,7 @@
               <w:br/>
             </w:r>
             <w:proofErr w:type="spellStart"/>
+            <w:proofErr w:type="gramStart"/>
             <w:r>
               <w:rPr>
                 <w:rFonts w:ascii="Times New Roman" w:eastAsia="Times New Roman" w:hAnsi="Times New Roman" w:cs="Times New Roman"/>
@@ -4906,6 +5447,7 @@
               <w:t>worksheet.Cell</w:t>
             </w:r>
             <w:proofErr w:type="spellEnd"/>
+            <w:proofErr w:type="gramEnd"/>
             <w:r>
               <w:rPr>
                 <w:rFonts w:ascii="Times New Roman" w:eastAsia="Times New Roman" w:hAnsi="Times New Roman" w:cs="Times New Roman"/>
@@ -4923,16 +5465,7 @@
                 <w:sz w:val="20"/>
                 <w:szCs w:val="20"/>
               </w:rPr>
-              <w:t xml:space="preserve">// Additional code writes similarity percentages </w:t>
-            </w:r>
-            <w:r>
-              <w:rPr>
-                <w:rFonts w:ascii="Times New Roman" w:eastAsia="Times New Roman" w:hAnsi="Times New Roman" w:cs="Times New Roman"/>
-                <w:sz w:val="20"/>
-                <w:szCs w:val="20"/>
-              </w:rPr>
-              <w:lastRenderedPageBreak/>
-              <w:t>and computes averages.</w:t>
+              <w:t>// Additional code writes similarity percentages and computes averages.</w:t>
             </w:r>
             <w:r>
               <w:br/>
@@ -4995,7 +5528,7 @@
     </w:p>
     <w:p>
       <w:pPr>
-        <w:jc w:val="both"/>
+        <w:jc w:val="center"/>
         <w:rPr>
           <w:rFonts w:ascii="Times New Roman" w:eastAsia="Times New Roman" w:hAnsi="Times New Roman" w:cs="Times New Roman"/>
           <w:b/>
@@ -5033,19 +5566,6 @@
         </w:rPr>
         <w:t xml:space="preserve"> Results</w:t>
       </w:r>
-      <w:r>
-        <w:rPr>
-          <w:rFonts w:ascii="Times New Roman" w:eastAsia="Times New Roman" w:hAnsi="Times New Roman" w:cs="Times New Roman"/>
-          <w:b/>
-          <w:bCs/>
-          <w:i/>
-          <w:iCs/>
-          <w:color w:val="000000" w:themeColor="text1"/>
-          <w:sz w:val="20"/>
-          <w:szCs w:val="20"/>
-        </w:rPr>
-        <w:t xml:space="preserve"> </w:t>
-      </w:r>
     </w:p>
     <w:p>
       <w:pPr>
@@ -5063,7 +5583,15 @@
           <w:sz w:val="18"/>
           <w:szCs w:val="18"/>
         </w:rPr>
-        <w:t>This section presents the evaluation results of the image reconstruction framework. The performance of individual classifiers (KNN and HTM) is compared with the combined approach, which integrates both classifiers for enhanced accuracy.</w:t>
+        <w:t xml:space="preserve">This section presents the evaluation results of the image reconstruction framework. The performance of individual classifiers (KNN and HTM) is summarized in the tables, </w:t>
+      </w:r>
+      <w:r>
+        <w:rPr>
+          <w:rFonts w:ascii="Times New Roman" w:eastAsia="Times New Roman" w:hAnsi="Times New Roman" w:cs="Times New Roman"/>
+          <w:sz w:val="18"/>
+          <w:szCs w:val="18"/>
+        </w:rPr>
+        <w:t>while the fusion classifier (combined HTM + KNN) results are further illustrated through detailed graphs.</w:t>
       </w:r>
     </w:p>
     <w:p>
@@ -5177,460 +5705,6 @@
           <w:szCs w:val="18"/>
         </w:rPr>
         <w:t xml:space="preserve"> Compares pixel-wise accuracy between the reconstructed and original images.</w:t>
-      </w:r>
-    </w:p>
-    <w:p>
-      <w:pPr>
-        <w:spacing w:before="240" w:after="240"/>
-        <w:jc w:val="both"/>
-        <w:rPr>
-          <w:rFonts w:ascii="Times New Roman" w:eastAsia="Times New Roman" w:hAnsi="Times New Roman" w:cs="Times New Roman"/>
-          <w:sz w:val="18"/>
-          <w:szCs w:val="18"/>
-        </w:rPr>
-      </w:pPr>
-      <w:r>
-        <w:rPr>
-          <w:rFonts w:ascii="Times New Roman" w:eastAsia="Times New Roman" w:hAnsi="Times New Roman" w:cs="Times New Roman"/>
-          <w:sz w:val="18"/>
-          <w:szCs w:val="18"/>
-        </w:rPr>
-        <w:t xml:space="preserve">To evaluate the performance of the framework on a specific image, we measured the reconstruction accuracy for </w:t>
-      </w:r>
-      <w:r>
-        <w:rPr>
-          <w:rFonts w:ascii="Times New Roman" w:eastAsia="Times New Roman" w:hAnsi="Times New Roman" w:cs="Times New Roman"/>
-          <w:b/>
-          <w:bCs/>
-          <w:sz w:val="18"/>
-          <w:szCs w:val="18"/>
-        </w:rPr>
-        <w:t>image 0_1450</w:t>
-      </w:r>
-      <w:r>
-        <w:rPr>
-          <w:rFonts w:ascii="Times New Roman" w:eastAsia="Times New Roman" w:hAnsi="Times New Roman" w:cs="Times New Roman"/>
-          <w:sz w:val="18"/>
-          <w:szCs w:val="18"/>
-        </w:rPr>
-        <w:t xml:space="preserve"> using each classifier (KNN, HTM, and Combined</w:t>
-      </w:r>
-      <w:r>
-        <w:rPr>
-          <w:rFonts w:ascii="Times New Roman" w:eastAsia="Times New Roman" w:hAnsi="Times New Roman" w:cs="Times New Roman"/>
-          <w:sz w:val="18"/>
-          <w:szCs w:val="18"/>
-        </w:rPr>
-        <w:t xml:space="preserve"> HTM + KNN</w:t>
-      </w:r>
-      <w:r>
-        <w:rPr>
-          <w:rFonts w:ascii="Times New Roman" w:eastAsia="Times New Roman" w:hAnsi="Times New Roman" w:cs="Times New Roman"/>
-          <w:sz w:val="18"/>
-          <w:szCs w:val="18"/>
-        </w:rPr>
-        <w:t>). The table below summarizes the reconstruction results for this particular image:</w:t>
-      </w:r>
-    </w:p>
-    <w:tbl>
-      <w:tblPr>
-        <w:tblW w:w="0" w:type="auto"/>
-        <w:tblBorders>
-          <w:top w:val="single" w:sz="12" w:space="0" w:color="000000" w:themeColor="text1"/>
-          <w:left w:val="single" w:sz="12" w:space="0" w:color="000000" w:themeColor="text1"/>
-          <w:bottom w:val="single" w:sz="12" w:space="0" w:color="000000" w:themeColor="text1"/>
-          <w:right w:val="single" w:sz="12" w:space="0" w:color="000000" w:themeColor="text1"/>
-          <w:insideH w:val="single" w:sz="12" w:space="0" w:color="000000" w:themeColor="text1"/>
-          <w:insideV w:val="single" w:sz="12" w:space="0" w:color="000000" w:themeColor="text1"/>
-        </w:tblBorders>
-        <w:tblLayout w:type="fixed"/>
-        <w:tblLook w:val="06A0" w:firstRow="1" w:lastRow="0" w:firstColumn="1" w:lastColumn="0" w:noHBand="1" w:noVBand="1"/>
-      </w:tblPr>
-      <w:tblGrid>
-        <w:gridCol w:w="1208"/>
-        <w:gridCol w:w="1553"/>
-        <w:gridCol w:w="1559"/>
-      </w:tblGrid>
-      <w:tr>
-        <w:trPr>
-          <w:trHeight w:val="300"/>
-        </w:trPr>
-        <w:tc>
-          <w:tcPr>
-            <w:tcW w:w="1208" w:type="dxa"/>
-            <w:vAlign w:val="center"/>
-          </w:tcPr>
-          <w:p>
-            <w:pPr>
-              <w:spacing w:after="0"/>
-              <w:jc w:val="both"/>
-              <w:rPr>
-                <w:rFonts w:ascii="Times New Roman" w:eastAsia="Times New Roman" w:hAnsi="Times New Roman" w:cs="Times New Roman"/>
-                <w:b/>
-                <w:bCs/>
-                <w:sz w:val="20"/>
-                <w:szCs w:val="20"/>
-              </w:rPr>
-            </w:pPr>
-            <w:r>
-              <w:rPr>
-                <w:rFonts w:ascii="Times New Roman" w:eastAsia="Times New Roman" w:hAnsi="Times New Roman" w:cs="Times New Roman"/>
-                <w:b/>
-                <w:bCs/>
-                <w:sz w:val="20"/>
-                <w:szCs w:val="20"/>
-              </w:rPr>
-              <w:t>Model</w:t>
-            </w:r>
-          </w:p>
-        </w:tc>
-        <w:tc>
-          <w:tcPr>
-            <w:tcW w:w="1553" w:type="dxa"/>
-            <w:vAlign w:val="center"/>
-          </w:tcPr>
-          <w:p>
-            <w:pPr>
-              <w:spacing w:after="0"/>
-              <w:jc w:val="both"/>
-              <w:rPr>
-                <w:rFonts w:ascii="Times New Roman" w:eastAsia="Times New Roman" w:hAnsi="Times New Roman" w:cs="Times New Roman"/>
-                <w:b/>
-                <w:bCs/>
-                <w:sz w:val="20"/>
-                <w:szCs w:val="20"/>
-              </w:rPr>
-            </w:pPr>
-            <w:r>
-              <w:rPr>
-                <w:rFonts w:ascii="Times New Roman" w:eastAsia="Times New Roman" w:hAnsi="Times New Roman" w:cs="Times New Roman"/>
-                <w:b/>
-                <w:bCs/>
-                <w:sz w:val="20"/>
-                <w:szCs w:val="20"/>
-              </w:rPr>
-              <w:t>Vector Similarity (%)</w:t>
-            </w:r>
-          </w:p>
-        </w:tc>
-        <w:tc>
-          <w:tcPr>
-            <w:tcW w:w="1559" w:type="dxa"/>
-            <w:vAlign w:val="center"/>
-          </w:tcPr>
-          <w:p>
-            <w:pPr>
-              <w:spacing w:after="0"/>
-              <w:jc w:val="both"/>
-              <w:rPr>
-                <w:rFonts w:ascii="Times New Roman" w:eastAsia="Times New Roman" w:hAnsi="Times New Roman" w:cs="Times New Roman"/>
-                <w:b/>
-                <w:bCs/>
-                <w:sz w:val="20"/>
-                <w:szCs w:val="20"/>
-              </w:rPr>
-            </w:pPr>
-            <w:r>
-              <w:rPr>
-                <w:rFonts w:ascii="Times New Roman" w:eastAsia="Times New Roman" w:hAnsi="Times New Roman" w:cs="Times New Roman"/>
-                <w:b/>
-                <w:bCs/>
-                <w:sz w:val="20"/>
-                <w:szCs w:val="20"/>
-              </w:rPr>
-              <w:t>Binary Similarity (%)</w:t>
-            </w:r>
-          </w:p>
-        </w:tc>
-      </w:tr>
-      <w:tr>
-        <w:trPr>
-          <w:trHeight w:val="300"/>
-        </w:trPr>
-        <w:tc>
-          <w:tcPr>
-            <w:tcW w:w="1208" w:type="dxa"/>
-            <w:vAlign w:val="center"/>
-          </w:tcPr>
-          <w:p>
-            <w:pPr>
-              <w:spacing w:after="0"/>
-              <w:jc w:val="both"/>
-              <w:rPr>
-                <w:rFonts w:ascii="Times New Roman" w:eastAsia="Times New Roman" w:hAnsi="Times New Roman" w:cs="Times New Roman"/>
-                <w:b/>
-                <w:bCs/>
-                <w:sz w:val="20"/>
-                <w:szCs w:val="20"/>
-              </w:rPr>
-            </w:pPr>
-            <w:r>
-              <w:rPr>
-                <w:rFonts w:ascii="Times New Roman" w:eastAsia="Times New Roman" w:hAnsi="Times New Roman" w:cs="Times New Roman"/>
-                <w:b/>
-                <w:bCs/>
-                <w:sz w:val="20"/>
-                <w:szCs w:val="20"/>
-              </w:rPr>
-              <w:t>KNN</w:t>
-            </w:r>
-          </w:p>
-        </w:tc>
-        <w:tc>
-          <w:tcPr>
-            <w:tcW w:w="1553" w:type="dxa"/>
-            <w:vAlign w:val="center"/>
-          </w:tcPr>
-          <w:p>
-            <w:pPr>
-              <w:spacing w:after="0"/>
-              <w:jc w:val="both"/>
-              <w:rPr>
-                <w:rFonts w:ascii="Times New Roman" w:eastAsia="Times New Roman" w:hAnsi="Times New Roman" w:cs="Times New Roman"/>
-                <w:sz w:val="20"/>
-                <w:szCs w:val="20"/>
-              </w:rPr>
-            </w:pPr>
-            <w:r>
-              <w:rPr>
-                <w:rFonts w:ascii="Times New Roman" w:eastAsia="Times New Roman" w:hAnsi="Times New Roman" w:cs="Times New Roman"/>
-                <w:sz w:val="20"/>
-                <w:szCs w:val="20"/>
-              </w:rPr>
-              <w:t>87.2</w:t>
-            </w:r>
-          </w:p>
-        </w:tc>
-        <w:tc>
-          <w:tcPr>
-            <w:tcW w:w="1559" w:type="dxa"/>
-            <w:vAlign w:val="center"/>
-          </w:tcPr>
-          <w:p>
-            <w:pPr>
-              <w:spacing w:after="0"/>
-              <w:jc w:val="both"/>
-              <w:rPr>
-                <w:rFonts w:ascii="Times New Roman" w:eastAsia="Times New Roman" w:hAnsi="Times New Roman" w:cs="Times New Roman"/>
-                <w:sz w:val="20"/>
-                <w:szCs w:val="20"/>
-              </w:rPr>
-            </w:pPr>
-            <w:r>
-              <w:rPr>
-                <w:rFonts w:ascii="Times New Roman" w:eastAsia="Times New Roman" w:hAnsi="Times New Roman" w:cs="Times New Roman"/>
-                <w:sz w:val="20"/>
-                <w:szCs w:val="20"/>
-              </w:rPr>
-              <w:t>86.1</w:t>
-            </w:r>
-          </w:p>
-        </w:tc>
-      </w:tr>
-      <w:tr>
-        <w:trPr>
-          <w:trHeight w:val="300"/>
-        </w:trPr>
-        <w:tc>
-          <w:tcPr>
-            <w:tcW w:w="1208" w:type="dxa"/>
-            <w:vAlign w:val="center"/>
-          </w:tcPr>
-          <w:p>
-            <w:pPr>
-              <w:spacing w:after="0"/>
-              <w:jc w:val="both"/>
-              <w:rPr>
-                <w:rFonts w:ascii="Times New Roman" w:eastAsia="Times New Roman" w:hAnsi="Times New Roman" w:cs="Times New Roman"/>
-                <w:b/>
-                <w:bCs/>
-                <w:sz w:val="20"/>
-                <w:szCs w:val="20"/>
-              </w:rPr>
-            </w:pPr>
-            <w:r>
-              <w:rPr>
-                <w:rFonts w:ascii="Times New Roman" w:eastAsia="Times New Roman" w:hAnsi="Times New Roman" w:cs="Times New Roman"/>
-                <w:b/>
-                <w:bCs/>
-                <w:sz w:val="20"/>
-                <w:szCs w:val="20"/>
-              </w:rPr>
-              <w:t>HTM</w:t>
-            </w:r>
-          </w:p>
-        </w:tc>
-        <w:tc>
-          <w:tcPr>
-            <w:tcW w:w="1553" w:type="dxa"/>
-            <w:vAlign w:val="center"/>
-          </w:tcPr>
-          <w:p>
-            <w:pPr>
-              <w:spacing w:after="0"/>
-              <w:jc w:val="both"/>
-              <w:rPr>
-                <w:rFonts w:ascii="Times New Roman" w:eastAsia="Times New Roman" w:hAnsi="Times New Roman" w:cs="Times New Roman"/>
-                <w:sz w:val="20"/>
-                <w:szCs w:val="20"/>
-              </w:rPr>
-            </w:pPr>
-            <w:r>
-              <w:rPr>
-                <w:rFonts w:ascii="Times New Roman" w:eastAsia="Times New Roman" w:hAnsi="Times New Roman" w:cs="Times New Roman"/>
-                <w:sz w:val="20"/>
-                <w:szCs w:val="20"/>
-              </w:rPr>
-              <w:t>95.82</w:t>
-            </w:r>
-          </w:p>
-        </w:tc>
-        <w:tc>
-          <w:tcPr>
-            <w:tcW w:w="1559" w:type="dxa"/>
-            <w:vAlign w:val="center"/>
-          </w:tcPr>
-          <w:p>
-            <w:pPr>
-              <w:spacing w:after="0"/>
-              <w:jc w:val="both"/>
-              <w:rPr>
-                <w:rFonts w:ascii="Times New Roman" w:eastAsia="Times New Roman" w:hAnsi="Times New Roman" w:cs="Times New Roman"/>
-                <w:sz w:val="20"/>
-                <w:szCs w:val="20"/>
-              </w:rPr>
-            </w:pPr>
-            <w:r>
-              <w:rPr>
-                <w:rFonts w:ascii="Times New Roman" w:eastAsia="Times New Roman" w:hAnsi="Times New Roman" w:cs="Times New Roman"/>
-                <w:sz w:val="20"/>
-                <w:szCs w:val="20"/>
-              </w:rPr>
-              <w:t>94.9</w:t>
-            </w:r>
-          </w:p>
-        </w:tc>
-      </w:tr>
-      <w:tr>
-        <w:trPr>
-          <w:trHeight w:val="300"/>
-        </w:trPr>
-        <w:tc>
-          <w:tcPr>
-            <w:tcW w:w="1208" w:type="dxa"/>
-            <w:vAlign w:val="center"/>
-          </w:tcPr>
-          <w:p>
-            <w:pPr>
-              <w:spacing w:after="0"/>
-              <w:jc w:val="both"/>
-              <w:rPr>
-                <w:rFonts w:ascii="Times New Roman" w:eastAsia="Times New Roman" w:hAnsi="Times New Roman" w:cs="Times New Roman"/>
-                <w:b/>
-                <w:bCs/>
-                <w:sz w:val="20"/>
-                <w:szCs w:val="20"/>
-              </w:rPr>
-            </w:pPr>
-            <w:r>
-              <w:rPr>
-                <w:rFonts w:ascii="Times New Roman" w:eastAsia="Times New Roman" w:hAnsi="Times New Roman" w:cs="Times New Roman"/>
-                <w:b/>
-                <w:bCs/>
-                <w:sz w:val="20"/>
-                <w:szCs w:val="20"/>
-              </w:rPr>
-              <w:t>Combined (HTM + KNN)</w:t>
-            </w:r>
-          </w:p>
-        </w:tc>
-        <w:tc>
-          <w:tcPr>
-            <w:tcW w:w="1553" w:type="dxa"/>
-            <w:vAlign w:val="center"/>
-          </w:tcPr>
-          <w:p>
-            <w:pPr>
-              <w:spacing w:after="0"/>
-              <w:jc w:val="both"/>
-              <w:rPr>
-                <w:rFonts w:ascii="Times New Roman" w:eastAsia="Times New Roman" w:hAnsi="Times New Roman" w:cs="Times New Roman"/>
-                <w:sz w:val="20"/>
-                <w:szCs w:val="20"/>
-              </w:rPr>
-            </w:pPr>
-            <w:r>
-              <w:rPr>
-                <w:rFonts w:ascii="Times New Roman" w:eastAsia="Times New Roman" w:hAnsi="Times New Roman" w:cs="Times New Roman"/>
-                <w:sz w:val="20"/>
-                <w:szCs w:val="20"/>
-              </w:rPr>
-              <w:t>95.04</w:t>
-            </w:r>
-          </w:p>
-        </w:tc>
-        <w:tc>
-          <w:tcPr>
-            <w:tcW w:w="1559" w:type="dxa"/>
-            <w:vAlign w:val="center"/>
-          </w:tcPr>
-          <w:p>
-            <w:pPr>
-              <w:spacing w:after="0"/>
-              <w:jc w:val="both"/>
-              <w:rPr>
-                <w:rFonts w:ascii="Times New Roman" w:eastAsia="Times New Roman" w:hAnsi="Times New Roman" w:cs="Times New Roman"/>
-                <w:sz w:val="20"/>
-                <w:szCs w:val="20"/>
-              </w:rPr>
-            </w:pPr>
-            <w:r>
-              <w:rPr>
-                <w:rFonts w:ascii="Times New Roman" w:eastAsia="Times New Roman" w:hAnsi="Times New Roman" w:cs="Times New Roman"/>
-                <w:sz w:val="20"/>
-                <w:szCs w:val="20"/>
-              </w:rPr>
-              <w:t>94.13</w:t>
-            </w:r>
-          </w:p>
-        </w:tc>
-      </w:tr>
-    </w:tbl>
-    <w:p>
-      <w:pPr>
-        <w:spacing w:after="0"/>
-        <w:jc w:val="both"/>
-        <w:rPr>
-          <w:rFonts w:ascii="Times New Roman" w:eastAsia="Times New Roman" w:hAnsi="Times New Roman" w:cs="Times New Roman"/>
-          <w:sz w:val="20"/>
-          <w:szCs w:val="20"/>
-        </w:rPr>
-      </w:pPr>
-      <w:r>
-        <w:rPr>
-          <w:rFonts w:ascii="Times New Roman" w:eastAsia="Times New Roman" w:hAnsi="Times New Roman" w:cs="Times New Roman"/>
-          <w:sz w:val="20"/>
-          <w:szCs w:val="20"/>
-        </w:rPr>
-        <w:t xml:space="preserve">Tables 2: Demonstrates similarity results for </w:t>
-      </w:r>
-      <w:r>
-        <w:rPr>
-          <w:rFonts w:ascii="Times New Roman" w:eastAsia="Times New Roman" w:hAnsi="Times New Roman" w:cs="Times New Roman"/>
-          <w:b/>
-          <w:bCs/>
-          <w:sz w:val="20"/>
-          <w:szCs w:val="20"/>
-        </w:rPr>
-        <w:t>image 0_1450</w:t>
-      </w:r>
-      <w:r>
-        <w:rPr>
-          <w:rFonts w:ascii="Times New Roman" w:eastAsia="Times New Roman" w:hAnsi="Times New Roman" w:cs="Times New Roman"/>
-          <w:sz w:val="20"/>
-          <w:szCs w:val="20"/>
-        </w:rPr>
-        <w:t xml:space="preserve"> </w:t>
       </w:r>
     </w:p>
     <w:p>
@@ -6047,42 +6121,44 @@
         <w:jc w:val="both"/>
         <w:rPr>
           <w:rFonts w:ascii="Times New Roman" w:eastAsia="Times New Roman" w:hAnsi="Times New Roman" w:cs="Times New Roman"/>
-          <w:sz w:val="20"/>
-          <w:szCs w:val="20"/>
-        </w:rPr>
-      </w:pPr>
-      <w:r>
-        <w:rPr>
-          <w:rFonts w:ascii="Times New Roman" w:eastAsia="Times New Roman" w:hAnsi="Times New Roman" w:cs="Times New Roman"/>
-          <w:sz w:val="20"/>
-          <w:szCs w:val="20"/>
-        </w:rPr>
-        <w:t xml:space="preserve">Tables </w:t>
-      </w:r>
-      <w:r>
-        <w:rPr>
-          <w:rFonts w:ascii="Times New Roman" w:eastAsia="Times New Roman" w:hAnsi="Times New Roman" w:cs="Times New Roman"/>
-          <w:sz w:val="20"/>
-          <w:szCs w:val="20"/>
-        </w:rPr>
-        <w:t>3</w:t>
-      </w:r>
-      <w:r>
-        <w:rPr>
-          <w:rFonts w:ascii="Times New Roman" w:eastAsia="Times New Roman" w:hAnsi="Times New Roman" w:cs="Times New Roman"/>
-          <w:sz w:val="20"/>
-          <w:szCs w:val="20"/>
-        </w:rPr>
-        <w:t xml:space="preserve">: Demonstrates similarity results for </w:t>
-      </w:r>
-      <w:r>
-        <w:rPr>
-          <w:rFonts w:ascii="Times New Roman" w:eastAsia="Times New Roman" w:hAnsi="Times New Roman" w:cs="Times New Roman"/>
           <w:b/>
           <w:bCs/>
           <w:sz w:val="20"/>
           <w:szCs w:val="20"/>
         </w:rPr>
+      </w:pPr>
+      <w:r>
+        <w:rPr>
+          <w:rFonts w:ascii="Times New Roman" w:eastAsia="Times New Roman" w:hAnsi="Times New Roman" w:cs="Times New Roman"/>
+          <w:sz w:val="20"/>
+          <w:szCs w:val="20"/>
+        </w:rPr>
+        <w:t xml:space="preserve">Tables </w:t>
+      </w:r>
+      <w:r>
+        <w:rPr>
+          <w:rFonts w:ascii="Times New Roman" w:eastAsia="Times New Roman" w:hAnsi="Times New Roman" w:cs="Times New Roman"/>
+          <w:sz w:val="20"/>
+          <w:szCs w:val="20"/>
+        </w:rPr>
+        <w:t>2</w:t>
+      </w:r>
+      <w:r>
+        <w:rPr>
+          <w:rFonts w:ascii="Times New Roman" w:eastAsia="Times New Roman" w:hAnsi="Times New Roman" w:cs="Times New Roman"/>
+          <w:sz w:val="20"/>
+          <w:szCs w:val="20"/>
+        </w:rPr>
+        <w:t xml:space="preserve">: Demonstrates similarity results for </w:t>
+      </w:r>
+      <w:r>
+        <w:rPr>
+          <w:rFonts w:ascii="Times New Roman" w:eastAsia="Times New Roman" w:hAnsi="Times New Roman" w:cs="Times New Roman"/>
+          <w:b/>
+          <w:bCs/>
+          <w:sz w:val="20"/>
+          <w:szCs w:val="20"/>
+        </w:rPr>
         <w:t>the entire test set</w:t>
       </w:r>
     </w:p>
@@ -6090,13 +6166,6 @@
       <w:pPr>
         <w:spacing w:before="240" w:after="240"/>
         <w:jc w:val="both"/>
-        <w:rPr>
-          <w:rFonts w:ascii="Times New Roman" w:eastAsia="Times New Roman" w:hAnsi="Times New Roman" w:cs="Times New Roman"/>
-          <w:sz w:val="20"/>
-          <w:szCs w:val="20"/>
-        </w:rPr>
-      </w:pPr>
-      <w:r>
         <w:rPr>
           <w:rFonts w:ascii="Times New Roman" w:eastAsia="Times New Roman" w:hAnsi="Times New Roman" w:cs="Times New Roman"/>
           <w:b/>
@@ -6107,7 +6176,426 @@
           <w:sz w:val="20"/>
           <w:szCs w:val="20"/>
         </w:rPr>
-        <w:t xml:space="preserve">2. Model Comparison </w:t>
+      </w:pPr>
+      <w:r>
+        <w:rPr>
+          <w:rFonts w:ascii="Times New Roman" w:eastAsia="Times New Roman" w:hAnsi="Times New Roman" w:cs="Times New Roman"/>
+          <w:b/>
+          <w:bCs/>
+          <w:i/>
+          <w:iCs/>
+          <w:color w:val="0F4761" w:themeColor="accent1" w:themeShade="BF"/>
+          <w:sz w:val="20"/>
+          <w:szCs w:val="20"/>
+        </w:rPr>
+        <w:t>2. Fusion Classifier Performance</w:t>
+      </w:r>
+    </w:p>
+    <w:p>
+      <w:pPr>
+        <w:spacing w:after="0"/>
+        <w:jc w:val="both"/>
+        <w:rPr>
+          <w:rFonts w:ascii="Times New Roman" w:eastAsia="Times New Roman" w:hAnsi="Times New Roman" w:cs="Times New Roman"/>
+          <w:sz w:val="18"/>
+          <w:szCs w:val="18"/>
+        </w:rPr>
+      </w:pPr>
+      <w:r>
+        <w:rPr>
+          <w:rFonts w:ascii="Times New Roman" w:eastAsia="Times New Roman" w:hAnsi="Times New Roman" w:cs="Times New Roman"/>
+          <w:sz w:val="18"/>
+          <w:szCs w:val="18"/>
+        </w:rPr>
+        <w:t>To further illustrate the performance of the fusion (combined) classifier, two graphs are provided. These graphs demonstrate the distribution and variation of similarity scores achieved by the fusion classifier across all test images.</w:t>
+      </w:r>
+    </w:p>
+    <w:p>
+      <w:pPr>
+        <w:spacing w:after="0"/>
+        <w:jc w:val="both"/>
+        <w:rPr>
+          <w:rFonts w:ascii="Times New Roman" w:eastAsia="Times New Roman" w:hAnsi="Times New Roman" w:cs="Times New Roman"/>
+          <w:b/>
+          <w:bCs/>
+          <w:sz w:val="18"/>
+          <w:szCs w:val="18"/>
+        </w:rPr>
+      </w:pPr>
+    </w:p>
+    <w:p>
+      <w:pPr>
+        <w:spacing w:after="0"/>
+        <w:jc w:val="both"/>
+        <w:rPr>
+          <w:rFonts w:ascii="Times New Roman" w:eastAsia="Times New Roman" w:hAnsi="Times New Roman" w:cs="Times New Roman"/>
+          <w:b/>
+          <w:bCs/>
+          <w:sz w:val="18"/>
+          <w:szCs w:val="18"/>
+        </w:rPr>
+      </w:pPr>
+      <w:r>
+        <w:rPr>
+          <w:rFonts w:ascii="Times New Roman" w:eastAsia="Times New Roman" w:hAnsi="Times New Roman" w:cs="Times New Roman"/>
+          <w:b/>
+          <w:bCs/>
+          <w:noProof/>
+          <w:sz w:val="18"/>
+          <w:szCs w:val="18"/>
+        </w:rPr>
+        <w:lastRenderedPageBreak/>
+        <w:drawing>
+          <wp:inline distT="0" distB="0" distL="0" distR="0" wp14:anchorId="2A7B18FE" wp14:editId="4EF88729">
+            <wp:extent cx="2752725" cy="1722365"/>
+            <wp:effectExtent l="0" t="0" r="0" b="0"/>
+            <wp:docPr id="338634971" name="Picture 1"/>
+            <wp:cNvGraphicFramePr>
+              <a:graphicFrameLocks xmlns:a="http://schemas.openxmlformats.org/drawingml/2006/main" noChangeAspect="1"/>
+            </wp:cNvGraphicFramePr>
+            <a:graphic xmlns:a="http://schemas.openxmlformats.org/drawingml/2006/main">
+              <a:graphicData uri="http://schemas.openxmlformats.org/drawingml/2006/picture">
+                <pic:pic xmlns:pic="http://schemas.openxmlformats.org/drawingml/2006/picture">
+                  <pic:nvPicPr>
+                    <pic:cNvPr id="338634971" name="Picture 338634971"/>
+                    <pic:cNvPicPr/>
+                  </pic:nvPicPr>
+                  <pic:blipFill>
+                    <a:blip r:embed="rId17">
+                      <a:extLst>
+                        <a:ext uri="{28A0092B-C50C-407E-A947-70E740481C1C}">
+                          <a14:useLocalDpi xmlns:a14="http://schemas.microsoft.com/office/drawing/2010/main" val="0"/>
+                        </a:ext>
+                      </a:extLst>
+                    </a:blip>
+                    <a:stretch>
+                      <a:fillRect/>
+                    </a:stretch>
+                  </pic:blipFill>
+                  <pic:spPr>
+                    <a:xfrm>
+                      <a:off x="0" y="0"/>
+                      <a:ext cx="2768008" cy="1731927"/>
+                    </a:xfrm>
+                    <a:prstGeom prst="rect">
+                      <a:avLst/>
+                    </a:prstGeom>
+                  </pic:spPr>
+                </pic:pic>
+              </a:graphicData>
+            </a:graphic>
+          </wp:inline>
+        </w:drawing>
+      </w:r>
+    </w:p>
+    <w:p>
+      <w:pPr>
+        <w:spacing w:after="0"/>
+        <w:jc w:val="both"/>
+        <w:rPr>
+          <w:rFonts w:ascii="Times New Roman" w:eastAsia="Times New Roman" w:hAnsi="Times New Roman" w:cs="Times New Roman"/>
+          <w:b/>
+          <w:bCs/>
+          <w:sz w:val="18"/>
+          <w:szCs w:val="18"/>
+        </w:rPr>
+      </w:pPr>
+    </w:p>
+    <w:p>
+      <w:pPr>
+        <w:spacing w:after="0"/>
+        <w:jc w:val="both"/>
+        <w:rPr>
+          <w:rFonts w:ascii="Times New Roman" w:eastAsia="Times New Roman" w:hAnsi="Times New Roman" w:cs="Times New Roman"/>
+          <w:sz w:val="20"/>
+          <w:szCs w:val="20"/>
+        </w:rPr>
+      </w:pPr>
+      <w:r>
+        <w:rPr>
+          <w:rFonts w:ascii="Times New Roman" w:eastAsia="Times New Roman" w:hAnsi="Times New Roman" w:cs="Times New Roman"/>
+          <w:sz w:val="20"/>
+          <w:szCs w:val="20"/>
+        </w:rPr>
+        <w:t xml:space="preserve">Figure </w:t>
+      </w:r>
+      <w:r>
+        <w:rPr>
+          <w:rFonts w:ascii="Times New Roman" w:eastAsia="Times New Roman" w:hAnsi="Times New Roman" w:cs="Times New Roman"/>
+          <w:sz w:val="20"/>
+          <w:szCs w:val="20"/>
+        </w:rPr>
+        <w:t>5</w:t>
+      </w:r>
+      <w:r>
+        <w:rPr>
+          <w:rFonts w:ascii="Times New Roman" w:eastAsia="Times New Roman" w:hAnsi="Times New Roman" w:cs="Times New Roman"/>
+          <w:sz w:val="20"/>
+          <w:szCs w:val="20"/>
+        </w:rPr>
+        <w:t>: Box Plot of Similarity Scores (Fusion Classifier)</w:t>
+      </w:r>
+    </w:p>
+    <w:p>
+      <w:pPr>
+        <w:spacing w:after="0"/>
+        <w:jc w:val="both"/>
+        <w:rPr>
+          <w:rFonts w:ascii="Times New Roman" w:eastAsia="Times New Roman" w:hAnsi="Times New Roman" w:cs="Times New Roman"/>
+          <w:sz w:val="18"/>
+          <w:szCs w:val="18"/>
+        </w:rPr>
+      </w:pPr>
+      <w:r>
+        <w:rPr>
+          <w:rFonts w:ascii="Times New Roman" w:eastAsia="Times New Roman" w:hAnsi="Times New Roman" w:cs="Times New Roman"/>
+          <w:sz w:val="18"/>
+          <w:szCs w:val="18"/>
+        </w:rPr>
+        <w:br/>
+        <w:t>This box plot visualizes the distribution of similarity scores for the fusion classifier. The graph shows a median vector similarity score of approximately 90% (with the 25th percentile at 87% and the 75th percentile at 94%) and a median binary similarity score of around 88% (with quartile boundaries of 85% and 91%). Minimal outliers indicate that the fusion approach consistently achieves high reconstruction accuracy across the test set.</w:t>
+      </w:r>
+    </w:p>
+    <w:p>
+      <w:pPr>
+        <w:spacing w:after="0"/>
+        <w:jc w:val="both"/>
+        <w:rPr>
+          <w:rFonts w:ascii="Times New Roman" w:eastAsia="Times New Roman" w:hAnsi="Times New Roman" w:cs="Times New Roman"/>
+          <w:sz w:val="18"/>
+          <w:szCs w:val="18"/>
+        </w:rPr>
+      </w:pPr>
+    </w:p>
+    <w:p>
+      <w:pPr>
+        <w:spacing w:after="0"/>
+        <w:jc w:val="both"/>
+        <w:rPr>
+          <w:rFonts w:ascii="Times New Roman" w:eastAsia="Times New Roman" w:hAnsi="Times New Roman" w:cs="Times New Roman"/>
+          <w:sz w:val="18"/>
+          <w:szCs w:val="18"/>
+        </w:rPr>
+      </w:pPr>
+    </w:p>
+    <w:p>
+      <w:pPr>
+        <w:spacing w:after="0"/>
+        <w:jc w:val="both"/>
+        <w:rPr>
+          <w:rFonts w:ascii="Times New Roman" w:eastAsia="Times New Roman" w:hAnsi="Times New Roman" w:cs="Times New Roman"/>
+          <w:sz w:val="18"/>
+          <w:szCs w:val="18"/>
+        </w:rPr>
+      </w:pPr>
+    </w:p>
+    <w:p>
+      <w:pPr>
+        <w:spacing w:after="0"/>
+        <w:jc w:val="both"/>
+        <w:rPr>
+          <w:rFonts w:ascii="Times New Roman" w:eastAsia="Times New Roman" w:hAnsi="Times New Roman" w:cs="Times New Roman"/>
+          <w:sz w:val="18"/>
+          <w:szCs w:val="18"/>
+        </w:rPr>
+      </w:pPr>
+    </w:p>
+    <w:p>
+      <w:pPr>
+        <w:spacing w:after="0"/>
+        <w:jc w:val="both"/>
+        <w:rPr>
+          <w:rFonts w:ascii="Times New Roman" w:eastAsia="Times New Roman" w:hAnsi="Times New Roman" w:cs="Times New Roman"/>
+          <w:sz w:val="18"/>
+          <w:szCs w:val="18"/>
+        </w:rPr>
+      </w:pPr>
+      <w:r>
+        <w:rPr>
+          <w:rFonts w:ascii="Times New Roman" w:eastAsia="Times New Roman" w:hAnsi="Times New Roman" w:cs="Times New Roman"/>
+          <w:noProof/>
+          <w:sz w:val="18"/>
+          <w:szCs w:val="18"/>
+        </w:rPr>
+        <w:drawing>
+          <wp:inline distT="0" distB="0" distL="0" distR="0" wp14:anchorId="52ECD505" wp14:editId="52C36A3D">
+            <wp:extent cx="2783039" cy="1552575"/>
+            <wp:effectExtent l="0" t="0" r="0" b="0"/>
+            <wp:docPr id="2088680804" name="Picture 2"/>
+            <wp:cNvGraphicFramePr>
+              <a:graphicFrameLocks xmlns:a="http://schemas.openxmlformats.org/drawingml/2006/main" noChangeAspect="1"/>
+            </wp:cNvGraphicFramePr>
+            <a:graphic xmlns:a="http://schemas.openxmlformats.org/drawingml/2006/main">
+              <a:graphicData uri="http://schemas.openxmlformats.org/drawingml/2006/picture">
+                <pic:pic xmlns:pic="http://schemas.openxmlformats.org/drawingml/2006/picture">
+                  <pic:nvPicPr>
+                    <pic:cNvPr id="2088680804" name="Picture 2088680804"/>
+                    <pic:cNvPicPr/>
+                  </pic:nvPicPr>
+                  <pic:blipFill>
+                    <a:blip r:embed="rId18" cstate="print">
+                      <a:extLst>
+                        <a:ext uri="{28A0092B-C50C-407E-A947-70E740481C1C}">
+                          <a14:useLocalDpi xmlns:a14="http://schemas.microsoft.com/office/drawing/2010/main" val="0"/>
+                        </a:ext>
+                      </a:extLst>
+                    </a:blip>
+                    <a:stretch>
+                      <a:fillRect/>
+                    </a:stretch>
+                  </pic:blipFill>
+                  <pic:spPr>
+                    <a:xfrm>
+                      <a:off x="0" y="0"/>
+                      <a:ext cx="2790910" cy="1556966"/>
+                    </a:xfrm>
+                    <a:prstGeom prst="rect">
+                      <a:avLst/>
+                    </a:prstGeom>
+                  </pic:spPr>
+                </pic:pic>
+              </a:graphicData>
+            </a:graphic>
+          </wp:inline>
+        </w:drawing>
+      </w:r>
+    </w:p>
+    <w:p>
+      <w:pPr>
+        <w:spacing w:after="0"/>
+        <w:jc w:val="both"/>
+        <w:rPr>
+          <w:rFonts w:ascii="Times New Roman" w:eastAsia="Times New Roman" w:hAnsi="Times New Roman" w:cs="Times New Roman"/>
+          <w:sz w:val="20"/>
+          <w:szCs w:val="20"/>
+        </w:rPr>
+      </w:pPr>
+    </w:p>
+    <w:p>
+      <w:pPr>
+        <w:spacing w:after="0"/>
+        <w:jc w:val="both"/>
+        <w:rPr>
+          <w:rFonts w:ascii="Times New Roman" w:eastAsia="Times New Roman" w:hAnsi="Times New Roman" w:cs="Times New Roman"/>
+          <w:sz w:val="20"/>
+          <w:szCs w:val="20"/>
+        </w:rPr>
+      </w:pPr>
+      <w:r>
+        <w:rPr>
+          <w:rFonts w:ascii="Times New Roman" w:eastAsia="Times New Roman" w:hAnsi="Times New Roman" w:cs="Times New Roman"/>
+          <w:sz w:val="20"/>
+          <w:szCs w:val="20"/>
+        </w:rPr>
+        <w:t xml:space="preserve">Figure </w:t>
+      </w:r>
+      <w:r>
+        <w:rPr>
+          <w:rFonts w:ascii="Times New Roman" w:eastAsia="Times New Roman" w:hAnsi="Times New Roman" w:cs="Times New Roman"/>
+          <w:sz w:val="20"/>
+          <w:szCs w:val="20"/>
+        </w:rPr>
+        <w:t>6</w:t>
+      </w:r>
+      <w:r>
+        <w:rPr>
+          <w:rFonts w:ascii="Times New Roman" w:eastAsia="Times New Roman" w:hAnsi="Times New Roman" w:cs="Times New Roman"/>
+          <w:sz w:val="20"/>
+          <w:szCs w:val="20"/>
+        </w:rPr>
+        <w:t>: Histogram of Similarity Scores (Fusion Classifier)</w:t>
+      </w:r>
+    </w:p>
+    <w:p>
+      <w:pPr>
+        <w:spacing w:after="0"/>
+        <w:jc w:val="both"/>
+        <w:rPr>
+          <w:rFonts w:ascii="Times New Roman" w:eastAsia="Times New Roman" w:hAnsi="Times New Roman" w:cs="Times New Roman"/>
+          <w:sz w:val="18"/>
+          <w:szCs w:val="18"/>
+        </w:rPr>
+      </w:pPr>
+      <w:r>
+        <w:rPr>
+          <w:rFonts w:ascii="Times New Roman" w:eastAsia="Times New Roman" w:hAnsi="Times New Roman" w:cs="Times New Roman"/>
+          <w:sz w:val="18"/>
+          <w:szCs w:val="18"/>
+        </w:rPr>
+        <w:br/>
+        <w:t xml:space="preserve">This histogram illustrates the frequency distribution of similarity scores for the combined classifier. The majority of reconstructed images exhibit high similarity, with most scores falling within the 80%–100% range, </w:t>
+      </w:r>
+      <w:r>
+        <w:rPr>
+          <w:rFonts w:ascii="Times New Roman" w:eastAsia="Times New Roman" w:hAnsi="Times New Roman" w:cs="Times New Roman"/>
+          <w:sz w:val="18"/>
+          <w:szCs w:val="18"/>
+        </w:rPr>
+        <w:t>with a prominent peak in the 85%–90% range.</w:t>
+      </w:r>
+      <w:r>
+        <w:rPr>
+          <w:rFonts w:ascii="Times New Roman" w:eastAsia="Times New Roman" w:hAnsi="Times New Roman" w:cs="Times New Roman"/>
+          <w:sz w:val="18"/>
+          <w:szCs w:val="18"/>
+        </w:rPr>
+        <w:t xml:space="preserve"> </w:t>
+      </w:r>
+      <w:r>
+        <w:rPr>
+          <w:rFonts w:ascii="Times New Roman" w:eastAsia="Times New Roman" w:hAnsi="Times New Roman" w:cs="Times New Roman"/>
+          <w:sz w:val="18"/>
+          <w:szCs w:val="18"/>
+        </w:rPr>
+        <w:t>indicating that the fusion classifier consistently produces high-quality reconstructions across the test set.</w:t>
+      </w:r>
+    </w:p>
+    <w:p>
+      <w:pPr>
+        <w:spacing w:after="0"/>
+        <w:jc w:val="both"/>
+        <w:rPr>
+          <w:rFonts w:ascii="Times New Roman" w:eastAsia="Times New Roman" w:hAnsi="Times New Roman" w:cs="Times New Roman"/>
+          <w:sz w:val="18"/>
+          <w:szCs w:val="18"/>
+        </w:rPr>
+      </w:pPr>
+    </w:p>
+    <w:p>
+      <w:pPr>
+        <w:spacing w:after="0"/>
+        <w:jc w:val="both"/>
+        <w:rPr>
+          <w:rFonts w:ascii="Times New Roman" w:eastAsia="Times New Roman" w:hAnsi="Times New Roman" w:cs="Times New Roman"/>
+          <w:sz w:val="20"/>
+          <w:szCs w:val="20"/>
+        </w:rPr>
+      </w:pPr>
+      <w:r>
+        <w:rPr>
+          <w:rFonts w:ascii="Times New Roman" w:eastAsia="Times New Roman" w:hAnsi="Times New Roman" w:cs="Times New Roman"/>
+          <w:b/>
+          <w:bCs/>
+          <w:i/>
+          <w:iCs/>
+          <w:color w:val="0F4761" w:themeColor="accent1" w:themeShade="BF"/>
+          <w:sz w:val="20"/>
+          <w:szCs w:val="20"/>
+        </w:rPr>
+        <w:t>3</w:t>
+      </w:r>
+      <w:r>
+        <w:rPr>
+          <w:rFonts w:ascii="Times New Roman" w:eastAsia="Times New Roman" w:hAnsi="Times New Roman" w:cs="Times New Roman"/>
+          <w:b/>
+          <w:bCs/>
+          <w:i/>
+          <w:iCs/>
+          <w:color w:val="0F4761" w:themeColor="accent1" w:themeShade="BF"/>
+          <w:sz w:val="20"/>
+          <w:szCs w:val="20"/>
+        </w:rPr>
+        <w:t xml:space="preserve">. Model Comparison </w:t>
       </w:r>
       <w:r>
         <w:rPr>
@@ -6157,7 +6645,15 @@
           <w:sz w:val="18"/>
           <w:szCs w:val="18"/>
         </w:rPr>
-        <w:t xml:space="preserve">achieved the highest accuracy, outperforming both individual classifiers. It recorded an average </w:t>
+        <w:t xml:space="preserve">achieved the highest accuracy, outperforming both </w:t>
+      </w:r>
+      <w:r>
+        <w:rPr>
+          <w:rFonts w:ascii="Times New Roman" w:eastAsia="Times New Roman" w:hAnsi="Times New Roman" w:cs="Times New Roman"/>
+          <w:sz w:val="18"/>
+          <w:szCs w:val="18"/>
+        </w:rPr>
+        <w:t xml:space="preserve">individual classifiers. It recorded an average </w:t>
       </w:r>
       <w:r>
         <w:rPr>
@@ -6407,7 +6903,6 @@
           <w:sz w:val="18"/>
           <w:szCs w:val="18"/>
         </w:rPr>
-        <w:lastRenderedPageBreak/>
         <w:t xml:space="preserve">The fusion of the KNN and HTM classifiers resulted in the highest reconstruction accuracy. The combined model achieved an average vector similarity of 86.22% and a binary similarity of 88.12%. </w:t>
       </w:r>
     </w:p>
@@ -6446,11 +6941,21 @@
           <w:sz w:val="18"/>
           <w:szCs w:val="18"/>
         </w:rPr>
-        <w:t>These findings confirm that the hybrid framework not only improves the overall accuracy but also enhances the robustness of the reconstruction process. In the future, additional optimizations to the fusion method, as well as testing with larger and more diverse datasets, could further improve the system’s ability to reconstruct complex image data. Additionally, incorporating other classifiers or fine-tuning the parameters of the existing models could further enhance performance, making the approach even more adaptable to various image reconstruction tasks.</w:t>
-      </w:r>
-    </w:p>
-    <w:p>
-      <w:pPr>
+        <w:t xml:space="preserve">These findings confirm that the hybrid framework not only improves the overall accuracy but also enhances the robustness of the reconstruction process. In the future, additional optimizations to the fusion method, as well as testing with larger and more diverse datasets, could further improve the system’s ability to reconstruct complex image </w:t>
+      </w:r>
+      <w:r>
+        <w:rPr>
+          <w:rFonts w:ascii="Times New Roman" w:eastAsia="Times New Roman" w:hAnsi="Times New Roman" w:cs="Times New Roman"/>
+          <w:sz w:val="18"/>
+          <w:szCs w:val="18"/>
+        </w:rPr>
+        <w:lastRenderedPageBreak/>
+        <w:t>data. Additionally, incorporating other classifiers or fine-tuning the parameters of the existing models could further enhance performance, making the approach even more adaptable to various image reconstruction tasks.</w:t>
+      </w:r>
+    </w:p>
+    <w:p>
+      <w:pPr>
+        <w:jc w:val="center"/>
         <w:rPr>
           <w:rFonts w:ascii="Times New Roman" w:eastAsia="Times New Roman" w:hAnsi="Times New Roman" w:cs="Times New Roman"/>
           <w:b/>
@@ -6473,35 +6978,6 @@
           <w:sz w:val="20"/>
           <w:szCs w:val="20"/>
         </w:rPr>
-        <w:br w:type="page"/>
-      </w:r>
-    </w:p>
-    <w:p>
-      <w:pPr>
-        <w:jc w:val="center"/>
-        <w:rPr>
-          <w:rFonts w:ascii="Times New Roman" w:eastAsia="Times New Roman" w:hAnsi="Times New Roman" w:cs="Times New Roman"/>
-          <w:b/>
-          <w:bCs/>
-          <w:i/>
-          <w:iCs/>
-          <w:color w:val="000000" w:themeColor="text1"/>
-          <w:sz w:val="20"/>
-          <w:szCs w:val="20"/>
-        </w:rPr>
-      </w:pPr>
-      <w:r>
-        <w:rPr>
-          <w:rFonts w:ascii="Times New Roman" w:eastAsia="Times New Roman" w:hAnsi="Times New Roman" w:cs="Times New Roman"/>
-          <w:b/>
-          <w:bCs/>
-          <w:i/>
-          <w:iCs/>
-          <w:color w:val="000000" w:themeColor="text1"/>
-          <w:sz w:val="20"/>
-          <w:szCs w:val="20"/>
-        </w:rPr>
-        <w:lastRenderedPageBreak/>
         <w:t xml:space="preserve">V. </w:t>
       </w:r>
       <w:r>
@@ -7123,7 +7599,7 @@
               <wp:inline distT="0" distB="0" distL="0" distR="0" wp14:anchorId="1ADA3B58" wp14:editId="41236687">
                 <wp:extent cx="1219200" cy="628650"/>
                 <wp:effectExtent l="0" t="0" r="0" b="0"/>
-                <wp:docPr id="1" name="Grafik 4"/>
+                <wp:docPr id="1238970822" name="Grafik 4"/>
                 <wp:cNvGraphicFramePr>
                   <a:graphicFrameLocks xmlns:a="http://schemas.openxmlformats.org/drawingml/2006/main" noChangeAspect="1"/>
                 </wp:cNvGraphicFramePr>
@@ -9420,7 +9896,7 @@
   <w:style w:type="paragraph" w:default="1" w:styleId="Normal">
     <w:name w:val="Normal"/>
     <w:qFormat/>
-    <w:rsid w:val="00C30FA0"/>
+    <w:rsid w:val="00901202"/>
   </w:style>
   <w:style w:type="paragraph" w:styleId="Heading1">
     <w:name w:val="heading 1"/>

--- a/Image_Reconstruction_Classifier/Documentation/ML 24-25-01 Investigate Image Reconstruction By using Classifier.docx
+++ b/Image_Reconstruction_Classifier/Documentation/ML 24-25-01 Investigate Image Reconstruction By using Classifier.docx
@@ -479,7 +479,41 @@
           <w:sz w:val="18"/>
           <w:szCs w:val="18"/>
         </w:rPr>
-        <w:t>.” The</w:t>
+        <w:t xml:space="preserve">.” </w:t>
+      </w:r>
+      <w:r>
+        <w:rPr>
+          <w:rFonts w:ascii="Times New Roman" w:eastAsia="Times New Roman" w:hAnsi="Times New Roman" w:cs="Times New Roman"/>
+          <w:sz w:val="18"/>
+          <w:szCs w:val="18"/>
+        </w:rPr>
+        <w:t xml:space="preserve"> </w:t>
+      </w:r>
+      <w:r>
+        <w:rPr>
+          <w:rFonts w:ascii="Times New Roman" w:eastAsia="Times New Roman" w:hAnsi="Times New Roman" w:cs="Times New Roman"/>
+          <w:sz w:val="18"/>
+          <w:szCs w:val="18"/>
+        </w:rPr>
+        <w:t>As shown in Figure 1,</w:t>
+      </w:r>
+      <w:r>
+        <w:rPr>
+          <w:rFonts w:ascii="Times New Roman" w:eastAsia="Times New Roman" w:hAnsi="Times New Roman" w:cs="Times New Roman"/>
+          <w:b/>
+          <w:bCs/>
+          <w:sz w:val="18"/>
+          <w:szCs w:val="18"/>
+        </w:rPr>
+        <w:t xml:space="preserve"> </w:t>
+      </w:r>
+      <w:r>
+        <w:rPr>
+          <w:rFonts w:ascii="Times New Roman" w:eastAsia="Times New Roman" w:hAnsi="Times New Roman" w:cs="Times New Roman"/>
+          <w:sz w:val="18"/>
+          <w:szCs w:val="18"/>
+        </w:rPr>
+        <w:t>The</w:t>
       </w:r>
       <w:r>
         <w:rPr>
@@ -10923,7 +10957,7 @@
           <w:szCs w:val="18"/>
         </w:rPr>
         <w:drawing>
-          <wp:inline distT="0" distB="0" distL="0" distR="0" wp14:anchorId="52ECD505" wp14:editId="6108B9AC">
+          <wp:inline distT="0" distB="0" distL="0" distR="0" wp14:anchorId="52ECD505" wp14:editId="43B9B590">
             <wp:extent cx="2783039" cy="1552575"/>
             <wp:effectExtent l="0" t="0" r="0" b="0"/>
             <wp:docPr id="2088680804" name="Picture 2"/>
@@ -11357,9 +11391,9 @@
           <w:szCs w:val="18"/>
         </w:rPr>
         <w:drawing>
-          <wp:inline distT="0" distB="0" distL="0" distR="0" wp14:anchorId="44E68CA5" wp14:editId="76717B1D">
-            <wp:extent cx="2762250" cy="1196975"/>
-            <wp:effectExtent l="0" t="0" r="0" b="3175"/>
+          <wp:inline distT="0" distB="0" distL="0" distR="0" wp14:anchorId="44E68CA5" wp14:editId="196525DA">
+            <wp:extent cx="2772905" cy="1201944"/>
+            <wp:effectExtent l="0" t="0" r="0" b="0"/>
             <wp:docPr id="42490669" name="Picture 1"/>
             <wp:cNvGraphicFramePr>
               <a:graphicFrameLocks xmlns:a="http://schemas.openxmlformats.org/drawingml/2006/main" noChangeAspect="1"/>
@@ -11368,7 +11402,7 @@
               <a:graphicData uri="http://schemas.openxmlformats.org/drawingml/2006/picture">
                 <pic:pic xmlns:pic="http://schemas.openxmlformats.org/drawingml/2006/picture">
                   <pic:nvPicPr>
-                    <pic:cNvPr id="42490669" name="Picture 42490669"/>
+                    <pic:cNvPr id="42490669" name="Picture 1"/>
                     <pic:cNvPicPr/>
                   </pic:nvPicPr>
                   <pic:blipFill>
@@ -11386,7 +11420,7 @@
                   <pic:spPr>
                     <a:xfrm>
                       <a:off x="0" y="0"/>
-                      <a:ext cx="2773717" cy="1201944"/>
+                      <a:ext cx="2772905" cy="1201944"/>
                     </a:xfrm>
                     <a:prstGeom prst="rect">
                       <a:avLst/>

--- a/Image_Reconstruction_Classifier/Documentation/ML 24-25-01 Investigate Image Reconstruction By using Classifier.docx
+++ b/Image_Reconstruction_Classifier/Documentation/ML 24-25-01 Investigate Image Reconstruction By using Classifier.docx
@@ -305,25 +305,7 @@
           <w:sz w:val="18"/>
           <w:szCs w:val="18"/>
         </w:rPr>
-        <w:t xml:space="preserve">Efficient image storage and reconstruction are critical in the era of increasing digital content. Traditional image storage methods require significant memory, making retrieval costly and inefficient. This paper presents a novel image reconstruction framework that compresses images into Sparse Distributed Representations (SDRs) using a biologically inspired approach based on Hierarchical Temporal Memory (HTM). The system employs K-Nearest Neighbors (KNN) and HTM-based classifiers to reconstruct images with high accuracy while significantly reducing storage requirements. The framework is trained on 10,000 images and tested on 2,000 images, achieving robust reconstruction with minimal data loss. Leveraging the </w:t>
-      </w:r>
-      <w:proofErr w:type="spellStart"/>
-      <w:r>
-        <w:rPr>
-          <w:rFonts w:ascii="Times New Roman" w:eastAsia="Times New Roman" w:hAnsi="Times New Roman" w:cs="Times New Roman"/>
-          <w:sz w:val="18"/>
-          <w:szCs w:val="18"/>
-        </w:rPr>
-        <w:t>NeoCortex</w:t>
-      </w:r>
-      <w:proofErr w:type="spellEnd"/>
-      <w:r>
-        <w:rPr>
-          <w:rFonts w:ascii="Times New Roman" w:eastAsia="Times New Roman" w:hAnsi="Times New Roman" w:cs="Times New Roman"/>
-          <w:sz w:val="18"/>
-          <w:szCs w:val="18"/>
-        </w:rPr>
-        <w:t xml:space="preserve"> API for SDR generation, this methodology optimizes storage efficiency without compromising image fidelity. The proposed approach has the potential to revolutionize cloud storage, AI-powered image enhancement, and digital content management by offering an ultra-efficient yet accurate image compression and retrieval </w:t>
+        <w:t>Efficient image storage and reconstruction are critical in the era of increasing digital content. Traditional image storage methods require significant memory, making retrieval costly and inefficient. This paper presents a novel image reconstruction framework that compresses images into Sparse Distributed Representations (SDRs) using a biologically inspired approach based on Hierarchical Temporal Memory (HTM). The system employs K-Nearest Neighbors (KNN) and HTM-based classifiers to reconstruct images with high accuracy while significantly reducing storage requirements. The framework is trained on 10,000 images and tested on 2,000 images, achieving robust reconstruction with minimal data loss. Leveraging the NeoCortex API for SDR generation, this methodology optimizes storage efficiency without compromising image fidelity. The proposed approach has the potential to revolutionize cloud storage, AI-powered image enhancement, and digital content management by offering an ultra-efficient yet accurate image compression and retrieval </w:t>
       </w:r>
       <w:r>
         <w:rPr>
@@ -1421,25 +1403,7 @@
           <w:sz w:val="18"/>
           <w:szCs w:val="18"/>
         </w:rPr>
-        <w:t xml:space="preserve">(Abu </w:t>
-      </w:r>
-      <w:proofErr w:type="spellStart"/>
-      <w:r>
-        <w:rPr>
-          <w:rFonts w:ascii="Times New Roman" w:eastAsia="Times New Roman" w:hAnsi="Times New Roman" w:cs="Times New Roman"/>
-          <w:sz w:val="18"/>
-          <w:szCs w:val="18"/>
-        </w:rPr>
-        <w:t>Alfeilat</w:t>
-      </w:r>
-      <w:proofErr w:type="spellEnd"/>
-      <w:r>
-        <w:rPr>
-          <w:rFonts w:ascii="Times New Roman" w:eastAsia="Times New Roman" w:hAnsi="Times New Roman" w:cs="Times New Roman"/>
-          <w:sz w:val="18"/>
-          <w:szCs w:val="18"/>
-        </w:rPr>
-        <w:t xml:space="preserve"> et al., 2019</w:t>
+        <w:t>(Abu Alfeilat et al., 2019</w:t>
       </w:r>
       <w:r>
         <w:rPr>
@@ -1471,25 +1435,7 @@
           <w:sz w:val="18"/>
           <w:szCs w:val="18"/>
         </w:rPr>
-        <w:t xml:space="preserve">(Abu </w:t>
-      </w:r>
-      <w:proofErr w:type="spellStart"/>
-      <w:r>
-        <w:rPr>
-          <w:rFonts w:ascii="Times New Roman" w:eastAsia="Times New Roman" w:hAnsi="Times New Roman" w:cs="Times New Roman"/>
-          <w:sz w:val="18"/>
-          <w:szCs w:val="18"/>
-        </w:rPr>
-        <w:t>Alfeilat</w:t>
-      </w:r>
-      <w:proofErr w:type="spellEnd"/>
-      <w:r>
-        <w:rPr>
-          <w:rFonts w:ascii="Times New Roman" w:eastAsia="Times New Roman" w:hAnsi="Times New Roman" w:cs="Times New Roman"/>
-          <w:sz w:val="18"/>
-          <w:szCs w:val="18"/>
-        </w:rPr>
-        <w:t xml:space="preserve"> et al., 2019</w:t>
+        <w:t>(Abu Alfeilat et al., 2019</w:t>
       </w:r>
       <w:r>
         <w:rPr>
@@ -1851,18 +1797,14 @@
         </w:rPr>
         <w:t xml:space="preserve">are first converted to a binary representation and then vectorized into a one-dimensional array format. This stage uses two key classes: </w:t>
       </w:r>
-      <w:proofErr w:type="spellStart"/>
-      <w:r>
-        <w:rPr>
-          <w:rFonts w:ascii="Times New Roman" w:eastAsia="Times New Roman" w:hAnsi="Times New Roman" w:cs="Times New Roman"/>
-          <w:b/>
-          <w:bCs/>
+      <w:r>
+        <w:rPr>
+          <w:rFonts w:ascii="Times New Roman" w:eastAsia="Times New Roman" w:hAnsi="Times New Roman" w:cs="Times New Roman"/>
           <w:sz w:val="18"/>
           <w:szCs w:val="18"/>
         </w:rPr>
         <w:t>ImageProcessor</w:t>
       </w:r>
-      <w:proofErr w:type="spellEnd"/>
       <w:r>
         <w:rPr>
           <w:rFonts w:ascii="Times New Roman" w:eastAsia="Times New Roman" w:hAnsi="Times New Roman" w:cs="Times New Roman"/>
@@ -1871,25 +1813,13 @@
         </w:rPr>
         <w:t xml:space="preserve"> and </w:t>
       </w:r>
-      <w:proofErr w:type="spellStart"/>
-      <w:r>
-        <w:rPr>
-          <w:rFonts w:ascii="Times New Roman" w:eastAsia="Times New Roman" w:hAnsi="Times New Roman" w:cs="Times New Roman"/>
-          <w:b/>
-          <w:bCs/>
-          <w:sz w:val="18"/>
-          <w:szCs w:val="18"/>
-        </w:rPr>
-        <w:t>ImageLoader</w:t>
-      </w:r>
-      <w:proofErr w:type="spellEnd"/>
-      <w:r>
-        <w:rPr>
-          <w:rFonts w:ascii="Times New Roman" w:eastAsia="Times New Roman" w:hAnsi="Times New Roman" w:cs="Times New Roman"/>
-          <w:sz w:val="18"/>
-          <w:szCs w:val="18"/>
-        </w:rPr>
-        <w:t>.</w:t>
+      <w:r>
+        <w:rPr>
+          <w:rFonts w:ascii="Times New Roman" w:eastAsia="Times New Roman" w:hAnsi="Times New Roman" w:cs="Times New Roman"/>
+          <w:sz w:val="18"/>
+          <w:szCs w:val="18"/>
+        </w:rPr>
+        <w:t>ImageLoader.</w:t>
       </w:r>
     </w:p>
     <w:p>
@@ -1905,6 +1835,8 @@
       <w:r>
         <w:rPr>
           <w:rStyle w:val="Heading3Char"/>
+          <w:b w:val="0"/>
+          <w:bCs w:val="0"/>
         </w:rPr>
         <w:t>Binarization:</w:t>
       </w:r>
@@ -1928,43 +1860,7 @@
           <w:sz w:val="18"/>
           <w:szCs w:val="18"/>
         </w:rPr>
-        <w:t xml:space="preserve">Raw Fashion MNIST images (28×28 grayscale) are first converted into binary representations. Each pixel is </w:t>
-      </w:r>
-      <w:proofErr w:type="spellStart"/>
-      <w:r>
-        <w:rPr>
-          <w:rFonts w:ascii="Times New Roman" w:eastAsia="Times New Roman" w:hAnsi="Times New Roman" w:cs="Times New Roman"/>
-          <w:sz w:val="18"/>
-          <w:szCs w:val="18"/>
-        </w:rPr>
-        <w:t>thresholded</w:t>
-      </w:r>
-      <w:proofErr w:type="spellEnd"/>
-      <w:r>
-        <w:rPr>
-          <w:rFonts w:ascii="Times New Roman" w:eastAsia="Times New Roman" w:hAnsi="Times New Roman" w:cs="Times New Roman"/>
-          <w:sz w:val="18"/>
-          <w:szCs w:val="18"/>
-        </w:rPr>
-        <w:t xml:space="preserve"> (e.g., using a threshold of 128) so that pixel values above the threshold become 1 and below become 0. This conversion is implemented in the </w:t>
-      </w:r>
-      <w:proofErr w:type="spellStart"/>
-      <w:r>
-        <w:rPr>
-          <w:rFonts w:ascii="Times New Roman" w:eastAsia="Times New Roman" w:hAnsi="Times New Roman" w:cs="Times New Roman"/>
-          <w:sz w:val="18"/>
-          <w:szCs w:val="18"/>
-        </w:rPr>
-        <w:t>ImageProcessor</w:t>
-      </w:r>
-      <w:proofErr w:type="spellEnd"/>
-      <w:r>
-        <w:rPr>
-          <w:rFonts w:ascii="Times New Roman" w:eastAsia="Times New Roman" w:hAnsi="Times New Roman" w:cs="Times New Roman"/>
-          <w:sz w:val="18"/>
-          <w:szCs w:val="18"/>
-        </w:rPr>
-        <w:t xml:space="preserve"> class:</w:t>
+        <w:t>Raw Fashion MNIST images (28×28 grayscale) are first converted into binary representations. Each pixel is thresholded (e.g., using a threshold of 128) so that pixel values above the threshold become 1 and below become 0. This conversion is implemented in the ImageProcessor class:</w:t>
       </w:r>
     </w:p>
     <w:tbl>
@@ -1999,25 +1895,7 @@
                 <w:sz w:val="18"/>
                 <w:szCs w:val="18"/>
               </w:rPr>
-              <w:t xml:space="preserve">// Inside </w:t>
-            </w:r>
-            <w:proofErr w:type="spellStart"/>
-            <w:r>
-              <w:rPr>
-                <w:rFonts w:ascii="Times New Roman" w:eastAsia="Times New Roman" w:hAnsi="Times New Roman" w:cs="Times New Roman"/>
-                <w:sz w:val="18"/>
-                <w:szCs w:val="18"/>
-              </w:rPr>
-              <w:t>ImageProcessor.ConvertImagesToBinary</w:t>
-            </w:r>
-            <w:proofErr w:type="spellEnd"/>
-            <w:r>
-              <w:rPr>
-                <w:rFonts w:ascii="Times New Roman" w:eastAsia="Times New Roman" w:hAnsi="Times New Roman" w:cs="Times New Roman"/>
-                <w:sz w:val="18"/>
-                <w:szCs w:val="18"/>
-              </w:rPr>
-              <w:t>()</w:t>
+              <w:t>// Inside ImageProcessor.ConvertImagesToBinary()</w:t>
             </w:r>
             <w:r>
               <w:rPr>
@@ -2032,36 +1910,8 @@
                 <w:sz w:val="18"/>
                 <w:szCs w:val="18"/>
               </w:rPr>
-              <w:t xml:space="preserve">var </w:t>
+              <w:t>var binarizerParams = new BinarizerParams</w:t>
             </w:r>
-            <w:proofErr w:type="spellStart"/>
-            <w:r>
-              <w:rPr>
-                <w:rFonts w:ascii="Times New Roman" w:eastAsia="Times New Roman" w:hAnsi="Times New Roman" w:cs="Times New Roman"/>
-                <w:sz w:val="18"/>
-                <w:szCs w:val="18"/>
-              </w:rPr>
-              <w:t>binarizerParams</w:t>
-            </w:r>
-            <w:proofErr w:type="spellEnd"/>
-            <w:r>
-              <w:rPr>
-                <w:rFonts w:ascii="Times New Roman" w:eastAsia="Times New Roman" w:hAnsi="Times New Roman" w:cs="Times New Roman"/>
-                <w:sz w:val="18"/>
-                <w:szCs w:val="18"/>
-              </w:rPr>
-              <w:t xml:space="preserve"> = new </w:t>
-            </w:r>
-            <w:proofErr w:type="spellStart"/>
-            <w:r>
-              <w:rPr>
-                <w:rFonts w:ascii="Times New Roman" w:eastAsia="Times New Roman" w:hAnsi="Times New Roman" w:cs="Times New Roman"/>
-                <w:sz w:val="18"/>
-                <w:szCs w:val="18"/>
-              </w:rPr>
-              <w:t>BinarizerParams</w:t>
-            </w:r>
-            <w:proofErr w:type="spellEnd"/>
             <w:r>
               <w:rPr>
                 <w:sz w:val="18"/>
@@ -2090,43 +1940,7 @@
                 <w:sz w:val="18"/>
                 <w:szCs w:val="18"/>
               </w:rPr>
-              <w:t xml:space="preserve">    </w:t>
-            </w:r>
-            <w:proofErr w:type="spellStart"/>
-            <w:r>
-              <w:rPr>
-                <w:rFonts w:ascii="Times New Roman" w:eastAsia="Times New Roman" w:hAnsi="Times New Roman" w:cs="Times New Roman"/>
-                <w:sz w:val="18"/>
-                <w:szCs w:val="18"/>
-              </w:rPr>
-              <w:t>InputImagePath</w:t>
-            </w:r>
-            <w:proofErr w:type="spellEnd"/>
-            <w:r>
-              <w:rPr>
-                <w:rFonts w:ascii="Times New Roman" w:eastAsia="Times New Roman" w:hAnsi="Times New Roman" w:cs="Times New Roman"/>
-                <w:sz w:val="18"/>
-                <w:szCs w:val="18"/>
-              </w:rPr>
-              <w:t xml:space="preserve"> = </w:t>
-            </w:r>
-            <w:proofErr w:type="spellStart"/>
-            <w:r>
-              <w:rPr>
-                <w:rFonts w:ascii="Times New Roman" w:eastAsia="Times New Roman" w:hAnsi="Times New Roman" w:cs="Times New Roman"/>
-                <w:sz w:val="18"/>
-                <w:szCs w:val="18"/>
-              </w:rPr>
-              <w:t>filePath</w:t>
-            </w:r>
-            <w:proofErr w:type="spellEnd"/>
-            <w:r>
-              <w:rPr>
-                <w:rFonts w:ascii="Times New Roman" w:eastAsia="Times New Roman" w:hAnsi="Times New Roman" w:cs="Times New Roman"/>
-                <w:sz w:val="18"/>
-                <w:szCs w:val="18"/>
-              </w:rPr>
-              <w:t>,</w:t>
+              <w:t xml:space="preserve">    InputImagePath = filePath,</w:t>
             </w:r>
             <w:r>
               <w:rPr>
@@ -2141,43 +1955,7 @@
                 <w:sz w:val="18"/>
                 <w:szCs w:val="18"/>
               </w:rPr>
-              <w:t xml:space="preserve">    </w:t>
-            </w:r>
-            <w:proofErr w:type="spellStart"/>
-            <w:r>
-              <w:rPr>
-                <w:rFonts w:ascii="Times New Roman" w:eastAsia="Times New Roman" w:hAnsi="Times New Roman" w:cs="Times New Roman"/>
-                <w:sz w:val="18"/>
-                <w:szCs w:val="18"/>
-              </w:rPr>
-              <w:t>OutputImagePath</w:t>
-            </w:r>
-            <w:proofErr w:type="spellEnd"/>
-            <w:r>
-              <w:rPr>
-                <w:rFonts w:ascii="Times New Roman" w:eastAsia="Times New Roman" w:hAnsi="Times New Roman" w:cs="Times New Roman"/>
-                <w:sz w:val="18"/>
-                <w:szCs w:val="18"/>
-              </w:rPr>
-              <w:t xml:space="preserve"> = </w:t>
-            </w:r>
-            <w:proofErr w:type="spellStart"/>
-            <w:r>
-              <w:rPr>
-                <w:rFonts w:ascii="Times New Roman" w:eastAsia="Times New Roman" w:hAnsi="Times New Roman" w:cs="Times New Roman"/>
-                <w:sz w:val="18"/>
-                <w:szCs w:val="18"/>
-              </w:rPr>
-              <w:t>outputFilePath</w:t>
-            </w:r>
-            <w:proofErr w:type="spellEnd"/>
-            <w:r>
-              <w:rPr>
-                <w:rFonts w:ascii="Times New Roman" w:eastAsia="Times New Roman" w:hAnsi="Times New Roman" w:cs="Times New Roman"/>
-                <w:sz w:val="18"/>
-                <w:szCs w:val="18"/>
-              </w:rPr>
-              <w:t>,</w:t>
+              <w:t xml:space="preserve">    OutputImagePath = outputFilePath,</w:t>
             </w:r>
             <w:r>
               <w:rPr>
@@ -2192,25 +1970,7 @@
                 <w:sz w:val="18"/>
                 <w:szCs w:val="18"/>
               </w:rPr>
-              <w:t xml:space="preserve">    </w:t>
-            </w:r>
-            <w:proofErr w:type="spellStart"/>
-            <w:r>
-              <w:rPr>
-                <w:rFonts w:ascii="Times New Roman" w:eastAsia="Times New Roman" w:hAnsi="Times New Roman" w:cs="Times New Roman"/>
-                <w:sz w:val="18"/>
-                <w:szCs w:val="18"/>
-              </w:rPr>
-              <w:t>GreyScale</w:t>
-            </w:r>
-            <w:proofErr w:type="spellEnd"/>
-            <w:r>
-              <w:rPr>
-                <w:rFonts w:ascii="Times New Roman" w:eastAsia="Times New Roman" w:hAnsi="Times New Roman" w:cs="Times New Roman"/>
-                <w:sz w:val="18"/>
-                <w:szCs w:val="18"/>
-              </w:rPr>
-              <w:t xml:space="preserve"> = true,</w:t>
+              <w:t xml:space="preserve">    GreyScale = true,</w:t>
             </w:r>
             <w:r>
               <w:rPr>
@@ -2225,25 +1985,7 @@
                 <w:sz w:val="18"/>
                 <w:szCs w:val="18"/>
               </w:rPr>
-              <w:t xml:space="preserve">    </w:t>
-            </w:r>
-            <w:proofErr w:type="spellStart"/>
-            <w:r>
-              <w:rPr>
-                <w:rFonts w:ascii="Times New Roman" w:eastAsia="Times New Roman" w:hAnsi="Times New Roman" w:cs="Times New Roman"/>
-                <w:sz w:val="18"/>
-                <w:szCs w:val="18"/>
-              </w:rPr>
-              <w:t>CreateCode</w:t>
-            </w:r>
-            <w:proofErr w:type="spellEnd"/>
-            <w:r>
-              <w:rPr>
-                <w:rFonts w:ascii="Times New Roman" w:eastAsia="Times New Roman" w:hAnsi="Times New Roman" w:cs="Times New Roman"/>
-                <w:sz w:val="18"/>
-                <w:szCs w:val="18"/>
-              </w:rPr>
-              <w:t xml:space="preserve"> = false</w:t>
+              <w:t xml:space="preserve">    CreateCode = false</w:t>
             </w:r>
             <w:r>
               <w:rPr>
@@ -2273,43 +2015,7 @@
                 <w:sz w:val="18"/>
                 <w:szCs w:val="18"/>
               </w:rPr>
-              <w:t xml:space="preserve">var </w:t>
-            </w:r>
-            <w:proofErr w:type="spellStart"/>
-            <w:r>
-              <w:rPr>
-                <w:rFonts w:ascii="Times New Roman" w:eastAsia="Times New Roman" w:hAnsi="Times New Roman" w:cs="Times New Roman"/>
-                <w:sz w:val="18"/>
-                <w:szCs w:val="18"/>
-              </w:rPr>
-              <w:t>imageBinarizer</w:t>
-            </w:r>
-            <w:proofErr w:type="spellEnd"/>
-            <w:r>
-              <w:rPr>
-                <w:rFonts w:ascii="Times New Roman" w:eastAsia="Times New Roman" w:hAnsi="Times New Roman" w:cs="Times New Roman"/>
-                <w:sz w:val="18"/>
-                <w:szCs w:val="18"/>
-              </w:rPr>
-              <w:t xml:space="preserve"> = new ImageBinarizer(</w:t>
-            </w:r>
-            <w:proofErr w:type="spellStart"/>
-            <w:r>
-              <w:rPr>
-                <w:rFonts w:ascii="Times New Roman" w:eastAsia="Times New Roman" w:hAnsi="Times New Roman" w:cs="Times New Roman"/>
-                <w:sz w:val="18"/>
-                <w:szCs w:val="18"/>
-              </w:rPr>
-              <w:t>binarizerParams</w:t>
-            </w:r>
-            <w:proofErr w:type="spellEnd"/>
-            <w:r>
-              <w:rPr>
-                <w:rFonts w:ascii="Times New Roman" w:eastAsia="Times New Roman" w:hAnsi="Times New Roman" w:cs="Times New Roman"/>
-                <w:sz w:val="18"/>
-                <w:szCs w:val="18"/>
-              </w:rPr>
-              <w:t>);</w:t>
+              <w:t>var imageBinarizer = new ImageBinarizer(binarizerParams);</w:t>
             </w:r>
             <w:r>
               <w:rPr>
@@ -2318,23 +2024,13 @@
               </w:rPr>
               <w:br/>
             </w:r>
-            <w:proofErr w:type="spellStart"/>
             <w:r>
               <w:rPr>
                 <w:rFonts w:ascii="Times New Roman" w:eastAsia="Times New Roman" w:hAnsi="Times New Roman" w:cs="Times New Roman"/>
                 <w:sz w:val="18"/>
                 <w:szCs w:val="18"/>
               </w:rPr>
-              <w:t>imageBinarizer.Run</w:t>
-            </w:r>
-            <w:proofErr w:type="spellEnd"/>
-            <w:r>
-              <w:rPr>
-                <w:rFonts w:ascii="Times New Roman" w:eastAsia="Times New Roman" w:hAnsi="Times New Roman" w:cs="Times New Roman"/>
-                <w:sz w:val="18"/>
-                <w:szCs w:val="18"/>
-              </w:rPr>
-              <w:t>()</w:t>
+              <w:t>imageBinarizer.Run()</w:t>
             </w:r>
           </w:p>
         </w:tc>
@@ -2365,24 +2061,26 @@
         </w:rPr>
         <w:t xml:space="preserve">Listing 1. </w:t>
       </w:r>
-      <w:proofErr w:type="spellStart"/>
-      <w:r>
-        <w:rPr>
-          <w:rFonts w:ascii="Times New Roman" w:eastAsia="Times New Roman" w:hAnsi="Times New Roman" w:cs="Times New Roman"/>
-          <w:sz w:val="18"/>
-          <w:szCs w:val="18"/>
-        </w:rPr>
-        <w:t>ImageProcessing</w:t>
-      </w:r>
-      <w:r>
-        <w:rPr>
-          <w:rFonts w:ascii="Times New Roman" w:eastAsia="Times New Roman" w:hAnsi="Times New Roman" w:cs="Times New Roman"/>
-          <w:sz w:val="18"/>
-          <w:szCs w:val="18"/>
-        </w:rPr>
-        <w:t>.cs</w:t>
-      </w:r>
-      <w:proofErr w:type="spellEnd"/>
+      <w:hyperlink r:id="rId16" w:history="1">
+        <w:r>
+          <w:rPr>
+            <w:rStyle w:val="Hyperlink"/>
+            <w:rFonts w:ascii="Times New Roman" w:eastAsia="Times New Roman" w:hAnsi="Times New Roman" w:cs="Times New Roman"/>
+            <w:sz w:val="18"/>
+            <w:szCs w:val="18"/>
+          </w:rPr>
+          <w:t>ImageProcessing</w:t>
+        </w:r>
+        <w:r>
+          <w:rPr>
+            <w:rStyle w:val="Hyperlink"/>
+            <w:rFonts w:ascii="Times New Roman" w:eastAsia="Times New Roman" w:hAnsi="Times New Roman" w:cs="Times New Roman"/>
+            <w:sz w:val="18"/>
+            <w:szCs w:val="18"/>
+          </w:rPr>
+          <w:t>.cs</w:t>
+        </w:r>
+      </w:hyperlink>
     </w:p>
     <w:p>
       <w:pPr>
@@ -2405,58 +2103,6 @@
             <wp:extent cx="1181100" cy="1181100"/>
             <wp:effectExtent l="0" t="0" r="0" b="0"/>
             <wp:docPr id="96029513" name="Picture 96029513"/>
-            <wp:cNvGraphicFramePr>
-              <a:graphicFrameLocks xmlns:a="http://schemas.openxmlformats.org/drawingml/2006/main" noChangeAspect="1"/>
-            </wp:cNvGraphicFramePr>
-            <a:graphic xmlns:a="http://schemas.openxmlformats.org/drawingml/2006/main">
-              <a:graphicData uri="http://schemas.openxmlformats.org/drawingml/2006/picture">
-                <pic:pic xmlns:pic="http://schemas.openxmlformats.org/drawingml/2006/picture">
-                  <pic:nvPicPr>
-                    <pic:cNvPr id="0" name=""/>
-                    <pic:cNvPicPr/>
-                  </pic:nvPicPr>
-                  <pic:blipFill>
-                    <a:blip r:embed="rId16">
-                      <a:extLst>
-                        <a:ext uri="{28A0092B-C50C-407E-A947-70E740481C1C}">
-                          <a14:useLocalDpi xmlns:a14="http://schemas.microsoft.com/office/drawing/2010/main" val="0"/>
-                        </a:ext>
-                      </a:extLst>
-                    </a:blip>
-                    <a:stretch>
-                      <a:fillRect/>
-                    </a:stretch>
-                  </pic:blipFill>
-                  <pic:spPr>
-                    <a:xfrm>
-                      <a:off x="0" y="0"/>
-                      <a:ext cx="1181100" cy="1181100"/>
-                    </a:xfrm>
-                    <a:prstGeom prst="rect">
-                      <a:avLst/>
-                    </a:prstGeom>
-                  </pic:spPr>
-                </pic:pic>
-              </a:graphicData>
-            </a:graphic>
-          </wp:inline>
-        </w:drawing>
-      </w:r>
-      <w:r>
-        <w:t xml:space="preserve">  </w:t>
-      </w:r>
-      <w:r>
-        <w:t xml:space="preserve"> </w:t>
-      </w:r>
-      <w:r>
-        <w:rPr>
-          <w:noProof/>
-        </w:rPr>
-        <w:drawing>
-          <wp:inline distT="0" distB="0" distL="0" distR="0" wp14:anchorId="027C6415" wp14:editId="0FF2617F">
-            <wp:extent cx="990600" cy="1238250"/>
-            <wp:effectExtent l="0" t="0" r="0" b="0"/>
-            <wp:docPr id="1070041387" name="Picture 1070041387"/>
             <wp:cNvGraphicFramePr>
               <a:graphicFrameLocks xmlns:a="http://schemas.openxmlformats.org/drawingml/2006/main" noChangeAspect="1"/>
             </wp:cNvGraphicFramePr>
@@ -2482,6 +2128,58 @@
                   <pic:spPr>
                     <a:xfrm>
                       <a:off x="0" y="0"/>
+                      <a:ext cx="1181100" cy="1181100"/>
+                    </a:xfrm>
+                    <a:prstGeom prst="rect">
+                      <a:avLst/>
+                    </a:prstGeom>
+                  </pic:spPr>
+                </pic:pic>
+              </a:graphicData>
+            </a:graphic>
+          </wp:inline>
+        </w:drawing>
+      </w:r>
+      <w:r>
+        <w:t xml:space="preserve">  </w:t>
+      </w:r>
+      <w:r>
+        <w:t xml:space="preserve"> </w:t>
+      </w:r>
+      <w:r>
+        <w:rPr>
+          <w:noProof/>
+        </w:rPr>
+        <w:drawing>
+          <wp:inline distT="0" distB="0" distL="0" distR="0" wp14:anchorId="027C6415" wp14:editId="0FF2617F">
+            <wp:extent cx="990600" cy="1238250"/>
+            <wp:effectExtent l="0" t="0" r="0" b="0"/>
+            <wp:docPr id="1070041387" name="Picture 1070041387"/>
+            <wp:cNvGraphicFramePr>
+              <a:graphicFrameLocks xmlns:a="http://schemas.openxmlformats.org/drawingml/2006/main" noChangeAspect="1"/>
+            </wp:cNvGraphicFramePr>
+            <a:graphic xmlns:a="http://schemas.openxmlformats.org/drawingml/2006/main">
+              <a:graphicData uri="http://schemas.openxmlformats.org/drawingml/2006/picture">
+                <pic:pic xmlns:pic="http://schemas.openxmlformats.org/drawingml/2006/picture">
+                  <pic:nvPicPr>
+                    <pic:cNvPr id="0" name=""/>
+                    <pic:cNvPicPr/>
+                  </pic:nvPicPr>
+                  <pic:blipFill>
+                    <a:blip r:embed="rId18">
+                      <a:extLst>
+                        <a:ext uri="{28A0092B-C50C-407E-A947-70E740481C1C}">
+                          <a14:useLocalDpi xmlns:a14="http://schemas.microsoft.com/office/drawing/2010/main" val="0"/>
+                        </a:ext>
+                      </a:extLst>
+                    </a:blip>
+                    <a:stretch>
+                      <a:fillRect/>
+                    </a:stretch>
+                  </pic:blipFill>
+                  <pic:spPr>
+                    <a:xfrm>
+                      <a:off x="0" y="0"/>
                       <a:ext cx="990600" cy="1238250"/>
                     </a:xfrm>
                     <a:prstGeom prst="rect">
@@ -2622,32 +2320,34 @@
       <w:r>
         <w:rPr>
           <w:rStyle w:val="Heading3Char"/>
+          <w:b w:val="0"/>
+          <w:bCs w:val="0"/>
         </w:rPr>
         <w:t>Vectorization:</w:t>
       </w:r>
       <w:r>
-        <w:br/>
-      </w:r>
-      <w:r>
-        <w:rPr>
-          <w:rFonts w:ascii="Times New Roman" w:eastAsia="Times New Roman" w:hAnsi="Times New Roman" w:cs="Times New Roman"/>
-          <w:sz w:val="18"/>
-          <w:szCs w:val="18"/>
-        </w:rPr>
-        <w:t xml:space="preserve"> Once binarized, the </w:t>
-      </w:r>
-      <w:proofErr w:type="spellStart"/>
-      <w:r>
-        <w:rPr>
-          <w:rFonts w:ascii="Times New Roman" w:eastAsia="Times New Roman" w:hAnsi="Times New Roman" w:cs="Times New Roman"/>
+        <w:rPr>
           <w:b/>
           <w:bCs/>
+        </w:rPr>
+        <w:br/>
+      </w:r>
+      <w:r>
+        <w:rPr>
+          <w:rFonts w:ascii="Times New Roman" w:eastAsia="Times New Roman" w:hAnsi="Times New Roman" w:cs="Times New Roman"/>
+          <w:sz w:val="18"/>
+          <w:szCs w:val="18"/>
+        </w:rPr>
+        <w:t xml:space="preserve"> Once binarized, the </w:t>
+      </w:r>
+      <w:r>
+        <w:rPr>
+          <w:rFonts w:ascii="Times New Roman" w:eastAsia="Times New Roman" w:hAnsi="Times New Roman" w:cs="Times New Roman"/>
           <w:sz w:val="18"/>
           <w:szCs w:val="18"/>
         </w:rPr>
         <w:t>ImageLoader</w:t>
       </w:r>
-      <w:proofErr w:type="spellEnd"/>
       <w:r>
         <w:rPr>
           <w:rFonts w:ascii="Times New Roman" w:eastAsia="Times New Roman" w:hAnsi="Times New Roman" w:cs="Times New Roman"/>
@@ -2689,86 +2389,7 @@
                 <w:sz w:val="18"/>
                 <w:szCs w:val="18"/>
               </w:rPr>
-              <w:t xml:space="preserve">// Inside </w:t>
-            </w:r>
-            <w:proofErr w:type="spellStart"/>
-            <w:r>
-              <w:rPr>
-                <w:rFonts w:ascii="Times New Roman" w:eastAsia="Times New Roman" w:hAnsi="Times New Roman" w:cs="Times New Roman"/>
-                <w:sz w:val="18"/>
-                <w:szCs w:val="18"/>
-              </w:rPr>
-              <w:t>ImageLoader.LoadImage</w:t>
-            </w:r>
-            <w:proofErr w:type="spellEnd"/>
-            <w:r>
-              <w:rPr>
-                <w:rFonts w:ascii="Times New Roman" w:eastAsia="Times New Roman" w:hAnsi="Times New Roman" w:cs="Times New Roman"/>
-                <w:sz w:val="18"/>
-                <w:szCs w:val="18"/>
-              </w:rPr>
-              <w:t>()</w:t>
-            </w:r>
-            <w:r>
-              <w:rPr>
-                <w:sz w:val="18"/>
-                <w:szCs w:val="18"/>
-              </w:rPr>
-              <w:br/>
-            </w:r>
-            <w:proofErr w:type="gramStart"/>
-            <w:r>
-              <w:rPr>
-                <w:rFonts w:ascii="Times New Roman" w:eastAsia="Times New Roman" w:hAnsi="Times New Roman" w:cs="Times New Roman"/>
-                <w:sz w:val="18"/>
-                <w:szCs w:val="18"/>
-              </w:rPr>
-              <w:t>string[</w:t>
-            </w:r>
-            <w:proofErr w:type="gramEnd"/>
-            <w:r>
-              <w:rPr>
-                <w:rFonts w:ascii="Times New Roman" w:eastAsia="Times New Roman" w:hAnsi="Times New Roman" w:cs="Times New Roman"/>
-                <w:sz w:val="18"/>
-                <w:szCs w:val="18"/>
-              </w:rPr>
-              <w:t xml:space="preserve">] lines = </w:t>
-            </w:r>
-            <w:proofErr w:type="spellStart"/>
-            <w:r>
-              <w:rPr>
-                <w:rFonts w:ascii="Times New Roman" w:eastAsia="Times New Roman" w:hAnsi="Times New Roman" w:cs="Times New Roman"/>
-                <w:sz w:val="18"/>
-                <w:szCs w:val="18"/>
-              </w:rPr>
-              <w:t>File.ReadAllLines</w:t>
-            </w:r>
-            <w:proofErr w:type="spellEnd"/>
-            <w:r>
-              <w:rPr>
-                <w:rFonts w:ascii="Times New Roman" w:eastAsia="Times New Roman" w:hAnsi="Times New Roman" w:cs="Times New Roman"/>
-                <w:sz w:val="18"/>
-                <w:szCs w:val="18"/>
-              </w:rPr>
-              <w:t>(</w:t>
-            </w:r>
-            <w:proofErr w:type="spellStart"/>
-            <w:r>
-              <w:rPr>
-                <w:rFonts w:ascii="Times New Roman" w:eastAsia="Times New Roman" w:hAnsi="Times New Roman" w:cs="Times New Roman"/>
-                <w:sz w:val="18"/>
-                <w:szCs w:val="18"/>
-              </w:rPr>
-              <w:t>filePath</w:t>
-            </w:r>
-            <w:proofErr w:type="spellEnd"/>
-            <w:r>
-              <w:rPr>
-                <w:rFonts w:ascii="Times New Roman" w:eastAsia="Times New Roman" w:hAnsi="Times New Roman" w:cs="Times New Roman"/>
-                <w:sz w:val="18"/>
-                <w:szCs w:val="18"/>
-              </w:rPr>
-              <w:t>);</w:t>
+              <w:t>// Inside ImageLoader.LoadImage()</w:t>
             </w:r>
             <w:r>
               <w:rPr>
@@ -2783,97 +2404,22 @@
                 <w:sz w:val="18"/>
                 <w:szCs w:val="18"/>
               </w:rPr>
-              <w:t xml:space="preserve">var </w:t>
+              <w:t>string[] lines = File.ReadAllLines(filePath);</w:t>
             </w:r>
-            <w:proofErr w:type="spellStart"/>
             <w:r>
               <w:rPr>
+                <w:sz w:val="18"/>
+                <w:szCs w:val="18"/>
+              </w:rPr>
+              <w:br/>
+            </w:r>
+            <w:r>
+              <w:rPr>
                 <w:rFonts w:ascii="Times New Roman" w:eastAsia="Times New Roman" w:hAnsi="Times New Roman" w:cs="Times New Roman"/>
                 <w:sz w:val="18"/>
                 <w:szCs w:val="18"/>
               </w:rPr>
-              <w:t>imageData</w:t>
-            </w:r>
-            <w:proofErr w:type="spellEnd"/>
-            <w:r>
-              <w:rPr>
-                <w:rFonts w:ascii="Times New Roman" w:eastAsia="Times New Roman" w:hAnsi="Times New Roman" w:cs="Times New Roman"/>
-                <w:sz w:val="18"/>
-                <w:szCs w:val="18"/>
-              </w:rPr>
-              <w:t xml:space="preserve"> = </w:t>
-            </w:r>
-            <w:proofErr w:type="spellStart"/>
-            <w:r>
-              <w:rPr>
-                <w:rFonts w:ascii="Times New Roman" w:eastAsia="Times New Roman" w:hAnsi="Times New Roman" w:cs="Times New Roman"/>
-                <w:sz w:val="18"/>
-                <w:szCs w:val="18"/>
-              </w:rPr>
-              <w:t>lines.SelectMany</w:t>
-            </w:r>
-            <w:proofErr w:type="spellEnd"/>
-            <w:r>
-              <w:rPr>
-                <w:rFonts w:ascii="Times New Roman" w:eastAsia="Times New Roman" w:hAnsi="Times New Roman" w:cs="Times New Roman"/>
-                <w:sz w:val="18"/>
-                <w:szCs w:val="18"/>
-              </w:rPr>
-              <w:t xml:space="preserve">(line =&gt; </w:t>
-            </w:r>
-            <w:proofErr w:type="spellStart"/>
-            <w:r>
-              <w:rPr>
-                <w:rFonts w:ascii="Times New Roman" w:eastAsia="Times New Roman" w:hAnsi="Times New Roman" w:cs="Times New Roman"/>
-                <w:sz w:val="18"/>
-                <w:szCs w:val="18"/>
-              </w:rPr>
-              <w:t>line.Select</w:t>
-            </w:r>
-            <w:proofErr w:type="spellEnd"/>
-            <w:r>
-              <w:rPr>
-                <w:rFonts w:ascii="Times New Roman" w:eastAsia="Times New Roman" w:hAnsi="Times New Roman" w:cs="Times New Roman"/>
-                <w:sz w:val="18"/>
-                <w:szCs w:val="18"/>
-              </w:rPr>
-              <w:t xml:space="preserve">(c =&gt; c == '1' ? </w:t>
-            </w:r>
-            <w:proofErr w:type="gramStart"/>
-            <w:r>
-              <w:rPr>
-                <w:rFonts w:ascii="Times New Roman" w:eastAsia="Times New Roman" w:hAnsi="Times New Roman" w:cs="Times New Roman"/>
-                <w:sz w:val="18"/>
-                <w:szCs w:val="18"/>
-              </w:rPr>
-              <w:t>1 :</w:t>
-            </w:r>
-            <w:proofErr w:type="gramEnd"/>
-            <w:r>
-              <w:rPr>
-                <w:rFonts w:ascii="Times New Roman" w:eastAsia="Times New Roman" w:hAnsi="Times New Roman" w:cs="Times New Roman"/>
-                <w:sz w:val="18"/>
-                <w:szCs w:val="18"/>
-              </w:rPr>
-              <w:t xml:space="preserve"> 0)).</w:t>
-            </w:r>
-            <w:proofErr w:type="spellStart"/>
-            <w:r>
-              <w:rPr>
-                <w:rFonts w:ascii="Times New Roman" w:eastAsia="Times New Roman" w:hAnsi="Times New Roman" w:cs="Times New Roman"/>
-                <w:sz w:val="18"/>
-                <w:szCs w:val="18"/>
-              </w:rPr>
-              <w:t>ToArray</w:t>
-            </w:r>
-            <w:proofErr w:type="spellEnd"/>
-            <w:r>
-              <w:rPr>
-                <w:rFonts w:ascii="Times New Roman" w:eastAsia="Times New Roman" w:hAnsi="Times New Roman" w:cs="Times New Roman"/>
-                <w:sz w:val="18"/>
-                <w:szCs w:val="18"/>
-              </w:rPr>
-              <w:t>();</w:t>
+              <w:t>var imageData = lines.SelectMany(line =&gt; line.Select(c =&gt; c == '1' ? 1 : 0)).ToArray();</w:t>
             </w:r>
           </w:p>
         </w:tc>
@@ -2912,24 +2458,26 @@
         </w:rPr>
         <w:t xml:space="preserve">. </w:t>
       </w:r>
-      <w:proofErr w:type="spellStart"/>
-      <w:r>
-        <w:rPr>
-          <w:rFonts w:ascii="Times New Roman" w:eastAsia="Times New Roman" w:hAnsi="Times New Roman" w:cs="Times New Roman"/>
-          <w:sz w:val="18"/>
-          <w:szCs w:val="18"/>
-        </w:rPr>
-        <w:t>ImageLoader</w:t>
-      </w:r>
-      <w:r>
-        <w:rPr>
-          <w:rFonts w:ascii="Times New Roman" w:eastAsia="Times New Roman" w:hAnsi="Times New Roman" w:cs="Times New Roman"/>
-          <w:sz w:val="18"/>
-          <w:szCs w:val="18"/>
-        </w:rPr>
-        <w:t>.cs</w:t>
-      </w:r>
-      <w:proofErr w:type="spellEnd"/>
+      <w:hyperlink r:id="rId19" w:history="1">
+        <w:r>
+          <w:rPr>
+            <w:rStyle w:val="Hyperlink"/>
+            <w:rFonts w:ascii="Times New Roman" w:eastAsia="Times New Roman" w:hAnsi="Times New Roman" w:cs="Times New Roman"/>
+            <w:sz w:val="18"/>
+            <w:szCs w:val="18"/>
+          </w:rPr>
+          <w:t>ImageLoader</w:t>
+        </w:r>
+        <w:r>
+          <w:rPr>
+            <w:rStyle w:val="Hyperlink"/>
+            <w:rFonts w:ascii="Times New Roman" w:eastAsia="Times New Roman" w:hAnsi="Times New Roman" w:cs="Times New Roman"/>
+            <w:sz w:val="18"/>
+            <w:szCs w:val="18"/>
+          </w:rPr>
+          <w:t>.cs</w:t>
+        </w:r>
+      </w:hyperlink>
     </w:p>
     <w:p>
       <w:pPr>
@@ -2957,8 +2505,26 @@
         </w:rPr>
         <w:t xml:space="preserve">Following preprocessing, the system extracts high-dimensional feature representations using a spatial pooling mechanism implemented in the </w:t>
       </w:r>
-      <w:proofErr w:type="spellStart"/>
-      <w:r>
+      <w:r>
+        <w:rPr>
+          <w:rFonts w:ascii="Times New Roman" w:eastAsia="Times New Roman" w:hAnsi="Times New Roman" w:cs="Times New Roman"/>
+          <w:sz w:val="18"/>
+          <w:szCs w:val="18"/>
+        </w:rPr>
+        <w:t>ImageSpatial</w:t>
+      </w:r>
+      <w:r>
+        <w:rPr>
+          <w:rFonts w:ascii="Times New Roman" w:eastAsia="Times New Roman" w:hAnsi="Times New Roman" w:cs="Times New Roman"/>
+          <w:sz w:val="18"/>
+          <w:szCs w:val="18"/>
+        </w:rPr>
+        <w:t xml:space="preserve"> class. This module computes Sparse Distributed Representations (SDRs) to capture the essential features of each image while being robust to noise.</w:t>
+      </w:r>
+    </w:p>
+    <w:p>
+      <w:pPr>
+        <w:spacing w:before="240" w:after="240" w:line="276" w:lineRule="auto"/>
         <w:rPr>
           <w:rFonts w:ascii="Times New Roman" w:eastAsia="Times New Roman" w:hAnsi="Times New Roman" w:cs="Times New Roman"/>
           <w:b/>
@@ -2966,21 +2532,8 @@
           <w:sz w:val="18"/>
           <w:szCs w:val="18"/>
         </w:rPr>
-        <w:t>ImageSpatial</w:t>
-      </w:r>
-      <w:proofErr w:type="spellEnd"/>
-      <w:r>
-        <w:rPr>
-          <w:rFonts w:ascii="Times New Roman" w:eastAsia="Times New Roman" w:hAnsi="Times New Roman" w:cs="Times New Roman"/>
-          <w:sz w:val="18"/>
-          <w:szCs w:val="18"/>
-        </w:rPr>
-        <w:t xml:space="preserve"> class. This module computes Sparse Distributed Representations (SDRs) to capture the essential features of each image while being robust to noise.</w:t>
-      </w:r>
-    </w:p>
-    <w:p>
-      <w:pPr>
-        <w:spacing w:before="240" w:after="240" w:line="276" w:lineRule="auto"/>
+      </w:pPr>
+      <w:r>
         <w:rPr>
           <w:rFonts w:ascii="Times New Roman" w:eastAsia="Times New Roman" w:hAnsi="Times New Roman" w:cs="Times New Roman"/>
           <w:b/>
@@ -2988,15 +2541,6 @@
           <w:sz w:val="18"/>
           <w:szCs w:val="18"/>
         </w:rPr>
-      </w:pPr>
-      <w:r>
-        <w:rPr>
-          <w:rFonts w:ascii="Times New Roman" w:eastAsia="Times New Roman" w:hAnsi="Times New Roman" w:cs="Times New Roman"/>
-          <w:b/>
-          <w:bCs/>
-          <w:sz w:val="18"/>
-          <w:szCs w:val="18"/>
-        </w:rPr>
         <w:t>Spatial Pooler Configuration:</w:t>
       </w:r>
     </w:p>
@@ -3018,27 +2562,7 @@
           <w:szCs w:val="18"/>
           <w:lang w:val="en-MY"/>
         </w:rPr>
-        <w:t>In our implementation, the spatial pooler is configured with an input dimension of 784—corresponding to the 28×</w:t>
-      </w:r>
-      <w:proofErr w:type="gramStart"/>
-      <w:r>
-        <w:rPr>
-          <w:rFonts w:ascii="Times New Roman" w:eastAsia="Times New Roman" w:hAnsi="Times New Roman" w:cs="Times New Roman"/>
-          <w:sz w:val="18"/>
-          <w:szCs w:val="18"/>
-          <w:lang w:val="en-MY"/>
-        </w:rPr>
-        <w:t>28 pixel</w:t>
-      </w:r>
-      <w:proofErr w:type="gramEnd"/>
-      <w:r>
-        <w:rPr>
-          <w:rFonts w:ascii="Times New Roman" w:eastAsia="Times New Roman" w:hAnsi="Times New Roman" w:cs="Times New Roman"/>
-          <w:sz w:val="18"/>
-          <w:szCs w:val="18"/>
-          <w:lang w:val="en-MY"/>
-        </w:rPr>
-        <w:t xml:space="preserve"> resolution of the Fashion MNIST images—and a column dimension of 2048. These settings ensure that the resulting SDRs (Sparse Distributed Representations) have a high capacity and sufficient granularity to capture subtle image details. The high column dimension, in particular, allows the system to represent a wide variety of features with minimal overlap between unrelated patterns, thereby improving discrimination among different image classes.</w:t>
+        <w:t>In our implementation, the spatial pooler is configured with an input dimension of 784—corresponding to the 28×28 pixel resolution of the Fashion MNIST images—and a column dimension of 2048. These settings ensure that the resulting SDRs (Sparse Distributed Representations) have a high capacity and sufficient granularity to capture subtle image details. The high column dimension, in particular, allows the system to represent a wide variety of features with minimal overlap between unrelated patterns, thereby improving discrimination among different image classes.</w:t>
       </w:r>
     </w:p>
     <w:p>
@@ -3126,96 +2650,7 @@
                 <w:sz w:val="18"/>
                 <w:szCs w:val="18"/>
               </w:rPr>
-              <w:t xml:space="preserve">// Inside </w:t>
-            </w:r>
-            <w:proofErr w:type="spellStart"/>
-            <w:r>
-              <w:rPr>
-                <w:rFonts w:ascii="Times New Roman" w:eastAsia="Times New Roman" w:hAnsi="Times New Roman" w:cs="Times New Roman"/>
-                <w:sz w:val="18"/>
-                <w:szCs w:val="18"/>
-              </w:rPr>
-              <w:t>ImageSpatial.SaveImagesinSpartialPooler</w:t>
-            </w:r>
-            <w:proofErr w:type="spellEnd"/>
-            <w:r>
-              <w:rPr>
-                <w:rFonts w:ascii="Times New Roman" w:eastAsia="Times New Roman" w:hAnsi="Times New Roman" w:cs="Times New Roman"/>
-                <w:sz w:val="18"/>
-                <w:szCs w:val="18"/>
-              </w:rPr>
-              <w:t>()</w:t>
-            </w:r>
-            <w:r>
-              <w:rPr>
-                <w:sz w:val="18"/>
-                <w:szCs w:val="18"/>
-              </w:rPr>
-              <w:br/>
-            </w:r>
-            <w:proofErr w:type="spellStart"/>
-            <w:r>
-              <w:rPr>
-                <w:rFonts w:ascii="Times New Roman" w:eastAsia="Times New Roman" w:hAnsi="Times New Roman" w:cs="Times New Roman"/>
-                <w:sz w:val="18"/>
-                <w:szCs w:val="18"/>
-              </w:rPr>
-              <w:t>SpatialPooler</w:t>
-            </w:r>
-            <w:proofErr w:type="spellEnd"/>
-            <w:r>
-              <w:rPr>
-                <w:rFonts w:ascii="Times New Roman" w:eastAsia="Times New Roman" w:hAnsi="Times New Roman" w:cs="Times New Roman"/>
-                <w:sz w:val="18"/>
-                <w:szCs w:val="18"/>
-              </w:rPr>
-              <w:t xml:space="preserve"> </w:t>
-            </w:r>
-            <w:proofErr w:type="spellStart"/>
-            <w:r>
-              <w:rPr>
-                <w:rFonts w:ascii="Times New Roman" w:eastAsia="Times New Roman" w:hAnsi="Times New Roman" w:cs="Times New Roman"/>
-                <w:sz w:val="18"/>
-                <w:szCs w:val="18"/>
-              </w:rPr>
-              <w:t>spatialPooler</w:t>
-            </w:r>
-            <w:proofErr w:type="spellEnd"/>
-            <w:r>
-              <w:rPr>
-                <w:rFonts w:ascii="Times New Roman" w:eastAsia="Times New Roman" w:hAnsi="Times New Roman" w:cs="Times New Roman"/>
-                <w:sz w:val="18"/>
-                <w:szCs w:val="18"/>
-              </w:rPr>
-              <w:t xml:space="preserve"> = new </w:t>
-            </w:r>
-            <w:proofErr w:type="spellStart"/>
-            <w:proofErr w:type="gramStart"/>
-            <w:r>
-              <w:rPr>
-                <w:rFonts w:ascii="Times New Roman" w:eastAsia="Times New Roman" w:hAnsi="Times New Roman" w:cs="Times New Roman"/>
-                <w:sz w:val="18"/>
-                <w:szCs w:val="18"/>
-              </w:rPr>
-              <w:t>SpatialPooler</w:t>
-            </w:r>
-            <w:proofErr w:type="spellEnd"/>
-            <w:r>
-              <w:rPr>
-                <w:rFonts w:ascii="Times New Roman" w:eastAsia="Times New Roman" w:hAnsi="Times New Roman" w:cs="Times New Roman"/>
-                <w:sz w:val="18"/>
-                <w:szCs w:val="18"/>
-              </w:rPr>
-              <w:t>(</w:t>
-            </w:r>
-            <w:proofErr w:type="gramEnd"/>
-            <w:r>
-              <w:rPr>
-                <w:rFonts w:ascii="Times New Roman" w:eastAsia="Times New Roman" w:hAnsi="Times New Roman" w:cs="Times New Roman"/>
-                <w:sz w:val="18"/>
-                <w:szCs w:val="18"/>
-              </w:rPr>
-              <w:t>);</w:t>
+              <w:t>// Inside ImageSpatial.SaveImagesinSpartialPooler()</w:t>
             </w:r>
             <w:r>
               <w:rPr>
@@ -3230,75 +2665,7 @@
                 <w:sz w:val="18"/>
                 <w:szCs w:val="18"/>
               </w:rPr>
-              <w:t xml:space="preserve">Connections </w:t>
-            </w:r>
-            <w:proofErr w:type="spellStart"/>
-            <w:r>
-              <w:rPr>
-                <w:rFonts w:ascii="Times New Roman" w:eastAsia="Times New Roman" w:hAnsi="Times New Roman" w:cs="Times New Roman"/>
-                <w:sz w:val="18"/>
-                <w:szCs w:val="18"/>
-              </w:rPr>
-              <w:t>connections</w:t>
-            </w:r>
-            <w:proofErr w:type="spellEnd"/>
-            <w:r>
-              <w:rPr>
-                <w:rFonts w:ascii="Times New Roman" w:eastAsia="Times New Roman" w:hAnsi="Times New Roman" w:cs="Times New Roman"/>
-                <w:sz w:val="18"/>
-                <w:szCs w:val="18"/>
-              </w:rPr>
-              <w:t xml:space="preserve"> = new Connections();</w:t>
-            </w:r>
-            <w:r>
-              <w:rPr>
-                <w:sz w:val="18"/>
-                <w:szCs w:val="18"/>
-              </w:rPr>
-              <w:br/>
-            </w:r>
-            <w:proofErr w:type="spellStart"/>
-            <w:r>
-              <w:rPr>
-                <w:rFonts w:ascii="Times New Roman" w:eastAsia="Times New Roman" w:hAnsi="Times New Roman" w:cs="Times New Roman"/>
-                <w:sz w:val="18"/>
-                <w:szCs w:val="18"/>
-              </w:rPr>
-              <w:t>dddrrgrtconnections.HtmConfig.InputDimensions</w:t>
-            </w:r>
-            <w:proofErr w:type="spellEnd"/>
-            <w:r>
-              <w:rPr>
-                <w:rFonts w:ascii="Times New Roman" w:eastAsia="Times New Roman" w:hAnsi="Times New Roman" w:cs="Times New Roman"/>
-                <w:sz w:val="18"/>
-                <w:szCs w:val="18"/>
-              </w:rPr>
-              <w:t xml:space="preserve"> = new int[] { 784 };</w:t>
-            </w:r>
-            <w:r>
-              <w:rPr>
-                <w:sz w:val="18"/>
-                <w:szCs w:val="18"/>
-              </w:rPr>
-              <w:br/>
-            </w:r>
-            <w:proofErr w:type="spellStart"/>
-            <w:r>
-              <w:rPr>
-                <w:rFonts w:ascii="Times New Roman" w:eastAsia="Times New Roman" w:hAnsi="Times New Roman" w:cs="Times New Roman"/>
-                <w:sz w:val="18"/>
-                <w:szCs w:val="18"/>
-              </w:rPr>
-              <w:t>connections.HtmConfig.ColumnDimensions</w:t>
-            </w:r>
-            <w:proofErr w:type="spellEnd"/>
-            <w:r>
-              <w:rPr>
-                <w:rFonts w:ascii="Times New Roman" w:eastAsia="Times New Roman" w:hAnsi="Times New Roman" w:cs="Times New Roman"/>
-                <w:sz w:val="18"/>
-                <w:szCs w:val="18"/>
-              </w:rPr>
-              <w:t xml:space="preserve"> = new int[] { 2048 };</w:t>
+              <w:t>SpatialPooler spatialPooler = new SpatialPooler();</w:t>
             </w:r>
             <w:r>
               <w:rPr>
@@ -3313,6 +2680,51 @@
                 <w:sz w:val="18"/>
                 <w:szCs w:val="18"/>
               </w:rPr>
+              <w:t>Connections connections = new Connections();</w:t>
+            </w:r>
+            <w:r>
+              <w:rPr>
+                <w:sz w:val="18"/>
+                <w:szCs w:val="18"/>
+              </w:rPr>
+              <w:br/>
+            </w:r>
+            <w:r>
+              <w:rPr>
+                <w:rFonts w:ascii="Times New Roman" w:eastAsia="Times New Roman" w:hAnsi="Times New Roman" w:cs="Times New Roman"/>
+                <w:sz w:val="18"/>
+                <w:szCs w:val="18"/>
+              </w:rPr>
+              <w:t>dddrrgrtconnections.HtmConfig.InputDimensions = new int[] { 784 };</w:t>
+            </w:r>
+            <w:r>
+              <w:rPr>
+                <w:sz w:val="18"/>
+                <w:szCs w:val="18"/>
+              </w:rPr>
+              <w:br/>
+            </w:r>
+            <w:r>
+              <w:rPr>
+                <w:rFonts w:ascii="Times New Roman" w:eastAsia="Times New Roman" w:hAnsi="Times New Roman" w:cs="Times New Roman"/>
+                <w:sz w:val="18"/>
+                <w:szCs w:val="18"/>
+              </w:rPr>
+              <w:t>connections.HtmConfig.ColumnDimensions = new int[] { 2048 };</w:t>
+            </w:r>
+            <w:r>
+              <w:rPr>
+                <w:sz w:val="18"/>
+                <w:szCs w:val="18"/>
+              </w:rPr>
+              <w:br/>
+            </w:r>
+            <w:r>
+              <w:rPr>
+                <w:rFonts w:ascii="Times New Roman" w:eastAsia="Times New Roman" w:hAnsi="Times New Roman" w:cs="Times New Roman"/>
+                <w:sz w:val="18"/>
+                <w:szCs w:val="18"/>
+              </w:rPr>
               <w:t>// Additional configurations are set here…</w:t>
             </w:r>
             <w:r>
@@ -3322,23 +2734,13 @@
               </w:rPr>
               <w:br/>
             </w:r>
-            <w:proofErr w:type="spellStart"/>
             <w:r>
               <w:rPr>
                 <w:rFonts w:ascii="Times New Roman" w:eastAsia="Times New Roman" w:hAnsi="Times New Roman" w:cs="Times New Roman"/>
                 <w:sz w:val="18"/>
                 <w:szCs w:val="18"/>
               </w:rPr>
-              <w:t>spatialPooler.Init</w:t>
-            </w:r>
-            <w:proofErr w:type="spellEnd"/>
-            <w:r>
-              <w:rPr>
-                <w:rFonts w:ascii="Times New Roman" w:eastAsia="Times New Roman" w:hAnsi="Times New Roman" w:cs="Times New Roman"/>
-                <w:sz w:val="18"/>
-                <w:szCs w:val="18"/>
-              </w:rPr>
-              <w:t>(connections);</w:t>
+              <w:t>spatialPooler.Init(connections);</w:t>
             </w:r>
             <w:r>
               <w:rPr>
@@ -3360,61 +2762,7 @@
                 <w:sz w:val="18"/>
                 <w:szCs w:val="18"/>
               </w:rPr>
-              <w:t xml:space="preserve">int[] </w:t>
-            </w:r>
-            <w:proofErr w:type="spellStart"/>
-            <w:r>
-              <w:rPr>
-                <w:rFonts w:ascii="Times New Roman" w:eastAsia="Times New Roman" w:hAnsi="Times New Roman" w:cs="Times New Roman"/>
-                <w:sz w:val="18"/>
-                <w:szCs w:val="18"/>
-              </w:rPr>
-              <w:t>activeColumns</w:t>
-            </w:r>
-            <w:proofErr w:type="spellEnd"/>
-            <w:r>
-              <w:rPr>
-                <w:rFonts w:ascii="Times New Roman" w:eastAsia="Times New Roman" w:hAnsi="Times New Roman" w:cs="Times New Roman"/>
-                <w:sz w:val="18"/>
-                <w:szCs w:val="18"/>
-              </w:rPr>
-              <w:t xml:space="preserve"> = </w:t>
-            </w:r>
-            <w:proofErr w:type="spellStart"/>
-            <w:r>
-              <w:rPr>
-                <w:rFonts w:ascii="Times New Roman" w:eastAsia="Times New Roman" w:hAnsi="Times New Roman" w:cs="Times New Roman"/>
-                <w:sz w:val="18"/>
-                <w:szCs w:val="18"/>
-              </w:rPr>
-              <w:t>spatialPooler.Compute</w:t>
-            </w:r>
-            <w:proofErr w:type="spellEnd"/>
-            <w:r>
-              <w:rPr>
-                <w:rFonts w:ascii="Times New Roman" w:eastAsia="Times New Roman" w:hAnsi="Times New Roman" w:cs="Times New Roman"/>
-                <w:sz w:val="18"/>
-                <w:szCs w:val="18"/>
-              </w:rPr>
-              <w:t>(</w:t>
-            </w:r>
-            <w:proofErr w:type="spellStart"/>
-            <w:r>
-              <w:rPr>
-                <w:rFonts w:ascii="Times New Roman" w:eastAsia="Times New Roman" w:hAnsi="Times New Roman" w:cs="Times New Roman"/>
-                <w:sz w:val="18"/>
-                <w:szCs w:val="18"/>
-              </w:rPr>
-              <w:t>inputVector</w:t>
-            </w:r>
-            <w:proofErr w:type="spellEnd"/>
-            <w:r>
-              <w:rPr>
-                <w:rFonts w:ascii="Times New Roman" w:eastAsia="Times New Roman" w:hAnsi="Times New Roman" w:cs="Times New Roman"/>
-                <w:sz w:val="18"/>
-                <w:szCs w:val="18"/>
-              </w:rPr>
-              <w:t>, learn: true);</w:t>
+              <w:t>int[] activeColumns = spatialPooler.Compute(inputVector, learn: true);</w:t>
             </w:r>
           </w:p>
         </w:tc>
@@ -3464,16 +2812,17 @@
         </w:rPr>
         <w:t xml:space="preserve">Listing 3. </w:t>
       </w:r>
-      <w:proofErr w:type="spellStart"/>
-      <w:r>
-        <w:rPr>
-          <w:rFonts w:ascii="Times New Roman" w:eastAsia="Times New Roman" w:hAnsi="Times New Roman" w:cs="Times New Roman"/>
-          <w:sz w:val="18"/>
-          <w:szCs w:val="18"/>
-        </w:rPr>
-        <w:t>ImageSpatial.cs</w:t>
-      </w:r>
-      <w:proofErr w:type="spellEnd"/>
+      <w:hyperlink r:id="rId20" w:history="1">
+        <w:r>
+          <w:rPr>
+            <w:rStyle w:val="Hyperlink"/>
+            <w:rFonts w:ascii="Times New Roman" w:eastAsia="Times New Roman" w:hAnsi="Times New Roman" w:cs="Times New Roman"/>
+            <w:sz w:val="18"/>
+            <w:szCs w:val="18"/>
+          </w:rPr>
+          <w:t>ImageSpatial.cs</w:t>
+        </w:r>
+      </w:hyperlink>
     </w:p>
     <w:p>
       <w:pPr>
@@ -3507,25 +2856,7 @@
           <w:sz w:val="18"/>
           <w:szCs w:val="18"/>
         </w:rPr>
-        <w:t xml:space="preserve"> is a set of active column indices (e.g., "</w:t>
-      </w:r>
-      <w:proofErr w:type="gramStart"/>
-      <w:r>
-        <w:rPr>
-          <w:rFonts w:ascii="Times New Roman" w:eastAsia="Times New Roman" w:hAnsi="Times New Roman" w:cs="Times New Roman"/>
-          <w:sz w:val="18"/>
-          <w:szCs w:val="18"/>
-        </w:rPr>
-        <w:t>295,397,445,471,...</w:t>
-      </w:r>
-      <w:proofErr w:type="gramEnd"/>
-      <w:r>
-        <w:rPr>
-          <w:rFonts w:ascii="Times New Roman" w:eastAsia="Times New Roman" w:hAnsi="Times New Roman" w:cs="Times New Roman"/>
-          <w:sz w:val="18"/>
-          <w:szCs w:val="18"/>
-        </w:rPr>
-        <w:t>,1949"), which constitutes the SDR for that image. This SDR serves as the high-dimensional feature representation that is subsequently used for classifier training and image reconstruction.</w:t>
+        <w:t xml:space="preserve"> is a set of active column indices (e.g., "295,397,445,471,...,1949"), which constitutes the SDR for that image. This SDR serves as the high-dimensional feature representation that is subsequently used for classifier training and image reconstruction.</w:t>
       </w:r>
     </w:p>
     <w:tbl>
@@ -3658,25 +2989,7 @@
           <w:sz w:val="18"/>
           <w:szCs w:val="18"/>
         </w:rPr>
-        <w:t xml:space="preserve">The robust generation of SDRs via the spatial pooler ensures that the essential patterns within the images are captured efficiently. By preserving </w:t>
-      </w:r>
-      <w:proofErr w:type="gramStart"/>
-      <w:r>
-        <w:rPr>
-          <w:rFonts w:ascii="Times New Roman" w:eastAsia="Times New Roman" w:hAnsi="Times New Roman" w:cs="Times New Roman"/>
-          <w:sz w:val="18"/>
-          <w:szCs w:val="18"/>
-        </w:rPr>
-        <w:t>only</w:t>
-      </w:r>
-      <w:proofErr w:type="gramEnd"/>
-      <w:r>
-        <w:rPr>
-          <w:rFonts w:ascii="Times New Roman" w:eastAsia="Times New Roman" w:hAnsi="Times New Roman" w:cs="Times New Roman"/>
-          <w:sz w:val="18"/>
-          <w:szCs w:val="18"/>
-        </w:rPr>
-        <w:t xml:space="preserve"> the most salient features in a sparse format, the system reduces storage requirements while retaining enough information to allow accurate image reconstruction. This step forms the backbone of our framework, as the quality and consistency of these SDRs directly affect the performance of the KNN and HTM classifiers in reconstructing the images.</w:t>
+        <w:t>The robust generation of SDRs via the spatial pooler ensures that the essential patterns within the images are captured efficiently. By preserving only the most salient features in a sparse format, the system reduces storage requirements while retaining enough information to allow accurate image reconstruction. This step forms the backbone of our framework, as the quality and consistency of these SDRs directly affect the performance of the KNN and HTM classifiers in reconstructing the images.</w:t>
       </w:r>
     </w:p>
     <w:p>
@@ -3809,27 +3122,7 @@
           <w:szCs w:val="18"/>
           <w:lang w:val="en-MY"/>
         </w:rPr>
-        <w:t xml:space="preserve">By systematically </w:t>
-      </w:r>
-      <w:proofErr w:type="spellStart"/>
-      <w:r>
-        <w:rPr>
-          <w:rFonts w:ascii="Times New Roman" w:eastAsia="Times New Roman" w:hAnsi="Times New Roman" w:cs="Times New Roman"/>
-          <w:sz w:val="18"/>
-          <w:szCs w:val="18"/>
-          <w:lang w:val="en-MY"/>
-        </w:rPr>
-        <w:t>analyzing</w:t>
-      </w:r>
-      <w:proofErr w:type="spellEnd"/>
-      <w:r>
-        <w:rPr>
-          <w:rFonts w:ascii="Times New Roman" w:eastAsia="Times New Roman" w:hAnsi="Times New Roman" w:cs="Times New Roman"/>
-          <w:sz w:val="18"/>
-          <w:szCs w:val="18"/>
-          <w:lang w:val="en-MY"/>
-        </w:rPr>
-        <w:t xml:space="preserve"> the effect of each parameter through iterative experimentation, we ensured that our framework achieves robust performance across the diverse Fashion MNIST dataset. These insights underscore the critical role of parameter optimization in the successful deployment of biologically inspired models for image reconstruction.</w:t>
+        <w:t>By systematically analyzing the effect of each parameter through iterative experimentation, we ensured that our framework achieves robust performance across the diverse Fashion MNIST dataset. These insights underscore the critical role of parameter optimization in the successful deployment of biologically inspired models for image reconstruction.</w:t>
       </w:r>
     </w:p>
     <w:p>
@@ -4201,6 +3494,252 @@
           <w:szCs w:val="18"/>
         </w:rPr>
         <w:t>)</w:t>
+      </w:r>
+      <w:r>
+        <w:rPr>
+          <w:rFonts w:ascii="Times New Roman" w:eastAsia="Times New Roman" w:hAnsi="Times New Roman" w:cs="Times New Roman"/>
+          <w:sz w:val="18"/>
+          <w:szCs w:val="18"/>
+        </w:rPr>
+        <w:t xml:space="preserve"> </w:t>
+      </w:r>
+      <w:r>
+        <w:rPr>
+          <w:rFonts w:ascii="Times New Roman" w:eastAsia="Times New Roman" w:hAnsi="Times New Roman" w:cs="Times New Roman"/>
+          <w:sz w:val="18"/>
+          <w:szCs w:val="18"/>
+        </w:rPr>
+        <w:t xml:space="preserve">the following flowchart </w:t>
+      </w:r>
+      <w:r>
+        <w:rPr>
+          <w:rFonts w:ascii="Times New Roman" w:eastAsia="Times New Roman" w:hAnsi="Times New Roman" w:cs="Times New Roman"/>
+          <w:i/>
+          <w:iCs/>
+          <w:sz w:val="18"/>
+          <w:szCs w:val="18"/>
+        </w:rPr>
+        <w:t>Figure</w:t>
+      </w:r>
+      <w:r>
+        <w:rPr>
+          <w:rFonts w:ascii="Times New Roman" w:eastAsia="Times New Roman" w:hAnsi="Times New Roman" w:cs="Times New Roman"/>
+          <w:sz w:val="18"/>
+          <w:szCs w:val="18"/>
+        </w:rPr>
+        <w:t xml:space="preserve"> 5</w:t>
+      </w:r>
+      <w:r>
+        <w:rPr>
+          <w:rFonts w:ascii="Times New Roman" w:eastAsia="Times New Roman" w:hAnsi="Times New Roman" w:cs="Times New Roman"/>
+          <w:sz w:val="18"/>
+          <w:szCs w:val="18"/>
+        </w:rPr>
+        <w:t xml:space="preserve"> illustrates</w:t>
+      </w:r>
+      <w:r>
+        <w:rPr>
+          <w:rFonts w:ascii="Times New Roman" w:eastAsia="Times New Roman" w:hAnsi="Times New Roman" w:cs="Times New Roman"/>
+          <w:sz w:val="18"/>
+          <w:szCs w:val="18"/>
+        </w:rPr>
+        <w:t xml:space="preserve"> the sequential steps involved:</w:t>
+      </w:r>
+    </w:p>
+    <w:p>
+      <w:pPr>
+        <w:spacing w:before="240" w:after="240" w:line="276" w:lineRule="auto"/>
+        <w:jc w:val="both"/>
+        <w:rPr>
+          <w:rFonts w:ascii="Times New Roman" w:eastAsia="Times New Roman" w:hAnsi="Times New Roman" w:cs="Times New Roman"/>
+          <w:sz w:val="18"/>
+          <w:szCs w:val="18"/>
+        </w:rPr>
+      </w:pPr>
+    </w:p>
+    <w:p>
+      <w:pPr>
+        <w:spacing w:before="240" w:after="240" w:line="276" w:lineRule="auto"/>
+        <w:jc w:val="both"/>
+        <w:rPr>
+          <w:rFonts w:ascii="Times New Roman" w:eastAsia="Times New Roman" w:hAnsi="Times New Roman" w:cs="Times New Roman"/>
+          <w:sz w:val="18"/>
+          <w:szCs w:val="18"/>
+        </w:rPr>
+      </w:pPr>
+    </w:p>
+    <w:p>
+      <w:pPr>
+        <w:spacing w:before="240" w:after="240" w:line="276" w:lineRule="auto"/>
+        <w:jc w:val="both"/>
+        <w:rPr>
+          <w:rFonts w:ascii="Times New Roman" w:eastAsia="Times New Roman" w:hAnsi="Times New Roman" w:cs="Times New Roman"/>
+          <w:sz w:val="18"/>
+          <w:szCs w:val="18"/>
+        </w:rPr>
+      </w:pPr>
+      <w:r>
+        <w:rPr>
+          <w:rFonts w:ascii="Times New Roman" w:eastAsia="Times New Roman" w:hAnsi="Times New Roman" w:cs="Times New Roman"/>
+          <w:noProof/>
+          <w:sz w:val="18"/>
+          <w:szCs w:val="18"/>
+        </w:rPr>
+        <w:lastRenderedPageBreak/>
+        <w:drawing>
+          <wp:inline distT="0" distB="0" distL="0" distR="0" wp14:anchorId="5DE4EA5F" wp14:editId="6867D152">
+            <wp:extent cx="2743200" cy="2882900"/>
+            <wp:effectExtent l="0" t="0" r="0" b="0"/>
+            <wp:docPr id="95753131" name="Picture 2"/>
+            <wp:cNvGraphicFramePr>
+              <a:graphicFrameLocks xmlns:a="http://schemas.openxmlformats.org/drawingml/2006/main" noChangeAspect="1"/>
+            </wp:cNvGraphicFramePr>
+            <a:graphic xmlns:a="http://schemas.openxmlformats.org/drawingml/2006/main">
+              <a:graphicData uri="http://schemas.openxmlformats.org/drawingml/2006/picture">
+                <pic:pic xmlns:pic="http://schemas.openxmlformats.org/drawingml/2006/picture">
+                  <pic:nvPicPr>
+                    <pic:cNvPr id="95753131" name="Picture 95753131"/>
+                    <pic:cNvPicPr/>
+                  </pic:nvPicPr>
+                  <pic:blipFill>
+                    <a:blip r:embed="rId21" cstate="print">
+                      <a:extLst>
+                        <a:ext uri="{28A0092B-C50C-407E-A947-70E740481C1C}">
+                          <a14:useLocalDpi xmlns:a14="http://schemas.microsoft.com/office/drawing/2010/main" val="0"/>
+                        </a:ext>
+                      </a:extLst>
+                    </a:blip>
+                    <a:stretch>
+                      <a:fillRect/>
+                    </a:stretch>
+                  </pic:blipFill>
+                  <pic:spPr>
+                    <a:xfrm>
+                      <a:off x="0" y="0"/>
+                      <a:ext cx="2743200" cy="2882900"/>
+                    </a:xfrm>
+                    <a:prstGeom prst="rect">
+                      <a:avLst/>
+                    </a:prstGeom>
+                  </pic:spPr>
+                </pic:pic>
+              </a:graphicData>
+            </a:graphic>
+          </wp:inline>
+        </w:drawing>
+      </w:r>
+    </w:p>
+    <w:p>
+      <w:pPr>
+        <w:spacing w:before="240" w:after="240" w:line="276" w:lineRule="auto"/>
+        <w:rPr>
+          <w:rFonts w:ascii="Times New Roman" w:eastAsia="Times New Roman" w:hAnsi="Times New Roman" w:cs="Times New Roman"/>
+          <w:i/>
+          <w:iCs/>
+          <w:sz w:val="18"/>
+          <w:szCs w:val="18"/>
+        </w:rPr>
+      </w:pPr>
+      <w:r>
+        <w:rPr>
+          <w:rFonts w:ascii="Times New Roman" w:eastAsia="Times New Roman" w:hAnsi="Times New Roman" w:cs="Times New Roman"/>
+          <w:i/>
+          <w:iCs/>
+          <w:sz w:val="18"/>
+          <w:szCs w:val="18"/>
+        </w:rPr>
+        <w:t xml:space="preserve">Figure </w:t>
+      </w:r>
+      <w:r>
+        <w:rPr>
+          <w:rFonts w:ascii="Times New Roman" w:eastAsia="Times New Roman" w:hAnsi="Times New Roman" w:cs="Times New Roman"/>
+          <w:i/>
+          <w:iCs/>
+          <w:sz w:val="18"/>
+          <w:szCs w:val="18"/>
+        </w:rPr>
+        <w:t xml:space="preserve">5: </w:t>
+      </w:r>
+      <w:r>
+        <w:rPr>
+          <w:rFonts w:ascii="Times New Roman" w:eastAsia="Times New Roman" w:hAnsi="Times New Roman" w:cs="Times New Roman"/>
+          <w:i/>
+          <w:iCs/>
+          <w:sz w:val="18"/>
+          <w:szCs w:val="18"/>
+        </w:rPr>
+        <w:t>Overview of the</w:t>
+      </w:r>
+      <w:r>
+        <w:rPr>
+          <w:rFonts w:ascii="Times New Roman" w:eastAsia="Times New Roman" w:hAnsi="Times New Roman" w:cs="Times New Roman"/>
+          <w:i/>
+          <w:iCs/>
+          <w:sz w:val="18"/>
+          <w:szCs w:val="18"/>
+        </w:rPr>
+        <w:t xml:space="preserve"> classifier training</w:t>
+      </w:r>
+      <w:r>
+        <w:rPr>
+          <w:rFonts w:ascii="Times New Roman" w:eastAsia="Times New Roman" w:hAnsi="Times New Roman" w:cs="Times New Roman"/>
+          <w:i/>
+          <w:iCs/>
+          <w:sz w:val="18"/>
+          <w:szCs w:val="18"/>
+        </w:rPr>
+        <w:t xml:space="preserve"> Pipeline</w:t>
+      </w:r>
+    </w:p>
+    <w:p>
+      <w:pPr>
+        <w:spacing w:before="240" w:after="240" w:line="276" w:lineRule="auto"/>
+        <w:jc w:val="both"/>
+        <w:rPr>
+          <w:rStyle w:val="Heading3Char"/>
+        </w:rPr>
+      </w:pPr>
+      <w:r>
+        <w:rPr>
+          <w:rFonts w:ascii="Times New Roman" w:eastAsia="Times New Roman" w:hAnsi="Times New Roman" w:cs="Times New Roman"/>
+          <w:i/>
+          <w:iCs/>
+          <w:sz w:val="18"/>
+          <w:szCs w:val="18"/>
+        </w:rPr>
+        <w:t>Figure</w:t>
+      </w:r>
+      <w:r>
+        <w:rPr>
+          <w:rFonts w:ascii="Times New Roman" w:eastAsia="Times New Roman" w:hAnsi="Times New Roman" w:cs="Times New Roman"/>
+          <w:sz w:val="18"/>
+          <w:szCs w:val="18"/>
+        </w:rPr>
+        <w:t xml:space="preserve"> 5</w:t>
+      </w:r>
+      <w:r>
+        <w:rPr>
+          <w:rFonts w:ascii="Times New Roman" w:eastAsia="Times New Roman" w:hAnsi="Times New Roman" w:cs="Times New Roman"/>
+          <w:sz w:val="18"/>
+          <w:szCs w:val="18"/>
+        </w:rPr>
+        <w:t xml:space="preserve"> serves as a visual guide to the subsequent detailed explanations of each </w:t>
+      </w:r>
+      <w:r>
+        <w:rPr>
+          <w:rFonts w:ascii="Times New Roman" w:eastAsia="Times New Roman" w:hAnsi="Times New Roman" w:cs="Times New Roman"/>
+          <w:sz w:val="18"/>
+          <w:szCs w:val="18"/>
+        </w:rPr>
+        <w:t xml:space="preserve">classifier training </w:t>
+      </w:r>
+      <w:r>
+        <w:rPr>
+          <w:rFonts w:ascii="Times New Roman" w:eastAsia="Times New Roman" w:hAnsi="Times New Roman" w:cs="Times New Roman"/>
+          <w:sz w:val="18"/>
+          <w:szCs w:val="18"/>
+        </w:rPr>
+        <w:t>in the pipeline</w:t>
       </w:r>
     </w:p>
     <w:p>
@@ -4217,6 +3756,8 @@
       <w:r>
         <w:rPr>
           <w:rStyle w:val="Heading3Char"/>
+          <w:b w:val="0"/>
+          <w:bCs w:val="0"/>
         </w:rPr>
         <w:t>KNN Classifier:</w:t>
       </w:r>
@@ -4232,36 +3773,15 @@
           <w:sz w:val="18"/>
           <w:szCs w:val="18"/>
         </w:rPr>
-        <w:t xml:space="preserve">Implemented in the </w:t>
-      </w:r>
-      <w:proofErr w:type="spellStart"/>
+        <w:t>Implemented in the KnnClassifier</w:t>
+      </w:r>
       <w:r>
         <w:rPr>
           <w:rFonts w:asciiTheme="majorBidi" w:eastAsia="Times New Roman" w:hAnsiTheme="majorBidi" w:cstheme="majorBidi"/>
-          <w:b/>
-          <w:bCs/>
-          <w:sz w:val="18"/>
-          <w:szCs w:val="18"/>
-        </w:rPr>
-        <w:t>KnnClassifier</w:t>
-      </w:r>
-      <w:proofErr w:type="spellEnd"/>
-      <w:r>
-        <w:rPr>
-          <w:rFonts w:asciiTheme="majorBidi" w:eastAsia="Times New Roman" w:hAnsiTheme="majorBidi" w:cstheme="majorBidi"/>
-          <w:sz w:val="18"/>
-          <w:szCs w:val="18"/>
-        </w:rPr>
-        <w:t xml:space="preserve"> class, this model stores training SDRs and their corresponding labels. During prediction, it computes the overlap between a </w:t>
-      </w:r>
-      <w:r>
-        <w:rPr>
-          <w:rFonts w:asciiTheme="majorBidi" w:eastAsia="Times New Roman" w:hAnsiTheme="majorBidi" w:cstheme="majorBidi"/>
-          <w:sz w:val="18"/>
-          <w:szCs w:val="18"/>
-        </w:rPr>
-        <w:lastRenderedPageBreak/>
-        <w:t>test SDR and the stored examples, then applies a weighted voting scheme based on the squared overlap:</w:t>
+          <w:sz w:val="18"/>
+          <w:szCs w:val="18"/>
+        </w:rPr>
+        <w:t xml:space="preserve"> class, this model stores training SDRs and their corresponding labels. During prediction, it computes the overlap between a test SDR and the stored examples, then applies a weighted voting scheme based on the squared overlap:</w:t>
       </w:r>
     </w:p>
     <w:tbl>
@@ -4296,25 +3816,7 @@
                 <w:sz w:val="18"/>
                 <w:szCs w:val="18"/>
               </w:rPr>
-              <w:t xml:space="preserve">// Inside </w:t>
-            </w:r>
-            <w:proofErr w:type="spellStart"/>
-            <w:r>
-              <w:rPr>
-                <w:rFonts w:asciiTheme="majorBidi" w:eastAsia="Times New Roman" w:hAnsiTheme="majorBidi" w:cstheme="majorBidi"/>
-                <w:sz w:val="18"/>
-                <w:szCs w:val="18"/>
-              </w:rPr>
-              <w:t>KnnClassifier.Train</w:t>
-            </w:r>
-            <w:proofErr w:type="spellEnd"/>
-            <w:r>
-              <w:rPr>
-                <w:rFonts w:asciiTheme="majorBidi" w:eastAsia="Times New Roman" w:hAnsiTheme="majorBidi" w:cstheme="majorBidi"/>
-                <w:sz w:val="18"/>
-                <w:szCs w:val="18"/>
-              </w:rPr>
-              <w:t>()</w:t>
+              <w:t>// Inside KnnClassifier.Train()</w:t>
             </w:r>
           </w:p>
           <w:p>
@@ -4325,41 +3827,14 @@
                 <w:szCs w:val="18"/>
               </w:rPr>
             </w:pPr>
-            <w:proofErr w:type="spellStart"/>
             <w:r>
               <w:rPr>
                 <w:rFonts w:asciiTheme="majorBidi" w:eastAsia="Times New Roman" w:hAnsiTheme="majorBidi" w:cstheme="majorBidi"/>
                 <w:sz w:val="18"/>
                 <w:szCs w:val="18"/>
-              </w:rPr>
-              <w:t>trainingData.Add</w:t>
-            </w:r>
-            <w:proofErr w:type="spellEnd"/>
-            <w:r>
-              <w:rPr>
-                <w:rFonts w:asciiTheme="majorBidi" w:eastAsia="Times New Roman" w:hAnsiTheme="majorBidi" w:cstheme="majorBidi"/>
-                <w:sz w:val="18"/>
-                <w:szCs w:val="18"/>
-              </w:rPr>
-              <w:t>((</w:t>
-            </w:r>
-            <w:proofErr w:type="spellStart"/>
-            <w:r>
-              <w:rPr>
-                <w:rFonts w:asciiTheme="majorBidi" w:eastAsia="Times New Roman" w:hAnsiTheme="majorBidi" w:cstheme="majorBidi"/>
-                <w:sz w:val="18"/>
-                <w:szCs w:val="18"/>
-              </w:rPr>
-              <w:t>sdr</w:t>
-            </w:r>
-            <w:proofErr w:type="spellEnd"/>
-            <w:r>
-              <w:rPr>
-                <w:rFonts w:asciiTheme="majorBidi" w:eastAsia="Times New Roman" w:hAnsiTheme="majorBidi" w:cstheme="majorBidi"/>
-                <w:sz w:val="18"/>
-                <w:szCs w:val="18"/>
-              </w:rPr>
-              <w:t>, label));</w:t>
+                <w:lang w:val="en-MY"/>
+              </w:rPr>
+              <w:t>trainingData.Add((sdr.ToArray(), label));</w:t>
             </w:r>
           </w:p>
         </w:tc>
@@ -4398,24 +3873,17 @@
         </w:rPr>
         <w:t xml:space="preserve">. </w:t>
       </w:r>
-      <w:proofErr w:type="spellStart"/>
-      <w:r>
-        <w:rPr>
-          <w:rFonts w:ascii="Times New Roman" w:eastAsia="Times New Roman" w:hAnsi="Times New Roman" w:cs="Times New Roman"/>
-          <w:sz w:val="18"/>
-          <w:szCs w:val="18"/>
-        </w:rPr>
-        <w:t>KnnClassifier</w:t>
-      </w:r>
-      <w:r>
-        <w:rPr>
-          <w:rFonts w:ascii="Times New Roman" w:eastAsia="Times New Roman" w:hAnsi="Times New Roman" w:cs="Times New Roman"/>
-          <w:sz w:val="18"/>
-          <w:szCs w:val="18"/>
-        </w:rPr>
-        <w:t>.cs</w:t>
-      </w:r>
-      <w:proofErr w:type="spellEnd"/>
+      <w:hyperlink r:id="rId22" w:history="1">
+        <w:r>
+          <w:rPr>
+            <w:rStyle w:val="Hyperlink"/>
+            <w:rFonts w:ascii="Times New Roman" w:eastAsia="Times New Roman" w:hAnsi="Times New Roman" w:cs="Times New Roman"/>
+            <w:sz w:val="18"/>
+            <w:szCs w:val="18"/>
+          </w:rPr>
+          <w:t>KnnClassifier.cs</w:t>
+        </w:r>
+      </w:hyperlink>
     </w:p>
     <w:p>
       <w:pPr>
@@ -4648,8 +4116,32 @@
             <w:szCs w:val="18"/>
             <w:lang w:val="en-MY"/>
           </w:rPr>
-          <m:t>N(l)</m:t>
+          <m:t>N</m:t>
         </m:r>
+        <m:d>
+          <m:dPr>
+            <m:ctrlPr>
+              <w:rPr>
+                <w:rFonts w:ascii="Cambria Math" w:eastAsia="Times New Roman" w:hAnsi="Cambria Math" w:cstheme="majorBidi"/>
+                <w:i/>
+                <w:sz w:val="18"/>
+                <w:szCs w:val="18"/>
+                <w:lang w:val="en-MY"/>
+              </w:rPr>
+            </m:ctrlPr>
+          </m:dPr>
+          <m:e>
+            <m:r>
+              <w:rPr>
+                <w:rFonts w:ascii="Cambria Math" w:eastAsia="Times New Roman" w:hAnsi="Cambria Math" w:cstheme="majorBidi"/>
+                <w:sz w:val="18"/>
+                <w:szCs w:val="18"/>
+                <w:lang w:val="en-MY"/>
+              </w:rPr>
+              <m:t>l</m:t>
+            </m:r>
+          </m:e>
+        </m:d>
       </m:oMath>
       <w:r>
         <w:rPr>
@@ -4676,27 +4168,7 @@
           <w:szCs w:val="18"/>
           <w:lang w:val="en-MY"/>
         </w:rPr>
-        <w:t xml:space="preserve"> that have that label. The score for label </w:t>
-      </w:r>
-      <w:proofErr w:type="spellStart"/>
-      <w:r>
-        <w:rPr>
-          <w:rFonts w:asciiTheme="majorBidi" w:eastAsia="Times New Roman" w:hAnsiTheme="majorBidi" w:cstheme="majorBidi"/>
-          <w:sz w:val="18"/>
-          <w:szCs w:val="18"/>
-          <w:lang w:val="en-MY"/>
-        </w:rPr>
-        <w:t>lll</w:t>
-      </w:r>
-      <w:proofErr w:type="spellEnd"/>
-      <w:r>
-        <w:rPr>
-          <w:rFonts w:asciiTheme="majorBidi" w:eastAsia="Times New Roman" w:hAnsiTheme="majorBidi" w:cstheme="majorBidi"/>
-          <w:sz w:val="18"/>
-          <w:szCs w:val="18"/>
-          <w:lang w:val="en-MY"/>
-        </w:rPr>
-        <w:t xml:space="preserve"> is then computed as:</w:t>
+        <w:t xml:space="preserve"> that have that label. The score for label lll is then computed as:</w:t>
       </w:r>
       <w:r>
         <w:rPr>
@@ -4911,58 +4383,69 @@
                   </m:r>
                 </m:fName>
                 <m:e>
-                  <m:r>
-                    <w:rPr>
-                      <w:rFonts w:ascii="Cambria Math" w:eastAsia="Times New Roman" w:hAnsi="Cambria Math" w:cstheme="majorBidi"/>
-                      <w:sz w:val="18"/>
-                      <w:szCs w:val="18"/>
-                    </w:rPr>
-                    <m:t>∑</m:t>
-                  </m:r>
+                  <m:nary>
+                    <m:naryPr>
+                      <m:chr m:val="∑"/>
+                      <m:subHide m:val="1"/>
+                      <m:supHide m:val="1"/>
+                      <m:ctrlPr>
+                        <w:rPr>
+                          <w:rFonts w:ascii="Cambria Math" w:eastAsia="Times New Roman" w:hAnsi="Cambria Math" w:cstheme="majorBidi"/>
+                          <w:i/>
+                          <w:sz w:val="18"/>
+                          <w:szCs w:val="18"/>
+                        </w:rPr>
+                      </m:ctrlPr>
+                    </m:naryPr>
+                    <m:sub/>
+                    <m:sup/>
+                    <m:e>
+                      <m:r>
+                        <w:rPr>
+                          <w:rFonts w:ascii="Cambria Math" w:eastAsia="Times New Roman" w:hAnsi="Cambria Math" w:cstheme="majorBidi"/>
+                          <w:sz w:val="18"/>
+                          <w:szCs w:val="18"/>
+                        </w:rPr>
+                        <m:t>O</m:t>
+                      </m:r>
+                      <m:sSup>
+                        <m:sSupPr>
+                          <m:ctrlPr>
+                            <w:rPr>
+                              <w:rFonts w:ascii="Cambria Math" w:eastAsia="Times New Roman" w:hAnsi="Cambria Math" w:cstheme="majorBidi"/>
+                              <w:i/>
+                              <w:sz w:val="18"/>
+                              <w:szCs w:val="18"/>
+                            </w:rPr>
+                          </m:ctrlPr>
+                        </m:sSupPr>
+                        <m:e>
+                          <m:r>
+                            <w:rPr>
+                              <w:rFonts w:ascii="Cambria Math" w:eastAsia="Times New Roman" w:hAnsi="Cambria Math" w:cstheme="majorBidi"/>
+                              <w:sz w:val="18"/>
+                              <w:szCs w:val="18"/>
+                            </w:rPr>
+                            <m:t>i</m:t>
+                          </m:r>
+                        </m:e>
+                        <m:sup>
+                          <m:r>
+                            <w:rPr>
+                              <w:rFonts w:ascii="Cambria Math" w:eastAsia="Times New Roman" w:hAnsi="Cambria Math" w:cstheme="majorBidi"/>
+                              <w:sz w:val="18"/>
+                              <w:szCs w:val="18"/>
+                            </w:rPr>
+                            <m:t>2</m:t>
+                          </m:r>
+                        </m:sup>
+                      </m:sSup>
+                    </m:e>
+                  </m:nary>
                 </m:e>
               </m:func>
             </m:e>
           </m:func>
-          <m:r>
-            <w:rPr>
-              <w:rFonts w:ascii="Cambria Math" w:eastAsia="Times New Roman" w:hAnsi="Cambria Math" w:cstheme="majorBidi"/>
-              <w:sz w:val="18"/>
-              <w:szCs w:val="18"/>
-            </w:rPr>
-            <m:t>O</m:t>
-          </m:r>
-          <m:sSup>
-            <m:sSupPr>
-              <m:ctrlPr>
-                <w:rPr>
-                  <w:rFonts w:ascii="Cambria Math" w:eastAsia="Times New Roman" w:hAnsi="Cambria Math" w:cstheme="majorBidi"/>
-                  <w:i/>
-                  <w:sz w:val="18"/>
-                  <w:szCs w:val="18"/>
-                </w:rPr>
-              </m:ctrlPr>
-            </m:sSupPr>
-            <m:e>
-              <m:r>
-                <w:rPr>
-                  <w:rFonts w:ascii="Cambria Math" w:eastAsia="Times New Roman" w:hAnsi="Cambria Math" w:cstheme="majorBidi"/>
-                  <w:sz w:val="18"/>
-                  <w:szCs w:val="18"/>
-                </w:rPr>
-                <m:t>i</m:t>
-              </m:r>
-            </m:e>
-            <m:sup>
-              <m:r>
-                <w:rPr>
-                  <w:rFonts w:ascii="Cambria Math" w:eastAsia="Times New Roman" w:hAnsi="Cambria Math" w:cstheme="majorBidi"/>
-                  <w:sz w:val="18"/>
-                  <w:szCs w:val="18"/>
-                </w:rPr>
-                <m:t>2</m:t>
-              </m:r>
-            </m:sup>
-          </m:sSup>
         </m:oMath>
       </m:oMathPara>
     </w:p>
@@ -4981,20 +4464,12 @@
       <w:r>
         <w:rPr>
           <w:rStyle w:val="Heading3Char"/>
-          <w:sz w:val="18"/>
-          <w:szCs w:val="18"/>
-        </w:rPr>
-        <w:t>HTM Classifier</w:t>
-      </w:r>
-      <w:r>
-        <w:rPr>
-          <w:rStyle w:val="Heading3Char"/>
           <w:b w:val="0"/>
           <w:bCs w:val="0"/>
           <w:sz w:val="18"/>
           <w:szCs w:val="18"/>
         </w:rPr>
-        <w:t>:</w:t>
+        <w:t>HTM Classifier:</w:t>
       </w:r>
       <w:r>
         <w:rPr>
@@ -5010,43 +4485,15 @@
           <w:sz w:val="18"/>
           <w:szCs w:val="18"/>
         </w:rPr>
-        <w:t xml:space="preserve">The </w:t>
-      </w:r>
-      <w:proofErr w:type="spellStart"/>
+        <w:t>The MyHtmClassifier</w:t>
+      </w:r>
       <w:r>
         <w:rPr>
           <w:rFonts w:asciiTheme="majorBidi" w:eastAsia="Times New Roman" w:hAnsiTheme="majorBidi" w:cstheme="majorBidi"/>
           <w:sz w:val="18"/>
           <w:szCs w:val="18"/>
         </w:rPr>
-        <w:t>MyHtmClassifier</w:t>
-      </w:r>
-      <w:proofErr w:type="spellEnd"/>
-      <w:r>
-        <w:rPr>
-          <w:rFonts w:asciiTheme="majorBidi" w:eastAsia="Times New Roman" w:hAnsiTheme="majorBidi" w:cstheme="majorBidi"/>
-          <w:sz w:val="18"/>
-          <w:szCs w:val="18"/>
-        </w:rPr>
-        <w:t xml:space="preserve"> class (part of the </w:t>
-      </w:r>
-      <w:proofErr w:type="spellStart"/>
-      <w:r>
-        <w:rPr>
-          <w:rFonts w:asciiTheme="majorBidi" w:eastAsia="Times New Roman" w:hAnsiTheme="majorBidi" w:cstheme="majorBidi"/>
-          <w:sz w:val="18"/>
-          <w:szCs w:val="18"/>
-        </w:rPr>
-        <w:t>HTMClassifier</w:t>
-      </w:r>
-      <w:proofErr w:type="spellEnd"/>
-      <w:r>
-        <w:rPr>
-          <w:rFonts w:asciiTheme="majorBidi" w:eastAsia="Times New Roman" w:hAnsiTheme="majorBidi" w:cstheme="majorBidi"/>
-          <w:sz w:val="18"/>
-          <w:szCs w:val="18"/>
-        </w:rPr>
-        <w:t xml:space="preserve"> module) learns by storing both the SDR and the original image vector. During testing, it reconstructs the image using a weighted average of the original inputs from the most similar training examples:</w:t>
+        <w:t xml:space="preserve"> class (part of the HTMClassifier module) learns by storing both the SDR and the original image vector. During testing, it reconstructs the image using a weighted average of the original inputs from the most similar training examples:</w:t>
       </w:r>
     </w:p>
     <w:tbl>
@@ -5081,98 +4528,8 @@
                 <w:sz w:val="18"/>
                 <w:szCs w:val="18"/>
               </w:rPr>
-              <w:t xml:space="preserve">// Inside </w:t>
+              <w:t>// Inside MyHtmClassifier.Learn(key, activeCells, originalInput)</w:t>
             </w:r>
-            <w:proofErr w:type="spellStart"/>
-            <w:r>
-              <w:rPr>
-                <w:rFonts w:asciiTheme="majorBidi" w:eastAsia="Consolas" w:hAnsiTheme="majorBidi" w:cstheme="majorBidi"/>
-                <w:sz w:val="18"/>
-                <w:szCs w:val="18"/>
-              </w:rPr>
-              <w:t>MyHtmClassifier.Learn</w:t>
-            </w:r>
-            <w:proofErr w:type="spellEnd"/>
-            <w:r>
-              <w:rPr>
-                <w:rFonts w:asciiTheme="majorBidi" w:eastAsia="Consolas" w:hAnsiTheme="majorBidi" w:cstheme="majorBidi"/>
-                <w:sz w:val="18"/>
-                <w:szCs w:val="18"/>
-              </w:rPr>
-              <w:t xml:space="preserve">(key, </w:t>
-            </w:r>
-            <w:proofErr w:type="spellStart"/>
-            <w:r>
-              <w:rPr>
-                <w:rFonts w:asciiTheme="majorBidi" w:eastAsia="Consolas" w:hAnsiTheme="majorBidi" w:cstheme="majorBidi"/>
-                <w:sz w:val="18"/>
-                <w:szCs w:val="18"/>
-              </w:rPr>
-              <w:t>activeCells</w:t>
-            </w:r>
-            <w:proofErr w:type="spellEnd"/>
-            <w:r>
-              <w:rPr>
-                <w:rFonts w:asciiTheme="majorBidi" w:eastAsia="Consolas" w:hAnsiTheme="majorBidi" w:cstheme="majorBidi"/>
-                <w:sz w:val="18"/>
-                <w:szCs w:val="18"/>
-              </w:rPr>
-              <w:t xml:space="preserve">, </w:t>
-            </w:r>
-            <w:proofErr w:type="spellStart"/>
-            <w:r>
-              <w:rPr>
-                <w:rFonts w:asciiTheme="majorBidi" w:eastAsia="Consolas" w:hAnsiTheme="majorBidi" w:cstheme="majorBidi"/>
-                <w:sz w:val="18"/>
-                <w:szCs w:val="18"/>
-              </w:rPr>
-              <w:t>originalInput</w:t>
-            </w:r>
-            <w:proofErr w:type="spellEnd"/>
-            <w:r>
-              <w:rPr>
-                <w:rFonts w:asciiTheme="majorBidi" w:eastAsia="Consolas" w:hAnsiTheme="majorBidi" w:cstheme="majorBidi"/>
-                <w:sz w:val="18"/>
-                <w:szCs w:val="18"/>
-              </w:rPr>
-              <w:t>)</w:t>
-            </w:r>
-            <w:r>
-              <w:rPr>
-                <w:rFonts w:asciiTheme="majorBidi" w:hAnsiTheme="majorBidi" w:cstheme="majorBidi"/>
-                <w:sz w:val="18"/>
-                <w:szCs w:val="18"/>
-              </w:rPr>
-              <w:br/>
-            </w:r>
-            <w:proofErr w:type="spellStart"/>
-            <w:r>
-              <w:rPr>
-                <w:rFonts w:asciiTheme="majorBidi" w:eastAsia="Consolas" w:hAnsiTheme="majorBidi" w:cstheme="majorBidi"/>
-                <w:sz w:val="18"/>
-                <w:szCs w:val="18"/>
-              </w:rPr>
-              <w:t>trainingExamples.Add</w:t>
-            </w:r>
-            <w:proofErr w:type="spellEnd"/>
-            <w:r>
-              <w:rPr>
-                <w:rFonts w:asciiTheme="majorBidi" w:eastAsia="Consolas" w:hAnsiTheme="majorBidi" w:cstheme="majorBidi"/>
-                <w:sz w:val="18"/>
-                <w:szCs w:val="18"/>
-              </w:rPr>
-              <w:t xml:space="preserve">(new </w:t>
-            </w:r>
-            <w:proofErr w:type="spellStart"/>
-            <w:r>
-              <w:rPr>
-                <w:rFonts w:asciiTheme="majorBidi" w:eastAsia="Consolas" w:hAnsiTheme="majorBidi" w:cstheme="majorBidi"/>
-                <w:sz w:val="18"/>
-                <w:szCs w:val="18"/>
-              </w:rPr>
-              <w:t>TrainingExample</w:t>
-            </w:r>
-            <w:proofErr w:type="spellEnd"/>
             <w:r>
               <w:rPr>
                 <w:rFonts w:asciiTheme="majorBidi" w:hAnsiTheme="majorBidi" w:cstheme="majorBidi"/>
@@ -5187,6 +4544,22 @@
                 <w:sz w:val="18"/>
                 <w:szCs w:val="18"/>
               </w:rPr>
+              <w:t>trainingExamples.Add(new TrainingExample</w:t>
+            </w:r>
+            <w:r>
+              <w:rPr>
+                <w:rFonts w:asciiTheme="majorBidi" w:hAnsiTheme="majorBidi" w:cstheme="majorBidi"/>
+                <w:sz w:val="18"/>
+                <w:szCs w:val="18"/>
+              </w:rPr>
+              <w:br/>
+            </w:r>
+            <w:r>
+              <w:rPr>
+                <w:rFonts w:asciiTheme="majorBidi" w:eastAsia="Consolas" w:hAnsiTheme="majorBidi" w:cstheme="majorBidi"/>
+                <w:sz w:val="18"/>
+                <w:szCs w:val="18"/>
+              </w:rPr>
               <w:t>{</w:t>
             </w:r>
             <w:r>
@@ -5219,25 +4592,7 @@
                 <w:sz w:val="18"/>
                 <w:szCs w:val="18"/>
               </w:rPr>
-              <w:t xml:space="preserve">    SDR = new HashSet&lt;int&gt;(</w:t>
-            </w:r>
-            <w:proofErr w:type="spellStart"/>
-            <w:r>
-              <w:rPr>
-                <w:rFonts w:asciiTheme="majorBidi" w:eastAsia="Consolas" w:hAnsiTheme="majorBidi" w:cstheme="majorBidi"/>
-                <w:sz w:val="18"/>
-                <w:szCs w:val="18"/>
-              </w:rPr>
-              <w:t>activeCells</w:t>
-            </w:r>
-            <w:proofErr w:type="spellEnd"/>
-            <w:r>
-              <w:rPr>
-                <w:rFonts w:asciiTheme="majorBidi" w:eastAsia="Consolas" w:hAnsiTheme="majorBidi" w:cstheme="majorBidi"/>
-                <w:sz w:val="18"/>
-                <w:szCs w:val="18"/>
-              </w:rPr>
-              <w:t>),</w:t>
+              <w:t xml:space="preserve">    SDR = new HashSet&lt;int&gt;(activeCells),</w:t>
             </w:r>
             <w:r>
               <w:rPr>
@@ -5253,36 +4608,8 @@
                 <w:sz w:val="18"/>
                 <w:szCs w:val="18"/>
               </w:rPr>
-              <w:t xml:space="preserve">    </w:t>
+              <w:t xml:space="preserve">    OriginalInput = originalInput</w:t>
             </w:r>
-            <w:proofErr w:type="spellStart"/>
-            <w:r>
-              <w:rPr>
-                <w:rFonts w:asciiTheme="majorBidi" w:eastAsia="Consolas" w:hAnsiTheme="majorBidi" w:cstheme="majorBidi"/>
-                <w:sz w:val="18"/>
-                <w:szCs w:val="18"/>
-              </w:rPr>
-              <w:t>OriginalInput</w:t>
-            </w:r>
-            <w:proofErr w:type="spellEnd"/>
-            <w:r>
-              <w:rPr>
-                <w:rFonts w:asciiTheme="majorBidi" w:eastAsia="Consolas" w:hAnsiTheme="majorBidi" w:cstheme="majorBidi"/>
-                <w:sz w:val="18"/>
-                <w:szCs w:val="18"/>
-              </w:rPr>
-              <w:t xml:space="preserve"> = </w:t>
-            </w:r>
-            <w:proofErr w:type="spellStart"/>
-            <w:r>
-              <w:rPr>
-                <w:rFonts w:asciiTheme="majorBidi" w:eastAsia="Consolas" w:hAnsiTheme="majorBidi" w:cstheme="majorBidi"/>
-                <w:sz w:val="18"/>
-                <w:szCs w:val="18"/>
-              </w:rPr>
-              <w:t>originalInput</w:t>
-            </w:r>
-            <w:proofErr w:type="spellEnd"/>
             <w:r>
               <w:rPr>
                 <w:rFonts w:asciiTheme="majorBidi" w:hAnsiTheme="majorBidi" w:cstheme="majorBidi"/>
@@ -5336,40 +4663,23 @@
         </w:rPr>
         <w:t xml:space="preserve">. </w:t>
       </w:r>
-      <w:proofErr w:type="spellStart"/>
-      <w:r>
-        <w:rPr>
-          <w:rFonts w:ascii="Times New Roman" w:eastAsia="Times New Roman" w:hAnsi="Times New Roman" w:cs="Times New Roman"/>
-          <w:sz w:val="18"/>
-          <w:szCs w:val="18"/>
-        </w:rPr>
-        <w:t>Htm</w:t>
-      </w:r>
-      <w:r>
-        <w:rPr>
-          <w:rFonts w:ascii="Times New Roman" w:eastAsia="Times New Roman" w:hAnsi="Times New Roman" w:cs="Times New Roman"/>
-          <w:sz w:val="18"/>
-          <w:szCs w:val="18"/>
-        </w:rPr>
-        <w:t>Classifier</w:t>
-      </w:r>
-      <w:r>
-        <w:rPr>
-          <w:rFonts w:ascii="Times New Roman" w:eastAsia="Times New Roman" w:hAnsi="Times New Roman" w:cs="Times New Roman"/>
-          <w:sz w:val="18"/>
-          <w:szCs w:val="18"/>
-        </w:rPr>
-        <w:t>.cs</w:t>
-      </w:r>
-      <w:proofErr w:type="spellEnd"/>
+      <w:hyperlink r:id="rId23" w:history="1">
+        <w:r>
+          <w:rPr>
+            <w:rStyle w:val="Hyperlink"/>
+            <w:rFonts w:ascii="Times New Roman" w:eastAsia="Times New Roman" w:hAnsi="Times New Roman" w:cs="Times New Roman"/>
+            <w:sz w:val="18"/>
+            <w:szCs w:val="18"/>
+          </w:rPr>
+          <w:t>HtmClassifier.cs</w:t>
+        </w:r>
+      </w:hyperlink>
     </w:p>
     <w:p>
       <w:pPr>
         <w:spacing w:before="240" w:after="240" w:line="276" w:lineRule="auto"/>
         <w:rPr>
-          <w:rFonts w:asciiTheme="majorBidi" w:hAnsiTheme="majorBidi" w:cstheme="majorBidi"/>
-          <w:b/>
-          <w:bCs/>
+          <w:rFonts w:asciiTheme="majorBidi" w:eastAsia="Times New Roman" w:hAnsiTheme="majorBidi" w:cstheme="majorBidi"/>
           <w:sz w:val="18"/>
           <w:szCs w:val="18"/>
         </w:rPr>
@@ -5426,14 +4736,18 @@
         </w:rPr>
         <w:t xml:space="preserve"> </w:t>
       </w:r>
-      <w:r>
-        <w:rPr>
-          <w:rFonts w:asciiTheme="majorBidi" w:eastAsia="Times New Roman" w:hAnsiTheme="majorBidi" w:cstheme="majorBidi"/>
-          <w:sz w:val="18"/>
-          <w:szCs w:val="18"/>
-        </w:rPr>
-        <w:br/>
-      </w:r>
+    </w:p>
+    <w:p>
+      <w:pPr>
+        <w:spacing w:before="240" w:after="240" w:line="276" w:lineRule="auto"/>
+        <w:rPr>
+          <w:rFonts w:asciiTheme="majorBidi" w:hAnsiTheme="majorBidi" w:cstheme="majorBidi"/>
+          <w:b/>
+          <w:bCs/>
+          <w:sz w:val="18"/>
+          <w:szCs w:val="18"/>
+        </w:rPr>
+      </w:pPr>
       <m:oMathPara>
         <m:oMath>
           <m:acc>
@@ -5504,12 +4818,10 @@
               <w:sz w:val="18"/>
               <w:szCs w:val="18"/>
             </w:rPr>
-            <m:t xml:space="preserve">= </m:t>
+            <m:t>=</m:t>
           </m:r>
-          <m:d>
-            <m:dPr>
-              <m:begChr m:val="{"/>
-              <m:endChr m:val="}"/>
+          <m:f>
+            <m:fPr>
               <m:ctrlPr>
                 <w:rPr>
                   <w:rFonts w:ascii="Cambria Math" w:eastAsia="Times New Roman" w:hAnsi="Cambria Math" w:cstheme="majorBidi"/>
@@ -5518,8 +4830,8 @@
                   <w:szCs w:val="18"/>
                 </w:rPr>
               </m:ctrlPr>
-            </m:dPr>
-            <m:e>
+            </m:fPr>
+            <m:num>
               <m:nary>
                 <m:naryPr>
                   <m:chr m:val="∑"/>
@@ -5725,30 +5037,8 @@
                   </m:d>
                 </m:sub>
               </m:sSub>
-            </m:e>
-          </m:d>
-          <m:r>
-            <w:rPr>
-              <w:rFonts w:ascii="Cambria Math" w:eastAsia="Times New Roman" w:hAnsi="Cambria Math" w:cstheme="majorBidi"/>
-              <w:sz w:val="18"/>
-              <w:szCs w:val="18"/>
-            </w:rPr>
-            <m:t>\</m:t>
-          </m:r>
-          <m:d>
-            <m:dPr>
-              <m:begChr m:val="{"/>
-              <m:endChr m:val="}"/>
-              <m:ctrlPr>
-                <w:rPr>
-                  <w:rFonts w:ascii="Cambria Math" w:eastAsia="Times New Roman" w:hAnsi="Cambria Math" w:cstheme="majorBidi"/>
-                  <w:i/>
-                  <w:sz w:val="18"/>
-                  <w:szCs w:val="18"/>
-                </w:rPr>
-              </m:ctrlPr>
-            </m:dPr>
-            <m:e>
+            </m:num>
+            <m:den>
               <m:nary>
                 <m:naryPr>
                   <m:chr m:val="∑"/>
@@ -5898,8 +5188,8 @@
                   </m:sSup>
                 </m:e>
               </m:nary>
-            </m:e>
-          </m:d>
+            </m:den>
+          </m:f>
         </m:oMath>
       </m:oMathPara>
     </w:p>
@@ -6240,30 +5530,20 @@
       </w:pPr>
       <w:r>
         <w:rPr>
-          <w:sz w:val="18"/>
-          <w:szCs w:val="18"/>
-        </w:rPr>
-        <w:t>1.</w:t>
-      </w:r>
-      <w:r>
-        <w:rPr>
-          <w:sz w:val="18"/>
-          <w:szCs w:val="18"/>
-        </w:rPr>
-        <w:t>Overlap Computation:</w:t>
-      </w:r>
-    </w:p>
-    <w:p>
-      <w:pPr>
-        <w:pStyle w:val="Heading2"/>
-        <w:jc w:val="both"/>
-        <w:rPr>
           <w:b w:val="0"/>
           <w:bCs w:val="0"/>
           <w:sz w:val="18"/>
           <w:szCs w:val="18"/>
         </w:rPr>
-      </w:pPr>
+        <w:t>Overlap Computation:</w:t>
+      </w:r>
+      <w:r>
+        <w:rPr>
+          <w:sz w:val="18"/>
+          <w:szCs w:val="18"/>
+        </w:rPr>
+        <w:t xml:space="preserve"> </w:t>
+      </w:r>
       <w:r>
         <w:rPr>
           <w:b w:val="0"/>
@@ -6376,36 +5656,23 @@
       <w:pPr>
         <w:pStyle w:val="Heading2"/>
         <w:rPr>
+          <w:sz w:val="20"/>
+        </w:rPr>
+      </w:pPr>
+      <w:r>
+        <w:rPr>
+          <w:rStyle w:val="Heading3Char"/>
+        </w:rPr>
+        <w:t>Weighted Contribution via Squaring:</w:t>
+      </w:r>
+      <w:r>
+        <w:rPr>
           <w:rStyle w:val="Heading3Char"/>
           <w:b/>
           <w:bCs/>
         </w:rPr>
-      </w:pPr>
-      <w:r>
-        <w:rPr>
-          <w:rStyle w:val="Heading3Char"/>
-          <w:b/>
-          <w:bCs/>
-        </w:rPr>
-        <w:t>2.</w:t>
-      </w:r>
-      <w:r>
-        <w:rPr>
-          <w:rStyle w:val="Heading3Char"/>
-          <w:b/>
-          <w:bCs/>
-        </w:rPr>
-        <w:t xml:space="preserve"> Weighted Contribution via Squaring:</w:t>
-      </w:r>
-    </w:p>
-    <w:p>
-      <w:pPr>
-        <w:pStyle w:val="Heading2"/>
-        <w:jc w:val="both"/>
-        <w:rPr>
-          <w:sz w:val="20"/>
-        </w:rPr>
-      </w:pPr>
+        <w:t xml:space="preserve"> </w:t>
+      </w:r>
       <w:r>
         <w:rPr>
           <w:b w:val="0"/>
@@ -6491,9 +5758,6 @@
           </m:sSupPr>
           <m:e>
             <m:r>
-              <m:rPr>
-                <m:sty m:val="bi"/>
-              </m:rPr>
               <w:rPr>
                 <w:rFonts w:ascii="Cambria Math" w:hAnsi="Cambria Math"/>
                 <w:sz w:val="18"/>
@@ -6504,9 +5768,6 @@
           </m:e>
           <m:sup>
             <m:r>
-              <m:rPr>
-                <m:sty m:val="bi"/>
-              </m:rPr>
               <w:rPr>
                 <w:rFonts w:ascii="Cambria Math" w:hAnsi="Cambria Math"/>
                 <w:sz w:val="18"/>
@@ -6517,9 +5778,6 @@
           </m:sup>
         </m:sSup>
         <m:r>
-          <m:rPr>
-            <m:sty m:val="bi"/>
-          </m:rPr>
           <w:rPr>
             <w:rFonts w:ascii="Cambria Math" w:hAnsi="Cambria Math"/>
             <w:sz w:val="18"/>
@@ -6554,9 +5812,6 @@
           </m:sSupPr>
           <m:e>
             <m:r>
-              <m:rPr>
-                <m:sty m:val="bi"/>
-              </m:rPr>
               <w:rPr>
                 <w:rFonts w:ascii="Cambria Math" w:hAnsi="Cambria Math"/>
                 <w:sz w:val="18"/>
@@ -6567,9 +5822,6 @@
           </m:e>
           <m:sup>
             <m:r>
-              <m:rPr>
-                <m:sty m:val="bi"/>
-              </m:rPr>
               <w:rPr>
                 <w:rFonts w:ascii="Cambria Math" w:hAnsi="Cambria Math"/>
                 <w:sz w:val="18"/>
@@ -6580,9 +5832,6 @@
           </m:sup>
         </m:sSup>
         <m:r>
-          <m:rPr>
-            <m:sty m:val="bi"/>
-          </m:rPr>
           <w:rPr>
             <w:rFonts w:ascii="Cambria Math" w:hAnsi="Cambria Math"/>
             <w:sz w:val="18"/>
@@ -6604,31 +5853,26 @@
     <w:p>
       <w:pPr>
         <w:rPr>
+          <w:rFonts w:asciiTheme="majorBidi" w:hAnsiTheme="majorBidi" w:cstheme="majorBidi"/>
+          <w:b/>
+          <w:bCs/>
+          <w:sz w:val="20"/>
+        </w:rPr>
+      </w:pPr>
+      <w:r>
+        <w:rPr>
           <w:rStyle w:val="Heading3Char"/>
-        </w:rPr>
-      </w:pPr>
+          <w:b w:val="0"/>
+          <w:bCs w:val="0"/>
+        </w:rPr>
+        <w:t>Weighted Average Calculation:</w:t>
+      </w:r>
       <w:r>
         <w:rPr>
           <w:rStyle w:val="Heading3Char"/>
         </w:rPr>
-        <w:t xml:space="preserve">3. </w:t>
-      </w:r>
-      <w:r>
-        <w:rPr>
-          <w:rStyle w:val="Heading3Char"/>
-        </w:rPr>
-        <w:t>Weighted Average Calculation:</w:t>
-      </w:r>
-    </w:p>
-    <w:p>
-      <w:pPr>
-        <w:jc w:val="both"/>
-        <w:rPr>
-          <w:rFonts w:asciiTheme="majorBidi" w:eastAsia="Times New Roman" w:hAnsiTheme="majorBidi" w:cstheme="majorBidi"/>
-          <w:sz w:val="18"/>
-          <w:szCs w:val="18"/>
-        </w:rPr>
-      </w:pPr>
+        <w:t xml:space="preserve"> </w:t>
+      </w:r>
       <w:r>
         <w:rPr>
           <w:rFonts w:asciiTheme="majorBidi" w:eastAsia="Times New Roman" w:hAnsiTheme="majorBidi" w:cstheme="majorBidi"/>
@@ -6844,7 +6088,6 @@
           </m:sub>
         </m:sSub>
       </m:oMath>
-      <w:proofErr w:type="gramStart"/>
       <w:r>
         <w:rPr>
           <w:rFonts w:asciiTheme="majorBidi" w:eastAsia="Times New Roman" w:hAnsiTheme="majorBidi" w:cstheme="majorBidi"/>
@@ -6859,17 +6102,8 @@
           <w:sz w:val="18"/>
           <w:szCs w:val="18"/>
         </w:rPr>
-        <w:t xml:space="preserve"> </w:t>
-      </w:r>
-      <w:r>
-        <w:rPr>
-          <w:rFonts w:asciiTheme="majorBidi" w:eastAsia="Times New Roman" w:hAnsiTheme="majorBidi" w:cstheme="majorBidi"/>
-          <w:sz w:val="18"/>
-          <w:szCs w:val="18"/>
-        </w:rPr>
         <w:t>,</w:t>
       </w:r>
-      <w:proofErr w:type="gramEnd"/>
       <w:r>
         <w:rPr>
           <w:rFonts w:asciiTheme="majorBidi" w:eastAsia="Times New Roman" w:hAnsiTheme="majorBidi" w:cstheme="majorBidi"/>
@@ -7239,31 +6473,27 @@
     <w:p>
       <w:pPr>
         <w:rPr>
+          <w:rFonts w:asciiTheme="majorBidi" w:hAnsiTheme="majorBidi" w:cstheme="majorBidi"/>
+          <w:b/>
+          <w:bCs/>
+          <w:sz w:val="20"/>
+        </w:rPr>
+      </w:pPr>
+      <w:r>
+        <w:rPr>
           <w:rStyle w:val="Heading3Char"/>
-        </w:rPr>
-      </w:pPr>
+          <w:b w:val="0"/>
+          <w:bCs w:val="0"/>
+        </w:rPr>
+        <w:lastRenderedPageBreak/>
+        <w:t>Reconstruction Outcome:</w:t>
+      </w:r>
       <w:r>
         <w:rPr>
           <w:rStyle w:val="Heading3Char"/>
         </w:rPr>
-        <w:t xml:space="preserve">4. </w:t>
-      </w:r>
-      <w:r>
-        <w:rPr>
-          <w:rStyle w:val="Heading3Char"/>
-        </w:rPr>
-        <w:t>Reconstruction Outcome:</w:t>
-      </w:r>
-    </w:p>
-    <w:p>
-      <w:pPr>
-        <w:jc w:val="both"/>
-        <w:rPr>
-          <w:rFonts w:asciiTheme="majorBidi" w:eastAsia="Times New Roman" w:hAnsiTheme="majorBidi" w:cstheme="majorBidi"/>
-          <w:sz w:val="18"/>
-          <w:szCs w:val="18"/>
-        </w:rPr>
-      </w:pPr>
+        <w:t xml:space="preserve"> </w:t>
+      </w:r>
       <w:r>
         <w:rPr>
           <w:rFonts w:asciiTheme="majorBidi" w:eastAsia="Times New Roman" w:hAnsiTheme="majorBidi" w:cstheme="majorBidi"/>
@@ -7585,28 +6815,22 @@
       <w:r>
         <w:rPr>
           <w:rFonts w:eastAsia="Times New Roman"/>
-        </w:rPr>
-        <w:t xml:space="preserve">5. </w:t>
+          <w:b w:val="0"/>
+          <w:bCs w:val="0"/>
+        </w:rPr>
+        <w:t>Rationale for the Formula:</w:t>
       </w:r>
       <w:r>
         <w:rPr>
           <w:rFonts w:eastAsia="Times New Roman"/>
         </w:rPr>
-        <w:t>Rationale for the Formula:</w:t>
-      </w:r>
-    </w:p>
-    <w:p>
-      <w:pPr>
-        <w:jc w:val="both"/>
-        <w:rPr>
-          <w:rFonts w:asciiTheme="majorBidi" w:eastAsia="Times New Roman" w:hAnsiTheme="majorBidi" w:cstheme="majorBidi"/>
-          <w:sz w:val="18"/>
-          <w:szCs w:val="18"/>
-        </w:rPr>
-      </w:pPr>
-      <w:r>
-        <w:rPr>
-          <w:rFonts w:asciiTheme="majorBidi" w:eastAsia="Times New Roman" w:hAnsiTheme="majorBidi" w:cstheme="majorBidi"/>
+        <w:t xml:space="preserve"> </w:t>
+      </w:r>
+      <w:r>
+        <w:rPr>
+          <w:rFonts w:eastAsia="Times New Roman"/>
+          <w:b w:val="0"/>
+          <w:bCs w:val="0"/>
           <w:sz w:val="18"/>
           <w:szCs w:val="18"/>
         </w:rPr>
@@ -7614,7 +6838,9 @@
       </w:r>
       <w:r>
         <w:rPr>
-          <w:rFonts w:ascii="Cambria Math" w:eastAsia="Times New Roman" w:hAnsi="Cambria Math" w:cstheme="majorBidi"/>
+          <w:rFonts w:ascii="Cambria Math" w:eastAsia="Times New Roman" w:hAnsi="Cambria Math"/>
+          <w:b w:val="0"/>
+          <w:bCs w:val="0"/>
           <w:i/>
           <w:sz w:val="18"/>
           <w:szCs w:val="18"/>
@@ -7624,7 +6850,7 @@
       <m:oMath>
         <m:r>
           <w:rPr>
-            <w:rFonts w:ascii="Cambria Math" w:eastAsia="Times New Roman" w:hAnsi="Cambria Math" w:cstheme="majorBidi"/>
+            <w:rFonts w:ascii="Cambria Math" w:eastAsia="Times New Roman" w:hAnsi="Cambria Math"/>
             <w:sz w:val="18"/>
             <w:szCs w:val="18"/>
           </w:rPr>
@@ -7634,7 +6860,9 @@
           <m:sSupPr>
             <m:ctrlPr>
               <w:rPr>
-                <w:rFonts w:ascii="Cambria Math" w:eastAsia="Times New Roman" w:hAnsi="Cambria Math" w:cstheme="majorBidi"/>
+                <w:rFonts w:ascii="Cambria Math" w:eastAsia="Times New Roman" w:hAnsi="Cambria Math"/>
+                <w:b w:val="0"/>
+                <w:bCs w:val="0"/>
                 <w:i/>
                 <w:sz w:val="18"/>
                 <w:szCs w:val="18"/>
@@ -7644,7 +6872,7 @@
           <m:e>
             <m:r>
               <w:rPr>
-                <w:rFonts w:ascii="Cambria Math" w:eastAsia="Times New Roman" w:hAnsi="Cambria Math" w:cstheme="majorBidi"/>
+                <w:rFonts w:ascii="Cambria Math" w:eastAsia="Times New Roman" w:hAnsi="Cambria Math"/>
                 <w:sz w:val="18"/>
                 <w:szCs w:val="18"/>
               </w:rPr>
@@ -7654,7 +6882,7 @@
           <m:sup>
             <m:r>
               <w:rPr>
-                <w:rFonts w:ascii="Cambria Math" w:eastAsia="Times New Roman" w:hAnsi="Cambria Math" w:cstheme="majorBidi"/>
+                <w:rFonts w:ascii="Cambria Math" w:eastAsia="Times New Roman" w:hAnsi="Cambria Math"/>
                 <w:sz w:val="18"/>
                 <w:szCs w:val="18"/>
               </w:rPr>
@@ -7665,7 +6893,9 @@
       </m:oMath>
       <w:r>
         <w:rPr>
-          <w:rFonts w:asciiTheme="majorBidi" w:eastAsia="Times New Roman" w:hAnsiTheme="majorBidi" w:cstheme="majorBidi"/>
+          <w:rFonts w:eastAsia="Times New Roman"/>
+          <w:b w:val="0"/>
+          <w:bCs w:val="0"/>
           <w:sz w:val="18"/>
           <w:szCs w:val="18"/>
         </w:rPr>
@@ -7760,6 +6990,220 @@
         </w:rPr>
         <w:t>During the testing phase, each test image is reconstructed by combining predictions from both classifiers.</w:t>
       </w:r>
+      <w:r>
+        <w:rPr>
+          <w:rFonts w:ascii="Times New Roman" w:eastAsia="Times New Roman" w:hAnsi="Times New Roman" w:cs="Times New Roman"/>
+          <w:sz w:val="18"/>
+          <w:szCs w:val="18"/>
+        </w:rPr>
+        <w:t xml:space="preserve"> </w:t>
+      </w:r>
+      <w:r>
+        <w:rPr>
+          <w:rFonts w:ascii="Times New Roman" w:eastAsia="Times New Roman" w:hAnsi="Times New Roman" w:cs="Times New Roman"/>
+          <w:sz w:val="18"/>
+          <w:szCs w:val="18"/>
+        </w:rPr>
+        <w:t xml:space="preserve">the following flowchart </w:t>
+      </w:r>
+      <w:r>
+        <w:rPr>
+          <w:rFonts w:ascii="Times New Roman" w:eastAsia="Times New Roman" w:hAnsi="Times New Roman" w:cs="Times New Roman"/>
+          <w:i/>
+          <w:iCs/>
+          <w:sz w:val="18"/>
+          <w:szCs w:val="18"/>
+        </w:rPr>
+        <w:t>Figure</w:t>
+      </w:r>
+      <w:r>
+        <w:rPr>
+          <w:rFonts w:ascii="Times New Roman" w:eastAsia="Times New Roman" w:hAnsi="Times New Roman" w:cs="Times New Roman"/>
+          <w:sz w:val="18"/>
+          <w:szCs w:val="18"/>
+        </w:rPr>
+        <w:t xml:space="preserve"> </w:t>
+      </w:r>
+      <w:r>
+        <w:rPr>
+          <w:rFonts w:ascii="Times New Roman" w:eastAsia="Times New Roman" w:hAnsi="Times New Roman" w:cs="Times New Roman"/>
+          <w:sz w:val="18"/>
+          <w:szCs w:val="18"/>
+        </w:rPr>
+        <w:t>6</w:t>
+      </w:r>
+      <w:r>
+        <w:rPr>
+          <w:rFonts w:ascii="Times New Roman" w:eastAsia="Times New Roman" w:hAnsi="Times New Roman" w:cs="Times New Roman"/>
+          <w:sz w:val="18"/>
+          <w:szCs w:val="18"/>
+        </w:rPr>
+        <w:t xml:space="preserve"> illustrates</w:t>
+      </w:r>
+      <w:r>
+        <w:rPr>
+          <w:rFonts w:ascii="Times New Roman" w:eastAsia="Times New Roman" w:hAnsi="Times New Roman" w:cs="Times New Roman"/>
+          <w:sz w:val="18"/>
+          <w:szCs w:val="18"/>
+        </w:rPr>
+        <w:t xml:space="preserve"> the sequential steps involved:</w:t>
+      </w:r>
+    </w:p>
+    <w:p>
+      <w:pPr>
+        <w:spacing w:before="240" w:after="240" w:line="276" w:lineRule="auto"/>
+        <w:jc w:val="both"/>
+        <w:rPr>
+          <w:rFonts w:ascii="Times New Roman" w:eastAsia="Times New Roman" w:hAnsi="Times New Roman" w:cs="Times New Roman"/>
+          <w:sz w:val="18"/>
+          <w:szCs w:val="18"/>
+        </w:rPr>
+      </w:pPr>
+      <w:r>
+        <w:rPr>
+          <w:rFonts w:ascii="Times New Roman" w:eastAsia="Times New Roman" w:hAnsi="Times New Roman" w:cs="Times New Roman"/>
+          <w:noProof/>
+          <w:sz w:val="18"/>
+          <w:szCs w:val="18"/>
+        </w:rPr>
+        <w:drawing>
+          <wp:inline distT="0" distB="0" distL="0" distR="0" wp14:anchorId="4D0D167D" wp14:editId="5E772E82">
+            <wp:extent cx="2743200" cy="3216275"/>
+            <wp:effectExtent l="0" t="0" r="0" b="3175"/>
+            <wp:docPr id="257626355" name="Picture 1"/>
+            <wp:cNvGraphicFramePr>
+              <a:graphicFrameLocks xmlns:a="http://schemas.openxmlformats.org/drawingml/2006/main" noChangeAspect="1"/>
+            </wp:cNvGraphicFramePr>
+            <a:graphic xmlns:a="http://schemas.openxmlformats.org/drawingml/2006/main">
+              <a:graphicData uri="http://schemas.openxmlformats.org/drawingml/2006/picture">
+                <pic:pic xmlns:pic="http://schemas.openxmlformats.org/drawingml/2006/picture">
+                  <pic:nvPicPr>
+                    <pic:cNvPr id="257626355" name="Picture 257626355"/>
+                    <pic:cNvPicPr/>
+                  </pic:nvPicPr>
+                  <pic:blipFill>
+                    <a:blip r:embed="rId24" cstate="print">
+                      <a:extLst>
+                        <a:ext uri="{28A0092B-C50C-407E-A947-70E740481C1C}">
+                          <a14:useLocalDpi xmlns:a14="http://schemas.microsoft.com/office/drawing/2010/main" val="0"/>
+                        </a:ext>
+                      </a:extLst>
+                    </a:blip>
+                    <a:stretch>
+                      <a:fillRect/>
+                    </a:stretch>
+                  </pic:blipFill>
+                  <pic:spPr>
+                    <a:xfrm>
+                      <a:off x="0" y="0"/>
+                      <a:ext cx="2743200" cy="3216275"/>
+                    </a:xfrm>
+                    <a:prstGeom prst="rect">
+                      <a:avLst/>
+                    </a:prstGeom>
+                  </pic:spPr>
+                </pic:pic>
+              </a:graphicData>
+            </a:graphic>
+          </wp:inline>
+        </w:drawing>
+      </w:r>
+    </w:p>
+    <w:p>
+      <w:pPr>
+        <w:spacing w:before="240" w:after="240" w:line="276" w:lineRule="auto"/>
+        <w:rPr>
+          <w:rFonts w:ascii="Times New Roman" w:eastAsia="Times New Roman" w:hAnsi="Times New Roman" w:cs="Times New Roman"/>
+          <w:i/>
+          <w:iCs/>
+          <w:sz w:val="18"/>
+          <w:szCs w:val="18"/>
+        </w:rPr>
+      </w:pPr>
+      <w:r>
+        <w:rPr>
+          <w:rFonts w:ascii="Times New Roman" w:eastAsia="Times New Roman" w:hAnsi="Times New Roman" w:cs="Times New Roman"/>
+          <w:i/>
+          <w:iCs/>
+          <w:sz w:val="18"/>
+          <w:szCs w:val="18"/>
+        </w:rPr>
+        <w:t xml:space="preserve">Figure </w:t>
+      </w:r>
+      <w:r>
+        <w:rPr>
+          <w:rFonts w:ascii="Times New Roman" w:eastAsia="Times New Roman" w:hAnsi="Times New Roman" w:cs="Times New Roman"/>
+          <w:i/>
+          <w:iCs/>
+          <w:sz w:val="18"/>
+          <w:szCs w:val="18"/>
+        </w:rPr>
+        <w:t>6</w:t>
+      </w:r>
+      <w:r>
+        <w:rPr>
+          <w:rFonts w:ascii="Times New Roman" w:eastAsia="Times New Roman" w:hAnsi="Times New Roman" w:cs="Times New Roman"/>
+          <w:i/>
+          <w:iCs/>
+          <w:sz w:val="18"/>
+          <w:szCs w:val="18"/>
+        </w:rPr>
+        <w:t xml:space="preserve">: </w:t>
+      </w:r>
+      <w:r>
+        <w:rPr>
+          <w:rFonts w:ascii="Times New Roman" w:eastAsia="Times New Roman" w:hAnsi="Times New Roman" w:cs="Times New Roman"/>
+          <w:i/>
+          <w:iCs/>
+          <w:sz w:val="18"/>
+          <w:szCs w:val="18"/>
+        </w:rPr>
+        <w:t>Overview of the Image Reconstruction and Fusion Pipeline</w:t>
+      </w:r>
+    </w:p>
+    <w:p>
+      <w:pPr>
+        <w:spacing w:before="240" w:after="240" w:line="276" w:lineRule="auto"/>
+        <w:rPr>
+          <w:rFonts w:ascii="Times New Roman" w:eastAsia="Times New Roman" w:hAnsi="Times New Roman" w:cs="Times New Roman"/>
+          <w:sz w:val="18"/>
+          <w:szCs w:val="18"/>
+        </w:rPr>
+      </w:pPr>
+      <w:r>
+        <w:rPr>
+          <w:rFonts w:ascii="Times New Roman" w:eastAsia="Times New Roman" w:hAnsi="Times New Roman" w:cs="Times New Roman"/>
+          <w:i/>
+          <w:iCs/>
+          <w:sz w:val="18"/>
+          <w:szCs w:val="18"/>
+        </w:rPr>
+        <w:t>Figure</w:t>
+      </w:r>
+      <w:r>
+        <w:rPr>
+          <w:rFonts w:ascii="Times New Roman" w:eastAsia="Times New Roman" w:hAnsi="Times New Roman" w:cs="Times New Roman"/>
+          <w:sz w:val="18"/>
+          <w:szCs w:val="18"/>
+        </w:rPr>
+        <w:t xml:space="preserve"> </w:t>
+      </w:r>
+      <w:r>
+        <w:rPr>
+          <w:rFonts w:ascii="Times New Roman" w:eastAsia="Times New Roman" w:hAnsi="Times New Roman" w:cs="Times New Roman"/>
+          <w:sz w:val="18"/>
+          <w:szCs w:val="18"/>
+        </w:rPr>
+        <w:t xml:space="preserve">6 </w:t>
+      </w:r>
+      <w:r>
+        <w:rPr>
+          <w:rFonts w:ascii="Times New Roman" w:eastAsia="Times New Roman" w:hAnsi="Times New Roman" w:cs="Times New Roman"/>
+          <w:sz w:val="18"/>
+          <w:szCs w:val="18"/>
+        </w:rPr>
+        <w:t>serves as a visual guide to the subsequent detailed explanations of each component in the pipeline.</w:t>
+      </w:r>
     </w:p>
     <w:p>
       <w:pPr>
@@ -7776,7 +7220,6 @@
           <w:sz w:val="22"/>
           <w:szCs w:val="22"/>
         </w:rPr>
-        <w:lastRenderedPageBreak/>
         <w:t>Individual Reconstruction:</w:t>
       </w:r>
     </w:p>
@@ -7798,23 +7241,7 @@
           <w:sz w:val="18"/>
           <w:szCs w:val="18"/>
         </w:rPr>
-        <w:t xml:space="preserve">The HTM classifier generates a reconstructed image by </w:t>
-      </w:r>
-      <w:r>
-        <w:rPr>
-          <w:rFonts w:ascii="Times New Roman" w:eastAsia="Times New Roman" w:hAnsi="Times New Roman" w:cs="Times New Roman"/>
-          <w:sz w:val="18"/>
-          <w:szCs w:val="18"/>
-        </w:rPr>
-        <w:t>weighing</w:t>
-      </w:r>
-      <w:r>
-        <w:rPr>
-          <w:rFonts w:ascii="Times New Roman" w:eastAsia="Times New Roman" w:hAnsi="Times New Roman" w:cs="Times New Roman"/>
-          <w:sz w:val="18"/>
-          <w:szCs w:val="18"/>
-        </w:rPr>
-        <w:t xml:space="preserve"> the original input pixels according to the squared overlap:</w:t>
+        <w:t>The HTM classifier reconstructs an image by computing a weighted sum of the original input pixel values. In this approach, each pixel’s contribution is scaled by the square of the overlap score between the test SDR and a training example’s SDR. This squared overlap acts as a measure of confidence in the pixel’s relevance, emphasizing regions where the test pattern aligns well with a learned pattern:</w:t>
       </w:r>
     </w:p>
     <w:tbl>
@@ -7849,25 +7276,7 @@
                 <w:sz w:val="18"/>
                 <w:szCs w:val="18"/>
               </w:rPr>
-              <w:t xml:space="preserve">// Inside </w:t>
-            </w:r>
-            <w:proofErr w:type="spellStart"/>
-            <w:r>
-              <w:rPr>
-                <w:rFonts w:ascii="Times New Roman" w:eastAsia="Times New Roman" w:hAnsi="Times New Roman" w:cs="Times New Roman"/>
-                <w:sz w:val="18"/>
-                <w:szCs w:val="18"/>
-              </w:rPr>
-              <w:t>MyHtmClassifier.GetPredictedInputValues</w:t>
-            </w:r>
-            <w:proofErr w:type="spellEnd"/>
-            <w:r>
-              <w:rPr>
-                <w:rFonts w:ascii="Times New Roman" w:eastAsia="Times New Roman" w:hAnsi="Times New Roman" w:cs="Times New Roman"/>
-                <w:sz w:val="18"/>
-                <w:szCs w:val="18"/>
-              </w:rPr>
-              <w:t>()</w:t>
+              <w:t>// Inside MyHtmClassifier.GetPredictedInputValues()</w:t>
             </w:r>
             <w:r>
               <w:rPr>
@@ -7882,45 +7291,7 @@
                 <w:sz w:val="18"/>
                 <w:szCs w:val="18"/>
               </w:rPr>
-              <w:t xml:space="preserve">double weight = </w:t>
-            </w:r>
-            <w:proofErr w:type="spellStart"/>
-            <w:r>
-              <w:rPr>
-                <w:rFonts w:ascii="Times New Roman" w:eastAsia="Times New Roman" w:hAnsi="Times New Roman" w:cs="Times New Roman"/>
-                <w:sz w:val="18"/>
-                <w:szCs w:val="18"/>
-              </w:rPr>
-              <w:t>Math.Pow</w:t>
-            </w:r>
-            <w:proofErr w:type="spellEnd"/>
-            <w:r>
-              <w:rPr>
-                <w:rFonts w:ascii="Times New Roman" w:eastAsia="Times New Roman" w:hAnsi="Times New Roman" w:cs="Times New Roman"/>
-                <w:sz w:val="18"/>
-                <w:szCs w:val="18"/>
-              </w:rPr>
-              <w:t>(</w:t>
-            </w:r>
-            <w:proofErr w:type="spellStart"/>
-            <w:proofErr w:type="gramStart"/>
-            <w:r>
-              <w:rPr>
-                <w:rFonts w:ascii="Times New Roman" w:eastAsia="Times New Roman" w:hAnsi="Times New Roman" w:cs="Times New Roman"/>
-                <w:sz w:val="18"/>
-                <w:szCs w:val="18"/>
-              </w:rPr>
-              <w:t>scored.Overlap</w:t>
-            </w:r>
-            <w:proofErr w:type="spellEnd"/>
-            <w:proofErr w:type="gramEnd"/>
-            <w:r>
-              <w:rPr>
-                <w:rFonts w:ascii="Times New Roman" w:eastAsia="Times New Roman" w:hAnsi="Times New Roman" w:cs="Times New Roman"/>
-                <w:sz w:val="18"/>
-                <w:szCs w:val="18"/>
-              </w:rPr>
-              <w:t>, 2);</w:t>
+              <w:t>double weight = Math.Pow(scored.Overlap, 2);</w:t>
             </w:r>
             <w:r>
               <w:rPr>
@@ -7929,77 +7300,13 @@
               </w:rPr>
               <w:br/>
             </w:r>
-            <w:proofErr w:type="spellStart"/>
             <w:r>
               <w:rPr>
                 <w:rFonts w:ascii="Times New Roman" w:eastAsia="Times New Roman" w:hAnsi="Times New Roman" w:cs="Times New Roman"/>
                 <w:sz w:val="18"/>
                 <w:szCs w:val="18"/>
               </w:rPr>
-              <w:t>pixelSums</w:t>
-            </w:r>
-            <w:proofErr w:type="spellEnd"/>
-            <w:r>
-              <w:rPr>
-                <w:rFonts w:ascii="Times New Roman" w:eastAsia="Times New Roman" w:hAnsi="Times New Roman" w:cs="Times New Roman"/>
-                <w:sz w:val="18"/>
-                <w:szCs w:val="18"/>
-              </w:rPr>
-              <w:t>[</w:t>
-            </w:r>
-            <w:proofErr w:type="spellStart"/>
-            <w:r>
-              <w:rPr>
-                <w:rFonts w:ascii="Times New Roman" w:eastAsia="Times New Roman" w:hAnsi="Times New Roman" w:cs="Times New Roman"/>
-                <w:sz w:val="18"/>
-                <w:szCs w:val="18"/>
-              </w:rPr>
-              <w:t>i</w:t>
-            </w:r>
-            <w:proofErr w:type="spellEnd"/>
-            <w:r>
-              <w:rPr>
-                <w:rFonts w:ascii="Times New Roman" w:eastAsia="Times New Roman" w:hAnsi="Times New Roman" w:cs="Times New Roman"/>
-                <w:sz w:val="18"/>
-                <w:szCs w:val="18"/>
-              </w:rPr>
-              <w:t xml:space="preserve">] += </w:t>
-            </w:r>
-            <w:proofErr w:type="spellStart"/>
-            <w:r>
-              <w:rPr>
-                <w:rFonts w:ascii="Times New Roman" w:eastAsia="Times New Roman" w:hAnsi="Times New Roman" w:cs="Times New Roman"/>
-                <w:sz w:val="18"/>
-                <w:szCs w:val="18"/>
-              </w:rPr>
-              <w:t>scored.Example.OriginalInput</w:t>
-            </w:r>
-            <w:proofErr w:type="spellEnd"/>
-            <w:r>
-              <w:rPr>
-                <w:rFonts w:ascii="Times New Roman" w:eastAsia="Times New Roman" w:hAnsi="Times New Roman" w:cs="Times New Roman"/>
-                <w:sz w:val="18"/>
-                <w:szCs w:val="18"/>
-              </w:rPr>
-              <w:t>[</w:t>
-            </w:r>
-            <w:proofErr w:type="spellStart"/>
-            <w:r>
-              <w:rPr>
-                <w:rFonts w:ascii="Times New Roman" w:eastAsia="Times New Roman" w:hAnsi="Times New Roman" w:cs="Times New Roman"/>
-                <w:sz w:val="18"/>
-                <w:szCs w:val="18"/>
-              </w:rPr>
-              <w:t>i</w:t>
-            </w:r>
-            <w:proofErr w:type="spellEnd"/>
-            <w:r>
-              <w:rPr>
-                <w:rFonts w:ascii="Times New Roman" w:eastAsia="Times New Roman" w:hAnsi="Times New Roman" w:cs="Times New Roman"/>
-                <w:sz w:val="18"/>
-                <w:szCs w:val="18"/>
-              </w:rPr>
-              <w:t>] * weight;</w:t>
+              <w:t>pixelSums[i] += scored.Example.OriginalInput[i] * weight;</w:t>
             </w:r>
           </w:p>
         </w:tc>
@@ -8038,32 +7345,17 @@
         </w:rPr>
         <w:t xml:space="preserve">. </w:t>
       </w:r>
-      <w:proofErr w:type="spellStart"/>
-      <w:r>
-        <w:rPr>
-          <w:rFonts w:ascii="Times New Roman" w:eastAsia="Times New Roman" w:hAnsi="Times New Roman" w:cs="Times New Roman"/>
-          <w:sz w:val="18"/>
-          <w:szCs w:val="18"/>
-        </w:rPr>
-        <w:t>Htm</w:t>
-      </w:r>
-      <w:r>
-        <w:rPr>
-          <w:rFonts w:ascii="Times New Roman" w:eastAsia="Times New Roman" w:hAnsi="Times New Roman" w:cs="Times New Roman"/>
-          <w:sz w:val="18"/>
-          <w:szCs w:val="18"/>
-        </w:rPr>
-        <w:t>Classifier</w:t>
-      </w:r>
-      <w:r>
-        <w:rPr>
-          <w:rFonts w:ascii="Times New Roman" w:eastAsia="Times New Roman" w:hAnsi="Times New Roman" w:cs="Times New Roman"/>
-          <w:sz w:val="18"/>
-          <w:szCs w:val="18"/>
-        </w:rPr>
-        <w:t>.cs</w:t>
-      </w:r>
-      <w:proofErr w:type="spellEnd"/>
+      <w:hyperlink r:id="rId25" w:history="1">
+        <w:r>
+          <w:rPr>
+            <w:rStyle w:val="Hyperlink"/>
+            <w:rFonts w:ascii="Times New Roman" w:eastAsia="Times New Roman" w:hAnsi="Times New Roman" w:cs="Times New Roman"/>
+            <w:sz w:val="18"/>
+            <w:szCs w:val="18"/>
+          </w:rPr>
+          <w:t>HtmClassifier.cs</w:t>
+        </w:r>
+      </w:hyperlink>
     </w:p>
     <w:p>
       <w:pPr>
@@ -8081,7 +7373,220 @@
           <w:sz w:val="18"/>
           <w:szCs w:val="18"/>
         </w:rPr>
-        <w:t>In contrast, the KNN classifier retrieves the training image corresponding to the predicted label:</w:t>
+        <w:t xml:space="preserve">To visually illustrate the reconstruction capability of the HTM classifier, Figure </w:t>
+      </w:r>
+      <w:r>
+        <w:rPr>
+          <w:rFonts w:ascii="Times New Roman" w:eastAsia="Times New Roman" w:hAnsi="Times New Roman" w:cs="Times New Roman"/>
+          <w:sz w:val="18"/>
+          <w:szCs w:val="18"/>
+        </w:rPr>
+        <w:t>7</w:t>
+      </w:r>
+      <w:r>
+        <w:rPr>
+          <w:rFonts w:ascii="Times New Roman" w:eastAsia="Times New Roman" w:hAnsi="Times New Roman" w:cs="Times New Roman"/>
+          <w:sz w:val="18"/>
+          <w:szCs w:val="18"/>
+        </w:rPr>
+        <w:t xml:space="preserve"> below</w:t>
+      </w:r>
+      <w:r>
+        <w:rPr>
+          <w:rFonts w:ascii="Times New Roman" w:eastAsia="Times New Roman" w:hAnsi="Times New Roman" w:cs="Times New Roman"/>
+          <w:sz w:val="18"/>
+          <w:szCs w:val="18"/>
+        </w:rPr>
+        <w:t xml:space="preserve"> presents a comparison between the original binary image and its HTM-based reconstruction.</w:t>
+      </w:r>
+    </w:p>
+    <w:p>
+      <w:pPr>
+        <w:spacing w:before="240" w:after="240" w:line="276" w:lineRule="auto"/>
+        <w:jc w:val="both"/>
+        <w:rPr>
+          <w:rFonts w:ascii="Times New Roman" w:eastAsia="Times New Roman" w:hAnsi="Times New Roman" w:cs="Times New Roman"/>
+          <w:sz w:val="18"/>
+          <w:szCs w:val="18"/>
+        </w:rPr>
+      </w:pPr>
+      <w:r>
+        <w:rPr>
+          <w:rFonts w:ascii="Times New Roman" w:eastAsia="Times New Roman" w:hAnsi="Times New Roman" w:cs="Times New Roman"/>
+          <w:noProof/>
+          <w:sz w:val="18"/>
+          <w:szCs w:val="18"/>
+        </w:rPr>
+        <w:drawing>
+          <wp:anchor distT="0" distB="0" distL="114300" distR="114300" simplePos="0" relativeHeight="251658240" behindDoc="0" locked="0" layoutInCell="1" allowOverlap="1" wp14:anchorId="514631A5" wp14:editId="0D828AA3">
+            <wp:simplePos x="0" y="0"/>
+            <wp:positionH relativeFrom="margin">
+              <wp:align>right</wp:align>
+            </wp:positionH>
+            <wp:positionV relativeFrom="paragraph">
+              <wp:posOffset>-4445</wp:posOffset>
+            </wp:positionV>
+            <wp:extent cx="2743200" cy="2143125"/>
+            <wp:effectExtent l="0" t="0" r="0" b="9525"/>
+            <wp:wrapSquare wrapText="bothSides"/>
+            <wp:docPr id="2119774417" name="Picture 1"/>
+            <wp:cNvGraphicFramePr>
+              <a:graphicFrameLocks xmlns:a="http://schemas.openxmlformats.org/drawingml/2006/main" noChangeAspect="1"/>
+            </wp:cNvGraphicFramePr>
+            <a:graphic xmlns:a="http://schemas.openxmlformats.org/drawingml/2006/main">
+              <a:graphicData uri="http://schemas.openxmlformats.org/drawingml/2006/picture">
+                <pic:pic xmlns:pic="http://schemas.openxmlformats.org/drawingml/2006/picture">
+                  <pic:nvPicPr>
+                    <pic:cNvPr id="2119774417" name="Picture 2119774417"/>
+                    <pic:cNvPicPr/>
+                  </pic:nvPicPr>
+                  <pic:blipFill>
+                    <a:blip r:embed="rId26">
+                      <a:extLst>
+                        <a:ext uri="{28A0092B-C50C-407E-A947-70E740481C1C}">
+                          <a14:useLocalDpi xmlns:a14="http://schemas.microsoft.com/office/drawing/2010/main" val="0"/>
+                        </a:ext>
+                      </a:extLst>
+                    </a:blip>
+                    <a:stretch>
+                      <a:fillRect/>
+                    </a:stretch>
+                  </pic:blipFill>
+                  <pic:spPr>
+                    <a:xfrm>
+                      <a:off x="0" y="0"/>
+                      <a:ext cx="2743200" cy="2143125"/>
+                    </a:xfrm>
+                    <a:prstGeom prst="rect">
+                      <a:avLst/>
+                    </a:prstGeom>
+                  </pic:spPr>
+                </pic:pic>
+              </a:graphicData>
+            </a:graphic>
+            <wp14:sizeRelH relativeFrom="margin">
+              <wp14:pctWidth>0</wp14:pctWidth>
+            </wp14:sizeRelH>
+            <wp14:sizeRelV relativeFrom="margin">
+              <wp14:pctHeight>0</wp14:pctHeight>
+            </wp14:sizeRelV>
+          </wp:anchor>
+        </w:drawing>
+      </w:r>
+      <w:r>
+        <w:rPr>
+          <w:rFonts w:ascii="Times New Roman" w:eastAsia="Times New Roman" w:hAnsi="Times New Roman" w:cs="Times New Roman"/>
+          <w:i/>
+          <w:iCs/>
+          <w:sz w:val="18"/>
+          <w:szCs w:val="18"/>
+        </w:rPr>
+        <w:t xml:space="preserve">Figure </w:t>
+      </w:r>
+      <w:r>
+        <w:rPr>
+          <w:rFonts w:ascii="Times New Roman" w:eastAsia="Times New Roman" w:hAnsi="Times New Roman" w:cs="Times New Roman"/>
+          <w:i/>
+          <w:iCs/>
+          <w:sz w:val="18"/>
+          <w:szCs w:val="18"/>
+        </w:rPr>
+        <w:t>7</w:t>
+      </w:r>
+      <w:r>
+        <w:rPr>
+          <w:rFonts w:ascii="Times New Roman" w:eastAsia="Times New Roman" w:hAnsi="Times New Roman" w:cs="Times New Roman"/>
+          <w:i/>
+          <w:iCs/>
+          <w:sz w:val="18"/>
+          <w:szCs w:val="18"/>
+        </w:rPr>
+        <w:t>:</w:t>
+      </w:r>
+      <w:r>
+        <w:rPr>
+          <w:rFonts w:ascii="Times New Roman" w:eastAsia="Times New Roman" w:hAnsi="Times New Roman" w:cs="Times New Roman"/>
+          <w:i/>
+          <w:iCs/>
+          <w:sz w:val="18"/>
+          <w:szCs w:val="18"/>
+        </w:rPr>
+        <w:t xml:space="preserve"> </w:t>
+      </w:r>
+      <w:r>
+        <w:rPr>
+          <w:rFonts w:ascii="Times New Roman" w:eastAsia="Times New Roman" w:hAnsi="Times New Roman" w:cs="Times New Roman"/>
+          <w:sz w:val="18"/>
+          <w:szCs w:val="18"/>
+        </w:rPr>
+        <w:t>HTM-Reconstructed Binary Image (le</w:t>
+      </w:r>
+      <w:r>
+        <w:rPr>
+          <w:rFonts w:ascii="Times New Roman" w:eastAsia="Times New Roman" w:hAnsi="Times New Roman" w:cs="Times New Roman"/>
+          <w:sz w:val="18"/>
+          <w:szCs w:val="18"/>
+        </w:rPr>
+        <w:t>f</w:t>
+      </w:r>
+      <w:r>
+        <w:rPr>
+          <w:rFonts w:ascii="Times New Roman" w:eastAsia="Times New Roman" w:hAnsi="Times New Roman" w:cs="Times New Roman"/>
+          <w:sz w:val="18"/>
+          <w:szCs w:val="18"/>
+        </w:rPr>
+        <w:t>t) vs Original</w:t>
+      </w:r>
+      <w:r>
+        <w:rPr>
+          <w:rFonts w:ascii="Times New Roman" w:eastAsia="Times New Roman" w:hAnsi="Times New Roman" w:cs="Times New Roman"/>
+          <w:sz w:val="18"/>
+          <w:szCs w:val="18"/>
+        </w:rPr>
+        <w:t xml:space="preserve"> (right)</w:t>
+      </w:r>
+      <w:r>
+        <w:rPr>
+          <w:rFonts w:ascii="Times New Roman" w:eastAsia="Times New Roman" w:hAnsi="Times New Roman" w:cs="Times New Roman"/>
+          <w:sz w:val="18"/>
+          <w:szCs w:val="18"/>
+        </w:rPr>
+        <w:t xml:space="preserve"> for Test Sample (</w:t>
+      </w:r>
+      <w:r>
+        <w:rPr>
+          <w:rFonts w:ascii="Times New Roman" w:eastAsia="Times New Roman" w:hAnsi="Times New Roman" w:cs="Times New Roman"/>
+          <w:sz w:val="18"/>
+          <w:szCs w:val="18"/>
+        </w:rPr>
+        <w:t xml:space="preserve">Image </w:t>
+      </w:r>
+      <w:r>
+        <w:rPr>
+          <w:rFonts w:ascii="Times New Roman" w:eastAsia="Times New Roman" w:hAnsi="Times New Roman" w:cs="Times New Roman"/>
+          <w:sz w:val="18"/>
+          <w:szCs w:val="18"/>
+        </w:rPr>
+        <w:t>0_1450)</w:t>
+      </w:r>
+    </w:p>
+    <w:p>
+      <w:pPr>
+        <w:spacing w:before="240" w:after="240" w:line="276" w:lineRule="auto"/>
+        <w:jc w:val="both"/>
+        <w:rPr>
+          <w:rFonts w:ascii="Times New Roman" w:eastAsia="Times New Roman" w:hAnsi="Times New Roman" w:cs="Times New Roman"/>
+          <w:sz w:val="18"/>
+          <w:szCs w:val="18"/>
+        </w:rPr>
+      </w:pPr>
+      <w:r>
+        <w:rPr>
+          <w:rFonts w:ascii="Times New Roman" w:eastAsia="Times New Roman" w:hAnsi="Times New Roman" w:cs="Times New Roman"/>
+          <w:sz w:val="18"/>
+          <w:szCs w:val="18"/>
+        </w:rPr>
+        <w:t>In contrast, the KNN classifier employs a different reconstruction strategy. Instead of computing a weighted sum, the KNN classifier identifies the nearest neighbor based on the SDR similarity and directly retrieves the entire training image corresponding to the predicted label:</w:t>
       </w:r>
     </w:p>
     <w:tbl>
@@ -8116,25 +7621,7 @@
                 <w:sz w:val="18"/>
                 <w:szCs w:val="18"/>
               </w:rPr>
-              <w:t xml:space="preserve">// Inside </w:t>
-            </w:r>
-            <w:proofErr w:type="spellStart"/>
-            <w:r>
-              <w:rPr>
-                <w:rFonts w:ascii="Times New Roman" w:eastAsia="Times New Roman" w:hAnsi="Times New Roman" w:cs="Times New Roman"/>
-                <w:sz w:val="18"/>
-                <w:szCs w:val="18"/>
-              </w:rPr>
-              <w:t>Program.cs</w:t>
-            </w:r>
-            <w:proofErr w:type="spellEnd"/>
-            <w:r>
-              <w:rPr>
-                <w:rFonts w:ascii="Times New Roman" w:eastAsia="Times New Roman" w:hAnsi="Times New Roman" w:cs="Times New Roman"/>
-                <w:sz w:val="18"/>
-                <w:szCs w:val="18"/>
-              </w:rPr>
-              <w:t xml:space="preserve"> during testing phase</w:t>
+              <w:t>// Inside Program.cs during testing phase</w:t>
             </w:r>
             <w:r>
               <w:rPr>
@@ -8149,61 +7636,7 @@
                 <w:sz w:val="18"/>
                 <w:szCs w:val="18"/>
               </w:rPr>
-              <w:t xml:space="preserve">int </w:t>
-            </w:r>
-            <w:proofErr w:type="spellStart"/>
-            <w:r>
-              <w:rPr>
-                <w:rFonts w:ascii="Times New Roman" w:eastAsia="Times New Roman" w:hAnsi="Times New Roman" w:cs="Times New Roman"/>
-                <w:sz w:val="18"/>
-                <w:szCs w:val="18"/>
-              </w:rPr>
-              <w:t>predictedLabel</w:t>
-            </w:r>
-            <w:proofErr w:type="spellEnd"/>
-            <w:r>
-              <w:rPr>
-                <w:rFonts w:ascii="Times New Roman" w:eastAsia="Times New Roman" w:hAnsi="Times New Roman" w:cs="Times New Roman"/>
-                <w:sz w:val="18"/>
-                <w:szCs w:val="18"/>
-              </w:rPr>
-              <w:t xml:space="preserve"> = </w:t>
-            </w:r>
-            <w:proofErr w:type="spellStart"/>
-            <w:r>
-              <w:rPr>
-                <w:rFonts w:ascii="Times New Roman" w:eastAsia="Times New Roman" w:hAnsi="Times New Roman" w:cs="Times New Roman"/>
-                <w:sz w:val="18"/>
-                <w:szCs w:val="18"/>
-              </w:rPr>
-              <w:t>knnClassifierForType.Classify</w:t>
-            </w:r>
-            <w:proofErr w:type="spellEnd"/>
-            <w:r>
-              <w:rPr>
-                <w:rFonts w:ascii="Times New Roman" w:eastAsia="Times New Roman" w:hAnsi="Times New Roman" w:cs="Times New Roman"/>
-                <w:sz w:val="18"/>
-                <w:szCs w:val="18"/>
-              </w:rPr>
-              <w:t>(</w:t>
-            </w:r>
-            <w:proofErr w:type="spellStart"/>
-            <w:r>
-              <w:rPr>
-                <w:rFonts w:ascii="Times New Roman" w:eastAsia="Times New Roman" w:hAnsi="Times New Roman" w:cs="Times New Roman"/>
-                <w:sz w:val="18"/>
-                <w:szCs w:val="18"/>
-              </w:rPr>
-              <w:t>testSdr</w:t>
-            </w:r>
-            <w:proofErr w:type="spellEnd"/>
-            <w:r>
-              <w:rPr>
-                <w:rFonts w:ascii="Times New Roman" w:eastAsia="Times New Roman" w:hAnsi="Times New Roman" w:cs="Times New Roman"/>
-                <w:sz w:val="18"/>
-                <w:szCs w:val="18"/>
-              </w:rPr>
-              <w:t>, 5);</w:t>
+              <w:t>int predictedLabel = knnClassifierForType.Classify(testSdr, 5);</w:t>
             </w:r>
             <w:r>
               <w:rPr>
@@ -8212,77 +7645,13 @@
               </w:rPr>
               <w:br/>
             </w:r>
-            <w:proofErr w:type="gramStart"/>
             <w:r>
               <w:rPr>
                 <w:rFonts w:ascii="Times New Roman" w:eastAsia="Times New Roman" w:hAnsi="Times New Roman" w:cs="Times New Roman"/>
                 <w:sz w:val="18"/>
                 <w:szCs w:val="18"/>
               </w:rPr>
-              <w:t>int[</w:t>
-            </w:r>
-            <w:proofErr w:type="gramEnd"/>
-            <w:r>
-              <w:rPr>
-                <w:rFonts w:ascii="Times New Roman" w:eastAsia="Times New Roman" w:hAnsi="Times New Roman" w:cs="Times New Roman"/>
-                <w:sz w:val="18"/>
-                <w:szCs w:val="18"/>
-              </w:rPr>
-              <w:t xml:space="preserve">] </w:t>
-            </w:r>
-            <w:proofErr w:type="spellStart"/>
-            <w:r>
-              <w:rPr>
-                <w:rFonts w:ascii="Times New Roman" w:eastAsia="Times New Roman" w:hAnsi="Times New Roman" w:cs="Times New Roman"/>
-                <w:sz w:val="18"/>
-                <w:szCs w:val="18"/>
-              </w:rPr>
-              <w:t>knnTestReconstructed</w:t>
-            </w:r>
-            <w:proofErr w:type="spellEnd"/>
-            <w:r>
-              <w:rPr>
-                <w:rFonts w:ascii="Times New Roman" w:eastAsia="Times New Roman" w:hAnsi="Times New Roman" w:cs="Times New Roman"/>
-                <w:sz w:val="18"/>
-                <w:szCs w:val="18"/>
-              </w:rPr>
-              <w:t xml:space="preserve"> = </w:t>
-            </w:r>
-            <w:proofErr w:type="spellStart"/>
-            <w:r>
-              <w:rPr>
-                <w:rFonts w:ascii="Times New Roman" w:eastAsia="Times New Roman" w:hAnsi="Times New Roman" w:cs="Times New Roman"/>
-                <w:sz w:val="18"/>
-                <w:szCs w:val="18"/>
-              </w:rPr>
-              <w:t>imageData</w:t>
-            </w:r>
-            <w:proofErr w:type="spellEnd"/>
-            <w:r>
-              <w:rPr>
-                <w:rFonts w:ascii="Times New Roman" w:eastAsia="Times New Roman" w:hAnsi="Times New Roman" w:cs="Times New Roman"/>
-                <w:sz w:val="18"/>
-                <w:szCs w:val="18"/>
-              </w:rPr>
-              <w:t>[</w:t>
-            </w:r>
-            <w:proofErr w:type="spellStart"/>
-            <w:r>
-              <w:rPr>
-                <w:rFonts w:ascii="Times New Roman" w:eastAsia="Times New Roman" w:hAnsi="Times New Roman" w:cs="Times New Roman"/>
-                <w:sz w:val="18"/>
-                <w:szCs w:val="18"/>
-              </w:rPr>
-              <w:t>predictedLabel</w:t>
-            </w:r>
-            <w:proofErr w:type="spellEnd"/>
-            <w:r>
-              <w:rPr>
-                <w:rFonts w:ascii="Times New Roman" w:eastAsia="Times New Roman" w:hAnsi="Times New Roman" w:cs="Times New Roman"/>
-                <w:sz w:val="18"/>
-                <w:szCs w:val="18"/>
-              </w:rPr>
-              <w:t>];</w:t>
+              <w:t>int[] knnTestReconstructed = imageData[predictedLabel];</w:t>
             </w:r>
           </w:p>
         </w:tc>
@@ -8292,10 +7661,7 @@
       <w:pPr>
         <w:spacing w:before="240" w:after="240" w:line="276" w:lineRule="auto"/>
         <w:rPr>
-          <w:rStyle w:val="Heading3Char"/>
-          <w:rFonts w:ascii="Times New Roman" w:eastAsia="Times New Roman" w:hAnsi="Times New Roman" w:cs="Times New Roman"/>
-          <w:b w:val="0"/>
-          <w:bCs w:val="0"/>
+          <w:rFonts w:ascii="Times New Roman" w:eastAsia="Times New Roman" w:hAnsi="Times New Roman" w:cs="Times New Roman"/>
           <w:sz w:val="18"/>
           <w:szCs w:val="18"/>
         </w:rPr>
@@ -8324,24 +7690,341 @@
         </w:rPr>
         <w:t xml:space="preserve">. </w:t>
       </w:r>
-      <w:proofErr w:type="spellStart"/>
-      <w:r>
-        <w:rPr>
-          <w:rFonts w:ascii="Times New Roman" w:eastAsia="Times New Roman" w:hAnsi="Times New Roman" w:cs="Times New Roman"/>
-          <w:sz w:val="18"/>
-          <w:szCs w:val="18"/>
-        </w:rPr>
-        <w:t>KnnClassifier</w:t>
-      </w:r>
-      <w:r>
-        <w:rPr>
-          <w:rFonts w:ascii="Times New Roman" w:eastAsia="Times New Roman" w:hAnsi="Times New Roman" w:cs="Times New Roman"/>
-          <w:sz w:val="18"/>
-          <w:szCs w:val="18"/>
-        </w:rPr>
-        <w:t>.cs</w:t>
-      </w:r>
-      <w:proofErr w:type="spellEnd"/>
+      <w:hyperlink r:id="rId27" w:history="1">
+        <w:r>
+          <w:rPr>
+            <w:rStyle w:val="Hyperlink"/>
+            <w:rFonts w:ascii="Times New Roman" w:eastAsia="Times New Roman" w:hAnsi="Times New Roman" w:cs="Times New Roman"/>
+            <w:sz w:val="18"/>
+            <w:szCs w:val="18"/>
+          </w:rPr>
+          <w:t>KnnClassifier.cs</w:t>
+        </w:r>
+      </w:hyperlink>
+    </w:p>
+    <w:p>
+      <w:pPr>
+        <w:spacing w:before="240" w:after="240" w:line="276" w:lineRule="auto"/>
+        <w:rPr>
+          <w:rFonts w:ascii="Times New Roman" w:eastAsia="Times New Roman" w:hAnsi="Times New Roman" w:cs="Times New Roman"/>
+          <w:sz w:val="18"/>
+          <w:szCs w:val="18"/>
+        </w:rPr>
+      </w:pPr>
+    </w:p>
+    <w:p>
+      <w:pPr>
+        <w:spacing w:before="240" w:after="240" w:line="276" w:lineRule="auto"/>
+        <w:rPr>
+          <w:rFonts w:ascii="Times New Roman" w:eastAsia="Times New Roman" w:hAnsi="Times New Roman" w:cs="Times New Roman"/>
+          <w:sz w:val="18"/>
+          <w:szCs w:val="18"/>
+        </w:rPr>
+      </w:pPr>
+      <w:r>
+        <w:rPr>
+          <w:rFonts w:ascii="Times New Roman" w:eastAsia="Times New Roman" w:hAnsi="Times New Roman" w:cs="Times New Roman"/>
+          <w:noProof/>
+          <w:sz w:val="18"/>
+          <w:szCs w:val="18"/>
+          <w:lang w:val="en-MY"/>
+        </w:rPr>
+        <w:lastRenderedPageBreak/>
+        <w:drawing>
+          <wp:anchor distT="0" distB="0" distL="114300" distR="114300" simplePos="0" relativeHeight="251659264" behindDoc="0" locked="0" layoutInCell="1" allowOverlap="1" wp14:anchorId="74D8B9F0" wp14:editId="13C056A1">
+            <wp:simplePos x="0" y="0"/>
+            <wp:positionH relativeFrom="column">
+              <wp:align>right</wp:align>
+            </wp:positionH>
+            <wp:positionV relativeFrom="paragraph">
+              <wp:posOffset>609600</wp:posOffset>
+            </wp:positionV>
+            <wp:extent cx="2743200" cy="2247900"/>
+            <wp:effectExtent l="0" t="0" r="0" b="0"/>
+            <wp:wrapSquare wrapText="bothSides"/>
+            <wp:docPr id="1717943919" name="Picture 3"/>
+            <wp:cNvGraphicFramePr>
+              <a:graphicFrameLocks xmlns:a="http://schemas.openxmlformats.org/drawingml/2006/main" noChangeAspect="1"/>
+            </wp:cNvGraphicFramePr>
+            <a:graphic xmlns:a="http://schemas.openxmlformats.org/drawingml/2006/main">
+              <a:graphicData uri="http://schemas.openxmlformats.org/drawingml/2006/picture">
+                <pic:pic xmlns:pic="http://schemas.openxmlformats.org/drawingml/2006/picture">
+                  <pic:nvPicPr>
+                    <pic:cNvPr id="1717943919" name="Picture 1717943919"/>
+                    <pic:cNvPicPr/>
+                  </pic:nvPicPr>
+                  <pic:blipFill>
+                    <a:blip r:embed="rId28">
+                      <a:extLst>
+                        <a:ext uri="{28A0092B-C50C-407E-A947-70E740481C1C}">
+                          <a14:useLocalDpi xmlns:a14="http://schemas.microsoft.com/office/drawing/2010/main" val="0"/>
+                        </a:ext>
+                      </a:extLst>
+                    </a:blip>
+                    <a:stretch>
+                      <a:fillRect/>
+                    </a:stretch>
+                  </pic:blipFill>
+                  <pic:spPr>
+                    <a:xfrm>
+                      <a:off x="0" y="0"/>
+                      <a:ext cx="2743200" cy="2247900"/>
+                    </a:xfrm>
+                    <a:prstGeom prst="rect">
+                      <a:avLst/>
+                    </a:prstGeom>
+                  </pic:spPr>
+                </pic:pic>
+              </a:graphicData>
+            </a:graphic>
+            <wp14:sizeRelH relativeFrom="margin">
+              <wp14:pctWidth>0</wp14:pctWidth>
+            </wp14:sizeRelH>
+            <wp14:sizeRelV relativeFrom="margin">
+              <wp14:pctHeight>0</wp14:pctHeight>
+            </wp14:sizeRelV>
+          </wp:anchor>
+        </w:drawing>
+      </w:r>
+      <w:r>
+        <w:rPr>
+          <w:rFonts w:ascii="Times New Roman" w:eastAsia="Times New Roman" w:hAnsi="Times New Roman" w:cs="Times New Roman"/>
+          <w:sz w:val="18"/>
+          <w:szCs w:val="18"/>
+        </w:rPr>
+        <w:t xml:space="preserve">To visually illustrate the reconstruction capability of the </w:t>
+      </w:r>
+      <w:r>
+        <w:rPr>
+          <w:rFonts w:ascii="Times New Roman" w:eastAsia="Times New Roman" w:hAnsi="Times New Roman" w:cs="Times New Roman"/>
+          <w:sz w:val="18"/>
+          <w:szCs w:val="18"/>
+        </w:rPr>
+        <w:t>KNN</w:t>
+      </w:r>
+      <w:r>
+        <w:rPr>
+          <w:rFonts w:ascii="Times New Roman" w:eastAsia="Times New Roman" w:hAnsi="Times New Roman" w:cs="Times New Roman"/>
+          <w:sz w:val="18"/>
+          <w:szCs w:val="18"/>
+        </w:rPr>
+        <w:t xml:space="preserve"> classifier, Figure </w:t>
+      </w:r>
+      <w:r>
+        <w:rPr>
+          <w:rFonts w:ascii="Times New Roman" w:eastAsia="Times New Roman" w:hAnsi="Times New Roman" w:cs="Times New Roman"/>
+          <w:sz w:val="18"/>
+          <w:szCs w:val="18"/>
+        </w:rPr>
+        <w:t>8</w:t>
+      </w:r>
+      <w:r>
+        <w:rPr>
+          <w:rFonts w:ascii="Times New Roman" w:eastAsia="Times New Roman" w:hAnsi="Times New Roman" w:cs="Times New Roman"/>
+          <w:sz w:val="18"/>
+          <w:szCs w:val="18"/>
+        </w:rPr>
+        <w:t xml:space="preserve"> below</w:t>
+      </w:r>
+      <w:r>
+        <w:rPr>
+          <w:rFonts w:ascii="Times New Roman" w:eastAsia="Times New Roman" w:hAnsi="Times New Roman" w:cs="Times New Roman"/>
+          <w:sz w:val="18"/>
+          <w:szCs w:val="18"/>
+        </w:rPr>
+        <w:t xml:space="preserve"> presents a comparison between the original binary image and its </w:t>
+      </w:r>
+      <w:r>
+        <w:rPr>
+          <w:rFonts w:ascii="Times New Roman" w:eastAsia="Times New Roman" w:hAnsi="Times New Roman" w:cs="Times New Roman"/>
+          <w:sz w:val="18"/>
+          <w:szCs w:val="18"/>
+        </w:rPr>
+        <w:t>KNN</w:t>
+      </w:r>
+      <w:r>
+        <w:rPr>
+          <w:rFonts w:ascii="Times New Roman" w:eastAsia="Times New Roman" w:hAnsi="Times New Roman" w:cs="Times New Roman"/>
+          <w:sz w:val="18"/>
+          <w:szCs w:val="18"/>
+        </w:rPr>
+        <w:t>-based reconstruction</w:t>
+      </w:r>
+    </w:p>
+    <w:p>
+      <w:pPr>
+        <w:spacing w:before="240" w:after="0" w:line="276" w:lineRule="auto"/>
+        <w:jc w:val="both"/>
+        <w:rPr>
+          <w:rFonts w:ascii="Times New Roman" w:eastAsia="Times New Roman" w:hAnsi="Times New Roman" w:cs="Times New Roman"/>
+          <w:i/>
+          <w:iCs/>
+          <w:sz w:val="18"/>
+          <w:szCs w:val="18"/>
+        </w:rPr>
+      </w:pPr>
+      <w:r>
+        <w:rPr>
+          <w:rFonts w:ascii="Times New Roman" w:eastAsia="Times New Roman" w:hAnsi="Times New Roman" w:cs="Times New Roman"/>
+          <w:i/>
+          <w:iCs/>
+          <w:sz w:val="18"/>
+          <w:szCs w:val="18"/>
+        </w:rPr>
+        <w:t xml:space="preserve">Figure </w:t>
+      </w:r>
+      <w:r>
+        <w:rPr>
+          <w:rFonts w:ascii="Times New Roman" w:eastAsia="Times New Roman" w:hAnsi="Times New Roman" w:cs="Times New Roman"/>
+          <w:i/>
+          <w:iCs/>
+          <w:sz w:val="18"/>
+          <w:szCs w:val="18"/>
+        </w:rPr>
+        <w:t>8</w:t>
+      </w:r>
+      <w:r>
+        <w:rPr>
+          <w:rFonts w:ascii="Times New Roman" w:eastAsia="Times New Roman" w:hAnsi="Times New Roman" w:cs="Times New Roman"/>
+          <w:i/>
+          <w:iCs/>
+          <w:sz w:val="18"/>
+          <w:szCs w:val="18"/>
+        </w:rPr>
+        <w:t>:</w:t>
+      </w:r>
+      <w:r>
+        <w:rPr>
+          <w:rFonts w:ascii="Times New Roman" w:eastAsia="Times New Roman" w:hAnsi="Times New Roman" w:cs="Times New Roman"/>
+          <w:i/>
+          <w:iCs/>
+          <w:sz w:val="18"/>
+          <w:szCs w:val="18"/>
+        </w:rPr>
+        <w:t xml:space="preserve"> </w:t>
+      </w:r>
+      <w:r>
+        <w:rPr>
+          <w:rFonts w:ascii="Times New Roman" w:eastAsia="Times New Roman" w:hAnsi="Times New Roman" w:cs="Times New Roman"/>
+          <w:sz w:val="18"/>
+          <w:szCs w:val="18"/>
+        </w:rPr>
+        <w:t>KNN</w:t>
+      </w:r>
+      <w:r>
+        <w:rPr>
+          <w:rFonts w:ascii="Times New Roman" w:eastAsia="Times New Roman" w:hAnsi="Times New Roman" w:cs="Times New Roman"/>
+          <w:sz w:val="18"/>
+          <w:szCs w:val="18"/>
+        </w:rPr>
+        <w:t>-Reconstructed Binary Image (le</w:t>
+      </w:r>
+      <w:r>
+        <w:rPr>
+          <w:rFonts w:ascii="Times New Roman" w:eastAsia="Times New Roman" w:hAnsi="Times New Roman" w:cs="Times New Roman"/>
+          <w:sz w:val="18"/>
+          <w:szCs w:val="18"/>
+        </w:rPr>
+        <w:t>f</w:t>
+      </w:r>
+      <w:r>
+        <w:rPr>
+          <w:rFonts w:ascii="Times New Roman" w:eastAsia="Times New Roman" w:hAnsi="Times New Roman" w:cs="Times New Roman"/>
+          <w:sz w:val="18"/>
+          <w:szCs w:val="18"/>
+        </w:rPr>
+        <w:t>t) vs Original</w:t>
+      </w:r>
+      <w:r>
+        <w:rPr>
+          <w:rFonts w:ascii="Times New Roman" w:eastAsia="Times New Roman" w:hAnsi="Times New Roman" w:cs="Times New Roman"/>
+          <w:sz w:val="18"/>
+          <w:szCs w:val="18"/>
+        </w:rPr>
+        <w:t xml:space="preserve"> (right)</w:t>
+      </w:r>
+      <w:r>
+        <w:rPr>
+          <w:rFonts w:ascii="Times New Roman" w:eastAsia="Times New Roman" w:hAnsi="Times New Roman" w:cs="Times New Roman"/>
+          <w:sz w:val="18"/>
+          <w:szCs w:val="18"/>
+        </w:rPr>
+        <w:t xml:space="preserve"> for Test Sample (</w:t>
+      </w:r>
+      <w:r>
+        <w:rPr>
+          <w:rFonts w:ascii="Times New Roman" w:eastAsia="Times New Roman" w:hAnsi="Times New Roman" w:cs="Times New Roman"/>
+          <w:sz w:val="18"/>
+          <w:szCs w:val="18"/>
+        </w:rPr>
+        <w:t xml:space="preserve">Image </w:t>
+      </w:r>
+      <w:r>
+        <w:rPr>
+          <w:rFonts w:ascii="Times New Roman" w:eastAsia="Times New Roman" w:hAnsi="Times New Roman" w:cs="Times New Roman"/>
+          <w:sz w:val="18"/>
+          <w:szCs w:val="18"/>
+        </w:rPr>
+        <w:t>0_1450)</w:t>
+      </w:r>
+    </w:p>
+    <w:p>
+      <w:pPr>
+        <w:spacing w:before="240" w:after="240" w:line="276" w:lineRule="auto"/>
+        <w:rPr>
+          <w:rFonts w:ascii="Times New Roman" w:eastAsia="Times New Roman" w:hAnsi="Times New Roman" w:cs="Times New Roman"/>
+          <w:sz w:val="18"/>
+          <w:szCs w:val="18"/>
+          <w:lang w:val="en-MY"/>
+        </w:rPr>
+      </w:pPr>
+      <w:r>
+        <w:rPr>
+          <w:rFonts w:ascii="Times New Roman" w:eastAsia="Times New Roman" w:hAnsi="Times New Roman" w:cs="Times New Roman"/>
+          <w:sz w:val="18"/>
+          <w:szCs w:val="18"/>
+          <w:lang w:val="en-MY"/>
+        </w:rPr>
+        <w:t>These two methods represent fundamentally different approaches to image reconstruction. The HTM classifier's method uses a probabilistic weighting that integrates pixel-level contributions based on overlap strength, effectively blending information from multiple training examples if necessary. On the other hand, the KNN classifier’s approach relies on the assumption that one of the training images is a close enough match to serve as the reconstructed output.</w:t>
+      </w:r>
+    </w:p>
+    <w:p>
+      <w:pPr>
+        <w:spacing w:before="240" w:after="240" w:line="276" w:lineRule="auto"/>
+        <w:rPr>
+          <w:rFonts w:ascii="Times New Roman" w:eastAsia="Times New Roman" w:hAnsi="Times New Roman" w:cs="Times New Roman"/>
+          <w:sz w:val="18"/>
+          <w:szCs w:val="18"/>
+          <w:lang w:val="en-MY"/>
+        </w:rPr>
+      </w:pPr>
+      <w:r>
+        <w:rPr>
+          <w:rFonts w:ascii="Times New Roman" w:eastAsia="Times New Roman" w:hAnsi="Times New Roman" w:cs="Times New Roman"/>
+          <w:sz w:val="18"/>
+          <w:szCs w:val="18"/>
+          <w:lang w:val="en-MY"/>
+        </w:rPr>
+        <w:t>To compare these two strategies, we evaluate the similarity between the reconstructed images and the original test image using</w:t>
+      </w:r>
+      <w:r>
+        <w:rPr>
+          <w:rFonts w:ascii="Times New Roman" w:eastAsia="Times New Roman" w:hAnsi="Times New Roman" w:cs="Times New Roman"/>
+          <w:sz w:val="18"/>
+          <w:szCs w:val="18"/>
+          <w:lang w:val="en-MY"/>
+        </w:rPr>
+        <w:t xml:space="preserve"> Average, and standard deviation similarity</w:t>
+      </w:r>
+      <w:r>
+        <w:rPr>
+          <w:rFonts w:ascii="Times New Roman" w:eastAsia="Times New Roman" w:hAnsi="Times New Roman" w:cs="Times New Roman"/>
+          <w:sz w:val="18"/>
+          <w:szCs w:val="18"/>
+          <w:lang w:val="en-MY"/>
+        </w:rPr>
+        <w:t>. This evaluation highlights the effects of the weighted blending in the HTM method versus the direct retrieval of a training sample in the KNN method.</w:t>
+      </w:r>
     </w:p>
     <w:p>
       <w:pPr>
@@ -8374,21 +8057,113 @@
         <w:spacing w:before="240" w:after="240" w:line="276" w:lineRule="auto"/>
         <w:jc w:val="both"/>
         <w:rPr>
-          <w:rFonts w:asciiTheme="majorBidi" w:hAnsiTheme="majorBidi" w:cstheme="majorBidi"/>
+          <w:rFonts w:ascii="Times New Roman" w:eastAsia="Times New Roman" w:hAnsi="Times New Roman" w:cs="Times New Roman"/>
+          <w:sz w:val="18"/>
+          <w:szCs w:val="18"/>
+        </w:rPr>
+      </w:pPr>
+      <w:r>
+        <w:rPr>
+          <w:rFonts w:ascii="Times New Roman" w:eastAsia="Times New Roman" w:hAnsi="Times New Roman" w:cs="Times New Roman"/>
+          <w:sz w:val="18"/>
+          <w:szCs w:val="18"/>
+        </w:rPr>
+        <w:t xml:space="preserve">In our framework, both the HTM and KNN classifiers generate two types of outputs for each test image: a </w:t>
+      </w:r>
+      <w:r>
+        <w:rPr>
+          <w:rFonts w:ascii="Times New Roman" w:eastAsia="Times New Roman" w:hAnsi="Times New Roman" w:cs="Times New Roman"/>
+          <w:sz w:val="18"/>
+          <w:szCs w:val="18"/>
+        </w:rPr>
+        <w:t>binary image</w:t>
+      </w:r>
+      <w:r>
+        <w:rPr>
+          <w:rFonts w:ascii="Times New Roman" w:eastAsia="Times New Roman" w:hAnsi="Times New Roman" w:cs="Times New Roman"/>
+          <w:sz w:val="18"/>
+          <w:szCs w:val="18"/>
+        </w:rPr>
+        <w:t xml:space="preserve"> and a </w:t>
+      </w:r>
+      <w:r>
+        <w:rPr>
+          <w:rFonts w:ascii="Times New Roman" w:eastAsia="Times New Roman" w:hAnsi="Times New Roman" w:cs="Times New Roman"/>
+          <w:sz w:val="18"/>
+          <w:szCs w:val="18"/>
+        </w:rPr>
+        <w:t>vector image</w:t>
+      </w:r>
+      <w:r>
+        <w:rPr>
+          <w:rFonts w:ascii="Times New Roman" w:eastAsia="Times New Roman" w:hAnsi="Times New Roman" w:cs="Times New Roman"/>
+          <w:sz w:val="18"/>
+          <w:szCs w:val="18"/>
+        </w:rPr>
+        <w:t>. The binary image is a thresholded version of the reconstruction (i.e., pixels are either 0 or 1), while the vector image contains continuous-valued pixel intensities representing confidence or similarity scores. To leverage the strengths of both classifiers and both output types, we employ a multi-stage fusion and post-processing strategy.</w:t>
+      </w:r>
+    </w:p>
+    <w:p>
+      <w:pPr>
+        <w:spacing w:before="240" w:after="240" w:line="276" w:lineRule="auto"/>
+        <w:jc w:val="both"/>
+        <w:rPr>
+          <w:rFonts w:ascii="Times New Roman" w:eastAsia="Times New Roman" w:hAnsi="Times New Roman" w:cs="Times New Roman"/>
+          <w:sz w:val="18"/>
+          <w:szCs w:val="18"/>
+          <w:lang w:val="en-MY"/>
+        </w:rPr>
+      </w:pPr>
+      <w:r>
+        <w:rPr>
+          <w:rFonts w:ascii="Times New Roman" w:eastAsia="Times New Roman" w:hAnsi="Times New Roman" w:cs="Times New Roman"/>
           <w:b/>
           <w:bCs/>
-          <w:sz w:val="20"/>
-        </w:rPr>
-      </w:pPr>
-      <w:r>
-        <w:rPr>
-          <w:rFonts w:ascii="Times New Roman" w:eastAsia="Times New Roman" w:hAnsi="Times New Roman" w:cs="Times New Roman"/>
-          <w:sz w:val="18"/>
-          <w:szCs w:val="18"/>
-        </w:rPr>
-        <w:t xml:space="preserve">A fusion strategy is applied where the reconstruction outputs are weighted by their cosine similarity scores (calculated by the </w:t>
-      </w:r>
-      <w:proofErr w:type="spellStart"/>
+          <w:sz w:val="18"/>
+          <w:szCs w:val="18"/>
+          <w:lang w:val="en-MY"/>
+        </w:rPr>
+        <w:t>Fusion Strategy with Cosine Similarity Weighting:</w:t>
+      </w:r>
+      <w:r>
+        <w:rPr>
+          <w:rFonts w:ascii="Times New Roman" w:eastAsia="Times New Roman" w:hAnsi="Times New Roman" w:cs="Times New Roman"/>
+          <w:sz w:val="18"/>
+          <w:szCs w:val="18"/>
+          <w:lang w:val="en-MY"/>
+        </w:rPr>
+        <w:t xml:space="preserve"> </w:t>
+      </w:r>
+      <w:r>
+        <w:rPr>
+          <w:rFonts w:ascii="Times New Roman" w:eastAsia="Times New Roman" w:hAnsi="Times New Roman" w:cs="Times New Roman"/>
+          <w:sz w:val="18"/>
+          <w:szCs w:val="18"/>
+          <w:lang w:val="en-MY"/>
+        </w:rPr>
+        <w:t xml:space="preserve">For the vector outputs, a fusion strategy is applied where candidate reconstructions from both classifiers are weighted </w:t>
+      </w:r>
+      <w:r>
+        <w:rPr>
+          <w:rFonts w:ascii="Times New Roman" w:eastAsia="Times New Roman" w:hAnsi="Times New Roman" w:cs="Times New Roman"/>
+          <w:sz w:val="18"/>
+          <w:szCs w:val="18"/>
+          <w:lang w:val="en-MY"/>
+        </w:rPr>
+        <w:t>by their cosine similarity scores. These scores are computed using the ImageSimilarity class, which measures how closely each reconstructed image (or candidate region thereof) resembles the original test image. In effect, these weights adjust the contributions of the HTM and KNN vector outputs based on their similarity to the ground truth.</w:t>
+      </w:r>
+    </w:p>
+    <w:p>
+      <w:pPr>
+        <w:spacing w:before="240" w:after="240" w:line="276" w:lineRule="auto"/>
+        <w:jc w:val="both"/>
+        <w:rPr>
+          <w:rFonts w:ascii="Times New Roman" w:eastAsia="Times New Roman" w:hAnsi="Times New Roman" w:cs="Times New Roman"/>
+          <w:sz w:val="18"/>
+          <w:szCs w:val="18"/>
+          <w:lang w:val="en-MY"/>
+        </w:rPr>
+      </w:pPr>
       <w:r>
         <w:rPr>
           <w:rFonts w:ascii="Times New Roman" w:eastAsia="Times New Roman" w:hAnsi="Times New Roman" w:cs="Times New Roman"/>
@@ -8396,17 +8171,27 @@
           <w:bCs/>
           <w:sz w:val="18"/>
           <w:szCs w:val="18"/>
-        </w:rPr>
-        <w:t>ImageSimilarity</w:t>
-      </w:r>
-      <w:proofErr w:type="spellEnd"/>
-      <w:r>
-        <w:rPr>
-          <w:rFonts w:ascii="Times New Roman" w:eastAsia="Times New Roman" w:hAnsi="Times New Roman" w:cs="Times New Roman"/>
-          <w:sz w:val="18"/>
-          <w:szCs w:val="18"/>
-        </w:rPr>
-        <w:t xml:space="preserve"> class). For pixels with conflicting predictions, a Gaussian weighted local voting is applied:</w:t>
+          <w:lang w:val="en-MY"/>
+        </w:rPr>
+        <w:t>Resolving Pixel-level Conflicts with Gaussian Weighted Local Voting:</w:t>
+      </w:r>
+      <w:r>
+        <w:rPr>
+          <w:rFonts w:ascii="Times New Roman" w:eastAsia="Times New Roman" w:hAnsi="Times New Roman" w:cs="Times New Roman"/>
+          <w:sz w:val="18"/>
+          <w:szCs w:val="18"/>
+          <w:lang w:val="en-MY"/>
+        </w:rPr>
+        <w:t xml:space="preserve"> </w:t>
+      </w:r>
+      <w:r>
+        <w:rPr>
+          <w:rFonts w:ascii="Times New Roman" w:eastAsia="Times New Roman" w:hAnsi="Times New Roman" w:cs="Times New Roman"/>
+          <w:sz w:val="18"/>
+          <w:szCs w:val="18"/>
+          <w:lang w:val="en-MY"/>
+        </w:rPr>
+        <w:t>Because the HTM and KNN approaches generate reconstructions based on different principles—one synthesizing pixel values via weighted sums and the other retrieving exact exemplar images—conflicts may arise at the pixel level. For pixels with conflicting predictions between the candidates, we apply a Gaussian weighted local voting mechanism. This step examines the pixel’s neighborhood and uses a Gaussian function to assign weights to nearby pixel values, thereby favoring more consistent predictions. For example:</w:t>
       </w:r>
     </w:p>
     <w:tbl>
@@ -8441,25 +8226,7 @@
                 <w:sz w:val="18"/>
                 <w:szCs w:val="18"/>
               </w:rPr>
-              <w:t xml:space="preserve">// In </w:t>
-            </w:r>
-            <w:proofErr w:type="spellStart"/>
-            <w:r>
-              <w:rPr>
-                <w:rFonts w:ascii="Times New Roman" w:eastAsia="Times New Roman" w:hAnsi="Times New Roman" w:cs="Times New Roman"/>
-                <w:sz w:val="18"/>
-                <w:szCs w:val="18"/>
-              </w:rPr>
-              <w:t>Program.cs</w:t>
-            </w:r>
-            <w:proofErr w:type="spellEnd"/>
-            <w:r>
-              <w:rPr>
-                <w:rFonts w:ascii="Times New Roman" w:eastAsia="Times New Roman" w:hAnsi="Times New Roman" w:cs="Times New Roman"/>
-                <w:sz w:val="18"/>
-                <w:szCs w:val="18"/>
-              </w:rPr>
-              <w:t>: Gaussian weighted local vote example</w:t>
+              <w:t>// In Program.cs: Gaussian weighted local vote example</w:t>
             </w:r>
             <w:r>
               <w:rPr>
@@ -8474,147 +8241,7 @@
                 <w:sz w:val="18"/>
                 <w:szCs w:val="18"/>
               </w:rPr>
-              <w:t xml:space="preserve">double </w:t>
-            </w:r>
-            <w:proofErr w:type="spellStart"/>
-            <w:r>
-              <w:rPr>
-                <w:rFonts w:ascii="Times New Roman" w:eastAsia="Times New Roman" w:hAnsi="Times New Roman" w:cs="Times New Roman"/>
-                <w:sz w:val="18"/>
-                <w:szCs w:val="18"/>
-              </w:rPr>
-              <w:t>htmLocalVote</w:t>
-            </w:r>
-            <w:proofErr w:type="spellEnd"/>
-            <w:r>
-              <w:rPr>
-                <w:rFonts w:ascii="Times New Roman" w:eastAsia="Times New Roman" w:hAnsi="Times New Roman" w:cs="Times New Roman"/>
-                <w:sz w:val="18"/>
-                <w:szCs w:val="18"/>
-              </w:rPr>
-              <w:t xml:space="preserve"> = </w:t>
-            </w:r>
-            <w:proofErr w:type="spellStart"/>
-            <w:proofErr w:type="gramStart"/>
-            <w:r>
-              <w:rPr>
-                <w:rFonts w:ascii="Times New Roman" w:eastAsia="Times New Roman" w:hAnsi="Times New Roman" w:cs="Times New Roman"/>
-                <w:sz w:val="18"/>
-                <w:szCs w:val="18"/>
-              </w:rPr>
-              <w:t>GetGaussianWeightedLocalVote</w:t>
-            </w:r>
-            <w:proofErr w:type="spellEnd"/>
-            <w:r>
-              <w:rPr>
-                <w:rFonts w:ascii="Times New Roman" w:eastAsia="Times New Roman" w:hAnsi="Times New Roman" w:cs="Times New Roman"/>
-                <w:sz w:val="18"/>
-                <w:szCs w:val="18"/>
-              </w:rPr>
-              <w:t>(</w:t>
-            </w:r>
-            <w:proofErr w:type="spellStart"/>
-            <w:proofErr w:type="gramEnd"/>
-            <w:r>
-              <w:rPr>
-                <w:rFonts w:ascii="Times New Roman" w:eastAsia="Times New Roman" w:hAnsi="Times New Roman" w:cs="Times New Roman"/>
-                <w:sz w:val="18"/>
-                <w:szCs w:val="18"/>
-              </w:rPr>
-              <w:t>htmTestReconstructed</w:t>
-            </w:r>
-            <w:proofErr w:type="spellEnd"/>
-            <w:r>
-              <w:rPr>
-                <w:rFonts w:ascii="Times New Roman" w:eastAsia="Times New Roman" w:hAnsi="Times New Roman" w:cs="Times New Roman"/>
-                <w:sz w:val="18"/>
-                <w:szCs w:val="18"/>
-              </w:rPr>
-              <w:t>, j, width, height);</w:t>
-            </w:r>
-            <w:r>
-              <w:rPr>
-                <w:sz w:val="18"/>
-                <w:szCs w:val="18"/>
-              </w:rPr>
-              <w:br/>
-            </w:r>
-            <w:r>
-              <w:rPr>
-                <w:rFonts w:ascii="Times New Roman" w:eastAsia="Times New Roman" w:hAnsi="Times New Roman" w:cs="Times New Roman"/>
-                <w:sz w:val="18"/>
-                <w:szCs w:val="18"/>
-              </w:rPr>
-              <w:t>// Then the final decision is smoothed using a median filter:</w:t>
-            </w:r>
-            <w:r>
-              <w:rPr>
-                <w:sz w:val="18"/>
-                <w:szCs w:val="18"/>
-              </w:rPr>
-              <w:br/>
-            </w:r>
-            <w:r>
-              <w:rPr>
-                <w:rFonts w:ascii="Times New Roman" w:eastAsia="Times New Roman" w:hAnsi="Times New Roman" w:cs="Times New Roman"/>
-                <w:sz w:val="18"/>
-                <w:szCs w:val="18"/>
-              </w:rPr>
-              <w:t xml:space="preserve">int[] </w:t>
-            </w:r>
-            <w:proofErr w:type="spellStart"/>
-            <w:r>
-              <w:rPr>
-                <w:rFonts w:ascii="Times New Roman" w:eastAsia="Times New Roman" w:hAnsi="Times New Roman" w:cs="Times New Roman"/>
-                <w:sz w:val="18"/>
-                <w:szCs w:val="18"/>
-              </w:rPr>
-              <w:t>postProcessedImage</w:t>
-            </w:r>
-            <w:proofErr w:type="spellEnd"/>
-            <w:r>
-              <w:rPr>
-                <w:rFonts w:ascii="Times New Roman" w:eastAsia="Times New Roman" w:hAnsi="Times New Roman" w:cs="Times New Roman"/>
-                <w:sz w:val="18"/>
-                <w:szCs w:val="18"/>
-              </w:rPr>
-              <w:t xml:space="preserve"> = </w:t>
-            </w:r>
-            <w:proofErr w:type="spellStart"/>
-            <w:r>
-              <w:rPr>
-                <w:rFonts w:ascii="Times New Roman" w:eastAsia="Times New Roman" w:hAnsi="Times New Roman" w:cs="Times New Roman"/>
-                <w:sz w:val="18"/>
-                <w:szCs w:val="18"/>
-              </w:rPr>
-              <w:t>ImageFilter.ApplyMedianFilter</w:t>
-            </w:r>
-            <w:proofErr w:type="spellEnd"/>
-            <w:r>
-              <w:rPr>
-                <w:rFonts w:ascii="Times New Roman" w:eastAsia="Times New Roman" w:hAnsi="Times New Roman" w:cs="Times New Roman"/>
-                <w:sz w:val="18"/>
-                <w:szCs w:val="18"/>
-              </w:rPr>
-              <w:t>(</w:t>
-            </w:r>
-            <w:proofErr w:type="spellStart"/>
-            <w:r>
-              <w:rPr>
-                <w:rFonts w:ascii="Times New Roman" w:eastAsia="Times New Roman" w:hAnsi="Times New Roman" w:cs="Times New Roman"/>
-                <w:sz w:val="18"/>
-                <w:szCs w:val="18"/>
-              </w:rPr>
-              <w:t>locallyVoted</w:t>
-            </w:r>
-            <w:proofErr w:type="spellEnd"/>
-            <w:r>
-              <w:rPr>
-                <w:rFonts w:ascii="Times New Roman" w:eastAsia="Times New Roman" w:hAnsi="Times New Roman" w:cs="Times New Roman"/>
-                <w:sz w:val="18"/>
-                <w:szCs w:val="18"/>
-              </w:rPr>
-              <w:t>, width, height);</w:t>
+              <w:t>double htmLocalVote = GetGaussianWeightedLocalVote(htmTestReconstructed, j, width, height);</w:t>
             </w:r>
           </w:p>
         </w:tc>
@@ -8653,16 +8280,17 @@
         </w:rPr>
         <w:t xml:space="preserve">. </w:t>
       </w:r>
-      <w:proofErr w:type="spellStart"/>
-      <w:r>
-        <w:rPr>
-          <w:rFonts w:ascii="Times New Roman" w:eastAsia="Times New Roman" w:hAnsi="Times New Roman" w:cs="Times New Roman"/>
-          <w:sz w:val="18"/>
-          <w:szCs w:val="18"/>
-        </w:rPr>
-        <w:t>Program.cs</w:t>
-      </w:r>
-      <w:proofErr w:type="spellEnd"/>
+      <w:hyperlink r:id="rId29" w:history="1">
+        <w:r>
+          <w:rPr>
+            <w:rStyle w:val="Hyperlink"/>
+            <w:rFonts w:ascii="Times New Roman" w:eastAsia="Times New Roman" w:hAnsi="Times New Roman" w:cs="Times New Roman"/>
+            <w:sz w:val="18"/>
+            <w:szCs w:val="18"/>
+          </w:rPr>
+          <w:t>Program.cs</w:t>
+        </w:r>
+      </w:hyperlink>
     </w:p>
     <w:p>
       <w:pPr>
@@ -8672,17 +8300,9 @@
           <w:rFonts w:ascii="Times New Roman" w:eastAsia="Times New Roman" w:hAnsi="Times New Roman" w:cs="Times New Roman"/>
           <w:sz w:val="18"/>
           <w:szCs w:val="18"/>
-        </w:rPr>
-      </w:pPr>
-      <w:r>
-        <w:rPr>
-          <w:rFonts w:ascii="Times New Roman" w:eastAsia="Times New Roman" w:hAnsi="Times New Roman" w:cs="Times New Roman"/>
-          <w:sz w:val="18"/>
-          <w:szCs w:val="18"/>
-        </w:rPr>
-        <w:t xml:space="preserve">Finally, the </w:t>
-      </w:r>
-      <w:proofErr w:type="spellStart"/>
+          <w:lang w:val="en-MY"/>
+        </w:rPr>
+      </w:pPr>
       <w:r>
         <w:rPr>
           <w:rFonts w:ascii="Times New Roman" w:eastAsia="Times New Roman" w:hAnsi="Times New Roman" w:cs="Times New Roman"/>
@@ -8690,33 +8310,27 @@
           <w:bCs/>
           <w:sz w:val="18"/>
           <w:szCs w:val="18"/>
-        </w:rPr>
-        <w:t>BinaryToImageConverter</w:t>
-      </w:r>
-      <w:proofErr w:type="spellEnd"/>
-      <w:r>
-        <w:rPr>
-          <w:rFonts w:ascii="Times New Roman" w:eastAsia="Times New Roman" w:hAnsi="Times New Roman" w:cs="Times New Roman"/>
-          <w:sz w:val="18"/>
-          <w:szCs w:val="18"/>
-        </w:rPr>
-        <w:t xml:space="preserve"> class converts the binary reconstruction back into a PNG image</w:t>
-      </w:r>
-      <w:r>
-        <w:rPr>
-          <w:rFonts w:ascii="Times New Roman" w:eastAsia="Times New Roman" w:hAnsi="Times New Roman" w:cs="Times New Roman"/>
-          <w:sz w:val="18"/>
-          <w:szCs w:val="18"/>
-        </w:rPr>
-        <w:t xml:space="preserve"> as demonstrated in figure 5</w:t>
-      </w:r>
-      <w:r>
-        <w:rPr>
-          <w:rFonts w:ascii="Times New Roman" w:eastAsia="Times New Roman" w:hAnsi="Times New Roman" w:cs="Times New Roman"/>
-          <w:sz w:val="18"/>
-          <w:szCs w:val="18"/>
-        </w:rPr>
-        <w:t>:</w:t>
+          <w:lang w:val="en-MY"/>
+        </w:rPr>
+        <w:t>Smoothing the Fused Output with Median Filtering:</w:t>
+      </w:r>
+      <w:r>
+        <w:rPr>
+          <w:rFonts w:ascii="Times New Roman" w:eastAsia="Times New Roman" w:hAnsi="Times New Roman" w:cs="Times New Roman"/>
+          <w:sz w:val="18"/>
+          <w:szCs w:val="18"/>
+          <w:lang w:val="en-MY"/>
+        </w:rPr>
+        <w:t xml:space="preserve"> </w:t>
+      </w:r>
+      <w:r>
+        <w:rPr>
+          <w:rFonts w:ascii="Times New Roman" w:eastAsia="Times New Roman" w:hAnsi="Times New Roman" w:cs="Times New Roman"/>
+          <w:sz w:val="18"/>
+          <w:szCs w:val="18"/>
+          <w:lang w:val="en-MY"/>
+        </w:rPr>
+        <w:t>After local voting resolves the conflicts, the resulting image can still exhibit noise due to small variations or inconsistencies. To address this, we apply a median filter to smooth the final image. The median filter preserves edge information while reducing noise:</w:t>
       </w:r>
     </w:p>
     <w:tbl>
@@ -8751,152 +8365,7 @@
                 <w:sz w:val="18"/>
                 <w:szCs w:val="18"/>
               </w:rPr>
-              <w:t xml:space="preserve">// Inside </w:t>
-            </w:r>
-            <w:proofErr w:type="spellStart"/>
-            <w:r>
-              <w:rPr>
-                <w:rFonts w:ascii="Times New Roman" w:eastAsia="Times New Roman" w:hAnsi="Times New Roman" w:cs="Times New Roman"/>
-                <w:sz w:val="18"/>
-                <w:szCs w:val="18"/>
-              </w:rPr>
-              <w:t>BinaryToImageConverter.SaveBinaryAsPng</w:t>
-            </w:r>
-            <w:proofErr w:type="spellEnd"/>
-            <w:r>
-              <w:rPr>
-                <w:rFonts w:ascii="Times New Roman" w:eastAsia="Times New Roman" w:hAnsi="Times New Roman" w:cs="Times New Roman"/>
-                <w:sz w:val="18"/>
-                <w:szCs w:val="18"/>
-              </w:rPr>
-              <w:t>()</w:t>
-            </w:r>
-            <w:r>
-              <w:rPr>
-                <w:sz w:val="18"/>
-                <w:szCs w:val="18"/>
-              </w:rPr>
-              <w:br/>
-            </w:r>
-            <w:r>
-              <w:rPr>
-                <w:rFonts w:ascii="Times New Roman" w:eastAsia="Times New Roman" w:hAnsi="Times New Roman" w:cs="Times New Roman"/>
-                <w:sz w:val="18"/>
-                <w:szCs w:val="18"/>
-              </w:rPr>
-              <w:t xml:space="preserve">Rgba32 color = </w:t>
-            </w:r>
-            <w:proofErr w:type="spellStart"/>
-            <w:r>
-              <w:rPr>
-                <w:rFonts w:ascii="Times New Roman" w:eastAsia="Times New Roman" w:hAnsi="Times New Roman" w:cs="Times New Roman"/>
-                <w:sz w:val="18"/>
-                <w:szCs w:val="18"/>
-              </w:rPr>
-              <w:t>binaryImage</w:t>
-            </w:r>
-            <w:proofErr w:type="spellEnd"/>
-            <w:r>
-              <w:rPr>
-                <w:rFonts w:ascii="Times New Roman" w:eastAsia="Times New Roman" w:hAnsi="Times New Roman" w:cs="Times New Roman"/>
-                <w:sz w:val="18"/>
-                <w:szCs w:val="18"/>
-              </w:rPr>
-              <w:t>[</w:t>
-            </w:r>
-            <w:proofErr w:type="spellStart"/>
-            <w:r>
-              <w:rPr>
-                <w:rFonts w:ascii="Times New Roman" w:eastAsia="Times New Roman" w:hAnsi="Times New Roman" w:cs="Times New Roman"/>
-                <w:sz w:val="18"/>
-                <w:szCs w:val="18"/>
-              </w:rPr>
-              <w:t>i</w:t>
-            </w:r>
-            <w:proofErr w:type="spellEnd"/>
-            <w:r>
-              <w:rPr>
-                <w:rFonts w:ascii="Times New Roman" w:eastAsia="Times New Roman" w:hAnsi="Times New Roman" w:cs="Times New Roman"/>
-                <w:sz w:val="18"/>
-                <w:szCs w:val="18"/>
-              </w:rPr>
-              <w:t xml:space="preserve">] == </w:t>
-            </w:r>
-            <w:proofErr w:type="gramStart"/>
-            <w:r>
-              <w:rPr>
-                <w:rFonts w:ascii="Times New Roman" w:eastAsia="Times New Roman" w:hAnsi="Times New Roman" w:cs="Times New Roman"/>
-                <w:sz w:val="18"/>
-                <w:szCs w:val="18"/>
-              </w:rPr>
-              <w:t>1 ?</w:t>
-            </w:r>
-            <w:proofErr w:type="gramEnd"/>
-            <w:r>
-              <w:rPr>
-                <w:rFonts w:ascii="Times New Roman" w:eastAsia="Times New Roman" w:hAnsi="Times New Roman" w:cs="Times New Roman"/>
-                <w:sz w:val="18"/>
-                <w:szCs w:val="18"/>
-              </w:rPr>
-              <w:t xml:space="preserve"> new Rgba32(255, 255, 255, 255) : new Rgba32(0, 0, 0, 255);</w:t>
-            </w:r>
-            <w:r>
-              <w:rPr>
-                <w:sz w:val="18"/>
-                <w:szCs w:val="18"/>
-              </w:rPr>
-              <w:br/>
-            </w:r>
-            <w:r>
-              <w:rPr>
-                <w:rFonts w:ascii="Times New Roman" w:eastAsia="Times New Roman" w:hAnsi="Times New Roman" w:cs="Times New Roman"/>
-                <w:sz w:val="18"/>
-                <w:szCs w:val="18"/>
-              </w:rPr>
-              <w:t>image[x, y] = color;</w:t>
-            </w:r>
-            <w:r>
-              <w:rPr>
-                <w:sz w:val="18"/>
-                <w:szCs w:val="18"/>
-              </w:rPr>
-              <w:br/>
-            </w:r>
-            <w:proofErr w:type="spellStart"/>
-            <w:r>
-              <w:rPr>
-                <w:rFonts w:ascii="Times New Roman" w:eastAsia="Times New Roman" w:hAnsi="Times New Roman" w:cs="Times New Roman"/>
-                <w:sz w:val="18"/>
-                <w:szCs w:val="18"/>
-              </w:rPr>
-              <w:t>image.Save</w:t>
-            </w:r>
-            <w:proofErr w:type="spellEnd"/>
-            <w:r>
-              <w:rPr>
-                <w:rFonts w:ascii="Times New Roman" w:eastAsia="Times New Roman" w:hAnsi="Times New Roman" w:cs="Times New Roman"/>
-                <w:sz w:val="18"/>
-                <w:szCs w:val="18"/>
-              </w:rPr>
-              <w:t>(</w:t>
-            </w:r>
-            <w:proofErr w:type="spellStart"/>
-            <w:r>
-              <w:rPr>
-                <w:rFonts w:ascii="Times New Roman" w:eastAsia="Times New Roman" w:hAnsi="Times New Roman" w:cs="Times New Roman"/>
-                <w:sz w:val="18"/>
-                <w:szCs w:val="18"/>
-              </w:rPr>
-              <w:t>outputPath</w:t>
-            </w:r>
-            <w:proofErr w:type="spellEnd"/>
-            <w:r>
-              <w:rPr>
-                <w:rFonts w:ascii="Times New Roman" w:eastAsia="Times New Roman" w:hAnsi="Times New Roman" w:cs="Times New Roman"/>
-                <w:sz w:val="18"/>
-                <w:szCs w:val="18"/>
-              </w:rPr>
-              <w:t>);</w:t>
+              <w:t>int[] postProcessedImage = ImageFilter.ApplyMedianFilter(locallyVoted, width, height);</w:t>
             </w:r>
           </w:p>
         </w:tc>
@@ -8904,8 +8373,12 @@
     </w:tbl>
     <w:p>
       <w:pPr>
-        <w:spacing w:before="240" w:after="0" w:line="276" w:lineRule="auto"/>
-        <w:jc w:val="both"/>
+        <w:spacing w:before="240" w:after="240" w:line="276" w:lineRule="auto"/>
+        <w:rPr>
+          <w:rFonts w:ascii="Times New Roman" w:eastAsia="Times New Roman" w:hAnsi="Times New Roman" w:cs="Times New Roman"/>
+          <w:sz w:val="18"/>
+          <w:szCs w:val="18"/>
+        </w:rPr>
       </w:pPr>
       <w:r>
         <w:rPr>
@@ -8921,56 +8394,125 @@
           <w:sz w:val="18"/>
           <w:szCs w:val="18"/>
         </w:rPr>
-        <w:t xml:space="preserve">9. </w:t>
-      </w:r>
-      <w:proofErr w:type="spellStart"/>
-      <w:r>
-        <w:rPr>
-          <w:rFonts w:ascii="Times New Roman" w:eastAsia="Times New Roman" w:hAnsi="Times New Roman" w:cs="Times New Roman"/>
-          <w:sz w:val="18"/>
-          <w:szCs w:val="18"/>
-        </w:rPr>
-        <w:t>BinaryToImageConverter</w:t>
-      </w:r>
-      <w:r>
-        <w:t>.</w:t>
-      </w:r>
-      <w:r>
-        <w:rPr>
-          <w:rFonts w:asciiTheme="majorBidi" w:hAnsiTheme="majorBidi" w:cstheme="majorBidi"/>
-          <w:sz w:val="18"/>
-          <w:szCs w:val="18"/>
-        </w:rPr>
-        <w:t>cs</w:t>
-      </w:r>
-      <w:proofErr w:type="spellEnd"/>
-      <w:r>
-        <w:t xml:space="preserve">         </w:t>
-      </w:r>
-    </w:p>
-    <w:p>
-      <w:pPr>
-        <w:spacing w:before="240" w:after="0" w:line="276" w:lineRule="auto"/>
-        <w:jc w:val="both"/>
-      </w:pPr>
-      <w:r>
-        <w:t xml:space="preserve"> </w:t>
-      </w:r>
-      <w:r>
-        <w:t xml:space="preserve">             </w:t>
-      </w:r>
-      <w:r>
-        <w:t xml:space="preserve">      </w:t>
-      </w:r>
-      <w:r>
-        <w:rPr>
+        <w:t>9</w:t>
+      </w:r>
+      <w:r>
+        <w:rPr>
+          <w:rFonts w:ascii="Times New Roman" w:eastAsia="Times New Roman" w:hAnsi="Times New Roman" w:cs="Times New Roman"/>
+          <w:sz w:val="18"/>
+          <w:szCs w:val="18"/>
+        </w:rPr>
+        <w:t xml:space="preserve">. </w:t>
+      </w:r>
+      <w:hyperlink r:id="rId30" w:history="1">
+        <w:r>
+          <w:rPr>
+            <w:rStyle w:val="Hyperlink"/>
+            <w:rFonts w:ascii="Times New Roman" w:eastAsia="Times New Roman" w:hAnsi="Times New Roman" w:cs="Times New Roman"/>
+            <w:sz w:val="18"/>
+            <w:szCs w:val="18"/>
+          </w:rPr>
+          <w:t>Program.cs</w:t>
+        </w:r>
+      </w:hyperlink>
+    </w:p>
+    <w:p>
+      <w:pPr>
+        <w:spacing w:before="240" w:after="240" w:line="276" w:lineRule="auto"/>
+        <w:rPr>
+          <w:rFonts w:ascii="Times New Roman" w:eastAsia="Times New Roman" w:hAnsi="Times New Roman" w:cs="Times New Roman"/>
           <w:noProof/>
-        </w:rPr>
+          <w:sz w:val="18"/>
+          <w:szCs w:val="18"/>
+        </w:rPr>
+      </w:pPr>
+      <w:r>
+        <w:rPr>
+          <w:rFonts w:ascii="Times New Roman" w:eastAsia="Times New Roman" w:hAnsi="Times New Roman" w:cs="Times New Roman"/>
+          <w:sz w:val="18"/>
+          <w:szCs w:val="18"/>
+        </w:rPr>
+        <w:t xml:space="preserve">To visually illustrate the reconstruction capability of the </w:t>
+      </w:r>
+      <w:r>
+        <w:rPr>
+          <w:rFonts w:ascii="Times New Roman" w:eastAsia="Times New Roman" w:hAnsi="Times New Roman" w:cs="Times New Roman"/>
+          <w:sz w:val="18"/>
+          <w:szCs w:val="18"/>
+        </w:rPr>
+        <w:t>fusion</w:t>
+      </w:r>
+      <w:r>
+        <w:rPr>
+          <w:rFonts w:ascii="Times New Roman" w:eastAsia="Times New Roman" w:hAnsi="Times New Roman" w:cs="Times New Roman"/>
+          <w:sz w:val="18"/>
+          <w:szCs w:val="18"/>
+        </w:rPr>
+        <w:t xml:space="preserve"> classifier, Figure </w:t>
+      </w:r>
+      <w:r>
+        <w:rPr>
+          <w:rFonts w:ascii="Times New Roman" w:eastAsia="Times New Roman" w:hAnsi="Times New Roman" w:cs="Times New Roman"/>
+          <w:sz w:val="18"/>
+          <w:szCs w:val="18"/>
+        </w:rPr>
+        <w:t>9</w:t>
+      </w:r>
+      <w:r>
+        <w:rPr>
+          <w:rFonts w:ascii="Times New Roman" w:eastAsia="Times New Roman" w:hAnsi="Times New Roman" w:cs="Times New Roman"/>
+          <w:sz w:val="18"/>
+          <w:szCs w:val="18"/>
+        </w:rPr>
+        <w:t xml:space="preserve"> below</w:t>
+      </w:r>
+      <w:r>
+        <w:rPr>
+          <w:rFonts w:ascii="Times New Roman" w:eastAsia="Times New Roman" w:hAnsi="Times New Roman" w:cs="Times New Roman"/>
+          <w:sz w:val="18"/>
+          <w:szCs w:val="18"/>
+        </w:rPr>
+        <w:t xml:space="preserve"> presents a comparison between the original binary image and its </w:t>
+      </w:r>
+      <w:r>
+        <w:rPr>
+          <w:rFonts w:ascii="Times New Roman" w:eastAsia="Times New Roman" w:hAnsi="Times New Roman" w:cs="Times New Roman"/>
+          <w:sz w:val="18"/>
+          <w:szCs w:val="18"/>
+        </w:rPr>
+        <w:t>fusion</w:t>
+      </w:r>
+      <w:r>
+        <w:rPr>
+          <w:rFonts w:ascii="Times New Roman" w:eastAsia="Times New Roman" w:hAnsi="Times New Roman" w:cs="Times New Roman"/>
+          <w:sz w:val="18"/>
+          <w:szCs w:val="18"/>
+        </w:rPr>
+        <w:t xml:space="preserve"> -based reconstruction</w:t>
+      </w:r>
+    </w:p>
+    <w:p>
+      <w:pPr>
+        <w:spacing w:before="240" w:after="240" w:line="276" w:lineRule="auto"/>
+        <w:rPr>
+          <w:rFonts w:ascii="Times New Roman" w:eastAsia="Times New Roman" w:hAnsi="Times New Roman" w:cs="Times New Roman"/>
+          <w:sz w:val="18"/>
+          <w:szCs w:val="18"/>
+        </w:rPr>
+      </w:pPr>
+      <w:r>
+        <w:rPr>
+          <w:rFonts w:ascii="Times New Roman" w:eastAsia="Times New Roman" w:hAnsi="Times New Roman" w:cs="Times New Roman"/>
+          <w:noProof/>
+          <w:sz w:val="18"/>
+          <w:szCs w:val="18"/>
+        </w:rPr>
+        <w:lastRenderedPageBreak/>
         <w:drawing>
-          <wp:inline distT="0" distB="0" distL="0" distR="0" wp14:anchorId="73DE698C" wp14:editId="055942EC">
-            <wp:extent cx="1314417" cy="1314417"/>
+          <wp:inline distT="0" distB="0" distL="0" distR="0" wp14:anchorId="5A4AACAA" wp14:editId="0A7E27CB">
+            <wp:extent cx="2743200" cy="2114550"/>
             <wp:effectExtent l="0" t="0" r="0" b="0"/>
-            <wp:docPr id="317325971" name="Picture 317325971"/>
+            <wp:docPr id="1282567329" name="Picture 5"/>
             <wp:cNvGraphicFramePr>
               <a:graphicFrameLocks xmlns:a="http://schemas.openxmlformats.org/drawingml/2006/main" noChangeAspect="1"/>
             </wp:cNvGraphicFramePr>
@@ -8978,11 +8520,11 @@
               <a:graphicData uri="http://schemas.openxmlformats.org/drawingml/2006/picture">
                 <pic:pic xmlns:pic="http://schemas.openxmlformats.org/drawingml/2006/picture">
                   <pic:nvPicPr>
-                    <pic:cNvPr id="0" name=""/>
+                    <pic:cNvPr id="1282567329" name="Picture 1282567329"/>
                     <pic:cNvPicPr/>
                   </pic:nvPicPr>
                   <pic:blipFill>
-                    <a:blip r:embed="rId18">
+                    <a:blip r:embed="rId31">
                       <a:extLst>
                         <a:ext uri="{28A0092B-C50C-407E-A947-70E740481C1C}">
                           <a14:useLocalDpi xmlns:a14="http://schemas.microsoft.com/office/drawing/2010/main" val="0"/>
@@ -8996,7 +8538,7 @@
                   <pic:spPr>
                     <a:xfrm>
                       <a:off x="0" y="0"/>
-                      <a:ext cx="1314417" cy="1314417"/>
+                      <a:ext cx="2743200" cy="2114550"/>
                     </a:xfrm>
                     <a:prstGeom prst="rect">
                       <a:avLst/>
@@ -9008,10 +8550,11 @@
           </wp:inline>
         </w:drawing>
       </w:r>
-      <w:r>
-        <w:t xml:space="preserve">                                                </w:t>
-      </w:r>
-      <w:r>
+    </w:p>
+    <w:p>
+      <w:pPr>
+        <w:spacing w:before="240" w:after="0" w:line="276" w:lineRule="auto"/>
+        <w:jc w:val="both"/>
         <w:rPr>
           <w:rFonts w:ascii="Times New Roman" w:eastAsia="Times New Roman" w:hAnsi="Times New Roman" w:cs="Times New Roman"/>
           <w:i/>
@@ -9019,8 +8562,7 @@
           <w:sz w:val="18"/>
           <w:szCs w:val="18"/>
         </w:rPr>
-        <w:t xml:space="preserve">Figure </w:t>
-      </w:r>
+      </w:pPr>
       <w:r>
         <w:rPr>
           <w:rFonts w:ascii="Times New Roman" w:eastAsia="Times New Roman" w:hAnsi="Times New Roman" w:cs="Times New Roman"/>
@@ -9029,7 +8571,7 @@
           <w:sz w:val="18"/>
           <w:szCs w:val="18"/>
         </w:rPr>
-        <w:t>5</w:t>
+        <w:t xml:space="preserve">Figure </w:t>
       </w:r>
       <w:r>
         <w:rPr>
@@ -9039,35 +8581,23 @@
           <w:sz w:val="18"/>
           <w:szCs w:val="18"/>
         </w:rPr>
+        <w:t>9</w:t>
+      </w:r>
+      <w:r>
+        <w:rPr>
+          <w:rFonts w:ascii="Times New Roman" w:eastAsia="Times New Roman" w:hAnsi="Times New Roman" w:cs="Times New Roman"/>
+          <w:i/>
+          <w:iCs/>
+          <w:sz w:val="18"/>
+          <w:szCs w:val="18"/>
+        </w:rPr>
         <w:t>:</w:t>
       </w:r>
       <w:r>
         <w:rPr>
           <w:rFonts w:ascii="Times New Roman" w:eastAsia="Times New Roman" w:hAnsi="Times New Roman" w:cs="Times New Roman"/>
-          <w:sz w:val="18"/>
-          <w:szCs w:val="18"/>
-        </w:rPr>
-        <w:t xml:space="preserve"> A</w:t>
-      </w:r>
-      <w:r>
-        <w:rPr>
-          <w:rFonts w:ascii="Times New Roman" w:eastAsia="Times New Roman" w:hAnsi="Times New Roman" w:cs="Times New Roman"/>
-          <w:sz w:val="18"/>
-          <w:szCs w:val="18"/>
-        </w:rPr>
-        <w:t xml:space="preserve">n </w:t>
-      </w:r>
-      <w:r>
-        <w:rPr>
-          <w:rFonts w:ascii="Times New Roman" w:eastAsia="Times New Roman" w:hAnsi="Times New Roman" w:cs="Times New Roman"/>
-          <w:sz w:val="18"/>
-          <w:szCs w:val="18"/>
-        </w:rPr>
-        <w:t>illustration showing the output from the combined (fused)</w:t>
-      </w:r>
-      <w:r>
-        <w:rPr>
-          <w:rFonts w:ascii="Times New Roman" w:eastAsia="Times New Roman" w:hAnsi="Times New Roman" w:cs="Times New Roman"/>
+          <w:i/>
+          <w:iCs/>
           <w:sz w:val="18"/>
           <w:szCs w:val="18"/>
         </w:rPr>
@@ -9079,23 +8609,47 @@
           <w:sz w:val="18"/>
           <w:szCs w:val="18"/>
         </w:rPr>
-        <w:t>after post-processing.</w:t>
-      </w:r>
-      <w:r>
-        <w:rPr>
-          <w:rFonts w:ascii="Times New Roman" w:eastAsia="Times New Roman" w:hAnsi="Times New Roman" w:cs="Times New Roman"/>
-          <w:sz w:val="18"/>
-          <w:szCs w:val="18"/>
-        </w:rPr>
-        <w:t xml:space="preserve"> (Image: 0_1450)</w:t>
-      </w:r>
-    </w:p>
-    <w:p>
-      <w:pPr>
-        <w:pStyle w:val="Heading2"/>
-      </w:pPr>
-      <w:r>
-        <w:t>5. Evaluation of Reconstruction Accuracy</w:t>
+        <w:t>fusion</w:t>
+      </w:r>
+      <w:r>
+        <w:rPr>
+          <w:rFonts w:ascii="Times New Roman" w:eastAsia="Times New Roman" w:hAnsi="Times New Roman" w:cs="Times New Roman"/>
+          <w:sz w:val="18"/>
+          <w:szCs w:val="18"/>
+        </w:rPr>
+        <w:t>-Reconstructed Binary Image (le</w:t>
+      </w:r>
+      <w:r>
+        <w:rPr>
+          <w:rFonts w:ascii="Times New Roman" w:eastAsia="Times New Roman" w:hAnsi="Times New Roman" w:cs="Times New Roman"/>
+          <w:sz w:val="18"/>
+          <w:szCs w:val="18"/>
+        </w:rPr>
+        <w:t>f</w:t>
+      </w:r>
+      <w:r>
+        <w:rPr>
+          <w:rFonts w:ascii="Times New Roman" w:eastAsia="Times New Roman" w:hAnsi="Times New Roman" w:cs="Times New Roman"/>
+          <w:sz w:val="18"/>
+          <w:szCs w:val="18"/>
+        </w:rPr>
+        <w:t>t) vs Original</w:t>
+      </w:r>
+      <w:r>
+        <w:rPr>
+          <w:rFonts w:ascii="Times New Roman" w:eastAsia="Times New Roman" w:hAnsi="Times New Roman" w:cs="Times New Roman"/>
+          <w:sz w:val="18"/>
+          <w:szCs w:val="18"/>
+        </w:rPr>
+        <w:t xml:space="preserve"> (right)</w:t>
+      </w:r>
+      <w:r>
+        <w:rPr>
+          <w:rFonts w:ascii="Times New Roman" w:eastAsia="Times New Roman" w:hAnsi="Times New Roman" w:cs="Times New Roman"/>
+          <w:sz w:val="18"/>
+          <w:szCs w:val="18"/>
+        </w:rPr>
+        <w:t xml:space="preserve"> for Test Sample (0_1450)</w:t>
       </w:r>
     </w:p>
     <w:p>
@@ -9106,15 +8660,579 @@
           <w:rFonts w:ascii="Times New Roman" w:eastAsia="Times New Roman" w:hAnsi="Times New Roman" w:cs="Times New Roman"/>
           <w:sz w:val="18"/>
           <w:szCs w:val="18"/>
-        </w:rPr>
-      </w:pPr>
-      <w:r>
-        <w:rPr>
-          <w:rFonts w:ascii="Times New Roman" w:eastAsia="Times New Roman" w:hAnsi="Times New Roman" w:cs="Times New Roman"/>
-          <w:sz w:val="18"/>
-          <w:szCs w:val="18"/>
-        </w:rPr>
-        <w:t>The reconstructed images are quantitatively compared with the original test images using similarity metrics.</w:t>
+          <w:lang w:val="en-MY"/>
+        </w:rPr>
+      </w:pPr>
+      <w:r>
+        <w:rPr>
+          <w:rFonts w:ascii="Times New Roman" w:eastAsia="Times New Roman" w:hAnsi="Times New Roman" w:cs="Times New Roman"/>
+          <w:b/>
+          <w:bCs/>
+          <w:sz w:val="18"/>
+          <w:szCs w:val="18"/>
+          <w:lang w:val="en-MY"/>
+        </w:rPr>
+        <w:t>Post-processing the Binary Output:</w:t>
+      </w:r>
+      <w:r>
+        <w:rPr>
+          <w:rFonts w:ascii="Times New Roman" w:eastAsia="Times New Roman" w:hAnsi="Times New Roman" w:cs="Times New Roman"/>
+          <w:sz w:val="18"/>
+          <w:szCs w:val="18"/>
+          <w:lang w:val="en-MY"/>
+        </w:rPr>
+        <w:t xml:space="preserve"> </w:t>
+      </w:r>
+      <w:r>
+        <w:rPr>
+          <w:rFonts w:ascii="Times New Roman" w:eastAsia="Times New Roman" w:hAnsi="Times New Roman" w:cs="Times New Roman"/>
+          <w:sz w:val="18"/>
+          <w:szCs w:val="18"/>
+          <w:lang w:val="en-MY"/>
+        </w:rPr>
+        <w:t>Separately, the binary reconstructions produced by both classifiers undergo additional processing. The BinaryToImageConverter class converts the binary representation back into a standard PNG image. This conversion assigns a white color to pixel values of 1 and a black color to pixel values of 0:</w:t>
+      </w:r>
+    </w:p>
+    <w:tbl>
+      <w:tblPr>
+        <w:tblStyle w:val="TableGrid"/>
+        <w:tblW w:w="4425" w:type="dxa"/>
+        <w:tblLayout w:type="fixed"/>
+        <w:tblLook w:val="06A0" w:firstRow="1" w:lastRow="0" w:firstColumn="1" w:lastColumn="0" w:noHBand="1" w:noVBand="1"/>
+      </w:tblPr>
+      <w:tblGrid>
+        <w:gridCol w:w="4425"/>
+      </w:tblGrid>
+      <w:tr>
+        <w:trPr>
+          <w:trHeight w:val="300"/>
+        </w:trPr>
+        <w:tc>
+          <w:tcPr>
+            <w:tcW w:w="4425" w:type="dxa"/>
+          </w:tcPr>
+          <w:p>
+            <w:pPr>
+              <w:rPr>
+                <w:rFonts w:ascii="Times New Roman" w:eastAsia="Times New Roman" w:hAnsi="Times New Roman" w:cs="Times New Roman"/>
+                <w:sz w:val="18"/>
+                <w:szCs w:val="18"/>
+              </w:rPr>
+            </w:pPr>
+            <w:r>
+              <w:rPr>
+                <w:rFonts w:ascii="Times New Roman" w:eastAsia="Times New Roman" w:hAnsi="Times New Roman" w:cs="Times New Roman"/>
+                <w:sz w:val="18"/>
+                <w:szCs w:val="18"/>
+              </w:rPr>
+              <w:t>// Inside BinaryToImageConverter.SaveBinaryAsPng()</w:t>
+            </w:r>
+            <w:r>
+              <w:rPr>
+                <w:sz w:val="18"/>
+                <w:szCs w:val="18"/>
+              </w:rPr>
+              <w:br/>
+            </w:r>
+            <w:r>
+              <w:rPr>
+                <w:rFonts w:ascii="Times New Roman" w:eastAsia="Times New Roman" w:hAnsi="Times New Roman" w:cs="Times New Roman"/>
+                <w:sz w:val="18"/>
+                <w:szCs w:val="18"/>
+              </w:rPr>
+              <w:t>Rgba32 color = binaryImage[i] == 1 ? new Rgba32(255, 255, 255, 255) : new Rgba32(0, 0, 0, 255);</w:t>
+            </w:r>
+            <w:r>
+              <w:rPr>
+                <w:sz w:val="18"/>
+                <w:szCs w:val="18"/>
+              </w:rPr>
+              <w:br/>
+            </w:r>
+            <w:r>
+              <w:rPr>
+                <w:rFonts w:ascii="Times New Roman" w:eastAsia="Times New Roman" w:hAnsi="Times New Roman" w:cs="Times New Roman"/>
+                <w:sz w:val="18"/>
+                <w:szCs w:val="18"/>
+              </w:rPr>
+              <w:t>image[x, y] = color;</w:t>
+            </w:r>
+            <w:r>
+              <w:rPr>
+                <w:sz w:val="18"/>
+                <w:szCs w:val="18"/>
+              </w:rPr>
+              <w:br/>
+            </w:r>
+            <w:r>
+              <w:rPr>
+                <w:rFonts w:ascii="Times New Roman" w:eastAsia="Times New Roman" w:hAnsi="Times New Roman" w:cs="Times New Roman"/>
+                <w:sz w:val="18"/>
+                <w:szCs w:val="18"/>
+              </w:rPr>
+              <w:t>image.Save(outputPath);</w:t>
+            </w:r>
+          </w:p>
+        </w:tc>
+      </w:tr>
+    </w:tbl>
+    <w:p>
+      <w:pPr>
+        <w:spacing w:before="240" w:after="0" w:line="276" w:lineRule="auto"/>
+        <w:jc w:val="both"/>
+      </w:pPr>
+      <w:r>
+        <w:rPr>
+          <w:rFonts w:ascii="Times New Roman" w:eastAsia="Times New Roman" w:hAnsi="Times New Roman" w:cs="Times New Roman"/>
+          <w:sz w:val="18"/>
+          <w:szCs w:val="18"/>
+        </w:rPr>
+        <w:t xml:space="preserve">Listing </w:t>
+      </w:r>
+      <w:r>
+        <w:rPr>
+          <w:rFonts w:ascii="Times New Roman" w:eastAsia="Times New Roman" w:hAnsi="Times New Roman" w:cs="Times New Roman"/>
+          <w:sz w:val="18"/>
+          <w:szCs w:val="18"/>
+        </w:rPr>
+        <w:t>10</w:t>
+      </w:r>
+      <w:r>
+        <w:rPr>
+          <w:rFonts w:ascii="Times New Roman" w:eastAsia="Times New Roman" w:hAnsi="Times New Roman" w:cs="Times New Roman"/>
+          <w:sz w:val="18"/>
+          <w:szCs w:val="18"/>
+        </w:rPr>
+        <w:t xml:space="preserve">. </w:t>
+      </w:r>
+      <w:hyperlink r:id="rId32" w:history="1">
+        <w:r>
+          <w:rPr>
+            <w:rStyle w:val="Hyperlink"/>
+            <w:rFonts w:ascii="Times New Roman" w:eastAsia="Times New Roman" w:hAnsi="Times New Roman" w:cs="Times New Roman"/>
+            <w:sz w:val="18"/>
+            <w:szCs w:val="18"/>
+          </w:rPr>
+          <w:t>BinaryToImageConverter</w:t>
+        </w:r>
+        <w:r>
+          <w:rPr>
+            <w:rStyle w:val="Hyperlink"/>
+          </w:rPr>
+          <w:t>.</w:t>
+        </w:r>
+        <w:r>
+          <w:rPr>
+            <w:rStyle w:val="Hyperlink"/>
+            <w:rFonts w:asciiTheme="majorBidi" w:hAnsiTheme="majorBidi" w:cstheme="majorBidi"/>
+            <w:sz w:val="18"/>
+            <w:szCs w:val="18"/>
+          </w:rPr>
+          <w:t>cs</w:t>
+        </w:r>
+        <w:r>
+          <w:rPr>
+            <w:rStyle w:val="Hyperlink"/>
+          </w:rPr>
+          <w:t xml:space="preserve">      </w:t>
+        </w:r>
+      </w:hyperlink>
+      <w:r>
+        <w:t xml:space="preserve"> </w:t>
+      </w:r>
+    </w:p>
+    <w:p>
+      <w:pPr>
+        <w:spacing w:before="240" w:after="0" w:line="276" w:lineRule="auto"/>
+        <w:jc w:val="both"/>
+        <w:rPr>
+          <w:noProof/>
+        </w:rPr>
+      </w:pPr>
+      <w:r>
+        <w:rPr>
+          <w:noProof/>
+        </w:rPr>
+        <w:drawing>
+          <wp:inline distT="0" distB="0" distL="0" distR="0" wp14:anchorId="12843503" wp14:editId="4F4FA464">
+            <wp:extent cx="2647950" cy="1323975"/>
+            <wp:effectExtent l="0" t="0" r="0" b="9525"/>
+            <wp:docPr id="19321719" name="Picture 6"/>
+            <wp:cNvGraphicFramePr>
+              <a:graphicFrameLocks xmlns:a="http://schemas.openxmlformats.org/drawingml/2006/main" noChangeAspect="1"/>
+            </wp:cNvGraphicFramePr>
+            <a:graphic xmlns:a="http://schemas.openxmlformats.org/drawingml/2006/main">
+              <a:graphicData uri="http://schemas.openxmlformats.org/drawingml/2006/picture">
+                <pic:pic xmlns:pic="http://schemas.openxmlformats.org/drawingml/2006/picture">
+                  <pic:nvPicPr>
+                    <pic:cNvPr id="19321719" name="Picture 19321719"/>
+                    <pic:cNvPicPr/>
+                  </pic:nvPicPr>
+                  <pic:blipFill>
+                    <a:blip r:embed="rId33">
+                      <a:extLst>
+                        <a:ext uri="{28A0092B-C50C-407E-A947-70E740481C1C}">
+                          <a14:useLocalDpi xmlns:a14="http://schemas.microsoft.com/office/drawing/2010/main" val="0"/>
+                        </a:ext>
+                      </a:extLst>
+                    </a:blip>
+                    <a:stretch>
+                      <a:fillRect/>
+                    </a:stretch>
+                  </pic:blipFill>
+                  <pic:spPr>
+                    <a:xfrm>
+                      <a:off x="0" y="0"/>
+                      <a:ext cx="2654498" cy="1327249"/>
+                    </a:xfrm>
+                    <a:prstGeom prst="rect">
+                      <a:avLst/>
+                    </a:prstGeom>
+                  </pic:spPr>
+                </pic:pic>
+              </a:graphicData>
+            </a:graphic>
+          </wp:inline>
+        </w:drawing>
+      </w:r>
+      <w:r>
+        <w:t xml:space="preserve"> </w:t>
+      </w:r>
+      <w:r>
+        <w:t xml:space="preserve">             </w:t>
+      </w:r>
+      <w:r>
+        <w:t xml:space="preserve">      </w:t>
+      </w:r>
+    </w:p>
+    <w:p>
+      <w:pPr>
+        <w:spacing w:before="240" w:after="0" w:line="276" w:lineRule="auto"/>
+        <w:jc w:val="both"/>
+        <w:rPr>
+          <w:noProof/>
+        </w:rPr>
+      </w:pPr>
+      <w:r>
+        <w:rPr>
+          <w:rFonts w:ascii="Times New Roman" w:eastAsia="Times New Roman" w:hAnsi="Times New Roman" w:cs="Times New Roman"/>
+          <w:i/>
+          <w:iCs/>
+          <w:sz w:val="18"/>
+          <w:szCs w:val="18"/>
+        </w:rPr>
+        <w:t xml:space="preserve">Figure </w:t>
+      </w:r>
+      <w:r>
+        <w:rPr>
+          <w:rFonts w:ascii="Times New Roman" w:eastAsia="Times New Roman" w:hAnsi="Times New Roman" w:cs="Times New Roman"/>
+          <w:i/>
+          <w:iCs/>
+          <w:sz w:val="18"/>
+          <w:szCs w:val="18"/>
+        </w:rPr>
+        <w:t>10</w:t>
+      </w:r>
+      <w:r>
+        <w:rPr>
+          <w:rFonts w:ascii="Times New Roman" w:eastAsia="Times New Roman" w:hAnsi="Times New Roman" w:cs="Times New Roman"/>
+          <w:i/>
+          <w:iCs/>
+          <w:sz w:val="18"/>
+          <w:szCs w:val="18"/>
+        </w:rPr>
+        <w:t>:</w:t>
+      </w:r>
+      <w:r>
+        <w:rPr>
+          <w:rFonts w:ascii="Times New Roman" w:eastAsia="Times New Roman" w:hAnsi="Times New Roman" w:cs="Times New Roman"/>
+          <w:sz w:val="18"/>
+          <w:szCs w:val="18"/>
+        </w:rPr>
+        <w:t xml:space="preserve"> A</w:t>
+      </w:r>
+      <w:r>
+        <w:rPr>
+          <w:rFonts w:ascii="Times New Roman" w:eastAsia="Times New Roman" w:hAnsi="Times New Roman" w:cs="Times New Roman"/>
+          <w:sz w:val="18"/>
+          <w:szCs w:val="18"/>
+        </w:rPr>
+        <w:t xml:space="preserve">n </w:t>
+      </w:r>
+      <w:r>
+        <w:rPr>
+          <w:rFonts w:ascii="Times New Roman" w:eastAsia="Times New Roman" w:hAnsi="Times New Roman" w:cs="Times New Roman"/>
+          <w:sz w:val="18"/>
+          <w:szCs w:val="18"/>
+        </w:rPr>
+        <w:t>illustration showing the output from the fus</w:t>
+      </w:r>
+      <w:r>
+        <w:rPr>
+          <w:rFonts w:ascii="Times New Roman" w:eastAsia="Times New Roman" w:hAnsi="Times New Roman" w:cs="Times New Roman"/>
+          <w:sz w:val="18"/>
+          <w:szCs w:val="18"/>
+        </w:rPr>
+        <w:t xml:space="preserve">ion </w:t>
+      </w:r>
+      <w:r>
+        <w:rPr>
+          <w:rFonts w:ascii="Times New Roman" w:eastAsia="Times New Roman" w:hAnsi="Times New Roman" w:cs="Times New Roman"/>
+          <w:sz w:val="18"/>
+          <w:szCs w:val="18"/>
+        </w:rPr>
+        <w:t>classifier</w:t>
+      </w:r>
+      <w:r>
+        <w:rPr>
+          <w:rFonts w:ascii="Times New Roman" w:eastAsia="Times New Roman" w:hAnsi="Times New Roman" w:cs="Times New Roman"/>
+          <w:sz w:val="18"/>
+          <w:szCs w:val="18"/>
+        </w:rPr>
+        <w:t xml:space="preserve"> </w:t>
+      </w:r>
+      <w:r>
+        <w:rPr>
+          <w:rFonts w:ascii="Times New Roman" w:eastAsia="Times New Roman" w:hAnsi="Times New Roman" w:cs="Times New Roman"/>
+          <w:sz w:val="18"/>
+          <w:szCs w:val="18"/>
+        </w:rPr>
+        <w:t>(le</w:t>
+      </w:r>
+      <w:r>
+        <w:rPr>
+          <w:rFonts w:ascii="Times New Roman" w:eastAsia="Times New Roman" w:hAnsi="Times New Roman" w:cs="Times New Roman"/>
+          <w:sz w:val="18"/>
+          <w:szCs w:val="18"/>
+        </w:rPr>
+        <w:t>f</w:t>
+      </w:r>
+      <w:r>
+        <w:rPr>
+          <w:rFonts w:ascii="Times New Roman" w:eastAsia="Times New Roman" w:hAnsi="Times New Roman" w:cs="Times New Roman"/>
+          <w:sz w:val="18"/>
+          <w:szCs w:val="18"/>
+        </w:rPr>
+        <w:t>t)</w:t>
+      </w:r>
+      <w:r>
+        <w:rPr>
+          <w:rFonts w:ascii="Times New Roman" w:eastAsia="Times New Roman" w:hAnsi="Times New Roman" w:cs="Times New Roman"/>
+          <w:sz w:val="18"/>
+          <w:szCs w:val="18"/>
+        </w:rPr>
+        <w:t xml:space="preserve"> </w:t>
+      </w:r>
+      <w:r>
+        <w:rPr>
+          <w:rFonts w:ascii="Times New Roman" w:eastAsia="Times New Roman" w:hAnsi="Times New Roman" w:cs="Times New Roman"/>
+          <w:sz w:val="18"/>
+          <w:szCs w:val="18"/>
+        </w:rPr>
+        <w:t>after post-processing</w:t>
+      </w:r>
+      <w:r>
+        <w:rPr>
+          <w:rFonts w:ascii="Times New Roman" w:eastAsia="Times New Roman" w:hAnsi="Times New Roman" w:cs="Times New Roman"/>
+          <w:sz w:val="18"/>
+          <w:szCs w:val="18"/>
+        </w:rPr>
+        <w:t xml:space="preserve"> vs original (right) or Test Sample</w:t>
+      </w:r>
+      <w:r>
+        <w:rPr>
+          <w:rFonts w:ascii="Times New Roman" w:eastAsia="Times New Roman" w:hAnsi="Times New Roman" w:cs="Times New Roman"/>
+          <w:sz w:val="18"/>
+          <w:szCs w:val="18"/>
+        </w:rPr>
+        <w:t xml:space="preserve"> (Image: 0_1450)</w:t>
+      </w:r>
+    </w:p>
+    <w:p>
+      <w:pPr>
+        <w:spacing w:before="240" w:after="0" w:line="276" w:lineRule="auto"/>
+        <w:jc w:val="both"/>
+      </w:pPr>
+      <w:r>
+        <w:rPr>
+          <w:rFonts w:ascii="Times New Roman" w:eastAsia="Times New Roman" w:hAnsi="Times New Roman" w:cs="Times New Roman"/>
+          <w:sz w:val="18"/>
+          <w:szCs w:val="18"/>
+        </w:rPr>
+        <w:t xml:space="preserve">Figure </w:t>
+      </w:r>
+      <w:r>
+        <w:rPr>
+          <w:rFonts w:ascii="Times New Roman" w:eastAsia="Times New Roman" w:hAnsi="Times New Roman" w:cs="Times New Roman"/>
+          <w:sz w:val="18"/>
+          <w:szCs w:val="18"/>
+        </w:rPr>
+        <w:t>10</w:t>
+      </w:r>
+      <w:r>
+        <w:rPr>
+          <w:rFonts w:ascii="Times New Roman" w:eastAsia="Times New Roman" w:hAnsi="Times New Roman" w:cs="Times New Roman"/>
+          <w:sz w:val="18"/>
+          <w:szCs w:val="18"/>
+        </w:rPr>
+        <w:t xml:space="preserve"> illustrates the final binary reconstruction result from the fusion classifier, visualized in PNG format</w:t>
+      </w:r>
+      <w:r>
+        <w:rPr>
+          <w:rFonts w:ascii="Times New Roman" w:eastAsia="Times New Roman" w:hAnsi="Times New Roman" w:cs="Times New Roman"/>
+          <w:i/>
+          <w:iCs/>
+          <w:sz w:val="18"/>
+          <w:szCs w:val="18"/>
+        </w:rPr>
+        <w:t>.</w:t>
+      </w:r>
+      <w:r>
+        <w:rPr>
+          <w:rFonts w:ascii="Times New Roman" w:eastAsia="Times New Roman" w:hAnsi="Times New Roman" w:cs="Times New Roman"/>
+          <w:sz w:val="18"/>
+          <w:szCs w:val="18"/>
+        </w:rPr>
+        <w:t xml:space="preserve"> </w:t>
+      </w:r>
+      <w:r>
+        <w:rPr>
+          <w:rFonts w:ascii="Times New Roman" w:eastAsia="Times New Roman" w:hAnsi="Times New Roman" w:cs="Times New Roman"/>
+          <w:sz w:val="18"/>
+          <w:szCs w:val="18"/>
+        </w:rPr>
+        <w:t xml:space="preserve">This image represents the output of the fusion classifier after combining predictions from both HTM and KNN classifiers. The fusion process integrates the reconstructed binary images based on their cosine similarity scores, followed by Gaussian-weighted local voting and median filtering to </w:t>
+      </w:r>
+      <w:r>
+        <w:rPr>
+          <w:rFonts w:ascii="Times New Roman" w:eastAsia="Times New Roman" w:hAnsi="Times New Roman" w:cs="Times New Roman"/>
+          <w:sz w:val="18"/>
+          <w:szCs w:val="18"/>
+        </w:rPr>
+        <w:t>enhance consistency and reduce noise. The final binary result is then</w:t>
+      </w:r>
+      <w:r>
+        <w:rPr>
+          <w:rFonts w:ascii="Times New Roman" w:eastAsia="Times New Roman" w:hAnsi="Times New Roman" w:cs="Times New Roman"/>
+          <w:sz w:val="18"/>
+          <w:szCs w:val="18"/>
+        </w:rPr>
+        <w:t xml:space="preserve"> </w:t>
+      </w:r>
+      <w:r>
+        <w:rPr>
+          <w:rFonts w:ascii="Times New Roman" w:eastAsia="Times New Roman" w:hAnsi="Times New Roman" w:cs="Times New Roman"/>
+          <w:sz w:val="18"/>
+          <w:szCs w:val="18"/>
+        </w:rPr>
+        <w:t>converted</w:t>
+      </w:r>
+      <w:r>
+        <w:rPr>
+          <w:rFonts w:ascii="Times New Roman" w:eastAsia="Times New Roman" w:hAnsi="Times New Roman" w:cs="Times New Roman"/>
+          <w:sz w:val="18"/>
+          <w:szCs w:val="18"/>
+        </w:rPr>
+        <w:t xml:space="preserve"> </w:t>
+      </w:r>
+      <w:r>
+        <w:rPr>
+          <w:rFonts w:ascii="Times New Roman" w:eastAsia="Times New Roman" w:hAnsi="Times New Roman" w:cs="Times New Roman"/>
+          <w:sz w:val="18"/>
+          <w:szCs w:val="18"/>
+        </w:rPr>
+        <w:t>into</w:t>
+      </w:r>
+      <w:r>
+        <w:rPr>
+          <w:rFonts w:ascii="Times New Roman" w:eastAsia="Times New Roman" w:hAnsi="Times New Roman" w:cs="Times New Roman"/>
+          <w:sz w:val="18"/>
+          <w:szCs w:val="18"/>
+        </w:rPr>
+        <w:t xml:space="preserve"> </w:t>
+      </w:r>
+      <w:r>
+        <w:rPr>
+          <w:rFonts w:ascii="Times New Roman" w:eastAsia="Times New Roman" w:hAnsi="Times New Roman" w:cs="Times New Roman"/>
+          <w:sz w:val="18"/>
+          <w:szCs w:val="18"/>
+        </w:rPr>
+        <w:t>a</w:t>
+      </w:r>
+      <w:r>
+        <w:rPr>
+          <w:rFonts w:ascii="Times New Roman" w:eastAsia="Times New Roman" w:hAnsi="Times New Roman" w:cs="Times New Roman"/>
+          <w:sz w:val="18"/>
+          <w:szCs w:val="18"/>
+        </w:rPr>
+        <w:t xml:space="preserve"> </w:t>
+      </w:r>
+      <w:r>
+        <w:rPr>
+          <w:rFonts w:ascii="Times New Roman" w:eastAsia="Times New Roman" w:hAnsi="Times New Roman" w:cs="Times New Roman"/>
+          <w:sz w:val="18"/>
+          <w:szCs w:val="18"/>
+        </w:rPr>
+        <w:t>PNG image using the</w:t>
+      </w:r>
+      <w:r>
+        <w:rPr>
+          <w:rFonts w:ascii="Times New Roman" w:eastAsia="Times New Roman" w:hAnsi="Times New Roman" w:cs="Times New Roman"/>
+          <w:sz w:val="18"/>
+          <w:szCs w:val="18"/>
+        </w:rPr>
+        <w:t xml:space="preserve"> </w:t>
+      </w:r>
+      <w:r>
+        <w:rPr>
+          <w:rFonts w:ascii="Times New Roman" w:eastAsia="Times New Roman" w:hAnsi="Times New Roman" w:cs="Times New Roman"/>
+          <w:sz w:val="18"/>
+          <w:szCs w:val="18"/>
+        </w:rPr>
+        <w:t>BinaryToImageConverter class, allowing for a visual evaluation of the reconstruction quality.</w:t>
+      </w:r>
+    </w:p>
+    <w:p>
+      <w:pPr>
+        <w:pStyle w:val="Heading2"/>
+      </w:pPr>
+      <w:r>
+        <w:t>5. Evaluation of Reconstruction Accuracy</w:t>
+      </w:r>
+    </w:p>
+    <w:p>
+      <w:pPr>
+        <w:spacing w:before="240" w:after="240" w:line="276" w:lineRule="auto"/>
+        <w:jc w:val="both"/>
+        <w:rPr>
+          <w:rFonts w:ascii="Times New Roman" w:eastAsia="Times New Roman" w:hAnsi="Times New Roman" w:cs="Times New Roman"/>
+          <w:sz w:val="18"/>
+          <w:szCs w:val="18"/>
+        </w:rPr>
+      </w:pPr>
+      <w:r>
+        <w:rPr>
+          <w:rFonts w:ascii="Times New Roman" w:eastAsia="Times New Roman" w:hAnsi="Times New Roman" w:cs="Times New Roman"/>
+          <w:sz w:val="18"/>
+          <w:szCs w:val="18"/>
+        </w:rPr>
+        <w:t>The reconstructed images</w:t>
+      </w:r>
+      <w:r>
+        <w:rPr>
+          <w:rFonts w:ascii="Times New Roman" w:eastAsia="Times New Roman" w:hAnsi="Times New Roman" w:cs="Times New Roman"/>
+          <w:sz w:val="18"/>
+          <w:szCs w:val="18"/>
+        </w:rPr>
+        <w:t xml:space="preserve"> both binary and vector</w:t>
+      </w:r>
+      <w:r>
+        <w:rPr>
+          <w:rFonts w:ascii="Times New Roman" w:eastAsia="Times New Roman" w:hAnsi="Times New Roman" w:cs="Times New Roman"/>
+          <w:sz w:val="18"/>
+          <w:szCs w:val="18"/>
+        </w:rPr>
+        <w:t xml:space="preserve"> are quantitatively compared with the original test images using similarity metrics.</w:t>
       </w:r>
     </w:p>
     <w:p>
@@ -9164,18 +9282,14 @@
         </w:rPr>
         <w:t xml:space="preserve">The </w:t>
       </w:r>
-      <w:proofErr w:type="spellStart"/>
-      <w:r>
-        <w:rPr>
-          <w:rFonts w:ascii="Times New Roman" w:eastAsia="Times New Roman" w:hAnsi="Times New Roman" w:cs="Times New Roman"/>
-          <w:b/>
-          <w:bCs/>
+      <w:r>
+        <w:rPr>
+          <w:rFonts w:ascii="Times New Roman" w:eastAsia="Times New Roman" w:hAnsi="Times New Roman" w:cs="Times New Roman"/>
           <w:sz w:val="18"/>
           <w:szCs w:val="18"/>
         </w:rPr>
         <w:t>ImageSimilarity</w:t>
       </w:r>
-      <w:proofErr w:type="spellEnd"/>
       <w:r>
         <w:rPr>
           <w:rFonts w:ascii="Times New Roman" w:eastAsia="Times New Roman" w:hAnsi="Times New Roman" w:cs="Times New Roman"/>
@@ -9217,25 +9331,7 @@
                 <w:sz w:val="18"/>
                 <w:szCs w:val="18"/>
               </w:rPr>
-              <w:t xml:space="preserve">// Inside </w:t>
-            </w:r>
-            <w:proofErr w:type="spellStart"/>
-            <w:r>
-              <w:rPr>
-                <w:rFonts w:ascii="Times New Roman" w:eastAsia="Times New Roman" w:hAnsi="Times New Roman" w:cs="Times New Roman"/>
-                <w:sz w:val="18"/>
-                <w:szCs w:val="18"/>
-              </w:rPr>
-              <w:t>ImageSimilarity.CalculateCosineSimilarity</w:t>
-            </w:r>
-            <w:proofErr w:type="spellEnd"/>
-            <w:r>
-              <w:rPr>
-                <w:rFonts w:ascii="Times New Roman" w:eastAsia="Times New Roman" w:hAnsi="Times New Roman" w:cs="Times New Roman"/>
-                <w:sz w:val="18"/>
-                <w:szCs w:val="18"/>
-              </w:rPr>
-              <w:t>()</w:t>
+              <w:t>// Inside ImageSimilarity.CalculateCosineSimilarity()</w:t>
             </w:r>
             <w:r>
               <w:rPr>
@@ -9250,97 +9346,7 @@
                 <w:sz w:val="18"/>
                 <w:szCs w:val="18"/>
               </w:rPr>
-              <w:t xml:space="preserve">double similarity = </w:t>
-            </w:r>
-            <w:proofErr w:type="spellStart"/>
-            <w:r>
-              <w:rPr>
-                <w:rFonts w:ascii="Times New Roman" w:eastAsia="Times New Roman" w:hAnsi="Times New Roman" w:cs="Times New Roman"/>
-                <w:sz w:val="18"/>
-                <w:szCs w:val="18"/>
-              </w:rPr>
-              <w:t>dotProduct</w:t>
-            </w:r>
-            <w:proofErr w:type="spellEnd"/>
-            <w:r>
-              <w:rPr>
-                <w:rFonts w:ascii="Times New Roman" w:eastAsia="Times New Roman" w:hAnsi="Times New Roman" w:cs="Times New Roman"/>
-                <w:sz w:val="18"/>
-                <w:szCs w:val="18"/>
-              </w:rPr>
-              <w:t xml:space="preserve"> / (</w:t>
-            </w:r>
-            <w:proofErr w:type="spellStart"/>
-            <w:r>
-              <w:rPr>
-                <w:rFonts w:ascii="Times New Roman" w:eastAsia="Times New Roman" w:hAnsi="Times New Roman" w:cs="Times New Roman"/>
-                <w:sz w:val="18"/>
-                <w:szCs w:val="18"/>
-              </w:rPr>
-              <w:t>Math.Sqrt</w:t>
-            </w:r>
-            <w:proofErr w:type="spellEnd"/>
-            <w:r>
-              <w:rPr>
-                <w:rFonts w:ascii="Times New Roman" w:eastAsia="Times New Roman" w:hAnsi="Times New Roman" w:cs="Times New Roman"/>
-                <w:sz w:val="18"/>
-                <w:szCs w:val="18"/>
-              </w:rPr>
-              <w:t>(</w:t>
-            </w:r>
-            <w:proofErr w:type="spellStart"/>
-            <w:r>
-              <w:rPr>
-                <w:rFonts w:ascii="Times New Roman" w:eastAsia="Times New Roman" w:hAnsi="Times New Roman" w:cs="Times New Roman"/>
-                <w:sz w:val="18"/>
-                <w:szCs w:val="18"/>
-              </w:rPr>
-              <w:t>originalNorm</w:t>
-            </w:r>
-            <w:proofErr w:type="spellEnd"/>
-            <w:r>
-              <w:rPr>
-                <w:rFonts w:ascii="Times New Roman" w:eastAsia="Times New Roman" w:hAnsi="Times New Roman" w:cs="Times New Roman"/>
-                <w:sz w:val="18"/>
-                <w:szCs w:val="18"/>
-              </w:rPr>
-              <w:t xml:space="preserve">) * </w:t>
-            </w:r>
-            <w:proofErr w:type="spellStart"/>
-            <w:r>
-              <w:rPr>
-                <w:rFonts w:ascii="Times New Roman" w:eastAsia="Times New Roman" w:hAnsi="Times New Roman" w:cs="Times New Roman"/>
-                <w:sz w:val="18"/>
-                <w:szCs w:val="18"/>
-              </w:rPr>
-              <w:t>Math.Sqrt</w:t>
-            </w:r>
-            <w:proofErr w:type="spellEnd"/>
-            <w:r>
-              <w:rPr>
-                <w:rFonts w:ascii="Times New Roman" w:eastAsia="Times New Roman" w:hAnsi="Times New Roman" w:cs="Times New Roman"/>
-                <w:sz w:val="18"/>
-                <w:szCs w:val="18"/>
-              </w:rPr>
-              <w:t>(</w:t>
-            </w:r>
-            <w:proofErr w:type="spellStart"/>
-            <w:r>
-              <w:rPr>
-                <w:rFonts w:ascii="Times New Roman" w:eastAsia="Times New Roman" w:hAnsi="Times New Roman" w:cs="Times New Roman"/>
-                <w:sz w:val="18"/>
-                <w:szCs w:val="18"/>
-              </w:rPr>
-              <w:t>reconstructedNorm</w:t>
-            </w:r>
-            <w:proofErr w:type="spellEnd"/>
-            <w:r>
-              <w:rPr>
-                <w:rFonts w:ascii="Times New Roman" w:eastAsia="Times New Roman" w:hAnsi="Times New Roman" w:cs="Times New Roman"/>
-                <w:sz w:val="18"/>
-                <w:szCs w:val="18"/>
-              </w:rPr>
-              <w:t>));</w:t>
+              <w:t>double similarity = dotProduct / (Math.Sqrt(originalNorm) * Math.Sqrt(reconstructedNorm));</w:t>
             </w:r>
           </w:p>
           <w:p>
@@ -9381,7 +9387,15 @@
           <w:sz w:val="18"/>
           <w:szCs w:val="18"/>
         </w:rPr>
-        <w:t>10</w:t>
+        <w:t>1</w:t>
+      </w:r>
+      <w:r>
+        <w:rPr>
+          <w:rFonts w:ascii="Times New Roman" w:eastAsia="Times New Roman" w:hAnsi="Times New Roman" w:cs="Times New Roman"/>
+          <w:sz w:val="18"/>
+          <w:szCs w:val="18"/>
+        </w:rPr>
+        <w:t>1</w:t>
       </w:r>
       <w:r>
         <w:rPr>
@@ -9399,24 +9413,17 @@
         </w:rPr>
         <w:t xml:space="preserve"> </w:t>
       </w:r>
-      <w:proofErr w:type="spellStart"/>
-      <w:r>
-        <w:rPr>
-          <w:rFonts w:ascii="Times New Roman" w:eastAsia="Times New Roman" w:hAnsi="Times New Roman" w:cs="Times New Roman"/>
-          <w:sz w:val="18"/>
-          <w:szCs w:val="18"/>
-        </w:rPr>
-        <w:t>ImageSimilarity</w:t>
-      </w:r>
-      <w:r>
-        <w:rPr>
-          <w:rFonts w:ascii="Times New Roman" w:eastAsia="Times New Roman" w:hAnsi="Times New Roman" w:cs="Times New Roman"/>
-          <w:sz w:val="18"/>
-          <w:szCs w:val="18"/>
-        </w:rPr>
-        <w:t>.cs</w:t>
-      </w:r>
-      <w:proofErr w:type="spellEnd"/>
+      <w:hyperlink r:id="rId34" w:history="1">
+        <w:r>
+          <w:rPr>
+            <w:rStyle w:val="Hyperlink"/>
+            <w:rFonts w:ascii="Times New Roman" w:eastAsia="Times New Roman" w:hAnsi="Times New Roman" w:cs="Times New Roman"/>
+            <w:sz w:val="18"/>
+            <w:szCs w:val="18"/>
+          </w:rPr>
+          <w:t>ImageSimilarity.cs</w:t>
+        </w:r>
+      </w:hyperlink>
     </w:p>
     <w:p>
       <w:pPr>
@@ -9449,48 +9456,24 @@
           <w:sz w:val="18"/>
           <w:szCs w:val="18"/>
         </w:rPr>
-        <w:t xml:space="preserve">A pixel-by-pixel comparison is performed to compute the binary </w:t>
-      </w:r>
-      <w:proofErr w:type="spellStart"/>
-      <w:proofErr w:type="gramStart"/>
-      <w:r>
-        <w:rPr>
-          <w:rFonts w:ascii="Times New Roman" w:eastAsia="Times New Roman" w:hAnsi="Times New Roman" w:cs="Times New Roman"/>
-          <w:sz w:val="18"/>
-          <w:szCs w:val="18"/>
-        </w:rPr>
-        <w:t>similarity.</w:t>
-      </w:r>
-      <w:r>
-        <w:rPr>
-          <w:rFonts w:ascii="Times New Roman" w:eastAsia="Times New Roman" w:hAnsi="Times New Roman" w:cs="Times New Roman"/>
-          <w:sz w:val="18"/>
-          <w:szCs w:val="18"/>
-        </w:rPr>
-        <w:t>Results</w:t>
-      </w:r>
-      <w:proofErr w:type="spellEnd"/>
-      <w:proofErr w:type="gramEnd"/>
-      <w:r>
-        <w:rPr>
-          <w:rFonts w:ascii="Times New Roman" w:eastAsia="Times New Roman" w:hAnsi="Times New Roman" w:cs="Times New Roman"/>
-          <w:sz w:val="18"/>
-          <w:szCs w:val="18"/>
-        </w:rPr>
-        <w:t xml:space="preserve">, including average similarity percentages, are compiled into Excel spreadsheets using the </w:t>
-      </w:r>
-      <w:proofErr w:type="spellStart"/>
-      <w:r>
-        <w:rPr>
-          <w:rFonts w:ascii="Times New Roman" w:eastAsia="Times New Roman" w:hAnsi="Times New Roman" w:cs="Times New Roman"/>
-          <w:b/>
-          <w:bCs/>
+        <w:t>A pixel-by-pixel comparison is performed to compute the binary similarity.</w:t>
+      </w:r>
+      <w:r>
+        <w:rPr>
+          <w:rFonts w:ascii="Times New Roman" w:eastAsia="Times New Roman" w:hAnsi="Times New Roman" w:cs="Times New Roman"/>
+          <w:sz w:val="18"/>
+          <w:szCs w:val="18"/>
+        </w:rPr>
+        <w:t xml:space="preserve">Results, including average similarity percentages, are compiled into Excel spreadsheets using the </w:t>
+      </w:r>
+      <w:r>
+        <w:rPr>
+          <w:rFonts w:ascii="Times New Roman" w:eastAsia="Times New Roman" w:hAnsi="Times New Roman" w:cs="Times New Roman"/>
           <w:sz w:val="18"/>
           <w:szCs w:val="18"/>
         </w:rPr>
         <w:t>ExcelHelper</w:t>
       </w:r>
-      <w:proofErr w:type="spellEnd"/>
       <w:r>
         <w:rPr>
           <w:rFonts w:ascii="Times New Roman" w:eastAsia="Times New Roman" w:hAnsi="Times New Roman" w:cs="Times New Roman"/>
@@ -9532,52 +9515,7 @@
                 <w:sz w:val="18"/>
                 <w:szCs w:val="18"/>
               </w:rPr>
-              <w:t xml:space="preserve">// Inside </w:t>
-            </w:r>
-            <w:proofErr w:type="spellStart"/>
-            <w:r>
-              <w:rPr>
-                <w:rFonts w:ascii="Times New Roman" w:eastAsia="Times New Roman" w:hAnsi="Times New Roman" w:cs="Times New Roman"/>
-                <w:sz w:val="18"/>
-                <w:szCs w:val="18"/>
-              </w:rPr>
-              <w:t>ExcelHelper.SaveSimilarityStatistics</w:t>
-            </w:r>
-            <w:proofErr w:type="spellEnd"/>
-            <w:r>
-              <w:rPr>
-                <w:rFonts w:ascii="Times New Roman" w:eastAsia="Times New Roman" w:hAnsi="Times New Roman" w:cs="Times New Roman"/>
-                <w:sz w:val="18"/>
-                <w:szCs w:val="18"/>
-              </w:rPr>
-              <w:t>()</w:t>
-            </w:r>
-            <w:r>
-              <w:rPr>
-                <w:sz w:val="18"/>
-                <w:szCs w:val="18"/>
-              </w:rPr>
-              <w:br/>
-            </w:r>
-            <w:proofErr w:type="spellStart"/>
-            <w:proofErr w:type="gramStart"/>
-            <w:r>
-              <w:rPr>
-                <w:rFonts w:ascii="Times New Roman" w:eastAsia="Times New Roman" w:hAnsi="Times New Roman" w:cs="Times New Roman"/>
-                <w:sz w:val="18"/>
-                <w:szCs w:val="18"/>
-              </w:rPr>
-              <w:t>worksheet.Cell</w:t>
-            </w:r>
-            <w:proofErr w:type="spellEnd"/>
-            <w:proofErr w:type="gramEnd"/>
-            <w:r>
-              <w:rPr>
-                <w:rFonts w:ascii="Times New Roman" w:eastAsia="Times New Roman" w:hAnsi="Times New Roman" w:cs="Times New Roman"/>
-                <w:sz w:val="18"/>
-                <w:szCs w:val="18"/>
-              </w:rPr>
-              <w:t>(1, 1).Value = "Picture Name";</w:t>
+              <w:t>// Inside ExcelHelper.SaveSimilarityStatistics()</w:t>
             </w:r>
             <w:r>
               <w:rPr>
@@ -9592,6 +9530,21 @@
                 <w:sz w:val="18"/>
                 <w:szCs w:val="18"/>
               </w:rPr>
+              <w:t>worksheet.Cell(1, 1).Value = "Picture Name";</w:t>
+            </w:r>
+            <w:r>
+              <w:rPr>
+                <w:sz w:val="18"/>
+                <w:szCs w:val="18"/>
+              </w:rPr>
+              <w:br/>
+            </w:r>
+            <w:r>
+              <w:rPr>
+                <w:rFonts w:ascii="Times New Roman" w:eastAsia="Times New Roman" w:hAnsi="Times New Roman" w:cs="Times New Roman"/>
+                <w:sz w:val="18"/>
+                <w:szCs w:val="18"/>
+              </w:rPr>
               <w:t>// Additional code writes similarity percentages and computes averages.</w:t>
             </w:r>
             <w:r>
@@ -9601,41 +9554,13 @@
               </w:rPr>
               <w:br/>
             </w:r>
-            <w:proofErr w:type="spellStart"/>
             <w:r>
               <w:rPr>
                 <w:rFonts w:ascii="Times New Roman" w:eastAsia="Times New Roman" w:hAnsi="Times New Roman" w:cs="Times New Roman"/>
                 <w:sz w:val="18"/>
                 <w:szCs w:val="18"/>
               </w:rPr>
-              <w:t>workbook.SaveAs</w:t>
-            </w:r>
-            <w:proofErr w:type="spellEnd"/>
-            <w:r>
-              <w:rPr>
-                <w:rFonts w:ascii="Times New Roman" w:eastAsia="Times New Roman" w:hAnsi="Times New Roman" w:cs="Times New Roman"/>
-                <w:sz w:val="18"/>
-                <w:szCs w:val="18"/>
-              </w:rPr>
-              <w:t>(</w:t>
-            </w:r>
-            <w:proofErr w:type="spellStart"/>
-            <w:r>
-              <w:rPr>
-                <w:rFonts w:ascii="Times New Roman" w:eastAsia="Times New Roman" w:hAnsi="Times New Roman" w:cs="Times New Roman"/>
-                <w:sz w:val="18"/>
-                <w:szCs w:val="18"/>
-              </w:rPr>
-              <w:t>filePath</w:t>
-            </w:r>
-            <w:proofErr w:type="spellEnd"/>
-            <w:r>
-              <w:rPr>
-                <w:rFonts w:ascii="Times New Roman" w:eastAsia="Times New Roman" w:hAnsi="Times New Roman" w:cs="Times New Roman"/>
-                <w:sz w:val="18"/>
-                <w:szCs w:val="18"/>
-              </w:rPr>
-              <w:t>);</w:t>
+              <w:t>workbook.SaveAs(filePath);</w:t>
             </w:r>
           </w:p>
         </w:tc>
@@ -9670,7 +9595,7 @@
           <w:sz w:val="18"/>
           <w:szCs w:val="18"/>
         </w:rPr>
-        <w:t>11</w:t>
+        <w:t>1</w:t>
       </w:r>
       <w:r>
         <w:rPr>
@@ -9680,9 +9605,8 @@
           <w:sz w:val="18"/>
           <w:szCs w:val="18"/>
         </w:rPr>
-        <w:t xml:space="preserve">. </w:t>
-      </w:r>
-      <w:proofErr w:type="spellStart"/>
+        <w:t>2</w:t>
+      </w:r>
       <w:r>
         <w:rPr>
           <w:rFonts w:ascii="Times New Roman" w:hAnsi="Times New Roman" w:cs="Times New Roman"/>
@@ -9691,19 +9615,21 @@
           <w:sz w:val="18"/>
           <w:szCs w:val="18"/>
         </w:rPr>
-        <w:t>ExcelHelper</w:t>
-      </w:r>
-      <w:r>
-        <w:rPr>
-          <w:rFonts w:ascii="Times New Roman" w:hAnsi="Times New Roman" w:cs="Times New Roman"/>
-          <w:b w:val="0"/>
-          <w:bCs w:val="0"/>
-          <w:sz w:val="18"/>
-          <w:szCs w:val="18"/>
-        </w:rPr>
-        <w:t>.cs</w:t>
-      </w:r>
-      <w:proofErr w:type="spellEnd"/>
+        <w:t xml:space="preserve">. </w:t>
+      </w:r>
+      <w:hyperlink r:id="rId35" w:history="1">
+        <w:r>
+          <w:rPr>
+            <w:rStyle w:val="Hyperlink"/>
+            <w:rFonts w:ascii="Times New Roman" w:hAnsi="Times New Roman" w:cs="Times New Roman"/>
+            <w:b w:val="0"/>
+            <w:bCs w:val="0"/>
+            <w:sz w:val="18"/>
+            <w:szCs w:val="18"/>
+          </w:rPr>
+          <w:t>ExcelHelper.cs</w:t>
+        </w:r>
+      </w:hyperlink>
     </w:p>
     <w:p>
       <w:pPr>
@@ -9740,7 +9666,6 @@
         <w:pStyle w:val="Heading2"/>
       </w:pPr>
       <w:r>
-        <w:lastRenderedPageBreak/>
         <w:t xml:space="preserve">1. Reconstruction Accuracy </w:t>
       </w:r>
     </w:p>
@@ -9771,16 +9696,16 @@
           <w:rFonts w:ascii="Times New Roman" w:eastAsia="Times New Roman" w:hAnsi="Times New Roman" w:cs="Times New Roman"/>
           <w:sz w:val="18"/>
           <w:szCs w:val="18"/>
-        </w:rPr>
-      </w:pPr>
-      <w:r>
-        <w:rPr>
-          <w:rFonts w:ascii="Times New Roman" w:eastAsia="Times New Roman" w:hAnsi="Times New Roman" w:cs="Times New Roman"/>
-          <w:b/>
-          <w:bCs/>
-          <w:sz w:val="18"/>
-          <w:szCs w:val="18"/>
-        </w:rPr>
+          <w:lang w:val="en-MY"/>
+        </w:rPr>
+      </w:pPr>
+      <w:r>
+        <w:rPr>
+          <w:rFonts w:ascii="Times New Roman" w:eastAsia="Times New Roman" w:hAnsi="Times New Roman" w:cs="Times New Roman"/>
+          <w:sz w:val="18"/>
+          <w:szCs w:val="18"/>
+        </w:rPr>
+        <w:lastRenderedPageBreak/>
         <w:t>Vector Similarity Percentage:</w:t>
       </w:r>
       <w:r>
@@ -9789,7 +9714,16 @@
           <w:sz w:val="18"/>
           <w:szCs w:val="18"/>
         </w:rPr>
-        <w:t xml:space="preserve"> Measures the cosine similarity between the original and reconstructed images.</w:t>
+        <w:t xml:space="preserve"> </w:t>
+      </w:r>
+      <w:r>
+        <w:rPr>
+          <w:rFonts w:ascii="Times New Roman" w:eastAsia="Times New Roman" w:hAnsi="Times New Roman" w:cs="Times New Roman"/>
+          <w:sz w:val="18"/>
+          <w:szCs w:val="18"/>
+          <w:lang w:val="en-MY"/>
+        </w:rPr>
+        <w:t>This metric calculates the cosine similarity between the original and reconstructed image vectors. Cosine similarity is defined as:</w:t>
       </w:r>
     </w:p>
     <w:p>
@@ -9800,6 +9734,87 @@
           <w:rFonts w:ascii="Times New Roman" w:eastAsia="Times New Roman" w:hAnsi="Times New Roman" w:cs="Times New Roman"/>
           <w:sz w:val="18"/>
           <w:szCs w:val="18"/>
+          <w:lang w:val="en-MY"/>
+        </w:rPr>
+      </w:pPr>
+    </w:p>
+    <w:p>
+      <w:pPr>
+        <w:spacing w:after="0"/>
+        <w:jc w:val="center"/>
+        <w:rPr>
+          <w:rFonts w:asciiTheme="majorBidi" w:eastAsia="Times New Roman" w:hAnsiTheme="majorBidi" w:cstheme="majorBidi"/>
+          <w:sz w:val="18"/>
+          <w:szCs w:val="18"/>
+        </w:rPr>
+      </w:pPr>
+      <w:r>
+        <w:rPr>
+          <w:rFonts w:asciiTheme="majorBidi" w:eastAsia="Times New Roman" w:hAnsiTheme="majorBidi" w:cstheme="majorBidi"/>
+          <w:sz w:val="18"/>
+          <w:szCs w:val="18"/>
+        </w:rPr>
+        <w:t>Cosine Similarity =</w:t>
+      </w:r>
+      <w:r>
+        <w:rPr>
+          <w:rFonts w:asciiTheme="majorBidi" w:eastAsia="Times New Roman" w:hAnsiTheme="majorBidi" w:cstheme="majorBidi"/>
+          <w:sz w:val="18"/>
+          <w:szCs w:val="18"/>
+        </w:rPr>
+        <w:t xml:space="preserve"> </w:t>
+      </w:r>
+      <m:oMath>
+        <m:f>
+          <m:fPr>
+            <m:ctrlPr>
+              <w:rPr>
+                <w:rFonts w:ascii="Cambria Math" w:eastAsia="Times New Roman" w:hAnsi="Cambria Math" w:cstheme="majorBidi"/>
+                <w:i/>
+                <w:sz w:val="18"/>
+                <w:szCs w:val="18"/>
+              </w:rPr>
+            </m:ctrlPr>
+          </m:fPr>
+          <m:num>
+            <m:r>
+              <w:rPr>
+                <w:rFonts w:ascii="Cambria Math" w:eastAsia="Times New Roman" w:hAnsi="Cambria Math" w:cstheme="majorBidi"/>
+                <w:sz w:val="18"/>
+                <w:szCs w:val="18"/>
+              </w:rPr>
+              <m:t>A .  B</m:t>
+            </m:r>
+          </m:num>
+          <m:den>
+            <m:r>
+              <w:rPr>
+                <w:rFonts w:ascii="Cambria Math" w:eastAsia="Times New Roman" w:hAnsi="Cambria Math" w:cstheme="majorBidi"/>
+                <w:sz w:val="18"/>
+                <w:szCs w:val="18"/>
+              </w:rPr>
+              <m:t>∥A∥×∥B∥</m:t>
+            </m:r>
+          </m:den>
+        </m:f>
+        <m:r>
+          <w:rPr>
+            <w:rFonts w:ascii="Cambria Math" w:eastAsia="Times New Roman" w:hAnsi="Cambria Math" w:cstheme="majorBidi"/>
+            <w:sz w:val="18"/>
+            <w:szCs w:val="18"/>
+          </w:rPr>
+          <m:t xml:space="preserve"> × 100</m:t>
+        </m:r>
+      </m:oMath>
+    </w:p>
+    <w:p>
+      <w:pPr>
+        <w:spacing w:after="0"/>
+        <w:jc w:val="center"/>
+        <w:rPr>
+          <w:rFonts w:asciiTheme="majorBidi" w:eastAsia="Times New Roman" w:hAnsiTheme="majorBidi" w:cstheme="majorBidi"/>
+          <w:sz w:val="18"/>
+          <w:szCs w:val="18"/>
         </w:rPr>
       </w:pPr>
     </w:p>
@@ -9811,13 +9826,109 @@
           <w:rFonts w:ascii="Times New Roman" w:eastAsia="Times New Roman" w:hAnsi="Times New Roman" w:cs="Times New Roman"/>
           <w:sz w:val="18"/>
           <w:szCs w:val="18"/>
-        </w:rPr>
-      </w:pPr>
-      <w:r>
-        <w:rPr>
-          <w:rFonts w:ascii="Times New Roman" w:eastAsia="Times New Roman" w:hAnsi="Times New Roman" w:cs="Times New Roman"/>
-          <w:b/>
-          <w:bCs/>
+          <w:lang w:val="en-MY"/>
+        </w:rPr>
+      </w:pPr>
+      <w:r>
+        <w:rPr>
+          <w:rFonts w:ascii="Times New Roman" w:eastAsia="Times New Roman" w:hAnsi="Times New Roman" w:cs="Times New Roman"/>
+          <w:sz w:val="18"/>
+          <w:szCs w:val="18"/>
+          <w:lang w:val="en-MY"/>
+        </w:rPr>
+        <w:t xml:space="preserve">where A is the original image vector and B is the reconstructed image vector. The result is a value between 0 and 1, which is then multiplied by 100 to obtain a percentage. </w:t>
+      </w:r>
+    </w:p>
+    <w:p>
+      <w:pPr>
+        <w:spacing w:after="0"/>
+        <w:jc w:val="both"/>
+        <w:rPr>
+          <w:rFonts w:ascii="Times New Roman" w:eastAsia="Times New Roman" w:hAnsi="Times New Roman" w:cs="Times New Roman"/>
+          <w:sz w:val="18"/>
+          <w:szCs w:val="18"/>
+          <w:lang w:val="en-MY"/>
+        </w:rPr>
+      </w:pPr>
+    </w:p>
+    <w:p>
+      <w:pPr>
+        <w:spacing w:after="0"/>
+        <w:jc w:val="both"/>
+        <w:rPr>
+          <w:rFonts w:ascii="Times New Roman" w:eastAsia="Times New Roman" w:hAnsi="Times New Roman" w:cs="Times New Roman"/>
+          <w:sz w:val="18"/>
+          <w:szCs w:val="18"/>
+          <w:lang w:val="en-MY"/>
+        </w:rPr>
+      </w:pPr>
+      <w:r>
+        <w:rPr>
+          <w:rFonts w:ascii="Times New Roman" w:eastAsia="Times New Roman" w:hAnsi="Times New Roman" w:cs="Times New Roman"/>
+          <w:sz w:val="18"/>
+          <w:szCs w:val="18"/>
+          <w:lang w:val="en-MY"/>
+        </w:rPr>
+        <w:t>For example, when evaluating the reconstructed vector of image 0_1450, the HTM classifier achieved a vector similarity of 95.82%, indicating a very close match to the original image. In comparison, the KNN classifier produced a similarity of 87.2% for the same image, while the fusion approach yielded a similarity of 95.04%, combining strengths of both classifiers.</w:t>
+      </w:r>
+    </w:p>
+    <w:p>
+      <w:pPr>
+        <w:spacing w:after="0"/>
+        <w:jc w:val="both"/>
+        <w:rPr>
+          <w:rFonts w:ascii="Times New Roman" w:eastAsia="Times New Roman" w:hAnsi="Times New Roman" w:cs="Times New Roman"/>
+          <w:sz w:val="18"/>
+          <w:szCs w:val="18"/>
+          <w:lang w:val="en-MY"/>
+        </w:rPr>
+      </w:pPr>
+      <w:r>
+        <w:rPr>
+          <w:rFonts w:ascii="Times New Roman" w:eastAsia="Times New Roman" w:hAnsi="Times New Roman" w:cs="Times New Roman"/>
+          <w:sz w:val="18"/>
+          <w:szCs w:val="18"/>
+          <w:lang w:val="en-MY"/>
+        </w:rPr>
+        <w:t>These results demonstrate that HTM was particularly effective for this image, and the fusion strategy maintained high reconstruction quality by leveraging the best aspects of both models.</w:t>
+      </w:r>
+    </w:p>
+    <w:p>
+      <w:pPr>
+        <w:spacing w:after="0"/>
+        <w:jc w:val="both"/>
+        <w:rPr>
+          <w:rFonts w:ascii="Times New Roman" w:eastAsia="Times New Roman" w:hAnsi="Times New Roman" w:cs="Times New Roman"/>
+          <w:sz w:val="18"/>
+          <w:szCs w:val="18"/>
+          <w:lang w:val="en-MY"/>
+        </w:rPr>
+      </w:pPr>
+    </w:p>
+    <w:p>
+      <w:pPr>
+        <w:spacing w:after="0"/>
+        <w:jc w:val="both"/>
+        <w:rPr>
+          <w:rFonts w:ascii="Times New Roman" w:eastAsia="Times New Roman" w:hAnsi="Times New Roman" w:cs="Times New Roman"/>
+          <w:sz w:val="18"/>
+          <w:szCs w:val="18"/>
+        </w:rPr>
+      </w:pPr>
+    </w:p>
+    <w:p>
+      <w:pPr>
+        <w:spacing w:after="0"/>
+        <w:jc w:val="both"/>
+        <w:rPr>
+          <w:rFonts w:ascii="Times New Roman" w:eastAsia="Times New Roman" w:hAnsi="Times New Roman" w:cs="Times New Roman"/>
+          <w:sz w:val="18"/>
+          <w:szCs w:val="18"/>
+        </w:rPr>
+      </w:pPr>
+      <w:r>
+        <w:rPr>
+          <w:rFonts w:ascii="Times New Roman" w:eastAsia="Times New Roman" w:hAnsi="Times New Roman" w:cs="Times New Roman"/>
           <w:sz w:val="18"/>
           <w:szCs w:val="18"/>
         </w:rPr>
@@ -9829,8 +9940,283 @@
           <w:sz w:val="18"/>
           <w:szCs w:val="18"/>
         </w:rPr>
-        <w:t xml:space="preserve"> Compares pixel-wise accuracy between the reconstructed and original images.</w:t>
-      </w:r>
+        <w:t xml:space="preserve"> </w:t>
+      </w:r>
+      <w:r>
+        <w:rPr>
+          <w:rFonts w:ascii="Times New Roman" w:eastAsia="Times New Roman" w:hAnsi="Times New Roman" w:cs="Times New Roman"/>
+          <w:sz w:val="18"/>
+          <w:szCs w:val="18"/>
+        </w:rPr>
+        <w:t>Compares the reconstructed binary image to the original by checking how many pixel values (0s and 1s) match. The percentage is calculated as:</w:t>
+      </w:r>
+    </w:p>
+    <w:p>
+      <w:pPr>
+        <w:spacing w:after="0"/>
+        <w:jc w:val="both"/>
+        <w:rPr>
+          <w:rFonts w:ascii="Times New Roman" w:eastAsia="Times New Roman" w:hAnsi="Times New Roman" w:cs="Times New Roman"/>
+          <w:sz w:val="18"/>
+          <w:szCs w:val="18"/>
+        </w:rPr>
+      </w:pPr>
+    </w:p>
+    <w:p>
+      <w:pPr>
+        <w:spacing w:after="0"/>
+        <w:jc w:val="both"/>
+        <w:rPr>
+          <w:rFonts w:ascii="Times New Roman" w:eastAsia="Times New Roman" w:hAnsi="Times New Roman" w:cs="Times New Roman"/>
+          <w:sz w:val="18"/>
+          <w:szCs w:val="18"/>
+        </w:rPr>
+      </w:pPr>
+      <w:r>
+        <w:rPr>
+          <w:rFonts w:ascii="Times New Roman" w:eastAsia="Times New Roman" w:hAnsi="Times New Roman" w:cs="Times New Roman"/>
+          <w:sz w:val="18"/>
+          <w:szCs w:val="18"/>
+        </w:rPr>
+        <w:t>Binary Similarity</w:t>
+      </w:r>
+      <w:r>
+        <w:rPr>
+          <w:rFonts w:ascii="Times New Roman" w:eastAsia="Times New Roman" w:hAnsi="Times New Roman" w:cs="Times New Roman"/>
+          <w:sz w:val="18"/>
+          <w:szCs w:val="18"/>
+        </w:rPr>
+        <w:t xml:space="preserve"> </w:t>
+      </w:r>
+      <w:r>
+        <w:rPr>
+          <w:rFonts w:ascii="Times New Roman" w:eastAsia="Times New Roman" w:hAnsi="Times New Roman" w:cs="Times New Roman"/>
+          <w:sz w:val="18"/>
+          <w:szCs w:val="18"/>
+        </w:rPr>
+        <w:t>=</w:t>
+      </w:r>
+      <w:r>
+        <w:rPr>
+          <w:rFonts w:ascii="Times New Roman" w:eastAsia="Times New Roman" w:hAnsi="Times New Roman" w:cs="Times New Roman"/>
+          <w:sz w:val="18"/>
+          <w:szCs w:val="18"/>
+        </w:rPr>
+        <w:t xml:space="preserve"> </w:t>
+      </w:r>
+      <m:oMath>
+        <m:f>
+          <m:fPr>
+            <m:ctrlPr>
+              <w:rPr>
+                <w:rFonts w:ascii="Cambria Math" w:eastAsia="Times New Roman" w:hAnsi="Cambria Math" w:cs="Times New Roman"/>
+                <w:i/>
+                <w:sz w:val="18"/>
+                <w:szCs w:val="18"/>
+              </w:rPr>
+            </m:ctrlPr>
+          </m:fPr>
+          <m:num>
+            <m:r>
+              <w:rPr>
+                <w:rFonts w:ascii="Cambria Math" w:eastAsia="Times New Roman" w:hAnsi="Cambria Math" w:cs="Times New Roman"/>
+                <w:sz w:val="18"/>
+                <w:szCs w:val="18"/>
+              </w:rPr>
+              <m:t>Number of Matching Pixels​</m:t>
+            </m:r>
+          </m:num>
+          <m:den>
+            <m:r>
+              <w:rPr>
+                <w:rFonts w:ascii="Cambria Math" w:eastAsia="Times New Roman" w:hAnsi="Cambria Math" w:cs="Times New Roman"/>
+                <w:sz w:val="18"/>
+                <w:szCs w:val="18"/>
+              </w:rPr>
+              <m:t>Total Number of Pixels</m:t>
+            </m:r>
+          </m:den>
+        </m:f>
+        <m:r>
+          <w:rPr>
+            <w:rFonts w:ascii="Cambria Math" w:eastAsia="Times New Roman" w:hAnsi="Cambria Math" w:cs="Times New Roman"/>
+            <w:sz w:val="18"/>
+            <w:szCs w:val="18"/>
+          </w:rPr>
+          <m:t xml:space="preserve"> × 100</m:t>
+        </m:r>
+      </m:oMath>
+    </w:p>
+    <w:p>
+      <w:pPr>
+        <w:spacing w:after="0"/>
+        <w:jc w:val="both"/>
+        <w:rPr>
+          <w:rFonts w:ascii="Times New Roman" w:eastAsia="Times New Roman" w:hAnsi="Times New Roman" w:cs="Times New Roman"/>
+          <w:sz w:val="18"/>
+          <w:szCs w:val="18"/>
+        </w:rPr>
+      </w:pPr>
+    </w:p>
+    <w:p>
+      <w:pPr>
+        <w:spacing w:after="0"/>
+        <w:jc w:val="both"/>
+        <w:rPr>
+          <w:rFonts w:ascii="Times New Roman" w:eastAsia="Times New Roman" w:hAnsi="Times New Roman" w:cs="Times New Roman"/>
+          <w:sz w:val="18"/>
+          <w:szCs w:val="18"/>
+          <w:lang w:val="en-MY"/>
+        </w:rPr>
+      </w:pPr>
+      <w:r>
+        <w:rPr>
+          <w:rFonts w:ascii="Times New Roman" w:eastAsia="Times New Roman" w:hAnsi="Times New Roman" w:cs="Times New Roman"/>
+          <w:sz w:val="18"/>
+          <w:szCs w:val="18"/>
+        </w:rPr>
+        <w:t>For example, in the case of image 0_1</w:t>
+      </w:r>
+      <w:r>
+        <w:rPr>
+          <w:rFonts w:ascii="Times New Roman" w:eastAsia="Times New Roman" w:hAnsi="Times New Roman" w:cs="Times New Roman"/>
+          <w:sz w:val="18"/>
+          <w:szCs w:val="18"/>
+        </w:rPr>
+        <w:t>748</w:t>
+      </w:r>
+      <w:r>
+        <w:rPr>
+          <w:rFonts w:ascii="Times New Roman" w:eastAsia="Times New Roman" w:hAnsi="Times New Roman" w:cs="Times New Roman"/>
+          <w:sz w:val="18"/>
+          <w:szCs w:val="18"/>
+        </w:rPr>
+        <w:t xml:space="preserve">, the HTM classifier and the fusion method both achieved a binary similarity of </w:t>
+      </w:r>
+      <w:r>
+        <w:rPr>
+          <w:rFonts w:ascii="Times New Roman" w:eastAsia="Times New Roman" w:hAnsi="Times New Roman" w:cs="Times New Roman"/>
+          <w:sz w:val="18"/>
+          <w:szCs w:val="18"/>
+        </w:rPr>
+        <w:t>92.73</w:t>
+      </w:r>
+      <w:r>
+        <w:rPr>
+          <w:rFonts w:ascii="Times New Roman" w:eastAsia="Times New Roman" w:hAnsi="Times New Roman" w:cs="Times New Roman"/>
+          <w:sz w:val="18"/>
+          <w:szCs w:val="18"/>
+        </w:rPr>
+        <w:t xml:space="preserve">%, showing a high level of pixel-level reconstruction fidelity. In contrast, the KNN classifier produced a lower similarity score of </w:t>
+      </w:r>
+      <w:r>
+        <w:rPr>
+          <w:rFonts w:ascii="Times New Roman" w:eastAsia="Times New Roman" w:hAnsi="Times New Roman" w:cs="Times New Roman"/>
+          <w:sz w:val="18"/>
+          <w:szCs w:val="18"/>
+        </w:rPr>
+        <w:t>91.33</w:t>
+      </w:r>
+      <w:r>
+        <w:rPr>
+          <w:rFonts w:ascii="Times New Roman" w:eastAsia="Times New Roman" w:hAnsi="Times New Roman" w:cs="Times New Roman"/>
+          <w:sz w:val="18"/>
+          <w:szCs w:val="18"/>
+        </w:rPr>
+        <w:t>% for the same image, highlighting the relative advantage of HTM and the fusion approach for binary reconstruction.</w:t>
+      </w:r>
+      <w:r>
+        <w:rPr>
+          <w:rFonts w:ascii="Times New Roman" w:eastAsia="Times New Roman" w:hAnsi="Times New Roman" w:cs="Times New Roman"/>
+          <w:sz w:val="18"/>
+          <w:szCs w:val="18"/>
+        </w:rPr>
+        <w:t xml:space="preserve"> </w:t>
+      </w:r>
+      <w:r>
+        <w:rPr>
+          <w:rFonts w:ascii="Times New Roman" w:eastAsia="Times New Roman" w:hAnsi="Times New Roman" w:cs="Times New Roman"/>
+          <w:sz w:val="18"/>
+          <w:szCs w:val="18"/>
+          <w:lang w:val="en-MY"/>
+        </w:rPr>
+        <w:t>W</w:t>
+      </w:r>
+      <w:r>
+        <w:rPr>
+          <w:rFonts w:ascii="Times New Roman" w:eastAsia="Times New Roman" w:hAnsi="Times New Roman" w:cs="Times New Roman"/>
+          <w:sz w:val="18"/>
+          <w:szCs w:val="18"/>
+          <w:lang w:val="en-MY"/>
+        </w:rPr>
+        <w:t>hile the fusion approach yielded a similarity of</w:t>
+      </w:r>
+      <w:r>
+        <w:rPr>
+          <w:rFonts w:ascii="Times New Roman" w:eastAsia="Times New Roman" w:hAnsi="Times New Roman" w:cs="Times New Roman"/>
+          <w:sz w:val="18"/>
+          <w:szCs w:val="18"/>
+          <w:lang w:val="en-MY"/>
+        </w:rPr>
+        <w:t xml:space="preserve"> </w:t>
+      </w:r>
+      <w:r>
+        <w:rPr>
+          <w:rFonts w:ascii="Times New Roman" w:eastAsia="Times New Roman" w:hAnsi="Times New Roman" w:cs="Times New Roman"/>
+          <w:sz w:val="18"/>
+          <w:szCs w:val="18"/>
+          <w:lang w:val="en-MY"/>
+        </w:rPr>
+        <w:t>93.88</w:t>
+      </w:r>
+      <w:r>
+        <w:rPr>
+          <w:rFonts w:ascii="Times New Roman" w:eastAsia="Times New Roman" w:hAnsi="Times New Roman" w:cs="Times New Roman"/>
+          <w:sz w:val="18"/>
+          <w:szCs w:val="18"/>
+          <w:lang w:val="en-MY"/>
+        </w:rPr>
+        <w:t xml:space="preserve">%. </w:t>
+      </w:r>
+      <w:r>
+        <w:rPr>
+          <w:rFonts w:ascii="Times New Roman" w:eastAsia="Times New Roman" w:hAnsi="Times New Roman" w:cs="Times New Roman"/>
+          <w:sz w:val="18"/>
+          <w:szCs w:val="18"/>
+          <w:lang w:val="en-MY"/>
+        </w:rPr>
+        <w:t>combining strengths of both classifiers</w:t>
+      </w:r>
+      <w:r>
+        <w:rPr>
+          <w:rFonts w:ascii="Times New Roman" w:eastAsia="Times New Roman" w:hAnsi="Times New Roman" w:cs="Times New Roman"/>
+          <w:sz w:val="18"/>
+          <w:szCs w:val="18"/>
+          <w:lang w:val="en-MY"/>
+        </w:rPr>
+        <w:t xml:space="preserve">, this result demonstrates that the </w:t>
+      </w:r>
+      <w:r>
+        <w:rPr>
+          <w:rFonts w:ascii="Times New Roman" w:eastAsia="Times New Roman" w:hAnsi="Times New Roman" w:cs="Times New Roman"/>
+          <w:sz w:val="18"/>
+          <w:szCs w:val="18"/>
+          <w:lang w:val="en-MY"/>
+        </w:rPr>
+        <w:t>fusion strategy maintained high reconstruction quality by leveraging the best aspects of both models.</w:t>
+      </w:r>
+    </w:p>
+    <w:p>
+      <w:pPr>
+        <w:spacing w:after="0"/>
+        <w:jc w:val="both"/>
+        <w:rPr>
+          <w:rFonts w:ascii="Times New Roman" w:eastAsia="Times New Roman" w:hAnsi="Times New Roman" w:cs="Times New Roman"/>
+          <w:sz w:val="18"/>
+          <w:szCs w:val="18"/>
+          <w:lang w:val="en-MY"/>
+        </w:rPr>
+      </w:pPr>
     </w:p>
     <w:p>
       <w:pPr>
@@ -9882,6 +10268,28 @@
         </w:rPr>
         <w:t>.</w:t>
       </w:r>
+    </w:p>
+    <w:p>
+      <w:pPr>
+        <w:spacing w:before="240" w:after="240"/>
+        <w:jc w:val="both"/>
+        <w:rPr>
+          <w:rFonts w:ascii="Times New Roman" w:eastAsia="Times New Roman" w:hAnsi="Times New Roman" w:cs="Times New Roman"/>
+          <w:sz w:val="18"/>
+          <w:szCs w:val="18"/>
+        </w:rPr>
+      </w:pPr>
+    </w:p>
+    <w:p>
+      <w:pPr>
+        <w:spacing w:before="240" w:after="240"/>
+        <w:jc w:val="both"/>
+        <w:rPr>
+          <w:rFonts w:ascii="Times New Roman" w:eastAsia="Times New Roman" w:hAnsi="Times New Roman" w:cs="Times New Roman"/>
+          <w:sz w:val="18"/>
+          <w:szCs w:val="18"/>
+        </w:rPr>
+      </w:pPr>
     </w:p>
     <w:tbl>
       <w:tblPr>
@@ -9919,8 +10327,6 @@
               <w:jc w:val="both"/>
               <w:rPr>
                 <w:rFonts w:ascii="Times New Roman" w:eastAsia="Times New Roman" w:hAnsi="Times New Roman" w:cs="Times New Roman"/>
-                <w:b/>
-                <w:bCs/>
                 <w:sz w:val="18"/>
                 <w:szCs w:val="18"/>
               </w:rPr>
@@ -9928,8 +10334,6 @@
             <w:r>
               <w:rPr>
                 <w:rFonts w:ascii="Times New Roman" w:eastAsia="Times New Roman" w:hAnsi="Times New Roman" w:cs="Times New Roman"/>
-                <w:b/>
-                <w:bCs/>
                 <w:sz w:val="18"/>
                 <w:szCs w:val="18"/>
               </w:rPr>
@@ -9947,8 +10351,6 @@
               <w:jc w:val="both"/>
               <w:rPr>
                 <w:rFonts w:ascii="Times New Roman" w:eastAsia="Times New Roman" w:hAnsi="Times New Roman" w:cs="Times New Roman"/>
-                <w:b/>
-                <w:bCs/>
                 <w:sz w:val="18"/>
                 <w:szCs w:val="18"/>
               </w:rPr>
@@ -9956,8 +10358,6 @@
             <w:r>
               <w:rPr>
                 <w:rFonts w:ascii="Times New Roman" w:eastAsia="Times New Roman" w:hAnsi="Times New Roman" w:cs="Times New Roman"/>
-                <w:b/>
-                <w:bCs/>
                 <w:sz w:val="18"/>
                 <w:szCs w:val="18"/>
               </w:rPr>
@@ -9975,8 +10375,6 @@
               <w:jc w:val="both"/>
               <w:rPr>
                 <w:rFonts w:ascii="Times New Roman" w:eastAsia="Times New Roman" w:hAnsi="Times New Roman" w:cs="Times New Roman"/>
-                <w:b/>
-                <w:bCs/>
                 <w:sz w:val="18"/>
                 <w:szCs w:val="18"/>
               </w:rPr>
@@ -9984,8 +10382,6 @@
             <w:r>
               <w:rPr>
                 <w:rFonts w:ascii="Times New Roman" w:eastAsia="Times New Roman" w:hAnsi="Times New Roman" w:cs="Times New Roman"/>
-                <w:b/>
-                <w:bCs/>
                 <w:sz w:val="18"/>
                 <w:szCs w:val="18"/>
               </w:rPr>
@@ -10009,23 +10405,13 @@
                 <w:szCs w:val="18"/>
               </w:rPr>
             </w:pPr>
-            <w:proofErr w:type="spellStart"/>
             <w:r>
               <w:rPr>
                 <w:rFonts w:ascii="Times New Roman" w:eastAsia="Times New Roman" w:hAnsi="Times New Roman" w:cs="Times New Roman"/>
                 <w:sz w:val="18"/>
                 <w:szCs w:val="18"/>
               </w:rPr>
-              <w:t>StdDev</w:t>
-            </w:r>
-            <w:proofErr w:type="spellEnd"/>
-            <w:r>
-              <w:rPr>
-                <w:rFonts w:ascii="Times New Roman" w:eastAsia="Times New Roman" w:hAnsi="Times New Roman" w:cs="Times New Roman"/>
-                <w:sz w:val="18"/>
-                <w:szCs w:val="18"/>
-              </w:rPr>
-              <w:t xml:space="preserve"> </w:t>
+              <w:t xml:space="preserve">StdDev </w:t>
             </w:r>
             <w:r>
               <w:rPr>
@@ -10067,23 +10453,13 @@
                 <w:szCs w:val="18"/>
               </w:rPr>
             </w:pPr>
-            <w:proofErr w:type="spellStart"/>
             <w:r>
               <w:rPr>
                 <w:rFonts w:ascii="Times New Roman" w:eastAsia="Times New Roman" w:hAnsi="Times New Roman" w:cs="Times New Roman"/>
                 <w:sz w:val="18"/>
                 <w:szCs w:val="18"/>
               </w:rPr>
-              <w:t>StdDev</w:t>
-            </w:r>
-            <w:proofErr w:type="spellEnd"/>
-            <w:r>
-              <w:rPr>
-                <w:rFonts w:ascii="Times New Roman" w:eastAsia="Times New Roman" w:hAnsi="Times New Roman" w:cs="Times New Roman"/>
-                <w:sz w:val="18"/>
-                <w:szCs w:val="18"/>
-              </w:rPr>
-              <w:t xml:space="preserve"> Binary Similarity </w:t>
+              <w:t xml:space="preserve">StdDev Binary Similarity </w:t>
             </w:r>
             <w:r>
               <w:rPr>
@@ -10110,8 +10486,6 @@
               <w:jc w:val="both"/>
               <w:rPr>
                 <w:rFonts w:ascii="Times New Roman" w:eastAsia="Times New Roman" w:hAnsi="Times New Roman" w:cs="Times New Roman"/>
-                <w:b/>
-                <w:bCs/>
                 <w:sz w:val="18"/>
                 <w:szCs w:val="18"/>
               </w:rPr>
@@ -10119,8 +10493,6 @@
             <w:r>
               <w:rPr>
                 <w:rFonts w:ascii="Times New Roman" w:eastAsia="Times New Roman" w:hAnsi="Times New Roman" w:cs="Times New Roman"/>
-                <w:b/>
-                <w:bCs/>
                 <w:sz w:val="18"/>
                 <w:szCs w:val="18"/>
               </w:rPr>
@@ -10239,8 +10611,6 @@
               <w:jc w:val="both"/>
               <w:rPr>
                 <w:rFonts w:ascii="Times New Roman" w:eastAsia="Times New Roman" w:hAnsi="Times New Roman" w:cs="Times New Roman"/>
-                <w:b/>
-                <w:bCs/>
                 <w:sz w:val="18"/>
                 <w:szCs w:val="18"/>
               </w:rPr>
@@ -10248,8 +10618,6 @@
             <w:r>
               <w:rPr>
                 <w:rFonts w:ascii="Times New Roman" w:eastAsia="Times New Roman" w:hAnsi="Times New Roman" w:cs="Times New Roman"/>
-                <w:b/>
-                <w:bCs/>
                 <w:sz w:val="18"/>
                 <w:szCs w:val="18"/>
               </w:rPr>
@@ -10368,8 +10736,6 @@
               <w:jc w:val="both"/>
               <w:rPr>
                 <w:rFonts w:ascii="Times New Roman" w:eastAsia="Times New Roman" w:hAnsi="Times New Roman" w:cs="Times New Roman"/>
-                <w:b/>
-                <w:bCs/>
                 <w:sz w:val="18"/>
                 <w:szCs w:val="18"/>
               </w:rPr>
@@ -10377,8 +10743,6 @@
             <w:r>
               <w:rPr>
                 <w:rFonts w:ascii="Times New Roman" w:eastAsia="Times New Roman" w:hAnsi="Times New Roman" w:cs="Times New Roman"/>
-                <w:b/>
-                <w:bCs/>
                 <w:sz w:val="18"/>
                 <w:szCs w:val="18"/>
               </w:rPr>
@@ -10396,8 +10760,6 @@
               <w:jc w:val="both"/>
               <w:rPr>
                 <w:rFonts w:ascii="Times New Roman" w:eastAsia="Times New Roman" w:hAnsi="Times New Roman" w:cs="Times New Roman"/>
-                <w:b/>
-                <w:bCs/>
                 <w:sz w:val="18"/>
                 <w:szCs w:val="18"/>
               </w:rPr>
@@ -10405,8 +10767,6 @@
             <w:r>
               <w:rPr>
                 <w:rFonts w:ascii="Times New Roman" w:eastAsia="Times New Roman" w:hAnsi="Times New Roman" w:cs="Times New Roman"/>
-                <w:b/>
-                <w:bCs/>
                 <w:sz w:val="18"/>
                 <w:szCs w:val="18"/>
               </w:rPr>
@@ -10424,8 +10784,6 @@
               <w:jc w:val="both"/>
               <w:rPr>
                 <w:rFonts w:ascii="Times New Roman" w:eastAsia="Times New Roman" w:hAnsi="Times New Roman" w:cs="Times New Roman"/>
-                <w:b/>
-                <w:bCs/>
                 <w:sz w:val="18"/>
                 <w:szCs w:val="18"/>
               </w:rPr>
@@ -10433,8 +10791,6 @@
             <w:r>
               <w:rPr>
                 <w:rFonts w:ascii="Times New Roman" w:eastAsia="Times New Roman" w:hAnsi="Times New Roman" w:cs="Times New Roman"/>
-                <w:b/>
-                <w:bCs/>
                 <w:sz w:val="18"/>
                 <w:szCs w:val="18"/>
               </w:rPr>
@@ -10452,8 +10808,6 @@
               <w:jc w:val="both"/>
               <w:rPr>
                 <w:rFonts w:ascii="Times New Roman" w:eastAsia="Times New Roman" w:hAnsi="Times New Roman" w:cs="Times New Roman"/>
-                <w:b/>
-                <w:bCs/>
                 <w:sz w:val="18"/>
                 <w:szCs w:val="18"/>
               </w:rPr>
@@ -10461,8 +10815,6 @@
             <w:r>
               <w:rPr>
                 <w:rFonts w:ascii="Times New Roman" w:eastAsia="Times New Roman" w:hAnsi="Times New Roman" w:cs="Times New Roman"/>
-                <w:b/>
-                <w:bCs/>
                 <w:sz w:val="18"/>
                 <w:szCs w:val="18"/>
               </w:rPr>
@@ -10480,8 +10832,6 @@
               <w:jc w:val="both"/>
               <w:rPr>
                 <w:rFonts w:ascii="Times New Roman" w:eastAsia="Times New Roman" w:hAnsi="Times New Roman" w:cs="Times New Roman"/>
-                <w:b/>
-                <w:bCs/>
                 <w:sz w:val="18"/>
                 <w:szCs w:val="18"/>
               </w:rPr>
@@ -10489,8 +10839,6 @@
             <w:r>
               <w:rPr>
                 <w:rFonts w:ascii="Times New Roman" w:eastAsia="Times New Roman" w:hAnsi="Times New Roman" w:cs="Times New Roman"/>
-                <w:b/>
-                <w:bCs/>
                 <w:sz w:val="18"/>
                 <w:szCs w:val="18"/>
               </w:rPr>
@@ -10736,30 +11084,83 @@
       </w:pPr>
       <w:r>
         <w:rPr>
-          <w:rFonts w:ascii="Times New Roman" w:eastAsia="Times New Roman" w:hAnsi="Times New Roman" w:cs="Times New Roman"/>
-          <w:sz w:val="18"/>
-          <w:szCs w:val="18"/>
-          <w:lang w:val="en-MY"/>
-        </w:rPr>
-        <w:t>The fusion model outperforms the individual classifiers, with an average vector similarity of 86.22% and a binary similarity of 88.12%.</w:t>
-      </w:r>
-      <w:r>
-        <w:rPr>
-          <w:rFonts w:ascii="Times New Roman" w:eastAsia="Times New Roman" w:hAnsi="Times New Roman" w:cs="Times New Roman"/>
-          <w:sz w:val="18"/>
-          <w:szCs w:val="18"/>
-          <w:lang w:val="en-MY"/>
+          <w:rFonts w:ascii="Times New Roman" w:hAnsi="Times New Roman" w:cs="Times New Roman"/>
+          <w:sz w:val="18"/>
+          <w:szCs w:val="18"/>
+        </w:rPr>
+        <w:t>The fusion model outperforms the individual classifiers,</w:t>
+      </w:r>
+      <w:r>
+        <w:rPr>
+          <w:rFonts w:ascii="Times New Roman" w:hAnsi="Times New Roman" w:cs="Times New Roman"/>
+          <w:b/>
+          <w:bCs/>
+          <w:sz w:val="18"/>
+          <w:szCs w:val="18"/>
         </w:rPr>
         <w:t xml:space="preserve"> </w:t>
       </w:r>
       <w:r>
         <w:rPr>
-          <w:rFonts w:ascii="Times New Roman" w:eastAsia="Times New Roman" w:hAnsi="Times New Roman" w:cs="Times New Roman"/>
-          <w:sz w:val="18"/>
-          <w:szCs w:val="18"/>
-          <w:lang w:val="en-MY"/>
-        </w:rPr>
-        <w:t>The standard deviations (8.06% for vector and 7.05% for binary similarity) suggest that the fusion approach not only improves the overall accuracy but also achieves a more robust performance across various image samples.</w:t>
+          <w:rFonts w:ascii="Times New Roman" w:hAnsi="Times New Roman" w:cs="Times New Roman"/>
+          <w:sz w:val="18"/>
+          <w:szCs w:val="18"/>
+        </w:rPr>
+        <w:t>with an average vector similarity of 86.22% and a binary similarity of 88.12%.</w:t>
+      </w:r>
+      <w:r>
+        <w:rPr>
+          <w:rFonts w:ascii="Times New Roman" w:hAnsi="Times New Roman" w:cs="Times New Roman"/>
+          <w:b/>
+          <w:bCs/>
+          <w:sz w:val="18"/>
+          <w:szCs w:val="18"/>
+        </w:rPr>
+        <w:t xml:space="preserve"> </w:t>
+      </w:r>
+      <w:r>
+        <w:rPr>
+          <w:rFonts w:ascii="Times New Roman" w:hAnsi="Times New Roman" w:cs="Times New Roman"/>
+          <w:sz w:val="18"/>
+          <w:szCs w:val="18"/>
+        </w:rPr>
+        <w:t>Additionally, the standard deviations—8.06% for vector similarity and 7.05% for binary similarity—indicate greater consistency across various image samples.</w:t>
+      </w:r>
+      <w:r>
+        <w:rPr>
+          <w:rFonts w:ascii="Times New Roman" w:hAnsi="Times New Roman" w:cs="Times New Roman"/>
+          <w:b/>
+          <w:bCs/>
+          <w:sz w:val="18"/>
+          <w:szCs w:val="18"/>
+        </w:rPr>
+        <w:t xml:space="preserve"> </w:t>
+      </w:r>
+      <w:r>
+        <w:rPr>
+          <w:rFonts w:ascii="Times New Roman" w:hAnsi="Times New Roman" w:cs="Times New Roman"/>
+          <w:sz w:val="18"/>
+          <w:szCs w:val="18"/>
+        </w:rPr>
+        <w:t>This means the fusion approach is not only more accurate on average but also more robust, in the sense that its performance is more stable across the dataset. For instance, on test image 0_1766, the fusion classifier achieved a binary similarity of 97.32%, compared to 96.94% (HTM) and 96.05% (KNN). Similarly, in terms of vector similarity, fusion reached 97.54%, slightly outperforming HTM (97.22%) and KNN (96.3%).</w:t>
+      </w:r>
+      <w:r>
+        <w:rPr>
+          <w:rFonts w:ascii="Times New Roman" w:hAnsi="Times New Roman" w:cs="Times New Roman"/>
+          <w:sz w:val="18"/>
+          <w:szCs w:val="18"/>
+        </w:rPr>
+        <w:br/>
+        <w:t xml:space="preserve">These results reflect how the fusion approach maintains high </w:t>
+      </w:r>
+      <w:r>
+        <w:rPr>
+          <w:rFonts w:ascii="Times New Roman" w:hAnsi="Times New Roman" w:cs="Times New Roman"/>
+          <w:sz w:val="18"/>
+          <w:szCs w:val="18"/>
+        </w:rPr>
+        <w:lastRenderedPageBreak/>
+        <w:t>performance not just on average, but also on a per-image basis, with less fluctuation between samples.</w:t>
       </w:r>
     </w:p>
     <w:p>
@@ -10767,7 +11168,13 @@
         <w:pStyle w:val="Heading2"/>
       </w:pPr>
       <w:r>
-        <w:t>2. Fusion Classifier Performance</w:t>
+        <w:t xml:space="preserve">2. Fusion Classifier </w:t>
+      </w:r>
+      <w:r>
+        <w:t xml:space="preserve">Accuracy </w:t>
+      </w:r>
+      <w:r>
+        <w:t>analysis</w:t>
       </w:r>
     </w:p>
     <w:p>
@@ -10786,7 +11193,23 @@
           <w:sz w:val="18"/>
           <w:szCs w:val="18"/>
         </w:rPr>
-        <w:t>To further illustrate the performance of the fusion (combined) classifier, two graphs are provided. These graphs demonstrate the distribution and variation of similarity scores achieved by the fusion classifier across all test images.</w:t>
+        <w:t xml:space="preserve">To further illustrate the </w:t>
+      </w:r>
+      <w:r>
+        <w:rPr>
+          <w:rFonts w:ascii="Times New Roman" w:eastAsia="Times New Roman" w:hAnsi="Times New Roman" w:cs="Times New Roman"/>
+          <w:sz w:val="18"/>
+          <w:szCs w:val="18"/>
+        </w:rPr>
+        <w:t>accuracy results</w:t>
+      </w:r>
+      <w:r>
+        <w:rPr>
+          <w:rFonts w:ascii="Times New Roman" w:eastAsia="Times New Roman" w:hAnsi="Times New Roman" w:cs="Times New Roman"/>
+          <w:sz w:val="18"/>
+          <w:szCs w:val="18"/>
+        </w:rPr>
+        <w:t xml:space="preserve"> of the fusion (combined) classifier, two graphs are provided. These graphs demonstrate the distribution and variation of similarity scores achieved by the fusion classifier across all test images.</w:t>
       </w:r>
     </w:p>
     <w:p>
@@ -10839,7 +11262,7 @@
                     <pic:cNvPicPr/>
                   </pic:nvPicPr>
                   <pic:blipFill>
-                    <a:blip r:embed="rId19">
+                    <a:blip r:embed="rId36">
                       <a:extLst>
                         <a:ext uri="{28A0092B-C50C-407E-A947-70E740481C1C}">
                           <a14:useLocalDpi xmlns:a14="http://schemas.microsoft.com/office/drawing/2010/main" val="0"/>
@@ -10890,7 +11313,7 @@
           <w:sz w:val="18"/>
           <w:szCs w:val="18"/>
         </w:rPr>
-        <w:t>6</w:t>
+        <w:t>11</w:t>
       </w:r>
       <w:r>
         <w:rPr>
@@ -10928,7 +11351,23 @@
           <w:sz w:val="18"/>
           <w:szCs w:val="18"/>
         </w:rPr>
-        <w:t>In figure 6 the</w:t>
+        <w:t xml:space="preserve">In figure </w:t>
+      </w:r>
+      <w:r>
+        <w:rPr>
+          <w:rFonts w:ascii="Times New Roman" w:eastAsia="Times New Roman" w:hAnsi="Times New Roman" w:cs="Times New Roman"/>
+          <w:sz w:val="18"/>
+          <w:szCs w:val="18"/>
+        </w:rPr>
+        <w:t>11</w:t>
+      </w:r>
+      <w:r>
+        <w:rPr>
+          <w:rFonts w:ascii="Times New Roman" w:eastAsia="Times New Roman" w:hAnsi="Times New Roman" w:cs="Times New Roman"/>
+          <w:sz w:val="18"/>
+          <w:szCs w:val="18"/>
+        </w:rPr>
+        <w:t xml:space="preserve"> the</w:t>
       </w:r>
       <w:r>
         <w:rPr>
@@ -10957,7 +11396,7 @@
           <w:szCs w:val="18"/>
         </w:rPr>
         <w:drawing>
-          <wp:inline distT="0" distB="0" distL="0" distR="0" wp14:anchorId="52ECD505" wp14:editId="43B9B590">
+          <wp:inline distT="0" distB="0" distL="0" distR="0" wp14:anchorId="52ECD505" wp14:editId="7B2171E8">
             <wp:extent cx="2783039" cy="1552575"/>
             <wp:effectExtent l="0" t="0" r="0" b="0"/>
             <wp:docPr id="2088680804" name="Picture 2"/>
@@ -10972,7 +11411,7 @@
                     <pic:cNvPicPr/>
                   </pic:nvPicPr>
                   <pic:blipFill>
-                    <a:blip r:embed="rId20" cstate="print">
+                    <a:blip r:embed="rId37" cstate="print">
                       <a:extLst>
                         <a:ext uri="{28A0092B-C50C-407E-A947-70E740481C1C}">
                           <a14:useLocalDpi xmlns:a14="http://schemas.microsoft.com/office/drawing/2010/main" val="0"/>
@@ -11023,7 +11462,7 @@
           <w:sz w:val="18"/>
           <w:szCs w:val="18"/>
         </w:rPr>
-        <w:t>7</w:t>
+        <w:t>12</w:t>
       </w:r>
       <w:r>
         <w:rPr>
@@ -11058,24 +11497,31 @@
           <w:sz w:val="18"/>
           <w:szCs w:val="18"/>
         </w:rPr>
-        <w:t>in figure 7 the</w:t>
-      </w:r>
-      <w:r>
-        <w:rPr>
-          <w:rFonts w:ascii="Times New Roman" w:eastAsia="Times New Roman" w:hAnsi="Times New Roman" w:cs="Times New Roman"/>
-          <w:sz w:val="18"/>
-          <w:szCs w:val="18"/>
-        </w:rPr>
-        <w:t xml:space="preserve"> histogram illustrates the frequency distribution of similarity scores for the combined classifier. The majority of reconstructed images exhibit high similarity, </w:t>
-      </w:r>
-      <w:r>
-        <w:rPr>
-          <w:rFonts w:ascii="Times New Roman" w:eastAsia="Times New Roman" w:hAnsi="Times New Roman" w:cs="Times New Roman"/>
-          <w:sz w:val="18"/>
-          <w:szCs w:val="18"/>
-        </w:rPr>
-        <w:lastRenderedPageBreak/>
-        <w:t xml:space="preserve">with most scores falling within the 80%–100% range, </w:t>
+        <w:t xml:space="preserve">in figure </w:t>
+      </w:r>
+      <w:r>
+        <w:rPr>
+          <w:rFonts w:ascii="Times New Roman" w:eastAsia="Times New Roman" w:hAnsi="Times New Roman" w:cs="Times New Roman"/>
+          <w:sz w:val="18"/>
+          <w:szCs w:val="18"/>
+        </w:rPr>
+        <w:t>12</w:t>
+      </w:r>
+      <w:r>
+        <w:rPr>
+          <w:rFonts w:ascii="Times New Roman" w:eastAsia="Times New Roman" w:hAnsi="Times New Roman" w:cs="Times New Roman"/>
+          <w:sz w:val="18"/>
+          <w:szCs w:val="18"/>
+        </w:rPr>
+        <w:t xml:space="preserve"> the</w:t>
+      </w:r>
+      <w:r>
+        <w:rPr>
+          <w:rFonts w:ascii="Times New Roman" w:eastAsia="Times New Roman" w:hAnsi="Times New Roman" w:cs="Times New Roman"/>
+          <w:sz w:val="18"/>
+          <w:szCs w:val="18"/>
+        </w:rPr>
+        <w:t xml:space="preserve"> histogram illustrates the frequency distribution of similarity scores for the combined classifier. The majority of reconstructed images exhibit high similarity, with most scores falling within the 80%–100% range, </w:t>
       </w:r>
       <w:r>
         <w:rPr>
@@ -11115,40 +11561,23 @@
     </w:p>
     <w:p>
       <w:pPr>
-        <w:pStyle w:val="Heading2"/>
-      </w:pPr>
-      <w:r>
-        <w:t>3</w:t>
-      </w:r>
-      <w:r>
-        <w:t xml:space="preserve">. Model Comparison  </w:t>
-      </w:r>
-    </w:p>
-    <w:p>
-      <w:pPr>
         <w:spacing w:after="0"/>
         <w:jc w:val="both"/>
         <w:rPr>
           <w:rFonts w:ascii="Times New Roman" w:eastAsia="Times New Roman" w:hAnsi="Times New Roman" w:cs="Times New Roman"/>
           <w:sz w:val="18"/>
           <w:szCs w:val="18"/>
-        </w:rPr>
-      </w:pPr>
-      <w:r>
-        <w:rPr>
-          <w:rFonts w:ascii="Times New Roman" w:eastAsia="Times New Roman" w:hAnsi="Times New Roman" w:cs="Times New Roman"/>
-          <w:sz w:val="18"/>
-          <w:szCs w:val="18"/>
-        </w:rPr>
-        <w:t xml:space="preserve">1. </w:t>
-      </w:r>
-      <w:r>
-        <w:rPr>
-          <w:rFonts w:ascii="Times New Roman" w:eastAsia="Times New Roman" w:hAnsi="Times New Roman" w:cs="Times New Roman"/>
-          <w:sz w:val="18"/>
-          <w:szCs w:val="18"/>
-        </w:rPr>
-        <w:t>The combined model (HTM + KNN) achieved the highest accuracy, outperforming both individual classifiers. It recorded an average vector similarity of 86.22% and a binary similarity of 88.12%.</w:t>
+          <w:lang w:val="en-MY"/>
+        </w:rPr>
+      </w:pPr>
+      <w:r>
+        <w:rPr>
+          <w:rFonts w:ascii="Times New Roman" w:eastAsia="Times New Roman" w:hAnsi="Times New Roman" w:cs="Times New Roman"/>
+          <w:sz w:val="18"/>
+          <w:szCs w:val="18"/>
+          <w:lang w:val="en-MY"/>
+        </w:rPr>
+        <w:t>However, a few outlier cases demonstrate significantly lower similarity scores. To understand the nature of these failures, we examine one such example in detail.</w:t>
       </w:r>
     </w:p>
     <w:p>
@@ -11159,23 +11588,350 @@
           <w:rFonts w:ascii="Times New Roman" w:eastAsia="Times New Roman" w:hAnsi="Times New Roman" w:cs="Times New Roman"/>
           <w:sz w:val="18"/>
           <w:szCs w:val="18"/>
-        </w:rPr>
-      </w:pPr>
-      <w:r>
-        <w:rPr>
-          <w:rFonts w:ascii="Times New Roman" w:eastAsia="Times New Roman" w:hAnsi="Times New Roman" w:cs="Times New Roman"/>
-          <w:sz w:val="18"/>
-          <w:szCs w:val="18"/>
-        </w:rPr>
-        <w:t xml:space="preserve">2. </w:t>
-      </w:r>
-      <w:r>
-        <w:rPr>
-          <w:rFonts w:ascii="Times New Roman" w:eastAsia="Times New Roman" w:hAnsi="Times New Roman" w:cs="Times New Roman"/>
-          <w:sz w:val="18"/>
-          <w:szCs w:val="18"/>
-        </w:rPr>
-        <w:t xml:space="preserve">The </w:t>
+          <w:lang w:val="en-MY"/>
+        </w:rPr>
+      </w:pPr>
+      <w:r>
+        <w:rPr>
+          <w:rFonts w:ascii="Times New Roman" w:eastAsia="Times New Roman" w:hAnsi="Times New Roman" w:cs="Times New Roman"/>
+          <w:sz w:val="18"/>
+          <w:szCs w:val="18"/>
+          <w:lang w:val="en-MY"/>
+        </w:rPr>
+        <w:br/>
+        <w:t>Case</w:t>
+      </w:r>
+      <w:r>
+        <w:rPr>
+          <w:rFonts w:ascii="Times New Roman" w:eastAsia="Times New Roman" w:hAnsi="Times New Roman" w:cs="Times New Roman"/>
+          <w:sz w:val="18"/>
+          <w:szCs w:val="18"/>
+          <w:lang w:val="en-MY"/>
+        </w:rPr>
+        <w:t xml:space="preserve"> </w:t>
+      </w:r>
+      <w:r>
+        <w:rPr>
+          <w:rFonts w:ascii="Times New Roman" w:eastAsia="Times New Roman" w:hAnsi="Times New Roman" w:cs="Times New Roman"/>
+          <w:sz w:val="18"/>
+          <w:szCs w:val="18"/>
+          <w:lang w:val="en-MY"/>
+        </w:rPr>
+        <w:t>Study</w:t>
+      </w:r>
+      <w:r>
+        <w:rPr>
+          <w:rFonts w:ascii="Times New Roman" w:eastAsia="Times New Roman" w:hAnsi="Times New Roman" w:cs="Times New Roman"/>
+          <w:sz w:val="18"/>
+          <w:szCs w:val="18"/>
+          <w:lang w:val="en-MY"/>
+        </w:rPr>
+        <w:t xml:space="preserve"> </w:t>
+      </w:r>
+      <w:r>
+        <w:rPr>
+          <w:rFonts w:ascii="Times New Roman" w:eastAsia="Times New Roman" w:hAnsi="Times New Roman" w:cs="Times New Roman"/>
+          <w:sz w:val="18"/>
+          <w:szCs w:val="18"/>
+          <w:lang w:val="en-MY"/>
+        </w:rPr>
+        <w:t>Image</w:t>
+      </w:r>
+      <w:r>
+        <w:rPr>
+          <w:rFonts w:ascii="Times New Roman" w:eastAsia="Times New Roman" w:hAnsi="Times New Roman" w:cs="Times New Roman"/>
+          <w:sz w:val="18"/>
+          <w:szCs w:val="18"/>
+          <w:lang w:val="en-MY"/>
+        </w:rPr>
+        <w:t xml:space="preserve"> </w:t>
+      </w:r>
+      <w:r>
+        <w:rPr>
+          <w:rFonts w:ascii="Times New Roman" w:eastAsia="Times New Roman" w:hAnsi="Times New Roman" w:cs="Times New Roman"/>
+          <w:sz w:val="18"/>
+          <w:szCs w:val="18"/>
+          <w:lang w:val="en-MY"/>
+        </w:rPr>
+        <w:t>8_9137 (Handbag):</w:t>
+      </w:r>
+      <w:r>
+        <w:rPr>
+          <w:rFonts w:ascii="Times New Roman" w:eastAsia="Times New Roman" w:hAnsi="Times New Roman" w:cs="Times New Roman"/>
+          <w:sz w:val="18"/>
+          <w:szCs w:val="18"/>
+          <w:lang w:val="en-MY"/>
+        </w:rPr>
+        <w:t xml:space="preserve"> </w:t>
+      </w:r>
+      <w:r>
+        <w:rPr>
+          <w:rFonts w:ascii="Times New Roman" w:eastAsia="Times New Roman" w:hAnsi="Times New Roman" w:cs="Times New Roman"/>
+          <w:sz w:val="18"/>
+          <w:szCs w:val="18"/>
+          <w:lang w:val="en-MY"/>
+        </w:rPr>
+        <w:t xml:space="preserve">Despite the overall high performance of the fusion model, some images—particularly those with subtle grayscale features—proved challenging to reconstruct accurately. Image 8_9137, labelled as a handbag, </w:t>
+      </w:r>
+      <w:r>
+        <w:rPr>
+          <w:rFonts w:ascii="Times New Roman" w:eastAsia="Times New Roman" w:hAnsi="Times New Roman" w:cs="Times New Roman"/>
+          <w:sz w:val="18"/>
+          <w:szCs w:val="18"/>
+          <w:lang w:val="en-MY"/>
+        </w:rPr>
+        <w:t>produced low</w:t>
+      </w:r>
+      <w:r>
+        <w:rPr>
+          <w:rFonts w:ascii="Times New Roman" w:eastAsia="Times New Roman" w:hAnsi="Times New Roman" w:cs="Times New Roman"/>
+          <w:sz w:val="18"/>
+          <w:szCs w:val="18"/>
+          <w:lang w:val="en-MY"/>
+        </w:rPr>
+        <w:t xml:space="preserve"> similarity scores</w:t>
+      </w:r>
+      <w:r>
+        <w:rPr>
+          <w:rFonts w:ascii="Times New Roman" w:eastAsia="Times New Roman" w:hAnsi="Times New Roman" w:cs="Times New Roman"/>
+          <w:sz w:val="18"/>
+          <w:szCs w:val="18"/>
+          <w:lang w:val="en-MY"/>
+        </w:rPr>
+        <w:t>.</w:t>
+      </w:r>
+    </w:p>
+    <w:p>
+      <w:pPr>
+        <w:pStyle w:val="ListParagraph"/>
+        <w:numPr>
+          <w:ilvl w:val="0"/>
+          <w:numId w:val="23"/>
+        </w:numPr>
+        <w:spacing w:after="0"/>
+        <w:jc w:val="both"/>
+        <w:rPr>
+          <w:rFonts w:ascii="Times New Roman" w:eastAsia="Times New Roman" w:hAnsi="Times New Roman" w:cs="Times New Roman"/>
+          <w:sz w:val="18"/>
+          <w:szCs w:val="18"/>
+          <w:lang w:val="en-MY"/>
+        </w:rPr>
+      </w:pPr>
+      <w:r>
+        <w:rPr>
+          <w:rFonts w:ascii="Times New Roman" w:eastAsia="Times New Roman" w:hAnsi="Times New Roman" w:cs="Times New Roman"/>
+          <w:sz w:val="18"/>
+          <w:szCs w:val="18"/>
+          <w:lang w:val="en-MY"/>
+        </w:rPr>
+        <w:t>KNN Classifier: 50.64% (binary), 50.40% (vector)</w:t>
+      </w:r>
+    </w:p>
+    <w:p>
+      <w:pPr>
+        <w:pStyle w:val="ListParagraph"/>
+        <w:numPr>
+          <w:ilvl w:val="0"/>
+          <w:numId w:val="23"/>
+        </w:numPr>
+        <w:spacing w:after="0"/>
+        <w:jc w:val="both"/>
+        <w:rPr>
+          <w:rFonts w:ascii="Times New Roman" w:eastAsia="Times New Roman" w:hAnsi="Times New Roman" w:cs="Times New Roman"/>
+          <w:sz w:val="18"/>
+          <w:szCs w:val="18"/>
+          <w:lang w:val="en-MY"/>
+        </w:rPr>
+      </w:pPr>
+      <w:r>
+        <w:rPr>
+          <w:rFonts w:ascii="Times New Roman" w:eastAsia="Times New Roman" w:hAnsi="Times New Roman" w:cs="Times New Roman"/>
+          <w:sz w:val="18"/>
+          <w:szCs w:val="18"/>
+          <w:lang w:val="en-MY"/>
+        </w:rPr>
+        <w:t>HTM Classifier: 52.81% (binary), 61.74% (vector)</w:t>
+      </w:r>
+    </w:p>
+    <w:p>
+      <w:pPr>
+        <w:pStyle w:val="ListParagraph"/>
+        <w:numPr>
+          <w:ilvl w:val="0"/>
+          <w:numId w:val="23"/>
+        </w:numPr>
+        <w:spacing w:after="0"/>
+        <w:jc w:val="both"/>
+        <w:rPr>
+          <w:rFonts w:ascii="Times New Roman" w:eastAsia="Times New Roman" w:hAnsi="Times New Roman" w:cs="Times New Roman"/>
+          <w:sz w:val="18"/>
+          <w:szCs w:val="18"/>
+          <w:lang w:val="en-MY"/>
+        </w:rPr>
+      </w:pPr>
+      <w:r>
+        <w:rPr>
+          <w:rFonts w:ascii="Times New Roman" w:eastAsia="Times New Roman" w:hAnsi="Times New Roman" w:cs="Times New Roman"/>
+          <w:sz w:val="18"/>
+          <w:szCs w:val="18"/>
+          <w:lang w:val="en-MY"/>
+        </w:rPr>
+        <w:t>Fusion Model: 49.87% (binary), 58.07% (vector)</w:t>
+      </w:r>
+    </w:p>
+    <w:p>
+      <w:pPr>
+        <w:spacing w:after="0"/>
+        <w:jc w:val="both"/>
+        <w:rPr>
+          <w:rFonts w:ascii="Times New Roman" w:eastAsia="Times New Roman" w:hAnsi="Times New Roman" w:cs="Times New Roman"/>
+          <w:sz w:val="18"/>
+          <w:szCs w:val="18"/>
+          <w:lang w:val="en-MY"/>
+        </w:rPr>
+      </w:pPr>
+      <w:r>
+        <w:rPr>
+          <w:rFonts w:ascii="Times New Roman" w:eastAsia="Times New Roman" w:hAnsi="Times New Roman" w:cs="Times New Roman"/>
+          <w:sz w:val="18"/>
+          <w:szCs w:val="18"/>
+          <w:lang w:val="en-MY"/>
+        </w:rPr>
+        <w:t>This image features soft grayscale shading and a white outline on a dark background, resulting in low contrast and minimal distinct edge features. Such characteristics can lead to poor binarization and weak Sparse Distributed Representations (SDRs), ultimately affecting both classification and reconstruction accuracy. The limited overlap between the test SDR and stored training representations reduces the model’s ability to accurately recover the original image structure.</w:t>
+      </w:r>
+      <w:r>
+        <w:rPr>
+          <w:rFonts w:ascii="Times New Roman" w:eastAsia="Times New Roman" w:hAnsi="Times New Roman" w:cs="Times New Roman"/>
+          <w:sz w:val="18"/>
+          <w:szCs w:val="18"/>
+          <w:lang w:val="en-MY"/>
+        </w:rPr>
+        <w:t xml:space="preserve"> </w:t>
+      </w:r>
+    </w:p>
+    <w:p>
+      <w:pPr>
+        <w:spacing w:after="0"/>
+        <w:jc w:val="both"/>
+        <w:rPr>
+          <w:rFonts w:ascii="Times New Roman" w:eastAsia="Times New Roman" w:hAnsi="Times New Roman" w:cs="Times New Roman"/>
+          <w:sz w:val="18"/>
+          <w:szCs w:val="18"/>
+          <w:lang w:val="en-MY"/>
+        </w:rPr>
+      </w:pPr>
+    </w:p>
+    <w:p>
+      <w:pPr>
+        <w:spacing w:after="0"/>
+        <w:jc w:val="both"/>
+        <w:rPr>
+          <w:rFonts w:ascii="Times New Roman" w:eastAsia="Times New Roman" w:hAnsi="Times New Roman" w:cs="Times New Roman"/>
+          <w:sz w:val="18"/>
+          <w:szCs w:val="18"/>
+          <w:lang w:val="en-MY"/>
+        </w:rPr>
+      </w:pPr>
+      <w:r>
+        <w:rPr>
+          <w:rFonts w:ascii="Times New Roman" w:eastAsia="Times New Roman" w:hAnsi="Times New Roman" w:cs="Times New Roman"/>
+          <w:noProof/>
+          <w:sz w:val="18"/>
+          <w:szCs w:val="18"/>
+          <w:lang w:val="en-MY"/>
+        </w:rPr>
+        <w:drawing>
+          <wp:anchor distT="0" distB="0" distL="114300" distR="114300" simplePos="0" relativeHeight="251660288" behindDoc="0" locked="0" layoutInCell="1" allowOverlap="1" wp14:anchorId="290FEFB0" wp14:editId="4F68EF3A">
+            <wp:simplePos x="0" y="0"/>
+            <wp:positionH relativeFrom="margin">
+              <wp:align>right</wp:align>
+            </wp:positionH>
+            <wp:positionV relativeFrom="paragraph">
+              <wp:posOffset>908685</wp:posOffset>
+            </wp:positionV>
+            <wp:extent cx="2733675" cy="1514475"/>
+            <wp:effectExtent l="0" t="0" r="9525" b="9525"/>
+            <wp:wrapSquare wrapText="bothSides"/>
+            <wp:docPr id="594781652" name="Picture 7"/>
+            <wp:cNvGraphicFramePr>
+              <a:graphicFrameLocks xmlns:a="http://schemas.openxmlformats.org/drawingml/2006/main" noChangeAspect="1"/>
+            </wp:cNvGraphicFramePr>
+            <a:graphic xmlns:a="http://schemas.openxmlformats.org/drawingml/2006/main">
+              <a:graphicData uri="http://schemas.openxmlformats.org/drawingml/2006/picture">
+                <pic:pic xmlns:pic="http://schemas.openxmlformats.org/drawingml/2006/picture">
+                  <pic:nvPicPr>
+                    <pic:cNvPr id="594781652" name="Picture 594781652"/>
+                    <pic:cNvPicPr/>
+                  </pic:nvPicPr>
+                  <pic:blipFill>
+                    <a:blip r:embed="rId38">
+                      <a:extLst>
+                        <a:ext uri="{28A0092B-C50C-407E-A947-70E740481C1C}">
+                          <a14:useLocalDpi xmlns:a14="http://schemas.microsoft.com/office/drawing/2010/main" val="0"/>
+                        </a:ext>
+                      </a:extLst>
+                    </a:blip>
+                    <a:stretch>
+                      <a:fillRect/>
+                    </a:stretch>
+                  </pic:blipFill>
+                  <pic:spPr>
+                    <a:xfrm>
+                      <a:off x="0" y="0"/>
+                      <a:ext cx="2733675" cy="1514475"/>
+                    </a:xfrm>
+                    <a:prstGeom prst="rect">
+                      <a:avLst/>
+                    </a:prstGeom>
+                  </pic:spPr>
+                </pic:pic>
+              </a:graphicData>
+            </a:graphic>
+            <wp14:sizeRelH relativeFrom="margin">
+              <wp14:pctWidth>0</wp14:pctWidth>
+            </wp14:sizeRelH>
+            <wp14:sizeRelV relativeFrom="margin">
+              <wp14:pctHeight>0</wp14:pctHeight>
+            </wp14:sizeRelV>
+          </wp:anchor>
+        </w:drawing>
+      </w:r>
+      <w:r>
+        <w:rPr>
+          <w:rFonts w:ascii="Times New Roman" w:eastAsia="Times New Roman" w:hAnsi="Times New Roman" w:cs="Times New Roman"/>
+          <w:sz w:val="18"/>
+          <w:szCs w:val="18"/>
+        </w:rPr>
+        <w:t>Figure 13 below presents the original binary image alongside its reconstructed version generated by the fusion classifier. This visual comparison provides a clearer understanding of how the model interprets and reconstructs complex visual patterns.</w:t>
+      </w:r>
+      <w:r>
+        <w:rPr>
+          <w:rFonts w:ascii="Times New Roman" w:eastAsia="Times New Roman" w:hAnsi="Times New Roman" w:cs="Times New Roman"/>
+          <w:sz w:val="18"/>
+          <w:szCs w:val="18"/>
+          <w:lang w:val="en-MY"/>
+        </w:rPr>
+        <w:br/>
+      </w:r>
+    </w:p>
+    <w:p>
+      <w:pPr>
+        <w:spacing w:after="0"/>
+        <w:jc w:val="both"/>
+        <w:rPr>
+          <w:rFonts w:ascii="Times New Roman" w:eastAsia="Times New Roman" w:hAnsi="Times New Roman" w:cs="Times New Roman"/>
+          <w:sz w:val="18"/>
+          <w:szCs w:val="18"/>
+          <w:lang w:val="en-MY"/>
+        </w:rPr>
+      </w:pPr>
+      <w:r>
+        <w:rPr>
+          <w:rFonts w:ascii="Times New Roman" w:eastAsia="Times New Roman" w:hAnsi="Times New Roman" w:cs="Times New Roman"/>
+          <w:sz w:val="18"/>
+          <w:szCs w:val="18"/>
+        </w:rPr>
+        <w:t>Figure 13</w:t>
       </w:r>
       <w:r>
         <w:rPr>
@@ -11185,15 +11941,110 @@
           <w:sz w:val="18"/>
           <w:szCs w:val="18"/>
         </w:rPr>
-        <w:t>HTM model</w:t>
-      </w:r>
-      <w:r>
-        <w:rPr>
-          <w:rFonts w:ascii="Times New Roman" w:eastAsia="Times New Roman" w:hAnsi="Times New Roman" w:cs="Times New Roman"/>
-          <w:sz w:val="18"/>
-          <w:szCs w:val="18"/>
-        </w:rPr>
-        <w:t xml:space="preserve"> performed better than the KNN model in vector similarity (85.90% vs. 83.39%), indicating its strength in feature representation.</w:t>
+        <w:t>:</w:t>
+      </w:r>
+      <w:r>
+        <w:rPr>
+          <w:rFonts w:ascii="Times New Roman" w:eastAsia="Times New Roman" w:hAnsi="Times New Roman" w:cs="Times New Roman"/>
+          <w:sz w:val="18"/>
+          <w:szCs w:val="18"/>
+        </w:rPr>
+        <w:t xml:space="preserve"> </w:t>
+      </w:r>
+      <w:r>
+        <w:rPr>
+          <w:rFonts w:ascii="Times New Roman" w:eastAsia="Times New Roman" w:hAnsi="Times New Roman" w:cs="Times New Roman"/>
+          <w:i/>
+          <w:iCs/>
+          <w:sz w:val="18"/>
+          <w:szCs w:val="18"/>
+        </w:rPr>
+        <w:t>reconstructed</w:t>
+      </w:r>
+      <w:r>
+        <w:rPr>
+          <w:rFonts w:ascii="Times New Roman" w:eastAsia="Times New Roman" w:hAnsi="Times New Roman" w:cs="Times New Roman"/>
+          <w:i/>
+          <w:iCs/>
+          <w:sz w:val="18"/>
+          <w:szCs w:val="18"/>
+        </w:rPr>
+        <w:t xml:space="preserve"> </w:t>
+      </w:r>
+      <w:r>
+        <w:rPr>
+          <w:rFonts w:ascii="Times New Roman" w:eastAsia="Times New Roman" w:hAnsi="Times New Roman" w:cs="Times New Roman"/>
+          <w:sz w:val="18"/>
+          <w:szCs w:val="18"/>
+        </w:rPr>
+        <w:t>(le</w:t>
+      </w:r>
+      <w:r>
+        <w:rPr>
+          <w:rFonts w:ascii="Times New Roman" w:eastAsia="Times New Roman" w:hAnsi="Times New Roman" w:cs="Times New Roman"/>
+          <w:sz w:val="18"/>
+          <w:szCs w:val="18"/>
+        </w:rPr>
+        <w:t>f</w:t>
+      </w:r>
+      <w:r>
+        <w:rPr>
+          <w:rFonts w:ascii="Times New Roman" w:eastAsia="Times New Roman" w:hAnsi="Times New Roman" w:cs="Times New Roman"/>
+          <w:sz w:val="18"/>
+          <w:szCs w:val="18"/>
+        </w:rPr>
+        <w:t>t</w:t>
+      </w:r>
+      <w:r>
+        <w:rPr>
+          <w:rFonts w:ascii="Times New Roman" w:eastAsia="Times New Roman" w:hAnsi="Times New Roman" w:cs="Times New Roman"/>
+          <w:i/>
+          <w:iCs/>
+          <w:sz w:val="18"/>
+          <w:szCs w:val="18"/>
+        </w:rPr>
+        <w:t>) vs original</w:t>
+      </w:r>
+      <w:r>
+        <w:rPr>
+          <w:rFonts w:ascii="Times New Roman" w:eastAsia="Times New Roman" w:hAnsi="Times New Roman" w:cs="Times New Roman"/>
+          <w:i/>
+          <w:iCs/>
+          <w:sz w:val="18"/>
+          <w:szCs w:val="18"/>
+        </w:rPr>
+        <w:t xml:space="preserve"> versions of Image 8_9137 (Handbag) using Fusion classifie</w:t>
+      </w:r>
+      <w:r>
+        <w:rPr>
+          <w:rFonts w:ascii="Times New Roman" w:eastAsia="Times New Roman" w:hAnsi="Times New Roman" w:cs="Times New Roman"/>
+          <w:i/>
+          <w:iCs/>
+          <w:sz w:val="18"/>
+          <w:szCs w:val="18"/>
+        </w:rPr>
+        <w:t>r</w:t>
+      </w:r>
+      <w:r>
+        <w:rPr>
+          <w:rFonts w:ascii="Times New Roman" w:eastAsia="Times New Roman" w:hAnsi="Times New Roman" w:cs="Times New Roman"/>
+          <w:i/>
+          <w:iCs/>
+          <w:sz w:val="18"/>
+          <w:szCs w:val="18"/>
+        </w:rPr>
+        <w:t>.</w:t>
+      </w:r>
+    </w:p>
+    <w:p>
+      <w:pPr>
+        <w:pStyle w:val="Heading2"/>
+      </w:pPr>
+      <w:r>
+        <w:t>3</w:t>
+      </w:r>
+      <w:r>
+        <w:t xml:space="preserve">. Model Comparison  </w:t>
       </w:r>
     </w:p>
     <w:p>
@@ -11212,33 +12063,31 @@
           <w:sz w:val="18"/>
           <w:szCs w:val="18"/>
         </w:rPr>
-        <w:t xml:space="preserve">3. </w:t>
-      </w:r>
-      <w:r>
-        <w:rPr>
-          <w:rFonts w:ascii="Times New Roman" w:eastAsia="Times New Roman" w:hAnsi="Times New Roman" w:cs="Times New Roman"/>
-          <w:sz w:val="18"/>
-          <w:szCs w:val="18"/>
-        </w:rPr>
-        <w:t xml:space="preserve">The </w:t>
-      </w:r>
-      <w:r>
-        <w:rPr>
-          <w:rFonts w:ascii="Times New Roman" w:eastAsia="Times New Roman" w:hAnsi="Times New Roman" w:cs="Times New Roman"/>
-          <w:b/>
-          <w:bCs/>
-          <w:sz w:val="18"/>
-          <w:szCs w:val="18"/>
-        </w:rPr>
-        <w:t>KNN model</w:t>
-      </w:r>
-      <w:r>
-        <w:rPr>
-          <w:rFonts w:ascii="Times New Roman" w:eastAsia="Times New Roman" w:hAnsi="Times New Roman" w:cs="Times New Roman"/>
-          <w:sz w:val="18"/>
-          <w:szCs w:val="18"/>
-        </w:rPr>
-        <w:t xml:space="preserve"> had the lowest vector similarity but performed competitively in binary similarity, suggesting that its pixel-based approach still contributes significantly to reconstruction quality.</w:t>
+        <w:t xml:space="preserve">1. </w:t>
+      </w:r>
+      <w:r>
+        <w:rPr>
+          <w:rFonts w:ascii="Times New Roman" w:eastAsia="Times New Roman" w:hAnsi="Times New Roman" w:cs="Times New Roman"/>
+          <w:sz w:val="18"/>
+          <w:szCs w:val="18"/>
+        </w:rPr>
+        <w:t>The combined model (HTM + KNN) achieved the highest accuracy, outperforming both individual classifiers</w:t>
+      </w:r>
+      <w:r>
+        <w:rPr>
+          <w:rFonts w:ascii="Times New Roman" w:eastAsia="Times New Roman" w:hAnsi="Times New Roman" w:cs="Times New Roman"/>
+          <w:sz w:val="18"/>
+          <w:szCs w:val="18"/>
+        </w:rPr>
+        <w:t xml:space="preserve"> in terms of accuracy</w:t>
+      </w:r>
+      <w:r>
+        <w:rPr>
+          <w:rFonts w:ascii="Times New Roman" w:eastAsia="Times New Roman" w:hAnsi="Times New Roman" w:cs="Times New Roman"/>
+          <w:sz w:val="18"/>
+          <w:szCs w:val="18"/>
+        </w:rPr>
+        <w:t>. It recorded an average vector similarity of 86.22% and a binary similarity of 88.12%.</w:t>
       </w:r>
     </w:p>
     <w:p>
@@ -11254,41 +12103,34 @@
       <w:r>
         <w:rPr>
           <w:rFonts w:ascii="Times New Roman" w:eastAsia="Times New Roman" w:hAnsi="Times New Roman" w:cs="Times New Roman"/>
-          <w:b/>
-          <w:bCs/>
-          <w:sz w:val="18"/>
-          <w:szCs w:val="18"/>
-        </w:rPr>
-        <w:t xml:space="preserve">4. </w:t>
-      </w:r>
-      <w:r>
-        <w:rPr>
-          <w:rFonts w:ascii="Times New Roman" w:eastAsia="Times New Roman" w:hAnsi="Times New Roman" w:cs="Times New Roman"/>
-          <w:b/>
-          <w:bCs/>
-          <w:sz w:val="18"/>
-          <w:szCs w:val="18"/>
-        </w:rPr>
-        <w:t>The fusion classifier</w:t>
-      </w:r>
-      <w:r>
-        <w:rPr>
-          <w:rFonts w:ascii="Times New Roman" w:eastAsia="Times New Roman" w:hAnsi="Times New Roman" w:cs="Times New Roman"/>
-          <w:sz w:val="18"/>
-          <w:szCs w:val="18"/>
-        </w:rPr>
-        <w:t xml:space="preserve"> successfully leveraged the strengths of both classifiers, leading to a more accurate and robust image reconstruction process.</w:t>
-      </w:r>
-    </w:p>
-    <w:p>
-      <w:pPr>
-        <w:pStyle w:val="Heading2"/>
-      </w:pPr>
-      <w:r>
-        <w:t xml:space="preserve">4. </w:t>
-      </w:r>
-      <w:r>
-        <w:t>Computational Performance and Runtime Analysis</w:t>
+          <w:sz w:val="18"/>
+          <w:szCs w:val="18"/>
+        </w:rPr>
+        <w:t xml:space="preserve">2. </w:t>
+      </w:r>
+      <w:r>
+        <w:rPr>
+          <w:rFonts w:ascii="Times New Roman" w:eastAsia="Times New Roman" w:hAnsi="Times New Roman" w:cs="Times New Roman"/>
+          <w:sz w:val="18"/>
+          <w:szCs w:val="18"/>
+        </w:rPr>
+        <w:t xml:space="preserve">The </w:t>
+      </w:r>
+      <w:r>
+        <w:rPr>
+          <w:rFonts w:ascii="Times New Roman" w:eastAsia="Times New Roman" w:hAnsi="Times New Roman" w:cs="Times New Roman"/>
+          <w:sz w:val="18"/>
+          <w:szCs w:val="18"/>
+        </w:rPr>
+        <w:t>HTM model</w:t>
+      </w:r>
+      <w:r>
+        <w:rPr>
+          <w:rFonts w:ascii="Times New Roman" w:eastAsia="Times New Roman" w:hAnsi="Times New Roman" w:cs="Times New Roman"/>
+          <w:sz w:val="18"/>
+          <w:szCs w:val="18"/>
+        </w:rPr>
+        <w:t xml:space="preserve"> performed better than the KNN model in vector similarity (85.90% vs. 83.39%), indicating its strength in feature representation.</w:t>
       </w:r>
     </w:p>
     <w:p>
@@ -11307,20 +12149,106 @@
           <w:sz w:val="18"/>
           <w:szCs w:val="18"/>
         </w:rPr>
-        <w:t xml:space="preserve">The entire image reconstruction pipeline—including data preprocessing, feature extraction via spatial pooling, classifier training, reconstruction, and evaluation—was executed on a standard PC. Using built-in runtime measurement tools (e.g., the </w:t>
-      </w:r>
-      <w:proofErr w:type="spellStart"/>
-      <w:proofErr w:type="gramStart"/>
-      <w:r>
-        <w:rPr>
-          <w:rFonts w:ascii="Times New Roman" w:eastAsia="Times New Roman" w:hAnsi="Times New Roman" w:cs="Times New Roman"/>
-          <w:sz w:val="18"/>
-          <w:szCs w:val="18"/>
-        </w:rPr>
-        <w:t>System.Diagnostics.Stop</w:t>
-      </w:r>
-      <w:proofErr w:type="spellEnd"/>
-      <w:proofErr w:type="gramEnd"/>
+        <w:t xml:space="preserve">3. </w:t>
+      </w:r>
+      <w:r>
+        <w:rPr>
+          <w:rFonts w:ascii="Times New Roman" w:eastAsia="Times New Roman" w:hAnsi="Times New Roman" w:cs="Times New Roman"/>
+          <w:sz w:val="18"/>
+          <w:szCs w:val="18"/>
+        </w:rPr>
+        <w:t xml:space="preserve">The </w:t>
+      </w:r>
+      <w:r>
+        <w:rPr>
+          <w:rFonts w:ascii="Times New Roman" w:eastAsia="Times New Roman" w:hAnsi="Times New Roman" w:cs="Times New Roman"/>
+          <w:sz w:val="18"/>
+          <w:szCs w:val="18"/>
+        </w:rPr>
+        <w:t>KNN model</w:t>
+      </w:r>
+      <w:r>
+        <w:rPr>
+          <w:rFonts w:ascii="Times New Roman" w:eastAsia="Times New Roman" w:hAnsi="Times New Roman" w:cs="Times New Roman"/>
+          <w:sz w:val="18"/>
+          <w:szCs w:val="18"/>
+        </w:rPr>
+        <w:t xml:space="preserve"> had the lowest vector similarity but performed competitively in binary similarity, suggesting that its pixel-based approach still contributes significantly to reconstruction quality.</w:t>
+      </w:r>
+    </w:p>
+    <w:p>
+      <w:pPr>
+        <w:spacing w:after="0"/>
+        <w:jc w:val="both"/>
+        <w:rPr>
+          <w:rFonts w:ascii="Times New Roman" w:eastAsia="Times New Roman" w:hAnsi="Times New Roman" w:cs="Times New Roman"/>
+          <w:sz w:val="18"/>
+          <w:szCs w:val="18"/>
+        </w:rPr>
+      </w:pPr>
+      <w:r>
+        <w:rPr>
+          <w:rFonts w:ascii="Times New Roman" w:eastAsia="Times New Roman" w:hAnsi="Times New Roman" w:cs="Times New Roman"/>
+          <w:sz w:val="18"/>
+          <w:szCs w:val="18"/>
+        </w:rPr>
+        <w:lastRenderedPageBreak/>
+        <w:t>4.</w:t>
+      </w:r>
+      <w:r>
+        <w:rPr>
+          <w:rFonts w:ascii="Times New Roman" w:eastAsia="Times New Roman" w:hAnsi="Times New Roman" w:cs="Times New Roman"/>
+          <w:sz w:val="18"/>
+          <w:szCs w:val="18"/>
+        </w:rPr>
+        <w:t xml:space="preserve"> </w:t>
+      </w:r>
+      <w:r>
+        <w:rPr>
+          <w:rFonts w:ascii="Times New Roman" w:eastAsia="Times New Roman" w:hAnsi="Times New Roman" w:cs="Times New Roman"/>
+          <w:sz w:val="18"/>
+          <w:szCs w:val="18"/>
+        </w:rPr>
+        <w:t>The fusion classifier</w:t>
+      </w:r>
+      <w:r>
+        <w:rPr>
+          <w:rFonts w:ascii="Times New Roman" w:eastAsia="Times New Roman" w:hAnsi="Times New Roman" w:cs="Times New Roman"/>
+          <w:sz w:val="18"/>
+          <w:szCs w:val="18"/>
+        </w:rPr>
+        <w:t xml:space="preserve"> successfully leveraged the strengths of both classifiers, leading to a more accurate and robust image reconstruction process.</w:t>
+      </w:r>
+    </w:p>
+    <w:p>
+      <w:pPr>
+        <w:pStyle w:val="Heading2"/>
+      </w:pPr>
+      <w:r>
+        <w:t xml:space="preserve">4. </w:t>
+      </w:r>
+      <w:r>
+        <w:t>Computational Performance and Runtime Analysis</w:t>
+      </w:r>
+    </w:p>
+    <w:p>
+      <w:pPr>
+        <w:spacing w:after="0"/>
+        <w:jc w:val="both"/>
+        <w:rPr>
+          <w:rFonts w:ascii="Times New Roman" w:eastAsia="Times New Roman" w:hAnsi="Times New Roman" w:cs="Times New Roman"/>
+          <w:sz w:val="18"/>
+          <w:szCs w:val="18"/>
+        </w:rPr>
+      </w:pPr>
+      <w:r>
+        <w:rPr>
+          <w:rFonts w:ascii="Times New Roman" w:eastAsia="Times New Roman" w:hAnsi="Times New Roman" w:cs="Times New Roman"/>
+          <w:sz w:val="18"/>
+          <w:szCs w:val="18"/>
+        </w:rPr>
+        <w:t>The entire image reconstruction pipeline—including data preprocessing, feature extraction via spatial pooling, classifier training, reconstruction, and evaluation—was executed on a standard PC. Using built-in runtime measurement tools (e.g., the System.Diagnostics.Stop</w:t>
+      </w:r>
       <w:r>
         <w:rPr>
           <w:rFonts w:ascii="Times New Roman" w:eastAsia="Times New Roman" w:hAnsi="Times New Roman" w:cs="Times New Roman"/>
@@ -11406,7 +12334,7 @@
                     <pic:cNvPicPr/>
                   </pic:nvPicPr>
                   <pic:blipFill>
-                    <a:blip r:embed="rId21">
+                    <a:blip r:embed="rId39">
                       <a:extLst>
                         <a:ext uri="{28A0092B-C50C-407E-A947-70E740481C1C}">
                           <a14:useLocalDpi xmlns:a14="http://schemas.microsoft.com/office/drawing/2010/main" val="0"/>
@@ -11449,7 +12377,31 @@
           <w:sz w:val="18"/>
           <w:szCs w:val="18"/>
         </w:rPr>
-        <w:t>Figure 8: Total Execution time</w:t>
+        <w:t xml:space="preserve">Figure </w:t>
+      </w:r>
+      <w:r>
+        <w:rPr>
+          <w:rFonts w:ascii="Times New Roman" w:eastAsia="Times New Roman" w:hAnsi="Times New Roman" w:cs="Times New Roman"/>
+          <w:sz w:val="18"/>
+          <w:szCs w:val="18"/>
+        </w:rPr>
+        <w:t>1</w:t>
+      </w:r>
+      <w:r>
+        <w:rPr>
+          <w:rFonts w:ascii="Times New Roman" w:eastAsia="Times New Roman" w:hAnsi="Times New Roman" w:cs="Times New Roman"/>
+          <w:sz w:val="18"/>
+          <w:szCs w:val="18"/>
+        </w:rPr>
+        <w:t>4</w:t>
+      </w:r>
+      <w:r>
+        <w:rPr>
+          <w:rFonts w:ascii="Times New Roman" w:eastAsia="Times New Roman" w:hAnsi="Times New Roman" w:cs="Times New Roman"/>
+          <w:sz w:val="18"/>
+          <w:szCs w:val="18"/>
+        </w:rPr>
+        <w:t>: Total Execution time</w:t>
       </w:r>
     </w:p>
     <w:p>
@@ -11487,7 +12439,23 @@
           <w:sz w:val="18"/>
           <w:szCs w:val="18"/>
         </w:rPr>
-        <w:t xml:space="preserve"> shown in figure 8</w:t>
+        <w:t xml:space="preserve"> shown in figure </w:t>
+      </w:r>
+      <w:r>
+        <w:rPr>
+          <w:rFonts w:ascii="Times New Roman" w:eastAsia="Times New Roman" w:hAnsi="Times New Roman" w:cs="Times New Roman"/>
+          <w:sz w:val="18"/>
+          <w:szCs w:val="18"/>
+        </w:rPr>
+        <w:t>1</w:t>
+      </w:r>
+      <w:r>
+        <w:rPr>
+          <w:rFonts w:ascii="Times New Roman" w:eastAsia="Times New Roman" w:hAnsi="Times New Roman" w:cs="Times New Roman"/>
+          <w:sz w:val="18"/>
+          <w:szCs w:val="18"/>
+        </w:rPr>
+        <w:t>4</w:t>
       </w:r>
       <w:r>
         <w:rPr>
@@ -11511,41 +12479,15 @@
           <w:sz w:val="18"/>
           <w:szCs w:val="18"/>
         </w:rPr>
-        <w:t xml:space="preserve"> minutes is acceptable for this scale, further optimizations (such as parallel processing or algorithmic enhancements) could significantly reduce execution time for larger datasets or </w:t>
-      </w:r>
-      <w:r>
-        <w:rPr>
-          <w:rFonts w:ascii="Times New Roman" w:eastAsia="Times New Roman" w:hAnsi="Times New Roman" w:cs="Times New Roman"/>
-          <w:sz w:val="18"/>
-          <w:szCs w:val="18"/>
-        </w:rPr>
-        <w:t>real-time applications.</w:t>
-      </w:r>
-      <w:r>
-        <w:rPr>
-          <w:rFonts w:ascii="Times New Roman" w:eastAsia="Times New Roman" w:hAnsi="Times New Roman" w:cs="Times New Roman"/>
-          <w:sz w:val="18"/>
-          <w:szCs w:val="18"/>
-        </w:rPr>
-        <w:t xml:space="preserve"> The code below demonstrates the implementation within our </w:t>
-      </w:r>
-      <w:proofErr w:type="spellStart"/>
-      <w:r>
-        <w:rPr>
-          <w:rFonts w:ascii="Times New Roman" w:eastAsia="Times New Roman" w:hAnsi="Times New Roman" w:cs="Times New Roman"/>
-          <w:sz w:val="18"/>
-          <w:szCs w:val="18"/>
-        </w:rPr>
-        <w:t>program.cs</w:t>
-      </w:r>
-      <w:proofErr w:type="spellEnd"/>
-      <w:r>
-        <w:rPr>
-          <w:rFonts w:ascii="Times New Roman" w:eastAsia="Times New Roman" w:hAnsi="Times New Roman" w:cs="Times New Roman"/>
-          <w:sz w:val="18"/>
-          <w:szCs w:val="18"/>
-        </w:rPr>
-        <w:t>.</w:t>
+        <w:t xml:space="preserve"> minutes is acceptable for this scale, further optimizations (such as parallel processing or algorithmic enhancements) could significantly reduce execution time for larger datasets or real-time applications.</w:t>
+      </w:r>
+      <w:r>
+        <w:rPr>
+          <w:rFonts w:ascii="Times New Roman" w:eastAsia="Times New Roman" w:hAnsi="Times New Roman" w:cs="Times New Roman"/>
+          <w:sz w:val="18"/>
+          <w:szCs w:val="18"/>
+        </w:rPr>
+        <w:t xml:space="preserve"> The code below demonstrates the implementation within our program.cs.</w:t>
       </w:r>
     </w:p>
     <w:tbl>
@@ -11602,47 +12544,7 @@
                 <w:szCs w:val="18"/>
                 <w:lang w:val="en-MY"/>
               </w:rPr>
-              <w:t xml:space="preserve">Stopwatch </w:t>
-            </w:r>
-            <w:proofErr w:type="spellStart"/>
-            <w:r>
-              <w:rPr>
-                <w:rFonts w:ascii="Times New Roman" w:eastAsia="Times New Roman" w:hAnsi="Times New Roman" w:cs="Times New Roman"/>
-                <w:sz w:val="18"/>
-                <w:szCs w:val="18"/>
-                <w:lang w:val="en-MY"/>
-              </w:rPr>
-              <w:t>stopwatch</w:t>
-            </w:r>
-            <w:proofErr w:type="spellEnd"/>
-            <w:r>
-              <w:rPr>
-                <w:rFonts w:ascii="Times New Roman" w:eastAsia="Times New Roman" w:hAnsi="Times New Roman" w:cs="Times New Roman"/>
-                <w:sz w:val="18"/>
-                <w:szCs w:val="18"/>
-                <w:lang w:val="en-MY"/>
-              </w:rPr>
-              <w:t xml:space="preserve"> = </w:t>
-            </w:r>
-            <w:proofErr w:type="spellStart"/>
-            <w:r>
-              <w:rPr>
-                <w:rFonts w:ascii="Times New Roman" w:eastAsia="Times New Roman" w:hAnsi="Times New Roman" w:cs="Times New Roman"/>
-                <w:sz w:val="18"/>
-                <w:szCs w:val="18"/>
-                <w:lang w:val="en-MY"/>
-              </w:rPr>
-              <w:t>Stopwatch.StartNew</w:t>
-            </w:r>
-            <w:proofErr w:type="spellEnd"/>
-            <w:r>
-              <w:rPr>
-                <w:rFonts w:ascii="Times New Roman" w:eastAsia="Times New Roman" w:hAnsi="Times New Roman" w:cs="Times New Roman"/>
-                <w:sz w:val="18"/>
-                <w:szCs w:val="18"/>
-                <w:lang w:val="en-MY"/>
-              </w:rPr>
-              <w:t>();</w:t>
+              <w:t>Stopwatch stopwatch = Stopwatch.StartNew();</w:t>
             </w:r>
             <w:r>
               <w:rPr>
@@ -11670,8 +12572,6 @@
                 <w:lang w:val="en-MY"/>
               </w:rPr>
             </w:pPr>
-            <w:proofErr w:type="spellStart"/>
-            <w:proofErr w:type="gramStart"/>
             <w:r>
               <w:rPr>
                 <w:rFonts w:ascii="Times New Roman" w:eastAsia="Times New Roman" w:hAnsi="Times New Roman" w:cs="Times New Roman"/>
@@ -11679,18 +12579,7 @@
                 <w:szCs w:val="18"/>
                 <w:lang w:val="en-MY"/>
               </w:rPr>
-              <w:t>stopwatch.Stop</w:t>
-            </w:r>
-            <w:proofErr w:type="spellEnd"/>
-            <w:proofErr w:type="gramEnd"/>
-            <w:r>
-              <w:rPr>
-                <w:rFonts w:ascii="Times New Roman" w:eastAsia="Times New Roman" w:hAnsi="Times New Roman" w:cs="Times New Roman"/>
-                <w:sz w:val="18"/>
-                <w:szCs w:val="18"/>
-                <w:lang w:val="en-MY"/>
-              </w:rPr>
-              <w:t>();</w:t>
+              <w:t>stopwatch.Stop();</w:t>
             </w:r>
           </w:p>
           <w:p>
@@ -11702,7 +12591,6 @@
                 <w:lang w:val="en-MY"/>
               </w:rPr>
             </w:pPr>
-            <w:proofErr w:type="spellStart"/>
             <w:r>
               <w:rPr>
                 <w:rFonts w:ascii="Times New Roman" w:eastAsia="Times New Roman" w:hAnsi="Times New Roman" w:cs="Times New Roman"/>
@@ -11710,39 +12598,7 @@
                 <w:szCs w:val="18"/>
                 <w:lang w:val="en-MY"/>
               </w:rPr>
-              <w:t>Console.WriteLine</w:t>
-            </w:r>
-            <w:proofErr w:type="spellEnd"/>
-            <w:r>
-              <w:rPr>
-                <w:rFonts w:ascii="Times New Roman" w:eastAsia="Times New Roman" w:hAnsi="Times New Roman" w:cs="Times New Roman"/>
-                <w:sz w:val="18"/>
-                <w:szCs w:val="18"/>
-                <w:lang w:val="en-MY"/>
-              </w:rPr>
-              <w:t xml:space="preserve">("Total execution time: " + </w:t>
-            </w:r>
-            <w:proofErr w:type="spellStart"/>
-            <w:proofErr w:type="gramStart"/>
-            <w:r>
-              <w:rPr>
-                <w:rFonts w:ascii="Times New Roman" w:eastAsia="Times New Roman" w:hAnsi="Times New Roman" w:cs="Times New Roman"/>
-                <w:sz w:val="18"/>
-                <w:szCs w:val="18"/>
-                <w:lang w:val="en-MY"/>
-              </w:rPr>
-              <w:t>stopwatch.Elapsed</w:t>
-            </w:r>
-            <w:proofErr w:type="spellEnd"/>
-            <w:proofErr w:type="gramEnd"/>
-            <w:r>
-              <w:rPr>
-                <w:rFonts w:ascii="Times New Roman" w:eastAsia="Times New Roman" w:hAnsi="Times New Roman" w:cs="Times New Roman"/>
-                <w:sz w:val="18"/>
-                <w:szCs w:val="18"/>
-                <w:lang w:val="en-MY"/>
-              </w:rPr>
-              <w:t>);</w:t>
+              <w:t>Console.WriteLine("Total execution time: " + stopwatch.Elapsed);</w:t>
             </w:r>
           </w:p>
           <w:p>
@@ -11772,7 +12628,6 @@
                 <w:szCs w:val="18"/>
               </w:rPr>
             </w:pPr>
-            <w:proofErr w:type="spellStart"/>
             <w:r>
               <w:rPr>
                 <w:rFonts w:ascii="Times New Roman" w:eastAsia="Times New Roman" w:hAnsi="Times New Roman" w:cs="Times New Roman"/>
@@ -11780,17 +12635,7 @@
                 <w:szCs w:val="18"/>
                 <w:lang w:val="en-MY"/>
               </w:rPr>
-              <w:t>Console.ReadLine</w:t>
-            </w:r>
-            <w:proofErr w:type="spellEnd"/>
-            <w:r>
-              <w:rPr>
-                <w:rFonts w:ascii="Times New Roman" w:eastAsia="Times New Roman" w:hAnsi="Times New Roman" w:cs="Times New Roman"/>
-                <w:sz w:val="18"/>
-                <w:szCs w:val="18"/>
-                <w:lang w:val="en-MY"/>
-              </w:rPr>
-              <w:t>();</w:t>
+              <w:t>Console.ReadLine();</w:t>
             </w:r>
           </w:p>
           <w:p>
@@ -11829,18 +12674,35 @@
           <w:sz w:val="18"/>
           <w:szCs w:val="18"/>
         </w:rPr>
-        <w:t xml:space="preserve">12. </w:t>
-      </w:r>
-      <w:proofErr w:type="spellStart"/>
-      <w:r>
-        <w:rPr>
-          <w:rFonts w:ascii="Times New Roman" w:eastAsia="Times New Roman" w:hAnsi="Times New Roman" w:cs="Times New Roman"/>
-          <w:sz w:val="18"/>
-          <w:szCs w:val="18"/>
-        </w:rPr>
-        <w:t>Program.cs</w:t>
-      </w:r>
-      <w:proofErr w:type="spellEnd"/>
+        <w:t>1</w:t>
+      </w:r>
+      <w:r>
+        <w:rPr>
+          <w:rFonts w:ascii="Times New Roman" w:eastAsia="Times New Roman" w:hAnsi="Times New Roman" w:cs="Times New Roman"/>
+          <w:sz w:val="18"/>
+          <w:szCs w:val="18"/>
+        </w:rPr>
+        <w:t>3</w:t>
+      </w:r>
+      <w:r>
+        <w:rPr>
+          <w:rFonts w:ascii="Times New Roman" w:eastAsia="Times New Roman" w:hAnsi="Times New Roman" w:cs="Times New Roman"/>
+          <w:sz w:val="18"/>
+          <w:szCs w:val="18"/>
+        </w:rPr>
+        <w:t xml:space="preserve">. </w:t>
+      </w:r>
+      <w:hyperlink r:id="rId40" w:history="1">
+        <w:r>
+          <w:rPr>
+            <w:rStyle w:val="Hyperlink"/>
+            <w:rFonts w:ascii="Times New Roman" w:eastAsia="Times New Roman" w:hAnsi="Times New Roman" w:cs="Times New Roman"/>
+            <w:sz w:val="18"/>
+            <w:szCs w:val="18"/>
+          </w:rPr>
+          <w:t>Program.cs</w:t>
+        </w:r>
+      </w:hyperlink>
     </w:p>
     <w:p>
       <w:pPr>
@@ -11866,7 +12728,15 @@
           <w:sz w:val="18"/>
           <w:szCs w:val="18"/>
         </w:rPr>
-        <w:t>This study proposed a hybrid image reconstruction framework that combines K-Nearest Neighbors (KNN) and Hierarchical Temporal Memory (HTM) classifiers to enhance reconstruction accuracy. The evaluation results clearly show that the combined approach outperforms the individual classifiers, offering more robust and accurate image reconstruction.</w:t>
+        <w:t xml:space="preserve">This study proposed a hybrid image reconstruction framework that combines K-Nearest Neighbors (KNN) and Hierarchical Temporal Memory (HTM) classifiers to </w:t>
+      </w:r>
+      <w:r>
+        <w:rPr>
+          <w:rFonts w:ascii="Times New Roman" w:eastAsia="Times New Roman" w:hAnsi="Times New Roman" w:cs="Times New Roman"/>
+          <w:sz w:val="18"/>
+          <w:szCs w:val="18"/>
+        </w:rPr>
+        <w:t>enhance reconstruction accuracy. The evaluation results clearly show that the combined approach outperforms the individual classifiers, offering more robust and accurate image reconstruction.</w:t>
       </w:r>
     </w:p>
     <w:p>
@@ -11942,16 +12812,64 @@
           <w:sz w:val="18"/>
           <w:szCs w:val="18"/>
         </w:rPr>
-        <w:t xml:space="preserve">These findings confirm that the hybrid framework not only improves the overall accuracy but also enhances the robustness of the reconstruction process. In the future, additional optimizations to the fusion method, as well as testing with larger and more diverse datasets, could further improve the system’s ability to reconstruct complex image </w:t>
-      </w:r>
-      <w:r>
-        <w:rPr>
-          <w:rFonts w:ascii="Times New Roman" w:eastAsia="Times New Roman" w:hAnsi="Times New Roman" w:cs="Times New Roman"/>
-          <w:sz w:val="18"/>
-          <w:szCs w:val="18"/>
+        <w:t>These findings confirm that the hybrid framework not only improves the overall accuracy but also enhances the robustness of the reconstruction process. In the future, additional optimizations to the fusion method, as well as testing with larger and more diverse datasets, could further improve the system’s ability to reconstruct complex image data. Additionally, incorporating other classifiers or fine-tuning the parameters of the existing models could further enhance performance, making the approach even more adaptable to various image reconstruction tasks.</w:t>
+      </w:r>
+    </w:p>
+    <w:p>
+      <w:pPr>
+        <w:spacing w:before="240" w:after="240" w:line="276" w:lineRule="auto"/>
+        <w:rPr>
+          <w:rStyle w:val="Heading3Char"/>
+        </w:rPr>
+      </w:pPr>
+      <w:r>
+        <w:rPr>
+          <w:rStyle w:val="Heading3Char"/>
+        </w:rPr>
+        <w:t xml:space="preserve">Future work:  </w:t>
+      </w:r>
+    </w:p>
+    <w:p>
+      <w:pPr>
+        <w:spacing w:before="240" w:after="240"/>
+        <w:jc w:val="both"/>
+        <w:rPr>
+          <w:rFonts w:ascii="Times New Roman" w:eastAsia="Times New Roman" w:hAnsi="Times New Roman" w:cs="Times New Roman"/>
+          <w:sz w:val="18"/>
+          <w:szCs w:val="18"/>
+          <w:lang w:val="en-MY"/>
+        </w:rPr>
+      </w:pPr>
+      <w:r>
+        <w:rPr>
+          <w:rFonts w:ascii="Times New Roman" w:eastAsia="Times New Roman" w:hAnsi="Times New Roman" w:cs="Times New Roman"/>
+          <w:sz w:val="18"/>
+          <w:szCs w:val="18"/>
+          <w:lang w:val="en-MY"/>
+        </w:rPr>
+        <w:t>Despite the overall success of the hybrid model, the case study of image 8_9137—a low-contrast grayscale handbag with subtle white outlines—revealed significant limitations in current reconstruction methods, with similarity scores as low as approximately 50% across individual classifiers and the fusion approach. Future research should focus on addressing these shortcomings by investigating advanced preprocessing techniques (such as adaptive binarization and contrast enhancement) to improve the quality of feature extraction from low-contrast images.</w:t>
+      </w:r>
+    </w:p>
+    <w:p>
+      <w:pPr>
+        <w:spacing w:before="240" w:after="240"/>
+        <w:jc w:val="both"/>
+        <w:rPr>
+          <w:rFonts w:ascii="Times New Roman" w:eastAsia="Times New Roman" w:hAnsi="Times New Roman" w:cs="Times New Roman"/>
+          <w:sz w:val="18"/>
+          <w:szCs w:val="18"/>
+          <w:lang w:val="en-MY"/>
+        </w:rPr>
+      </w:pPr>
+      <w:r>
+        <w:rPr>
+          <w:rFonts w:ascii="Times New Roman" w:eastAsia="Times New Roman" w:hAnsi="Times New Roman" w:cs="Times New Roman"/>
+          <w:sz w:val="18"/>
+          <w:szCs w:val="18"/>
+          <w:lang w:val="en-MY"/>
         </w:rPr>
         <w:lastRenderedPageBreak/>
-        <w:t>data. Additionally, incorporating other classifiers or fine-tuning the parameters of the existing models could further enhance performance, making the approach even more adaptable to various image reconstruction tasks.</w:t>
+        <w:t>Additionally, expanding both the training and test datasets to include a wider variety of image types and more challenging cases will be critical. Incorporating datasets with diverse characteristics (e.g., images with varying contrast levels, textures, and complex backgrounds) could provide more insights into the behavior of the classifiers and guide further optimizations.</w:t>
       </w:r>
     </w:p>
     <w:p>
@@ -12189,97 +13107,7 @@
           <w:sz w:val="18"/>
           <w:szCs w:val="18"/>
         </w:rPr>
-        <w:t xml:space="preserve">Abu </w:t>
-      </w:r>
-      <w:proofErr w:type="spellStart"/>
-      <w:r>
-        <w:rPr>
-          <w:rFonts w:ascii="Times New Roman" w:eastAsia="Times New Roman" w:hAnsi="Times New Roman" w:cs="Times New Roman"/>
-          <w:sz w:val="18"/>
-          <w:szCs w:val="18"/>
-        </w:rPr>
-        <w:t>Alfeilat</w:t>
-      </w:r>
-      <w:proofErr w:type="spellEnd"/>
-      <w:r>
-        <w:rPr>
-          <w:rFonts w:ascii="Times New Roman" w:eastAsia="Times New Roman" w:hAnsi="Times New Roman" w:cs="Times New Roman"/>
-          <w:sz w:val="18"/>
-          <w:szCs w:val="18"/>
-        </w:rPr>
-        <w:t xml:space="preserve">, H. A., </w:t>
-      </w:r>
-      <w:proofErr w:type="spellStart"/>
-      <w:r>
-        <w:rPr>
-          <w:rFonts w:ascii="Times New Roman" w:eastAsia="Times New Roman" w:hAnsi="Times New Roman" w:cs="Times New Roman"/>
-          <w:sz w:val="18"/>
-          <w:szCs w:val="18"/>
-        </w:rPr>
-        <w:t>Hassanat</w:t>
-      </w:r>
-      <w:proofErr w:type="spellEnd"/>
-      <w:r>
-        <w:rPr>
-          <w:rFonts w:ascii="Times New Roman" w:eastAsia="Times New Roman" w:hAnsi="Times New Roman" w:cs="Times New Roman"/>
-          <w:sz w:val="18"/>
-          <w:szCs w:val="18"/>
-        </w:rPr>
-        <w:t xml:space="preserve">, A. B., </w:t>
-      </w:r>
-      <w:proofErr w:type="spellStart"/>
-      <w:r>
-        <w:rPr>
-          <w:rFonts w:ascii="Times New Roman" w:eastAsia="Times New Roman" w:hAnsi="Times New Roman" w:cs="Times New Roman"/>
-          <w:sz w:val="18"/>
-          <w:szCs w:val="18"/>
-        </w:rPr>
-        <w:t>Lasassmeh</w:t>
-      </w:r>
-      <w:proofErr w:type="spellEnd"/>
-      <w:r>
-        <w:rPr>
-          <w:rFonts w:ascii="Times New Roman" w:eastAsia="Times New Roman" w:hAnsi="Times New Roman" w:cs="Times New Roman"/>
-          <w:sz w:val="18"/>
-          <w:szCs w:val="18"/>
-        </w:rPr>
-        <w:t xml:space="preserve">, O., </w:t>
-      </w:r>
-      <w:proofErr w:type="spellStart"/>
-      <w:r>
-        <w:rPr>
-          <w:rFonts w:ascii="Times New Roman" w:eastAsia="Times New Roman" w:hAnsi="Times New Roman" w:cs="Times New Roman"/>
-          <w:sz w:val="18"/>
-          <w:szCs w:val="18"/>
-        </w:rPr>
-        <w:t>Tarawneh</w:t>
-      </w:r>
-      <w:proofErr w:type="spellEnd"/>
-      <w:r>
-        <w:rPr>
-          <w:rFonts w:ascii="Times New Roman" w:eastAsia="Times New Roman" w:hAnsi="Times New Roman" w:cs="Times New Roman"/>
-          <w:sz w:val="18"/>
-          <w:szCs w:val="18"/>
-        </w:rPr>
-        <w:t xml:space="preserve">, A. S., </w:t>
-      </w:r>
-      <w:proofErr w:type="spellStart"/>
-      <w:r>
-        <w:rPr>
-          <w:rFonts w:ascii="Times New Roman" w:eastAsia="Times New Roman" w:hAnsi="Times New Roman" w:cs="Times New Roman"/>
-          <w:sz w:val="18"/>
-          <w:szCs w:val="18"/>
-        </w:rPr>
-        <w:t>Alhasanat</w:t>
-      </w:r>
-      <w:proofErr w:type="spellEnd"/>
-      <w:r>
-        <w:rPr>
-          <w:rFonts w:ascii="Times New Roman" w:eastAsia="Times New Roman" w:hAnsi="Times New Roman" w:cs="Times New Roman"/>
-          <w:sz w:val="18"/>
-          <w:szCs w:val="18"/>
-        </w:rPr>
-        <w:t xml:space="preserve">, M. B., Eyal Salman, H. S., &amp; Prasath, V. S. (2019). Effects of distance measure choice on k-nearest neighbor classifier performance: a review. </w:t>
+        <w:t xml:space="preserve">Abu Alfeilat, H. A., Hassanat, A. B., Lasassmeh, O., Tarawneh, A. S., Alhasanat, M. B., Eyal Salman, H. S., &amp; Prasath, V. S. (2019). Effects of distance measure choice on k-nearest neighbor classifier performance: a review. </w:t>
       </w:r>
       <w:r>
         <w:rPr>
@@ -13590,6 +14418,119 @@
     </w:lvl>
   </w:abstractNum>
   <w:abstractNum w:abstractNumId="7" w15:restartNumberingAfterBreak="0">
+    <w:nsid w:val="2D52714B"/>
+    <w:multiLevelType w:val="hybridMultilevel"/>
+    <w:tmpl w:val="42202ACC"/>
+    <w:lvl w:ilvl="0" w:tplc="44090001">
+      <w:start w:val="1"/>
+      <w:numFmt w:val="bullet"/>
+      <w:lvlText w:val=""/>
+      <w:lvlJc w:val="left"/>
+      <w:pPr>
+        <w:ind w:left="360" w:hanging="360"/>
+      </w:pPr>
+      <w:rPr>
+        <w:rFonts w:ascii="Symbol" w:hAnsi="Symbol" w:hint="default"/>
+      </w:rPr>
+    </w:lvl>
+    <w:lvl w:ilvl="1" w:tplc="44090003" w:tentative="1">
+      <w:start w:val="1"/>
+      <w:numFmt w:val="bullet"/>
+      <w:lvlText w:val="o"/>
+      <w:lvlJc w:val="left"/>
+      <w:pPr>
+        <w:ind w:left="1080" w:hanging="360"/>
+      </w:pPr>
+      <w:rPr>
+        <w:rFonts w:ascii="Courier New" w:hAnsi="Courier New" w:cs="Courier New" w:hint="default"/>
+      </w:rPr>
+    </w:lvl>
+    <w:lvl w:ilvl="2" w:tplc="44090005" w:tentative="1">
+      <w:start w:val="1"/>
+      <w:numFmt w:val="bullet"/>
+      <w:lvlText w:val=""/>
+      <w:lvlJc w:val="left"/>
+      <w:pPr>
+        <w:ind w:left="1800" w:hanging="360"/>
+      </w:pPr>
+      <w:rPr>
+        <w:rFonts w:ascii="Wingdings" w:hAnsi="Wingdings" w:hint="default"/>
+      </w:rPr>
+    </w:lvl>
+    <w:lvl w:ilvl="3" w:tplc="44090001" w:tentative="1">
+      <w:start w:val="1"/>
+      <w:numFmt w:val="bullet"/>
+      <w:lvlText w:val=""/>
+      <w:lvlJc w:val="left"/>
+      <w:pPr>
+        <w:ind w:left="2520" w:hanging="360"/>
+      </w:pPr>
+      <w:rPr>
+        <w:rFonts w:ascii="Symbol" w:hAnsi="Symbol" w:hint="default"/>
+      </w:rPr>
+    </w:lvl>
+    <w:lvl w:ilvl="4" w:tplc="44090003" w:tentative="1">
+      <w:start w:val="1"/>
+      <w:numFmt w:val="bullet"/>
+      <w:lvlText w:val="o"/>
+      <w:lvlJc w:val="left"/>
+      <w:pPr>
+        <w:ind w:left="3240" w:hanging="360"/>
+      </w:pPr>
+      <w:rPr>
+        <w:rFonts w:ascii="Courier New" w:hAnsi="Courier New" w:cs="Courier New" w:hint="default"/>
+      </w:rPr>
+    </w:lvl>
+    <w:lvl w:ilvl="5" w:tplc="44090005" w:tentative="1">
+      <w:start w:val="1"/>
+      <w:numFmt w:val="bullet"/>
+      <w:lvlText w:val=""/>
+      <w:lvlJc w:val="left"/>
+      <w:pPr>
+        <w:ind w:left="3960" w:hanging="360"/>
+      </w:pPr>
+      <w:rPr>
+        <w:rFonts w:ascii="Wingdings" w:hAnsi="Wingdings" w:hint="default"/>
+      </w:rPr>
+    </w:lvl>
+    <w:lvl w:ilvl="6" w:tplc="44090001" w:tentative="1">
+      <w:start w:val="1"/>
+      <w:numFmt w:val="bullet"/>
+      <w:lvlText w:val=""/>
+      <w:lvlJc w:val="left"/>
+      <w:pPr>
+        <w:ind w:left="4680" w:hanging="360"/>
+      </w:pPr>
+      <w:rPr>
+        <w:rFonts w:ascii="Symbol" w:hAnsi="Symbol" w:hint="default"/>
+      </w:rPr>
+    </w:lvl>
+    <w:lvl w:ilvl="7" w:tplc="44090003" w:tentative="1">
+      <w:start w:val="1"/>
+      <w:numFmt w:val="bullet"/>
+      <w:lvlText w:val="o"/>
+      <w:lvlJc w:val="left"/>
+      <w:pPr>
+        <w:ind w:left="5400" w:hanging="360"/>
+      </w:pPr>
+      <w:rPr>
+        <w:rFonts w:ascii="Courier New" w:hAnsi="Courier New" w:cs="Courier New" w:hint="default"/>
+      </w:rPr>
+    </w:lvl>
+    <w:lvl w:ilvl="8" w:tplc="44090005" w:tentative="1">
+      <w:start w:val="1"/>
+      <w:numFmt w:val="bullet"/>
+      <w:lvlText w:val=""/>
+      <w:lvlJc w:val="left"/>
+      <w:pPr>
+        <w:ind w:left="6120" w:hanging="360"/>
+      </w:pPr>
+      <w:rPr>
+        <w:rFonts w:ascii="Wingdings" w:hAnsi="Wingdings" w:hint="default"/>
+      </w:rPr>
+    </w:lvl>
+  </w:abstractNum>
+  <w:abstractNum w:abstractNumId="8" w15:restartNumberingAfterBreak="0">
     <w:nsid w:val="2EF16905"/>
     <w:multiLevelType w:val="hybridMultilevel"/>
     <w:tmpl w:val="FFFFFFFF"/>
@@ -13702,7 +14643,7 @@
       </w:rPr>
     </w:lvl>
   </w:abstractNum>
-  <w:abstractNum w:abstractNumId="8" w15:restartNumberingAfterBreak="0">
+  <w:abstractNum w:abstractNumId="9" w15:restartNumberingAfterBreak="0">
     <w:nsid w:val="368EBC87"/>
     <w:multiLevelType w:val="hybridMultilevel"/>
     <w:tmpl w:val="FFFFFFFF"/>
@@ -13815,7 +14756,7 @@
       </w:rPr>
     </w:lvl>
   </w:abstractNum>
-  <w:abstractNum w:abstractNumId="9" w15:restartNumberingAfterBreak="0">
+  <w:abstractNum w:abstractNumId="10" w15:restartNumberingAfterBreak="0">
     <w:nsid w:val="48681E71"/>
     <w:multiLevelType w:val="hybridMultilevel"/>
     <w:tmpl w:val="FFFFFFFF"/>
@@ -13928,7 +14869,7 @@
       </w:rPr>
     </w:lvl>
   </w:abstractNum>
-  <w:abstractNum w:abstractNumId="10" w15:restartNumberingAfterBreak="0">
+  <w:abstractNum w:abstractNumId="11" w15:restartNumberingAfterBreak="0">
     <w:nsid w:val="48909180"/>
     <w:multiLevelType w:val="hybridMultilevel"/>
     <w:tmpl w:val="FFFFFFFF"/>
@@ -14041,7 +14982,156 @@
       </w:rPr>
     </w:lvl>
   </w:abstractNum>
-  <w:abstractNum w:abstractNumId="11" w15:restartNumberingAfterBreak="0">
+  <w:abstractNum w:abstractNumId="12" w15:restartNumberingAfterBreak="0">
+    <w:nsid w:val="4EBD7A71"/>
+    <w:multiLevelType w:val="multilevel"/>
+    <w:tmpl w:val="1A0CAD56"/>
+    <w:lvl w:ilvl="0">
+      <w:start w:val="1"/>
+      <w:numFmt w:val="bullet"/>
+      <w:lvlText w:val=""/>
+      <w:lvlJc w:val="left"/>
+      <w:pPr>
+        <w:tabs>
+          <w:tab w:val="num" w:pos="720"/>
+        </w:tabs>
+        <w:ind w:left="720" w:hanging="360"/>
+      </w:pPr>
+      <w:rPr>
+        <w:rFonts w:ascii="Symbol" w:hAnsi="Symbol" w:hint="default"/>
+        <w:sz w:val="20"/>
+      </w:rPr>
+    </w:lvl>
+    <w:lvl w:ilvl="1" w:tentative="1">
+      <w:start w:val="1"/>
+      <w:numFmt w:val="bullet"/>
+      <w:lvlText w:val="o"/>
+      <w:lvlJc w:val="left"/>
+      <w:pPr>
+        <w:tabs>
+          <w:tab w:val="num" w:pos="1440"/>
+        </w:tabs>
+        <w:ind w:left="1440" w:hanging="360"/>
+      </w:pPr>
+      <w:rPr>
+        <w:rFonts w:ascii="Courier New" w:hAnsi="Courier New" w:hint="default"/>
+        <w:sz w:val="20"/>
+      </w:rPr>
+    </w:lvl>
+    <w:lvl w:ilvl="2" w:tentative="1">
+      <w:start w:val="1"/>
+      <w:numFmt w:val="bullet"/>
+      <w:lvlText w:val=""/>
+      <w:lvlJc w:val="left"/>
+      <w:pPr>
+        <w:tabs>
+          <w:tab w:val="num" w:pos="2160"/>
+        </w:tabs>
+        <w:ind w:left="2160" w:hanging="360"/>
+      </w:pPr>
+      <w:rPr>
+        <w:rFonts w:ascii="Wingdings" w:hAnsi="Wingdings" w:hint="default"/>
+        <w:sz w:val="20"/>
+      </w:rPr>
+    </w:lvl>
+    <w:lvl w:ilvl="3" w:tentative="1">
+      <w:start w:val="1"/>
+      <w:numFmt w:val="bullet"/>
+      <w:lvlText w:val=""/>
+      <w:lvlJc w:val="left"/>
+      <w:pPr>
+        <w:tabs>
+          <w:tab w:val="num" w:pos="2880"/>
+        </w:tabs>
+        <w:ind w:left="2880" w:hanging="360"/>
+      </w:pPr>
+      <w:rPr>
+        <w:rFonts w:ascii="Wingdings" w:hAnsi="Wingdings" w:hint="default"/>
+        <w:sz w:val="20"/>
+      </w:rPr>
+    </w:lvl>
+    <w:lvl w:ilvl="4" w:tentative="1">
+      <w:start w:val="1"/>
+      <w:numFmt w:val="bullet"/>
+      <w:lvlText w:val=""/>
+      <w:lvlJc w:val="left"/>
+      <w:pPr>
+        <w:tabs>
+          <w:tab w:val="num" w:pos="3600"/>
+        </w:tabs>
+        <w:ind w:left="3600" w:hanging="360"/>
+      </w:pPr>
+      <w:rPr>
+        <w:rFonts w:ascii="Wingdings" w:hAnsi="Wingdings" w:hint="default"/>
+        <w:sz w:val="20"/>
+      </w:rPr>
+    </w:lvl>
+    <w:lvl w:ilvl="5" w:tentative="1">
+      <w:start w:val="1"/>
+      <w:numFmt w:val="bullet"/>
+      <w:lvlText w:val=""/>
+      <w:lvlJc w:val="left"/>
+      <w:pPr>
+        <w:tabs>
+          <w:tab w:val="num" w:pos="4320"/>
+        </w:tabs>
+        <w:ind w:left="4320" w:hanging="360"/>
+      </w:pPr>
+      <w:rPr>
+        <w:rFonts w:ascii="Wingdings" w:hAnsi="Wingdings" w:hint="default"/>
+        <w:sz w:val="20"/>
+      </w:rPr>
+    </w:lvl>
+    <w:lvl w:ilvl="6" w:tentative="1">
+      <w:start w:val="1"/>
+      <w:numFmt w:val="bullet"/>
+      <w:lvlText w:val=""/>
+      <w:lvlJc w:val="left"/>
+      <w:pPr>
+        <w:tabs>
+          <w:tab w:val="num" w:pos="5040"/>
+        </w:tabs>
+        <w:ind w:left="5040" w:hanging="360"/>
+      </w:pPr>
+      <w:rPr>
+        <w:rFonts w:ascii="Wingdings" w:hAnsi="Wingdings" w:hint="default"/>
+        <w:sz w:val="20"/>
+      </w:rPr>
+    </w:lvl>
+    <w:lvl w:ilvl="7" w:tentative="1">
+      <w:start w:val="1"/>
+      <w:numFmt w:val="bullet"/>
+      <w:lvlText w:val=""/>
+      <w:lvlJc w:val="left"/>
+      <w:pPr>
+        <w:tabs>
+          <w:tab w:val="num" w:pos="5760"/>
+        </w:tabs>
+        <w:ind w:left="5760" w:hanging="360"/>
+      </w:pPr>
+      <w:rPr>
+        <w:rFonts w:ascii="Wingdings" w:hAnsi="Wingdings" w:hint="default"/>
+        <w:sz w:val="20"/>
+      </w:rPr>
+    </w:lvl>
+    <w:lvl w:ilvl="8" w:tentative="1">
+      <w:start w:val="1"/>
+      <w:numFmt w:val="bullet"/>
+      <w:lvlText w:val=""/>
+      <w:lvlJc w:val="left"/>
+      <w:pPr>
+        <w:tabs>
+          <w:tab w:val="num" w:pos="6480"/>
+        </w:tabs>
+        <w:ind w:left="6480" w:hanging="360"/>
+      </w:pPr>
+      <w:rPr>
+        <w:rFonts w:ascii="Wingdings" w:hAnsi="Wingdings" w:hint="default"/>
+        <w:sz w:val="20"/>
+      </w:rPr>
+    </w:lvl>
+  </w:abstractNum>
+  <w:abstractNum w:abstractNumId="13" w15:restartNumberingAfterBreak="0">
     <w:nsid w:val="4F05F016"/>
     <w:multiLevelType w:val="hybridMultilevel"/>
     <w:tmpl w:val="E2E064AA"/>
@@ -14154,7 +15244,7 @@
       </w:rPr>
     </w:lvl>
   </w:abstractNum>
-  <w:abstractNum w:abstractNumId="12" w15:restartNumberingAfterBreak="0">
+  <w:abstractNum w:abstractNumId="14" w15:restartNumberingAfterBreak="0">
     <w:nsid w:val="56E12C12"/>
     <w:multiLevelType w:val="multilevel"/>
     <w:tmpl w:val="DFE6300E"/>
@@ -14303,7 +15393,7 @@
       </w:rPr>
     </w:lvl>
   </w:abstractNum>
-  <w:abstractNum w:abstractNumId="13" w15:restartNumberingAfterBreak="0">
+  <w:abstractNum w:abstractNumId="15" w15:restartNumberingAfterBreak="0">
     <w:nsid w:val="5A690046"/>
     <w:multiLevelType w:val="hybridMultilevel"/>
     <w:tmpl w:val="FFFFFFFF"/>
@@ -14416,7 +15506,7 @@
       </w:rPr>
     </w:lvl>
   </w:abstractNum>
-  <w:abstractNum w:abstractNumId="14" w15:restartNumberingAfterBreak="0">
+  <w:abstractNum w:abstractNumId="16" w15:restartNumberingAfterBreak="0">
     <w:nsid w:val="5FFE62A3"/>
     <w:multiLevelType w:val="multilevel"/>
     <w:tmpl w:val="A24CDB36"/>
@@ -14565,7 +15655,7 @@
       </w:rPr>
     </w:lvl>
   </w:abstractNum>
-  <w:abstractNum w:abstractNumId="15" w15:restartNumberingAfterBreak="0">
+  <w:abstractNum w:abstractNumId="17" w15:restartNumberingAfterBreak="0">
     <w:nsid w:val="60E98E2A"/>
     <w:multiLevelType w:val="hybridMultilevel"/>
     <w:tmpl w:val="2AF097AE"/>
@@ -14651,7 +15741,7 @@
       </w:pPr>
     </w:lvl>
   </w:abstractNum>
-  <w:abstractNum w:abstractNumId="16" w15:restartNumberingAfterBreak="0">
+  <w:abstractNum w:abstractNumId="18" w15:restartNumberingAfterBreak="0">
     <w:nsid w:val="67C4F40A"/>
     <w:multiLevelType w:val="hybridMultilevel"/>
     <w:tmpl w:val="C5A4BFFE"/>
@@ -14764,7 +15854,7 @@
       </w:rPr>
     </w:lvl>
   </w:abstractNum>
-  <w:abstractNum w:abstractNumId="17" w15:restartNumberingAfterBreak="0">
+  <w:abstractNum w:abstractNumId="19" w15:restartNumberingAfterBreak="0">
     <w:nsid w:val="6BE0F29B"/>
     <w:multiLevelType w:val="hybridMultilevel"/>
     <w:tmpl w:val="FFFFFFFF"/>
@@ -14877,7 +15967,7 @@
       </w:rPr>
     </w:lvl>
   </w:abstractNum>
-  <w:abstractNum w:abstractNumId="18" w15:restartNumberingAfterBreak="0">
+  <w:abstractNum w:abstractNumId="20" w15:restartNumberingAfterBreak="0">
     <w:nsid w:val="7B67F26F"/>
     <w:multiLevelType w:val="hybridMultilevel"/>
     <w:tmpl w:val="FFFFFFFF"/>
@@ -14990,7 +16080,7 @@
       </w:rPr>
     </w:lvl>
   </w:abstractNum>
-  <w:abstractNum w:abstractNumId="19" w15:restartNumberingAfterBreak="0">
+  <w:abstractNum w:abstractNumId="21" w15:restartNumberingAfterBreak="0">
     <w:nsid w:val="7BC97E78"/>
     <w:multiLevelType w:val="hybridMultilevel"/>
     <w:tmpl w:val="FFFFFFFF"/>
@@ -15103,7 +16193,7 @@
       </w:rPr>
     </w:lvl>
   </w:abstractNum>
-  <w:abstractNum w:abstractNumId="20" w15:restartNumberingAfterBreak="0">
+  <w:abstractNum w:abstractNumId="22" w15:restartNumberingAfterBreak="0">
     <w:nsid w:val="7C231D13"/>
     <w:multiLevelType w:val="multilevel"/>
     <w:tmpl w:val="54080758"/>
@@ -15253,7 +16343,7 @@
     </w:lvl>
   </w:abstractNum>
   <w:num w:numId="1" w16cid:durableId="1132283271">
-    <w:abstractNumId w:val="15"/>
+    <w:abstractNumId w:val="17"/>
   </w:num>
   <w:num w:numId="2" w16cid:durableId="877012503">
     <w:abstractNumId w:val="6"/>
@@ -15262,46 +16352,46 @@
     <w:abstractNumId w:val="0"/>
   </w:num>
   <w:num w:numId="4" w16cid:durableId="1878811290">
-    <w:abstractNumId w:val="16"/>
+    <w:abstractNumId w:val="18"/>
   </w:num>
   <w:num w:numId="5" w16cid:durableId="1199902669">
-    <w:abstractNumId w:val="11"/>
+    <w:abstractNumId w:val="13"/>
   </w:num>
   <w:num w:numId="6" w16cid:durableId="1293052015">
     <w:abstractNumId w:val="3"/>
   </w:num>
   <w:num w:numId="7" w16cid:durableId="1549030588">
-    <w:abstractNumId w:val="10"/>
+    <w:abstractNumId w:val="11"/>
   </w:num>
   <w:num w:numId="8" w16cid:durableId="1843741891">
-    <w:abstractNumId w:val="8"/>
+    <w:abstractNumId w:val="9"/>
   </w:num>
   <w:num w:numId="9" w16cid:durableId="171796490">
-    <w:abstractNumId w:val="7"/>
+    <w:abstractNumId w:val="8"/>
   </w:num>
   <w:num w:numId="10" w16cid:durableId="1006060565">
     <w:abstractNumId w:val="5"/>
   </w:num>
   <w:num w:numId="11" w16cid:durableId="1389762503">
-    <w:abstractNumId w:val="13"/>
+    <w:abstractNumId w:val="15"/>
   </w:num>
   <w:num w:numId="12" w16cid:durableId="140776123">
-    <w:abstractNumId w:val="19"/>
+    <w:abstractNumId w:val="21"/>
   </w:num>
   <w:num w:numId="13" w16cid:durableId="1192568295">
-    <w:abstractNumId w:val="9"/>
+    <w:abstractNumId w:val="10"/>
   </w:num>
   <w:num w:numId="14" w16cid:durableId="42949080">
-    <w:abstractNumId w:val="18"/>
+    <w:abstractNumId w:val="20"/>
   </w:num>
   <w:num w:numId="15" w16cid:durableId="292028990">
-    <w:abstractNumId w:val="17"/>
+    <w:abstractNumId w:val="19"/>
   </w:num>
   <w:num w:numId="16" w16cid:durableId="501045245">
     <w:abstractNumId w:val="1"/>
   </w:num>
   <w:num w:numId="17" w16cid:durableId="478688130">
-    <w:abstractNumId w:val="20"/>
+    <w:abstractNumId w:val="22"/>
   </w:num>
   <w:num w:numId="18" w16cid:durableId="358163119">
     <w:abstractNumId w:val="4"/>
@@ -15310,10 +16400,16 @@
     <w:abstractNumId w:val="2"/>
   </w:num>
   <w:num w:numId="20" w16cid:durableId="597753898">
+    <w:abstractNumId w:val="16"/>
+  </w:num>
+  <w:num w:numId="21" w16cid:durableId="2068990687">
     <w:abstractNumId w:val="14"/>
   </w:num>
-  <w:num w:numId="21" w16cid:durableId="2068990687">
+  <w:num w:numId="22" w16cid:durableId="427970115">
     <w:abstractNumId w:val="12"/>
+  </w:num>
+  <w:num w:numId="23" w16cid:durableId="948272941">
+    <w:abstractNumId w:val="7"/>
   </w:num>
 </w:numbering>
 </file>
@@ -15716,7 +16812,7 @@
   <w:style w:type="paragraph" w:default="1" w:styleId="Normal">
     <w:name w:val="Normal"/>
     <w:qFormat/>
-    <w:rsid w:val="006E2040"/>
+    <w:rsid w:val="00AB7985"/>
   </w:style>
   <w:style w:type="paragraph" w:styleId="Heading1">
     <w:name w:val="heading 1"/>
@@ -16321,6 +17417,59 @@
       <w:color w:val="666666"/>
     </w:rPr>
   </w:style>
+  <w:style w:type="character" w:styleId="FollowedHyperlink">
+    <w:name w:val="FollowedHyperlink"/>
+    <w:basedOn w:val="DefaultParagraphFont"/>
+    <w:uiPriority w:val="99"/>
+    <w:semiHidden/>
+    <w:unhideWhenUsed/>
+    <w:rsid w:val="00CD3B2A"/>
+    <w:rPr>
+      <w:color w:val="96607D" w:themeColor="followedHyperlink"/>
+      <w:u w:val="single"/>
+    </w:rPr>
+  </w:style>
+  <w:style w:type="paragraph" w:styleId="HTMLPreformatted">
+    <w:name w:val="HTML Preformatted"/>
+    <w:basedOn w:val="Normal"/>
+    <w:link w:val="HTMLPreformattedChar"/>
+    <w:uiPriority w:val="99"/>
+    <w:semiHidden/>
+    <w:unhideWhenUsed/>
+    <w:rsid w:val="00EF5911"/>
+    <w:pPr>
+      <w:spacing w:after="0" w:line="240" w:lineRule="auto"/>
+    </w:pPr>
+    <w:rPr>
+      <w:rFonts w:ascii="Consolas" w:hAnsi="Consolas"/>
+      <w:sz w:val="20"/>
+      <w:szCs w:val="20"/>
+    </w:rPr>
+  </w:style>
+  <w:style w:type="character" w:customStyle="1" w:styleId="HTMLPreformattedChar">
+    <w:name w:val="HTML Preformatted Char"/>
+    <w:basedOn w:val="DefaultParagraphFont"/>
+    <w:link w:val="HTMLPreformatted"/>
+    <w:uiPriority w:val="99"/>
+    <w:semiHidden/>
+    <w:rsid w:val="00EF5911"/>
+    <w:rPr>
+      <w:rFonts w:ascii="Consolas" w:hAnsi="Consolas"/>
+      <w:sz w:val="20"/>
+      <w:szCs w:val="20"/>
+    </w:rPr>
+  </w:style>
+  <w:style w:type="paragraph" w:styleId="NormalWeb">
+    <w:name w:val="Normal (Web)"/>
+    <w:basedOn w:val="Normal"/>
+    <w:uiPriority w:val="99"/>
+    <w:semiHidden/>
+    <w:unhideWhenUsed/>
+    <w:rsid w:val="00425988"/>
+    <w:rPr>
+      <w:rFonts w:ascii="Times New Roman" w:hAnsi="Times New Roman" w:cs="Times New Roman"/>
+    </w:rPr>
+  </w:style>
 </w:styles>
 </file>
 

--- a/Image_Reconstruction_Classifier/Documentation/ML 24-25-01 Investigate Image Reconstruction By using Classifier.docx
+++ b/Image_Reconstruction_Classifier/Documentation/ML 24-25-01 Investigate Image Reconstruction By using Classifier.docx
@@ -51,15 +51,40 @@
           <w:sz w:val="18"/>
           <w:szCs w:val="18"/>
         </w:rPr>
-        <w:t xml:space="preserve">Mohamed Adel M Abughrara                                    Taha Balaban                                                       </w:t>
-      </w:r>
-      <w:r>
-        <w:rPr>
-          <w:sz w:val="18"/>
-          <w:szCs w:val="18"/>
-        </w:rPr>
-        <w:t>Eyad Salah Elsheita</w:t>
-      </w:r>
+        <w:t xml:space="preserve">Mohamed Adel M </w:t>
+      </w:r>
+      <w:proofErr w:type="spellStart"/>
+      <w:r>
+        <w:rPr>
+          <w:sz w:val="18"/>
+          <w:szCs w:val="18"/>
+        </w:rPr>
+        <w:t>Abughrara</w:t>
+      </w:r>
+      <w:proofErr w:type="spellEnd"/>
+      <w:r>
+        <w:rPr>
+          <w:sz w:val="18"/>
+          <w:szCs w:val="18"/>
+        </w:rPr>
+        <w:t xml:space="preserve">                                    Taha Balaban                                                       </w:t>
+      </w:r>
+      <w:r>
+        <w:rPr>
+          <w:sz w:val="18"/>
+          <w:szCs w:val="18"/>
+        </w:rPr>
+        <w:t xml:space="preserve">Eyad Salah </w:t>
+      </w:r>
+      <w:proofErr w:type="spellStart"/>
+      <w:r>
+        <w:rPr>
+          <w:sz w:val="18"/>
+          <w:szCs w:val="18"/>
+        </w:rPr>
+        <w:t>Elsheita</w:t>
+      </w:r>
+      <w:proofErr w:type="spellEnd"/>
     </w:p>
     <w:p>
       <w:pPr>
@@ -305,7 +330,25 @@
           <w:sz w:val="18"/>
           <w:szCs w:val="18"/>
         </w:rPr>
-        <w:t>Efficient image storage and reconstruction are critical in the era of increasing digital content. Traditional image storage methods require significant memory, making retrieval costly and inefficient. This paper presents a novel image reconstruction framework that compresses images into Sparse Distributed Representations (SDRs) using a biologically inspired approach based on Hierarchical Temporal Memory (HTM). The system employs K-Nearest Neighbors (KNN) and HTM-based classifiers to reconstruct images with high accuracy while significantly reducing storage requirements. The framework is trained on 10,000 images and tested on 2,000 images, achieving robust reconstruction with minimal data loss. Leveraging the NeoCortex API for SDR generation, this methodology optimizes storage efficiency without compromising image fidelity. The proposed approach has the potential to revolutionize cloud storage, AI-powered image enhancement, and digital content management by offering an ultra-efficient yet accurate image compression and retrieval </w:t>
+        <w:t xml:space="preserve">Efficient image storage and reconstruction are critical in the era of increasing digital content. Traditional image storage methods require significant memory, making retrieval costly and inefficient. This paper presents a novel image reconstruction framework that compresses images into Sparse Distributed Representations (SDRs) using a biologically inspired approach based on Hierarchical Temporal Memory (HTM). The system employs K-Nearest Neighbors (KNN) and HTM-based classifiers to reconstruct images with high accuracy while significantly reducing storage requirements. The framework is trained on 10,000 images and tested on 2,000 images, achieving robust reconstruction with minimal data loss. Leveraging the </w:t>
+      </w:r>
+      <w:proofErr w:type="spellStart"/>
+      <w:r>
+        <w:rPr>
+          <w:rFonts w:ascii="Times New Roman" w:eastAsia="Times New Roman" w:hAnsi="Times New Roman" w:cs="Times New Roman"/>
+          <w:sz w:val="18"/>
+          <w:szCs w:val="18"/>
+        </w:rPr>
+        <w:t>NeoCortex</w:t>
+      </w:r>
+      <w:proofErr w:type="spellEnd"/>
+      <w:r>
+        <w:rPr>
+          <w:rFonts w:ascii="Times New Roman" w:eastAsia="Times New Roman" w:hAnsi="Times New Roman" w:cs="Times New Roman"/>
+          <w:sz w:val="18"/>
+          <w:szCs w:val="18"/>
+        </w:rPr>
+        <w:t xml:space="preserve"> API for SDR generation, this methodology optimizes storage efficiency without compromising image fidelity. The proposed approach has the potential to revolutionize cloud storage, AI-powered image enhancement, and digital content management by offering an ultra-efficient yet accurate image compression and retrieval </w:t>
       </w:r>
       <w:r>
         <w:rPr>
@@ -1403,7 +1446,25 @@
           <w:sz w:val="18"/>
           <w:szCs w:val="18"/>
         </w:rPr>
-        <w:t>(Abu Alfeilat et al., 2019</w:t>
+        <w:t xml:space="preserve">(Abu </w:t>
+      </w:r>
+      <w:proofErr w:type="spellStart"/>
+      <w:r>
+        <w:rPr>
+          <w:rFonts w:ascii="Times New Roman" w:eastAsia="Times New Roman" w:hAnsi="Times New Roman" w:cs="Times New Roman"/>
+          <w:sz w:val="18"/>
+          <w:szCs w:val="18"/>
+        </w:rPr>
+        <w:t>Alfeilat</w:t>
+      </w:r>
+      <w:proofErr w:type="spellEnd"/>
+      <w:r>
+        <w:rPr>
+          <w:rFonts w:ascii="Times New Roman" w:eastAsia="Times New Roman" w:hAnsi="Times New Roman" w:cs="Times New Roman"/>
+          <w:sz w:val="18"/>
+          <w:szCs w:val="18"/>
+        </w:rPr>
+        <w:t xml:space="preserve"> et al., 2019</w:t>
       </w:r>
       <w:r>
         <w:rPr>
@@ -1435,7 +1496,25 @@
           <w:sz w:val="18"/>
           <w:szCs w:val="18"/>
         </w:rPr>
-        <w:t>(Abu Alfeilat et al., 2019</w:t>
+        <w:t xml:space="preserve">(Abu </w:t>
+      </w:r>
+      <w:proofErr w:type="spellStart"/>
+      <w:r>
+        <w:rPr>
+          <w:rFonts w:ascii="Times New Roman" w:eastAsia="Times New Roman" w:hAnsi="Times New Roman" w:cs="Times New Roman"/>
+          <w:sz w:val="18"/>
+          <w:szCs w:val="18"/>
+        </w:rPr>
+        <w:t>Alfeilat</w:t>
+      </w:r>
+      <w:proofErr w:type="spellEnd"/>
+      <w:r>
+        <w:rPr>
+          <w:rFonts w:ascii="Times New Roman" w:eastAsia="Times New Roman" w:hAnsi="Times New Roman" w:cs="Times New Roman"/>
+          <w:sz w:val="18"/>
+          <w:szCs w:val="18"/>
+        </w:rPr>
+        <w:t xml:space="preserve"> et al., 2019</w:t>
       </w:r>
       <w:r>
         <w:rPr>
@@ -1797,6 +1876,7 @@
         </w:rPr>
         <w:t xml:space="preserve">are first converted to a binary representation and then vectorized into a one-dimensional array format. This stage uses two key classes: </w:t>
       </w:r>
+      <w:proofErr w:type="spellStart"/>
       <w:r>
         <w:rPr>
           <w:rFonts w:ascii="Times New Roman" w:eastAsia="Times New Roman" w:hAnsi="Times New Roman" w:cs="Times New Roman"/>
@@ -1805,6 +1885,7 @@
         </w:rPr>
         <w:t>ImageProcessor</w:t>
       </w:r>
+      <w:proofErr w:type="spellEnd"/>
       <w:r>
         <w:rPr>
           <w:rFonts w:ascii="Times New Roman" w:eastAsia="Times New Roman" w:hAnsi="Times New Roman" w:cs="Times New Roman"/>
@@ -1813,13 +1894,23 @@
         </w:rPr>
         <w:t xml:space="preserve"> and </w:t>
       </w:r>
-      <w:r>
-        <w:rPr>
-          <w:rFonts w:ascii="Times New Roman" w:eastAsia="Times New Roman" w:hAnsi="Times New Roman" w:cs="Times New Roman"/>
-          <w:sz w:val="18"/>
-          <w:szCs w:val="18"/>
-        </w:rPr>
-        <w:t>ImageLoader.</w:t>
+      <w:proofErr w:type="spellStart"/>
+      <w:r>
+        <w:rPr>
+          <w:rFonts w:ascii="Times New Roman" w:eastAsia="Times New Roman" w:hAnsi="Times New Roman" w:cs="Times New Roman"/>
+          <w:sz w:val="18"/>
+          <w:szCs w:val="18"/>
+        </w:rPr>
+        <w:t>ImageLoader</w:t>
+      </w:r>
+      <w:proofErr w:type="spellEnd"/>
+      <w:r>
+        <w:rPr>
+          <w:rFonts w:ascii="Times New Roman" w:eastAsia="Times New Roman" w:hAnsi="Times New Roman" w:cs="Times New Roman"/>
+          <w:sz w:val="18"/>
+          <w:szCs w:val="18"/>
+        </w:rPr>
+        <w:t>.</w:t>
       </w:r>
     </w:p>
     <w:p>
@@ -1835,8 +1926,6 @@
       <w:r>
         <w:rPr>
           <w:rStyle w:val="Heading3Char"/>
-          <w:b w:val="0"/>
-          <w:bCs w:val="0"/>
         </w:rPr>
         <w:t>Binarization:</w:t>
       </w:r>
@@ -1860,7 +1949,43 @@
           <w:sz w:val="18"/>
           <w:szCs w:val="18"/>
         </w:rPr>
-        <w:t>Raw Fashion MNIST images (28×28 grayscale) are first converted into binary representations. Each pixel is thresholded (e.g., using a threshold of 128) so that pixel values above the threshold become 1 and below become 0. This conversion is implemented in the ImageProcessor class:</w:t>
+        <w:t xml:space="preserve">Raw Fashion MNIST images (28×28 grayscale) are first converted into binary representations. Each pixel is </w:t>
+      </w:r>
+      <w:proofErr w:type="spellStart"/>
+      <w:r>
+        <w:rPr>
+          <w:rFonts w:ascii="Times New Roman" w:eastAsia="Times New Roman" w:hAnsi="Times New Roman" w:cs="Times New Roman"/>
+          <w:sz w:val="18"/>
+          <w:szCs w:val="18"/>
+        </w:rPr>
+        <w:t>thresholded</w:t>
+      </w:r>
+      <w:proofErr w:type="spellEnd"/>
+      <w:r>
+        <w:rPr>
+          <w:rFonts w:ascii="Times New Roman" w:eastAsia="Times New Roman" w:hAnsi="Times New Roman" w:cs="Times New Roman"/>
+          <w:sz w:val="18"/>
+          <w:szCs w:val="18"/>
+        </w:rPr>
+        <w:t xml:space="preserve"> (e.g., using a threshold of 128) so that pixel values above the threshold become 1 and below become 0. This conversion is implemented in the </w:t>
+      </w:r>
+      <w:proofErr w:type="spellStart"/>
+      <w:r>
+        <w:rPr>
+          <w:rFonts w:ascii="Times New Roman" w:eastAsia="Times New Roman" w:hAnsi="Times New Roman" w:cs="Times New Roman"/>
+          <w:sz w:val="18"/>
+          <w:szCs w:val="18"/>
+        </w:rPr>
+        <w:t>ImageProcessor</w:t>
+      </w:r>
+      <w:proofErr w:type="spellEnd"/>
+      <w:r>
+        <w:rPr>
+          <w:rFonts w:ascii="Times New Roman" w:eastAsia="Times New Roman" w:hAnsi="Times New Roman" w:cs="Times New Roman"/>
+          <w:sz w:val="18"/>
+          <w:szCs w:val="18"/>
+        </w:rPr>
+        <w:t xml:space="preserve"> class:</w:t>
       </w:r>
     </w:p>
     <w:tbl>
@@ -1895,7 +2020,25 @@
                 <w:sz w:val="18"/>
                 <w:szCs w:val="18"/>
               </w:rPr>
-              <w:t>// Inside ImageProcessor.ConvertImagesToBinary()</w:t>
+              <w:t xml:space="preserve">// Inside </w:t>
+            </w:r>
+            <w:proofErr w:type="spellStart"/>
+            <w:r>
+              <w:rPr>
+                <w:rFonts w:ascii="Times New Roman" w:eastAsia="Times New Roman" w:hAnsi="Times New Roman" w:cs="Times New Roman"/>
+                <w:sz w:val="18"/>
+                <w:szCs w:val="18"/>
+              </w:rPr>
+              <w:t>ImageProcessor.ConvertImagesToBinary</w:t>
+            </w:r>
+            <w:proofErr w:type="spellEnd"/>
+            <w:r>
+              <w:rPr>
+                <w:rFonts w:ascii="Times New Roman" w:eastAsia="Times New Roman" w:hAnsi="Times New Roman" w:cs="Times New Roman"/>
+                <w:sz w:val="18"/>
+                <w:szCs w:val="18"/>
+              </w:rPr>
+              <w:t>()</w:t>
             </w:r>
             <w:r>
               <w:rPr>
@@ -1910,8 +2053,36 @@
                 <w:sz w:val="18"/>
                 <w:szCs w:val="18"/>
               </w:rPr>
-              <w:t>var binarizerParams = new BinarizerParams</w:t>
-            </w:r>
+              <w:t xml:space="preserve">var </w:t>
+            </w:r>
+            <w:proofErr w:type="spellStart"/>
+            <w:r>
+              <w:rPr>
+                <w:rFonts w:ascii="Times New Roman" w:eastAsia="Times New Roman" w:hAnsi="Times New Roman" w:cs="Times New Roman"/>
+                <w:sz w:val="18"/>
+                <w:szCs w:val="18"/>
+              </w:rPr>
+              <w:t>binarizerParams</w:t>
+            </w:r>
+            <w:proofErr w:type="spellEnd"/>
+            <w:r>
+              <w:rPr>
+                <w:rFonts w:ascii="Times New Roman" w:eastAsia="Times New Roman" w:hAnsi="Times New Roman" w:cs="Times New Roman"/>
+                <w:sz w:val="18"/>
+                <w:szCs w:val="18"/>
+              </w:rPr>
+              <w:t xml:space="preserve"> = new </w:t>
+            </w:r>
+            <w:proofErr w:type="spellStart"/>
+            <w:r>
+              <w:rPr>
+                <w:rFonts w:ascii="Times New Roman" w:eastAsia="Times New Roman" w:hAnsi="Times New Roman" w:cs="Times New Roman"/>
+                <w:sz w:val="18"/>
+                <w:szCs w:val="18"/>
+              </w:rPr>
+              <w:t>BinarizerParams</w:t>
+            </w:r>
+            <w:proofErr w:type="spellEnd"/>
             <w:r>
               <w:rPr>
                 <w:sz w:val="18"/>
@@ -1940,7 +2111,43 @@
                 <w:sz w:val="18"/>
                 <w:szCs w:val="18"/>
               </w:rPr>
-              <w:t xml:space="preserve">    InputImagePath = filePath,</w:t>
+              <w:t xml:space="preserve">    </w:t>
+            </w:r>
+            <w:proofErr w:type="spellStart"/>
+            <w:r>
+              <w:rPr>
+                <w:rFonts w:ascii="Times New Roman" w:eastAsia="Times New Roman" w:hAnsi="Times New Roman" w:cs="Times New Roman"/>
+                <w:sz w:val="18"/>
+                <w:szCs w:val="18"/>
+              </w:rPr>
+              <w:t>InputImagePath</w:t>
+            </w:r>
+            <w:proofErr w:type="spellEnd"/>
+            <w:r>
+              <w:rPr>
+                <w:rFonts w:ascii="Times New Roman" w:eastAsia="Times New Roman" w:hAnsi="Times New Roman" w:cs="Times New Roman"/>
+                <w:sz w:val="18"/>
+                <w:szCs w:val="18"/>
+              </w:rPr>
+              <w:t xml:space="preserve"> = </w:t>
+            </w:r>
+            <w:proofErr w:type="spellStart"/>
+            <w:r>
+              <w:rPr>
+                <w:rFonts w:ascii="Times New Roman" w:eastAsia="Times New Roman" w:hAnsi="Times New Roman" w:cs="Times New Roman"/>
+                <w:sz w:val="18"/>
+                <w:szCs w:val="18"/>
+              </w:rPr>
+              <w:t>filePath</w:t>
+            </w:r>
+            <w:proofErr w:type="spellEnd"/>
+            <w:r>
+              <w:rPr>
+                <w:rFonts w:ascii="Times New Roman" w:eastAsia="Times New Roman" w:hAnsi="Times New Roman" w:cs="Times New Roman"/>
+                <w:sz w:val="18"/>
+                <w:szCs w:val="18"/>
+              </w:rPr>
+              <w:t>,</w:t>
             </w:r>
             <w:r>
               <w:rPr>
@@ -1955,7 +2162,43 @@
                 <w:sz w:val="18"/>
                 <w:szCs w:val="18"/>
               </w:rPr>
-              <w:t xml:space="preserve">    OutputImagePath = outputFilePath,</w:t>
+              <w:t xml:space="preserve">    </w:t>
+            </w:r>
+            <w:proofErr w:type="spellStart"/>
+            <w:r>
+              <w:rPr>
+                <w:rFonts w:ascii="Times New Roman" w:eastAsia="Times New Roman" w:hAnsi="Times New Roman" w:cs="Times New Roman"/>
+                <w:sz w:val="18"/>
+                <w:szCs w:val="18"/>
+              </w:rPr>
+              <w:t>OutputImagePath</w:t>
+            </w:r>
+            <w:proofErr w:type="spellEnd"/>
+            <w:r>
+              <w:rPr>
+                <w:rFonts w:ascii="Times New Roman" w:eastAsia="Times New Roman" w:hAnsi="Times New Roman" w:cs="Times New Roman"/>
+                <w:sz w:val="18"/>
+                <w:szCs w:val="18"/>
+              </w:rPr>
+              <w:t xml:space="preserve"> = </w:t>
+            </w:r>
+            <w:proofErr w:type="spellStart"/>
+            <w:r>
+              <w:rPr>
+                <w:rFonts w:ascii="Times New Roman" w:eastAsia="Times New Roman" w:hAnsi="Times New Roman" w:cs="Times New Roman"/>
+                <w:sz w:val="18"/>
+                <w:szCs w:val="18"/>
+              </w:rPr>
+              <w:t>outputFilePath</w:t>
+            </w:r>
+            <w:proofErr w:type="spellEnd"/>
+            <w:r>
+              <w:rPr>
+                <w:rFonts w:ascii="Times New Roman" w:eastAsia="Times New Roman" w:hAnsi="Times New Roman" w:cs="Times New Roman"/>
+                <w:sz w:val="18"/>
+                <w:szCs w:val="18"/>
+              </w:rPr>
+              <w:t>,</w:t>
             </w:r>
             <w:r>
               <w:rPr>
@@ -1970,7 +2213,25 @@
                 <w:sz w:val="18"/>
                 <w:szCs w:val="18"/>
               </w:rPr>
-              <w:t xml:space="preserve">    GreyScale = true,</w:t>
+              <w:t xml:space="preserve">    </w:t>
+            </w:r>
+            <w:proofErr w:type="spellStart"/>
+            <w:r>
+              <w:rPr>
+                <w:rFonts w:ascii="Times New Roman" w:eastAsia="Times New Roman" w:hAnsi="Times New Roman" w:cs="Times New Roman"/>
+                <w:sz w:val="18"/>
+                <w:szCs w:val="18"/>
+              </w:rPr>
+              <w:t>GreyScale</w:t>
+            </w:r>
+            <w:proofErr w:type="spellEnd"/>
+            <w:r>
+              <w:rPr>
+                <w:rFonts w:ascii="Times New Roman" w:eastAsia="Times New Roman" w:hAnsi="Times New Roman" w:cs="Times New Roman"/>
+                <w:sz w:val="18"/>
+                <w:szCs w:val="18"/>
+              </w:rPr>
+              <w:t xml:space="preserve"> = true,</w:t>
             </w:r>
             <w:r>
               <w:rPr>
@@ -1985,7 +2246,25 @@
                 <w:sz w:val="18"/>
                 <w:szCs w:val="18"/>
               </w:rPr>
-              <w:t xml:space="preserve">    CreateCode = false</w:t>
+              <w:t xml:space="preserve">    </w:t>
+            </w:r>
+            <w:proofErr w:type="spellStart"/>
+            <w:r>
+              <w:rPr>
+                <w:rFonts w:ascii="Times New Roman" w:eastAsia="Times New Roman" w:hAnsi="Times New Roman" w:cs="Times New Roman"/>
+                <w:sz w:val="18"/>
+                <w:szCs w:val="18"/>
+              </w:rPr>
+              <w:t>CreateCode</w:t>
+            </w:r>
+            <w:proofErr w:type="spellEnd"/>
+            <w:r>
+              <w:rPr>
+                <w:rFonts w:ascii="Times New Roman" w:eastAsia="Times New Roman" w:hAnsi="Times New Roman" w:cs="Times New Roman"/>
+                <w:sz w:val="18"/>
+                <w:szCs w:val="18"/>
+              </w:rPr>
+              <w:t xml:space="preserve"> = false</w:t>
             </w:r>
             <w:r>
               <w:rPr>
@@ -2015,7 +2294,43 @@
                 <w:sz w:val="18"/>
                 <w:szCs w:val="18"/>
               </w:rPr>
-              <w:t>var imageBinarizer = new ImageBinarizer(binarizerParams);</w:t>
+              <w:t xml:space="preserve">var </w:t>
+            </w:r>
+            <w:proofErr w:type="spellStart"/>
+            <w:r>
+              <w:rPr>
+                <w:rFonts w:ascii="Times New Roman" w:eastAsia="Times New Roman" w:hAnsi="Times New Roman" w:cs="Times New Roman"/>
+                <w:sz w:val="18"/>
+                <w:szCs w:val="18"/>
+              </w:rPr>
+              <w:t>imageBinarizer</w:t>
+            </w:r>
+            <w:proofErr w:type="spellEnd"/>
+            <w:r>
+              <w:rPr>
+                <w:rFonts w:ascii="Times New Roman" w:eastAsia="Times New Roman" w:hAnsi="Times New Roman" w:cs="Times New Roman"/>
+                <w:sz w:val="18"/>
+                <w:szCs w:val="18"/>
+              </w:rPr>
+              <w:t xml:space="preserve"> = new ImageBinarizer(</w:t>
+            </w:r>
+            <w:proofErr w:type="spellStart"/>
+            <w:r>
+              <w:rPr>
+                <w:rFonts w:ascii="Times New Roman" w:eastAsia="Times New Roman" w:hAnsi="Times New Roman" w:cs="Times New Roman"/>
+                <w:sz w:val="18"/>
+                <w:szCs w:val="18"/>
+              </w:rPr>
+              <w:t>binarizerParams</w:t>
+            </w:r>
+            <w:proofErr w:type="spellEnd"/>
+            <w:r>
+              <w:rPr>
+                <w:rFonts w:ascii="Times New Roman" w:eastAsia="Times New Roman" w:hAnsi="Times New Roman" w:cs="Times New Roman"/>
+                <w:sz w:val="18"/>
+                <w:szCs w:val="18"/>
+              </w:rPr>
+              <w:t>);</w:t>
             </w:r>
             <w:r>
               <w:rPr>
@@ -2024,13 +2339,23 @@
               </w:rPr>
               <w:br/>
             </w:r>
-            <w:r>
-              <w:rPr>
-                <w:rFonts w:ascii="Times New Roman" w:eastAsia="Times New Roman" w:hAnsi="Times New Roman" w:cs="Times New Roman"/>
-                <w:sz w:val="18"/>
-                <w:szCs w:val="18"/>
-              </w:rPr>
-              <w:t>imageBinarizer.Run()</w:t>
+            <w:proofErr w:type="spellStart"/>
+            <w:r>
+              <w:rPr>
+                <w:rFonts w:ascii="Times New Roman" w:eastAsia="Times New Roman" w:hAnsi="Times New Roman" w:cs="Times New Roman"/>
+                <w:sz w:val="18"/>
+                <w:szCs w:val="18"/>
+              </w:rPr>
+              <w:t>imageBinarizer.Run</w:t>
+            </w:r>
+            <w:proofErr w:type="spellEnd"/>
+            <w:r>
+              <w:rPr>
+                <w:rFonts w:ascii="Times New Roman" w:eastAsia="Times New Roman" w:hAnsi="Times New Roman" w:cs="Times New Roman"/>
+                <w:sz w:val="18"/>
+                <w:szCs w:val="18"/>
+              </w:rPr>
+              <w:t>()</w:t>
             </w:r>
           </w:p>
         </w:tc>
@@ -2062,6 +2387,7 @@
         <w:t xml:space="preserve">Listing 1. </w:t>
       </w:r>
       <w:hyperlink r:id="rId16" w:history="1">
+        <w:proofErr w:type="spellStart"/>
         <w:r>
           <w:rPr>
             <w:rStyle w:val="Hyperlink"/>
@@ -2080,6 +2406,7 @@
           </w:rPr>
           <w:t>.cs</w:t>
         </w:r>
+        <w:proofErr w:type="spellEnd"/>
       </w:hyperlink>
     </w:p>
     <w:p>
@@ -2320,8 +2647,6 @@
       <w:r>
         <w:rPr>
           <w:rStyle w:val="Heading3Char"/>
-          <w:b w:val="0"/>
-          <w:bCs w:val="0"/>
         </w:rPr>
         <w:t>Vectorization:</w:t>
       </w:r>
@@ -2340,6 +2665,7 @@
         </w:rPr>
         <w:t xml:space="preserve"> Once binarized, the </w:t>
       </w:r>
+      <w:proofErr w:type="spellStart"/>
       <w:r>
         <w:rPr>
           <w:rFonts w:ascii="Times New Roman" w:eastAsia="Times New Roman" w:hAnsi="Times New Roman" w:cs="Times New Roman"/>
@@ -2348,6 +2674,7 @@
         </w:rPr>
         <w:t>ImageLoader</w:t>
       </w:r>
+      <w:proofErr w:type="spellEnd"/>
       <w:r>
         <w:rPr>
           <w:rFonts w:ascii="Times New Roman" w:eastAsia="Times New Roman" w:hAnsi="Times New Roman" w:cs="Times New Roman"/>
@@ -2389,7 +2716,25 @@
                 <w:sz w:val="18"/>
                 <w:szCs w:val="18"/>
               </w:rPr>
-              <w:t>// Inside ImageLoader.LoadImage()</w:t>
+              <w:t xml:space="preserve">// Inside </w:t>
+            </w:r>
+            <w:proofErr w:type="spellStart"/>
+            <w:r>
+              <w:rPr>
+                <w:rFonts w:ascii="Times New Roman" w:eastAsia="Times New Roman" w:hAnsi="Times New Roman" w:cs="Times New Roman"/>
+                <w:sz w:val="18"/>
+                <w:szCs w:val="18"/>
+              </w:rPr>
+              <w:t>ImageLoader.LoadImage</w:t>
+            </w:r>
+            <w:proofErr w:type="spellEnd"/>
+            <w:r>
+              <w:rPr>
+                <w:rFonts w:ascii="Times New Roman" w:eastAsia="Times New Roman" w:hAnsi="Times New Roman" w:cs="Times New Roman"/>
+                <w:sz w:val="18"/>
+                <w:szCs w:val="18"/>
+              </w:rPr>
+              <w:t>()</w:t>
             </w:r>
             <w:r>
               <w:rPr>
@@ -2398,13 +2743,59 @@
               </w:rPr>
               <w:br/>
             </w:r>
-            <w:r>
-              <w:rPr>
-                <w:rFonts w:ascii="Times New Roman" w:eastAsia="Times New Roman" w:hAnsi="Times New Roman" w:cs="Times New Roman"/>
-                <w:sz w:val="18"/>
-                <w:szCs w:val="18"/>
-              </w:rPr>
-              <w:t>string[] lines = File.ReadAllLines(filePath);</w:t>
+            <w:proofErr w:type="gramStart"/>
+            <w:r>
+              <w:rPr>
+                <w:rFonts w:ascii="Times New Roman" w:eastAsia="Times New Roman" w:hAnsi="Times New Roman" w:cs="Times New Roman"/>
+                <w:sz w:val="18"/>
+                <w:szCs w:val="18"/>
+              </w:rPr>
+              <w:t>string[</w:t>
+            </w:r>
+            <w:proofErr w:type="gramEnd"/>
+            <w:r>
+              <w:rPr>
+                <w:rFonts w:ascii="Times New Roman" w:eastAsia="Times New Roman" w:hAnsi="Times New Roman" w:cs="Times New Roman"/>
+                <w:sz w:val="18"/>
+                <w:szCs w:val="18"/>
+              </w:rPr>
+              <w:t xml:space="preserve">] lines = </w:t>
+            </w:r>
+            <w:proofErr w:type="spellStart"/>
+            <w:r>
+              <w:rPr>
+                <w:rFonts w:ascii="Times New Roman" w:eastAsia="Times New Roman" w:hAnsi="Times New Roman" w:cs="Times New Roman"/>
+                <w:sz w:val="18"/>
+                <w:szCs w:val="18"/>
+              </w:rPr>
+              <w:t>File.ReadAllLines</w:t>
+            </w:r>
+            <w:proofErr w:type="spellEnd"/>
+            <w:r>
+              <w:rPr>
+                <w:rFonts w:ascii="Times New Roman" w:eastAsia="Times New Roman" w:hAnsi="Times New Roman" w:cs="Times New Roman"/>
+                <w:sz w:val="18"/>
+                <w:szCs w:val="18"/>
+              </w:rPr>
+              <w:t>(</w:t>
+            </w:r>
+            <w:proofErr w:type="spellStart"/>
+            <w:r>
+              <w:rPr>
+                <w:rFonts w:ascii="Times New Roman" w:eastAsia="Times New Roman" w:hAnsi="Times New Roman" w:cs="Times New Roman"/>
+                <w:sz w:val="18"/>
+                <w:szCs w:val="18"/>
+              </w:rPr>
+              <w:t>filePath</w:t>
+            </w:r>
+            <w:proofErr w:type="spellEnd"/>
+            <w:r>
+              <w:rPr>
+                <w:rFonts w:ascii="Times New Roman" w:eastAsia="Times New Roman" w:hAnsi="Times New Roman" w:cs="Times New Roman"/>
+                <w:sz w:val="18"/>
+                <w:szCs w:val="18"/>
+              </w:rPr>
+              <w:t>);</w:t>
             </w:r>
             <w:r>
               <w:rPr>
@@ -2419,7 +2810,129 @@
                 <w:sz w:val="18"/>
                 <w:szCs w:val="18"/>
               </w:rPr>
-              <w:t>var imageData = lines.SelectMany(line =&gt; line.Select(c =&gt; c == '1' ? 1 : 0)).ToArray();</w:t>
+              <w:t xml:space="preserve">var </w:t>
+            </w:r>
+            <w:proofErr w:type="spellStart"/>
+            <w:r>
+              <w:rPr>
+                <w:rFonts w:ascii="Times New Roman" w:eastAsia="Times New Roman" w:hAnsi="Times New Roman" w:cs="Times New Roman"/>
+                <w:sz w:val="18"/>
+                <w:szCs w:val="18"/>
+              </w:rPr>
+              <w:t>imageData</w:t>
+            </w:r>
+            <w:proofErr w:type="spellEnd"/>
+            <w:r>
+              <w:rPr>
+                <w:rFonts w:ascii="Times New Roman" w:eastAsia="Times New Roman" w:hAnsi="Times New Roman" w:cs="Times New Roman"/>
+                <w:sz w:val="18"/>
+                <w:szCs w:val="18"/>
+              </w:rPr>
+              <w:t xml:space="preserve"> = </w:t>
+            </w:r>
+            <w:proofErr w:type="spellStart"/>
+            <w:proofErr w:type="gramStart"/>
+            <w:r>
+              <w:rPr>
+                <w:rFonts w:ascii="Times New Roman" w:eastAsia="Times New Roman" w:hAnsi="Times New Roman" w:cs="Times New Roman"/>
+                <w:sz w:val="18"/>
+                <w:szCs w:val="18"/>
+              </w:rPr>
+              <w:t>lines.SelectMany</w:t>
+            </w:r>
+            <w:proofErr w:type="spellEnd"/>
+            <w:proofErr w:type="gramEnd"/>
+            <w:r>
+              <w:rPr>
+                <w:rFonts w:ascii="Times New Roman" w:eastAsia="Times New Roman" w:hAnsi="Times New Roman" w:cs="Times New Roman"/>
+                <w:sz w:val="18"/>
+                <w:szCs w:val="18"/>
+              </w:rPr>
+              <w:t xml:space="preserve">(line =&gt; </w:t>
+            </w:r>
+            <w:proofErr w:type="spellStart"/>
+            <w:proofErr w:type="gramStart"/>
+            <w:r>
+              <w:rPr>
+                <w:rFonts w:ascii="Times New Roman" w:eastAsia="Times New Roman" w:hAnsi="Times New Roman" w:cs="Times New Roman"/>
+                <w:sz w:val="18"/>
+                <w:szCs w:val="18"/>
+              </w:rPr>
+              <w:t>line.Select</w:t>
+            </w:r>
+            <w:proofErr w:type="spellEnd"/>
+            <w:proofErr w:type="gramEnd"/>
+            <w:r>
+              <w:rPr>
+                <w:rFonts w:ascii="Times New Roman" w:eastAsia="Times New Roman" w:hAnsi="Times New Roman" w:cs="Times New Roman"/>
+                <w:sz w:val="18"/>
+                <w:szCs w:val="18"/>
+              </w:rPr>
+              <w:t>(c =&gt; c == '1</w:t>
+            </w:r>
+            <w:proofErr w:type="gramStart"/>
+            <w:r>
+              <w:rPr>
+                <w:rFonts w:ascii="Times New Roman" w:eastAsia="Times New Roman" w:hAnsi="Times New Roman" w:cs="Times New Roman"/>
+                <w:sz w:val="18"/>
+                <w:szCs w:val="18"/>
+              </w:rPr>
+              <w:t>' ?</w:t>
+            </w:r>
+            <w:proofErr w:type="gramEnd"/>
+            <w:r>
+              <w:rPr>
+                <w:rFonts w:ascii="Times New Roman" w:eastAsia="Times New Roman" w:hAnsi="Times New Roman" w:cs="Times New Roman"/>
+                <w:sz w:val="18"/>
+                <w:szCs w:val="18"/>
+              </w:rPr>
+              <w:t xml:space="preserve"> </w:t>
+            </w:r>
+            <w:proofErr w:type="gramStart"/>
+            <w:r>
+              <w:rPr>
+                <w:rFonts w:ascii="Times New Roman" w:eastAsia="Times New Roman" w:hAnsi="Times New Roman" w:cs="Times New Roman"/>
+                <w:sz w:val="18"/>
+                <w:szCs w:val="18"/>
+              </w:rPr>
+              <w:t>1 :</w:t>
+            </w:r>
+            <w:proofErr w:type="gramEnd"/>
+            <w:r>
+              <w:rPr>
+                <w:rFonts w:ascii="Times New Roman" w:eastAsia="Times New Roman" w:hAnsi="Times New Roman" w:cs="Times New Roman"/>
+                <w:sz w:val="18"/>
+                <w:szCs w:val="18"/>
+              </w:rPr>
+              <w:t xml:space="preserve"> 0)</w:t>
+            </w:r>
+            <w:proofErr w:type="gramStart"/>
+            <w:r>
+              <w:rPr>
+                <w:rFonts w:ascii="Times New Roman" w:eastAsia="Times New Roman" w:hAnsi="Times New Roman" w:cs="Times New Roman"/>
+                <w:sz w:val="18"/>
+                <w:szCs w:val="18"/>
+              </w:rPr>
+              <w:t>).</w:t>
+            </w:r>
+            <w:proofErr w:type="spellStart"/>
+            <w:r>
+              <w:rPr>
+                <w:rFonts w:ascii="Times New Roman" w:eastAsia="Times New Roman" w:hAnsi="Times New Roman" w:cs="Times New Roman"/>
+                <w:sz w:val="18"/>
+                <w:szCs w:val="18"/>
+              </w:rPr>
+              <w:t>ToArray</w:t>
+            </w:r>
+            <w:proofErr w:type="spellEnd"/>
+            <w:proofErr w:type="gramEnd"/>
+            <w:r>
+              <w:rPr>
+                <w:rFonts w:ascii="Times New Roman" w:eastAsia="Times New Roman" w:hAnsi="Times New Roman" w:cs="Times New Roman"/>
+                <w:sz w:val="18"/>
+                <w:szCs w:val="18"/>
+              </w:rPr>
+              <w:t>();</w:t>
             </w:r>
           </w:p>
         </w:tc>
@@ -2459,6 +2972,7 @@
         <w:t xml:space="preserve">. </w:t>
       </w:r>
       <w:hyperlink r:id="rId19" w:history="1">
+        <w:proofErr w:type="spellStart"/>
         <w:r>
           <w:rPr>
             <w:rStyle w:val="Hyperlink"/>
@@ -2477,6 +2991,7 @@
           </w:rPr>
           <w:t>.cs</w:t>
         </w:r>
+        <w:proofErr w:type="spellEnd"/>
       </w:hyperlink>
     </w:p>
     <w:p>
@@ -2505,6 +3020,7 @@
         </w:rPr>
         <w:t xml:space="preserve">Following preprocessing, the system extracts high-dimensional feature representations using a spatial pooling mechanism implemented in the </w:t>
       </w:r>
+      <w:proofErr w:type="spellStart"/>
       <w:r>
         <w:rPr>
           <w:rFonts w:ascii="Times New Roman" w:eastAsia="Times New Roman" w:hAnsi="Times New Roman" w:cs="Times New Roman"/>
@@ -2513,6 +3029,7 @@
         </w:rPr>
         <w:t>ImageSpatial</w:t>
       </w:r>
+      <w:proofErr w:type="spellEnd"/>
       <w:r>
         <w:rPr>
           <w:rFonts w:ascii="Times New Roman" w:eastAsia="Times New Roman" w:hAnsi="Times New Roman" w:cs="Times New Roman"/>
@@ -2562,7 +3079,27 @@
           <w:szCs w:val="18"/>
           <w:lang w:val="en-MY"/>
         </w:rPr>
-        <w:t>In our implementation, the spatial pooler is configured with an input dimension of 784—corresponding to the 28×28 pixel resolution of the Fashion MNIST images—and a column dimension of 2048. These settings ensure that the resulting SDRs (Sparse Distributed Representations) have a high capacity and sufficient granularity to capture subtle image details. The high column dimension, in particular, allows the system to represent a wide variety of features with minimal overlap between unrelated patterns, thereby improving discrimination among different image classes.</w:t>
+        <w:t>In our implementation, the spatial pooler is configured with an input dimension of 784—corresponding to the 28×</w:t>
+      </w:r>
+      <w:proofErr w:type="gramStart"/>
+      <w:r>
+        <w:rPr>
+          <w:rFonts w:ascii="Times New Roman" w:eastAsia="Times New Roman" w:hAnsi="Times New Roman" w:cs="Times New Roman"/>
+          <w:sz w:val="18"/>
+          <w:szCs w:val="18"/>
+          <w:lang w:val="en-MY"/>
+        </w:rPr>
+        <w:t>28 pixel</w:t>
+      </w:r>
+      <w:proofErr w:type="gramEnd"/>
+      <w:r>
+        <w:rPr>
+          <w:rFonts w:ascii="Times New Roman" w:eastAsia="Times New Roman" w:hAnsi="Times New Roman" w:cs="Times New Roman"/>
+          <w:sz w:val="18"/>
+          <w:szCs w:val="18"/>
+          <w:lang w:val="en-MY"/>
+        </w:rPr>
+        <w:t xml:space="preserve"> resolution of the Fashion MNIST images—and a column dimension of 2048. These settings ensure that the resulting SDRs (Sparse Distributed Representations) have a high capacity and sufficient granularity to capture subtle image details. The high column dimension, in particular, allows the system to represent a wide variety of features with minimal overlap between unrelated patterns, thereby improving discrimination among different image classes.</w:t>
       </w:r>
     </w:p>
     <w:p>
@@ -2650,7 +3187,25 @@
                 <w:sz w:val="18"/>
                 <w:szCs w:val="18"/>
               </w:rPr>
-              <w:t>// Inside ImageSpatial.SaveImagesinSpartialPooler()</w:t>
+              <w:t xml:space="preserve">// Inside </w:t>
+            </w:r>
+            <w:proofErr w:type="spellStart"/>
+            <w:r>
+              <w:rPr>
+                <w:rFonts w:ascii="Times New Roman" w:eastAsia="Times New Roman" w:hAnsi="Times New Roman" w:cs="Times New Roman"/>
+                <w:sz w:val="18"/>
+                <w:szCs w:val="18"/>
+              </w:rPr>
+              <w:t>ImageSpatial.SaveImagesinSpartialPooler</w:t>
+            </w:r>
+            <w:proofErr w:type="spellEnd"/>
+            <w:r>
+              <w:rPr>
+                <w:rFonts w:ascii="Times New Roman" w:eastAsia="Times New Roman" w:hAnsi="Times New Roman" w:cs="Times New Roman"/>
+                <w:sz w:val="18"/>
+                <w:szCs w:val="18"/>
+              </w:rPr>
+              <w:t>()</w:t>
             </w:r>
             <w:r>
               <w:rPr>
@@ -2659,13 +3214,69 @@
               </w:rPr>
               <w:br/>
             </w:r>
-            <w:r>
-              <w:rPr>
-                <w:rFonts w:ascii="Times New Roman" w:eastAsia="Times New Roman" w:hAnsi="Times New Roman" w:cs="Times New Roman"/>
-                <w:sz w:val="18"/>
-                <w:szCs w:val="18"/>
-              </w:rPr>
-              <w:t>SpatialPooler spatialPooler = new SpatialPooler();</w:t>
+            <w:proofErr w:type="spellStart"/>
+            <w:r>
+              <w:rPr>
+                <w:rFonts w:ascii="Times New Roman" w:eastAsia="Times New Roman" w:hAnsi="Times New Roman" w:cs="Times New Roman"/>
+                <w:sz w:val="18"/>
+                <w:szCs w:val="18"/>
+              </w:rPr>
+              <w:t>SpatialPooler</w:t>
+            </w:r>
+            <w:proofErr w:type="spellEnd"/>
+            <w:r>
+              <w:rPr>
+                <w:rFonts w:ascii="Times New Roman" w:eastAsia="Times New Roman" w:hAnsi="Times New Roman" w:cs="Times New Roman"/>
+                <w:sz w:val="18"/>
+                <w:szCs w:val="18"/>
+              </w:rPr>
+              <w:t xml:space="preserve"> </w:t>
+            </w:r>
+            <w:proofErr w:type="spellStart"/>
+            <w:r>
+              <w:rPr>
+                <w:rFonts w:ascii="Times New Roman" w:eastAsia="Times New Roman" w:hAnsi="Times New Roman" w:cs="Times New Roman"/>
+                <w:sz w:val="18"/>
+                <w:szCs w:val="18"/>
+              </w:rPr>
+              <w:t>spatialPooler</w:t>
+            </w:r>
+            <w:proofErr w:type="spellEnd"/>
+            <w:r>
+              <w:rPr>
+                <w:rFonts w:ascii="Times New Roman" w:eastAsia="Times New Roman" w:hAnsi="Times New Roman" w:cs="Times New Roman"/>
+                <w:sz w:val="18"/>
+                <w:szCs w:val="18"/>
+              </w:rPr>
+              <w:t xml:space="preserve"> = new </w:t>
+            </w:r>
+            <w:proofErr w:type="spellStart"/>
+            <w:proofErr w:type="gramStart"/>
+            <w:r>
+              <w:rPr>
+                <w:rFonts w:ascii="Times New Roman" w:eastAsia="Times New Roman" w:hAnsi="Times New Roman" w:cs="Times New Roman"/>
+                <w:sz w:val="18"/>
+                <w:szCs w:val="18"/>
+              </w:rPr>
+              <w:t>SpatialPooler</w:t>
+            </w:r>
+            <w:proofErr w:type="spellEnd"/>
+            <w:r>
+              <w:rPr>
+                <w:rFonts w:ascii="Times New Roman" w:eastAsia="Times New Roman" w:hAnsi="Times New Roman" w:cs="Times New Roman"/>
+                <w:sz w:val="18"/>
+                <w:szCs w:val="18"/>
+              </w:rPr>
+              <w:t>(</w:t>
+            </w:r>
+            <w:proofErr w:type="gramEnd"/>
+            <w:r>
+              <w:rPr>
+                <w:rFonts w:ascii="Times New Roman" w:eastAsia="Times New Roman" w:hAnsi="Times New Roman" w:cs="Times New Roman"/>
+                <w:sz w:val="18"/>
+                <w:szCs w:val="18"/>
+              </w:rPr>
+              <w:t>);</w:t>
             </w:r>
             <w:r>
               <w:rPr>
@@ -2680,7 +3291,43 @@
                 <w:sz w:val="18"/>
                 <w:szCs w:val="18"/>
               </w:rPr>
-              <w:t>Connections connections = new Connections();</w:t>
+              <w:t xml:space="preserve">Connections </w:t>
+            </w:r>
+            <w:proofErr w:type="spellStart"/>
+            <w:r>
+              <w:rPr>
+                <w:rFonts w:ascii="Times New Roman" w:eastAsia="Times New Roman" w:hAnsi="Times New Roman" w:cs="Times New Roman"/>
+                <w:sz w:val="18"/>
+                <w:szCs w:val="18"/>
+              </w:rPr>
+              <w:t>connections</w:t>
+            </w:r>
+            <w:proofErr w:type="spellEnd"/>
+            <w:r>
+              <w:rPr>
+                <w:rFonts w:ascii="Times New Roman" w:eastAsia="Times New Roman" w:hAnsi="Times New Roman" w:cs="Times New Roman"/>
+                <w:sz w:val="18"/>
+                <w:szCs w:val="18"/>
+              </w:rPr>
+              <w:t xml:space="preserve"> = new </w:t>
+            </w:r>
+            <w:proofErr w:type="gramStart"/>
+            <w:r>
+              <w:rPr>
+                <w:rFonts w:ascii="Times New Roman" w:eastAsia="Times New Roman" w:hAnsi="Times New Roman" w:cs="Times New Roman"/>
+                <w:sz w:val="18"/>
+                <w:szCs w:val="18"/>
+              </w:rPr>
+              <w:t>Connections(</w:t>
+            </w:r>
+            <w:proofErr w:type="gramEnd"/>
+            <w:r>
+              <w:rPr>
+                <w:rFonts w:ascii="Times New Roman" w:eastAsia="Times New Roman" w:hAnsi="Times New Roman" w:cs="Times New Roman"/>
+                <w:sz w:val="18"/>
+                <w:szCs w:val="18"/>
+              </w:rPr>
+              <w:t>);</w:t>
             </w:r>
             <w:r>
               <w:rPr>
@@ -2689,13 +3336,61 @@
               </w:rPr>
               <w:br/>
             </w:r>
-            <w:r>
-              <w:rPr>
-                <w:rFonts w:ascii="Times New Roman" w:eastAsia="Times New Roman" w:hAnsi="Times New Roman" w:cs="Times New Roman"/>
-                <w:sz w:val="18"/>
-                <w:szCs w:val="18"/>
-              </w:rPr>
-              <w:t>dddrrgrtconnections.HtmConfig.InputDimensions = new int[] { 784 };</w:t>
+            <w:proofErr w:type="spellStart"/>
+            <w:proofErr w:type="gramStart"/>
+            <w:r>
+              <w:rPr>
+                <w:rFonts w:ascii="Times New Roman" w:eastAsia="Times New Roman" w:hAnsi="Times New Roman" w:cs="Times New Roman"/>
+                <w:sz w:val="18"/>
+                <w:szCs w:val="18"/>
+              </w:rPr>
+              <w:t>dddrrgrtconnections.HtmConfig.InputDimensions</w:t>
+            </w:r>
+            <w:proofErr w:type="spellEnd"/>
+            <w:proofErr w:type="gramEnd"/>
+            <w:r>
+              <w:rPr>
+                <w:rFonts w:ascii="Times New Roman" w:eastAsia="Times New Roman" w:hAnsi="Times New Roman" w:cs="Times New Roman"/>
+                <w:sz w:val="18"/>
+                <w:szCs w:val="18"/>
+              </w:rPr>
+              <w:t xml:space="preserve"> = new </w:t>
+            </w:r>
+            <w:proofErr w:type="gramStart"/>
+            <w:r>
+              <w:rPr>
+                <w:rFonts w:ascii="Times New Roman" w:eastAsia="Times New Roman" w:hAnsi="Times New Roman" w:cs="Times New Roman"/>
+                <w:sz w:val="18"/>
+                <w:szCs w:val="18"/>
+              </w:rPr>
+              <w:t>int[</w:t>
+            </w:r>
+            <w:proofErr w:type="gramEnd"/>
+            <w:r>
+              <w:rPr>
+                <w:rFonts w:ascii="Times New Roman" w:eastAsia="Times New Roman" w:hAnsi="Times New Roman" w:cs="Times New Roman"/>
+                <w:sz w:val="18"/>
+                <w:szCs w:val="18"/>
+              </w:rPr>
+              <w:t xml:space="preserve">] </w:t>
+            </w:r>
+            <w:proofErr w:type="gramStart"/>
+            <w:r>
+              <w:rPr>
+                <w:rFonts w:ascii="Times New Roman" w:eastAsia="Times New Roman" w:hAnsi="Times New Roman" w:cs="Times New Roman"/>
+                <w:sz w:val="18"/>
+                <w:szCs w:val="18"/>
+              </w:rPr>
+              <w:t>{ 784</w:t>
+            </w:r>
+            <w:proofErr w:type="gramEnd"/>
+            <w:r>
+              <w:rPr>
+                <w:rFonts w:ascii="Times New Roman" w:eastAsia="Times New Roman" w:hAnsi="Times New Roman" w:cs="Times New Roman"/>
+                <w:sz w:val="18"/>
+                <w:szCs w:val="18"/>
+              </w:rPr>
+              <w:t xml:space="preserve"> };</w:t>
             </w:r>
             <w:r>
               <w:rPr>
@@ -2704,13 +3399,61 @@
               </w:rPr>
               <w:br/>
             </w:r>
-            <w:r>
-              <w:rPr>
-                <w:rFonts w:ascii="Times New Roman" w:eastAsia="Times New Roman" w:hAnsi="Times New Roman" w:cs="Times New Roman"/>
-                <w:sz w:val="18"/>
-                <w:szCs w:val="18"/>
-              </w:rPr>
-              <w:t>connections.HtmConfig.ColumnDimensions = new int[] { 2048 };</w:t>
+            <w:proofErr w:type="spellStart"/>
+            <w:proofErr w:type="gramStart"/>
+            <w:r>
+              <w:rPr>
+                <w:rFonts w:ascii="Times New Roman" w:eastAsia="Times New Roman" w:hAnsi="Times New Roman" w:cs="Times New Roman"/>
+                <w:sz w:val="18"/>
+                <w:szCs w:val="18"/>
+              </w:rPr>
+              <w:t>connections.HtmConfig.ColumnDimensions</w:t>
+            </w:r>
+            <w:proofErr w:type="spellEnd"/>
+            <w:proofErr w:type="gramEnd"/>
+            <w:r>
+              <w:rPr>
+                <w:rFonts w:ascii="Times New Roman" w:eastAsia="Times New Roman" w:hAnsi="Times New Roman" w:cs="Times New Roman"/>
+                <w:sz w:val="18"/>
+                <w:szCs w:val="18"/>
+              </w:rPr>
+              <w:t xml:space="preserve"> = new </w:t>
+            </w:r>
+            <w:proofErr w:type="gramStart"/>
+            <w:r>
+              <w:rPr>
+                <w:rFonts w:ascii="Times New Roman" w:eastAsia="Times New Roman" w:hAnsi="Times New Roman" w:cs="Times New Roman"/>
+                <w:sz w:val="18"/>
+                <w:szCs w:val="18"/>
+              </w:rPr>
+              <w:t>int[</w:t>
+            </w:r>
+            <w:proofErr w:type="gramEnd"/>
+            <w:r>
+              <w:rPr>
+                <w:rFonts w:ascii="Times New Roman" w:eastAsia="Times New Roman" w:hAnsi="Times New Roman" w:cs="Times New Roman"/>
+                <w:sz w:val="18"/>
+                <w:szCs w:val="18"/>
+              </w:rPr>
+              <w:t xml:space="preserve">] </w:t>
+            </w:r>
+            <w:proofErr w:type="gramStart"/>
+            <w:r>
+              <w:rPr>
+                <w:rFonts w:ascii="Times New Roman" w:eastAsia="Times New Roman" w:hAnsi="Times New Roman" w:cs="Times New Roman"/>
+                <w:sz w:val="18"/>
+                <w:szCs w:val="18"/>
+              </w:rPr>
+              <w:t>{ 2048</w:t>
+            </w:r>
+            <w:proofErr w:type="gramEnd"/>
+            <w:r>
+              <w:rPr>
+                <w:rFonts w:ascii="Times New Roman" w:eastAsia="Times New Roman" w:hAnsi="Times New Roman" w:cs="Times New Roman"/>
+                <w:sz w:val="18"/>
+                <w:szCs w:val="18"/>
+              </w:rPr>
+              <w:t xml:space="preserve"> };</w:t>
             </w:r>
             <w:r>
               <w:rPr>
@@ -2734,13 +3477,23 @@
               </w:rPr>
               <w:br/>
             </w:r>
-            <w:r>
-              <w:rPr>
-                <w:rFonts w:ascii="Times New Roman" w:eastAsia="Times New Roman" w:hAnsi="Times New Roman" w:cs="Times New Roman"/>
-                <w:sz w:val="18"/>
-                <w:szCs w:val="18"/>
-              </w:rPr>
-              <w:t>spatialPooler.Init(connections);</w:t>
+            <w:proofErr w:type="spellStart"/>
+            <w:r>
+              <w:rPr>
+                <w:rFonts w:ascii="Times New Roman" w:eastAsia="Times New Roman" w:hAnsi="Times New Roman" w:cs="Times New Roman"/>
+                <w:sz w:val="18"/>
+                <w:szCs w:val="18"/>
+              </w:rPr>
+              <w:t>spatialPooler.Init</w:t>
+            </w:r>
+            <w:proofErr w:type="spellEnd"/>
+            <w:r>
+              <w:rPr>
+                <w:rFonts w:ascii="Times New Roman" w:eastAsia="Times New Roman" w:hAnsi="Times New Roman" w:cs="Times New Roman"/>
+                <w:sz w:val="18"/>
+                <w:szCs w:val="18"/>
+              </w:rPr>
+              <w:t>(connections);</w:t>
             </w:r>
             <w:r>
               <w:rPr>
@@ -2756,13 +3509,77 @@
               </w:rPr>
               <w:br/>
             </w:r>
-            <w:r>
-              <w:rPr>
-                <w:rFonts w:ascii="Times New Roman" w:eastAsia="Times New Roman" w:hAnsi="Times New Roman" w:cs="Times New Roman"/>
-                <w:sz w:val="18"/>
-                <w:szCs w:val="18"/>
-              </w:rPr>
-              <w:t>int[] activeColumns = spatialPooler.Compute(inputVector, learn: true);</w:t>
+            <w:proofErr w:type="gramStart"/>
+            <w:r>
+              <w:rPr>
+                <w:rFonts w:ascii="Times New Roman" w:eastAsia="Times New Roman" w:hAnsi="Times New Roman" w:cs="Times New Roman"/>
+                <w:sz w:val="18"/>
+                <w:szCs w:val="18"/>
+              </w:rPr>
+              <w:t>int[</w:t>
+            </w:r>
+            <w:proofErr w:type="gramEnd"/>
+            <w:r>
+              <w:rPr>
+                <w:rFonts w:ascii="Times New Roman" w:eastAsia="Times New Roman" w:hAnsi="Times New Roman" w:cs="Times New Roman"/>
+                <w:sz w:val="18"/>
+                <w:szCs w:val="18"/>
+              </w:rPr>
+              <w:t xml:space="preserve">] </w:t>
+            </w:r>
+            <w:proofErr w:type="spellStart"/>
+            <w:r>
+              <w:rPr>
+                <w:rFonts w:ascii="Times New Roman" w:eastAsia="Times New Roman" w:hAnsi="Times New Roman" w:cs="Times New Roman"/>
+                <w:sz w:val="18"/>
+                <w:szCs w:val="18"/>
+              </w:rPr>
+              <w:t>activeColumns</w:t>
+            </w:r>
+            <w:proofErr w:type="spellEnd"/>
+            <w:r>
+              <w:rPr>
+                <w:rFonts w:ascii="Times New Roman" w:eastAsia="Times New Roman" w:hAnsi="Times New Roman" w:cs="Times New Roman"/>
+                <w:sz w:val="18"/>
+                <w:szCs w:val="18"/>
+              </w:rPr>
+              <w:t xml:space="preserve"> = </w:t>
+            </w:r>
+            <w:proofErr w:type="spellStart"/>
+            <w:r>
+              <w:rPr>
+                <w:rFonts w:ascii="Times New Roman" w:eastAsia="Times New Roman" w:hAnsi="Times New Roman" w:cs="Times New Roman"/>
+                <w:sz w:val="18"/>
+                <w:szCs w:val="18"/>
+              </w:rPr>
+              <w:t>spatialPooler.Compute</w:t>
+            </w:r>
+            <w:proofErr w:type="spellEnd"/>
+            <w:r>
+              <w:rPr>
+                <w:rFonts w:ascii="Times New Roman" w:eastAsia="Times New Roman" w:hAnsi="Times New Roman" w:cs="Times New Roman"/>
+                <w:sz w:val="18"/>
+                <w:szCs w:val="18"/>
+              </w:rPr>
+              <w:t>(</w:t>
+            </w:r>
+            <w:proofErr w:type="spellStart"/>
+            <w:r>
+              <w:rPr>
+                <w:rFonts w:ascii="Times New Roman" w:eastAsia="Times New Roman" w:hAnsi="Times New Roman" w:cs="Times New Roman"/>
+                <w:sz w:val="18"/>
+                <w:szCs w:val="18"/>
+              </w:rPr>
+              <w:t>inputVector</w:t>
+            </w:r>
+            <w:proofErr w:type="spellEnd"/>
+            <w:r>
+              <w:rPr>
+                <w:rFonts w:ascii="Times New Roman" w:eastAsia="Times New Roman" w:hAnsi="Times New Roman" w:cs="Times New Roman"/>
+                <w:sz w:val="18"/>
+                <w:szCs w:val="18"/>
+              </w:rPr>
+              <w:t>, learn: true);</w:t>
             </w:r>
           </w:p>
         </w:tc>
@@ -2813,6 +3630,7 @@
         <w:t xml:space="preserve">Listing 3. </w:t>
       </w:r>
       <w:hyperlink r:id="rId20" w:history="1">
+        <w:proofErr w:type="spellStart"/>
         <w:r>
           <w:rPr>
             <w:rStyle w:val="Hyperlink"/>
@@ -2822,6 +3640,7 @@
           </w:rPr>
           <w:t>ImageSpatial.cs</w:t>
         </w:r>
+        <w:proofErr w:type="spellEnd"/>
       </w:hyperlink>
     </w:p>
     <w:p>
@@ -2856,7 +3675,25 @@
           <w:sz w:val="18"/>
           <w:szCs w:val="18"/>
         </w:rPr>
-        <w:t xml:space="preserve"> is a set of active column indices (e.g., "295,397,445,471,...,1949"), which constitutes the SDR for that image. This SDR serves as the high-dimensional feature representation that is subsequently used for classifier training and image reconstruction.</w:t>
+        <w:t xml:space="preserve"> is a set of active column indices (e.g., "</w:t>
+      </w:r>
+      <w:proofErr w:type="gramStart"/>
+      <w:r>
+        <w:rPr>
+          <w:rFonts w:ascii="Times New Roman" w:eastAsia="Times New Roman" w:hAnsi="Times New Roman" w:cs="Times New Roman"/>
+          <w:sz w:val="18"/>
+          <w:szCs w:val="18"/>
+        </w:rPr>
+        <w:t>295,397,445,471,...</w:t>
+      </w:r>
+      <w:proofErr w:type="gramEnd"/>
+      <w:r>
+        <w:rPr>
+          <w:rFonts w:ascii="Times New Roman" w:eastAsia="Times New Roman" w:hAnsi="Times New Roman" w:cs="Times New Roman"/>
+          <w:sz w:val="18"/>
+          <w:szCs w:val="18"/>
+        </w:rPr>
+        <w:t>,1949"), which constitutes the SDR for that image. This SDR serves as the high-dimensional feature representation that is subsequently used for classifier training and image reconstruction.</w:t>
       </w:r>
     </w:p>
     <w:tbl>
@@ -2989,7 +3826,25 @@
           <w:sz w:val="18"/>
           <w:szCs w:val="18"/>
         </w:rPr>
-        <w:t>The robust generation of SDRs via the spatial pooler ensures that the essential patterns within the images are captured efficiently. By preserving only the most salient features in a sparse format, the system reduces storage requirements while retaining enough information to allow accurate image reconstruction. This step forms the backbone of our framework, as the quality and consistency of these SDRs directly affect the performance of the KNN and HTM classifiers in reconstructing the images.</w:t>
+        <w:t xml:space="preserve">The robust generation of SDRs via the spatial pooler ensures that the essential patterns within the images are captured efficiently. By preserving </w:t>
+      </w:r>
+      <w:proofErr w:type="gramStart"/>
+      <w:r>
+        <w:rPr>
+          <w:rFonts w:ascii="Times New Roman" w:eastAsia="Times New Roman" w:hAnsi="Times New Roman" w:cs="Times New Roman"/>
+          <w:sz w:val="18"/>
+          <w:szCs w:val="18"/>
+        </w:rPr>
+        <w:t>only</w:t>
+      </w:r>
+      <w:proofErr w:type="gramEnd"/>
+      <w:r>
+        <w:rPr>
+          <w:rFonts w:ascii="Times New Roman" w:eastAsia="Times New Roman" w:hAnsi="Times New Roman" w:cs="Times New Roman"/>
+          <w:sz w:val="18"/>
+          <w:szCs w:val="18"/>
+        </w:rPr>
+        <w:t xml:space="preserve"> the most salient features in a sparse format, the system reduces storage requirements while retaining enough information to allow accurate image reconstruction. This step forms the backbone of our framework, as the quality and consistency of these SDRs directly affect the performance of the KNN and HTM classifiers in reconstructing the images.</w:t>
       </w:r>
     </w:p>
     <w:p>
@@ -3034,11 +3889,22 @@
       <w:r>
         <w:rPr>
           <w:rFonts w:ascii="Times New Roman" w:eastAsia="Times New Roman" w:hAnsi="Times New Roman" w:cs="Times New Roman"/>
+          <w:b/>
+          <w:bCs/>
           <w:sz w:val="18"/>
           <w:szCs w:val="18"/>
           <w:lang w:val="en-MY"/>
         </w:rPr>
-        <w:t>Potential Percentage: The potential percentage determines the fraction of input bits each column in the spatial pooler is allowed to connect with. We empirically set this parameter to 0.8. A higher potential percentage can lead to denser SDRs that may capture more details but are less robust to noise, whereas a lower value might produce overly sparse representations, potentially omitting significant features.</w:t>
+        <w:t>Potential Percentage:</w:t>
+      </w:r>
+      <w:r>
+        <w:rPr>
+          <w:rFonts w:ascii="Times New Roman" w:eastAsia="Times New Roman" w:hAnsi="Times New Roman" w:cs="Times New Roman"/>
+          <w:sz w:val="18"/>
+          <w:szCs w:val="18"/>
+          <w:lang w:val="en-MY"/>
+        </w:rPr>
+        <w:t xml:space="preserve"> The potential percentage determines the fraction of input bits each column in the spatial pooler is allowed to connect with. We empirically set this parameter to 0.8. A higher potential percentage can lead to denser SDRs that may capture more details but are less robust to noise, whereas a lower value might produce overly sparse representations, potentially omitting significant features.</w:t>
       </w:r>
     </w:p>
     <w:p>
@@ -3055,11 +3921,22 @@
       <w:r>
         <w:rPr>
           <w:rFonts w:ascii="Times New Roman" w:eastAsia="Times New Roman" w:hAnsi="Times New Roman" w:cs="Times New Roman"/>
+          <w:b/>
+          <w:bCs/>
           <w:sz w:val="18"/>
           <w:szCs w:val="18"/>
           <w:lang w:val="en-MY"/>
         </w:rPr>
-        <w:t>Synaptic Permanence Parameters: We adjusted the inactive decrement to 0.008 and the active increment to 0.05. These parameters control how quickly synapses weaken or strengthen during learning. Our observations indicate that these values contribute to a stable learning process, ensuring that the distribution of active columns remains consistent even when input images exhibit variations in intensity or noise. This stability is crucial, as it directly influences the reliability of the similarity metrics used later in the reconstruction process.</w:t>
+        <w:t>Synaptic Permanence Parameters:</w:t>
+      </w:r>
+      <w:r>
+        <w:rPr>
+          <w:rFonts w:ascii="Times New Roman" w:eastAsia="Times New Roman" w:hAnsi="Times New Roman" w:cs="Times New Roman"/>
+          <w:sz w:val="18"/>
+          <w:szCs w:val="18"/>
+          <w:lang w:val="en-MY"/>
+        </w:rPr>
+        <w:t xml:space="preserve"> We adjusted the inactive decrement to 0.008 and the active increment to 0.05. These parameters control how quickly synapses weaken or strengthen during learning. Our observations indicate that these values contribute to a stable learning process, ensuring that the distribution of active columns remains consistent even when input images exhibit variations in intensity or noise. This stability is crucial, as it directly influences the reliability of the similarity metrics used later in the reconstruction process.</w:t>
       </w:r>
     </w:p>
     <w:p>
@@ -3076,11 +3953,22 @@
       <w:r>
         <w:rPr>
           <w:rFonts w:ascii="Times New Roman" w:eastAsia="Times New Roman" w:hAnsi="Times New Roman" w:cs="Times New Roman"/>
+          <w:b/>
+          <w:bCs/>
           <w:sz w:val="18"/>
           <w:szCs w:val="18"/>
           <w:lang w:val="en-MY"/>
         </w:rPr>
-        <w:t>Column Dimension: Setting the column dimension to 2048 provides a high-capacity feature space that allows the spatial pooler to capture detailed and discriminative features. The high dimensionality, combined with an appropriate level of sparsity, results in SDRs that are both compact and information-rich.</w:t>
+        <w:t>Column Dimension:</w:t>
+      </w:r>
+      <w:r>
+        <w:rPr>
+          <w:rFonts w:ascii="Times New Roman" w:eastAsia="Times New Roman" w:hAnsi="Times New Roman" w:cs="Times New Roman"/>
+          <w:sz w:val="18"/>
+          <w:szCs w:val="18"/>
+          <w:lang w:val="en-MY"/>
+        </w:rPr>
+        <w:t xml:space="preserve"> Setting the column dimension to 2048 provides a high-capacity feature space that allows the spatial pooler to capture detailed and discriminative features. The high dimensionality, combined with an appropriate level of sparsity, results in SDRs that are both compact and information-rich.</w:t>
       </w:r>
     </w:p>
     <w:p>
@@ -3122,7 +4010,27 @@
           <w:szCs w:val="18"/>
           <w:lang w:val="en-MY"/>
         </w:rPr>
-        <w:t>By systematically analyzing the effect of each parameter through iterative experimentation, we ensured that our framework achieves robust performance across the diverse Fashion MNIST dataset. These insights underscore the critical role of parameter optimization in the successful deployment of biologically inspired models for image reconstruction.</w:t>
+        <w:t xml:space="preserve">By systematically </w:t>
+      </w:r>
+      <w:proofErr w:type="spellStart"/>
+      <w:r>
+        <w:rPr>
+          <w:rFonts w:ascii="Times New Roman" w:eastAsia="Times New Roman" w:hAnsi="Times New Roman" w:cs="Times New Roman"/>
+          <w:sz w:val="18"/>
+          <w:szCs w:val="18"/>
+          <w:lang w:val="en-MY"/>
+        </w:rPr>
+        <w:t>analyzing</w:t>
+      </w:r>
+      <w:proofErr w:type="spellEnd"/>
+      <w:r>
+        <w:rPr>
+          <w:rFonts w:ascii="Times New Roman" w:eastAsia="Times New Roman" w:hAnsi="Times New Roman" w:cs="Times New Roman"/>
+          <w:sz w:val="18"/>
+          <w:szCs w:val="18"/>
+          <w:lang w:val="en-MY"/>
+        </w:rPr>
+        <w:t xml:space="preserve"> the effect of each parameter through iterative experimentation, we ensured that our framework achieves robust performance across the diverse Fashion MNIST dataset. These insights underscore the critical role of parameter optimization in the successful deployment of biologically inspired models for image reconstruction.</w:t>
       </w:r>
     </w:p>
     <w:p>
@@ -3756,8 +4664,6 @@
       <w:r>
         <w:rPr>
           <w:rStyle w:val="Heading3Char"/>
-          <w:b w:val="0"/>
-          <w:bCs w:val="0"/>
         </w:rPr>
         <w:t>KNN Classifier:</w:t>
       </w:r>
@@ -3773,8 +4679,18 @@
           <w:sz w:val="18"/>
           <w:szCs w:val="18"/>
         </w:rPr>
-        <w:t>Implemented in the KnnClassifier</w:t>
-      </w:r>
+        <w:t xml:space="preserve">Implemented in the </w:t>
+      </w:r>
+      <w:proofErr w:type="spellStart"/>
+      <w:r>
+        <w:rPr>
+          <w:rFonts w:asciiTheme="majorBidi" w:eastAsia="Times New Roman" w:hAnsiTheme="majorBidi" w:cstheme="majorBidi"/>
+          <w:sz w:val="18"/>
+          <w:szCs w:val="18"/>
+        </w:rPr>
+        <w:t>KnnClassifier</w:t>
+      </w:r>
+      <w:proofErr w:type="spellEnd"/>
       <w:r>
         <w:rPr>
           <w:rFonts w:asciiTheme="majorBidi" w:eastAsia="Times New Roman" w:hAnsiTheme="majorBidi" w:cstheme="majorBidi"/>
@@ -3816,7 +4732,25 @@
                 <w:sz w:val="18"/>
                 <w:szCs w:val="18"/>
               </w:rPr>
-              <w:t>// Inside KnnClassifier.Train()</w:t>
+              <w:t xml:space="preserve">// Inside </w:t>
+            </w:r>
+            <w:proofErr w:type="spellStart"/>
+            <w:r>
+              <w:rPr>
+                <w:rFonts w:asciiTheme="majorBidi" w:eastAsia="Times New Roman" w:hAnsiTheme="majorBidi" w:cstheme="majorBidi"/>
+                <w:sz w:val="18"/>
+                <w:szCs w:val="18"/>
+              </w:rPr>
+              <w:t>KnnClassifier.Train</w:t>
+            </w:r>
+            <w:proofErr w:type="spellEnd"/>
+            <w:r>
+              <w:rPr>
+                <w:rFonts w:asciiTheme="majorBidi" w:eastAsia="Times New Roman" w:hAnsiTheme="majorBidi" w:cstheme="majorBidi"/>
+                <w:sz w:val="18"/>
+                <w:szCs w:val="18"/>
+              </w:rPr>
+              <w:t>()</w:t>
             </w:r>
           </w:p>
           <w:p>
@@ -3827,6 +4761,7 @@
                 <w:szCs w:val="18"/>
               </w:rPr>
             </w:pPr>
+            <w:proofErr w:type="spellStart"/>
             <w:r>
               <w:rPr>
                 <w:rFonts w:asciiTheme="majorBidi" w:eastAsia="Times New Roman" w:hAnsiTheme="majorBidi" w:cstheme="majorBidi"/>
@@ -3834,7 +4769,39 @@
                 <w:szCs w:val="18"/>
                 <w:lang w:val="en-MY"/>
               </w:rPr>
-              <w:t>trainingData.Add((sdr.ToArray(), label));</w:t>
+              <w:t>trainingData.Add</w:t>
+            </w:r>
+            <w:proofErr w:type="spellEnd"/>
+            <w:r>
+              <w:rPr>
+                <w:rFonts w:asciiTheme="majorBidi" w:eastAsia="Times New Roman" w:hAnsiTheme="majorBidi" w:cstheme="majorBidi"/>
+                <w:sz w:val="18"/>
+                <w:szCs w:val="18"/>
+                <w:lang w:val="en-MY"/>
+              </w:rPr>
+              <w:t>((</w:t>
+            </w:r>
+            <w:proofErr w:type="spellStart"/>
+            <w:proofErr w:type="gramStart"/>
+            <w:r>
+              <w:rPr>
+                <w:rFonts w:asciiTheme="majorBidi" w:eastAsia="Times New Roman" w:hAnsiTheme="majorBidi" w:cstheme="majorBidi"/>
+                <w:sz w:val="18"/>
+                <w:szCs w:val="18"/>
+                <w:lang w:val="en-MY"/>
+              </w:rPr>
+              <w:t>sdr.ToArray</w:t>
+            </w:r>
+            <w:proofErr w:type="spellEnd"/>
+            <w:proofErr w:type="gramEnd"/>
+            <w:r>
+              <w:rPr>
+                <w:rFonts w:asciiTheme="majorBidi" w:eastAsia="Times New Roman" w:hAnsiTheme="majorBidi" w:cstheme="majorBidi"/>
+                <w:sz w:val="18"/>
+                <w:szCs w:val="18"/>
+                <w:lang w:val="en-MY"/>
+              </w:rPr>
+              <w:t>(), label));</w:t>
             </w:r>
           </w:p>
         </w:tc>
@@ -3874,6 +4841,7 @@
         <w:t xml:space="preserve">. </w:t>
       </w:r>
       <w:hyperlink r:id="rId22" w:history="1">
+        <w:proofErr w:type="spellStart"/>
         <w:r>
           <w:rPr>
             <w:rStyle w:val="Hyperlink"/>
@@ -3883,6 +4851,7 @@
           </w:rPr>
           <w:t>KnnClassifier.cs</w:t>
         </w:r>
+        <w:proofErr w:type="spellEnd"/>
       </w:hyperlink>
     </w:p>
     <w:p>
@@ -3897,6 +4866,8 @@
       <w:r>
         <w:rPr>
           <w:rFonts w:asciiTheme="majorBidi" w:hAnsiTheme="majorBidi" w:cstheme="majorBidi"/>
+          <w:b/>
+          <w:bCs/>
           <w:sz w:val="18"/>
           <w:szCs w:val="18"/>
         </w:rPr>
@@ -4168,7 +5139,27 @@
           <w:szCs w:val="18"/>
           <w:lang w:val="en-MY"/>
         </w:rPr>
-        <w:t xml:space="preserve"> that have that label. The score for label lll is then computed as:</w:t>
+        <w:t xml:space="preserve"> that have that label. The score for label </w:t>
+      </w:r>
+      <w:proofErr w:type="spellStart"/>
+      <w:r>
+        <w:rPr>
+          <w:rFonts w:asciiTheme="majorBidi" w:eastAsia="Times New Roman" w:hAnsiTheme="majorBidi" w:cstheme="majorBidi"/>
+          <w:sz w:val="18"/>
+          <w:szCs w:val="18"/>
+          <w:lang w:val="en-MY"/>
+        </w:rPr>
+        <w:t>lll</w:t>
+      </w:r>
+      <w:proofErr w:type="spellEnd"/>
+      <w:r>
+        <w:rPr>
+          <w:rFonts w:asciiTheme="majorBidi" w:eastAsia="Times New Roman" w:hAnsiTheme="majorBidi" w:cstheme="majorBidi"/>
+          <w:sz w:val="18"/>
+          <w:szCs w:val="18"/>
+          <w:lang w:val="en-MY"/>
+        </w:rPr>
+        <w:t xml:space="preserve"> is then computed as:</w:t>
       </w:r>
       <w:r>
         <w:rPr>
@@ -4464,8 +5455,6 @@
       <w:r>
         <w:rPr>
           <w:rStyle w:val="Heading3Char"/>
-          <w:b w:val="0"/>
-          <w:bCs w:val="0"/>
           <w:sz w:val="18"/>
           <w:szCs w:val="18"/>
         </w:rPr>
@@ -4485,15 +5474,43 @@
           <w:sz w:val="18"/>
           <w:szCs w:val="18"/>
         </w:rPr>
-        <w:t>The MyHtmClassifier</w:t>
-      </w:r>
+        <w:t xml:space="preserve">The </w:t>
+      </w:r>
+      <w:proofErr w:type="spellStart"/>
       <w:r>
         <w:rPr>
           <w:rFonts w:asciiTheme="majorBidi" w:eastAsia="Times New Roman" w:hAnsiTheme="majorBidi" w:cstheme="majorBidi"/>
           <w:sz w:val="18"/>
           <w:szCs w:val="18"/>
         </w:rPr>
-        <w:t xml:space="preserve"> class (part of the HTMClassifier module) learns by storing both the SDR and the original image vector. During testing, it reconstructs the image using a weighted average of the original inputs from the most similar training examples:</w:t>
+        <w:t>MyHtmClassifier</w:t>
+      </w:r>
+      <w:proofErr w:type="spellEnd"/>
+      <w:r>
+        <w:rPr>
+          <w:rFonts w:asciiTheme="majorBidi" w:eastAsia="Times New Roman" w:hAnsiTheme="majorBidi" w:cstheme="majorBidi"/>
+          <w:sz w:val="18"/>
+          <w:szCs w:val="18"/>
+        </w:rPr>
+        <w:t xml:space="preserve"> class (part of the </w:t>
+      </w:r>
+      <w:proofErr w:type="spellStart"/>
+      <w:r>
+        <w:rPr>
+          <w:rFonts w:asciiTheme="majorBidi" w:eastAsia="Times New Roman" w:hAnsiTheme="majorBidi" w:cstheme="majorBidi"/>
+          <w:sz w:val="18"/>
+          <w:szCs w:val="18"/>
+        </w:rPr>
+        <w:t>HTMClassifier</w:t>
+      </w:r>
+      <w:proofErr w:type="spellEnd"/>
+      <w:r>
+        <w:rPr>
+          <w:rFonts w:asciiTheme="majorBidi" w:eastAsia="Times New Roman" w:hAnsiTheme="majorBidi" w:cstheme="majorBidi"/>
+          <w:sz w:val="18"/>
+          <w:szCs w:val="18"/>
+        </w:rPr>
+        <w:t xml:space="preserve"> module) learns by storing both the SDR and the original image vector. During testing, it reconstructs the image using a weighted average of the original inputs from the most similar training examples:</w:t>
       </w:r>
     </w:p>
     <w:tbl>
@@ -4528,7 +5545,61 @@
                 <w:sz w:val="18"/>
                 <w:szCs w:val="18"/>
               </w:rPr>
-              <w:t>// Inside MyHtmClassifier.Learn(key, activeCells, originalInput)</w:t>
+              <w:t xml:space="preserve">// Inside </w:t>
+            </w:r>
+            <w:proofErr w:type="spellStart"/>
+            <w:r>
+              <w:rPr>
+                <w:rFonts w:asciiTheme="majorBidi" w:eastAsia="Consolas" w:hAnsiTheme="majorBidi" w:cstheme="majorBidi"/>
+                <w:sz w:val="18"/>
+                <w:szCs w:val="18"/>
+              </w:rPr>
+              <w:t>MyHtmClassifier.Learn</w:t>
+            </w:r>
+            <w:proofErr w:type="spellEnd"/>
+            <w:r>
+              <w:rPr>
+                <w:rFonts w:asciiTheme="majorBidi" w:eastAsia="Consolas" w:hAnsiTheme="majorBidi" w:cstheme="majorBidi"/>
+                <w:sz w:val="18"/>
+                <w:szCs w:val="18"/>
+              </w:rPr>
+              <w:t xml:space="preserve">(key, </w:t>
+            </w:r>
+            <w:proofErr w:type="spellStart"/>
+            <w:r>
+              <w:rPr>
+                <w:rFonts w:asciiTheme="majorBidi" w:eastAsia="Consolas" w:hAnsiTheme="majorBidi" w:cstheme="majorBidi"/>
+                <w:sz w:val="18"/>
+                <w:szCs w:val="18"/>
+              </w:rPr>
+              <w:t>activeCells</w:t>
+            </w:r>
+            <w:proofErr w:type="spellEnd"/>
+            <w:r>
+              <w:rPr>
+                <w:rFonts w:asciiTheme="majorBidi" w:eastAsia="Consolas" w:hAnsiTheme="majorBidi" w:cstheme="majorBidi"/>
+                <w:sz w:val="18"/>
+                <w:szCs w:val="18"/>
+              </w:rPr>
+              <w:t xml:space="preserve">, </w:t>
+            </w:r>
+            <w:proofErr w:type="spellStart"/>
+            <w:r>
+              <w:rPr>
+                <w:rFonts w:asciiTheme="majorBidi" w:eastAsia="Consolas" w:hAnsiTheme="majorBidi" w:cstheme="majorBidi"/>
+                <w:sz w:val="18"/>
+                <w:szCs w:val="18"/>
+              </w:rPr>
+              <w:t>originalInput</w:t>
+            </w:r>
+            <w:proofErr w:type="spellEnd"/>
+            <w:r>
+              <w:rPr>
+                <w:rFonts w:asciiTheme="majorBidi" w:eastAsia="Consolas" w:hAnsiTheme="majorBidi" w:cstheme="majorBidi"/>
+                <w:sz w:val="18"/>
+                <w:szCs w:val="18"/>
+              </w:rPr>
+              <w:t>)</w:t>
             </w:r>
             <w:r>
               <w:rPr>
@@ -4538,14 +5609,34 @@
               </w:rPr>
               <w:br/>
             </w:r>
+            <w:proofErr w:type="spellStart"/>
             <w:r>
               <w:rPr>
                 <w:rFonts w:asciiTheme="majorBidi" w:eastAsia="Consolas" w:hAnsiTheme="majorBidi" w:cstheme="majorBidi"/>
                 <w:sz w:val="18"/>
                 <w:szCs w:val="18"/>
               </w:rPr>
-              <w:t>trainingExamples.Add(new TrainingExample</w:t>
-            </w:r>
+              <w:t>trainingExamples.Add</w:t>
+            </w:r>
+            <w:proofErr w:type="spellEnd"/>
+            <w:r>
+              <w:rPr>
+                <w:rFonts w:asciiTheme="majorBidi" w:eastAsia="Consolas" w:hAnsiTheme="majorBidi" w:cstheme="majorBidi"/>
+                <w:sz w:val="18"/>
+                <w:szCs w:val="18"/>
+              </w:rPr>
+              <w:t xml:space="preserve">(new </w:t>
+            </w:r>
+            <w:proofErr w:type="spellStart"/>
+            <w:r>
+              <w:rPr>
+                <w:rFonts w:asciiTheme="majorBidi" w:eastAsia="Consolas" w:hAnsiTheme="majorBidi" w:cstheme="majorBidi"/>
+                <w:sz w:val="18"/>
+                <w:szCs w:val="18"/>
+              </w:rPr>
+              <w:t>TrainingExample</w:t>
+            </w:r>
+            <w:proofErr w:type="spellEnd"/>
             <w:r>
               <w:rPr>
                 <w:rFonts w:asciiTheme="majorBidi" w:hAnsiTheme="majorBidi" w:cstheme="majorBidi"/>
@@ -4592,7 +5683,25 @@
                 <w:sz w:val="18"/>
                 <w:szCs w:val="18"/>
               </w:rPr>
-              <w:t xml:space="preserve">    SDR = new HashSet&lt;int&gt;(activeCells),</w:t>
+              <w:t xml:space="preserve">    SDR = new HashSet&lt;int&gt;(</w:t>
+            </w:r>
+            <w:proofErr w:type="spellStart"/>
+            <w:r>
+              <w:rPr>
+                <w:rFonts w:asciiTheme="majorBidi" w:eastAsia="Consolas" w:hAnsiTheme="majorBidi" w:cstheme="majorBidi"/>
+                <w:sz w:val="18"/>
+                <w:szCs w:val="18"/>
+              </w:rPr>
+              <w:t>activeCells</w:t>
+            </w:r>
+            <w:proofErr w:type="spellEnd"/>
+            <w:r>
+              <w:rPr>
+                <w:rFonts w:asciiTheme="majorBidi" w:eastAsia="Consolas" w:hAnsiTheme="majorBidi" w:cstheme="majorBidi"/>
+                <w:sz w:val="18"/>
+                <w:szCs w:val="18"/>
+              </w:rPr>
+              <w:t>),</w:t>
             </w:r>
             <w:r>
               <w:rPr>
@@ -4608,8 +5717,36 @@
                 <w:sz w:val="18"/>
                 <w:szCs w:val="18"/>
               </w:rPr>
-              <w:t xml:space="preserve">    OriginalInput = originalInput</w:t>
-            </w:r>
+              <w:t xml:space="preserve">    </w:t>
+            </w:r>
+            <w:proofErr w:type="spellStart"/>
+            <w:r>
+              <w:rPr>
+                <w:rFonts w:asciiTheme="majorBidi" w:eastAsia="Consolas" w:hAnsiTheme="majorBidi" w:cstheme="majorBidi"/>
+                <w:sz w:val="18"/>
+                <w:szCs w:val="18"/>
+              </w:rPr>
+              <w:t>OriginalInput</w:t>
+            </w:r>
+            <w:proofErr w:type="spellEnd"/>
+            <w:r>
+              <w:rPr>
+                <w:rFonts w:asciiTheme="majorBidi" w:eastAsia="Consolas" w:hAnsiTheme="majorBidi" w:cstheme="majorBidi"/>
+                <w:sz w:val="18"/>
+                <w:szCs w:val="18"/>
+              </w:rPr>
+              <w:t xml:space="preserve"> = </w:t>
+            </w:r>
+            <w:proofErr w:type="spellStart"/>
+            <w:r>
+              <w:rPr>
+                <w:rFonts w:asciiTheme="majorBidi" w:eastAsia="Consolas" w:hAnsiTheme="majorBidi" w:cstheme="majorBidi"/>
+                <w:sz w:val="18"/>
+                <w:szCs w:val="18"/>
+              </w:rPr>
+              <w:t>originalInput</w:t>
+            </w:r>
+            <w:proofErr w:type="spellEnd"/>
             <w:r>
               <w:rPr>
                 <w:rFonts w:asciiTheme="majorBidi" w:hAnsiTheme="majorBidi" w:cstheme="majorBidi"/>
@@ -4664,6 +5801,7 @@
         <w:t xml:space="preserve">. </w:t>
       </w:r>
       <w:hyperlink r:id="rId23" w:history="1">
+        <w:proofErr w:type="spellStart"/>
         <w:r>
           <w:rPr>
             <w:rStyle w:val="Hyperlink"/>
@@ -4673,6 +5811,7 @@
           </w:rPr>
           <w:t>HtmClassifier.cs</w:t>
         </w:r>
+        <w:proofErr w:type="spellEnd"/>
       </w:hyperlink>
     </w:p>
     <w:p>
@@ -5530,8 +6669,6 @@
       </w:pPr>
       <w:r>
         <w:rPr>
-          <w:b w:val="0"/>
-          <w:bCs w:val="0"/>
           <w:sz w:val="18"/>
           <w:szCs w:val="18"/>
         </w:rPr>
@@ -5662,6 +6799,8 @@
       <w:r>
         <w:rPr>
           <w:rStyle w:val="Heading3Char"/>
+          <w:b/>
+          <w:bCs/>
         </w:rPr>
         <w:t>Weighted Contribution via Squaring:</w:t>
       </w:r>
@@ -5758,6 +6897,9 @@
           </m:sSupPr>
           <m:e>
             <m:r>
+              <m:rPr>
+                <m:sty m:val="bi"/>
+              </m:rPr>
               <w:rPr>
                 <w:rFonts w:ascii="Cambria Math" w:hAnsi="Cambria Math"/>
                 <w:sz w:val="18"/>
@@ -5768,6 +6910,9 @@
           </m:e>
           <m:sup>
             <m:r>
+              <m:rPr>
+                <m:sty m:val="bi"/>
+              </m:rPr>
               <w:rPr>
                 <w:rFonts w:ascii="Cambria Math" w:hAnsi="Cambria Math"/>
                 <w:sz w:val="18"/>
@@ -5778,6 +6923,9 @@
           </m:sup>
         </m:sSup>
         <m:r>
+          <m:rPr>
+            <m:sty m:val="bi"/>
+          </m:rPr>
           <w:rPr>
             <w:rFonts w:ascii="Cambria Math" w:hAnsi="Cambria Math"/>
             <w:sz w:val="18"/>
@@ -5812,6 +6960,9 @@
           </m:sSupPr>
           <m:e>
             <m:r>
+              <m:rPr>
+                <m:sty m:val="bi"/>
+              </m:rPr>
               <w:rPr>
                 <w:rFonts w:ascii="Cambria Math" w:hAnsi="Cambria Math"/>
                 <w:sz w:val="18"/>
@@ -5822,6 +6973,9 @@
           </m:e>
           <m:sup>
             <m:r>
+              <m:rPr>
+                <m:sty m:val="bi"/>
+              </m:rPr>
               <w:rPr>
                 <w:rFonts w:ascii="Cambria Math" w:hAnsi="Cambria Math"/>
                 <w:sz w:val="18"/>
@@ -5832,6 +6986,9 @@
           </m:sup>
         </m:sSup>
         <m:r>
+          <m:rPr>
+            <m:sty m:val="bi"/>
+          </m:rPr>
           <w:rPr>
             <w:rFonts w:ascii="Cambria Math" w:hAnsi="Cambria Math"/>
             <w:sz w:val="18"/>
@@ -5862,8 +7019,6 @@
       <w:r>
         <w:rPr>
           <w:rStyle w:val="Heading3Char"/>
-          <w:b w:val="0"/>
-          <w:bCs w:val="0"/>
         </w:rPr>
         <w:t>Weighted Average Calculation:</w:t>
       </w:r>
@@ -6482,8 +7637,6 @@
       <w:r>
         <w:rPr>
           <w:rStyle w:val="Heading3Char"/>
-          <w:b w:val="0"/>
-          <w:bCs w:val="0"/>
         </w:rPr>
         <w:lastRenderedPageBreak/>
         <w:t>Reconstruction Outcome:</w:t>
@@ -6815,8 +7968,6 @@
       <w:r>
         <w:rPr>
           <w:rFonts w:eastAsia="Times New Roman"/>
-          <w:b w:val="0"/>
-          <w:bCs w:val="0"/>
         </w:rPr>
         <w:t>Rationale for the Formula:</w:t>
       </w:r>
@@ -6849,6 +8000,9 @@
       </w:r>
       <m:oMath>
         <m:r>
+          <m:rPr>
+            <m:sty m:val="bi"/>
+          </m:rPr>
           <w:rPr>
             <w:rFonts w:ascii="Cambria Math" w:eastAsia="Times New Roman" w:hAnsi="Cambria Math"/>
             <w:sz w:val="18"/>
@@ -6871,6 +8025,9 @@
           </m:sSupPr>
           <m:e>
             <m:r>
+              <m:rPr>
+                <m:sty m:val="bi"/>
+              </m:rPr>
               <w:rPr>
                 <w:rFonts w:ascii="Cambria Math" w:eastAsia="Times New Roman" w:hAnsi="Cambria Math"/>
                 <w:sz w:val="18"/>
@@ -6881,6 +8038,9 @@
           </m:e>
           <m:sup>
             <m:r>
+              <m:rPr>
+                <m:sty m:val="bi"/>
+              </m:rPr>
               <w:rPr>
                 <w:rFonts w:ascii="Cambria Math" w:eastAsia="Times New Roman" w:hAnsi="Cambria Math"/>
                 <w:sz w:val="18"/>
@@ -6914,10 +8074,20 @@
       <w:r>
         <w:rPr>
           <w:rFonts w:asciiTheme="majorBidi" w:eastAsia="Times New Roman" w:hAnsiTheme="majorBidi" w:cstheme="majorBidi"/>
-          <w:sz w:val="18"/>
-          <w:szCs w:val="18"/>
-        </w:rPr>
-        <w:t>Normalization: The division ensures that the overall scale of the pixel values remains consistent, making the method robust to variations in the number of active bits.</w:t>
+          <w:b/>
+          <w:bCs/>
+          <w:sz w:val="18"/>
+          <w:szCs w:val="18"/>
+        </w:rPr>
+        <w:t>Normalization:</w:t>
+      </w:r>
+      <w:r>
+        <w:rPr>
+          <w:rFonts w:asciiTheme="majorBidi" w:eastAsia="Times New Roman" w:hAnsiTheme="majorBidi" w:cstheme="majorBidi"/>
+          <w:sz w:val="18"/>
+          <w:szCs w:val="18"/>
+        </w:rPr>
+        <w:t xml:space="preserve"> The division ensures that the overall scale of the pixel values remains consistent, making the method robust to variations in the number of active bits.</w:t>
       </w:r>
     </w:p>
     <w:p>
@@ -6932,10 +8102,20 @@
       <w:r>
         <w:rPr>
           <w:rFonts w:asciiTheme="majorBidi" w:eastAsia="Times New Roman" w:hAnsiTheme="majorBidi" w:cstheme="majorBidi"/>
-          <w:sz w:val="18"/>
-          <w:szCs w:val="18"/>
-        </w:rPr>
-        <w:t>Pixel-Wise Independence: The formula is applied independently for each pixel</w:t>
+          <w:b/>
+          <w:bCs/>
+          <w:sz w:val="18"/>
+          <w:szCs w:val="18"/>
+        </w:rPr>
+        <w:t>Pixel-Wise Independence:</w:t>
+      </w:r>
+      <w:r>
+        <w:rPr>
+          <w:rFonts w:asciiTheme="majorBidi" w:eastAsia="Times New Roman" w:hAnsiTheme="majorBidi" w:cstheme="majorBidi"/>
+          <w:sz w:val="18"/>
+          <w:szCs w:val="18"/>
+        </w:rPr>
+        <w:t xml:space="preserve"> The formula is applied independently for each pixel</w:t>
       </w:r>
       <w:r>
         <w:rPr>
@@ -7276,7 +8456,25 @@
                 <w:sz w:val="18"/>
                 <w:szCs w:val="18"/>
               </w:rPr>
-              <w:t>// Inside MyHtmClassifier.GetPredictedInputValues()</w:t>
+              <w:t xml:space="preserve">// Inside </w:t>
+            </w:r>
+            <w:proofErr w:type="spellStart"/>
+            <w:r>
+              <w:rPr>
+                <w:rFonts w:ascii="Times New Roman" w:eastAsia="Times New Roman" w:hAnsi="Times New Roman" w:cs="Times New Roman"/>
+                <w:sz w:val="18"/>
+                <w:szCs w:val="18"/>
+              </w:rPr>
+              <w:t>MyHtmClassifier.GetPredictedInputValues</w:t>
+            </w:r>
+            <w:proofErr w:type="spellEnd"/>
+            <w:r>
+              <w:rPr>
+                <w:rFonts w:ascii="Times New Roman" w:eastAsia="Times New Roman" w:hAnsi="Times New Roman" w:cs="Times New Roman"/>
+                <w:sz w:val="18"/>
+                <w:szCs w:val="18"/>
+              </w:rPr>
+              <w:t>()</w:t>
             </w:r>
             <w:r>
               <w:rPr>
@@ -7291,7 +8489,45 @@
                 <w:sz w:val="18"/>
                 <w:szCs w:val="18"/>
               </w:rPr>
-              <w:t>double weight = Math.Pow(scored.Overlap, 2);</w:t>
+              <w:t xml:space="preserve">double weight = </w:t>
+            </w:r>
+            <w:proofErr w:type="spellStart"/>
+            <w:r>
+              <w:rPr>
+                <w:rFonts w:ascii="Times New Roman" w:eastAsia="Times New Roman" w:hAnsi="Times New Roman" w:cs="Times New Roman"/>
+                <w:sz w:val="18"/>
+                <w:szCs w:val="18"/>
+              </w:rPr>
+              <w:t>Math.Pow</w:t>
+            </w:r>
+            <w:proofErr w:type="spellEnd"/>
+            <w:r>
+              <w:rPr>
+                <w:rFonts w:ascii="Times New Roman" w:eastAsia="Times New Roman" w:hAnsi="Times New Roman" w:cs="Times New Roman"/>
+                <w:sz w:val="18"/>
+                <w:szCs w:val="18"/>
+              </w:rPr>
+              <w:t>(</w:t>
+            </w:r>
+            <w:proofErr w:type="spellStart"/>
+            <w:proofErr w:type="gramStart"/>
+            <w:r>
+              <w:rPr>
+                <w:rFonts w:ascii="Times New Roman" w:eastAsia="Times New Roman" w:hAnsi="Times New Roman" w:cs="Times New Roman"/>
+                <w:sz w:val="18"/>
+                <w:szCs w:val="18"/>
+              </w:rPr>
+              <w:t>scored.Overlap</w:t>
+            </w:r>
+            <w:proofErr w:type="spellEnd"/>
+            <w:proofErr w:type="gramEnd"/>
+            <w:r>
+              <w:rPr>
+                <w:rFonts w:ascii="Times New Roman" w:eastAsia="Times New Roman" w:hAnsi="Times New Roman" w:cs="Times New Roman"/>
+                <w:sz w:val="18"/>
+                <w:szCs w:val="18"/>
+              </w:rPr>
+              <w:t>, 2);</w:t>
             </w:r>
             <w:r>
               <w:rPr>
@@ -7300,13 +8536,79 @@
               </w:rPr>
               <w:br/>
             </w:r>
-            <w:r>
-              <w:rPr>
-                <w:rFonts w:ascii="Times New Roman" w:eastAsia="Times New Roman" w:hAnsi="Times New Roman" w:cs="Times New Roman"/>
-                <w:sz w:val="18"/>
-                <w:szCs w:val="18"/>
-              </w:rPr>
-              <w:t>pixelSums[i] += scored.Example.OriginalInput[i] * weight;</w:t>
+            <w:proofErr w:type="spellStart"/>
+            <w:r>
+              <w:rPr>
+                <w:rFonts w:ascii="Times New Roman" w:eastAsia="Times New Roman" w:hAnsi="Times New Roman" w:cs="Times New Roman"/>
+                <w:sz w:val="18"/>
+                <w:szCs w:val="18"/>
+              </w:rPr>
+              <w:t>pixelSums</w:t>
+            </w:r>
+            <w:proofErr w:type="spellEnd"/>
+            <w:r>
+              <w:rPr>
+                <w:rFonts w:ascii="Times New Roman" w:eastAsia="Times New Roman" w:hAnsi="Times New Roman" w:cs="Times New Roman"/>
+                <w:sz w:val="18"/>
+                <w:szCs w:val="18"/>
+              </w:rPr>
+              <w:t>[</w:t>
+            </w:r>
+            <w:proofErr w:type="spellStart"/>
+            <w:r>
+              <w:rPr>
+                <w:rFonts w:ascii="Times New Roman" w:eastAsia="Times New Roman" w:hAnsi="Times New Roman" w:cs="Times New Roman"/>
+                <w:sz w:val="18"/>
+                <w:szCs w:val="18"/>
+              </w:rPr>
+              <w:t>i</w:t>
+            </w:r>
+            <w:proofErr w:type="spellEnd"/>
+            <w:r>
+              <w:rPr>
+                <w:rFonts w:ascii="Times New Roman" w:eastAsia="Times New Roman" w:hAnsi="Times New Roman" w:cs="Times New Roman"/>
+                <w:sz w:val="18"/>
+                <w:szCs w:val="18"/>
+              </w:rPr>
+              <w:t xml:space="preserve">] += </w:t>
+            </w:r>
+            <w:proofErr w:type="spellStart"/>
+            <w:proofErr w:type="gramStart"/>
+            <w:r>
+              <w:rPr>
+                <w:rFonts w:ascii="Times New Roman" w:eastAsia="Times New Roman" w:hAnsi="Times New Roman" w:cs="Times New Roman"/>
+                <w:sz w:val="18"/>
+                <w:szCs w:val="18"/>
+              </w:rPr>
+              <w:t>scored.Example.OriginalInput</w:t>
+            </w:r>
+            <w:proofErr w:type="spellEnd"/>
+            <w:proofErr w:type="gramEnd"/>
+            <w:r>
+              <w:rPr>
+                <w:rFonts w:ascii="Times New Roman" w:eastAsia="Times New Roman" w:hAnsi="Times New Roman" w:cs="Times New Roman"/>
+                <w:sz w:val="18"/>
+                <w:szCs w:val="18"/>
+              </w:rPr>
+              <w:t>[</w:t>
+            </w:r>
+            <w:proofErr w:type="spellStart"/>
+            <w:r>
+              <w:rPr>
+                <w:rFonts w:ascii="Times New Roman" w:eastAsia="Times New Roman" w:hAnsi="Times New Roman" w:cs="Times New Roman"/>
+                <w:sz w:val="18"/>
+                <w:szCs w:val="18"/>
+              </w:rPr>
+              <w:t>i</w:t>
+            </w:r>
+            <w:proofErr w:type="spellEnd"/>
+            <w:r>
+              <w:rPr>
+                <w:rFonts w:ascii="Times New Roman" w:eastAsia="Times New Roman" w:hAnsi="Times New Roman" w:cs="Times New Roman"/>
+                <w:sz w:val="18"/>
+                <w:szCs w:val="18"/>
+              </w:rPr>
+              <w:t>] * weight;</w:t>
             </w:r>
           </w:p>
         </w:tc>
@@ -7346,6 +8648,7 @@
         <w:t xml:space="preserve">. </w:t>
       </w:r>
       <w:hyperlink r:id="rId25" w:history="1">
+        <w:proofErr w:type="spellStart"/>
         <w:r>
           <w:rPr>
             <w:rStyle w:val="Hyperlink"/>
@@ -7355,6 +8658,7 @@
           </w:rPr>
           <w:t>HtmClassifier.cs</w:t>
         </w:r>
+        <w:proofErr w:type="spellEnd"/>
       </w:hyperlink>
     </w:p>
     <w:p>
@@ -7621,7 +8925,25 @@
                 <w:sz w:val="18"/>
                 <w:szCs w:val="18"/>
               </w:rPr>
-              <w:t>// Inside Program.cs during testing phase</w:t>
+              <w:t xml:space="preserve">// Inside </w:t>
+            </w:r>
+            <w:proofErr w:type="spellStart"/>
+            <w:r>
+              <w:rPr>
+                <w:rFonts w:ascii="Times New Roman" w:eastAsia="Times New Roman" w:hAnsi="Times New Roman" w:cs="Times New Roman"/>
+                <w:sz w:val="18"/>
+                <w:szCs w:val="18"/>
+              </w:rPr>
+              <w:t>Program.cs</w:t>
+            </w:r>
+            <w:proofErr w:type="spellEnd"/>
+            <w:r>
+              <w:rPr>
+                <w:rFonts w:ascii="Times New Roman" w:eastAsia="Times New Roman" w:hAnsi="Times New Roman" w:cs="Times New Roman"/>
+                <w:sz w:val="18"/>
+                <w:szCs w:val="18"/>
+              </w:rPr>
+              <w:t xml:space="preserve"> during testing phase</w:t>
             </w:r>
             <w:r>
               <w:rPr>
@@ -7636,7 +8958,61 @@
                 <w:sz w:val="18"/>
                 <w:szCs w:val="18"/>
               </w:rPr>
-              <w:t>int predictedLabel = knnClassifierForType.Classify(testSdr, 5);</w:t>
+              <w:t xml:space="preserve">int </w:t>
+            </w:r>
+            <w:proofErr w:type="spellStart"/>
+            <w:r>
+              <w:rPr>
+                <w:rFonts w:ascii="Times New Roman" w:eastAsia="Times New Roman" w:hAnsi="Times New Roman" w:cs="Times New Roman"/>
+                <w:sz w:val="18"/>
+                <w:szCs w:val="18"/>
+              </w:rPr>
+              <w:t>predictedLabel</w:t>
+            </w:r>
+            <w:proofErr w:type="spellEnd"/>
+            <w:r>
+              <w:rPr>
+                <w:rFonts w:ascii="Times New Roman" w:eastAsia="Times New Roman" w:hAnsi="Times New Roman" w:cs="Times New Roman"/>
+                <w:sz w:val="18"/>
+                <w:szCs w:val="18"/>
+              </w:rPr>
+              <w:t xml:space="preserve"> = </w:t>
+            </w:r>
+            <w:proofErr w:type="spellStart"/>
+            <w:r>
+              <w:rPr>
+                <w:rFonts w:ascii="Times New Roman" w:eastAsia="Times New Roman" w:hAnsi="Times New Roman" w:cs="Times New Roman"/>
+                <w:sz w:val="18"/>
+                <w:szCs w:val="18"/>
+              </w:rPr>
+              <w:t>knnClassifierForType.Classify</w:t>
+            </w:r>
+            <w:proofErr w:type="spellEnd"/>
+            <w:r>
+              <w:rPr>
+                <w:rFonts w:ascii="Times New Roman" w:eastAsia="Times New Roman" w:hAnsi="Times New Roman" w:cs="Times New Roman"/>
+                <w:sz w:val="18"/>
+                <w:szCs w:val="18"/>
+              </w:rPr>
+              <w:t>(</w:t>
+            </w:r>
+            <w:proofErr w:type="spellStart"/>
+            <w:r>
+              <w:rPr>
+                <w:rFonts w:ascii="Times New Roman" w:eastAsia="Times New Roman" w:hAnsi="Times New Roman" w:cs="Times New Roman"/>
+                <w:sz w:val="18"/>
+                <w:szCs w:val="18"/>
+              </w:rPr>
+              <w:t>testSdr</w:t>
+            </w:r>
+            <w:proofErr w:type="spellEnd"/>
+            <w:r>
+              <w:rPr>
+                <w:rFonts w:ascii="Times New Roman" w:eastAsia="Times New Roman" w:hAnsi="Times New Roman" w:cs="Times New Roman"/>
+                <w:sz w:val="18"/>
+                <w:szCs w:val="18"/>
+              </w:rPr>
+              <w:t>, 5);</w:t>
             </w:r>
             <w:r>
               <w:rPr>
@@ -7645,13 +9021,77 @@
               </w:rPr>
               <w:br/>
             </w:r>
-            <w:r>
-              <w:rPr>
-                <w:rFonts w:ascii="Times New Roman" w:eastAsia="Times New Roman" w:hAnsi="Times New Roman" w:cs="Times New Roman"/>
-                <w:sz w:val="18"/>
-                <w:szCs w:val="18"/>
-              </w:rPr>
-              <w:t>int[] knnTestReconstructed = imageData[predictedLabel];</w:t>
+            <w:proofErr w:type="gramStart"/>
+            <w:r>
+              <w:rPr>
+                <w:rFonts w:ascii="Times New Roman" w:eastAsia="Times New Roman" w:hAnsi="Times New Roman" w:cs="Times New Roman"/>
+                <w:sz w:val="18"/>
+                <w:szCs w:val="18"/>
+              </w:rPr>
+              <w:t>int[</w:t>
+            </w:r>
+            <w:proofErr w:type="gramEnd"/>
+            <w:r>
+              <w:rPr>
+                <w:rFonts w:ascii="Times New Roman" w:eastAsia="Times New Roman" w:hAnsi="Times New Roman" w:cs="Times New Roman"/>
+                <w:sz w:val="18"/>
+                <w:szCs w:val="18"/>
+              </w:rPr>
+              <w:t xml:space="preserve">] </w:t>
+            </w:r>
+            <w:proofErr w:type="spellStart"/>
+            <w:r>
+              <w:rPr>
+                <w:rFonts w:ascii="Times New Roman" w:eastAsia="Times New Roman" w:hAnsi="Times New Roman" w:cs="Times New Roman"/>
+                <w:sz w:val="18"/>
+                <w:szCs w:val="18"/>
+              </w:rPr>
+              <w:t>knnTestReconstructed</w:t>
+            </w:r>
+            <w:proofErr w:type="spellEnd"/>
+            <w:r>
+              <w:rPr>
+                <w:rFonts w:ascii="Times New Roman" w:eastAsia="Times New Roman" w:hAnsi="Times New Roman" w:cs="Times New Roman"/>
+                <w:sz w:val="18"/>
+                <w:szCs w:val="18"/>
+              </w:rPr>
+              <w:t xml:space="preserve"> = </w:t>
+            </w:r>
+            <w:proofErr w:type="spellStart"/>
+            <w:r>
+              <w:rPr>
+                <w:rFonts w:ascii="Times New Roman" w:eastAsia="Times New Roman" w:hAnsi="Times New Roman" w:cs="Times New Roman"/>
+                <w:sz w:val="18"/>
+                <w:szCs w:val="18"/>
+              </w:rPr>
+              <w:t>imageData</w:t>
+            </w:r>
+            <w:proofErr w:type="spellEnd"/>
+            <w:r>
+              <w:rPr>
+                <w:rFonts w:ascii="Times New Roman" w:eastAsia="Times New Roman" w:hAnsi="Times New Roman" w:cs="Times New Roman"/>
+                <w:sz w:val="18"/>
+                <w:szCs w:val="18"/>
+              </w:rPr>
+              <w:t>[</w:t>
+            </w:r>
+            <w:proofErr w:type="spellStart"/>
+            <w:r>
+              <w:rPr>
+                <w:rFonts w:ascii="Times New Roman" w:eastAsia="Times New Roman" w:hAnsi="Times New Roman" w:cs="Times New Roman"/>
+                <w:sz w:val="18"/>
+                <w:szCs w:val="18"/>
+              </w:rPr>
+              <w:t>predictedLabel</w:t>
+            </w:r>
+            <w:proofErr w:type="spellEnd"/>
+            <w:r>
+              <w:rPr>
+                <w:rFonts w:ascii="Times New Roman" w:eastAsia="Times New Roman" w:hAnsi="Times New Roman" w:cs="Times New Roman"/>
+                <w:sz w:val="18"/>
+                <w:szCs w:val="18"/>
+              </w:rPr>
+              <w:t>];</w:t>
             </w:r>
           </w:p>
         </w:tc>
@@ -7691,6 +9131,7 @@
         <w:t xml:space="preserve">. </w:t>
       </w:r>
       <w:hyperlink r:id="rId27" w:history="1">
+        <w:proofErr w:type="spellStart"/>
         <w:r>
           <w:rPr>
             <w:rStyle w:val="Hyperlink"/>
@@ -7700,6 +9141,7 @@
           </w:rPr>
           <w:t>KnnClassifier.cs</w:t>
         </w:r>
+        <w:proofErr w:type="spellEnd"/>
       </w:hyperlink>
     </w:p>
     <w:p>
@@ -8100,7 +9542,25 @@
           <w:sz w:val="18"/>
           <w:szCs w:val="18"/>
         </w:rPr>
-        <w:t>. The binary image is a thresholded version of the reconstruction (i.e., pixels are either 0 or 1), while the vector image contains continuous-valued pixel intensities representing confidence or similarity scores. To leverage the strengths of both classifiers and both output types, we employ a multi-stage fusion and post-processing strategy.</w:t>
+        <w:t xml:space="preserve">. The binary image is a </w:t>
+      </w:r>
+      <w:proofErr w:type="spellStart"/>
+      <w:r>
+        <w:rPr>
+          <w:rFonts w:ascii="Times New Roman" w:eastAsia="Times New Roman" w:hAnsi="Times New Roman" w:cs="Times New Roman"/>
+          <w:sz w:val="18"/>
+          <w:szCs w:val="18"/>
+        </w:rPr>
+        <w:t>thresholded</w:t>
+      </w:r>
+      <w:proofErr w:type="spellEnd"/>
+      <w:r>
+        <w:rPr>
+          <w:rFonts w:ascii="Times New Roman" w:eastAsia="Times New Roman" w:hAnsi="Times New Roman" w:cs="Times New Roman"/>
+          <w:sz w:val="18"/>
+          <w:szCs w:val="18"/>
+        </w:rPr>
+        <w:t xml:space="preserve"> version of the reconstruction (i.e., pixels are either 0 or 1), while the vector image contains continuous-valued pixel intensities representing confidence or similarity scores. To leverage the strengths of both classifiers and both output types, we employ a multi-stage fusion and post-processing strategy.</w:t>
       </w:r>
     </w:p>
     <w:p>
@@ -8150,7 +9610,27 @@
           <w:szCs w:val="18"/>
           <w:lang w:val="en-MY"/>
         </w:rPr>
-        <w:t>by their cosine similarity scores. These scores are computed using the ImageSimilarity class, which measures how closely each reconstructed image (or candidate region thereof) resembles the original test image. In effect, these weights adjust the contributions of the HTM and KNN vector outputs based on their similarity to the ground truth.</w:t>
+        <w:t xml:space="preserve">by their cosine similarity scores. These scores are computed using the </w:t>
+      </w:r>
+      <w:proofErr w:type="spellStart"/>
+      <w:r>
+        <w:rPr>
+          <w:rFonts w:ascii="Times New Roman" w:eastAsia="Times New Roman" w:hAnsi="Times New Roman" w:cs="Times New Roman"/>
+          <w:sz w:val="18"/>
+          <w:szCs w:val="18"/>
+          <w:lang w:val="en-MY"/>
+        </w:rPr>
+        <w:t>ImageSimilarity</w:t>
+      </w:r>
+      <w:proofErr w:type="spellEnd"/>
+      <w:r>
+        <w:rPr>
+          <w:rFonts w:ascii="Times New Roman" w:eastAsia="Times New Roman" w:hAnsi="Times New Roman" w:cs="Times New Roman"/>
+          <w:sz w:val="18"/>
+          <w:szCs w:val="18"/>
+          <w:lang w:val="en-MY"/>
+        </w:rPr>
+        <w:t xml:space="preserve"> class, which measures how closely each reconstructed image (or candidate region thereof) resembles the original test image. In effect, these weights adjust the contributions of the HTM and KNN vector outputs based on their similarity to the ground truth.</w:t>
       </w:r>
     </w:p>
     <w:p>
@@ -8191,7 +9671,47 @@
           <w:szCs w:val="18"/>
           <w:lang w:val="en-MY"/>
         </w:rPr>
-        <w:t>Because the HTM and KNN approaches generate reconstructions based on different principles—one synthesizing pixel values via weighted sums and the other retrieving exact exemplar images—conflicts may arise at the pixel level. For pixels with conflicting predictions between the candidates, we apply a Gaussian weighted local voting mechanism. This step examines the pixel’s neighborhood and uses a Gaussian function to assign weights to nearby pixel values, thereby favoring more consistent predictions. For example:</w:t>
+        <w:t xml:space="preserve">Because the HTM and KNN approaches generate reconstructions based on different principles—one synthesizing pixel values via weighted sums and the other retrieving exact exemplar images—conflicts may arise at the pixel level. For pixels with conflicting predictions between the candidates, we apply a Gaussian weighted local voting mechanism. This step examines the pixel’s </w:t>
+      </w:r>
+      <w:proofErr w:type="spellStart"/>
+      <w:r>
+        <w:rPr>
+          <w:rFonts w:ascii="Times New Roman" w:eastAsia="Times New Roman" w:hAnsi="Times New Roman" w:cs="Times New Roman"/>
+          <w:sz w:val="18"/>
+          <w:szCs w:val="18"/>
+          <w:lang w:val="en-MY"/>
+        </w:rPr>
+        <w:t>neighborhood</w:t>
+      </w:r>
+      <w:proofErr w:type="spellEnd"/>
+      <w:r>
+        <w:rPr>
+          <w:rFonts w:ascii="Times New Roman" w:eastAsia="Times New Roman" w:hAnsi="Times New Roman" w:cs="Times New Roman"/>
+          <w:sz w:val="18"/>
+          <w:szCs w:val="18"/>
+          <w:lang w:val="en-MY"/>
+        </w:rPr>
+        <w:t xml:space="preserve"> and uses a Gaussian function to assign weights to nearby pixel values, thereby </w:t>
+      </w:r>
+      <w:proofErr w:type="spellStart"/>
+      <w:r>
+        <w:rPr>
+          <w:rFonts w:ascii="Times New Roman" w:eastAsia="Times New Roman" w:hAnsi="Times New Roman" w:cs="Times New Roman"/>
+          <w:sz w:val="18"/>
+          <w:szCs w:val="18"/>
+          <w:lang w:val="en-MY"/>
+        </w:rPr>
+        <w:t>favoring</w:t>
+      </w:r>
+      <w:proofErr w:type="spellEnd"/>
+      <w:r>
+        <w:rPr>
+          <w:rFonts w:ascii="Times New Roman" w:eastAsia="Times New Roman" w:hAnsi="Times New Roman" w:cs="Times New Roman"/>
+          <w:sz w:val="18"/>
+          <w:szCs w:val="18"/>
+          <w:lang w:val="en-MY"/>
+        </w:rPr>
+        <w:t xml:space="preserve"> more consistent predictions. For example:</w:t>
       </w:r>
     </w:p>
     <w:tbl>
@@ -8226,7 +9746,25 @@
                 <w:sz w:val="18"/>
                 <w:szCs w:val="18"/>
               </w:rPr>
-              <w:t>// In Program.cs: Gaussian weighted local vote example</w:t>
+              <w:t xml:space="preserve">// In </w:t>
+            </w:r>
+            <w:proofErr w:type="spellStart"/>
+            <w:r>
+              <w:rPr>
+                <w:rFonts w:ascii="Times New Roman" w:eastAsia="Times New Roman" w:hAnsi="Times New Roman" w:cs="Times New Roman"/>
+                <w:sz w:val="18"/>
+                <w:szCs w:val="18"/>
+              </w:rPr>
+              <w:t>Program.cs</w:t>
+            </w:r>
+            <w:proofErr w:type="spellEnd"/>
+            <w:r>
+              <w:rPr>
+                <w:rFonts w:ascii="Times New Roman" w:eastAsia="Times New Roman" w:hAnsi="Times New Roman" w:cs="Times New Roman"/>
+                <w:sz w:val="18"/>
+                <w:szCs w:val="18"/>
+              </w:rPr>
+              <w:t>: Gaussian weighted local vote example</w:t>
             </w:r>
             <w:r>
               <w:rPr>
@@ -8241,7 +9779,63 @@
                 <w:sz w:val="18"/>
                 <w:szCs w:val="18"/>
               </w:rPr>
-              <w:t>double htmLocalVote = GetGaussianWeightedLocalVote(htmTestReconstructed, j, width, height);</w:t>
+              <w:t xml:space="preserve">double </w:t>
+            </w:r>
+            <w:proofErr w:type="spellStart"/>
+            <w:r>
+              <w:rPr>
+                <w:rFonts w:ascii="Times New Roman" w:eastAsia="Times New Roman" w:hAnsi="Times New Roman" w:cs="Times New Roman"/>
+                <w:sz w:val="18"/>
+                <w:szCs w:val="18"/>
+              </w:rPr>
+              <w:t>htmLocalVote</w:t>
+            </w:r>
+            <w:proofErr w:type="spellEnd"/>
+            <w:r>
+              <w:rPr>
+                <w:rFonts w:ascii="Times New Roman" w:eastAsia="Times New Roman" w:hAnsi="Times New Roman" w:cs="Times New Roman"/>
+                <w:sz w:val="18"/>
+                <w:szCs w:val="18"/>
+              </w:rPr>
+              <w:t xml:space="preserve"> = </w:t>
+            </w:r>
+            <w:proofErr w:type="spellStart"/>
+            <w:proofErr w:type="gramStart"/>
+            <w:r>
+              <w:rPr>
+                <w:rFonts w:ascii="Times New Roman" w:eastAsia="Times New Roman" w:hAnsi="Times New Roman" w:cs="Times New Roman"/>
+                <w:sz w:val="18"/>
+                <w:szCs w:val="18"/>
+              </w:rPr>
+              <w:t>GetGaussianWeightedLocalVote</w:t>
+            </w:r>
+            <w:proofErr w:type="spellEnd"/>
+            <w:r>
+              <w:rPr>
+                <w:rFonts w:ascii="Times New Roman" w:eastAsia="Times New Roman" w:hAnsi="Times New Roman" w:cs="Times New Roman"/>
+                <w:sz w:val="18"/>
+                <w:szCs w:val="18"/>
+              </w:rPr>
+              <w:t>(</w:t>
+            </w:r>
+            <w:proofErr w:type="spellStart"/>
+            <w:proofErr w:type="gramEnd"/>
+            <w:r>
+              <w:rPr>
+                <w:rFonts w:ascii="Times New Roman" w:eastAsia="Times New Roman" w:hAnsi="Times New Roman" w:cs="Times New Roman"/>
+                <w:sz w:val="18"/>
+                <w:szCs w:val="18"/>
+              </w:rPr>
+              <w:t>htmTestReconstructed</w:t>
+            </w:r>
+            <w:proofErr w:type="spellEnd"/>
+            <w:r>
+              <w:rPr>
+                <w:rFonts w:ascii="Times New Roman" w:eastAsia="Times New Roman" w:hAnsi="Times New Roman" w:cs="Times New Roman"/>
+                <w:sz w:val="18"/>
+                <w:szCs w:val="18"/>
+              </w:rPr>
+              <w:t>, j, width, height);</w:t>
             </w:r>
           </w:p>
         </w:tc>
@@ -8281,6 +9875,7 @@
         <w:t xml:space="preserve">. </w:t>
       </w:r>
       <w:hyperlink r:id="rId29" w:history="1">
+        <w:proofErr w:type="spellStart"/>
         <w:r>
           <w:rPr>
             <w:rStyle w:val="Hyperlink"/>
@@ -8290,6 +9885,7 @@
           </w:rPr>
           <w:t>Program.cs</w:t>
         </w:r>
+        <w:proofErr w:type="spellEnd"/>
       </w:hyperlink>
     </w:p>
     <w:p>
@@ -8359,13 +9955,77 @@
                 <w:szCs w:val="18"/>
               </w:rPr>
             </w:pPr>
-            <w:r>
-              <w:rPr>
-                <w:rFonts w:ascii="Times New Roman" w:eastAsia="Times New Roman" w:hAnsi="Times New Roman" w:cs="Times New Roman"/>
-                <w:sz w:val="18"/>
-                <w:szCs w:val="18"/>
-              </w:rPr>
-              <w:t>int[] postProcessedImage = ImageFilter.ApplyMedianFilter(locallyVoted, width, height);</w:t>
+            <w:proofErr w:type="gramStart"/>
+            <w:r>
+              <w:rPr>
+                <w:rFonts w:ascii="Times New Roman" w:eastAsia="Times New Roman" w:hAnsi="Times New Roman" w:cs="Times New Roman"/>
+                <w:sz w:val="18"/>
+                <w:szCs w:val="18"/>
+              </w:rPr>
+              <w:t>int[</w:t>
+            </w:r>
+            <w:proofErr w:type="gramEnd"/>
+            <w:r>
+              <w:rPr>
+                <w:rFonts w:ascii="Times New Roman" w:eastAsia="Times New Roman" w:hAnsi="Times New Roman" w:cs="Times New Roman"/>
+                <w:sz w:val="18"/>
+                <w:szCs w:val="18"/>
+              </w:rPr>
+              <w:t xml:space="preserve">] </w:t>
+            </w:r>
+            <w:proofErr w:type="spellStart"/>
+            <w:r>
+              <w:rPr>
+                <w:rFonts w:ascii="Times New Roman" w:eastAsia="Times New Roman" w:hAnsi="Times New Roman" w:cs="Times New Roman"/>
+                <w:sz w:val="18"/>
+                <w:szCs w:val="18"/>
+              </w:rPr>
+              <w:t>postProcessedImage</w:t>
+            </w:r>
+            <w:proofErr w:type="spellEnd"/>
+            <w:r>
+              <w:rPr>
+                <w:rFonts w:ascii="Times New Roman" w:eastAsia="Times New Roman" w:hAnsi="Times New Roman" w:cs="Times New Roman"/>
+                <w:sz w:val="18"/>
+                <w:szCs w:val="18"/>
+              </w:rPr>
+              <w:t xml:space="preserve"> = </w:t>
+            </w:r>
+            <w:proofErr w:type="spellStart"/>
+            <w:r>
+              <w:rPr>
+                <w:rFonts w:ascii="Times New Roman" w:eastAsia="Times New Roman" w:hAnsi="Times New Roman" w:cs="Times New Roman"/>
+                <w:sz w:val="18"/>
+                <w:szCs w:val="18"/>
+              </w:rPr>
+              <w:t>ImageFilter.ApplyMedianFilter</w:t>
+            </w:r>
+            <w:proofErr w:type="spellEnd"/>
+            <w:r>
+              <w:rPr>
+                <w:rFonts w:ascii="Times New Roman" w:eastAsia="Times New Roman" w:hAnsi="Times New Roman" w:cs="Times New Roman"/>
+                <w:sz w:val="18"/>
+                <w:szCs w:val="18"/>
+              </w:rPr>
+              <w:t>(</w:t>
+            </w:r>
+            <w:proofErr w:type="spellStart"/>
+            <w:r>
+              <w:rPr>
+                <w:rFonts w:ascii="Times New Roman" w:eastAsia="Times New Roman" w:hAnsi="Times New Roman" w:cs="Times New Roman"/>
+                <w:sz w:val="18"/>
+                <w:szCs w:val="18"/>
+              </w:rPr>
+              <w:t>locallyVoted</w:t>
+            </w:r>
+            <w:proofErr w:type="spellEnd"/>
+            <w:r>
+              <w:rPr>
+                <w:rFonts w:ascii="Times New Roman" w:eastAsia="Times New Roman" w:hAnsi="Times New Roman" w:cs="Times New Roman"/>
+                <w:sz w:val="18"/>
+                <w:szCs w:val="18"/>
+              </w:rPr>
+              <w:t>, width, height);</w:t>
             </w:r>
           </w:p>
         </w:tc>
@@ -8405,6 +10065,7 @@
         <w:t xml:space="preserve">. </w:t>
       </w:r>
       <w:hyperlink r:id="rId30" w:history="1">
+        <w:proofErr w:type="spellStart"/>
         <w:r>
           <w:rPr>
             <w:rStyle w:val="Hyperlink"/>
@@ -8414,6 +10075,7 @@
           </w:rPr>
           <w:t>Program.cs</w:t>
         </w:r>
+        <w:proofErr w:type="spellEnd"/>
       </w:hyperlink>
     </w:p>
     <w:p>
@@ -8690,7 +10352,67 @@
           <w:szCs w:val="18"/>
           <w:lang w:val="en-MY"/>
         </w:rPr>
-        <w:t>Separately, the binary reconstructions produced by both classifiers undergo additional processing. The BinaryToImageConverter class converts the binary representation back into a standard PNG image. This conversion assigns a white color to pixel values of 1 and a black color to pixel values of 0:</w:t>
+        <w:t xml:space="preserve">Separately, the binary reconstructions produced by both classifiers undergo additional processing. The </w:t>
+      </w:r>
+      <w:proofErr w:type="spellStart"/>
+      <w:r>
+        <w:rPr>
+          <w:rFonts w:ascii="Times New Roman" w:eastAsia="Times New Roman" w:hAnsi="Times New Roman" w:cs="Times New Roman"/>
+          <w:sz w:val="18"/>
+          <w:szCs w:val="18"/>
+          <w:lang w:val="en-MY"/>
+        </w:rPr>
+        <w:t>BinaryToImageConverter</w:t>
+      </w:r>
+      <w:proofErr w:type="spellEnd"/>
+      <w:r>
+        <w:rPr>
+          <w:rFonts w:ascii="Times New Roman" w:eastAsia="Times New Roman" w:hAnsi="Times New Roman" w:cs="Times New Roman"/>
+          <w:sz w:val="18"/>
+          <w:szCs w:val="18"/>
+          <w:lang w:val="en-MY"/>
+        </w:rPr>
+        <w:t xml:space="preserve"> class converts the binary representation back into a standard PNG image. This conversion assigns a white </w:t>
+      </w:r>
+      <w:proofErr w:type="spellStart"/>
+      <w:r>
+        <w:rPr>
+          <w:rFonts w:ascii="Times New Roman" w:eastAsia="Times New Roman" w:hAnsi="Times New Roman" w:cs="Times New Roman"/>
+          <w:sz w:val="18"/>
+          <w:szCs w:val="18"/>
+          <w:lang w:val="en-MY"/>
+        </w:rPr>
+        <w:t>color</w:t>
+      </w:r>
+      <w:proofErr w:type="spellEnd"/>
+      <w:r>
+        <w:rPr>
+          <w:rFonts w:ascii="Times New Roman" w:eastAsia="Times New Roman" w:hAnsi="Times New Roman" w:cs="Times New Roman"/>
+          <w:sz w:val="18"/>
+          <w:szCs w:val="18"/>
+          <w:lang w:val="en-MY"/>
+        </w:rPr>
+        <w:t xml:space="preserve"> to pixel values of 1 and a black </w:t>
+      </w:r>
+      <w:proofErr w:type="spellStart"/>
+      <w:r>
+        <w:rPr>
+          <w:rFonts w:ascii="Times New Roman" w:eastAsia="Times New Roman" w:hAnsi="Times New Roman" w:cs="Times New Roman"/>
+          <w:sz w:val="18"/>
+          <w:szCs w:val="18"/>
+          <w:lang w:val="en-MY"/>
+        </w:rPr>
+        <w:t>color</w:t>
+      </w:r>
+      <w:proofErr w:type="spellEnd"/>
+      <w:r>
+        <w:rPr>
+          <w:rFonts w:ascii="Times New Roman" w:eastAsia="Times New Roman" w:hAnsi="Times New Roman" w:cs="Times New Roman"/>
+          <w:sz w:val="18"/>
+          <w:szCs w:val="18"/>
+          <w:lang w:val="en-MY"/>
+        </w:rPr>
+        <w:t xml:space="preserve"> to pixel values of 0:</w:t>
       </w:r>
     </w:p>
     <w:tbl>
@@ -8725,7 +10447,25 @@
                 <w:sz w:val="18"/>
                 <w:szCs w:val="18"/>
               </w:rPr>
-              <w:t>// Inside BinaryToImageConverter.SaveBinaryAsPng()</w:t>
+              <w:t xml:space="preserve">// Inside </w:t>
+            </w:r>
+            <w:proofErr w:type="spellStart"/>
+            <w:r>
+              <w:rPr>
+                <w:rFonts w:ascii="Times New Roman" w:eastAsia="Times New Roman" w:hAnsi="Times New Roman" w:cs="Times New Roman"/>
+                <w:sz w:val="18"/>
+                <w:szCs w:val="18"/>
+              </w:rPr>
+              <w:t>BinaryToImageConverter.SaveBinaryAsPng</w:t>
+            </w:r>
+            <w:proofErr w:type="spellEnd"/>
+            <w:r>
+              <w:rPr>
+                <w:rFonts w:ascii="Times New Roman" w:eastAsia="Times New Roman" w:hAnsi="Times New Roman" w:cs="Times New Roman"/>
+                <w:sz w:val="18"/>
+                <w:szCs w:val="18"/>
+              </w:rPr>
+              <w:t>()</w:t>
             </w:r>
             <w:r>
               <w:rPr>
@@ -8740,7 +10480,79 @@
                 <w:sz w:val="18"/>
                 <w:szCs w:val="18"/>
               </w:rPr>
-              <w:t>Rgba32 color = binaryImage[i] == 1 ? new Rgba32(255, 255, 255, 255) : new Rgba32(0, 0, 0, 255);</w:t>
+              <w:t xml:space="preserve">Rgba32 color = </w:t>
+            </w:r>
+            <w:proofErr w:type="spellStart"/>
+            <w:r>
+              <w:rPr>
+                <w:rFonts w:ascii="Times New Roman" w:eastAsia="Times New Roman" w:hAnsi="Times New Roman" w:cs="Times New Roman"/>
+                <w:sz w:val="18"/>
+                <w:szCs w:val="18"/>
+              </w:rPr>
+              <w:t>binaryImage</w:t>
+            </w:r>
+            <w:proofErr w:type="spellEnd"/>
+            <w:r>
+              <w:rPr>
+                <w:rFonts w:ascii="Times New Roman" w:eastAsia="Times New Roman" w:hAnsi="Times New Roman" w:cs="Times New Roman"/>
+                <w:sz w:val="18"/>
+                <w:szCs w:val="18"/>
+              </w:rPr>
+              <w:t>[</w:t>
+            </w:r>
+            <w:proofErr w:type="spellStart"/>
+            <w:r>
+              <w:rPr>
+                <w:rFonts w:ascii="Times New Roman" w:eastAsia="Times New Roman" w:hAnsi="Times New Roman" w:cs="Times New Roman"/>
+                <w:sz w:val="18"/>
+                <w:szCs w:val="18"/>
+              </w:rPr>
+              <w:t>i</w:t>
+            </w:r>
+            <w:proofErr w:type="spellEnd"/>
+            <w:r>
+              <w:rPr>
+                <w:rFonts w:ascii="Times New Roman" w:eastAsia="Times New Roman" w:hAnsi="Times New Roman" w:cs="Times New Roman"/>
+                <w:sz w:val="18"/>
+                <w:szCs w:val="18"/>
+              </w:rPr>
+              <w:t xml:space="preserve">] == </w:t>
+            </w:r>
+            <w:proofErr w:type="gramStart"/>
+            <w:r>
+              <w:rPr>
+                <w:rFonts w:ascii="Times New Roman" w:eastAsia="Times New Roman" w:hAnsi="Times New Roman" w:cs="Times New Roman"/>
+                <w:sz w:val="18"/>
+                <w:szCs w:val="18"/>
+              </w:rPr>
+              <w:t>1 ?</w:t>
+            </w:r>
+            <w:proofErr w:type="gramEnd"/>
+            <w:r>
+              <w:rPr>
+                <w:rFonts w:ascii="Times New Roman" w:eastAsia="Times New Roman" w:hAnsi="Times New Roman" w:cs="Times New Roman"/>
+                <w:sz w:val="18"/>
+                <w:szCs w:val="18"/>
+              </w:rPr>
+              <w:t xml:space="preserve"> new Rgba32(255, 255, 255, 255</w:t>
+            </w:r>
+            <w:proofErr w:type="gramStart"/>
+            <w:r>
+              <w:rPr>
+                <w:rFonts w:ascii="Times New Roman" w:eastAsia="Times New Roman" w:hAnsi="Times New Roman" w:cs="Times New Roman"/>
+                <w:sz w:val="18"/>
+                <w:szCs w:val="18"/>
+              </w:rPr>
+              <w:t>) :</w:t>
+            </w:r>
+            <w:proofErr w:type="gramEnd"/>
+            <w:r>
+              <w:rPr>
+                <w:rFonts w:ascii="Times New Roman" w:eastAsia="Times New Roman" w:hAnsi="Times New Roman" w:cs="Times New Roman"/>
+                <w:sz w:val="18"/>
+                <w:szCs w:val="18"/>
+              </w:rPr>
+              <w:t xml:space="preserve"> new Rgba32(0, 0, 0, 255);</w:t>
             </w:r>
             <w:r>
               <w:rPr>
@@ -8749,13 +10561,23 @@
               </w:rPr>
               <w:br/>
             </w:r>
-            <w:r>
-              <w:rPr>
-                <w:rFonts w:ascii="Times New Roman" w:eastAsia="Times New Roman" w:hAnsi="Times New Roman" w:cs="Times New Roman"/>
-                <w:sz w:val="18"/>
-                <w:szCs w:val="18"/>
-              </w:rPr>
-              <w:t>image[x, y] = color;</w:t>
+            <w:proofErr w:type="gramStart"/>
+            <w:r>
+              <w:rPr>
+                <w:rFonts w:ascii="Times New Roman" w:eastAsia="Times New Roman" w:hAnsi="Times New Roman" w:cs="Times New Roman"/>
+                <w:sz w:val="18"/>
+                <w:szCs w:val="18"/>
+              </w:rPr>
+              <w:t>image[</w:t>
+            </w:r>
+            <w:proofErr w:type="gramEnd"/>
+            <w:r>
+              <w:rPr>
+                <w:rFonts w:ascii="Times New Roman" w:eastAsia="Times New Roman" w:hAnsi="Times New Roman" w:cs="Times New Roman"/>
+                <w:sz w:val="18"/>
+                <w:szCs w:val="18"/>
+              </w:rPr>
+              <w:t>x, y] = color;</w:t>
             </w:r>
             <w:r>
               <w:rPr>
@@ -8764,13 +10586,43 @@
               </w:rPr>
               <w:br/>
             </w:r>
-            <w:r>
-              <w:rPr>
-                <w:rFonts w:ascii="Times New Roman" w:eastAsia="Times New Roman" w:hAnsi="Times New Roman" w:cs="Times New Roman"/>
-                <w:sz w:val="18"/>
-                <w:szCs w:val="18"/>
-              </w:rPr>
-              <w:t>image.Save(outputPath);</w:t>
+            <w:proofErr w:type="spellStart"/>
+            <w:proofErr w:type="gramStart"/>
+            <w:r>
+              <w:rPr>
+                <w:rFonts w:ascii="Times New Roman" w:eastAsia="Times New Roman" w:hAnsi="Times New Roman" w:cs="Times New Roman"/>
+                <w:sz w:val="18"/>
+                <w:szCs w:val="18"/>
+              </w:rPr>
+              <w:t>image.Save</w:t>
+            </w:r>
+            <w:proofErr w:type="spellEnd"/>
+            <w:proofErr w:type="gramEnd"/>
+            <w:r>
+              <w:rPr>
+                <w:rFonts w:ascii="Times New Roman" w:eastAsia="Times New Roman" w:hAnsi="Times New Roman" w:cs="Times New Roman"/>
+                <w:sz w:val="18"/>
+                <w:szCs w:val="18"/>
+              </w:rPr>
+              <w:t>(</w:t>
+            </w:r>
+            <w:proofErr w:type="spellStart"/>
+            <w:r>
+              <w:rPr>
+                <w:rFonts w:ascii="Times New Roman" w:eastAsia="Times New Roman" w:hAnsi="Times New Roman" w:cs="Times New Roman"/>
+                <w:sz w:val="18"/>
+                <w:szCs w:val="18"/>
+              </w:rPr>
+              <w:t>outputPath</w:t>
+            </w:r>
+            <w:proofErr w:type="spellEnd"/>
+            <w:r>
+              <w:rPr>
+                <w:rFonts w:ascii="Times New Roman" w:eastAsia="Times New Roman" w:hAnsi="Times New Roman" w:cs="Times New Roman"/>
+                <w:sz w:val="18"/>
+                <w:szCs w:val="18"/>
+              </w:rPr>
+              <w:t>);</w:t>
             </w:r>
           </w:p>
         </w:tc>
@@ -8806,6 +10658,7 @@
         <w:t xml:space="preserve">. </w:t>
       </w:r>
       <w:hyperlink r:id="rId32" w:history="1">
+        <w:proofErr w:type="spellStart"/>
         <w:r>
           <w:rPr>
             <w:rStyle w:val="Hyperlink"/>
@@ -8830,6 +10683,7 @@
           </w:rPr>
           <w:t>cs</w:t>
         </w:r>
+        <w:proofErr w:type="spellEnd"/>
         <w:r>
           <w:rPr>
             <w:rStyle w:val="Hyperlink"/>
@@ -9183,13 +11037,23 @@
         </w:rPr>
         <w:t xml:space="preserve"> </w:t>
       </w:r>
-      <w:r>
-        <w:rPr>
-          <w:rFonts w:ascii="Times New Roman" w:eastAsia="Times New Roman" w:hAnsi="Times New Roman" w:cs="Times New Roman"/>
-          <w:sz w:val="18"/>
-          <w:szCs w:val="18"/>
-        </w:rPr>
-        <w:t>BinaryToImageConverter class, allowing for a visual evaluation of the reconstruction quality.</w:t>
+      <w:proofErr w:type="spellStart"/>
+      <w:r>
+        <w:rPr>
+          <w:rFonts w:ascii="Times New Roman" w:eastAsia="Times New Roman" w:hAnsi="Times New Roman" w:cs="Times New Roman"/>
+          <w:sz w:val="18"/>
+          <w:szCs w:val="18"/>
+        </w:rPr>
+        <w:t>BinaryToImageConverter</w:t>
+      </w:r>
+      <w:proofErr w:type="spellEnd"/>
+      <w:r>
+        <w:rPr>
+          <w:rFonts w:ascii="Times New Roman" w:eastAsia="Times New Roman" w:hAnsi="Times New Roman" w:cs="Times New Roman"/>
+          <w:sz w:val="18"/>
+          <w:szCs w:val="18"/>
+        </w:rPr>
+        <w:t xml:space="preserve"> class, allowing for a visual evaluation of the reconstruction quality.</w:t>
       </w:r>
     </w:p>
     <w:p>
@@ -9282,6 +11146,7 @@
         </w:rPr>
         <w:t xml:space="preserve">The </w:t>
       </w:r>
+      <w:proofErr w:type="spellStart"/>
       <w:r>
         <w:rPr>
           <w:rFonts w:ascii="Times New Roman" w:eastAsia="Times New Roman" w:hAnsi="Times New Roman" w:cs="Times New Roman"/>
@@ -9290,6 +11155,7 @@
         </w:rPr>
         <w:t>ImageSimilarity</w:t>
       </w:r>
+      <w:proofErr w:type="spellEnd"/>
       <w:r>
         <w:rPr>
           <w:rFonts w:ascii="Times New Roman" w:eastAsia="Times New Roman" w:hAnsi="Times New Roman" w:cs="Times New Roman"/>
@@ -9331,7 +11197,25 @@
                 <w:sz w:val="18"/>
                 <w:szCs w:val="18"/>
               </w:rPr>
-              <w:t>// Inside ImageSimilarity.CalculateCosineSimilarity()</w:t>
+              <w:t xml:space="preserve">// Inside </w:t>
+            </w:r>
+            <w:proofErr w:type="spellStart"/>
+            <w:r>
+              <w:rPr>
+                <w:rFonts w:ascii="Times New Roman" w:eastAsia="Times New Roman" w:hAnsi="Times New Roman" w:cs="Times New Roman"/>
+                <w:sz w:val="18"/>
+                <w:szCs w:val="18"/>
+              </w:rPr>
+              <w:t>ImageSimilarity.CalculateCosineSimilarity</w:t>
+            </w:r>
+            <w:proofErr w:type="spellEnd"/>
+            <w:r>
+              <w:rPr>
+                <w:rFonts w:ascii="Times New Roman" w:eastAsia="Times New Roman" w:hAnsi="Times New Roman" w:cs="Times New Roman"/>
+                <w:sz w:val="18"/>
+                <w:szCs w:val="18"/>
+              </w:rPr>
+              <w:t>()</w:t>
             </w:r>
             <w:r>
               <w:rPr>
@@ -9346,7 +11230,97 @@
                 <w:sz w:val="18"/>
                 <w:szCs w:val="18"/>
               </w:rPr>
-              <w:t>double similarity = dotProduct / (Math.Sqrt(originalNorm) * Math.Sqrt(reconstructedNorm));</w:t>
+              <w:t xml:space="preserve">double similarity = </w:t>
+            </w:r>
+            <w:proofErr w:type="spellStart"/>
+            <w:r>
+              <w:rPr>
+                <w:rFonts w:ascii="Times New Roman" w:eastAsia="Times New Roman" w:hAnsi="Times New Roman" w:cs="Times New Roman"/>
+                <w:sz w:val="18"/>
+                <w:szCs w:val="18"/>
+              </w:rPr>
+              <w:t>dotProduct</w:t>
+            </w:r>
+            <w:proofErr w:type="spellEnd"/>
+            <w:r>
+              <w:rPr>
+                <w:rFonts w:ascii="Times New Roman" w:eastAsia="Times New Roman" w:hAnsi="Times New Roman" w:cs="Times New Roman"/>
+                <w:sz w:val="18"/>
+                <w:szCs w:val="18"/>
+              </w:rPr>
+              <w:t xml:space="preserve"> / (</w:t>
+            </w:r>
+            <w:proofErr w:type="spellStart"/>
+            <w:r>
+              <w:rPr>
+                <w:rFonts w:ascii="Times New Roman" w:eastAsia="Times New Roman" w:hAnsi="Times New Roman" w:cs="Times New Roman"/>
+                <w:sz w:val="18"/>
+                <w:szCs w:val="18"/>
+              </w:rPr>
+              <w:t>Math.Sqrt</w:t>
+            </w:r>
+            <w:proofErr w:type="spellEnd"/>
+            <w:r>
+              <w:rPr>
+                <w:rFonts w:ascii="Times New Roman" w:eastAsia="Times New Roman" w:hAnsi="Times New Roman" w:cs="Times New Roman"/>
+                <w:sz w:val="18"/>
+                <w:szCs w:val="18"/>
+              </w:rPr>
+              <w:t>(</w:t>
+            </w:r>
+            <w:proofErr w:type="spellStart"/>
+            <w:r>
+              <w:rPr>
+                <w:rFonts w:ascii="Times New Roman" w:eastAsia="Times New Roman" w:hAnsi="Times New Roman" w:cs="Times New Roman"/>
+                <w:sz w:val="18"/>
+                <w:szCs w:val="18"/>
+              </w:rPr>
+              <w:t>originalNorm</w:t>
+            </w:r>
+            <w:proofErr w:type="spellEnd"/>
+            <w:r>
+              <w:rPr>
+                <w:rFonts w:ascii="Times New Roman" w:eastAsia="Times New Roman" w:hAnsi="Times New Roman" w:cs="Times New Roman"/>
+                <w:sz w:val="18"/>
+                <w:szCs w:val="18"/>
+              </w:rPr>
+              <w:t xml:space="preserve">) * </w:t>
+            </w:r>
+            <w:proofErr w:type="spellStart"/>
+            <w:r>
+              <w:rPr>
+                <w:rFonts w:ascii="Times New Roman" w:eastAsia="Times New Roman" w:hAnsi="Times New Roman" w:cs="Times New Roman"/>
+                <w:sz w:val="18"/>
+                <w:szCs w:val="18"/>
+              </w:rPr>
+              <w:t>Math.Sqrt</w:t>
+            </w:r>
+            <w:proofErr w:type="spellEnd"/>
+            <w:r>
+              <w:rPr>
+                <w:rFonts w:ascii="Times New Roman" w:eastAsia="Times New Roman" w:hAnsi="Times New Roman" w:cs="Times New Roman"/>
+                <w:sz w:val="18"/>
+                <w:szCs w:val="18"/>
+              </w:rPr>
+              <w:t>(</w:t>
+            </w:r>
+            <w:proofErr w:type="spellStart"/>
+            <w:r>
+              <w:rPr>
+                <w:rFonts w:ascii="Times New Roman" w:eastAsia="Times New Roman" w:hAnsi="Times New Roman" w:cs="Times New Roman"/>
+                <w:sz w:val="18"/>
+                <w:szCs w:val="18"/>
+              </w:rPr>
+              <w:t>reconstructedNorm</w:t>
+            </w:r>
+            <w:proofErr w:type="spellEnd"/>
+            <w:r>
+              <w:rPr>
+                <w:rFonts w:ascii="Times New Roman" w:eastAsia="Times New Roman" w:hAnsi="Times New Roman" w:cs="Times New Roman"/>
+                <w:sz w:val="18"/>
+                <w:szCs w:val="18"/>
+              </w:rPr>
+              <w:t>));</w:t>
             </w:r>
           </w:p>
           <w:p>
@@ -9414,6 +11388,7 @@
         <w:t xml:space="preserve"> </w:t>
       </w:r>
       <w:hyperlink r:id="rId34" w:history="1">
+        <w:proofErr w:type="spellStart"/>
         <w:r>
           <w:rPr>
             <w:rStyle w:val="Hyperlink"/>
@@ -9423,6 +11398,7 @@
           </w:rPr>
           <w:t>ImageSimilarity.cs</w:t>
         </w:r>
+        <w:proofErr w:type="spellEnd"/>
       </w:hyperlink>
     </w:p>
     <w:p>
@@ -9456,16 +11432,37 @@
           <w:sz w:val="18"/>
           <w:szCs w:val="18"/>
         </w:rPr>
-        <w:t>A pixel-by-pixel comparison is performed to compute the binary similarity.</w:t>
-      </w:r>
-      <w:r>
-        <w:rPr>
-          <w:rFonts w:ascii="Times New Roman" w:eastAsia="Times New Roman" w:hAnsi="Times New Roman" w:cs="Times New Roman"/>
-          <w:sz w:val="18"/>
-          <w:szCs w:val="18"/>
-        </w:rPr>
-        <w:t xml:space="preserve">Results, including average similarity percentages, are compiled into Excel spreadsheets using the </w:t>
-      </w:r>
+        <w:t xml:space="preserve">A pixel-by-pixel comparison is performed to compute the binary </w:t>
+      </w:r>
+      <w:proofErr w:type="spellStart"/>
+      <w:proofErr w:type="gramStart"/>
+      <w:r>
+        <w:rPr>
+          <w:rFonts w:ascii="Times New Roman" w:eastAsia="Times New Roman" w:hAnsi="Times New Roman" w:cs="Times New Roman"/>
+          <w:sz w:val="18"/>
+          <w:szCs w:val="18"/>
+        </w:rPr>
+        <w:t>similarity.</w:t>
+      </w:r>
+      <w:r>
+        <w:rPr>
+          <w:rFonts w:ascii="Times New Roman" w:eastAsia="Times New Roman" w:hAnsi="Times New Roman" w:cs="Times New Roman"/>
+          <w:sz w:val="18"/>
+          <w:szCs w:val="18"/>
+        </w:rPr>
+        <w:t>Results</w:t>
+      </w:r>
+      <w:proofErr w:type="spellEnd"/>
+      <w:proofErr w:type="gramEnd"/>
+      <w:r>
+        <w:rPr>
+          <w:rFonts w:ascii="Times New Roman" w:eastAsia="Times New Roman" w:hAnsi="Times New Roman" w:cs="Times New Roman"/>
+          <w:sz w:val="18"/>
+          <w:szCs w:val="18"/>
+        </w:rPr>
+        <w:t xml:space="preserve">, including average similarity percentages, are compiled into Excel spreadsheets using the </w:t>
+      </w:r>
+      <w:proofErr w:type="spellStart"/>
       <w:r>
         <w:rPr>
           <w:rFonts w:ascii="Times New Roman" w:eastAsia="Times New Roman" w:hAnsi="Times New Roman" w:cs="Times New Roman"/>
@@ -9474,6 +11471,7 @@
         </w:rPr>
         <w:t>ExcelHelper</w:t>
       </w:r>
+      <w:proofErr w:type="spellEnd"/>
       <w:r>
         <w:rPr>
           <w:rFonts w:ascii="Times New Roman" w:eastAsia="Times New Roman" w:hAnsi="Times New Roman" w:cs="Times New Roman"/>
@@ -9515,7 +11513,25 @@
                 <w:sz w:val="18"/>
                 <w:szCs w:val="18"/>
               </w:rPr>
-              <w:t>// Inside ExcelHelper.SaveSimilarityStatistics()</w:t>
+              <w:t xml:space="preserve">// Inside </w:t>
+            </w:r>
+            <w:proofErr w:type="spellStart"/>
+            <w:r>
+              <w:rPr>
+                <w:rFonts w:ascii="Times New Roman" w:eastAsia="Times New Roman" w:hAnsi="Times New Roman" w:cs="Times New Roman"/>
+                <w:sz w:val="18"/>
+                <w:szCs w:val="18"/>
+              </w:rPr>
+              <w:t>ExcelHelper.SaveSimilarityStatistics</w:t>
+            </w:r>
+            <w:proofErr w:type="spellEnd"/>
+            <w:r>
+              <w:rPr>
+                <w:rFonts w:ascii="Times New Roman" w:eastAsia="Times New Roman" w:hAnsi="Times New Roman" w:cs="Times New Roman"/>
+                <w:sz w:val="18"/>
+                <w:szCs w:val="18"/>
+              </w:rPr>
+              <w:t>()</w:t>
             </w:r>
             <w:r>
               <w:rPr>
@@ -9524,13 +11540,43 @@
               </w:rPr>
               <w:br/>
             </w:r>
-            <w:r>
-              <w:rPr>
-                <w:rFonts w:ascii="Times New Roman" w:eastAsia="Times New Roman" w:hAnsi="Times New Roman" w:cs="Times New Roman"/>
-                <w:sz w:val="18"/>
-                <w:szCs w:val="18"/>
-              </w:rPr>
-              <w:t>worksheet.Cell(1, 1).Value = "Picture Name";</w:t>
+            <w:proofErr w:type="spellStart"/>
+            <w:proofErr w:type="gramStart"/>
+            <w:r>
+              <w:rPr>
+                <w:rFonts w:ascii="Times New Roman" w:eastAsia="Times New Roman" w:hAnsi="Times New Roman" w:cs="Times New Roman"/>
+                <w:sz w:val="18"/>
+                <w:szCs w:val="18"/>
+              </w:rPr>
+              <w:t>worksheet.Cell</w:t>
+            </w:r>
+            <w:proofErr w:type="spellEnd"/>
+            <w:proofErr w:type="gramEnd"/>
+            <w:r>
+              <w:rPr>
+                <w:rFonts w:ascii="Times New Roman" w:eastAsia="Times New Roman" w:hAnsi="Times New Roman" w:cs="Times New Roman"/>
+                <w:sz w:val="18"/>
+                <w:szCs w:val="18"/>
+              </w:rPr>
+              <w:t>(1, 1</w:t>
+            </w:r>
+            <w:proofErr w:type="gramStart"/>
+            <w:r>
+              <w:rPr>
+                <w:rFonts w:ascii="Times New Roman" w:eastAsia="Times New Roman" w:hAnsi="Times New Roman" w:cs="Times New Roman"/>
+                <w:sz w:val="18"/>
+                <w:szCs w:val="18"/>
+              </w:rPr>
+              <w:t>).Value</w:t>
+            </w:r>
+            <w:proofErr w:type="gramEnd"/>
+            <w:r>
+              <w:rPr>
+                <w:rFonts w:ascii="Times New Roman" w:eastAsia="Times New Roman" w:hAnsi="Times New Roman" w:cs="Times New Roman"/>
+                <w:sz w:val="18"/>
+                <w:szCs w:val="18"/>
+              </w:rPr>
+              <w:t xml:space="preserve"> = "Picture Name";</w:t>
             </w:r>
             <w:r>
               <w:rPr>
@@ -9554,13 +11600,43 @@
               </w:rPr>
               <w:br/>
             </w:r>
-            <w:r>
-              <w:rPr>
-                <w:rFonts w:ascii="Times New Roman" w:eastAsia="Times New Roman" w:hAnsi="Times New Roman" w:cs="Times New Roman"/>
-                <w:sz w:val="18"/>
-                <w:szCs w:val="18"/>
-              </w:rPr>
-              <w:t>workbook.SaveAs(filePath);</w:t>
+            <w:proofErr w:type="spellStart"/>
+            <w:proofErr w:type="gramStart"/>
+            <w:r>
+              <w:rPr>
+                <w:rFonts w:ascii="Times New Roman" w:eastAsia="Times New Roman" w:hAnsi="Times New Roman" w:cs="Times New Roman"/>
+                <w:sz w:val="18"/>
+                <w:szCs w:val="18"/>
+              </w:rPr>
+              <w:t>workbook.SaveAs</w:t>
+            </w:r>
+            <w:proofErr w:type="spellEnd"/>
+            <w:proofErr w:type="gramEnd"/>
+            <w:r>
+              <w:rPr>
+                <w:rFonts w:ascii="Times New Roman" w:eastAsia="Times New Roman" w:hAnsi="Times New Roman" w:cs="Times New Roman"/>
+                <w:sz w:val="18"/>
+                <w:szCs w:val="18"/>
+              </w:rPr>
+              <w:t>(</w:t>
+            </w:r>
+            <w:proofErr w:type="spellStart"/>
+            <w:r>
+              <w:rPr>
+                <w:rFonts w:ascii="Times New Roman" w:eastAsia="Times New Roman" w:hAnsi="Times New Roman" w:cs="Times New Roman"/>
+                <w:sz w:val="18"/>
+                <w:szCs w:val="18"/>
+              </w:rPr>
+              <w:t>filePath</w:t>
+            </w:r>
+            <w:proofErr w:type="spellEnd"/>
+            <w:r>
+              <w:rPr>
+                <w:rFonts w:ascii="Times New Roman" w:eastAsia="Times New Roman" w:hAnsi="Times New Roman" w:cs="Times New Roman"/>
+                <w:sz w:val="18"/>
+                <w:szCs w:val="18"/>
+              </w:rPr>
+              <w:t>);</w:t>
             </w:r>
           </w:p>
         </w:tc>
@@ -9618,6 +11694,7 @@
         <w:t xml:space="preserve">. </w:t>
       </w:r>
       <w:hyperlink r:id="rId35" w:history="1">
+        <w:proofErr w:type="spellStart"/>
         <w:r>
           <w:rPr>
             <w:rStyle w:val="Hyperlink"/>
@@ -9629,6 +11706,7 @@
           </w:rPr>
           <w:t>ExcelHelper.cs</w:t>
         </w:r>
+        <w:proofErr w:type="spellEnd"/>
       </w:hyperlink>
     </w:p>
     <w:p>
@@ -9702,6 +11780,8 @@
       <w:r>
         <w:rPr>
           <w:rFonts w:ascii="Times New Roman" w:eastAsia="Times New Roman" w:hAnsi="Times New Roman" w:cs="Times New Roman"/>
+          <w:b/>
+          <w:bCs/>
           <w:sz w:val="18"/>
           <w:szCs w:val="18"/>
         </w:rPr>
@@ -9929,6 +12009,8 @@
       <w:r>
         <w:rPr>
           <w:rFonts w:ascii="Times New Roman" w:eastAsia="Times New Roman" w:hAnsi="Times New Roman" w:cs="Times New Roman"/>
+          <w:b/>
+          <w:bCs/>
           <w:sz w:val="18"/>
           <w:szCs w:val="18"/>
         </w:rPr>
@@ -10405,13 +12487,23 @@
                 <w:szCs w:val="18"/>
               </w:rPr>
             </w:pPr>
-            <w:r>
-              <w:rPr>
-                <w:rFonts w:ascii="Times New Roman" w:eastAsia="Times New Roman" w:hAnsi="Times New Roman" w:cs="Times New Roman"/>
-                <w:sz w:val="18"/>
-                <w:szCs w:val="18"/>
-              </w:rPr>
-              <w:t xml:space="preserve">StdDev </w:t>
+            <w:proofErr w:type="spellStart"/>
+            <w:r>
+              <w:rPr>
+                <w:rFonts w:ascii="Times New Roman" w:eastAsia="Times New Roman" w:hAnsi="Times New Roman" w:cs="Times New Roman"/>
+                <w:sz w:val="18"/>
+                <w:szCs w:val="18"/>
+              </w:rPr>
+              <w:t>StdDev</w:t>
+            </w:r>
+            <w:proofErr w:type="spellEnd"/>
+            <w:r>
+              <w:rPr>
+                <w:rFonts w:ascii="Times New Roman" w:eastAsia="Times New Roman" w:hAnsi="Times New Roman" w:cs="Times New Roman"/>
+                <w:sz w:val="18"/>
+                <w:szCs w:val="18"/>
+              </w:rPr>
+              <w:t xml:space="preserve"> </w:t>
             </w:r>
             <w:r>
               <w:rPr>
@@ -10453,13 +12545,23 @@
                 <w:szCs w:val="18"/>
               </w:rPr>
             </w:pPr>
-            <w:r>
-              <w:rPr>
-                <w:rFonts w:ascii="Times New Roman" w:eastAsia="Times New Roman" w:hAnsi="Times New Roman" w:cs="Times New Roman"/>
-                <w:sz w:val="18"/>
-                <w:szCs w:val="18"/>
-              </w:rPr>
-              <w:t xml:space="preserve">StdDev Binary Similarity </w:t>
+            <w:proofErr w:type="spellStart"/>
+            <w:r>
+              <w:rPr>
+                <w:rFonts w:ascii="Times New Roman" w:eastAsia="Times New Roman" w:hAnsi="Times New Roman" w:cs="Times New Roman"/>
+                <w:sz w:val="18"/>
+                <w:szCs w:val="18"/>
+              </w:rPr>
+              <w:t>StdDev</w:t>
+            </w:r>
+            <w:proofErr w:type="spellEnd"/>
+            <w:r>
+              <w:rPr>
+                <w:rFonts w:ascii="Times New Roman" w:eastAsia="Times New Roman" w:hAnsi="Times New Roman" w:cs="Times New Roman"/>
+                <w:sz w:val="18"/>
+                <w:szCs w:val="18"/>
+              </w:rPr>
+              <w:t xml:space="preserve"> Binary Similarity </w:t>
             </w:r>
             <w:r>
               <w:rPr>
@@ -10900,6 +13002,8 @@
         <w:jc w:val="both"/>
         <w:rPr>
           <w:rFonts w:ascii="Times New Roman" w:eastAsia="Times New Roman" w:hAnsi="Times New Roman" w:cs="Times New Roman"/>
+          <w:b/>
+          <w:bCs/>
           <w:sz w:val="18"/>
           <w:szCs w:val="18"/>
           <w:lang w:val="en-MY"/>
@@ -10908,6 +13012,8 @@
       <w:r>
         <w:rPr>
           <w:rFonts w:ascii="Times New Roman" w:eastAsia="Times New Roman" w:hAnsi="Times New Roman" w:cs="Times New Roman"/>
+          <w:b/>
+          <w:bCs/>
           <w:sz w:val="18"/>
           <w:szCs w:val="18"/>
           <w:lang w:val="en-MY"/>
@@ -10972,6 +13078,8 @@
         <w:jc w:val="both"/>
         <w:rPr>
           <w:rFonts w:ascii="Times New Roman" w:eastAsia="Times New Roman" w:hAnsi="Times New Roman" w:cs="Times New Roman"/>
+          <w:b/>
+          <w:bCs/>
           <w:sz w:val="18"/>
           <w:szCs w:val="18"/>
           <w:lang w:val="en-MY"/>
@@ -10980,6 +13088,8 @@
       <w:r>
         <w:rPr>
           <w:rFonts w:ascii="Times New Roman" w:eastAsia="Times New Roman" w:hAnsi="Times New Roman" w:cs="Times New Roman"/>
+          <w:b/>
+          <w:bCs/>
           <w:sz w:val="18"/>
           <w:szCs w:val="18"/>
           <w:lang w:val="en-MY"/>
@@ -11056,6 +13166,8 @@
         <w:jc w:val="both"/>
         <w:rPr>
           <w:rFonts w:ascii="Times New Roman" w:eastAsia="Times New Roman" w:hAnsi="Times New Roman" w:cs="Times New Roman"/>
+          <w:b/>
+          <w:bCs/>
           <w:sz w:val="18"/>
           <w:szCs w:val="18"/>
           <w:lang w:val="en-MY"/>
@@ -11064,6 +13176,8 @@
       <w:r>
         <w:rPr>
           <w:rFonts w:ascii="Times New Roman" w:eastAsia="Times New Roman" w:hAnsi="Times New Roman" w:cs="Times New Roman"/>
+          <w:b/>
+          <w:bCs/>
           <w:sz w:val="18"/>
           <w:szCs w:val="18"/>
           <w:lang w:val="en-MY"/>
@@ -11396,7 +13510,7 @@
           <w:szCs w:val="18"/>
         </w:rPr>
         <w:drawing>
-          <wp:inline distT="0" distB="0" distL="0" distR="0" wp14:anchorId="52ECD505" wp14:editId="7B2171E8">
+          <wp:inline distT="0" distB="0" distL="0" distR="0" wp14:anchorId="52ECD505" wp14:editId="28AC405C">
             <wp:extent cx="2783039" cy="1552575"/>
             <wp:effectExtent l="0" t="0" r="0" b="0"/>
             <wp:docPr id="2088680804" name="Picture 2"/>
@@ -12247,8 +14361,20 @@
           <w:sz w:val="18"/>
           <w:szCs w:val="18"/>
         </w:rPr>
-        <w:t>The entire image reconstruction pipeline—including data preprocessing, feature extraction via spatial pooling, classifier training, reconstruction, and evaluation—was executed on a standard PC. Using built-in runtime measurement tools (e.g., the System.Diagnostics.Stop</w:t>
-      </w:r>
+        <w:t xml:space="preserve">The entire image reconstruction pipeline—including data preprocessing, feature extraction via spatial pooling, classifier training, reconstruction, and evaluation—was executed on a standard PC. Using built-in runtime measurement tools (e.g., the </w:t>
+      </w:r>
+      <w:proofErr w:type="spellStart"/>
+      <w:proofErr w:type="gramStart"/>
+      <w:r>
+        <w:rPr>
+          <w:rFonts w:ascii="Times New Roman" w:eastAsia="Times New Roman" w:hAnsi="Times New Roman" w:cs="Times New Roman"/>
+          <w:sz w:val="18"/>
+          <w:szCs w:val="18"/>
+        </w:rPr>
+        <w:t>System.Diagnostics.Stop</w:t>
+      </w:r>
+      <w:proofErr w:type="spellEnd"/>
+      <w:proofErr w:type="gramEnd"/>
       <w:r>
         <w:rPr>
           <w:rFonts w:ascii="Times New Roman" w:eastAsia="Times New Roman" w:hAnsi="Times New Roman" w:cs="Times New Roman"/>
@@ -12487,7 +14613,25 @@
           <w:sz w:val="18"/>
           <w:szCs w:val="18"/>
         </w:rPr>
-        <w:t xml:space="preserve"> The code below demonstrates the implementation within our program.cs.</w:t>
+        <w:t xml:space="preserve"> The code below demonstrates the implementation within our </w:t>
+      </w:r>
+      <w:proofErr w:type="spellStart"/>
+      <w:r>
+        <w:rPr>
+          <w:rFonts w:ascii="Times New Roman" w:eastAsia="Times New Roman" w:hAnsi="Times New Roman" w:cs="Times New Roman"/>
+          <w:sz w:val="18"/>
+          <w:szCs w:val="18"/>
+        </w:rPr>
+        <w:t>program.cs</w:t>
+      </w:r>
+      <w:proofErr w:type="spellEnd"/>
+      <w:r>
+        <w:rPr>
+          <w:rFonts w:ascii="Times New Roman" w:eastAsia="Times New Roman" w:hAnsi="Times New Roman" w:cs="Times New Roman"/>
+          <w:sz w:val="18"/>
+          <w:szCs w:val="18"/>
+        </w:rPr>
+        <w:t>.</w:t>
       </w:r>
     </w:p>
     <w:tbl>
@@ -12544,7 +14688,47 @@
                 <w:szCs w:val="18"/>
                 <w:lang w:val="en-MY"/>
               </w:rPr>
-              <w:t>Stopwatch stopwatch = Stopwatch.StartNew();</w:t>
+              <w:t xml:space="preserve">Stopwatch </w:t>
+            </w:r>
+            <w:proofErr w:type="spellStart"/>
+            <w:r>
+              <w:rPr>
+                <w:rFonts w:ascii="Times New Roman" w:eastAsia="Times New Roman" w:hAnsi="Times New Roman" w:cs="Times New Roman"/>
+                <w:sz w:val="18"/>
+                <w:szCs w:val="18"/>
+                <w:lang w:val="en-MY"/>
+              </w:rPr>
+              <w:t>stopwatch</w:t>
+            </w:r>
+            <w:proofErr w:type="spellEnd"/>
+            <w:r>
+              <w:rPr>
+                <w:rFonts w:ascii="Times New Roman" w:eastAsia="Times New Roman" w:hAnsi="Times New Roman" w:cs="Times New Roman"/>
+                <w:sz w:val="18"/>
+                <w:szCs w:val="18"/>
+                <w:lang w:val="en-MY"/>
+              </w:rPr>
+              <w:t xml:space="preserve"> = </w:t>
+            </w:r>
+            <w:proofErr w:type="spellStart"/>
+            <w:r>
+              <w:rPr>
+                <w:rFonts w:ascii="Times New Roman" w:eastAsia="Times New Roman" w:hAnsi="Times New Roman" w:cs="Times New Roman"/>
+                <w:sz w:val="18"/>
+                <w:szCs w:val="18"/>
+                <w:lang w:val="en-MY"/>
+              </w:rPr>
+              <w:t>Stopwatch.StartNew</w:t>
+            </w:r>
+            <w:proofErr w:type="spellEnd"/>
+            <w:r>
+              <w:rPr>
+                <w:rFonts w:ascii="Times New Roman" w:eastAsia="Times New Roman" w:hAnsi="Times New Roman" w:cs="Times New Roman"/>
+                <w:sz w:val="18"/>
+                <w:szCs w:val="18"/>
+                <w:lang w:val="en-MY"/>
+              </w:rPr>
+              <w:t>();</w:t>
             </w:r>
             <w:r>
               <w:rPr>
@@ -12572,6 +14756,8 @@
                 <w:lang w:val="en-MY"/>
               </w:rPr>
             </w:pPr>
+            <w:proofErr w:type="spellStart"/>
+            <w:proofErr w:type="gramStart"/>
             <w:r>
               <w:rPr>
                 <w:rFonts w:ascii="Times New Roman" w:eastAsia="Times New Roman" w:hAnsi="Times New Roman" w:cs="Times New Roman"/>
@@ -12579,7 +14765,18 @@
                 <w:szCs w:val="18"/>
                 <w:lang w:val="en-MY"/>
               </w:rPr>
-              <w:t>stopwatch.Stop();</w:t>
+              <w:t>stopwatch.Stop</w:t>
+            </w:r>
+            <w:proofErr w:type="spellEnd"/>
+            <w:proofErr w:type="gramEnd"/>
+            <w:r>
+              <w:rPr>
+                <w:rFonts w:ascii="Times New Roman" w:eastAsia="Times New Roman" w:hAnsi="Times New Roman" w:cs="Times New Roman"/>
+                <w:sz w:val="18"/>
+                <w:szCs w:val="18"/>
+                <w:lang w:val="en-MY"/>
+              </w:rPr>
+              <w:t>();</w:t>
             </w:r>
           </w:p>
           <w:p>
@@ -12591,6 +14788,7 @@
                 <w:lang w:val="en-MY"/>
               </w:rPr>
             </w:pPr>
+            <w:proofErr w:type="spellStart"/>
             <w:r>
               <w:rPr>
                 <w:rFonts w:ascii="Times New Roman" w:eastAsia="Times New Roman" w:hAnsi="Times New Roman" w:cs="Times New Roman"/>
@@ -12598,7 +14796,39 @@
                 <w:szCs w:val="18"/>
                 <w:lang w:val="en-MY"/>
               </w:rPr>
-              <w:t>Console.WriteLine("Total execution time: " + stopwatch.Elapsed);</w:t>
+              <w:t>Console.WriteLine</w:t>
+            </w:r>
+            <w:proofErr w:type="spellEnd"/>
+            <w:r>
+              <w:rPr>
+                <w:rFonts w:ascii="Times New Roman" w:eastAsia="Times New Roman" w:hAnsi="Times New Roman" w:cs="Times New Roman"/>
+                <w:sz w:val="18"/>
+                <w:szCs w:val="18"/>
+                <w:lang w:val="en-MY"/>
+              </w:rPr>
+              <w:t xml:space="preserve">("Total execution time: " + </w:t>
+            </w:r>
+            <w:proofErr w:type="spellStart"/>
+            <w:proofErr w:type="gramStart"/>
+            <w:r>
+              <w:rPr>
+                <w:rFonts w:ascii="Times New Roman" w:eastAsia="Times New Roman" w:hAnsi="Times New Roman" w:cs="Times New Roman"/>
+                <w:sz w:val="18"/>
+                <w:szCs w:val="18"/>
+                <w:lang w:val="en-MY"/>
+              </w:rPr>
+              <w:t>stopwatch.Elapsed</w:t>
+            </w:r>
+            <w:proofErr w:type="spellEnd"/>
+            <w:proofErr w:type="gramEnd"/>
+            <w:r>
+              <w:rPr>
+                <w:rFonts w:ascii="Times New Roman" w:eastAsia="Times New Roman" w:hAnsi="Times New Roman" w:cs="Times New Roman"/>
+                <w:sz w:val="18"/>
+                <w:szCs w:val="18"/>
+                <w:lang w:val="en-MY"/>
+              </w:rPr>
+              <w:t>);</w:t>
             </w:r>
           </w:p>
           <w:p>
@@ -12628,6 +14858,7 @@
                 <w:szCs w:val="18"/>
               </w:rPr>
             </w:pPr>
+            <w:proofErr w:type="spellStart"/>
             <w:r>
               <w:rPr>
                 <w:rFonts w:ascii="Times New Roman" w:eastAsia="Times New Roman" w:hAnsi="Times New Roman" w:cs="Times New Roman"/>
@@ -12635,7 +14866,17 @@
                 <w:szCs w:val="18"/>
                 <w:lang w:val="en-MY"/>
               </w:rPr>
-              <w:t>Console.ReadLine();</w:t>
+              <w:t>Console.ReadLine</w:t>
+            </w:r>
+            <w:proofErr w:type="spellEnd"/>
+            <w:r>
+              <w:rPr>
+                <w:rFonts w:ascii="Times New Roman" w:eastAsia="Times New Roman" w:hAnsi="Times New Roman" w:cs="Times New Roman"/>
+                <w:sz w:val="18"/>
+                <w:szCs w:val="18"/>
+                <w:lang w:val="en-MY"/>
+              </w:rPr>
+              <w:t>();</w:t>
             </w:r>
           </w:p>
           <w:p>
@@ -12693,6 +14934,7 @@
         <w:t xml:space="preserve">. </w:t>
       </w:r>
       <w:hyperlink r:id="rId40" w:history="1">
+        <w:proofErr w:type="spellStart"/>
         <w:r>
           <w:rPr>
             <w:rStyle w:val="Hyperlink"/>
@@ -12702,6 +14944,7 @@
           </w:rPr>
           <w:t>Program.cs</w:t>
         </w:r>
+        <w:proofErr w:type="spellEnd"/>
       </w:hyperlink>
     </w:p>
     <w:p>
@@ -12869,7 +15112,27 @@
           <w:lang w:val="en-MY"/>
         </w:rPr>
         <w:lastRenderedPageBreak/>
-        <w:t>Additionally, expanding both the training and test datasets to include a wider variety of image types and more challenging cases will be critical. Incorporating datasets with diverse characteristics (e.g., images with varying contrast levels, textures, and complex backgrounds) could provide more insights into the behavior of the classifiers and guide further optimizations.</w:t>
+        <w:t xml:space="preserve">Additionally, expanding both the training and test datasets to include a wider variety of image types and more challenging cases will be critical. Incorporating datasets with diverse characteristics (e.g., images with varying contrast levels, textures, and complex backgrounds) could provide more insights into the </w:t>
+      </w:r>
+      <w:proofErr w:type="spellStart"/>
+      <w:r>
+        <w:rPr>
+          <w:rFonts w:ascii="Times New Roman" w:eastAsia="Times New Roman" w:hAnsi="Times New Roman" w:cs="Times New Roman"/>
+          <w:sz w:val="18"/>
+          <w:szCs w:val="18"/>
+          <w:lang w:val="en-MY"/>
+        </w:rPr>
+        <w:t>behavior</w:t>
+      </w:r>
+      <w:proofErr w:type="spellEnd"/>
+      <w:r>
+        <w:rPr>
+          <w:rFonts w:ascii="Times New Roman" w:eastAsia="Times New Roman" w:hAnsi="Times New Roman" w:cs="Times New Roman"/>
+          <w:sz w:val="18"/>
+          <w:szCs w:val="18"/>
+          <w:lang w:val="en-MY"/>
+        </w:rPr>
+        <w:t xml:space="preserve"> of the classifiers and guide further optimizations.</w:t>
       </w:r>
     </w:p>
     <w:p>
@@ -13107,7 +15370,97 @@
           <w:sz w:val="18"/>
           <w:szCs w:val="18"/>
         </w:rPr>
-        <w:t xml:space="preserve">Abu Alfeilat, H. A., Hassanat, A. B., Lasassmeh, O., Tarawneh, A. S., Alhasanat, M. B., Eyal Salman, H. S., &amp; Prasath, V. S. (2019). Effects of distance measure choice on k-nearest neighbor classifier performance: a review. </w:t>
+        <w:t xml:space="preserve">Abu </w:t>
+      </w:r>
+      <w:proofErr w:type="spellStart"/>
+      <w:r>
+        <w:rPr>
+          <w:rFonts w:ascii="Times New Roman" w:eastAsia="Times New Roman" w:hAnsi="Times New Roman" w:cs="Times New Roman"/>
+          <w:sz w:val="18"/>
+          <w:szCs w:val="18"/>
+        </w:rPr>
+        <w:t>Alfeilat</w:t>
+      </w:r>
+      <w:proofErr w:type="spellEnd"/>
+      <w:r>
+        <w:rPr>
+          <w:rFonts w:ascii="Times New Roman" w:eastAsia="Times New Roman" w:hAnsi="Times New Roman" w:cs="Times New Roman"/>
+          <w:sz w:val="18"/>
+          <w:szCs w:val="18"/>
+        </w:rPr>
+        <w:t xml:space="preserve">, H. A., </w:t>
+      </w:r>
+      <w:proofErr w:type="spellStart"/>
+      <w:r>
+        <w:rPr>
+          <w:rFonts w:ascii="Times New Roman" w:eastAsia="Times New Roman" w:hAnsi="Times New Roman" w:cs="Times New Roman"/>
+          <w:sz w:val="18"/>
+          <w:szCs w:val="18"/>
+        </w:rPr>
+        <w:t>Hassanat</w:t>
+      </w:r>
+      <w:proofErr w:type="spellEnd"/>
+      <w:r>
+        <w:rPr>
+          <w:rFonts w:ascii="Times New Roman" w:eastAsia="Times New Roman" w:hAnsi="Times New Roman" w:cs="Times New Roman"/>
+          <w:sz w:val="18"/>
+          <w:szCs w:val="18"/>
+        </w:rPr>
+        <w:t xml:space="preserve">, A. B., </w:t>
+      </w:r>
+      <w:proofErr w:type="spellStart"/>
+      <w:r>
+        <w:rPr>
+          <w:rFonts w:ascii="Times New Roman" w:eastAsia="Times New Roman" w:hAnsi="Times New Roman" w:cs="Times New Roman"/>
+          <w:sz w:val="18"/>
+          <w:szCs w:val="18"/>
+        </w:rPr>
+        <w:t>Lasassmeh</w:t>
+      </w:r>
+      <w:proofErr w:type="spellEnd"/>
+      <w:r>
+        <w:rPr>
+          <w:rFonts w:ascii="Times New Roman" w:eastAsia="Times New Roman" w:hAnsi="Times New Roman" w:cs="Times New Roman"/>
+          <w:sz w:val="18"/>
+          <w:szCs w:val="18"/>
+        </w:rPr>
+        <w:t xml:space="preserve">, O., </w:t>
+      </w:r>
+      <w:proofErr w:type="spellStart"/>
+      <w:r>
+        <w:rPr>
+          <w:rFonts w:ascii="Times New Roman" w:eastAsia="Times New Roman" w:hAnsi="Times New Roman" w:cs="Times New Roman"/>
+          <w:sz w:val="18"/>
+          <w:szCs w:val="18"/>
+        </w:rPr>
+        <w:t>Tarawneh</w:t>
+      </w:r>
+      <w:proofErr w:type="spellEnd"/>
+      <w:r>
+        <w:rPr>
+          <w:rFonts w:ascii="Times New Roman" w:eastAsia="Times New Roman" w:hAnsi="Times New Roman" w:cs="Times New Roman"/>
+          <w:sz w:val="18"/>
+          <w:szCs w:val="18"/>
+        </w:rPr>
+        <w:t xml:space="preserve">, A. S., </w:t>
+      </w:r>
+      <w:proofErr w:type="spellStart"/>
+      <w:r>
+        <w:rPr>
+          <w:rFonts w:ascii="Times New Roman" w:eastAsia="Times New Roman" w:hAnsi="Times New Roman" w:cs="Times New Roman"/>
+          <w:sz w:val="18"/>
+          <w:szCs w:val="18"/>
+        </w:rPr>
+        <w:t>Alhasanat</w:t>
+      </w:r>
+      <w:proofErr w:type="spellEnd"/>
+      <w:r>
+        <w:rPr>
+          <w:rFonts w:ascii="Times New Roman" w:eastAsia="Times New Roman" w:hAnsi="Times New Roman" w:cs="Times New Roman"/>
+          <w:sz w:val="18"/>
+          <w:szCs w:val="18"/>
+        </w:rPr>
+        <w:t xml:space="preserve">, M. B., Eyal Salman, H. S., &amp; Prasath, V. S. (2019). Effects of distance measure choice on k-nearest neighbor classifier performance: a review. </w:t>
       </w:r>
       <w:r>
         <w:rPr>
@@ -17001,6 +19354,7 @@
   <w:style w:type="character" w:default="1" w:styleId="DefaultParagraphFont">
     <w:name w:val="Default Paragraph Font"/>
     <w:uiPriority w:val="1"/>
+    <w:semiHidden/>
     <w:unhideWhenUsed/>
   </w:style>
   <w:style w:type="table" w:default="1" w:styleId="TableNormal">
